--- a/docs/Litterbox_User_Guide.docx
+++ b/docs/Litterbox_User_Guide.docx
@@ -46,7 +46,7 @@
         <w:rPr>
           <w:color w:val="666666"/>
         </w:rPr>
-        <w:t>For Litterbox 0.5.3  ·  October 2026</w:t>
+        <w:t>For Litterbox 0.5.4  ·  October 2026</w:t>
       </w:r>
     </w:p>
     <w:p>
@@ -87,7 +87,7 @@
       <w:r>
         <w:fldChar w:fldCharType="separate"/>
       </w:r>
-      <w:hyperlink w:anchor="_Toc243529428" w:history="1">
+      <w:hyperlink w:anchor="_Toc243562094" w:history="1">
         <w:r>
           <w:rPr>
             <w:rStyle w:val="Hyperlink"/>
@@ -114,7 +114,7 @@
             <w:noProof/>
             <w:webHidden/>
           </w:rPr>
-          <w:instrText xml:space="preserve"> PAGEREF _Toc243529428 \h </w:instrText>
+          <w:instrText xml:space="preserve"> PAGEREF _Toc243562094 \h </w:instrText>
         </w:r>
         <w:r>
           <w:rPr>
@@ -155,7 +155,7 @@
           <w:noProof/>
         </w:rPr>
       </w:pPr>
-      <w:hyperlink w:anchor="_Toc243529429" w:history="1">
+      <w:hyperlink w:anchor="_Toc243562095" w:history="1">
         <w:r>
           <w:rPr>
             <w:rStyle w:val="Hyperlink"/>
@@ -182,7 +182,7 @@
             <w:noProof/>
             <w:webHidden/>
           </w:rPr>
-          <w:instrText xml:space="preserve"> PAGEREF _Toc243529429 \h </w:instrText>
+          <w:instrText xml:space="preserve"> PAGEREF _Toc243562095 \h </w:instrText>
         </w:r>
         <w:r>
           <w:rPr>
@@ -223,7 +223,7 @@
           <w:noProof/>
         </w:rPr>
       </w:pPr>
-      <w:hyperlink w:anchor="_Toc243529430" w:history="1">
+      <w:hyperlink w:anchor="_Toc243562096" w:history="1">
         <w:r>
           <w:rPr>
             <w:rStyle w:val="Hyperlink"/>
@@ -250,7 +250,7 @@
             <w:noProof/>
             <w:webHidden/>
           </w:rPr>
-          <w:instrText xml:space="preserve"> PAGEREF _Toc243529430 \h </w:instrText>
+          <w:instrText xml:space="preserve"> PAGEREF _Toc243562096 \h </w:instrText>
         </w:r>
         <w:r>
           <w:rPr>
@@ -291,7 +291,7 @@
           <w:noProof/>
         </w:rPr>
       </w:pPr>
-      <w:hyperlink w:anchor="_Toc243529431" w:history="1">
+      <w:hyperlink w:anchor="_Toc243562097" w:history="1">
         <w:r>
           <w:rPr>
             <w:rStyle w:val="Hyperlink"/>
@@ -318,7 +318,7 @@
             <w:noProof/>
             <w:webHidden/>
           </w:rPr>
-          <w:instrText xml:space="preserve"> PAGEREF _Toc243529431 \h </w:instrText>
+          <w:instrText xml:space="preserve"> PAGEREF _Toc243562097 \h </w:instrText>
         </w:r>
         <w:r>
           <w:rPr>
@@ -359,7 +359,7 @@
           <w:noProof/>
         </w:rPr>
       </w:pPr>
-      <w:hyperlink w:anchor="_Toc243529432" w:history="1">
+      <w:hyperlink w:anchor="_Toc243562098" w:history="1">
         <w:r>
           <w:rPr>
             <w:rStyle w:val="Hyperlink"/>
@@ -386,7 +386,7 @@
             <w:noProof/>
             <w:webHidden/>
           </w:rPr>
-          <w:instrText xml:space="preserve"> PAGEREF _Toc243529432 \h </w:instrText>
+          <w:instrText xml:space="preserve"> PAGEREF _Toc243562098 \h </w:instrText>
         </w:r>
         <w:r>
           <w:rPr>
@@ -427,7 +427,7 @@
           <w:noProof/>
         </w:rPr>
       </w:pPr>
-      <w:hyperlink w:anchor="_Toc243529433" w:history="1">
+      <w:hyperlink w:anchor="_Toc243562099" w:history="1">
         <w:r>
           <w:rPr>
             <w:rStyle w:val="Hyperlink"/>
@@ -454,7 +454,7 @@
             <w:noProof/>
             <w:webHidden/>
           </w:rPr>
-          <w:instrText xml:space="preserve"> PAGEREF _Toc243529433 \h </w:instrText>
+          <w:instrText xml:space="preserve"> PAGEREF _Toc243562099 \h </w:instrText>
         </w:r>
         <w:r>
           <w:rPr>
@@ -495,7 +495,7 @@
           <w:noProof/>
         </w:rPr>
       </w:pPr>
-      <w:hyperlink w:anchor="_Toc243529434" w:history="1">
+      <w:hyperlink w:anchor="_Toc243562100" w:history="1">
         <w:r>
           <w:rPr>
             <w:rStyle w:val="Hyperlink"/>
@@ -522,7 +522,7 @@
             <w:noProof/>
             <w:webHidden/>
           </w:rPr>
-          <w:instrText xml:space="preserve"> PAGEREF _Toc243529434 \h </w:instrText>
+          <w:instrText xml:space="preserve"> PAGEREF _Toc243562100 \h </w:instrText>
         </w:r>
         <w:r>
           <w:rPr>
@@ -563,7 +563,7 @@
           <w:noProof/>
         </w:rPr>
       </w:pPr>
-      <w:hyperlink w:anchor="_Toc243529435" w:history="1">
+      <w:hyperlink w:anchor="_Toc243562101" w:history="1">
         <w:r>
           <w:rPr>
             <w:rStyle w:val="Hyperlink"/>
@@ -590,7 +590,7 @@
             <w:noProof/>
             <w:webHidden/>
           </w:rPr>
-          <w:instrText xml:space="preserve"> PAGEREF _Toc243529435 \h </w:instrText>
+          <w:instrText xml:space="preserve"> PAGEREF _Toc243562101 \h </w:instrText>
         </w:r>
         <w:r>
           <w:rPr>
@@ -631,7 +631,7 @@
           <w:noProof/>
         </w:rPr>
       </w:pPr>
-      <w:hyperlink w:anchor="_Toc243529436" w:history="1">
+      <w:hyperlink w:anchor="_Toc243562102" w:history="1">
         <w:r>
           <w:rPr>
             <w:rStyle w:val="Hyperlink"/>
@@ -658,7 +658,7 @@
             <w:noProof/>
             <w:webHidden/>
           </w:rPr>
-          <w:instrText xml:space="preserve"> PAGEREF _Toc243529436 \h </w:instrText>
+          <w:instrText xml:space="preserve"> PAGEREF _Toc243562102 \h </w:instrText>
         </w:r>
         <w:r>
           <w:rPr>
@@ -699,7 +699,7 @@
           <w:noProof/>
         </w:rPr>
       </w:pPr>
-      <w:hyperlink w:anchor="_Toc243529437" w:history="1">
+      <w:hyperlink w:anchor="_Toc243562103" w:history="1">
         <w:r>
           <w:rPr>
             <w:rStyle w:val="Hyperlink"/>
@@ -726,7 +726,7 @@
             <w:noProof/>
             <w:webHidden/>
           </w:rPr>
-          <w:instrText xml:space="preserve"> PAGEREF _Toc243529437 \h </w:instrText>
+          <w:instrText xml:space="preserve"> PAGEREF _Toc243562103 \h </w:instrText>
         </w:r>
         <w:r>
           <w:rPr>
@@ -767,7 +767,7 @@
           <w:noProof/>
         </w:rPr>
       </w:pPr>
-      <w:hyperlink w:anchor="_Toc243529438" w:history="1">
+      <w:hyperlink w:anchor="_Toc243562104" w:history="1">
         <w:r>
           <w:rPr>
             <w:rStyle w:val="Hyperlink"/>
@@ -794,7 +794,7 @@
             <w:noProof/>
             <w:webHidden/>
           </w:rPr>
-          <w:instrText xml:space="preserve"> PAGEREF _Toc243529438 \h </w:instrText>
+          <w:instrText xml:space="preserve"> PAGEREF _Toc243562104 \h </w:instrText>
         </w:r>
         <w:r>
           <w:rPr>
@@ -835,7 +835,7 @@
           <w:noProof/>
         </w:rPr>
       </w:pPr>
-      <w:hyperlink w:anchor="_Toc243529439" w:history="1">
+      <w:hyperlink w:anchor="_Toc243562105" w:history="1">
         <w:r>
           <w:rPr>
             <w:rStyle w:val="Hyperlink"/>
@@ -862,7 +862,7 @@
             <w:noProof/>
             <w:webHidden/>
           </w:rPr>
-          <w:instrText xml:space="preserve"> PAGEREF _Toc243529439 \h </w:instrText>
+          <w:instrText xml:space="preserve"> PAGEREF _Toc243562105 \h </w:instrText>
         </w:r>
         <w:r>
           <w:rPr>
@@ -903,7 +903,7 @@
           <w:noProof/>
         </w:rPr>
       </w:pPr>
-      <w:hyperlink w:anchor="_Toc243529440" w:history="1">
+      <w:hyperlink w:anchor="_Toc243562106" w:history="1">
         <w:r>
           <w:rPr>
             <w:rStyle w:val="Hyperlink"/>
@@ -930,7 +930,7 @@
             <w:noProof/>
             <w:webHidden/>
           </w:rPr>
-          <w:instrText xml:space="preserve"> PAGEREF _Toc243529440 \h </w:instrText>
+          <w:instrText xml:space="preserve"> PAGEREF _Toc243562106 \h </w:instrText>
         </w:r>
         <w:r>
           <w:rPr>
@@ -971,7 +971,7 @@
           <w:noProof/>
         </w:rPr>
       </w:pPr>
-      <w:hyperlink w:anchor="_Toc243529441" w:history="1">
+      <w:hyperlink w:anchor="_Toc243562107" w:history="1">
         <w:r>
           <w:rPr>
             <w:rStyle w:val="Hyperlink"/>
@@ -998,7 +998,7 @@
             <w:noProof/>
             <w:webHidden/>
           </w:rPr>
-          <w:instrText xml:space="preserve"> PAGEREF _Toc243529441 \h </w:instrText>
+          <w:instrText xml:space="preserve"> PAGEREF _Toc243562107 \h </w:instrText>
         </w:r>
         <w:r>
           <w:rPr>
@@ -1039,7 +1039,7 @@
           <w:noProof/>
         </w:rPr>
       </w:pPr>
-      <w:hyperlink w:anchor="_Toc243529442" w:history="1">
+      <w:hyperlink w:anchor="_Toc243562108" w:history="1">
         <w:r>
           <w:rPr>
             <w:rStyle w:val="Hyperlink"/>
@@ -1066,7 +1066,7 @@
             <w:noProof/>
             <w:webHidden/>
           </w:rPr>
-          <w:instrText xml:space="preserve"> PAGEREF _Toc243529442 \h </w:instrText>
+          <w:instrText xml:space="preserve"> PAGEREF _Toc243562108 \h </w:instrText>
         </w:r>
         <w:r>
           <w:rPr>
@@ -1107,7 +1107,7 @@
           <w:noProof/>
         </w:rPr>
       </w:pPr>
-      <w:hyperlink w:anchor="_Toc243529443" w:history="1">
+      <w:hyperlink w:anchor="_Toc243562109" w:history="1">
         <w:r>
           <w:rPr>
             <w:rStyle w:val="Hyperlink"/>
@@ -1134,7 +1134,7 @@
             <w:noProof/>
             <w:webHidden/>
           </w:rPr>
-          <w:instrText xml:space="preserve"> PAGEREF _Toc243529443 \h </w:instrText>
+          <w:instrText xml:space="preserve"> PAGEREF _Toc243562109 \h </w:instrText>
         </w:r>
         <w:r>
           <w:rPr>
@@ -1175,7 +1175,7 @@
           <w:noProof/>
         </w:rPr>
       </w:pPr>
-      <w:hyperlink w:anchor="_Toc243529444" w:history="1">
+      <w:hyperlink w:anchor="_Toc243562110" w:history="1">
         <w:r>
           <w:rPr>
             <w:rStyle w:val="Hyperlink"/>
@@ -1202,7 +1202,75 @@
             <w:noProof/>
             <w:webHidden/>
           </w:rPr>
-          <w:instrText xml:space="preserve"> PAGEREF _Toc243529444 \h </w:instrText>
+          <w:instrText xml:space="preserve"> PAGEREF _Toc243562110 \h </w:instrText>
+        </w:r>
+        <w:r>
+          <w:rPr>
+            <w:noProof/>
+            <w:webHidden/>
+          </w:rPr>
+        </w:r>
+        <w:r>
+          <w:rPr>
+            <w:noProof/>
+            <w:webHidden/>
+          </w:rPr>
+          <w:fldChar w:fldCharType="separate"/>
+        </w:r>
+        <w:r>
+          <w:rPr>
+            <w:noProof/>
+            <w:webHidden/>
+          </w:rPr>
+          <w:t>11</w:t>
+        </w:r>
+        <w:r>
+          <w:rPr>
+            <w:noProof/>
+            <w:webHidden/>
+          </w:rPr>
+          <w:fldChar w:fldCharType="end"/>
+        </w:r>
+      </w:hyperlink>
+    </w:p>
+    <w:p>
+      <w:pPr>
+        <w:pStyle w:val="TOC2"/>
+        <w:tabs>
+          <w:tab w:val="right" w:leader="dot" w:pos="9350"/>
+        </w:tabs>
+        <w:rPr>
+          <w:noProof/>
+        </w:rPr>
+      </w:pPr>
+      <w:hyperlink w:anchor="_Toc243562111" w:history="1">
+        <w:r>
+          <w:rPr>
+            <w:rStyle w:val="Hyperlink"/>
+            <w:noProof/>
+          </w:rPr>
+          <w:t>What changed, and what to do with the old parts</w:t>
+        </w:r>
+        <w:r>
+          <w:rPr>
+            <w:noProof/>
+            <w:webHidden/>
+          </w:rPr>
+          <w:tab/>
+        </w:r>
+        <w:r>
+          <w:rPr>
+            <w:noProof/>
+            <w:webHidden/>
+          </w:rPr>
+          <w:fldChar w:fldCharType="begin"/>
+        </w:r>
+        <w:r>
+          <w:rPr>
+            <w:noProof/>
+            <w:webHidden/>
+          </w:rPr>
+          <w:instrText xml:space="preserve"> PAGEREF _Toc243562111 \h </w:instrText>
         </w:r>
         <w:r>
           <w:rPr>
@@ -1243,7 +1311,7 @@
           <w:noProof/>
         </w:rPr>
       </w:pPr>
-      <w:hyperlink w:anchor="_Toc243529445" w:history="1">
+      <w:hyperlink w:anchor="_Toc243562112" w:history="1">
         <w:r>
           <w:rPr>
             <w:rStyle w:val="Hyperlink"/>
@@ -1270,7 +1338,7 @@
             <w:noProof/>
             <w:webHidden/>
           </w:rPr>
-          <w:instrText xml:space="preserve"> PAGEREF _Toc243529445 \h </w:instrText>
+          <w:instrText xml:space="preserve"> PAGEREF _Toc243562112 \h </w:instrText>
         </w:r>
         <w:r>
           <w:rPr>
@@ -1311,7 +1379,7 @@
           <w:noProof/>
         </w:rPr>
       </w:pPr>
-      <w:hyperlink w:anchor="_Toc243529446" w:history="1">
+      <w:hyperlink w:anchor="_Toc243562113" w:history="1">
         <w:r>
           <w:rPr>
             <w:rStyle w:val="Hyperlink"/>
@@ -1338,7 +1406,7 @@
             <w:noProof/>
             <w:webHidden/>
           </w:rPr>
-          <w:instrText xml:space="preserve"> PAGEREF _Toc243529446 \h </w:instrText>
+          <w:instrText xml:space="preserve"> PAGEREF _Toc243562113 \h </w:instrText>
         </w:r>
         <w:r>
           <w:rPr>
@@ -1379,7 +1447,7 @@
           <w:noProof/>
         </w:rPr>
       </w:pPr>
-      <w:hyperlink w:anchor="_Toc243529447" w:history="1">
+      <w:hyperlink w:anchor="_Toc243562114" w:history="1">
         <w:r>
           <w:rPr>
             <w:rStyle w:val="Hyperlink"/>
@@ -1406,7 +1474,7 @@
             <w:noProof/>
             <w:webHidden/>
           </w:rPr>
-          <w:instrText xml:space="preserve"> PAGEREF _Toc243529447 \h </w:instrText>
+          <w:instrText xml:space="preserve"> PAGEREF _Toc243562114 \h </w:instrText>
         </w:r>
         <w:r>
           <w:rPr>
@@ -1447,7 +1515,7 @@
           <w:noProof/>
         </w:rPr>
       </w:pPr>
-      <w:hyperlink w:anchor="_Toc243529448" w:history="1">
+      <w:hyperlink w:anchor="_Toc243562115" w:history="1">
         <w:r>
           <w:rPr>
             <w:rStyle w:val="Hyperlink"/>
@@ -1474,7 +1542,7 @@
             <w:noProof/>
             <w:webHidden/>
           </w:rPr>
-          <w:instrText xml:space="preserve"> PAGEREF _Toc243529448 \h </w:instrText>
+          <w:instrText xml:space="preserve"> PAGEREF _Toc243562115 \h </w:instrText>
         </w:r>
         <w:r>
           <w:rPr>
@@ -1515,7 +1583,7 @@
           <w:noProof/>
         </w:rPr>
       </w:pPr>
-      <w:hyperlink w:anchor="_Toc243529449" w:history="1">
+      <w:hyperlink w:anchor="_Toc243562116" w:history="1">
         <w:r>
           <w:rPr>
             <w:rStyle w:val="Hyperlink"/>
@@ -1542,7 +1610,7 @@
             <w:noProof/>
             <w:webHidden/>
           </w:rPr>
-          <w:instrText xml:space="preserve"> PAGEREF _Toc243529449 \h </w:instrText>
+          <w:instrText xml:space="preserve"> PAGEREF _Toc243562116 \h </w:instrText>
         </w:r>
         <w:r>
           <w:rPr>
@@ -1583,7 +1651,7 @@
           <w:noProof/>
         </w:rPr>
       </w:pPr>
-      <w:hyperlink w:anchor="_Toc243529450" w:history="1">
+      <w:hyperlink w:anchor="_Toc243562117" w:history="1">
         <w:r>
           <w:rPr>
             <w:rStyle w:val="Hyperlink"/>
@@ -1610,7 +1678,7 @@
             <w:noProof/>
             <w:webHidden/>
           </w:rPr>
-          <w:instrText xml:space="preserve"> PAGEREF _Toc243529450 \h </w:instrText>
+          <w:instrText xml:space="preserve"> PAGEREF _Toc243562117 \h </w:instrText>
         </w:r>
         <w:r>
           <w:rPr>
@@ -1651,7 +1719,7 @@
           <w:noProof/>
         </w:rPr>
       </w:pPr>
-      <w:hyperlink w:anchor="_Toc243529451" w:history="1">
+      <w:hyperlink w:anchor="_Toc243562118" w:history="1">
         <w:r>
           <w:rPr>
             <w:rStyle w:val="Hyperlink"/>
@@ -1678,7 +1746,7 @@
             <w:noProof/>
             <w:webHidden/>
           </w:rPr>
-          <w:instrText xml:space="preserve"> PAGEREF _Toc243529451 \h </w:instrText>
+          <w:instrText xml:space="preserve"> PAGEREF _Toc243562118 \h </w:instrText>
         </w:r>
         <w:r>
           <w:rPr>
@@ -1719,7 +1787,7 @@
           <w:noProof/>
         </w:rPr>
       </w:pPr>
-      <w:hyperlink w:anchor="_Toc243529452" w:history="1">
+      <w:hyperlink w:anchor="_Toc243562119" w:history="1">
         <w:r>
           <w:rPr>
             <w:rStyle w:val="Hyperlink"/>
@@ -1746,7 +1814,7 @@
             <w:noProof/>
             <w:webHidden/>
           </w:rPr>
-          <w:instrText xml:space="preserve"> PAGEREF _Toc243529452 \h </w:instrText>
+          <w:instrText xml:space="preserve"> PAGEREF _Toc243562119 \h </w:instrText>
         </w:r>
         <w:r>
           <w:rPr>
@@ -1787,7 +1855,7 @@
           <w:noProof/>
         </w:rPr>
       </w:pPr>
-      <w:hyperlink w:anchor="_Toc243529453" w:history="1">
+      <w:hyperlink w:anchor="_Toc243562120" w:history="1">
         <w:r>
           <w:rPr>
             <w:rStyle w:val="Hyperlink"/>
@@ -1814,7 +1882,7 @@
             <w:noProof/>
             <w:webHidden/>
           </w:rPr>
-          <w:instrText xml:space="preserve"> PAGEREF _Toc243529453 \h </w:instrText>
+          <w:instrText xml:space="preserve"> PAGEREF _Toc243562120 \h </w:instrText>
         </w:r>
         <w:r>
           <w:rPr>
@@ -1855,7 +1923,7 @@
           <w:noProof/>
         </w:rPr>
       </w:pPr>
-      <w:hyperlink w:anchor="_Toc243529454" w:history="1">
+      <w:hyperlink w:anchor="_Toc243562121" w:history="1">
         <w:r>
           <w:rPr>
             <w:rStyle w:val="Hyperlink"/>
@@ -1882,7 +1950,7 @@
             <w:noProof/>
             <w:webHidden/>
           </w:rPr>
-          <w:instrText xml:space="preserve"> PAGEREF _Toc243529454 \h </w:instrText>
+          <w:instrText xml:space="preserve"> PAGEREF _Toc243562121 \h </w:instrText>
         </w:r>
         <w:r>
           <w:rPr>
@@ -1923,7 +1991,7 @@
           <w:noProof/>
         </w:rPr>
       </w:pPr>
-      <w:hyperlink w:anchor="_Toc243529455" w:history="1">
+      <w:hyperlink w:anchor="_Toc243562122" w:history="1">
         <w:r>
           <w:rPr>
             <w:rStyle w:val="Hyperlink"/>
@@ -1950,7 +2018,7 @@
             <w:noProof/>
             <w:webHidden/>
           </w:rPr>
-          <w:instrText xml:space="preserve"> PAGEREF _Toc243529455 \h </w:instrText>
+          <w:instrText xml:space="preserve"> PAGEREF _Toc243562122 \h </w:instrText>
         </w:r>
         <w:r>
           <w:rPr>
@@ -1991,7 +2059,7 @@
           <w:noProof/>
         </w:rPr>
       </w:pPr>
-      <w:hyperlink w:anchor="_Toc243529456" w:history="1">
+      <w:hyperlink w:anchor="_Toc243562123" w:history="1">
         <w:r>
           <w:rPr>
             <w:rStyle w:val="Hyperlink"/>
@@ -2018,7 +2086,7 @@
             <w:noProof/>
             <w:webHidden/>
           </w:rPr>
-          <w:instrText xml:space="preserve"> PAGEREF _Toc243529456 \h </w:instrText>
+          <w:instrText xml:space="preserve"> PAGEREF _Toc243562123 \h </w:instrText>
         </w:r>
         <w:r>
           <w:rPr>
@@ -2059,7 +2127,7 @@
           <w:noProof/>
         </w:rPr>
       </w:pPr>
-      <w:hyperlink w:anchor="_Toc243529457" w:history="1">
+      <w:hyperlink w:anchor="_Toc243562124" w:history="1">
         <w:r>
           <w:rPr>
             <w:rStyle w:val="Hyperlink"/>
@@ -2086,7 +2154,7 @@
             <w:noProof/>
             <w:webHidden/>
           </w:rPr>
-          <w:instrText xml:space="preserve"> PAGEREF _Toc243529457 \h </w:instrText>
+          <w:instrText xml:space="preserve"> PAGEREF _Toc243562124 \h </w:instrText>
         </w:r>
         <w:r>
           <w:rPr>
@@ -2127,7 +2195,7 @@
           <w:noProof/>
         </w:rPr>
       </w:pPr>
-      <w:hyperlink w:anchor="_Toc243529458" w:history="1">
+      <w:hyperlink w:anchor="_Toc243562125" w:history="1">
         <w:r>
           <w:rPr>
             <w:rStyle w:val="Hyperlink"/>
@@ -2154,7 +2222,7 @@
             <w:noProof/>
             <w:webHidden/>
           </w:rPr>
-          <w:instrText xml:space="preserve"> PAGEREF _Toc243529458 \h </w:instrText>
+          <w:instrText xml:space="preserve"> PAGEREF _Toc243562125 \h </w:instrText>
         </w:r>
         <w:r>
           <w:rPr>
@@ -2195,12 +2263,148 @@
           <w:noProof/>
         </w:rPr>
       </w:pPr>
-      <w:hyperlink w:anchor="_Toc243529459" w:history="1">
+      <w:hyperlink w:anchor="_Toc243562126" w:history="1">
         <w:r>
           <w:rPr>
             <w:rStyle w:val="Hyperlink"/>
             <w:noProof/>
           </w:rPr>
+          <w:t>Reviewing a request</w:t>
+        </w:r>
+        <w:r>
+          <w:rPr>
+            <w:noProof/>
+            <w:webHidden/>
+          </w:rPr>
+          <w:tab/>
+        </w:r>
+        <w:r>
+          <w:rPr>
+            <w:noProof/>
+            <w:webHidden/>
+          </w:rPr>
+          <w:fldChar w:fldCharType="begin"/>
+        </w:r>
+        <w:r>
+          <w:rPr>
+            <w:noProof/>
+            <w:webHidden/>
+          </w:rPr>
+          <w:instrText xml:space="preserve"> PAGEREF _Toc243562126 \h </w:instrText>
+        </w:r>
+        <w:r>
+          <w:rPr>
+            <w:noProof/>
+            <w:webHidden/>
+          </w:rPr>
+        </w:r>
+        <w:r>
+          <w:rPr>
+            <w:noProof/>
+            <w:webHidden/>
+          </w:rPr>
+          <w:fldChar w:fldCharType="separate"/>
+        </w:r>
+        <w:r>
+          <w:rPr>
+            <w:noProof/>
+            <w:webHidden/>
+          </w:rPr>
+          <w:t>16</w:t>
+        </w:r>
+        <w:r>
+          <w:rPr>
+            <w:noProof/>
+            <w:webHidden/>
+          </w:rPr>
+          <w:fldChar w:fldCharType="end"/>
+        </w:r>
+      </w:hyperlink>
+    </w:p>
+    <w:p>
+      <w:pPr>
+        <w:pStyle w:val="TOC2"/>
+        <w:tabs>
+          <w:tab w:val="right" w:leader="dot" w:pos="9350"/>
+        </w:tabs>
+        <w:rPr>
+          <w:noProof/>
+        </w:rPr>
+      </w:pPr>
+      <w:hyperlink w:anchor="_Toc243562127" w:history="1">
+        <w:r>
+          <w:rPr>
+            <w:rStyle w:val="Hyperlink"/>
+            <w:noProof/>
+          </w:rPr>
+          <w:t>When a request is rejected</w:t>
+        </w:r>
+        <w:r>
+          <w:rPr>
+            <w:noProof/>
+            <w:webHidden/>
+          </w:rPr>
+          <w:tab/>
+        </w:r>
+        <w:r>
+          <w:rPr>
+            <w:noProof/>
+            <w:webHidden/>
+          </w:rPr>
+          <w:fldChar w:fldCharType="begin"/>
+        </w:r>
+        <w:r>
+          <w:rPr>
+            <w:noProof/>
+            <w:webHidden/>
+          </w:rPr>
+          <w:instrText xml:space="preserve"> PAGEREF _Toc243562127 \h </w:instrText>
+        </w:r>
+        <w:r>
+          <w:rPr>
+            <w:noProof/>
+            <w:webHidden/>
+          </w:rPr>
+        </w:r>
+        <w:r>
+          <w:rPr>
+            <w:noProof/>
+            <w:webHidden/>
+          </w:rPr>
+          <w:fldChar w:fldCharType="separate"/>
+        </w:r>
+        <w:r>
+          <w:rPr>
+            <w:noProof/>
+            <w:webHidden/>
+          </w:rPr>
+          <w:t>17</w:t>
+        </w:r>
+        <w:r>
+          <w:rPr>
+            <w:noProof/>
+            <w:webHidden/>
+          </w:rPr>
+          <w:fldChar w:fldCharType="end"/>
+        </w:r>
+      </w:hyperlink>
+    </w:p>
+    <w:p>
+      <w:pPr>
+        <w:pStyle w:val="TOC2"/>
+        <w:tabs>
+          <w:tab w:val="right" w:leader="dot" w:pos="9350"/>
+        </w:tabs>
+        <w:rPr>
+          <w:noProof/>
+        </w:rPr>
+      </w:pPr>
+      <w:hyperlink w:anchor="_Toc243562128" w:history="1">
+        <w:r>
+          <w:rPr>
+            <w:rStyle w:val="Hyperlink"/>
+            <w:noProof/>
+          </w:rPr>
           <w:t>Engineering change orders</w:t>
         </w:r>
         <w:r>
@@ -2222,7 +2426,7 @@
             <w:noProof/>
             <w:webHidden/>
           </w:rPr>
-          <w:instrText xml:space="preserve"> PAGEREF _Toc243529459 \h </w:instrText>
+          <w:instrText xml:space="preserve"> PAGEREF _Toc243562128 \h </w:instrText>
         </w:r>
         <w:r>
           <w:rPr>
@@ -2242,7 +2446,7 @@
             <w:noProof/>
             <w:webHidden/>
           </w:rPr>
-          <w:t>16</w:t>
+          <w:t>17</w:t>
         </w:r>
         <w:r>
           <w:rPr>
@@ -2263,7 +2467,7 @@
           <w:noProof/>
         </w:rPr>
       </w:pPr>
-      <w:hyperlink w:anchor="_Toc243529460" w:history="1">
+      <w:hyperlink w:anchor="_Toc243562129" w:history="1">
         <w:r>
           <w:rPr>
             <w:rStyle w:val="Hyperlink"/>
@@ -2290,7 +2494,7 @@
             <w:noProof/>
             <w:webHidden/>
           </w:rPr>
-          <w:instrText xml:space="preserve"> PAGEREF _Toc243529460 \h </w:instrText>
+          <w:instrText xml:space="preserve"> PAGEREF _Toc243562129 \h </w:instrText>
         </w:r>
         <w:r>
           <w:rPr>
@@ -2310,7 +2514,7 @@
             <w:noProof/>
             <w:webHidden/>
           </w:rPr>
-          <w:t>17</w:t>
+          <w:t>18</w:t>
         </w:r>
         <w:r>
           <w:rPr>
@@ -2331,7 +2535,7 @@
           <w:noProof/>
         </w:rPr>
       </w:pPr>
-      <w:hyperlink w:anchor="_Toc243529461" w:history="1">
+      <w:hyperlink w:anchor="_Toc243562130" w:history="1">
         <w:r>
           <w:rPr>
             <w:rStyle w:val="Hyperlink"/>
@@ -2358,7 +2562,7 @@
             <w:noProof/>
             <w:webHidden/>
           </w:rPr>
-          <w:instrText xml:space="preserve"> PAGEREF _Toc243529461 \h </w:instrText>
+          <w:instrText xml:space="preserve"> PAGEREF _Toc243562130 \h </w:instrText>
         </w:r>
         <w:r>
           <w:rPr>
@@ -2378,7 +2582,7 @@
             <w:noProof/>
             <w:webHidden/>
           </w:rPr>
-          <w:t>17</w:t>
+          <w:t>18</w:t>
         </w:r>
         <w:r>
           <w:rPr>
@@ -2399,7 +2603,7 @@
           <w:noProof/>
         </w:rPr>
       </w:pPr>
-      <w:hyperlink w:anchor="_Toc243529462" w:history="1">
+      <w:hyperlink w:anchor="_Toc243562131" w:history="1">
         <w:r>
           <w:rPr>
             <w:rStyle w:val="Hyperlink"/>
@@ -2426,7 +2630,7 @@
             <w:noProof/>
             <w:webHidden/>
           </w:rPr>
-          <w:instrText xml:space="preserve"> PAGEREF _Toc243529462 \h </w:instrText>
+          <w:instrText xml:space="preserve"> PAGEREF _Toc243562131 \h </w:instrText>
         </w:r>
         <w:r>
           <w:rPr>
@@ -2446,7 +2650,7 @@
             <w:noProof/>
             <w:webHidden/>
           </w:rPr>
-          <w:t>17</w:t>
+          <w:t>18</w:t>
         </w:r>
         <w:r>
           <w:rPr>
@@ -2467,7 +2671,7 @@
           <w:noProof/>
         </w:rPr>
       </w:pPr>
-      <w:hyperlink w:anchor="_Toc243529463" w:history="1">
+      <w:hyperlink w:anchor="_Toc243562132" w:history="1">
         <w:r>
           <w:rPr>
             <w:rStyle w:val="Hyperlink"/>
@@ -2494,7 +2698,7 @@
             <w:noProof/>
             <w:webHidden/>
           </w:rPr>
-          <w:instrText xml:space="preserve"> PAGEREF _Toc243529463 \h </w:instrText>
+          <w:instrText xml:space="preserve"> PAGEREF _Toc243562132 \h </w:instrText>
         </w:r>
         <w:r>
           <w:rPr>
@@ -2514,7 +2718,7 @@
             <w:noProof/>
             <w:webHidden/>
           </w:rPr>
-          <w:t>17</w:t>
+          <w:t>18</w:t>
         </w:r>
         <w:r>
           <w:rPr>
@@ -2535,7 +2739,7 @@
           <w:noProof/>
         </w:rPr>
       </w:pPr>
-      <w:hyperlink w:anchor="_Toc243529464" w:history="1">
+      <w:hyperlink w:anchor="_Toc243562133" w:history="1">
         <w:r>
           <w:rPr>
             <w:rStyle w:val="Hyperlink"/>
@@ -2562,7 +2766,7 @@
             <w:noProof/>
             <w:webHidden/>
           </w:rPr>
-          <w:instrText xml:space="preserve"> PAGEREF _Toc243529464 \h </w:instrText>
+          <w:instrText xml:space="preserve"> PAGEREF _Toc243562133 \h </w:instrText>
         </w:r>
         <w:r>
           <w:rPr>
@@ -2582,7 +2786,7 @@
             <w:noProof/>
             <w:webHidden/>
           </w:rPr>
-          <w:t>19</w:t>
+          <w:t>20</w:t>
         </w:r>
         <w:r>
           <w:rPr>
@@ -2603,7 +2807,7 @@
           <w:noProof/>
         </w:rPr>
       </w:pPr>
-      <w:hyperlink w:anchor="_Toc243529465" w:history="1">
+      <w:hyperlink w:anchor="_Toc243562134" w:history="1">
         <w:r>
           <w:rPr>
             <w:rStyle w:val="Hyperlink"/>
@@ -2630,7 +2834,7 @@
             <w:noProof/>
             <w:webHidden/>
           </w:rPr>
-          <w:instrText xml:space="preserve"> PAGEREF _Toc243529465 \h </w:instrText>
+          <w:instrText xml:space="preserve"> PAGEREF _Toc243562134 \h </w:instrText>
         </w:r>
         <w:r>
           <w:rPr>
@@ -2650,7 +2854,7 @@
             <w:noProof/>
             <w:webHidden/>
           </w:rPr>
-          <w:t>20</w:t>
+          <w:t>21</w:t>
         </w:r>
         <w:r>
           <w:rPr>
@@ -2671,7 +2875,7 @@
           <w:noProof/>
         </w:rPr>
       </w:pPr>
-      <w:hyperlink w:anchor="_Toc243529466" w:history="1">
+      <w:hyperlink w:anchor="_Toc243562135" w:history="1">
         <w:r>
           <w:rPr>
             <w:rStyle w:val="Hyperlink"/>
@@ -2698,7 +2902,7 @@
             <w:noProof/>
             <w:webHidden/>
           </w:rPr>
-          <w:instrText xml:space="preserve"> PAGEREF _Toc243529466 \h </w:instrText>
+          <w:instrText xml:space="preserve"> PAGEREF _Toc243562135 \h </w:instrText>
         </w:r>
         <w:r>
           <w:rPr>
@@ -2718,7 +2922,7 @@
             <w:noProof/>
             <w:webHidden/>
           </w:rPr>
-          <w:t>21</w:t>
+          <w:t>22</w:t>
         </w:r>
         <w:r>
           <w:rPr>
@@ -2739,7 +2943,7 @@
           <w:noProof/>
         </w:rPr>
       </w:pPr>
-      <w:hyperlink w:anchor="_Toc243529467" w:history="1">
+      <w:hyperlink w:anchor="_Toc243562136" w:history="1">
         <w:r>
           <w:rPr>
             <w:rStyle w:val="Hyperlink"/>
@@ -2766,7 +2970,7 @@
             <w:noProof/>
             <w:webHidden/>
           </w:rPr>
-          <w:instrText xml:space="preserve"> PAGEREF _Toc243529467 \h </w:instrText>
+          <w:instrText xml:space="preserve"> PAGEREF _Toc243562136 \h </w:instrText>
         </w:r>
         <w:r>
           <w:rPr>
@@ -2786,7 +2990,7 @@
             <w:noProof/>
             <w:webHidden/>
           </w:rPr>
-          <w:t>21</w:t>
+          <w:t>22</w:t>
         </w:r>
         <w:r>
           <w:rPr>
@@ -2807,7 +3011,7 @@
           <w:noProof/>
         </w:rPr>
       </w:pPr>
-      <w:hyperlink w:anchor="_Toc243529468" w:history="1">
+      <w:hyperlink w:anchor="_Toc243562137" w:history="1">
         <w:r>
           <w:rPr>
             <w:rStyle w:val="Hyperlink"/>
@@ -2834,7 +3038,7 @@
             <w:noProof/>
             <w:webHidden/>
           </w:rPr>
-          <w:instrText xml:space="preserve"> PAGEREF _Toc243529468 \h </w:instrText>
+          <w:instrText xml:space="preserve"> PAGEREF _Toc243562137 \h </w:instrText>
         </w:r>
         <w:r>
           <w:rPr>
@@ -2854,7 +3058,7 @@
             <w:noProof/>
             <w:webHidden/>
           </w:rPr>
-          <w:t>21</w:t>
+          <w:t>22</w:t>
         </w:r>
         <w:r>
           <w:rPr>
@@ -2875,7 +3079,7 @@
           <w:noProof/>
         </w:rPr>
       </w:pPr>
-      <w:hyperlink w:anchor="_Toc243529469" w:history="1">
+      <w:hyperlink w:anchor="_Toc243562138" w:history="1">
         <w:r>
           <w:rPr>
             <w:rStyle w:val="Hyperlink"/>
@@ -2902,7 +3106,7 @@
             <w:noProof/>
             <w:webHidden/>
           </w:rPr>
-          <w:instrText xml:space="preserve"> PAGEREF _Toc243529469 \h </w:instrText>
+          <w:instrText xml:space="preserve"> PAGEREF _Toc243562138 \h </w:instrText>
         </w:r>
         <w:r>
           <w:rPr>
@@ -2922,7 +3126,7 @@
             <w:noProof/>
             <w:webHidden/>
           </w:rPr>
-          <w:t>21</w:t>
+          <w:t>22</w:t>
         </w:r>
         <w:r>
           <w:rPr>
@@ -2943,7 +3147,7 @@
           <w:noProof/>
         </w:rPr>
       </w:pPr>
-      <w:hyperlink w:anchor="_Toc243529470" w:history="1">
+      <w:hyperlink w:anchor="_Toc243562139" w:history="1">
         <w:r>
           <w:rPr>
             <w:rStyle w:val="Hyperlink"/>
@@ -2970,7 +3174,7 @@
             <w:noProof/>
             <w:webHidden/>
           </w:rPr>
-          <w:instrText xml:space="preserve"> PAGEREF _Toc243529470 \h </w:instrText>
+          <w:instrText xml:space="preserve"> PAGEREF _Toc243562139 \h </w:instrText>
         </w:r>
         <w:r>
           <w:rPr>
@@ -2990,7 +3194,7 @@
             <w:noProof/>
             <w:webHidden/>
           </w:rPr>
-          <w:t>22</w:t>
+          <w:t>23</w:t>
         </w:r>
         <w:r>
           <w:rPr>
@@ -3015,7 +3219,7 @@
       <w:pPr>
         <w:pStyle w:val="Heading1"/>
       </w:pPr>
-      <w:bookmarkStart w:id="0" w:name="_Toc243529428"/>
+      <w:bookmarkStart w:id="0" w:name="_Toc243562094"/>
       <w:r>
         <w:lastRenderedPageBreak/>
         <w:t>What Litterbox is</w:t>
@@ -3111,7 +3315,7 @@
       <w:pPr>
         <w:pStyle w:val="Heading2"/>
       </w:pPr>
-      <w:bookmarkStart w:id="1" w:name="_Toc243529429"/>
+      <w:bookmarkStart w:id="1" w:name="_Toc243562095"/>
       <w:r>
         <w:t>The ideas you need</w:t>
       </w:r>
@@ -3460,7 +3664,6 @@
               <w:rPr>
                 <w:sz w:val="20"/>
               </w:rPr>
-              <w:lastRenderedPageBreak/>
               <w:t>Workflow</w:t>
             </w:r>
           </w:p>
@@ -3498,9 +3701,8 @@
       <w:pPr>
         <w:pStyle w:val="Heading1"/>
       </w:pPr>
-      <w:bookmarkStart w:id="2" w:name="_Toc243529430"/>
-      <w:r>
-        <w:lastRenderedPageBreak/>
+      <w:bookmarkStart w:id="2" w:name="_Toc243562096"/>
+      <w:r>
         <w:t>Getting started</w:t>
       </w:r>
       <w:bookmarkEnd w:id="2"/>
@@ -3514,7 +3716,7 @@
       <w:pPr>
         <w:pStyle w:val="Heading2"/>
       </w:pPr>
-      <w:bookmarkStart w:id="3" w:name="_Toc243529431"/>
+      <w:bookmarkStart w:id="3" w:name="_Toc243562097"/>
       <w:r>
         <w:t>What you need</w:t>
       </w:r>
@@ -3599,7 +3801,7 @@
       <w:pPr>
         <w:pStyle w:val="Heading2"/>
       </w:pPr>
-      <w:bookmarkStart w:id="4" w:name="_Toc243529432"/>
+      <w:bookmarkStart w:id="4" w:name="_Toc243562098"/>
       <w:r>
         <w:t>Installing Litterbox</w:t>
       </w:r>
@@ -3678,7 +3880,7 @@
       <w:pPr>
         <w:pStyle w:val="Heading2"/>
       </w:pPr>
-      <w:bookmarkStart w:id="5" w:name="_Toc243529433"/>
+      <w:bookmarkStart w:id="5" w:name="_Toc243562099"/>
       <w:r>
         <w:t>Joining your team's vault</w:t>
       </w:r>
@@ -3770,9 +3972,8 @@
       <w:pPr>
         <w:pStyle w:val="Heading2"/>
       </w:pPr>
-      <w:bookmarkStart w:id="6" w:name="_Toc243529434"/>
-      <w:r>
-        <w:lastRenderedPageBreak/>
+      <w:bookmarkStart w:id="6" w:name="_Toc243562100"/>
+      <w:r>
         <w:t>Setting up a new team</w:t>
       </w:r>
       <w:bookmarkEnd w:id="6"/>
@@ -4025,7 +4226,7 @@
       <w:pPr>
         <w:pStyle w:val="Heading2"/>
       </w:pPr>
-      <w:bookmarkStart w:id="7" w:name="_Toc243529435"/>
+      <w:bookmarkStart w:id="7" w:name="_Toc243562101"/>
       <w:r>
         <w:t>A first look at the window</w:t>
       </w:r>
@@ -4360,7 +4561,6 @@
     </w:p>
     <w:p>
       <w:r>
-        <w:lastRenderedPageBreak/>
         <w:t xml:space="preserve">There's a difference between </w:t>
       </w:r>
       <w:r>
@@ -4391,7 +4591,7 @@
       <w:pPr>
         <w:pStyle w:val="Heading2"/>
       </w:pPr>
-      <w:bookmarkStart w:id="8" w:name="_Toc243529436"/>
+      <w:bookmarkStart w:id="8" w:name="_Toc243562102"/>
       <w:r>
         <w:t>Your first part</w:t>
       </w:r>
@@ -4486,9 +4686,8 @@
       <w:pPr>
         <w:pStyle w:val="Heading1"/>
       </w:pPr>
-      <w:bookmarkStart w:id="9" w:name="_Toc243529437"/>
-      <w:r>
-        <w:lastRenderedPageBreak/>
+      <w:bookmarkStart w:id="9" w:name="_Toc243562103"/>
+      <w:r>
         <w:t>Everyday work</w:t>
       </w:r>
       <w:bookmarkEnd w:id="9"/>
@@ -4497,7 +4696,7 @@
       <w:pPr>
         <w:pStyle w:val="Heading2"/>
       </w:pPr>
-      <w:bookmarkStart w:id="10" w:name="_Toc243529438"/>
+      <w:bookmarkStart w:id="10" w:name="_Toc243562104"/>
       <w:r>
         <w:t>Part numbers and file names</w:t>
       </w:r>
@@ -4537,7 +4736,7 @@
       <w:pPr>
         <w:pStyle w:val="Heading2"/>
       </w:pPr>
-      <w:bookmarkStart w:id="11" w:name="_Toc243529439"/>
+      <w:bookmarkStart w:id="11" w:name="_Toc243562105"/>
       <w:r>
         <w:t>Finding parts</w:t>
       </w:r>
@@ -4591,7 +4790,7 @@
       <w:pPr>
         <w:pStyle w:val="Heading2"/>
       </w:pPr>
-      <w:bookmarkStart w:id="12" w:name="_Toc243529440"/>
+      <w:bookmarkStart w:id="12" w:name="_Toc243562106"/>
       <w:r>
         <w:t>Checking out and checking in</w:t>
       </w:r>
@@ -4700,7 +4899,6 @@
     </w:p>
     <w:p>
       <w:r>
-        <w:lastRenderedPageBreak/>
         <w:t>When an assembly is checked in with SolidWorks open, Litterbox also reads which parts it uses and how many of each, and when a part is checked in it reads its material. Without SolidWorks open the check-in still works; Litterbox notes that those need updating (see Assemblies, references and BOMs, and Materials).</w:t>
       </w:r>
     </w:p>
@@ -4708,7 +4906,7 @@
       <w:pPr>
         <w:pStyle w:val="Heading2"/>
       </w:pPr>
-      <w:bookmarkStart w:id="13" w:name="_Toc243529441"/>
+      <w:bookmarkStart w:id="13" w:name="_Toc243562107"/>
       <w:r>
         <w:t>Getting other people's changes</w:t>
       </w:r>
@@ -4738,7 +4936,7 @@
       <w:pPr>
         <w:pStyle w:val="Heading2"/>
       </w:pPr>
-      <w:bookmarkStart w:id="14" w:name="_Toc243529442"/>
+      <w:bookmarkStart w:id="14" w:name="_Toc243562108"/>
       <w:r>
         <w:t>Opening files</w:t>
       </w:r>
@@ -4797,7 +4995,7 @@
       <w:pPr>
         <w:pStyle w:val="Heading2"/>
       </w:pPr>
-      <w:bookmarkStart w:id="15" w:name="_Toc243529443"/>
+      <w:bookmarkStart w:id="15" w:name="_Toc243562109"/>
       <w:r>
         <w:t>The details pane</w:t>
       </w:r>
@@ -4891,7 +5089,7 @@
               <w:rPr>
                 <w:sz w:val="20"/>
               </w:rPr>
-              <w:t>Pick a revision: its state, who released it and when, the workflow and who signed, its ECO, its files, material, STEP/PDF, and the part's purchasing info.</w:t>
+              <w:t>Pick a revision: its state, who released it and when, the workflow and who signed, its ECO, what its release changed (form, fit, function), what to do with its parts once a later revision was released (its disposition), its files, material, STEP/PDF, and the part's purchasing info.</w:t>
             </w:r>
           </w:p>
         </w:tc>
@@ -5063,9 +5261,8 @@
       <w:pPr>
         <w:pStyle w:val="Heading1"/>
       </w:pPr>
-      <w:bookmarkStart w:id="16" w:name="_Toc243529444"/>
-      <w:r>
-        <w:lastRenderedPageBreak/>
+      <w:bookmarkStart w:id="16" w:name="_Toc243562110"/>
+      <w:r>
         <w:t>Revisions and the lifecycle</w:t>
       </w:r>
       <w:bookmarkEnd w:id="16"/>
@@ -5324,7 +5521,7 @@
               <w:rPr>
                 <w:sz w:val="20"/>
               </w:rPr>
-              <w:t>Retires a part that was never released. Its number is never used again.</w:t>
+              <w:t>Retires a part that was never released. Its number is never used again. You say what to do with any parts already made (the Dispo, see below).</w:t>
             </w:r>
           </w:p>
         </w:tc>
@@ -5422,6 +5619,90 @@
       </w:r>
     </w:p>
     <w:p>
+      <w:pPr>
+        <w:pStyle w:val="Heading2"/>
+      </w:pPr>
+      <w:bookmarkStart w:id="17" w:name="_Toc243562111"/>
+      <w:r>
+        <w:t>What changed, and what to do with the old parts</w:t>
+      </w:r>
+      <w:bookmarkEnd w:id="17"/>
+    </w:p>
+    <w:p>
+      <w:r>
+        <w:t>Releasing Rev B or later replaces a revision people may already have made parts to. So for each part, Litterbox asks two things:</w:t>
+      </w:r>
+    </w:p>
+    <w:p>
+      <w:pPr>
+        <w:pStyle w:val="ListBullet"/>
+      </w:pPr>
+      <w:r>
+        <w:rPr>
+          <w:b/>
+        </w:rPr>
+        <w:t>Form, Fit and Function</w:t>
+      </w:r>
+      <w:r>
+        <w:t>: tick what the new revision changes. Leave all three clear for a change that touches none of them, such as a drawing correction.</w:t>
+      </w:r>
+    </w:p>
+    <w:p>
+      <w:pPr>
+        <w:pStyle w:val="ListBullet"/>
+      </w:pPr>
+      <w:r>
+        <w:rPr>
+          <w:b/>
+        </w:rPr>
+        <w:t>Dispo</w:t>
+      </w:r>
+      <w:r>
+        <w:t xml:space="preserve"> (disposition): what to do with the parts already made to the revision before. </w:t>
+      </w:r>
+      <w:r>
+        <w:rPr>
+          <w:b/>
+        </w:rPr>
+        <w:t>Use As Is</w:t>
+      </w:r>
+      <w:r>
+        <w:t xml:space="preserve">, </w:t>
+      </w:r>
+      <w:r>
+        <w:rPr>
+          <w:b/>
+        </w:rPr>
+        <w:t>Rework</w:t>
+      </w:r>
+      <w:r>
+        <w:t xml:space="preserve">, </w:t>
+      </w:r>
+      <w:r>
+        <w:rPr>
+          <w:b/>
+        </w:rPr>
+        <w:t>Scrap</w:t>
+      </w:r>
+      <w:r>
+        <w:t xml:space="preserve"> or </w:t>
+      </w:r>
+      <w:r>
+        <w:rPr>
+          <w:b/>
+        </w:rPr>
+        <w:t>Return To Supplier</w:t>
+      </w:r>
+      <w:r>
+        <w:t>. It starts blank and has to be chosen.</w:t>
+      </w:r>
+    </w:p>
+    <w:p>
+      <w:r>
+        <w:t>A first release (Rev A) asks neither, since nothing earlier exists. Voiding a part asks for a Dispo of its own revision's parts. With a workflow these are columns of the Workflow window's parts list; without one, a small window asks before the release or void happens. What changed is kept with the new revision, and the Dispo with the old one: pick the old revision on the Details tab and it says, for example, "Disposition: Scrap (Rev B released)".</w:t>
+      </w:r>
+    </w:p>
+    <w:p>
       <w:r>
         <w:br w:type="page"/>
       </w:r>
@@ -5430,22 +5711,21 @@
       <w:pPr>
         <w:pStyle w:val="Heading1"/>
       </w:pPr>
-      <w:bookmarkStart w:id="17" w:name="_Toc243529445"/>
-      <w:r>
-        <w:lastRenderedPageBreak/>
+      <w:bookmarkStart w:id="18" w:name="_Toc243562112"/>
+      <w:r>
         <w:t>Assemblies, references and BOMs</w:t>
       </w:r>
-      <w:bookmarkEnd w:id="17"/>
+      <w:bookmarkEnd w:id="18"/>
     </w:p>
     <w:p>
       <w:pPr>
         <w:pStyle w:val="Heading2"/>
       </w:pPr>
-      <w:bookmarkStart w:id="18" w:name="_Toc243529446"/>
+      <w:bookmarkStart w:id="19" w:name="_Toc243562113"/>
       <w:r>
         <w:t>What a part uses, and where it's used</w:t>
       </w:r>
-      <w:bookmarkEnd w:id="18"/>
+      <w:bookmarkEnd w:id="19"/>
     </w:p>
     <w:p>
       <w:r>
@@ -5494,11 +5774,11 @@
       <w:pPr>
         <w:pStyle w:val="Heading2"/>
       </w:pPr>
-      <w:bookmarkStart w:id="19" w:name="_Toc243529447"/>
+      <w:bookmarkStart w:id="20" w:name="_Toc243562114"/>
       <w:r>
         <w:t>The BOM tab</w:t>
       </w:r>
-      <w:bookmarkEnd w:id="19"/>
+      <w:bookmarkEnd w:id="20"/>
     </w:p>
     <w:p>
       <w:r>
@@ -5593,11 +5873,11 @@
       <w:pPr>
         <w:pStyle w:val="Heading2"/>
       </w:pPr>
-      <w:bookmarkStart w:id="20" w:name="_Toc243529448"/>
+      <w:bookmarkStart w:id="21" w:name="_Toc243562115"/>
       <w:r>
         <w:t>Non-CAD parts and kits</w:t>
       </w:r>
-      <w:bookmarkEnd w:id="20"/>
+      <w:bookmarkEnd w:id="21"/>
     </w:p>
     <w:p>
       <w:r>
@@ -5663,22 +5943,21 @@
       <w:pPr>
         <w:pStyle w:val="Heading1"/>
       </w:pPr>
-      <w:bookmarkStart w:id="21" w:name="_Toc243529449"/>
-      <w:r>
-        <w:lastRenderedPageBreak/>
+      <w:bookmarkStart w:id="22" w:name="_Toc243562116"/>
+      <w:r>
         <w:t>Purchasing, costs and materials</w:t>
       </w:r>
-      <w:bookmarkEnd w:id="21"/>
+      <w:bookmarkEnd w:id="22"/>
     </w:p>
     <w:p>
       <w:pPr>
         <w:pStyle w:val="Heading2"/>
       </w:pPr>
-      <w:bookmarkStart w:id="22" w:name="_Toc243529450"/>
+      <w:bookmarkStart w:id="23" w:name="_Toc243562117"/>
       <w:r>
         <w:t>Purchasing info</w:t>
       </w:r>
-      <w:bookmarkEnd w:id="22"/>
+      <w:bookmarkEnd w:id="23"/>
     </w:p>
     <w:p>
       <w:r>
@@ -5712,11 +5991,11 @@
       <w:pPr>
         <w:pStyle w:val="Heading2"/>
       </w:pPr>
-      <w:bookmarkStart w:id="23" w:name="_Toc243529451"/>
+      <w:bookmarkStart w:id="24" w:name="_Toc243562118"/>
       <w:r>
         <w:t>Materials</w:t>
       </w:r>
-      <w:bookmarkEnd w:id="23"/>
+      <w:bookmarkEnd w:id="24"/>
     </w:p>
     <w:p>
       <w:r>
@@ -5750,22 +6029,21 @@
       <w:pPr>
         <w:pStyle w:val="Heading1"/>
       </w:pPr>
-      <w:bookmarkStart w:id="24" w:name="_Toc243529452"/>
-      <w:r>
-        <w:lastRenderedPageBreak/>
+      <w:bookmarkStart w:id="25" w:name="_Toc243562119"/>
+      <w:r>
         <w:t>Release outputs and sharing files</w:t>
       </w:r>
-      <w:bookmarkEnd w:id="24"/>
+      <w:bookmarkEnd w:id="25"/>
     </w:p>
     <w:p>
       <w:pPr>
         <w:pStyle w:val="Heading2"/>
       </w:pPr>
-      <w:bookmarkStart w:id="25" w:name="_Toc243529453"/>
+      <w:bookmarkStart w:id="26" w:name="_Toc243562120"/>
       <w:r>
         <w:t>STEP and PDF files</w:t>
       </w:r>
-      <w:bookmarkEnd w:id="25"/>
+      <w:bookmarkEnd w:id="26"/>
     </w:p>
     <w:p>
       <w:r>
@@ -5827,11 +6105,11 @@
       <w:pPr>
         <w:pStyle w:val="Heading2"/>
       </w:pPr>
-      <w:bookmarkStart w:id="26" w:name="_Toc243529454"/>
+      <w:bookmarkStart w:id="27" w:name="_Toc243562121"/>
       <w:r>
         <w:t>Exporting</w:t>
       </w:r>
-      <w:bookmarkEnd w:id="26"/>
+      <w:bookmarkEnd w:id="27"/>
     </w:p>
     <w:p>
       <w:r>
@@ -5856,12 +6134,11 @@
       <w:pPr>
         <w:pStyle w:val="Heading1"/>
       </w:pPr>
-      <w:bookmarkStart w:id="27" w:name="_Toc243529455"/>
-      <w:r>
-        <w:lastRenderedPageBreak/>
+      <w:bookmarkStart w:id="28" w:name="_Toc243562122"/>
+      <w:r>
         <w:t>Documents</w:t>
       </w:r>
-      <w:bookmarkEnd w:id="27"/>
+      <w:bookmarkEnd w:id="28"/>
     </w:p>
     <w:p>
       <w:r>
@@ -5961,22 +6238,21 @@
       <w:pPr>
         <w:pStyle w:val="Heading1"/>
       </w:pPr>
-      <w:bookmarkStart w:id="28" w:name="_Toc243529456"/>
-      <w:r>
-        <w:lastRenderedPageBreak/>
+      <w:bookmarkStart w:id="29" w:name="_Toc243562123"/>
+      <w:r>
         <w:t>Sign-off workflows and ECOs</w:t>
       </w:r>
-      <w:bookmarkEnd w:id="28"/>
+      <w:bookmarkEnd w:id="29"/>
     </w:p>
     <w:p>
       <w:pPr>
         <w:pStyle w:val="Heading2"/>
       </w:pPr>
-      <w:bookmarkStart w:id="29" w:name="_Toc243529457"/>
+      <w:bookmarkStart w:id="30" w:name="_Toc243562124"/>
       <w:r>
         <w:t>How workflows work</w:t>
       </w:r>
-      <w:bookmarkEnd w:id="29"/>
+      <w:bookmarkEnd w:id="30"/>
     </w:p>
     <w:p>
       <w:r>
@@ -6028,11 +6304,11 @@
       <w:pPr>
         <w:pStyle w:val="Heading2"/>
       </w:pPr>
-      <w:bookmarkStart w:id="30" w:name="_Toc243529458"/>
+      <w:bookmarkStart w:id="31" w:name="_Toc243562125"/>
       <w:r>
         <w:t>Asking for sign-off</w:t>
       </w:r>
-      <w:bookmarkEnd w:id="30"/>
+      <w:bookmarkEnd w:id="31"/>
     </w:p>
     <w:p>
       <w:pPr>
@@ -6055,7 +6331,43 @@
         </w:numPr>
       </w:pPr>
       <w:r>
-        <w:t>Pick the workflow, choose a person for each sign-off, add parts or extra sign-offs if you need to, and submit. Several parts go through one request together; people sign once for the lot.</w:t>
+        <w:t xml:space="preserve">Check the parts list: Part, Name, Rev ("A → B" for a new revision), and for a release of Rev B or later the </w:t>
+      </w:r>
+      <w:r>
+        <w:rPr>
+          <w:b/>
+        </w:rPr>
+        <w:t>Form</w:t>
+      </w:r>
+      <w:r>
+        <w:t xml:space="preserve">, </w:t>
+      </w:r>
+      <w:r>
+        <w:rPr>
+          <w:b/>
+        </w:rPr>
+        <w:t>Fit</w:t>
+      </w:r>
+      <w:r>
+        <w:t xml:space="preserve"> and </w:t>
+      </w:r>
+      <w:r>
+        <w:rPr>
+          <w:b/>
+        </w:rPr>
+        <w:t>Function</w:t>
+      </w:r>
+      <w:r>
+        <w:t xml:space="preserve"> boxes and the </w:t>
+      </w:r>
+      <w:r>
+        <w:rPr>
+          <w:b/>
+        </w:rPr>
+        <w:t>Dispo</w:t>
+      </w:r>
+      <w:r>
+        <w:t xml:space="preserve"> (click a cell to tick it or pick from its menu). Parts at Rev A show dashes. Add Parts and Remove Parts change the list.</w:t>
       </w:r>
     </w:p>
     <w:p>
@@ -6067,16 +6379,7 @@
         </w:numPr>
       </w:pPr>
       <w:r>
-        <w:t xml:space="preserve">The parts show as waiting for sign-offs. Everyone named sees the request under </w:t>
-      </w:r>
-      <w:r>
-        <w:rPr>
-          <w:b/>
-        </w:rPr>
-        <w:t>Workflows &gt; My Tasks</w:t>
-      </w:r>
-      <w:r>
-        <w:t>.</w:t>
+        <w:t>Pick the workflow, choose a person for each sign-off, and add extra sign-offs if you need to. If the request needs an ECO, fill in its title and description on the right.</w:t>
       </w:r>
     </w:p>
     <w:p>
@@ -6088,12 +6391,42 @@
         </w:numPr>
       </w:pPr>
       <w:r>
-        <w:t>When the last person signs, the action happens: Release, Unrelease and Void at once, Make COTS when the person who asked presses it again.</w:t>
-      </w:r>
-    </w:p>
-    <w:p>
-      <w:r>
-        <w:t xml:space="preserve">Signers can reject with a reason. The person who asked (or an Admin) can reassign a sign-off or withdraw the request. An Admin can </w:t>
+        <w:t xml:space="preserve">Submit. Several parts go through one request together; people sign once for the lot. The parts show as waiting for sign-offs, and everyone named sees the request under </w:t>
+      </w:r>
+      <w:r>
+        <w:rPr>
+          <w:b/>
+        </w:rPr>
+        <w:t>Workflows &gt; My Tasks</w:t>
+      </w:r>
+      <w:r>
+        <w:t>.</w:t>
+      </w:r>
+    </w:p>
+    <w:p>
+      <w:pPr>
+        <w:pStyle w:val="ListNumber"/>
+        <w:numPr>
+          <w:ilvl w:val="0"/>
+          <w:numId w:val="15"/>
+        </w:numPr>
+      </w:pPr>
+      <w:r>
+        <w:t xml:space="preserve">When the last person signs, the action happens straight away. (If that fails, for instance because you were offline, the sign-offs are kept and </w:t>
+      </w:r>
+      <w:r>
+        <w:rPr>
+          <w:b/>
+        </w:rPr>
+        <w:t>Complete</w:t>
+      </w:r>
+      <w:r>
+        <w:t xml:space="preserve"> in My Tasks finishes it.)</w:t>
+      </w:r>
+    </w:p>
+    <w:p>
+      <w:r>
+        <w:t xml:space="preserve">The person who asked (or an Admin) can withdraw the request until it's done. An Admin can </w:t>
       </w:r>
       <w:r>
         <w:rPr>
@@ -6111,7 +6444,366 @@
         <w:t>Override Reject</w:t>
       </w:r>
       <w:r>
-        <w:t>, which is recorded as an override with a reason.</w:t>
+        <w:t xml:space="preserve">, recorded as an override with a reason, and in </w:t>
+      </w:r>
+      <w:r>
+        <w:rPr>
+          <w:b/>
+        </w:rPr>
+        <w:t>All Workflows</w:t>
+      </w:r>
+      <w:r>
+        <w:t xml:space="preserve"> can change who signs (Change signer...).</w:t>
+      </w:r>
+    </w:p>
+    <w:p>
+      <w:pPr>
+        <w:pStyle w:val="Heading2"/>
+      </w:pPr>
+      <w:bookmarkStart w:id="32" w:name="_Toc243562126"/>
+      <w:r>
+        <w:t>Reviewing a request</w:t>
+      </w:r>
+      <w:bookmarkEnd w:id="32"/>
+    </w:p>
+    <w:p>
+      <w:r>
+        <w:t xml:space="preserve">Select a request in </w:t>
+      </w:r>
+      <w:r>
+        <w:rPr>
+          <w:b/>
+        </w:rPr>
+        <w:t>My Tasks</w:t>
+      </w:r>
+      <w:r>
+        <w:t xml:space="preserve"> and press </w:t>
+      </w:r>
+      <w:r>
+        <w:rPr>
+          <w:b/>
+        </w:rPr>
+        <w:t>Review</w:t>
+      </w:r>
+      <w:r>
+        <w:t xml:space="preserve"> (or double-click it). The Review window shows the request as it was asked, without letting you change it: the parts with what changed and their Dispo, the workflow, every sign-off with who it's for and who has signed, and the ECO if there is one.</w:t>
+      </w:r>
+    </w:p>
+    <w:p>
+      <w:pPr>
+        <w:pStyle w:val="ListBullet"/>
+      </w:pPr>
+      <w:r>
+        <w:rPr>
+          <w:b/>
+        </w:rPr>
+        <w:t>Open Drawing</w:t>
+      </w:r>
+      <w:r>
+        <w:t xml:space="preserve"> and </w:t>
+      </w:r>
+      <w:r>
+        <w:rPr>
+          <w:b/>
+        </w:rPr>
+        <w:t>Open PDF</w:t>
+      </w:r>
+      <w:r>
+        <w:t xml:space="preserve"> open the selected part's files at the revision being released; </w:t>
+      </w:r>
+      <w:r>
+        <w:rPr>
+          <w:b/>
+        </w:rPr>
+        <w:t>Previous Drawing</w:t>
+      </w:r>
+      <w:r>
+        <w:t xml:space="preserve"> and </w:t>
+      </w:r>
+      <w:r>
+        <w:rPr>
+          <w:b/>
+        </w:rPr>
+        <w:t>Previous PDF</w:t>
+      </w:r>
+      <w:r>
+        <w:t xml:space="preserve"> open the revision before, so you can compare them.</w:t>
+      </w:r>
+    </w:p>
+    <w:p>
+      <w:pPr>
+        <w:pStyle w:val="ListBullet"/>
+      </w:pPr>
+      <w:r>
+        <w:t xml:space="preserve">Each sign-off that's yours has a </w:t>
+      </w:r>
+      <w:r>
+        <w:rPr>
+          <w:b/>
+        </w:rPr>
+        <w:t>Reassign</w:t>
+      </w:r>
+      <w:r>
+        <w:t xml:space="preserve"> button: pick someone else with the role to give it to. </w:t>
+      </w:r>
+      <w:r>
+        <w:rPr>
+          <w:b/>
+        </w:rPr>
+        <w:t>Undo</w:t>
+      </w:r>
+      <w:r>
+        <w:t xml:space="preserve"> takes it back. Nothing is saved until you press a button at the bottom.</w:t>
+      </w:r>
+    </w:p>
+    <w:p>
+      <w:pPr>
+        <w:pStyle w:val="ListBullet"/>
+      </w:pPr>
+      <w:r>
+        <w:t xml:space="preserve">The </w:t>
+      </w:r>
+      <w:r>
+        <w:rPr>
+          <w:b/>
+        </w:rPr>
+        <w:t>Comment</w:t>
+      </w:r>
+      <w:r>
+        <w:t xml:space="preserve"> box is optional when you approve and required when you reject. The person who asked sees it.</w:t>
+      </w:r>
+    </w:p>
+    <w:tbl>
+      <w:tblPr>
+        <w:tblStyle w:val="TableGrid"/>
+        <w:tblW w:w="0" w:type="auto"/>
+        <w:jc w:val="center"/>
+        <w:tblLayout w:type="fixed"/>
+        <w:tblLook w:val="04A0" w:firstRow="1" w:lastRow="0" w:firstColumn="1" w:lastColumn="0" w:noHBand="0" w:noVBand="1"/>
+      </w:tblPr>
+      <w:tblGrid>
+        <w:gridCol w:w="1872"/>
+        <w:gridCol w:w="7488"/>
+      </w:tblGrid>
+      <w:tr>
+        <w:trPr>
+          <w:tblHeader/>
+          <w:jc w:val="center"/>
+        </w:trPr>
+        <w:tc>
+          <w:tcPr>
+            <w:tcW w:w="1872" w:type="dxa"/>
+            <w:shd w:val="clear" w:color="auto" w:fill="1F5F8B"/>
+          </w:tcPr>
+          <w:p>
+            <w:pPr>
+              <w:spacing w:after="40"/>
+            </w:pPr>
+            <w:r>
+              <w:rPr>
+                <w:b/>
+                <w:color w:val="FFFFFF"/>
+                <w:sz w:val="20"/>
+              </w:rPr>
+              <w:t>Button</w:t>
+            </w:r>
+          </w:p>
+        </w:tc>
+        <w:tc>
+          <w:tcPr>
+            <w:tcW w:w="7488" w:type="dxa"/>
+            <w:shd w:val="clear" w:color="auto" w:fill="1F5F8B"/>
+          </w:tcPr>
+          <w:p>
+            <w:pPr>
+              <w:spacing w:after="40"/>
+            </w:pPr>
+            <w:r>
+              <w:rPr>
+                <w:b/>
+                <w:color w:val="FFFFFF"/>
+                <w:sz w:val="20"/>
+              </w:rPr>
+              <w:t>What it does</w:t>
+            </w:r>
+          </w:p>
+        </w:tc>
+      </w:tr>
+      <w:tr>
+        <w:trPr>
+          <w:jc w:val="center"/>
+        </w:trPr>
+        <w:tc>
+          <w:tcPr>
+            <w:tcW w:w="1872" w:type="dxa"/>
+          </w:tcPr>
+          <w:p>
+            <w:pPr>
+              <w:spacing w:after="40"/>
+            </w:pPr>
+            <w:r>
+              <w:rPr>
+                <w:sz w:val="20"/>
+              </w:rPr>
+              <w:t>Approve</w:t>
+            </w:r>
+          </w:p>
+        </w:tc>
+        <w:tc>
+          <w:tcPr>
+            <w:tcW w:w="7488" w:type="dxa"/>
+          </w:tcPr>
+          <w:p>
+            <w:pPr>
+              <w:spacing w:after="40"/>
+            </w:pPr>
+            <w:r>
+              <w:rPr>
+                <w:sz w:val="20"/>
+              </w:rPr>
+              <w:t>Hands any sign-offs you reassigned to their new people, then approves the rest of yours. Greyed out once you've reassigned all of them.</w:t>
+            </w:r>
+          </w:p>
+        </w:tc>
+      </w:tr>
+      <w:tr>
+        <w:trPr>
+          <w:jc w:val="center"/>
+        </w:trPr>
+        <w:tc>
+          <w:tcPr>
+            <w:tcW w:w="1872" w:type="dxa"/>
+            <w:shd w:val="clear" w:color="auto" w:fill="EEF3F7"/>
+          </w:tcPr>
+          <w:p>
+            <w:pPr>
+              <w:spacing w:after="40"/>
+            </w:pPr>
+            <w:r>
+              <w:rPr>
+                <w:sz w:val="20"/>
+              </w:rPr>
+              <w:t>Reject</w:t>
+            </w:r>
+          </w:p>
+        </w:tc>
+        <w:tc>
+          <w:tcPr>
+            <w:tcW w:w="7488" w:type="dxa"/>
+            <w:shd w:val="clear" w:color="auto" w:fill="EEF3F7"/>
+          </w:tcPr>
+          <w:p>
+            <w:pPr>
+              <w:spacing w:after="40"/>
+            </w:pPr>
+            <w:r>
+              <w:rPr>
+                <w:sz w:val="20"/>
+              </w:rPr>
+              <w:t>Sends the whole request back to the person who asked (any reassignments are dropped). Greyed out once you've reassigned all your sign-offs.</w:t>
+            </w:r>
+          </w:p>
+        </w:tc>
+      </w:tr>
+      <w:tr>
+        <w:trPr>
+          <w:jc w:val="center"/>
+        </w:trPr>
+        <w:tc>
+          <w:tcPr>
+            <w:tcW w:w="1872" w:type="dxa"/>
+          </w:tcPr>
+          <w:p>
+            <w:pPr>
+              <w:spacing w:after="40"/>
+            </w:pPr>
+            <w:r>
+              <w:rPr>
+                <w:sz w:val="20"/>
+              </w:rPr>
+              <w:t>Reassign</w:t>
+            </w:r>
+          </w:p>
+        </w:tc>
+        <w:tc>
+          <w:tcPr>
+            <w:tcW w:w="7488" w:type="dxa"/>
+          </w:tcPr>
+          <w:p>
+            <w:pPr>
+              <w:spacing w:after="40"/>
+            </w:pPr>
+            <w:r>
+              <w:rPr>
+                <w:sz w:val="20"/>
+              </w:rPr>
+              <w:t>Only works once you've reassigned every one of your sign-offs: it hands them over and signs nothing.</w:t>
+            </w:r>
+          </w:p>
+        </w:tc>
+      </w:tr>
+    </w:tbl>
+    <w:p>
+      <w:pPr>
+        <w:spacing w:after="40"/>
+      </w:pPr>
+    </w:p>
+    <w:p>
+      <w:r>
+        <w:t>Whoever you hand a sign-off to finds the request in their own My Tasks.</w:t>
+      </w:r>
+    </w:p>
+    <w:p>
+      <w:pPr>
+        <w:pStyle w:val="Heading2"/>
+      </w:pPr>
+      <w:bookmarkStart w:id="33" w:name="_Toc243562127"/>
+      <w:r>
+        <w:t>When a request is rejected</w:t>
+      </w:r>
+      <w:bookmarkEnd w:id="33"/>
+    </w:p>
+    <w:p>
+      <w:r>
+        <w:t xml:space="preserve">A rejected request isn't thrown away. It leaves the signers' My Tasks and appears in the asker's, marked as rejected with who rejected it and why. Until it's dealt with it's a </w:t>
+      </w:r>
+      <w:r>
+        <w:rPr>
+          <w:b/>
+        </w:rPr>
+        <w:t>draft</w:t>
+      </w:r>
+      <w:r>
+        <w:t>: its parts can be checked out and in to fix whatever was wrong, but they can't go into any other workflow.</w:t>
+      </w:r>
+    </w:p>
+    <w:p>
+      <w:r>
+        <w:rPr>
+          <w:b/>
+        </w:rPr>
+        <w:t>Review</w:t>
+      </w:r>
+      <w:r>
+        <w:t xml:space="preserve"> opens it in the Workflow window, filled in as it was asked. Change whatever needs changing (the parts, the people, Form, Fit, Function, the Dispo, the ECO) and press </w:t>
+      </w:r>
+      <w:r>
+        <w:rPr>
+          <w:b/>
+        </w:rPr>
+        <w:t>Resubmit workflow</w:t>
+      </w:r>
+      <w:r>
+        <w:t xml:space="preserve">: everyone signs again from the start, and the same ECO carries on. Or press </w:t>
+      </w:r>
+      <w:r>
+        <w:rPr>
+          <w:b/>
+        </w:rPr>
+        <w:t>Withdraw</w:t>
+      </w:r>
+      <w:r>
+        <w:t xml:space="preserve"> to drop it for good.</w:t>
       </w:r>
     </w:p>
     <w:p>
@@ -6138,15 +6830,29 @@
       <w:pPr>
         <w:pStyle w:val="Heading2"/>
       </w:pPr>
-      <w:bookmarkStart w:id="31" w:name="_Toc243529459"/>
+      <w:bookmarkStart w:id="34" w:name="_Toc243562128"/>
       <w:r>
         <w:t>Engineering change orders</w:t>
       </w:r>
-      <w:bookmarkEnd w:id="31"/>
-    </w:p>
-    <w:p>
-      <w:r>
-        <w:t xml:space="preserve">A workflow that requires an ECO asks for a name and description when it starts, and Litterbox saves it as ECO‑0001, ECO‑0002 ... in the vault. The ECO closes when the request ends (released, rejected or withdrawn), with the sign-offs and comments, and is never changed again. The </w:t>
+      <w:bookmarkEnd w:id="34"/>
+    </w:p>
+    <w:p>
+      <w:r>
+        <w:t xml:space="preserve">A workflow that requires an ECO asks for a </w:t>
+      </w:r>
+      <w:r>
+        <w:rPr>
+          <w:b/>
+        </w:rPr>
+        <w:t>title</w:t>
+      </w:r>
+      <w:r>
+        <w:t xml:space="preserve"> and description when it starts, and Litterbox saves it as ECO‑0001, ECO‑0002 ... in the vault, with each part's revision, what changed and its Dispo. A release whose parts are all at Rev A needs no ECO, even when its workflow requires one: a first release changes nothing. If any part is at Rev B or later, the ECO is asked for.</w:t>
+      </w:r>
+    </w:p>
+    <w:p>
+      <w:r>
+        <w:t xml:space="preserve">The ECO stays open while its request is waiting, and while a rejected request is being changed (the rejection and the resubmission go in its history). It closes when the request is released or withdrawn, with the sign-offs and comments, and is never changed again. The </w:t>
       </w:r>
       <w:r>
         <w:rPr>
@@ -6167,12 +6873,11 @@
       <w:pPr>
         <w:pStyle w:val="Heading1"/>
       </w:pPr>
-      <w:bookmarkStart w:id="32" w:name="_Toc243529460"/>
-      <w:r>
-        <w:lastRenderedPageBreak/>
+      <w:bookmarkStart w:id="35" w:name="_Toc243562129"/>
+      <w:r>
         <w:t>Running the team</w:t>
       </w:r>
-      <w:bookmarkEnd w:id="32"/>
+      <w:bookmarkEnd w:id="35"/>
     </w:p>
     <w:p>
       <w:r>
@@ -6192,11 +6897,11 @@
       <w:pPr>
         <w:pStyle w:val="Heading2"/>
       </w:pPr>
-      <w:bookmarkStart w:id="33" w:name="_Toc243529461"/>
+      <w:bookmarkStart w:id="36" w:name="_Toc243562130"/>
       <w:r>
         <w:t>People and access</w:t>
       </w:r>
-      <w:bookmarkEnd w:id="33"/>
+      <w:bookmarkEnd w:id="36"/>
     </w:p>
     <w:tbl>
       <w:tblPr>
@@ -6453,11 +7158,11 @@
       <w:pPr>
         <w:pStyle w:val="Heading2"/>
       </w:pPr>
-      <w:bookmarkStart w:id="34" w:name="_Toc243529462"/>
+      <w:bookmarkStart w:id="37" w:name="_Toc243562131"/>
       <w:r>
         <w:t>Vault settings</w:t>
       </w:r>
-      <w:bookmarkEnd w:id="34"/>
+      <w:bookmarkEnd w:id="37"/>
     </w:p>
     <w:tbl>
       <w:tblPr>
@@ -6790,11 +7495,11 @@
       <w:pPr>
         <w:pStyle w:val="Heading2"/>
       </w:pPr>
-      <w:bookmarkStart w:id="35" w:name="_Toc243529463"/>
+      <w:bookmarkStart w:id="38" w:name="_Toc243562132"/>
       <w:r>
         <w:t>Keeping the vault healthy</w:t>
       </w:r>
-      <w:bookmarkEnd w:id="35"/>
+      <w:bookmarkEnd w:id="38"/>
     </w:p>
     <w:p>
       <w:pPr>
@@ -6818,7 +7523,6 @@
         <w:rPr>
           <w:b/>
         </w:rPr>
-        <w:lastRenderedPageBreak/>
         <w:t>Vault &gt; Vault Size...</w:t>
       </w:r>
       <w:r>
@@ -6842,12 +7546,11 @@
       <w:pPr>
         <w:pStyle w:val="Heading1"/>
       </w:pPr>
-      <w:bookmarkStart w:id="36" w:name="_Toc243529464"/>
-      <w:r>
-        <w:lastRenderedPageBreak/>
+      <w:bookmarkStart w:id="39" w:name="_Toc243562133"/>
+      <w:r>
         <w:t>Importing existing CAD</w:t>
       </w:r>
-      <w:bookmarkEnd w:id="36"/>
+      <w:bookmarkEnd w:id="39"/>
     </w:p>
     <w:p>
       <w:r>
@@ -6938,12 +7641,11 @@
       <w:pPr>
         <w:pStyle w:val="Heading1"/>
       </w:pPr>
-      <w:bookmarkStart w:id="37" w:name="_Toc243529465"/>
-      <w:r>
-        <w:lastRenderedPageBreak/>
+      <w:bookmarkStart w:id="40" w:name="_Toc243562134"/>
+      <w:r>
         <w:t>Working with SolidWorks</w:t>
       </w:r>
-      <w:bookmarkEnd w:id="37"/>
+      <w:bookmarkEnd w:id="40"/>
     </w:p>
     <w:p>
       <w:r>
@@ -7019,22 +7721,21 @@
       <w:pPr>
         <w:pStyle w:val="Heading1"/>
       </w:pPr>
-      <w:bookmarkStart w:id="38" w:name="_Toc243529466"/>
-      <w:r>
-        <w:lastRenderedPageBreak/>
+      <w:bookmarkStart w:id="41" w:name="_Toc243562135"/>
+      <w:r>
         <w:t>Settings and troubleshooting</w:t>
       </w:r>
-      <w:bookmarkEnd w:id="38"/>
+      <w:bookmarkEnd w:id="41"/>
     </w:p>
     <w:p>
       <w:pPr>
         <w:pStyle w:val="Heading2"/>
       </w:pPr>
-      <w:bookmarkStart w:id="39" w:name="_Toc243529467"/>
+      <w:bookmarkStart w:id="42" w:name="_Toc243562136"/>
       <w:r>
         <w:t>Your settings</w:t>
       </w:r>
-      <w:bookmarkEnd w:id="39"/>
+      <w:bookmarkEnd w:id="42"/>
     </w:p>
     <w:p>
       <w:r>
@@ -7349,11 +8050,11 @@
       <w:pPr>
         <w:pStyle w:val="Heading2"/>
       </w:pPr>
-      <w:bookmarkStart w:id="40" w:name="_Toc243529468"/>
+      <w:bookmarkStart w:id="43" w:name="_Toc243562137"/>
       <w:r>
         <w:t>When something goes wrong</w:t>
       </w:r>
-      <w:bookmarkEnd w:id="40"/>
+      <w:bookmarkEnd w:id="43"/>
     </w:p>
     <w:p>
       <w:pPr>
@@ -7409,11 +8110,11 @@
       <w:pPr>
         <w:pStyle w:val="Heading2"/>
       </w:pPr>
-      <w:bookmarkStart w:id="41" w:name="_Toc243529469"/>
+      <w:bookmarkStart w:id="44" w:name="_Toc243562138"/>
       <w:r>
         <w:t>The command line</w:t>
       </w:r>
-      <w:bookmarkEnd w:id="41"/>
+      <w:bookmarkEnd w:id="44"/>
     </w:p>
     <w:p>
       <w:r>
@@ -7449,12 +8150,11 @@
       <w:pPr>
         <w:pStyle w:val="Heading1"/>
       </w:pPr>
-      <w:bookmarkStart w:id="42" w:name="_Toc243529470"/>
-      <w:r>
-        <w:lastRenderedPageBreak/>
+      <w:bookmarkStart w:id="45" w:name="_Toc243562139"/>
+      <w:r>
         <w:t>Quick reference</w:t>
       </w:r>
-      <w:bookmarkEnd w:id="42"/>
+      <w:bookmarkEnd w:id="45"/>
     </w:p>
     <w:tbl>
       <w:tblPr>
@@ -7718,7 +8418,7 @@
               <w:rPr>
                 <w:sz w:val="20"/>
               </w:rPr>
-              <w:t>Shift-click a tick box</w:t>
+              <w:t>Double-click a request in My Tasks</w:t>
             </w:r>
           </w:p>
         </w:tc>
@@ -7735,6 +8435,43 @@
               <w:rPr>
                 <w:sz w:val="20"/>
               </w:rPr>
+              <w:t>Review it</w:t>
+            </w:r>
+          </w:p>
+        </w:tc>
+      </w:tr>
+      <w:tr>
+        <w:trPr>
+          <w:jc w:val="center"/>
+        </w:trPr>
+        <w:tc>
+          <w:tcPr>
+            <w:tcW w:w="3312" w:type="dxa"/>
+          </w:tcPr>
+          <w:p>
+            <w:pPr>
+              <w:spacing w:after="40"/>
+            </w:pPr>
+            <w:r>
+              <w:rPr>
+                <w:sz w:val="20"/>
+              </w:rPr>
+              <w:t>Shift-click a tick box</w:t>
+            </w:r>
+          </w:p>
+        </w:tc>
+        <w:tc>
+          <w:tcPr>
+            <w:tcW w:w="6048" w:type="dxa"/>
+          </w:tcPr>
+          <w:p>
+            <w:pPr>
+              <w:spacing w:after="40"/>
+            </w:pPr>
+            <w:r>
+              <w:rPr>
+                <w:sz w:val="20"/>
+              </w:rPr>
               <w:t>Tick everything between the last click and this one</w:t>
             </w:r>
           </w:p>
@@ -8030,70 +8767,70 @@
       </w:rPr>
     </w:lvl>
   </w:abstractNum>
-  <w:num w:numId="1" w16cid:durableId="1730106232">
+  <w:num w:numId="1" w16cid:durableId="779765094">
     <w:abstractNumId w:val="8"/>
   </w:num>
-  <w:num w:numId="2" w16cid:durableId="282468062">
+  <w:num w:numId="2" w16cid:durableId="1319966071">
     <w:abstractNumId w:val="6"/>
   </w:num>
-  <w:num w:numId="3" w16cid:durableId="1878395864">
+  <w:num w:numId="3" w16cid:durableId="1528719458">
     <w:abstractNumId w:val="5"/>
   </w:num>
-  <w:num w:numId="4" w16cid:durableId="2028604943">
+  <w:num w:numId="4" w16cid:durableId="745877567">
     <w:abstractNumId w:val="4"/>
   </w:num>
-  <w:num w:numId="5" w16cid:durableId="1137526091">
+  <w:num w:numId="5" w16cid:durableId="674848381">
     <w:abstractNumId w:val="7"/>
   </w:num>
-  <w:num w:numId="6" w16cid:durableId="222061519">
+  <w:num w:numId="6" w16cid:durableId="959340340">
     <w:abstractNumId w:val="3"/>
   </w:num>
-  <w:num w:numId="7" w16cid:durableId="287973720">
+  <w:num w:numId="7" w16cid:durableId="1648508242">
     <w:abstractNumId w:val="2"/>
   </w:num>
-  <w:num w:numId="8" w16cid:durableId="1613592452">
+  <w:num w:numId="8" w16cid:durableId="67850927">
     <w:abstractNumId w:val="1"/>
   </w:num>
-  <w:num w:numId="9" w16cid:durableId="587078053">
+  <w:num w:numId="9" w16cid:durableId="1350595577">
     <w:abstractNumId w:val="0"/>
   </w:num>
-  <w:num w:numId="10" w16cid:durableId="1352873986">
+  <w:num w:numId="10" w16cid:durableId="557477012">
     <w:abstractNumId w:val="7"/>
     <w:lvlOverride w:ilvl="0">
       <w:startOverride w:val="1"/>
     </w:lvlOverride>
   </w:num>
-  <w:num w:numId="11" w16cid:durableId="2048724710">
+  <w:num w:numId="11" w16cid:durableId="268895964">
     <w:abstractNumId w:val="7"/>
     <w:lvlOverride w:ilvl="0">
       <w:startOverride w:val="1"/>
     </w:lvlOverride>
   </w:num>
-  <w:num w:numId="12" w16cid:durableId="1580600657">
+  <w:num w:numId="12" w16cid:durableId="1625304891">
     <w:abstractNumId w:val="7"/>
     <w:lvlOverride w:ilvl="0">
       <w:startOverride w:val="1"/>
     </w:lvlOverride>
   </w:num>
-  <w:num w:numId="13" w16cid:durableId="1473019197">
+  <w:num w:numId="13" w16cid:durableId="1863932954">
     <w:abstractNumId w:val="7"/>
     <w:lvlOverride w:ilvl="0">
       <w:startOverride w:val="1"/>
     </w:lvlOverride>
   </w:num>
-  <w:num w:numId="14" w16cid:durableId="527834060">
+  <w:num w:numId="14" w16cid:durableId="1539973784">
     <w:abstractNumId w:val="7"/>
     <w:lvlOverride w:ilvl="0">
       <w:startOverride w:val="1"/>
     </w:lvlOverride>
   </w:num>
-  <w:num w:numId="15" w16cid:durableId="1068503231">
+  <w:num w:numId="15" w16cid:durableId="559026532">
     <w:abstractNumId w:val="7"/>
     <w:lvlOverride w:ilvl="0">
       <w:startOverride w:val="1"/>
     </w:lvlOverride>
   </w:num>
-  <w:num w:numId="16" w16cid:durableId="1586110544">
+  <w:num w:numId="16" w16cid:durableId="2143765350">
     <w:abstractNumId w:val="7"/>
     <w:lvlOverride w:ilvl="0">
       <w:startOverride w:val="1"/>
@@ -19489,7 +20226,7 @@
     <w:autoRedefine/>
     <w:uiPriority w:val="39"/>
     <w:unhideWhenUsed/>
-    <w:rsid w:val="00336015"/>
+    <w:rsid w:val="00941F64"/>
     <w:pPr>
       <w:spacing w:after="100"/>
     </w:pPr>
@@ -19501,7 +20238,7 @@
     <w:autoRedefine/>
     <w:uiPriority w:val="39"/>
     <w:unhideWhenUsed/>
-    <w:rsid w:val="00336015"/>
+    <w:rsid w:val="00941F64"/>
     <w:pPr>
       <w:spacing w:after="100"/>
       <w:ind w:left="220"/>
@@ -19512,7 +20249,7 @@
     <w:basedOn w:val="DefaultParagraphFont"/>
     <w:uiPriority w:val="99"/>
     <w:unhideWhenUsed/>
-    <w:rsid w:val="00336015"/>
+    <w:rsid w:val="00941F64"/>
     <w:rPr>
       <w:color w:val="0000FF" w:themeColor="hyperlink"/>
       <w:u w:val="single"/>

--- a/docs/Litterbox_User_Guide.docx
+++ b/docs/Litterbox_User_Guide.docx
@@ -38,7 +38,7 @@
         <w:rPr>
           <w:color w:val="666666"/>
         </w:rPr>
-        <w:t>Check-in, check-out, revisions, releases and BOMs for small SolidWorks teams, on Git and Git LFS.</w:t>
+        <w:t>Check-in, check-out, revisions, releases, and BOMs for small SolidWorks teams, on Git and Git LFS.</w:t>
       </w:r>
     </w:p>
     <w:p>
@@ -46,7 +46,7 @@
         <w:rPr>
           <w:color w:val="666666"/>
         </w:rPr>
-        <w:t>For Litterbox 0.5.4  ·  October 2026</w:t>
+        <w:t>For Litterbox 0.5.5  ·  October 2026</w:t>
       </w:r>
     </w:p>
     <w:p>
@@ -87,7 +87,7 @@
       <w:r>
         <w:fldChar w:fldCharType="separate"/>
       </w:r>
-      <w:hyperlink w:anchor="_Toc243562094" w:history="1">
+      <w:hyperlink w:anchor="_Toc243613966" w:history="1">
         <w:r>
           <w:rPr>
             <w:rStyle w:val="Hyperlink"/>
@@ -114,7 +114,7 @@
             <w:noProof/>
             <w:webHidden/>
           </w:rPr>
-          <w:instrText xml:space="preserve"> PAGEREF _Toc243562094 \h </w:instrText>
+          <w:instrText xml:space="preserve"> PAGEREF _Toc243613966 \h </w:instrText>
         </w:r>
         <w:r>
           <w:rPr>
@@ -155,13 +155,13 @@
           <w:noProof/>
         </w:rPr>
       </w:pPr>
-      <w:hyperlink w:anchor="_Toc243562095" w:history="1">
+      <w:hyperlink w:anchor="_Toc243613967" w:history="1">
         <w:r>
           <w:rPr>
             <w:rStyle w:val="Hyperlink"/>
             <w:noProof/>
           </w:rPr>
-          <w:t>The ideas you need</w:t>
+          <w:t>Terms</w:t>
         </w:r>
         <w:r>
           <w:rPr>
@@ -182,7 +182,7 @@
             <w:noProof/>
             <w:webHidden/>
           </w:rPr>
-          <w:instrText xml:space="preserve"> PAGEREF _Toc243562095 \h </w:instrText>
+          <w:instrText xml:space="preserve"> PAGEREF _Toc243613967 \h </w:instrText>
         </w:r>
         <w:r>
           <w:rPr>
@@ -223,7 +223,7 @@
           <w:noProof/>
         </w:rPr>
       </w:pPr>
-      <w:hyperlink w:anchor="_Toc243562096" w:history="1">
+      <w:hyperlink w:anchor="_Toc243613968" w:history="1">
         <w:r>
           <w:rPr>
             <w:rStyle w:val="Hyperlink"/>
@@ -250,7 +250,7 @@
             <w:noProof/>
             <w:webHidden/>
           </w:rPr>
-          <w:instrText xml:space="preserve"> PAGEREF _Toc243562096 \h </w:instrText>
+          <w:instrText xml:space="preserve"> PAGEREF _Toc243613968 \h </w:instrText>
         </w:r>
         <w:r>
           <w:rPr>
@@ -270,7 +270,7 @@
             <w:noProof/>
             <w:webHidden/>
           </w:rPr>
-          <w:t>6</w:t>
+          <w:t>5</w:t>
         </w:r>
         <w:r>
           <w:rPr>
@@ -291,7 +291,7 @@
           <w:noProof/>
         </w:rPr>
       </w:pPr>
-      <w:hyperlink w:anchor="_Toc243562097" w:history="1">
+      <w:hyperlink w:anchor="_Toc243613969" w:history="1">
         <w:r>
           <w:rPr>
             <w:rStyle w:val="Hyperlink"/>
@@ -318,7 +318,7 @@
             <w:noProof/>
             <w:webHidden/>
           </w:rPr>
-          <w:instrText xml:space="preserve"> PAGEREF _Toc243562097 \h </w:instrText>
+          <w:instrText xml:space="preserve"> PAGEREF _Toc243613969 \h </w:instrText>
         </w:r>
         <w:r>
           <w:rPr>
@@ -338,7 +338,7 @@
             <w:noProof/>
             <w:webHidden/>
           </w:rPr>
-          <w:t>6</w:t>
+          <w:t>5</w:t>
         </w:r>
         <w:r>
           <w:rPr>
@@ -359,7 +359,7 @@
           <w:noProof/>
         </w:rPr>
       </w:pPr>
-      <w:hyperlink w:anchor="_Toc243562098" w:history="1">
+      <w:hyperlink w:anchor="_Toc243613970" w:history="1">
         <w:r>
           <w:rPr>
             <w:rStyle w:val="Hyperlink"/>
@@ -386,7 +386,7 @@
             <w:noProof/>
             <w:webHidden/>
           </w:rPr>
-          <w:instrText xml:space="preserve"> PAGEREF _Toc243562098 \h </w:instrText>
+          <w:instrText xml:space="preserve"> PAGEREF _Toc243613970 \h </w:instrText>
         </w:r>
         <w:r>
           <w:rPr>
@@ -406,7 +406,7 @@
             <w:noProof/>
             <w:webHidden/>
           </w:rPr>
-          <w:t>6</w:t>
+          <w:t>5</w:t>
         </w:r>
         <w:r>
           <w:rPr>
@@ -427,7 +427,7 @@
           <w:noProof/>
         </w:rPr>
       </w:pPr>
-      <w:hyperlink w:anchor="_Toc243562099" w:history="1">
+      <w:hyperlink w:anchor="_Toc243613971" w:history="1">
         <w:r>
           <w:rPr>
             <w:rStyle w:val="Hyperlink"/>
@@ -454,7 +454,7 @@
             <w:noProof/>
             <w:webHidden/>
           </w:rPr>
-          <w:instrText xml:space="preserve"> PAGEREF _Toc243562099 \h </w:instrText>
+          <w:instrText xml:space="preserve"> PAGEREF _Toc243613971 \h </w:instrText>
         </w:r>
         <w:r>
           <w:rPr>
@@ -474,7 +474,7 @@
             <w:noProof/>
             <w:webHidden/>
           </w:rPr>
-          <w:t>6</w:t>
+          <w:t>5</w:t>
         </w:r>
         <w:r>
           <w:rPr>
@@ -495,7 +495,7 @@
           <w:noProof/>
         </w:rPr>
       </w:pPr>
-      <w:hyperlink w:anchor="_Toc243562100" w:history="1">
+      <w:hyperlink w:anchor="_Toc243613972" w:history="1">
         <w:r>
           <w:rPr>
             <w:rStyle w:val="Hyperlink"/>
@@ -522,7 +522,7 @@
             <w:noProof/>
             <w:webHidden/>
           </w:rPr>
-          <w:instrText xml:space="preserve"> PAGEREF _Toc243562100 \h </w:instrText>
+          <w:instrText xml:space="preserve"> PAGEREF _Toc243613972 \h </w:instrText>
         </w:r>
         <w:r>
           <w:rPr>
@@ -542,7 +542,7 @@
             <w:noProof/>
             <w:webHidden/>
           </w:rPr>
-          <w:t>7</w:t>
+          <w:t>6</w:t>
         </w:r>
         <w:r>
           <w:rPr>
@@ -563,13 +563,13 @@
           <w:noProof/>
         </w:rPr>
       </w:pPr>
-      <w:hyperlink w:anchor="_Toc243562101" w:history="1">
+      <w:hyperlink w:anchor="_Toc243613973" w:history="1">
         <w:r>
           <w:rPr>
             <w:rStyle w:val="Hyperlink"/>
             <w:noProof/>
           </w:rPr>
-          <w:t>A first look at the window</w:t>
+          <w:t>The main window</w:t>
         </w:r>
         <w:r>
           <w:rPr>
@@ -590,7 +590,7 @@
             <w:noProof/>
             <w:webHidden/>
           </w:rPr>
-          <w:instrText xml:space="preserve"> PAGEREF _Toc243562101 \h </w:instrText>
+          <w:instrText xml:space="preserve"> PAGEREF _Toc243613973 \h </w:instrText>
         </w:r>
         <w:r>
           <w:rPr>
@@ -610,7 +610,7 @@
             <w:noProof/>
             <w:webHidden/>
           </w:rPr>
-          <w:t>7</w:t>
+          <w:t>6</w:t>
         </w:r>
         <w:r>
           <w:rPr>
@@ -631,7 +631,7 @@
           <w:noProof/>
         </w:rPr>
       </w:pPr>
-      <w:hyperlink w:anchor="_Toc243562102" w:history="1">
+      <w:hyperlink w:anchor="_Toc243613974" w:history="1">
         <w:r>
           <w:rPr>
             <w:rStyle w:val="Hyperlink"/>
@@ -658,7 +658,7 @@
             <w:noProof/>
             <w:webHidden/>
           </w:rPr>
-          <w:instrText xml:space="preserve"> PAGEREF _Toc243562102 \h </w:instrText>
+          <w:instrText xml:space="preserve"> PAGEREF _Toc243613974 \h </w:instrText>
         </w:r>
         <w:r>
           <w:rPr>
@@ -678,7 +678,7 @@
             <w:noProof/>
             <w:webHidden/>
           </w:rPr>
-          <w:t>8</w:t>
+          <w:t>7</w:t>
         </w:r>
         <w:r>
           <w:rPr>
@@ -699,7 +699,7 @@
           <w:noProof/>
         </w:rPr>
       </w:pPr>
-      <w:hyperlink w:anchor="_Toc243562103" w:history="1">
+      <w:hyperlink w:anchor="_Toc243613975" w:history="1">
         <w:r>
           <w:rPr>
             <w:rStyle w:val="Hyperlink"/>
@@ -726,7 +726,7 @@
             <w:noProof/>
             <w:webHidden/>
           </w:rPr>
-          <w:instrText xml:space="preserve"> PAGEREF _Toc243562103 \h </w:instrText>
+          <w:instrText xml:space="preserve"> PAGEREF _Toc243613975 \h </w:instrText>
         </w:r>
         <w:r>
           <w:rPr>
@@ -746,7 +746,7 @@
             <w:noProof/>
             <w:webHidden/>
           </w:rPr>
-          <w:t>9</w:t>
+          <w:t>8</w:t>
         </w:r>
         <w:r>
           <w:rPr>
@@ -767,7 +767,7 @@
           <w:noProof/>
         </w:rPr>
       </w:pPr>
-      <w:hyperlink w:anchor="_Toc243562104" w:history="1">
+      <w:hyperlink w:anchor="_Toc243613976" w:history="1">
         <w:r>
           <w:rPr>
             <w:rStyle w:val="Hyperlink"/>
@@ -794,7 +794,7 @@
             <w:noProof/>
             <w:webHidden/>
           </w:rPr>
-          <w:instrText xml:space="preserve"> PAGEREF _Toc243562104 \h </w:instrText>
+          <w:instrText xml:space="preserve"> PAGEREF _Toc243613976 \h </w:instrText>
         </w:r>
         <w:r>
           <w:rPr>
@@ -814,7 +814,7 @@
             <w:noProof/>
             <w:webHidden/>
           </w:rPr>
-          <w:t>9</w:t>
+          <w:t>8</w:t>
         </w:r>
         <w:r>
           <w:rPr>
@@ -835,13 +835,13 @@
           <w:noProof/>
         </w:rPr>
       </w:pPr>
-      <w:hyperlink w:anchor="_Toc243562105" w:history="1">
+      <w:hyperlink w:anchor="_Toc243613977" w:history="1">
         <w:r>
           <w:rPr>
             <w:rStyle w:val="Hyperlink"/>
             <w:noProof/>
           </w:rPr>
-          <w:t>Finding parts</w:t>
+          <w:t>Projects</w:t>
         </w:r>
         <w:r>
           <w:rPr>
@@ -862,7 +862,7 @@
             <w:noProof/>
             <w:webHidden/>
           </w:rPr>
-          <w:instrText xml:space="preserve"> PAGEREF _Toc243562105 \h </w:instrText>
+          <w:instrText xml:space="preserve"> PAGEREF _Toc243613977 \h </w:instrText>
         </w:r>
         <w:r>
           <w:rPr>
@@ -882,7 +882,7 @@
             <w:noProof/>
             <w:webHidden/>
           </w:rPr>
-          <w:t>9</w:t>
+          <w:t>8</w:t>
         </w:r>
         <w:r>
           <w:rPr>
@@ -903,13 +903,13 @@
           <w:noProof/>
         </w:rPr>
       </w:pPr>
-      <w:hyperlink w:anchor="_Toc243562106" w:history="1">
+      <w:hyperlink w:anchor="_Toc243613978" w:history="1">
         <w:r>
           <w:rPr>
             <w:rStyle w:val="Hyperlink"/>
             <w:noProof/>
           </w:rPr>
-          <w:t>Checking out and checking in</w:t>
+          <w:t>Finding parts</w:t>
         </w:r>
         <w:r>
           <w:rPr>
@@ -930,7 +930,7 @@
             <w:noProof/>
             <w:webHidden/>
           </w:rPr>
-          <w:instrText xml:space="preserve"> PAGEREF _Toc243562106 \h </w:instrText>
+          <w:instrText xml:space="preserve"> PAGEREF _Toc243613978 \h </w:instrText>
         </w:r>
         <w:r>
           <w:rPr>
@@ -950,7 +950,7 @@
             <w:noProof/>
             <w:webHidden/>
           </w:rPr>
-          <w:t>9</w:t>
+          <w:t>8</w:t>
         </w:r>
         <w:r>
           <w:rPr>
@@ -971,13 +971,13 @@
           <w:noProof/>
         </w:rPr>
       </w:pPr>
-      <w:hyperlink w:anchor="_Toc243562107" w:history="1">
+      <w:hyperlink w:anchor="_Toc243613979" w:history="1">
         <w:r>
           <w:rPr>
             <w:rStyle w:val="Hyperlink"/>
             <w:noProof/>
           </w:rPr>
-          <w:t>Getting other people's changes</w:t>
+          <w:t>Checking out and checking in</w:t>
         </w:r>
         <w:r>
           <w:rPr>
@@ -998,7 +998,7 @@
             <w:noProof/>
             <w:webHidden/>
           </w:rPr>
-          <w:instrText xml:space="preserve"> PAGEREF _Toc243562107 \h </w:instrText>
+          <w:instrText xml:space="preserve"> PAGEREF _Toc243613979 \h </w:instrText>
         </w:r>
         <w:r>
           <w:rPr>
@@ -1018,7 +1018,7 @@
             <w:noProof/>
             <w:webHidden/>
           </w:rPr>
-          <w:t>10</w:t>
+          <w:t>9</w:t>
         </w:r>
         <w:r>
           <w:rPr>
@@ -1039,13 +1039,13 @@
           <w:noProof/>
         </w:rPr>
       </w:pPr>
-      <w:hyperlink w:anchor="_Toc243562108" w:history="1">
+      <w:hyperlink w:anchor="_Toc243613980" w:history="1">
         <w:r>
           <w:rPr>
             <w:rStyle w:val="Hyperlink"/>
             <w:noProof/>
           </w:rPr>
-          <w:t>Opening files</w:t>
+          <w:t>Getting other people's changes</w:t>
         </w:r>
         <w:r>
           <w:rPr>
@@ -1066,7 +1066,7 @@
             <w:noProof/>
             <w:webHidden/>
           </w:rPr>
-          <w:instrText xml:space="preserve"> PAGEREF _Toc243562108 \h </w:instrText>
+          <w:instrText xml:space="preserve"> PAGEREF _Toc243613980 \h </w:instrText>
         </w:r>
         <w:r>
           <w:rPr>
@@ -1086,7 +1086,7 @@
             <w:noProof/>
             <w:webHidden/>
           </w:rPr>
-          <w:t>10</w:t>
+          <w:t>9</w:t>
         </w:r>
         <w:r>
           <w:rPr>
@@ -1107,12 +1107,80 @@
           <w:noProof/>
         </w:rPr>
       </w:pPr>
-      <w:hyperlink w:anchor="_Toc243562109" w:history="1">
+      <w:hyperlink w:anchor="_Toc243613981" w:history="1">
         <w:r>
           <w:rPr>
             <w:rStyle w:val="Hyperlink"/>
             <w:noProof/>
           </w:rPr>
+          <w:t>Opening files</w:t>
+        </w:r>
+        <w:r>
+          <w:rPr>
+            <w:noProof/>
+            <w:webHidden/>
+          </w:rPr>
+          <w:tab/>
+        </w:r>
+        <w:r>
+          <w:rPr>
+            <w:noProof/>
+            <w:webHidden/>
+          </w:rPr>
+          <w:fldChar w:fldCharType="begin"/>
+        </w:r>
+        <w:r>
+          <w:rPr>
+            <w:noProof/>
+            <w:webHidden/>
+          </w:rPr>
+          <w:instrText xml:space="preserve"> PAGEREF _Toc243613981 \h </w:instrText>
+        </w:r>
+        <w:r>
+          <w:rPr>
+            <w:noProof/>
+            <w:webHidden/>
+          </w:rPr>
+        </w:r>
+        <w:r>
+          <w:rPr>
+            <w:noProof/>
+            <w:webHidden/>
+          </w:rPr>
+          <w:fldChar w:fldCharType="separate"/>
+        </w:r>
+        <w:r>
+          <w:rPr>
+            <w:noProof/>
+            <w:webHidden/>
+          </w:rPr>
+          <w:t>9</w:t>
+        </w:r>
+        <w:r>
+          <w:rPr>
+            <w:noProof/>
+            <w:webHidden/>
+          </w:rPr>
+          <w:fldChar w:fldCharType="end"/>
+        </w:r>
+      </w:hyperlink>
+    </w:p>
+    <w:p>
+      <w:pPr>
+        <w:pStyle w:val="TOC2"/>
+        <w:tabs>
+          <w:tab w:val="right" w:leader="dot" w:pos="9350"/>
+        </w:tabs>
+        <w:rPr>
+          <w:noProof/>
+        </w:rPr>
+      </w:pPr>
+      <w:hyperlink w:anchor="_Toc243613982" w:history="1">
+        <w:r>
+          <w:rPr>
+            <w:rStyle w:val="Hyperlink"/>
+            <w:noProof/>
+          </w:rPr>
           <w:t>The details pane</w:t>
         </w:r>
         <w:r>
@@ -1134,7 +1202,7 @@
             <w:noProof/>
             <w:webHidden/>
           </w:rPr>
-          <w:instrText xml:space="preserve"> PAGEREF _Toc243562109 \h </w:instrText>
+          <w:instrText xml:space="preserve"> PAGEREF _Toc243613982 \h </w:instrText>
         </w:r>
         <w:r>
           <w:rPr>
@@ -1154,7 +1222,7 @@
             <w:noProof/>
             <w:webHidden/>
           </w:rPr>
-          <w:t>10</w:t>
+          <w:t>9</w:t>
         </w:r>
         <w:r>
           <w:rPr>
@@ -1175,7 +1243,7 @@
           <w:noProof/>
         </w:rPr>
       </w:pPr>
-      <w:hyperlink w:anchor="_Toc243562110" w:history="1">
+      <w:hyperlink w:anchor="_Toc243613983" w:history="1">
         <w:r>
           <w:rPr>
             <w:rStyle w:val="Hyperlink"/>
@@ -1202,7 +1270,7 @@
             <w:noProof/>
             <w:webHidden/>
           </w:rPr>
-          <w:instrText xml:space="preserve"> PAGEREF _Toc243562110 \h </w:instrText>
+          <w:instrText xml:space="preserve"> PAGEREF _Toc243613983 \h </w:instrText>
         </w:r>
         <w:r>
           <w:rPr>
@@ -1243,13 +1311,13 @@
           <w:noProof/>
         </w:rPr>
       </w:pPr>
-      <w:hyperlink w:anchor="_Toc243562111" w:history="1">
+      <w:hyperlink w:anchor="_Toc243613984" w:history="1">
         <w:r>
           <w:rPr>
             <w:rStyle w:val="Hyperlink"/>
             <w:noProof/>
           </w:rPr>
-          <w:t>What changed, and what to do with the old parts</w:t>
+          <w:t>Form, Fit, Function, and Dispo</w:t>
         </w:r>
         <w:r>
           <w:rPr>
@@ -1270,7 +1338,7 @@
             <w:noProof/>
             <w:webHidden/>
           </w:rPr>
-          <w:instrText xml:space="preserve"> PAGEREF _Toc243562111 \h </w:instrText>
+          <w:instrText xml:space="preserve"> PAGEREF _Toc243613984 \h </w:instrText>
         </w:r>
         <w:r>
           <w:rPr>
@@ -1311,13 +1379,13 @@
           <w:noProof/>
         </w:rPr>
       </w:pPr>
-      <w:hyperlink w:anchor="_Toc243562112" w:history="1">
+      <w:hyperlink w:anchor="_Toc243613985" w:history="1">
         <w:r>
           <w:rPr>
             <w:rStyle w:val="Hyperlink"/>
             <w:noProof/>
           </w:rPr>
-          <w:t>Assemblies, references and BOMs</w:t>
+          <w:t>Assemblies, references, and BOMs</w:t>
         </w:r>
         <w:r>
           <w:rPr>
@@ -1338,7 +1406,7 @@
             <w:noProof/>
             <w:webHidden/>
           </w:rPr>
-          <w:instrText xml:space="preserve"> PAGEREF _Toc243562112 \h </w:instrText>
+          <w:instrText xml:space="preserve"> PAGEREF _Toc243613985 \h </w:instrText>
         </w:r>
         <w:r>
           <w:rPr>
@@ -1379,13 +1447,13 @@
           <w:noProof/>
         </w:rPr>
       </w:pPr>
-      <w:hyperlink w:anchor="_Toc243562113" w:history="1">
+      <w:hyperlink w:anchor="_Toc243613986" w:history="1">
         <w:r>
           <w:rPr>
             <w:rStyle w:val="Hyperlink"/>
             <w:noProof/>
           </w:rPr>
-          <w:t>What a part uses, and where it's used</w:t>
+          <w:t>Uses and where used</w:t>
         </w:r>
         <w:r>
           <w:rPr>
@@ -1406,7 +1474,7 @@
             <w:noProof/>
             <w:webHidden/>
           </w:rPr>
-          <w:instrText xml:space="preserve"> PAGEREF _Toc243562113 \h </w:instrText>
+          <w:instrText xml:space="preserve"> PAGEREF _Toc243613986 \h </w:instrText>
         </w:r>
         <w:r>
           <w:rPr>
@@ -1447,7 +1515,7 @@
           <w:noProof/>
         </w:rPr>
       </w:pPr>
-      <w:hyperlink w:anchor="_Toc243562114" w:history="1">
+      <w:hyperlink w:anchor="_Toc243613987" w:history="1">
         <w:r>
           <w:rPr>
             <w:rStyle w:val="Hyperlink"/>
@@ -1474,7 +1542,7 @@
             <w:noProof/>
             <w:webHidden/>
           </w:rPr>
-          <w:instrText xml:space="preserve"> PAGEREF _Toc243562114 \h </w:instrText>
+          <w:instrText xml:space="preserve"> PAGEREF _Toc243613987 \h </w:instrText>
         </w:r>
         <w:r>
           <w:rPr>
@@ -1515,7 +1583,7 @@
           <w:noProof/>
         </w:rPr>
       </w:pPr>
-      <w:hyperlink w:anchor="_Toc243562115" w:history="1">
+      <w:hyperlink w:anchor="_Toc243613988" w:history="1">
         <w:r>
           <w:rPr>
             <w:rStyle w:val="Hyperlink"/>
@@ -1542,7 +1610,7 @@
             <w:noProof/>
             <w:webHidden/>
           </w:rPr>
-          <w:instrText xml:space="preserve"> PAGEREF _Toc243562115 \h </w:instrText>
+          <w:instrText xml:space="preserve"> PAGEREF _Toc243613988 \h </w:instrText>
         </w:r>
         <w:r>
           <w:rPr>
@@ -1583,13 +1651,13 @@
           <w:noProof/>
         </w:rPr>
       </w:pPr>
-      <w:hyperlink w:anchor="_Toc243562116" w:history="1">
+      <w:hyperlink w:anchor="_Toc243613989" w:history="1">
         <w:r>
           <w:rPr>
             <w:rStyle w:val="Hyperlink"/>
             <w:noProof/>
           </w:rPr>
-          <w:t>Purchasing, costs and materials</w:t>
+          <w:t>Purchasing, costs, and materials</w:t>
         </w:r>
         <w:r>
           <w:rPr>
@@ -1610,7 +1678,7 @@
             <w:noProof/>
             <w:webHidden/>
           </w:rPr>
-          <w:instrText xml:space="preserve"> PAGEREF _Toc243562116 \h </w:instrText>
+          <w:instrText xml:space="preserve"> PAGEREF _Toc243613989 \h </w:instrText>
         </w:r>
         <w:r>
           <w:rPr>
@@ -1651,7 +1719,7 @@
           <w:noProof/>
         </w:rPr>
       </w:pPr>
-      <w:hyperlink w:anchor="_Toc243562117" w:history="1">
+      <w:hyperlink w:anchor="_Toc243613990" w:history="1">
         <w:r>
           <w:rPr>
             <w:rStyle w:val="Hyperlink"/>
@@ -1678,7 +1746,7 @@
             <w:noProof/>
             <w:webHidden/>
           </w:rPr>
-          <w:instrText xml:space="preserve"> PAGEREF _Toc243562117 \h </w:instrText>
+          <w:instrText xml:space="preserve"> PAGEREF _Toc243613990 \h </w:instrText>
         </w:r>
         <w:r>
           <w:rPr>
@@ -1719,7 +1787,7 @@
           <w:noProof/>
         </w:rPr>
       </w:pPr>
-      <w:hyperlink w:anchor="_Toc243562118" w:history="1">
+      <w:hyperlink w:anchor="_Toc243613991" w:history="1">
         <w:r>
           <w:rPr>
             <w:rStyle w:val="Hyperlink"/>
@@ -1746,7 +1814,7 @@
             <w:noProof/>
             <w:webHidden/>
           </w:rPr>
-          <w:instrText xml:space="preserve"> PAGEREF _Toc243562118 \h </w:instrText>
+          <w:instrText xml:space="preserve"> PAGEREF _Toc243613991 \h </w:instrText>
         </w:r>
         <w:r>
           <w:rPr>
@@ -1787,13 +1855,13 @@
           <w:noProof/>
         </w:rPr>
       </w:pPr>
-      <w:hyperlink w:anchor="_Toc243562119" w:history="1">
+      <w:hyperlink w:anchor="_Toc243613992" w:history="1">
         <w:r>
           <w:rPr>
             <w:rStyle w:val="Hyperlink"/>
             <w:noProof/>
           </w:rPr>
-          <w:t>Release outputs and sharing files</w:t>
+          <w:t>Release outputs and exports</w:t>
         </w:r>
         <w:r>
           <w:rPr>
@@ -1814,7 +1882,7 @@
             <w:noProof/>
             <w:webHidden/>
           </w:rPr>
-          <w:instrText xml:space="preserve"> PAGEREF _Toc243562119 \h </w:instrText>
+          <w:instrText xml:space="preserve"> PAGEREF _Toc243613992 \h </w:instrText>
         </w:r>
         <w:r>
           <w:rPr>
@@ -1855,7 +1923,7 @@
           <w:noProof/>
         </w:rPr>
       </w:pPr>
-      <w:hyperlink w:anchor="_Toc243562120" w:history="1">
+      <w:hyperlink w:anchor="_Toc243613993" w:history="1">
         <w:r>
           <w:rPr>
             <w:rStyle w:val="Hyperlink"/>
@@ -1882,7 +1950,7 @@
             <w:noProof/>
             <w:webHidden/>
           </w:rPr>
-          <w:instrText xml:space="preserve"> PAGEREF _Toc243562120 \h </w:instrText>
+          <w:instrText xml:space="preserve"> PAGEREF _Toc243613993 \h </w:instrText>
         </w:r>
         <w:r>
           <w:rPr>
@@ -1923,7 +1991,7 @@
           <w:noProof/>
         </w:rPr>
       </w:pPr>
-      <w:hyperlink w:anchor="_Toc243562121" w:history="1">
+      <w:hyperlink w:anchor="_Toc243613994" w:history="1">
         <w:r>
           <w:rPr>
             <w:rStyle w:val="Hyperlink"/>
@@ -1950,7 +2018,7 @@
             <w:noProof/>
             <w:webHidden/>
           </w:rPr>
-          <w:instrText xml:space="preserve"> PAGEREF _Toc243562121 \h </w:instrText>
+          <w:instrText xml:space="preserve"> PAGEREF _Toc243613994 \h </w:instrText>
         </w:r>
         <w:r>
           <w:rPr>
@@ -1991,7 +2059,7 @@
           <w:noProof/>
         </w:rPr>
       </w:pPr>
-      <w:hyperlink w:anchor="_Toc243562122" w:history="1">
+      <w:hyperlink w:anchor="_Toc243613995" w:history="1">
         <w:r>
           <w:rPr>
             <w:rStyle w:val="Hyperlink"/>
@@ -2018,7 +2086,7 @@
             <w:noProof/>
             <w:webHidden/>
           </w:rPr>
-          <w:instrText xml:space="preserve"> PAGEREF _Toc243562122 \h </w:instrText>
+          <w:instrText xml:space="preserve"> PAGEREF _Toc243613995 \h </w:instrText>
         </w:r>
         <w:r>
           <w:rPr>
@@ -2059,7 +2127,7 @@
           <w:noProof/>
         </w:rPr>
       </w:pPr>
-      <w:hyperlink w:anchor="_Toc243562123" w:history="1">
+      <w:hyperlink w:anchor="_Toc243613996" w:history="1">
         <w:r>
           <w:rPr>
             <w:rStyle w:val="Hyperlink"/>
@@ -2086,7 +2154,7 @@
             <w:noProof/>
             <w:webHidden/>
           </w:rPr>
-          <w:instrText xml:space="preserve"> PAGEREF _Toc243562123 \h </w:instrText>
+          <w:instrText xml:space="preserve"> PAGEREF _Toc243613996 \h </w:instrText>
         </w:r>
         <w:r>
           <w:rPr>
@@ -2127,7 +2195,7 @@
           <w:noProof/>
         </w:rPr>
       </w:pPr>
-      <w:hyperlink w:anchor="_Toc243562124" w:history="1">
+      <w:hyperlink w:anchor="_Toc243613997" w:history="1">
         <w:r>
           <w:rPr>
             <w:rStyle w:val="Hyperlink"/>
@@ -2154,7 +2222,7 @@
             <w:noProof/>
             <w:webHidden/>
           </w:rPr>
-          <w:instrText xml:space="preserve"> PAGEREF _Toc243562124 \h </w:instrText>
+          <w:instrText xml:space="preserve"> PAGEREF _Toc243613997 \h </w:instrText>
         </w:r>
         <w:r>
           <w:rPr>
@@ -2195,7 +2263,7 @@
           <w:noProof/>
         </w:rPr>
       </w:pPr>
-      <w:hyperlink w:anchor="_Toc243562125" w:history="1">
+      <w:hyperlink w:anchor="_Toc243613998" w:history="1">
         <w:r>
           <w:rPr>
             <w:rStyle w:val="Hyperlink"/>
@@ -2222,7 +2290,7 @@
             <w:noProof/>
             <w:webHidden/>
           </w:rPr>
-          <w:instrText xml:space="preserve"> PAGEREF _Toc243562125 \h </w:instrText>
+          <w:instrText xml:space="preserve"> PAGEREF _Toc243613998 \h </w:instrText>
         </w:r>
         <w:r>
           <w:rPr>
@@ -2263,7 +2331,7 @@
           <w:noProof/>
         </w:rPr>
       </w:pPr>
-      <w:hyperlink w:anchor="_Toc243562126" w:history="1">
+      <w:hyperlink w:anchor="_Toc243613999" w:history="1">
         <w:r>
           <w:rPr>
             <w:rStyle w:val="Hyperlink"/>
@@ -2290,7 +2358,7 @@
             <w:noProof/>
             <w:webHidden/>
           </w:rPr>
-          <w:instrText xml:space="preserve"> PAGEREF _Toc243562126 \h </w:instrText>
+          <w:instrText xml:space="preserve"> PAGEREF _Toc243613999 \h </w:instrText>
         </w:r>
         <w:r>
           <w:rPr>
@@ -2331,13 +2399,13 @@
           <w:noProof/>
         </w:rPr>
       </w:pPr>
-      <w:hyperlink w:anchor="_Toc243562127" w:history="1">
+      <w:hyperlink w:anchor="_Toc243614000" w:history="1">
         <w:r>
           <w:rPr>
             <w:rStyle w:val="Hyperlink"/>
             <w:noProof/>
           </w:rPr>
-          <w:t>When a request is rejected</w:t>
+          <w:t>Rejected requests</w:t>
         </w:r>
         <w:r>
           <w:rPr>
@@ -2358,7 +2426,7 @@
             <w:noProof/>
             <w:webHidden/>
           </w:rPr>
-          <w:instrText xml:space="preserve"> PAGEREF _Toc243562127 \h </w:instrText>
+          <w:instrText xml:space="preserve"> PAGEREF _Toc243614000 \h </w:instrText>
         </w:r>
         <w:r>
           <w:rPr>
@@ -2399,7 +2467,7 @@
           <w:noProof/>
         </w:rPr>
       </w:pPr>
-      <w:hyperlink w:anchor="_Toc243562128" w:history="1">
+      <w:hyperlink w:anchor="_Toc243614001" w:history="1">
         <w:r>
           <w:rPr>
             <w:rStyle w:val="Hyperlink"/>
@@ -2426,7 +2494,7 @@
             <w:noProof/>
             <w:webHidden/>
           </w:rPr>
-          <w:instrText xml:space="preserve"> PAGEREF _Toc243562128 \h </w:instrText>
+          <w:instrText xml:space="preserve"> PAGEREF _Toc243614001 \h </w:instrText>
         </w:r>
         <w:r>
           <w:rPr>
@@ -2467,7 +2535,7 @@
           <w:noProof/>
         </w:rPr>
       </w:pPr>
-      <w:hyperlink w:anchor="_Toc243562129" w:history="1">
+      <w:hyperlink w:anchor="_Toc243614002" w:history="1">
         <w:r>
           <w:rPr>
             <w:rStyle w:val="Hyperlink"/>
@@ -2494,7 +2562,7 @@
             <w:noProof/>
             <w:webHidden/>
           </w:rPr>
-          <w:instrText xml:space="preserve"> PAGEREF _Toc243562129 \h </w:instrText>
+          <w:instrText xml:space="preserve"> PAGEREF _Toc243614002 \h </w:instrText>
         </w:r>
         <w:r>
           <w:rPr>
@@ -2535,7 +2603,7 @@
           <w:noProof/>
         </w:rPr>
       </w:pPr>
-      <w:hyperlink w:anchor="_Toc243562130" w:history="1">
+      <w:hyperlink w:anchor="_Toc243614003" w:history="1">
         <w:r>
           <w:rPr>
             <w:rStyle w:val="Hyperlink"/>
@@ -2562,7 +2630,7 @@
             <w:noProof/>
             <w:webHidden/>
           </w:rPr>
-          <w:instrText xml:space="preserve"> PAGEREF _Toc243562130 \h </w:instrText>
+          <w:instrText xml:space="preserve"> PAGEREF _Toc243614003 \h </w:instrText>
         </w:r>
         <w:r>
           <w:rPr>
@@ -2603,7 +2671,7 @@
           <w:noProof/>
         </w:rPr>
       </w:pPr>
-      <w:hyperlink w:anchor="_Toc243562131" w:history="1">
+      <w:hyperlink w:anchor="_Toc243614004" w:history="1">
         <w:r>
           <w:rPr>
             <w:rStyle w:val="Hyperlink"/>
@@ -2630,7 +2698,7 @@
             <w:noProof/>
             <w:webHidden/>
           </w:rPr>
-          <w:instrText xml:space="preserve"> PAGEREF _Toc243562131 \h </w:instrText>
+          <w:instrText xml:space="preserve"> PAGEREF _Toc243614004 \h </w:instrText>
         </w:r>
         <w:r>
           <w:rPr>
@@ -2671,13 +2739,13 @@
           <w:noProof/>
         </w:rPr>
       </w:pPr>
-      <w:hyperlink w:anchor="_Toc243562132" w:history="1">
+      <w:hyperlink w:anchor="_Toc243614005" w:history="1">
         <w:r>
           <w:rPr>
             <w:rStyle w:val="Hyperlink"/>
             <w:noProof/>
           </w:rPr>
-          <w:t>Keeping the vault healthy</w:t>
+          <w:t>Vault maintenance</w:t>
         </w:r>
         <w:r>
           <w:rPr>
@@ -2698,7 +2766,7 @@
             <w:noProof/>
             <w:webHidden/>
           </w:rPr>
-          <w:instrText xml:space="preserve"> PAGEREF _Toc243562132 \h </w:instrText>
+          <w:instrText xml:space="preserve"> PAGEREF _Toc243614005 \h </w:instrText>
         </w:r>
         <w:r>
           <w:rPr>
@@ -2739,7 +2807,7 @@
           <w:noProof/>
         </w:rPr>
       </w:pPr>
-      <w:hyperlink w:anchor="_Toc243562133" w:history="1">
+      <w:hyperlink w:anchor="_Toc243614006" w:history="1">
         <w:r>
           <w:rPr>
             <w:rStyle w:val="Hyperlink"/>
@@ -2766,7 +2834,7 @@
             <w:noProof/>
             <w:webHidden/>
           </w:rPr>
-          <w:instrText xml:space="preserve"> PAGEREF _Toc243562133 \h </w:instrText>
+          <w:instrText xml:space="preserve"> PAGEREF _Toc243614006 \h </w:instrText>
         </w:r>
         <w:r>
           <w:rPr>
@@ -2807,7 +2875,7 @@
           <w:noProof/>
         </w:rPr>
       </w:pPr>
-      <w:hyperlink w:anchor="_Toc243562134" w:history="1">
+      <w:hyperlink w:anchor="_Toc243614007" w:history="1">
         <w:r>
           <w:rPr>
             <w:rStyle w:val="Hyperlink"/>
@@ -2834,7 +2902,7 @@
             <w:noProof/>
             <w:webHidden/>
           </w:rPr>
-          <w:instrText xml:space="preserve"> PAGEREF _Toc243562134 \h </w:instrText>
+          <w:instrText xml:space="preserve"> PAGEREF _Toc243614007 \h </w:instrText>
         </w:r>
         <w:r>
           <w:rPr>
@@ -2875,7 +2943,7 @@
           <w:noProof/>
         </w:rPr>
       </w:pPr>
-      <w:hyperlink w:anchor="_Toc243562135" w:history="1">
+      <w:hyperlink w:anchor="_Toc243614008" w:history="1">
         <w:r>
           <w:rPr>
             <w:rStyle w:val="Hyperlink"/>
@@ -2902,7 +2970,7 @@
             <w:noProof/>
             <w:webHidden/>
           </w:rPr>
-          <w:instrText xml:space="preserve"> PAGEREF _Toc243562135 \h </w:instrText>
+          <w:instrText xml:space="preserve"> PAGEREF _Toc243614008 \h </w:instrText>
         </w:r>
         <w:r>
           <w:rPr>
@@ -2943,7 +3011,7 @@
           <w:noProof/>
         </w:rPr>
       </w:pPr>
-      <w:hyperlink w:anchor="_Toc243562136" w:history="1">
+      <w:hyperlink w:anchor="_Toc243614009" w:history="1">
         <w:r>
           <w:rPr>
             <w:rStyle w:val="Hyperlink"/>
@@ -2970,7 +3038,7 @@
             <w:noProof/>
             <w:webHidden/>
           </w:rPr>
-          <w:instrText xml:space="preserve"> PAGEREF _Toc243562136 \h </w:instrText>
+          <w:instrText xml:space="preserve"> PAGEREF _Toc243614009 \h </w:instrText>
         </w:r>
         <w:r>
           <w:rPr>
@@ -3011,13 +3079,13 @@
           <w:noProof/>
         </w:rPr>
       </w:pPr>
-      <w:hyperlink w:anchor="_Toc243562137" w:history="1">
+      <w:hyperlink w:anchor="_Toc243614010" w:history="1">
         <w:r>
           <w:rPr>
             <w:rStyle w:val="Hyperlink"/>
             <w:noProof/>
           </w:rPr>
-          <w:t>When something goes wrong</w:t>
+          <w:t>Problems</w:t>
         </w:r>
         <w:r>
           <w:rPr>
@@ -3038,7 +3106,7 @@
             <w:noProof/>
             <w:webHidden/>
           </w:rPr>
-          <w:instrText xml:space="preserve"> PAGEREF _Toc243562137 \h </w:instrText>
+          <w:instrText xml:space="preserve"> PAGEREF _Toc243614010 \h </w:instrText>
         </w:r>
         <w:r>
           <w:rPr>
@@ -3079,7 +3147,7 @@
           <w:noProof/>
         </w:rPr>
       </w:pPr>
-      <w:hyperlink w:anchor="_Toc243562138" w:history="1">
+      <w:hyperlink w:anchor="_Toc243614011" w:history="1">
         <w:r>
           <w:rPr>
             <w:rStyle w:val="Hyperlink"/>
@@ -3106,7 +3174,7 @@
             <w:noProof/>
             <w:webHidden/>
           </w:rPr>
-          <w:instrText xml:space="preserve"> PAGEREF _Toc243562138 \h </w:instrText>
+          <w:instrText xml:space="preserve"> PAGEREF _Toc243614011 \h </w:instrText>
         </w:r>
         <w:r>
           <w:rPr>
@@ -3147,7 +3215,7 @@
           <w:noProof/>
         </w:rPr>
       </w:pPr>
-      <w:hyperlink w:anchor="_Toc243562139" w:history="1">
+      <w:hyperlink w:anchor="_Toc243614012" w:history="1">
         <w:r>
           <w:rPr>
             <w:rStyle w:val="Hyperlink"/>
@@ -3174,7 +3242,7 @@
             <w:noProof/>
             <w:webHidden/>
           </w:rPr>
-          <w:instrText xml:space="preserve"> PAGEREF _Toc243562139 \h </w:instrText>
+          <w:instrText xml:space="preserve"> PAGEREF _Toc243614012 \h </w:instrText>
         </w:r>
         <w:r>
           <w:rPr>
@@ -3219,7 +3287,7 @@
       <w:pPr>
         <w:pStyle w:val="Heading1"/>
       </w:pPr>
-      <w:bookmarkStart w:id="0" w:name="_Toc243562094"/>
+      <w:bookmarkStart w:id="0" w:name="_Toc243613966"/>
       <w:r>
         <w:lastRenderedPageBreak/>
         <w:t>What Litterbox is</w:t>
@@ -3228,12 +3296,12 @@
     </w:p>
     <w:p>
       <w:r>
-        <w:t>Litterbox is a product data manager (PDM) for small hardware teams that design in SolidWorks. It keeps everyone's CAD files in one shared place, makes sure only one person edits a part at a time, numbers parts, tracks revisions and releases, and works out bills of materials. If you have ever lost a day to two people saving over each other's assembly, or found three different files called bracket_final_v2.SLDPRT, this is the problem it solves.</w:t>
-      </w:r>
-    </w:p>
-    <w:p>
-      <w:r>
-        <w:t xml:space="preserve">What makes it different from the big commercial PDMs is that there's </w:t>
+        <w:t>Litterbox is a product data manager (PDM) for small hardware teams that design in SolidWorks. It keeps the team's CAD files in one shared vault, lets only one person edit a part at a time, numbers parts, tracks revisions and releases, and works out bills of materials.</w:t>
+      </w:r>
+    </w:p>
+    <w:p>
+      <w:r>
+        <w:t xml:space="preserve">Litterbox has </w:t>
       </w:r>
       <w:r>
         <w:rPr>
@@ -3242,12 +3310,12 @@
         <w:t>no server</w:t>
       </w:r>
       <w:r>
-        <w:t>. A Litterbox vault is an ordinary Git repository using Git LFS (Git's add-on for large files), hosted wherever your team already keeps code: GitHub, Azure DevOps, GitLab and so on. Litterbox is the Windows program on top that turns Git's commits, branches and file locks into check out, check in, release and revise. You never need to use Git yourself.</w:t>
-      </w:r>
-    </w:p>
-    <w:p>
-      <w:r>
-        <w:t>That design brings a few things for free:</w:t>
+        <w:t>. A vault is an ordinary Git repository that uses Git LFS (Git's add-on for large files), hosted on a Git host such as GitHub, Azure DevOps, or GitLab. Litterbox is a Windows program that turns Git's commits and file locks into check out, check in, release, and revise. You don't need to use Git yourself.</w:t>
+      </w:r>
+    </w:p>
+    <w:p>
+      <w:r>
+        <w:t>This design has the following consequences:</w:t>
       </w:r>
     </w:p>
     <w:p>
@@ -3261,7 +3329,7 @@
         <w:t>Cost.</w:t>
       </w:r>
       <w:r>
-        <w:t xml:space="preserve"> Nothing beyond the Git host, which is often free.</w:t>
+        <w:t xml:space="preserve"> The only cost is the Git host, which is often free.</w:t>
       </w:r>
     </w:p>
     <w:p>
@@ -3275,7 +3343,7 @@
         <w:t>Offline work.</w:t>
       </w:r>
       <w:r>
-        <w:t xml:space="preserve"> Everything you've downloaded is on your own disk. You only need a connection to check out, check in and get other people's changes.</w:t>
+        <w:t xml:space="preserve"> Downloaded files are on your own disk. You need a connection only to check out, check in, and get other people's changes.</w:t>
       </w:r>
     </w:p>
     <w:p>
@@ -3286,10 +3354,10 @@
         <w:rPr>
           <w:b/>
         </w:rPr>
-        <w:t>A complete history.</w:t>
-      </w:r>
-      <w:r>
-        <w:t xml:space="preserve"> Every change is a commit with who, when and why. The host backs it up for you.</w:t>
+        <w:t>History.</w:t>
+      </w:r>
+      <w:r>
+        <w:t xml:space="preserve"> Every change is a commit that records who, when, and why. The host keeps a copy.</w:t>
       </w:r>
     </w:p>
     <w:p>
@@ -3303,28 +3371,23 @@
         <w:t>Readable data.</w:t>
       </w:r>
       <w:r>
-        <w:t xml:space="preserve"> Part records are plain text (YAML) files. Anyone can script against the vault, and nothing is locked away in a database you can't get out of.</w:t>
-      </w:r>
-    </w:p>
-    <w:p>
-      <w:r>
-        <w:t>Litterbox is aimed at student competition teams (rocketry, robotics, Formula SAE, CubeSats), small start-ups, labs and makerspaces: groups of a few to a few dozen people who need release control and a history that outlives the people who made it, without paying for or running a PDM server.</w:t>
+        <w:t xml:space="preserve"> Part records are plain text (YAML) files. They can be read and scripted without Litterbox.</w:t>
+      </w:r>
+    </w:p>
+    <w:p>
+      <w:r>
+        <w:t>Litterbox is meant for groups of a few to a few dozen people, such as student competition teams, small companies, labs, and makerspaces, that need release control and a lasting history without running a PDM server.</w:t>
       </w:r>
     </w:p>
     <w:p>
       <w:pPr>
         <w:pStyle w:val="Heading2"/>
       </w:pPr>
-      <w:bookmarkStart w:id="1" w:name="_Toc243562095"/>
-      <w:r>
-        <w:t>The ideas you need</w:t>
+      <w:bookmarkStart w:id="1" w:name="_Toc243613967"/>
+      <w:r>
+        <w:t>Terms</w:t>
       </w:r>
       <w:bookmarkEnd w:id="1"/>
-    </w:p>
-    <w:p>
-      <w:r>
-        <w:t>A handful of words come up everywhere in this guide:</w:t>
-      </w:r>
     </w:p>
     <w:tbl>
       <w:tblPr>
@@ -3340,6 +3403,7 @@
       </w:tblGrid>
       <w:tr>
         <w:trPr>
+          <w:cantSplit/>
           <w:tblHeader/>
           <w:jc w:val="center"/>
         </w:trPr>
@@ -3377,13 +3441,14 @@
                 <w:color w:val="FFFFFF"/>
                 <w:sz w:val="20"/>
               </w:rPr>
-              <w:t>What it means</w:t>
+              <w:t>Meaning</w:t>
             </w:r>
           </w:p>
         </w:tc>
       </w:tr>
       <w:tr>
         <w:trPr>
+          <w:cantSplit/>
           <w:jc w:val="center"/>
         </w:trPr>
         <w:tc>
@@ -3414,13 +3479,14 @@
               <w:rPr>
                 <w:sz w:val="20"/>
               </w:rPr>
-              <w:t>The shared Git repository that holds your team's parts, and its copy on your computer under C:\Litterbox\&lt;vault name&gt;.</w:t>
+              <w:t>The shared Git repository that holds the team's parts, and its copy on your computer under C:\Litterbox\&lt;vault name&gt;.</w:t>
             </w:r>
           </w:p>
         </w:tc>
       </w:tr>
       <w:tr>
         <w:trPr>
+          <w:cantSplit/>
           <w:jc w:val="center"/>
         </w:trPr>
         <w:tc>
@@ -3453,13 +3519,14 @@
               <w:rPr>
                 <w:sz w:val="20"/>
               </w:rPr>
-              <w:t>The team or company a vault belongs to. It has a short code (HCR) that starts every part number. You can belong to several orgs and switch between them.</w:t>
+              <w:t>The team or company a vault belongs to. Its short code (HCR) starts every part number. You can belong to several orgs and switch between them.</w:t>
             </w:r>
           </w:p>
         </w:tc>
       </w:tr>
       <w:tr>
         <w:trPr>
+          <w:cantSplit/>
           <w:jc w:val="center"/>
         </w:trPr>
         <w:tc>
@@ -3490,13 +3557,14 @@
               <w:rPr>
                 <w:sz w:val="20"/>
               </w:rPr>
-              <w:t>A part's permanent identity, for example HCR‑100010‑001: the org code, a base number and a variant. A number is never reused, even if the part is voided.</w:t>
+              <w:t>A part's permanent identity, for example HCR‑100010‑001: the org code, a base number, and a variant. A number is never reused, even after the part is voided.</w:t>
             </w:r>
           </w:p>
         </w:tc>
       </w:tr>
       <w:tr>
         <w:trPr>
+          <w:cantSplit/>
           <w:jc w:val="center"/>
         </w:trPr>
         <w:tc>
@@ -3529,13 +3597,14 @@
               <w:rPr>
                 <w:sz w:val="20"/>
               </w:rPr>
-              <w:t>A version of a part that has been or will be released: A, B, C ... A part's files carry it in their names (HCR‑100010‑001_A.SLDPRT).</w:t>
+              <w:t>A released or to-be-released version of a part: A, B, C, and so on. A part's file names include it (HCR‑100010‑001_A.SLDPRT).</w:t>
             </w:r>
           </w:p>
         </w:tc>
       </w:tr>
       <w:tr>
         <w:trPr>
+          <w:cantSplit/>
           <w:jc w:val="center"/>
         </w:trPr>
         <w:tc>
@@ -3566,13 +3635,14 @@
               <w:rPr>
                 <w:sz w:val="20"/>
               </w:rPr>
-              <w:t>The small text file that describes a part: its name, status, revisions, history, purchasing info, what it uses and so on. Records live in the PN-logs folder.</w:t>
+              <w:t>The text file that describes a part: its name, status, revisions, history, purchasing info, and the parts it uses. Records are in the PN-logs folder.</w:t>
             </w:r>
           </w:p>
         </w:tc>
       </w:tr>
       <w:tr>
         <w:trPr>
+          <w:cantSplit/>
           <w:jc w:val="center"/>
         </w:trPr>
         <w:tc>
@@ -3605,13 +3675,14 @@
               <w:rPr>
                 <w:sz w:val="20"/>
               </w:rPr>
-              <w:t>Taking the lock on a part so you can edit it, and uploading your changes and giving the lock back.</w:t>
+              <w:t>Taking the lock on a part so you can edit it, and uploading your changes and releasing the lock.</w:t>
             </w:r>
           </w:p>
         </w:tc>
       </w:tr>
       <w:tr>
         <w:trPr>
+          <w:cantSplit/>
           <w:jc w:val="center"/>
         </w:trPr>
         <w:tc>
@@ -3642,13 +3713,14 @@
               <w:rPr>
                 <w:sz w:val="20"/>
               </w:rPr>
-              <w:t>Freezing a revision. Released files can't be changed; to change the part you revise it, which starts the next revision.</w:t>
+              <w:t>Freezing a revision. Released files can't be changed. To change the part, revise it, which starts the next revision.</w:t>
             </w:r>
           </w:p>
         </w:tc>
       </w:tr>
       <w:tr>
         <w:trPr>
+          <w:cantSplit/>
           <w:jc w:val="center"/>
         </w:trPr>
         <w:tc>
@@ -3681,7 +3753,45 @@
               <w:rPr>
                 <w:sz w:val="20"/>
               </w:rPr>
-              <w:t>A set of sign-offs (by role) that an action needs before it happens, such as a release.</w:t>
+              <w:t>A set of sign-offs, by role, that an action needs before it happens.</w:t>
+            </w:r>
+          </w:p>
+        </w:tc>
+      </w:tr>
+      <w:tr>
+        <w:trPr>
+          <w:cantSplit/>
+          <w:jc w:val="center"/>
+        </w:trPr>
+        <w:tc>
+          <w:tcPr>
+            <w:tcW w:w="2304" w:type="dxa"/>
+          </w:tcPr>
+          <w:p>
+            <w:pPr>
+              <w:spacing w:after="40"/>
+            </w:pPr>
+            <w:r>
+              <w:rPr>
+                <w:sz w:val="20"/>
+              </w:rPr>
+              <w:t>Project</w:t>
+            </w:r>
+          </w:p>
+        </w:tc>
+        <w:tc>
+          <w:tcPr>
+            <w:tcW w:w="7056" w:type="dxa"/>
+          </w:tcPr>
+          <w:p>
+            <w:pPr>
+              <w:spacing w:after="40"/>
+            </w:pPr>
+            <w:r>
+              <w:rPr>
+                <w:sz w:val="20"/>
+              </w:rPr>
+              <w:t>A block of part numbers set aside for one project. A project can have a Lead and members, and can be restricted or hidden.</w:t>
             </w:r>
           </w:p>
         </w:tc>
@@ -3701,22 +3811,23 @@
       <w:pPr>
         <w:pStyle w:val="Heading1"/>
       </w:pPr>
-      <w:bookmarkStart w:id="2" w:name="_Toc243562096"/>
-      <w:r>
+      <w:bookmarkStart w:id="2" w:name="_Toc243613968"/>
+      <w:r>
+        <w:lastRenderedPageBreak/>
         <w:t>Getting started</w:t>
       </w:r>
       <w:bookmarkEnd w:id="2"/>
     </w:p>
     <w:p>
       <w:r>
-        <w:t>This part is for people and teams who are new to Litterbox. If someone has already set your team up, read "What you need", "Installing Litterbox" and "Joining your team's vault", then skip to "A first look at the window". If you're the one setting a team up, read all of it.</w:t>
+        <w:t>If someone has already set up your team, read What you need, Installing Litterbox, and Joining your team's vault, then go to The main window. If you are setting up a team, read the whole chapter.</w:t>
       </w:r>
     </w:p>
     <w:p>
       <w:pPr>
         <w:pStyle w:val="Heading2"/>
       </w:pPr>
-      <w:bookmarkStart w:id="3" w:name="_Toc243562097"/>
+      <w:bookmarkStart w:id="3" w:name="_Toc243613969"/>
       <w:r>
         <w:t>What you need</w:t>
       </w:r>
@@ -3727,7 +3838,7 @@
         <w:pStyle w:val="ListBullet"/>
       </w:pPr>
       <w:r>
-        <w:t>A Windows computer. Litterbox is a Windows program.</w:t>
+        <w:t>A Windows computer.</w:t>
       </w:r>
     </w:p>
     <w:p>
@@ -3741,7 +3852,7 @@
         <w:t>Git for Windows</w:t>
       </w:r>
       <w:r>
-        <w:t xml:space="preserve"> (git-scm.com). It includes Git LFS. Install it with the default options.</w:t>
+        <w:t xml:space="preserve"> (git-scm.com), which includes Git LFS. Install it with the default options.</w:t>
       </w:r>
     </w:p>
     <w:p>
@@ -3749,7 +3860,7 @@
         <w:pStyle w:val="ListBullet"/>
       </w:pPr>
       <w:r>
-        <w:t>An account on your team's Git host with access to the vault's repository. Your team lead adds you there.</w:t>
+        <w:t>An account on your team's Git host with access to the vault's repository. Your team lead adds you.</w:t>
       </w:r>
     </w:p>
     <w:p>
@@ -3763,12 +3874,12 @@
         <w:t>SolidWorks</w:t>
       </w:r>
       <w:r>
-        <w:t>, if you're going to model. You can use Litterbox without it to look at parts, open PDFs, run workflows, manage purchasing and documents, but anything that reads or writes SolidWorks files needs it.</w:t>
-      </w:r>
-    </w:p>
-    <w:p>
-      <w:r>
-        <w:t>The first time you use Git it needs your name and email. Litterbox asks for them if they're missing, or you can set them yourself in a terminal:</w:t>
+        <w:t>, to model. Without it you can look at parts, open PDFs, run workflows, and manage purchasing and documents. Anything that reads or writes SolidWorks files needs it.</w:t>
+      </w:r>
+    </w:p>
+    <w:p>
+      <w:r>
+        <w:t>Git needs your name and email the first time you use it. Litterbox asks for them if they are missing. You can also set them in a terminal:</w:t>
       </w:r>
     </w:p>
     <w:p>
@@ -3778,8 +3889,8 @@
       </w:pPr>
       <w:r>
         <w:rPr>
-          <w:rFonts w:ascii="Consolas" w:hAnsi="Consolas"/>
-          <w:sz w:val="19"/>
+          <w:rFonts w:ascii="Roboto Mono" w:hAnsi="Roboto Mono"/>
+          <w:sz w:val="18"/>
         </w:rPr>
         <w:t>git config --global user.name "Alex Smith"</w:t>
       </w:r>
@@ -3791,8 +3902,8 @@
       </w:pPr>
       <w:r>
         <w:rPr>
-          <w:rFonts w:ascii="Consolas" w:hAnsi="Consolas"/>
-          <w:sz w:val="19"/>
+          <w:rFonts w:ascii="Roboto Mono" w:hAnsi="Roboto Mono"/>
+          <w:sz w:val="18"/>
         </w:rPr>
         <w:t>git config --global user.email "alex@example.com"</w:t>
       </w:r>
@@ -3801,7 +3912,7 @@
       <w:pPr>
         <w:pStyle w:val="Heading2"/>
       </w:pPr>
-      <w:bookmarkStart w:id="4" w:name="_Toc243562098"/>
+      <w:bookmarkStart w:id="4" w:name="_Toc243613970"/>
       <w:r>
         <w:t>Installing Litterbox</w:t>
       </w:r>
@@ -3840,7 +3951,7 @@
         </w:numPr>
       </w:pPr>
       <w:r>
-        <w:t xml:space="preserve">Windows SmartScreen may say the app is unrecognised, because the installer isn't code-signed yet. Choose </w:t>
+        <w:t xml:space="preserve">Windows SmartScreen may say the app is unrecognised, because the installer isn't code-signed. Choose </w:t>
       </w:r>
       <w:r>
         <w:rPr>
@@ -3863,12 +3974,12 @@
     </w:p>
     <w:p>
       <w:r>
-        <w:t xml:space="preserve">Litterbox checks for a newer version when it starts and asks before updating. Updates are signed, and Litterbox refuses one that isn't. To turn the check off, add </w:t>
+        <w:t xml:space="preserve">Litterbox checks for a newer version at start-up and asks before it updates. Updates are signed, and Litterbox refuses an unsigned one. To turn off the check, add </w:t>
       </w:r>
       <w:r>
         <w:rPr>
-          <w:rFonts w:ascii="Consolas" w:eastAsia="Consolas" w:hAnsi="Consolas"/>
-          <w:sz w:val="19"/>
+          <w:rFonts w:ascii="Roboto Mono" w:eastAsia="Roboto Mono" w:hAnsi="Roboto Mono"/>
+          <w:sz w:val="18"/>
         </w:rPr>
         <w:t>update_check: false</w:t>
       </w:r>
@@ -3880,7 +3991,7 @@
       <w:pPr>
         <w:pStyle w:val="Heading2"/>
       </w:pPr>
-      <w:bookmarkStart w:id="5" w:name="_Toc243562099"/>
+      <w:bookmarkStart w:id="5" w:name="_Toc243613971"/>
       <w:r>
         <w:t>Joining your team's vault</w:t>
       </w:r>
@@ -3895,7 +4006,7 @@
         </w:numPr>
       </w:pPr>
       <w:r>
-        <w:t>Ask whoever runs your team for the vault's repository URL: the https address from the host's Clone button.</w:t>
+        <w:t>Get the vault's repository URL from your team lead: the https address from the host's Clone button.</w:t>
       </w:r>
     </w:p>
     <w:p>
@@ -3916,7 +4027,7 @@
         <w:t>File &gt; Add org...</w:t>
       </w:r>
       <w:r>
-        <w:t xml:space="preserve"> and paste it. Litterbox copies the vault into C:\Litterbox\&lt;repository name&gt; in the background and opens it.</w:t>
+        <w:t xml:space="preserve"> and paste the URL. Litterbox copies the vault into C:\Litterbox\&lt;repository name&gt; in the background and opens it.</w:t>
       </w:r>
     </w:p>
     <w:p>
@@ -3928,7 +4039,7 @@
         </w:numPr>
       </w:pPr>
       <w:r>
-        <w:t>Your team lead adds you to the team list (Team screen &gt; Add Person) with your host user name. Until they do, Litterbox lets you look at everything but not change anything, and says so.</w:t>
+        <w:t>Your team lead adds you to the team list (Team screen &gt; Add Person) with your host user name. Until then, you can look at everything but can't change anything.</w:t>
       </w:r>
     </w:p>
     <w:p>
@@ -3942,17 +4053,31 @@
         <w:t>downloads on demand</w:t>
       </w:r>
       <w:r>
-        <w:t xml:space="preserve">: a new copy gets every part record and its history, but leaves the CAD files on the server until you need them. Checking out a part downloads its files; opening one downloads what it needs first (for an assembly, every part it uses). Vault &gt; Download All... gets everything at once, and </w:t>
+        <w:t xml:space="preserve">. A new copy gets every part record and its history, and leaves the CAD files on the host until they are needed. Checking out a part downloads its files. Opening a file downloads what it needs first (for an assembly, every part it uses). Vault &gt; Download All... gets everything, and </w:t>
       </w:r>
       <w:r>
         <w:rPr>
-          <w:rFonts w:ascii="Consolas" w:eastAsia="Consolas" w:hAnsi="Consolas"/>
-          <w:sz w:val="19"/>
+          <w:rFonts w:ascii="Roboto Mono" w:eastAsia="Roboto Mono" w:hAnsi="Roboto Mono"/>
+          <w:sz w:val="18"/>
         </w:rPr>
         <w:t>download: all</w:t>
       </w:r>
       <w:r>
         <w:t xml:space="preserve"> in settings.yaml keeps it that way.</w:t>
+      </w:r>
+    </w:p>
+    <w:p>
+      <w:r>
+        <w:t xml:space="preserve">If your team uses </w:t>
+      </w:r>
+      <w:r>
+        <w:rPr>
+          <w:b/>
+        </w:rPr>
+        <w:t>hidden projects</w:t>
+      </w:r>
+      <w:r>
+        <w:t>, the parts of a hidden project you are not a member of are left out of your copy (see Projects).</w:t>
       </w:r>
     </w:p>
     <w:p>
@@ -3965,22 +4090,23 @@
         <w:ind w:left="144"/>
       </w:pPr>
       <w:r>
-        <w:t>Don't move or rename the vault folder. Litterbox always keeps vaults under C:\Litterbox, and because every computer uses the same path, SolidWorks assemblies find their parts on everyone's machine.</w:t>
+        <w:t>Don't move or rename the vault folder. Every computer keeps vaults under C:\Litterbox, so SolidWorks assemblies find their parts on every machine.</w:t>
       </w:r>
     </w:p>
     <w:p>
       <w:pPr>
         <w:pStyle w:val="Heading2"/>
       </w:pPr>
-      <w:bookmarkStart w:id="6" w:name="_Toc243562100"/>
-      <w:r>
+      <w:bookmarkStart w:id="6" w:name="_Toc243613972"/>
+      <w:r>
+        <w:lastRenderedPageBreak/>
         <w:t>Setting up a new team</w:t>
       </w:r>
       <w:bookmarkEnd w:id="6"/>
     </w:p>
     <w:p>
       <w:r>
-        <w:t xml:space="preserve">One person, who becomes the vault's </w:t>
+        <w:t xml:space="preserve">One person sets up the team and becomes the vault's </w:t>
       </w:r>
       <w:r>
         <w:rPr>
@@ -3989,7 +4115,7 @@
         <w:t>Owner</w:t>
       </w:r>
       <w:r>
-        <w:t>, sets the team up. Plan this before you start, because the org code and the part number format can't be changed afterwards.</w:t>
+        <w:t>. The org code and the part number format can't be changed afterwards, so decide them first.</w:t>
       </w:r>
     </w:p>
     <w:p>
@@ -4010,7 +4136,7 @@
         <w:t>empty</w:t>
       </w:r>
       <w:r>
-        <w:t xml:space="preserve"> repository (no README) for the vault. Make sure the host supports Git LFS file locking; GitHub, Azure DevOps and GitLab all do. Note that hosts limit LFS storage differently: GitHub's free allowance is small, Azure DevOps has no practical limit.</w:t>
+        <w:t xml:space="preserve"> repository (no README) for the vault. The host must support Git LFS file locking; GitHub, Azure DevOps, and GitLab do. Hosts limit LFS storage differently: GitHub's free allowance is small, and Azure DevOps has no practical limit.</w:t>
       </w:r>
     </w:p>
     <w:p>
@@ -4043,7 +4169,7 @@
         </w:numPr>
       </w:pPr>
       <w:r>
-        <w:t xml:space="preserve">Fill in the org: the </w:t>
+        <w:t xml:space="preserve">Fill in the org's </w:t>
       </w:r>
       <w:r>
         <w:rPr>
@@ -4052,7 +4178,7 @@
         <w:t>code</w:t>
       </w:r>
       <w:r>
-        <w:t xml:space="preserve"> (2 to 6 letters, it starts every part number), the full </w:t>
+        <w:t xml:space="preserve"> (2 to 4 letters), its full </w:t>
       </w:r>
       <w:r>
         <w:rPr>
@@ -4061,7 +4187,7 @@
         <w:t>name</w:t>
       </w:r>
       <w:r>
-        <w:t xml:space="preserve">, how many </w:t>
+        <w:t xml:space="preserve">, the number of </w:t>
       </w:r>
       <w:r>
         <w:rPr>
@@ -4070,7 +4196,7 @@
         <w:t>digits</w:t>
       </w:r>
       <w:r>
-        <w:t xml:space="preserve"> the base and variant numbers have (6 and 3 gives HCR‑100010‑001), the </w:t>
+        <w:t xml:space="preserve"> in the base and variant numbers (6 and 3 give HCR‑100010‑001), the </w:t>
       </w:r>
       <w:r>
         <w:rPr>
@@ -4091,12 +4217,12 @@
         </w:numPr>
       </w:pPr>
       <w:r>
-        <w:t>Litterbox shows it all once more for you to check, then sets up the repository: Git LFS and lock rules, the settings file, and the team list with you as Owner. It uploads the lot as the vault's first commit.</w:t>
-      </w:r>
-    </w:p>
-    <w:p>
-      <w:r>
-        <w:t xml:space="preserve">Then set the team up from the </w:t>
+        <w:t>Check the summary. Litterbox then sets up the repository (the Git LFS and lock rules, the settings file, and the team list with you as Owner) and uploads it as the vault's first commit.</w:t>
+      </w:r>
+    </w:p>
+    <w:p>
+      <w:r>
+        <w:t xml:space="preserve">Then set up the team on the </w:t>
       </w:r>
       <w:r>
         <w:rPr>
@@ -4105,7 +4231,7 @@
         <w:t>Team</w:t>
       </w:r>
       <w:r>
-        <w:t xml:space="preserve"> screen (in the sidebar):</w:t>
+        <w:t xml:space="preserve"> screen:</w:t>
       </w:r>
     </w:p>
     <w:p>
@@ -4119,7 +4245,7 @@
         <w:t>Add Person</w:t>
       </w:r>
       <w:r>
-        <w:t xml:space="preserve"> for each team member: their name, email, the user name(s) they use on the Git host, their access level and their roles.</w:t>
+        <w:t xml:space="preserve"> for each member: name, email, user name(s) on the Git host, access level, and roles.</w:t>
       </w:r>
     </w:p>
     <w:p>
@@ -4133,7 +4259,16 @@
         <w:t>Roles...</w:t>
       </w:r>
       <w:r>
-        <w:t xml:space="preserve"> for the jobs people do (Responsible Engineer, Manufacturing, Quality, Manager, Chief ...). Workflows ask for sign-offs by role. Add the standard roles gives you a sensible set.</w:t>
+        <w:t xml:space="preserve"> for the jobs people do (Responsible Engineer, Manufacturing, Quality, Manager, Chief, and so on). Workflows ask for sign-offs by role. </w:t>
+      </w:r>
+      <w:r>
+        <w:rPr>
+          <w:b/>
+        </w:rPr>
+        <w:t>Add the standard roles</w:t>
+      </w:r>
+      <w:r>
+        <w:t xml:space="preserve"> adds a common set.</w:t>
       </w:r>
     </w:p>
     <w:p>
@@ -4156,7 +4291,7 @@
         <w:t>Doc Workflows...</w:t>
       </w:r>
       <w:r>
-        <w:t xml:space="preserve"> if releases need sign-offs (see Sign-off workflows below).</w:t>
+        <w:t xml:space="preserve"> if actions need sign-offs (see Sign-off workflows and ECOs).</w:t>
       </w:r>
     </w:p>
     <w:p>
@@ -4179,7 +4314,7 @@
         <w:t>Document Types...</w:t>
       </w:r>
       <w:r>
-        <w:t xml:space="preserve"> and </w:t>
+        <w:t xml:space="preserve">, and </w:t>
       </w:r>
       <w:r>
         <w:rPr>
@@ -4188,16 +4323,13 @@
         <w:t>Vault Settings...</w:t>
       </w:r>
       <w:r>
-        <w:t xml:space="preserve"> as you need them.</w:t>
+        <w:t xml:space="preserve"> as needed.</w:t>
       </w:r>
     </w:p>
     <w:p>
       <w:pPr>
         <w:pStyle w:val="ListBullet"/>
       </w:pPr>
-      <w:r>
-        <w:t xml:space="preserve">Press </w:t>
-      </w:r>
       <w:r>
         <w:rPr>
           <w:b/>
@@ -4205,12 +4337,12 @@
         <w:t>Save</w:t>
       </w:r>
       <w:r>
-        <w:t xml:space="preserve"> at the top right. Team changes are drafted on the Team screen and uploaded together.</w:t>
-      </w:r>
-    </w:p>
-    <w:p>
-      <w:r>
-        <w:t xml:space="preserve">If you already have CAD files, bring them in with Create &gt; </w:t>
+        <w:t xml:space="preserve"> at the top right. Changes to people, roles, and workflows are drafted on the Team screen and uploaded together.</w:t>
+      </w:r>
+    </w:p>
+    <w:p>
+      <w:r>
+        <w:t xml:space="preserve">To bring in existing CAD files, use Create &gt; </w:t>
       </w:r>
       <w:r>
         <w:rPr>
@@ -4226,9 +4358,9 @@
       <w:pPr>
         <w:pStyle w:val="Heading2"/>
       </w:pPr>
-      <w:bookmarkStart w:id="7" w:name="_Toc243562101"/>
-      <w:r>
-        <w:t>A first look at the window</w:t>
+      <w:bookmarkStart w:id="7" w:name="_Toc243613973"/>
+      <w:r>
+        <w:t>The main window</w:t>
       </w:r>
       <w:bookmarkEnd w:id="7"/>
     </w:p>
@@ -4246,6 +4378,7 @@
       </w:tblGrid>
       <w:tr>
         <w:trPr>
+          <w:cantSplit/>
           <w:tblHeader/>
           <w:jc w:val="center"/>
         </w:trPr>
@@ -4283,13 +4416,14 @@
                 <w:color w:val="FFFFFF"/>
                 <w:sz w:val="20"/>
               </w:rPr>
-              <w:t>What it's for</w:t>
+              <w:t>Purpose</w:t>
             </w:r>
           </w:p>
         </w:tc>
       </w:tr>
       <w:tr>
         <w:trPr>
+          <w:cantSplit/>
           <w:jc w:val="center"/>
         </w:trPr>
         <w:tc>
@@ -4320,13 +4454,14 @@
               <w:rPr>
                 <w:sz w:val="20"/>
               </w:rPr>
-              <w:t>File (orgs, exit), Vault (refresh, get latest, download, file rules, vault size, new parts), View (screens, sidebar, details pane, log, columns, text size) and Help. The org's name sits in the middle.</w:t>
+              <w:t>File (orgs, exit), Vault (refresh, get latest, downloads, file rules, vault size, new parts), View (screens, sidebar, details pane, log, columns, text size), and Help. The org's name is in the middle.</w:t>
             </w:r>
           </w:p>
         </w:tc>
       </w:tr>
       <w:tr>
         <w:trPr>
+          <w:cantSplit/>
           <w:jc w:val="center"/>
         </w:trPr>
         <w:tc>
@@ -4359,13 +4494,14 @@
               <w:rPr>
                 <w:sz w:val="20"/>
               </w:rPr>
-              <w:t>The org box (switch orgs), who you are, and how many changes others have uploaded that you haven't got yet. Click that to Get Latest.</w:t>
+              <w:t>The org box (switch orgs), who you are, and how many changes others have uploaded that you don't have yet. Click the count to Get Latest.</w:t>
             </w:r>
           </w:p>
         </w:tc>
       </w:tr>
       <w:tr>
         <w:trPr>
+          <w:cantSplit/>
           <w:jc w:val="center"/>
         </w:trPr>
         <w:tc>
@@ -4396,13 +4532,14 @@
               <w:rPr>
                 <w:sz w:val="20"/>
               </w:rPr>
-              <w:t>Views of the parts list (All, Mine, Checked out, Released, Not downloaded, Void, with counts), then the Workflows, ECOs, Documents and Team screens. Ctrl+1 to Ctrl+5 jump between them.</w:t>
+              <w:t>Views of the parts list (All, Mine, Checked out, Released, Not downloaded, and Void, with counts), then the Workflows, ECOs, Documents, and Team screens. Ctrl+1 to Ctrl+5 switch between them.</w:t>
             </w:r>
           </w:p>
         </w:tc>
       </w:tr>
       <w:tr>
         <w:trPr>
+          <w:cantSplit/>
           <w:jc w:val="center"/>
         </w:trPr>
         <w:tc>
@@ -4435,13 +4572,14 @@
               <w:rPr>
                 <w:sz w:val="20"/>
               </w:rPr>
-              <w:t>Check Out, Check In, Save Progress and Undo Checkout, then the Part, Lifecycle and Create menus. A greyed-out button tells you why if you rest the mouse on it.</w:t>
+              <w:t>Check Out, Check In, Save Progress, and Undo Checkout, then the Part, Lifecycle, and Create menus. Hover over a greyed-out button to see why it is unavailable.</w:t>
             </w:r>
           </w:p>
         </w:tc>
       </w:tr>
       <w:tr>
         <w:trPr>
+          <w:cantSplit/>
           <w:jc w:val="center"/>
         </w:trPr>
         <w:tc>
@@ -4472,13 +4610,14 @@
               <w:rPr>
                 <w:sz w:val="20"/>
               </w:rPr>
-              <w:t>One row per part. The first column has a tick box and a status icon: a different shape per status, so colour is never the only clue (Help &gt; Status icons explains them).</w:t>
+              <w:t>One row per part: a tick box and status icon, then Part number, Rev, Name, Description, and more. Each status has its own icon shape (Help &gt; Status icons).</w:t>
             </w:r>
           </w:p>
         </w:tc>
       </w:tr>
       <w:tr>
         <w:trPr>
+          <w:cantSplit/>
           <w:jc w:val="center"/>
         </w:trPr>
         <w:tc>
@@ -4511,13 +4650,14 @@
               <w:rPr>
                 <w:sz w:val="20"/>
               </w:rPr>
-              <w:t>Everything about the highlighted part, in tabs. The button at its top opens it in a window of its own; double-clicking a part does the same.</w:t>
+              <w:t>Everything about the highlighted part, in tabs. The button at its top, or double-clicking a part, opens it in a separate window.</w:t>
             </w:r>
           </w:p>
         </w:tc>
       </w:tr>
       <w:tr>
         <w:trPr>
+          <w:cantSplit/>
           <w:jc w:val="center"/>
         </w:trPr>
         <w:tc>
@@ -4548,7 +4688,7 @@
               <w:rPr>
                 <w:sz w:val="20"/>
               </w:rPr>
-              <w:t>A coloured dot (ready, working, error), what just happened, the jobs waiting, and the Log.</w:t>
+              <w:t>A dot showing ready, working, or error, the last result, the queued jobs, and the Log.</w:t>
             </w:r>
           </w:p>
         </w:tc>
@@ -4561,13 +4701,11 @@
     </w:p>
     <w:p>
       <w:r>
-        <w:t xml:space="preserve">There's a difference between </w:t>
-      </w:r>
-      <w:r>
         <w:rPr>
           <w:b/>
         </w:rPr>
-        <w:t>ticking</w:t>
+        <w:lastRenderedPageBreak/>
+        <w:t>Ticking</w:t>
       </w:r>
       <w:r>
         <w:t xml:space="preserve"> a part and </w:t>
@@ -4579,19 +4717,19 @@
         <w:t>highlighting</w:t>
       </w:r>
       <w:r>
-        <w:t xml:space="preserve"> it. Actions that change parts (Check Out, Release ...) act on the ticked parts, so a stray click on a row can never be what you release. Actions that only look (Open, References, Details) use the highlighted row. Right-click a part for its menu; it ticks that part on its own first, so it's always clear what the menu acts on.</w:t>
-      </w:r>
-    </w:p>
-    <w:p>
-      <w:r>
-        <w:t>Everything runs in the background. You can keep browsing, ticking and queueing actions while Litterbox uploads, and a part with a job waiting shows it in its status.</w:t>
+        <w:t xml:space="preserve"> it are different. Actions that change parts (Check Out, Release, and so on) act on ticked parts. Actions that only look (Open, References, Details) act on the highlighted row. Right-clicking a part ticks only that part and opens its menu.</w:t>
+      </w:r>
+    </w:p>
+    <w:p>
+      <w:r>
+        <w:t>Actions run in the background. You can keep browsing, ticking, and queueing actions during an upload. A part with a queued job shows it in its status.</w:t>
       </w:r>
     </w:p>
     <w:p>
       <w:pPr>
         <w:pStyle w:val="Heading2"/>
       </w:pPr>
-      <w:bookmarkStart w:id="8" w:name="_Toc243562102"/>
+      <w:bookmarkStart w:id="8" w:name="_Toc243613974"/>
       <w:r>
         <w:t>Your first part</w:t>
       </w:r>
@@ -4615,7 +4753,7 @@
         <w:t>New Part</w:t>
       </w:r>
       <w:r>
-        <w:t>. Give it a name and (optionally) a description and project. Litterbox suggests the next free part number; you can type another.</w:t>
+        <w:t>. Enter a name and, optionally, a description and project. Litterbox suggests the next free part number; you can type another.</w:t>
       </w:r>
     </w:p>
     <w:p>
@@ -4627,7 +4765,7 @@
         </w:numPr>
       </w:pPr>
       <w:r>
-        <w:t>Litterbox creates the part's record, checks it out to you, and shows the exact file name its model must have, for example HCR‑100010‑001_A, with a Copy button.</w:t>
+        <w:t>Litterbox creates the part's record, checks it out to you, and shows the file name its model must have (for example HCR‑100010‑001_A), with a Copy button.</w:t>
       </w:r>
     </w:p>
     <w:p>
@@ -4648,7 +4786,7 @@
         <w:t>Save As</w:t>
       </w:r>
       <w:r>
-        <w:t xml:space="preserve"> into the vault's cad folder (C:\Litterbox\&lt;vault&gt;\cad\) under that name. A drawing gets the same name with .SLDDRW.</w:t>
+        <w:t xml:space="preserve"> into the vault's cad folder (C:\Litterbox\&lt;vault&gt;\cad\) under that name. A drawing has the same name with .SLDDRW.</w:t>
       </w:r>
     </w:p>
     <w:p>
@@ -4660,7 +4798,7 @@
         </w:numPr>
       </w:pPr>
       <w:r>
-        <w:t xml:space="preserve">Back in Litterbox, tick the part and press </w:t>
+        <w:t xml:space="preserve">In Litterbox, tick the part and press </w:t>
       </w:r>
       <w:r>
         <w:rPr>
@@ -4669,12 +4807,12 @@
         <w:t>Check In</w:t>
       </w:r>
       <w:r>
-        <w:t>. Add a comment if you like. Litterbox uploads the files and the record, and gives the lock back.</w:t>
-      </w:r>
-    </w:p>
-    <w:p>
-      <w:r>
-        <w:t>That's the whole loop. Everyone else sees your part after their next Get Latest.</w:t>
+        <w:t>, with an optional comment. Litterbox uploads the files and the record and releases the lock.</w:t>
+      </w:r>
+    </w:p>
+    <w:p>
+      <w:r>
+        <w:t>Other people see the part after their next Get Latest.</w:t>
       </w:r>
     </w:p>
     <w:p>
@@ -4686,8 +4824,9 @@
       <w:pPr>
         <w:pStyle w:val="Heading1"/>
       </w:pPr>
-      <w:bookmarkStart w:id="9" w:name="_Toc243562103"/>
-      <w:r>
+      <w:bookmarkStart w:id="9" w:name="_Toc243613975"/>
+      <w:r>
+        <w:lastRenderedPageBreak/>
         <w:t>Everyday work</w:t>
       </w:r>
       <w:bookmarkEnd w:id="9"/>
@@ -4696,7 +4835,7 @@
       <w:pPr>
         <w:pStyle w:val="Heading2"/>
       </w:pPr>
-      <w:bookmarkStart w:id="10" w:name="_Toc243562104"/>
+      <w:bookmarkStart w:id="10" w:name="_Toc243613976"/>
       <w:r>
         <w:t>Part numbers and file names</w:t>
       </w:r>
@@ -4704,7 +4843,7 @@
     </w:p>
     <w:p>
       <w:r>
-        <w:t xml:space="preserve">A part number is the org code, a base number and a variant: HCR‑100010‑001. Variants let related parts share a base (a family of brackets, say). New Part hands out variants below the assembly start (001 to 499 by default) and </w:t>
+        <w:t xml:space="preserve">A part number is the org code, a base number, and a variant: HCR‑100010‑001. Related parts can share a base with different variants. New Part uses variants below the assembly start (001 to 499 by default), and </w:t>
       </w:r>
       <w:r>
         <w:rPr>
@@ -4713,175 +4852,237 @@
         <w:t>New Assembly</w:t>
       </w:r>
       <w:r>
-        <w:t xml:space="preserve"> starts at 500, so you can tell at a glance which numbers are assemblies.</w:t>
-      </w:r>
-    </w:p>
-    <w:p>
-      <w:r>
-        <w:t>Every file in the cad folder is named after its part and revision: HCR‑100010‑001_A.SLDPRT, HCR‑100010‑001_A.SLDDRW, HCR‑100010‑001_A.STEP, HCR‑100010‑001_A.PDF. That's how Litterbox knows which files belong to which part and revision, so the names matter. Files that don't follow the pattern are ignored.</w:t>
-      </w:r>
-    </w:p>
-    <w:p>
+        <w:t xml:space="preserve"> starts at 500, so assembly numbers are easy to recognise.</w:t>
+      </w:r>
+    </w:p>
+    <w:p>
+      <w:r>
+        <w:t>Every file in the cad folder is named after its part and revision: HCR‑100010‑001_A.SLDPRT, HCR‑100010‑001_A.SLDDRW, HCR‑100010‑001_A.STEP, and HCR‑100010‑001_A.PDF. Litterbox uses the names to match files to parts and revisions, and ignores files that don't follow the pattern.</w:t>
+      </w:r>
+    </w:p>
+    <w:p>
+      <w:pPr>
+        <w:pStyle w:val="Heading2"/>
+      </w:pPr>
+      <w:bookmarkStart w:id="11" w:name="_Toc243613977"/>
+      <w:r>
+        <w:t>Projects</w:t>
+      </w:r>
+      <w:bookmarkEnd w:id="11"/>
+    </w:p>
+    <w:p>
+      <w:r>
+        <w:t xml:space="preserve">A </w:t>
+      </w:r>
       <w:r>
         <w:rPr>
           <w:b/>
         </w:rPr>
-        <w:t>Projects</w:t>
-      </w:r>
-      <w:r>
-        <w:t xml:space="preserve"> (set up by an Admin) reserve a block of numbers: with 6 digits, project Rover starting 12 owns 120000 to 129999. Choose a project in New Part and Litterbox suggests the next number in its block. With no project, Litterbox never hands out a number inside one.</w:t>
-      </w:r>
-    </w:p>
-    <w:p>
-      <w:pPr>
-        <w:pStyle w:val="Heading2"/>
-      </w:pPr>
-      <w:bookmarkStart w:id="11" w:name="_Toc243562105"/>
-      <w:r>
-        <w:t>Finding parts</w:t>
-      </w:r>
-      <w:bookmarkEnd w:id="11"/>
-    </w:p>
-    <w:p>
-      <w:pPr>
-        <w:pStyle w:val="ListBullet"/>
-      </w:pPr>
-      <w:r>
-        <w:t>The sidebar views filter the list: your checkouts, everything checked out, released parts, parts not downloaded, and void parts (hidden everywhere else).</w:t>
-      </w:r>
-    </w:p>
-    <w:p>
-      <w:pPr>
-        <w:pStyle w:val="ListBullet"/>
-      </w:pPr>
-      <w:r>
-        <w:t xml:space="preserve">The search box looks in every column, or one column you pick beside it. It takes wildcards: </w:t>
-      </w:r>
-      <w:r>
-        <w:rPr>
-          <w:rFonts w:ascii="Consolas" w:eastAsia="Consolas" w:hAnsi="Consolas"/>
-          <w:sz w:val="19"/>
-        </w:rPr>
-        <w:t>*</w:t>
-      </w:r>
-      <w:r>
-        <w:t xml:space="preserve"> for any characters and </w:t>
-      </w:r>
-      <w:r>
-        <w:rPr>
-          <w:rFonts w:ascii="Consolas" w:eastAsia="Consolas" w:hAnsi="Consolas"/>
-          <w:sz w:val="19"/>
-        </w:rPr>
-        <w:t>?</w:t>
-      </w:r>
-      <w:r>
-        <w:t xml:space="preserve"> for one, matching the whole value (Te*rt finds Test Part but not My Test Part).</w:t>
-      </w:r>
-    </w:p>
-    <w:p>
-      <w:pPr>
-        <w:pStyle w:val="ListBullet"/>
-      </w:pPr>
-      <w:r>
-        <w:t>Click a column heading to sort. View &gt; Columns adds more columns: Project, Kind, COTS, Status, Checked out by, Released rev, Imported from and Material.</w:t>
-      </w:r>
-    </w:p>
-    <w:p>
-      <w:pPr>
-        <w:pStyle w:val="Heading2"/>
-      </w:pPr>
-      <w:bookmarkStart w:id="12" w:name="_Toc243562106"/>
-      <w:r>
-        <w:t>Checking out and checking in</w:t>
-      </w:r>
-      <w:bookmarkEnd w:id="12"/>
-    </w:p>
-    <w:p>
-      <w:r>
-        <w:t xml:space="preserve">Files you don't have checked out are </w:t>
+        <w:t>project</w:t>
+      </w:r>
+      <w:r>
+        <w:t xml:space="preserve"> reserves a block of part numbers: with 6 digits, project Rover starting 12 owns 120000 to 129999. Choose a project in New Part, New Assembly, or Import, and Litterbox suggests the next number in its block. With no project, Litterbox never hands out a number inside a block.</w:t>
+      </w:r>
+    </w:p>
+    <w:p>
+      <w:r>
+        <w:t xml:space="preserve">Team &gt; </w:t>
       </w:r>
       <w:r>
         <w:rPr>
           <w:b/>
         </w:rPr>
-        <w:t>read-only</w:t>
-      </w:r>
-      <w:r>
-        <w:t xml:space="preserve"> on your disk, so SolidWorks opens them read-only and you can't save over someone else's work by accident. To edit a part:</w:t>
-      </w:r>
-    </w:p>
-    <w:p>
-      <w:pPr>
-        <w:pStyle w:val="ListNumber"/>
-        <w:numPr>
-          <w:ilvl w:val="0"/>
-          <w:numId w:val="14"/>
-        </w:numPr>
-      </w:pPr>
-      <w:r>
-        <w:t xml:space="preserve">Tick it and press </w:t>
+        <w:t>Projects...</w:t>
+      </w:r>
+      <w:r>
+        <w:t xml:space="preserve"> lists the projects you can see. Each project can have a </w:t>
       </w:r>
       <w:r>
         <w:rPr>
           <w:b/>
         </w:rPr>
-        <w:t>Check Out</w:t>
-      </w:r>
-      <w:r>
-        <w:t>. Litterbox takes the lock on the part's record and files, downloads the latest version if needed, and makes the files writable. If you already had the part open in SolidWorks, Litterbox makes it writable there too, so you can save straight away.</w:t>
-      </w:r>
-    </w:p>
-    <w:p>
-      <w:pPr>
-        <w:pStyle w:val="ListNumber"/>
-        <w:numPr>
-          <w:ilvl w:val="0"/>
-          <w:numId w:val="14"/>
-        </w:numPr>
-      </w:pPr>
-      <w:r>
-        <w:t>Edit and save in SolidWorks as usual.</w:t>
-      </w:r>
-    </w:p>
-    <w:p>
-      <w:pPr>
-        <w:pStyle w:val="ListNumber"/>
-        <w:numPr>
-          <w:ilvl w:val="0"/>
-          <w:numId w:val="14"/>
-        </w:numPr>
-      </w:pPr>
-      <w:r>
-        <w:t xml:space="preserve">Press </w:t>
+        <w:t>Project Lead</w:t>
+      </w:r>
+      <w:r>
+        <w:t xml:space="preserve">, </w:t>
       </w:r>
       <w:r>
         <w:rPr>
           <w:b/>
         </w:rPr>
-        <w:t>Check In</w:t>
-      </w:r>
-      <w:r>
-        <w:t xml:space="preserve"> to upload your changes and give the lock back, or </w:t>
+        <w:t>members</w:t>
+      </w:r>
+      <w:r>
+        <w:t>, and two options. All of these are optional:</w:t>
+      </w:r>
+    </w:p>
+    <w:tbl>
+      <w:tblPr>
+        <w:tblStyle w:val="TableGrid"/>
+        <w:tblW w:w="0" w:type="auto"/>
+        <w:jc w:val="center"/>
+        <w:tblLayout w:type="fixed"/>
+        <w:tblLook w:val="04A0" w:firstRow="1" w:lastRow="0" w:firstColumn="1" w:lastColumn="0" w:noHBand="0" w:noVBand="1"/>
+      </w:tblPr>
+      <w:tblGrid>
+        <w:gridCol w:w="2304"/>
+        <w:gridCol w:w="7056"/>
+      </w:tblGrid>
+      <w:tr>
+        <w:trPr>
+          <w:cantSplit/>
+          <w:tblHeader/>
+          <w:jc w:val="center"/>
+        </w:trPr>
+        <w:tc>
+          <w:tcPr>
+            <w:tcW w:w="2304" w:type="dxa"/>
+            <w:shd w:val="clear" w:color="auto" w:fill="1F5F8B"/>
+          </w:tcPr>
+          <w:p>
+            <w:pPr>
+              <w:spacing w:after="40"/>
+            </w:pPr>
+            <w:r>
+              <w:rPr>
+                <w:b/>
+                <w:color w:val="FFFFFF"/>
+                <w:sz w:val="20"/>
+              </w:rPr>
+              <w:t>Option</w:t>
+            </w:r>
+          </w:p>
+        </w:tc>
+        <w:tc>
+          <w:tcPr>
+            <w:tcW w:w="7056" w:type="dxa"/>
+            <w:shd w:val="clear" w:color="auto" w:fill="1F5F8B"/>
+          </w:tcPr>
+          <w:p>
+            <w:pPr>
+              <w:spacing w:after="40"/>
+            </w:pPr>
+            <w:r>
+              <w:rPr>
+                <w:b/>
+                <w:color w:val="FFFFFF"/>
+                <w:sz w:val="20"/>
+              </w:rPr>
+              <w:t>Effect</w:t>
+            </w:r>
+          </w:p>
+        </w:tc>
+      </w:tr>
+      <w:tr>
+        <w:trPr>
+          <w:cantSplit/>
+          <w:jc w:val="center"/>
+        </w:trPr>
+        <w:tc>
+          <w:tcPr>
+            <w:tcW w:w="2304" w:type="dxa"/>
+          </w:tcPr>
+          <w:p>
+            <w:pPr>
+              <w:spacing w:after="40"/>
+            </w:pPr>
+            <w:r>
+              <w:rPr>
+                <w:sz w:val="20"/>
+              </w:rPr>
+              <w:t>Restrict Project</w:t>
+            </w:r>
+          </w:p>
+        </w:tc>
+        <w:tc>
+          <w:tcPr>
+            <w:tcW w:w="7056" w:type="dxa"/>
+          </w:tcPr>
+          <w:p>
+            <w:pPr>
+              <w:spacing w:after="40"/>
+            </w:pPr>
+            <w:r>
+              <w:rPr>
+                <w:sz w:val="20"/>
+              </w:rPr>
+              <w:t>Only its members, its Lead, Admins, and the Owner can make part numbers in it, change its parts (check out, check in, release, revise, void, and the other actions), and ask for or sign its workflows. Superusers can still sign. A restricted project appears in New Part, New Assembly, and Import only for those who can use it.</w:t>
+            </w:r>
+          </w:p>
+        </w:tc>
+      </w:tr>
+      <w:tr>
+        <w:trPr>
+          <w:cantSplit/>
+          <w:jc w:val="center"/>
+        </w:trPr>
+        <w:tc>
+          <w:tcPr>
+            <w:tcW w:w="2304" w:type="dxa"/>
+            <w:shd w:val="clear" w:color="auto" w:fill="EEF3F7"/>
+          </w:tcPr>
+          <w:p>
+            <w:pPr>
+              <w:spacing w:after="40"/>
+            </w:pPr>
+            <w:r>
+              <w:rPr>
+                <w:sz w:val="20"/>
+              </w:rPr>
+              <w:t>Hide Project</w:t>
+            </w:r>
+          </w:p>
+        </w:tc>
+        <w:tc>
+          <w:tcPr>
+            <w:tcW w:w="7056" w:type="dxa"/>
+            <w:shd w:val="clear" w:color="auto" w:fill="EEF3F7"/>
+          </w:tcPr>
+          <w:p>
+            <w:pPr>
+              <w:spacing w:after="40"/>
+            </w:pPr>
+            <w:r>
+              <w:rPr>
+                <w:sz w:val="20"/>
+              </w:rPr>
+              <w:t>Restricted, and invisible to everyone else. Litterbox leaves its parts (records, CAD files, and cancelled revisions) out of their copy of the vault, so their CAD files are never downloaded, and leaves its ECOs out of their ECOs screen.</w:t>
+            </w:r>
+          </w:p>
+        </w:tc>
+      </w:tr>
+    </w:tbl>
+    <w:p>
+      <w:pPr>
+        <w:spacing w:after="40"/>
+      </w:pPr>
+    </w:p>
+    <w:p>
+      <w:r>
+        <w:t xml:space="preserve">Either option needs a Lead. Admins and the Owner add, change, and delete projects. A project's Lead can change everything about it except its digits, including its members. In the Project window, search the team, select people, and press </w:t>
       </w:r>
       <w:r>
         <w:rPr>
           <w:b/>
         </w:rPr>
-        <w:t>Save Progress</w:t>
-      </w:r>
-      <w:r>
-        <w:t xml:space="preserve"> to upload them and keep the lock (useful at the end of a day, so your work is backed up).</w:t>
-      </w:r>
-    </w:p>
-    <w:p>
+        <w:t>Add</w:t>
+      </w:r>
+      <w:r>
+        <w:t xml:space="preserve">; select members and press </w:t>
+      </w:r>
       <w:r>
         <w:rPr>
           <w:b/>
         </w:rPr>
-        <w:t>Undo Checkout</w:t>
-      </w:r>
-      <w:r>
-        <w:t xml:space="preserve"> throws your changes away and puts the part back as it is in the vault. Check In notices parts with nothing changed and asks before going ahead, and refuses a part you saved in SolidWorks after pressing it (the save could end up half uploaded): that part stays checked out and you check it in again.</w:t>
+        <w:t>Remove</w:t>
+      </w:r>
+      <w:r>
+        <w:t xml:space="preserve"> to take them off.</w:t>
+      </w:r>
+    </w:p>
+    <w:p>
+      <w:r>
+        <w:t>A part belongs to the project whose block holds its number. Someone added to a hidden project gets its parts at their next Get Latest, and someone taken off loses them at theirs.</w:t>
       </w:r>
     </w:p>
     <w:p>
@@ -4894,23 +5095,189 @@
         <w:ind w:left="144"/>
       </w:pPr>
       <w:r>
-        <w:t>Until the status bar says Ready after a check-in, don't save those parts in SolidWorks. Litterbox warns you, but it's worth knowing why: a save in the middle of an upload can end up half in the vault.</w:t>
-      </w:r>
-    </w:p>
-    <w:p>
-      <w:r>
-        <w:t>When an assembly is checked in with SolidWorks open, Litterbox also reads which parts it uses and how many of each, and when a part is checked in it reads its material. Without SolidWorks open the check-in still works; Litterbox notes that those need updating (see Assemblies, references and BOMs, and Materials).</w:t>
+        <w:t>Restrict and Hide control what Litterbox does. They are not security: anyone with access to the vault on the Git host can read all of it, including a hidden project's records.</w:t>
       </w:r>
     </w:p>
     <w:p>
       <w:pPr>
         <w:pStyle w:val="Heading2"/>
       </w:pPr>
-      <w:bookmarkStart w:id="13" w:name="_Toc243562107"/>
+      <w:bookmarkStart w:id="12" w:name="_Toc243613978"/>
+      <w:r>
+        <w:t>Finding parts</w:t>
+      </w:r>
+      <w:bookmarkEnd w:id="12"/>
+    </w:p>
+    <w:p>
+      <w:pPr>
+        <w:pStyle w:val="ListBullet"/>
+      </w:pPr>
+      <w:r>
+        <w:t>The sidebar views filter the list: your checkouts, everything checked out, released parts, parts not downloaded, and void parts (which no other view shows).</w:t>
+      </w:r>
+    </w:p>
+    <w:p>
+      <w:pPr>
+        <w:pStyle w:val="ListBullet"/>
+      </w:pPr>
+      <w:r>
+        <w:t xml:space="preserve">The search box looks in every column, or in one column chosen beside it. </w:t>
+      </w:r>
+      <w:r>
+        <w:rPr>
+          <w:rFonts w:ascii="Roboto Mono" w:eastAsia="Roboto Mono" w:hAnsi="Roboto Mono"/>
+          <w:sz w:val="18"/>
+        </w:rPr>
+        <w:t>*</w:t>
+      </w:r>
+      <w:r>
+        <w:t xml:space="preserve"> matches any characters and </w:t>
+      </w:r>
+      <w:r>
+        <w:rPr>
+          <w:rFonts w:ascii="Roboto Mono" w:eastAsia="Roboto Mono" w:hAnsi="Roboto Mono"/>
+          <w:sz w:val="18"/>
+        </w:rPr>
+        <w:t>?</w:t>
+      </w:r>
+      <w:r>
+        <w:t xml:space="preserve"> matches one, against the whole value (Te*rt finds Test Part but not My Test Part).</w:t>
+      </w:r>
+    </w:p>
+    <w:p>
+      <w:pPr>
+        <w:pStyle w:val="ListBullet"/>
+      </w:pPr>
+      <w:r>
+        <w:t>Click a column heading to sort. View &gt; Columns adds Project, Kind, COTS, Status, Checked out by, Released rev, Imported from, and Material.</w:t>
+      </w:r>
+    </w:p>
+    <w:p>
+      <w:pPr>
+        <w:pStyle w:val="Heading2"/>
+      </w:pPr>
+      <w:bookmarkStart w:id="13" w:name="_Toc243613979"/>
+      <w:r>
+        <w:lastRenderedPageBreak/>
+        <w:t>Checking out and checking in</w:t>
+      </w:r>
+      <w:bookmarkEnd w:id="13"/>
+    </w:p>
+    <w:p>
+      <w:r>
+        <w:t xml:space="preserve">Files you don't have checked out are </w:t>
+      </w:r>
+      <w:r>
+        <w:rPr>
+          <w:b/>
+        </w:rPr>
+        <w:t>read-only</w:t>
+      </w:r>
+      <w:r>
+        <w:t xml:space="preserve"> on your disk, so SolidWorks opens them read-only and you can't save over someone else's work. To edit a part:</w:t>
+      </w:r>
+    </w:p>
+    <w:p>
+      <w:pPr>
+        <w:pStyle w:val="ListNumber"/>
+        <w:numPr>
+          <w:ilvl w:val="0"/>
+          <w:numId w:val="14"/>
+        </w:numPr>
+      </w:pPr>
+      <w:r>
+        <w:t xml:space="preserve">Tick it and press </w:t>
+      </w:r>
+      <w:r>
+        <w:rPr>
+          <w:b/>
+        </w:rPr>
+        <w:t>Check Out</w:t>
+      </w:r>
+      <w:r>
+        <w:t>. Litterbox takes the lock on the part's record and files, downloads the latest version if needed, and makes the files writable. A part already open in SolidWorks is made writable there too.</w:t>
+      </w:r>
+    </w:p>
+    <w:p>
+      <w:pPr>
+        <w:pStyle w:val="ListNumber"/>
+        <w:numPr>
+          <w:ilvl w:val="0"/>
+          <w:numId w:val="14"/>
+        </w:numPr>
+      </w:pPr>
+      <w:r>
+        <w:t>Edit and save in SolidWorks.</w:t>
+      </w:r>
+    </w:p>
+    <w:p>
+      <w:pPr>
+        <w:pStyle w:val="ListNumber"/>
+        <w:numPr>
+          <w:ilvl w:val="0"/>
+          <w:numId w:val="14"/>
+        </w:numPr>
+      </w:pPr>
+      <w:r>
+        <w:t xml:space="preserve">Press </w:t>
+      </w:r>
+      <w:r>
+        <w:rPr>
+          <w:b/>
+        </w:rPr>
+        <w:t>Check In</w:t>
+      </w:r>
+      <w:r>
+        <w:t xml:space="preserve"> to upload your changes and release the lock, or </w:t>
+      </w:r>
+      <w:r>
+        <w:rPr>
+          <w:b/>
+        </w:rPr>
+        <w:t>Save Progress</w:t>
+      </w:r>
+      <w:r>
+        <w:t xml:space="preserve"> to upload them and keep the lock.</w:t>
+      </w:r>
+    </w:p>
+    <w:p>
+      <w:r>
+        <w:rPr>
+          <w:b/>
+        </w:rPr>
+        <w:t>Undo Checkout</w:t>
+      </w:r>
+      <w:r>
+        <w:t xml:space="preserve"> discards your changes and restores the part as it is in the vault. Check In asks before checking in a part with no changes. It refuses a part saved in SolidWorks after Check In was pressed, because the save could be partly uploaded; that part stays checked out, and you check it in again.</w:t>
+      </w:r>
+    </w:p>
+    <w:p>
+      <w:pPr>
+        <w:pBdr>
+          <w:left w:val="single" w:sz="18" w:space="8" w:color="1F5F8B"/>
+        </w:pBdr>
+        <w:shd w:val="clear" w:color="auto" w:fill="EEF3F7"/>
+        <w:spacing w:before="80" w:after="200"/>
+        <w:ind w:left="144"/>
+      </w:pPr>
+      <w:r>
+        <w:t>Don't save parts in SolidWorks while they are being checked in. Wait until the status bar says Ready.</w:t>
+      </w:r>
+    </w:p>
+    <w:p>
+      <w:r>
+        <w:t>When an assembly is checked in with SolidWorks open, Litterbox reads which parts it uses and how many of each. When a part is checked in with SolidWorks open, Litterbox reads its material. Without SolidWorks the check-in still works, and Litterbox marks these as needing an update (see Assemblies, references, and BOMs, and Materials).</w:t>
+      </w:r>
+    </w:p>
+    <w:p>
+      <w:pPr>
+        <w:pStyle w:val="Heading2"/>
+      </w:pPr>
+      <w:bookmarkStart w:id="14" w:name="_Toc243613980"/>
       <w:r>
         <w:t>Getting other people's changes</w:t>
       </w:r>
-      <w:bookmarkEnd w:id="13"/>
+      <w:bookmarkEnd w:id="14"/>
     </w:p>
     <w:p>
       <w:r>
@@ -4920,7 +5287,7 @@
         <w:t>Get Latest</w:t>
       </w:r>
       <w:r>
-        <w:t xml:space="preserve"> (Vault menu, or click "N changes to get" in the header) downloads what others have uploaded. It keeps the files you already have up to date without fetching the rest. If a file it replaces is open in SolidWorks, close and reopen it there so you aren't looking at an old copy. </w:t>
+        <w:t xml:space="preserve"> (Vault menu, or the change count in the header) downloads what others have uploaded. It updates the files you already have and doesn't fetch the rest. If it replaces a file that is open in SolidWorks, close and reopen the file there. </w:t>
       </w:r>
       <w:r>
         <w:rPr>
@@ -4929,18 +5296,18 @@
         <w:t>Refresh</w:t>
       </w:r>
       <w:r>
-        <w:t xml:space="preserve"> (F5) re-reads your copy without going to the server.</w:t>
+        <w:t xml:space="preserve"> (F5) re-reads your copy without contacting the host.</w:t>
       </w:r>
     </w:p>
     <w:p>
       <w:pPr>
         <w:pStyle w:val="Heading2"/>
       </w:pPr>
-      <w:bookmarkStart w:id="14" w:name="_Toc243562108"/>
+      <w:bookmarkStart w:id="15" w:name="_Toc243613981"/>
       <w:r>
         <w:t>Opening files</w:t>
       </w:r>
-      <w:bookmarkEnd w:id="14"/>
+      <w:bookmarkEnd w:id="15"/>
     </w:p>
     <w:p>
       <w:r>
@@ -4953,7 +5320,7 @@
         <w:t>Part</w:t>
       </w:r>
       <w:r>
-        <w:t xml:space="preserve"> menu has Open, Open Drawing and </w:t>
+        <w:t xml:space="preserve"> menu has Open, Open Drawing, and </w:t>
       </w:r>
       <w:r>
         <w:rPr>
@@ -4962,7 +5329,7 @@
         <w:t>Open PDF</w:t>
       </w:r>
       <w:r>
-        <w:t>. When a part has a working revision and released ones, Litterbox asks which you want. Files open in whatever Windows uses for them, so SolidWorks files open in SolidWorks. To use another program for a file type, add it to settings.yaml:</w:t>
+        <w:t>. When a part has a working revision and released ones, Litterbox asks which to open. Files open in the program Windows uses for them. To use another program for a file type, add it to settings.yaml:</w:t>
       </w:r>
     </w:p>
     <w:p>
@@ -4972,8 +5339,8 @@
       </w:pPr>
       <w:r>
         <w:rPr>
-          <w:rFonts w:ascii="Consolas" w:hAnsi="Consolas"/>
-          <w:sz w:val="19"/>
+          <w:rFonts w:ascii="Roboto Mono" w:hAnsi="Roboto Mono"/>
+          <w:sz w:val="18"/>
         </w:rPr>
         <w:t>open_with:</w:t>
       </w:r>
@@ -4985,8 +5352,8 @@
       </w:pPr>
       <w:r>
         <w:rPr>
-          <w:rFonts w:ascii="Consolas" w:hAnsi="Consolas"/>
-          <w:sz w:val="19"/>
+          <w:rFonts w:ascii="Roboto Mono" w:hAnsi="Roboto Mono"/>
+          <w:sz w:val="18"/>
         </w:rPr>
         <w:t xml:space="preserve">  .pdf: C:\Program Files\Adobe\Acrobat\Acrobat.exe</w:t>
       </w:r>
@@ -4995,11 +5362,11 @@
       <w:pPr>
         <w:pStyle w:val="Heading2"/>
       </w:pPr>
-      <w:bookmarkStart w:id="15" w:name="_Toc243562109"/>
+      <w:bookmarkStart w:id="16" w:name="_Toc243613982"/>
       <w:r>
         <w:t>The details pane</w:t>
       </w:r>
-      <w:bookmarkEnd w:id="15"/>
+      <w:bookmarkEnd w:id="16"/>
     </w:p>
     <w:tbl>
       <w:tblPr>
@@ -5015,6 +5382,7 @@
       </w:tblGrid>
       <w:tr>
         <w:trPr>
+          <w:cantSplit/>
           <w:tblHeader/>
           <w:jc w:val="center"/>
         </w:trPr>
@@ -5052,13 +5420,14 @@
                 <w:color w:val="FFFFFF"/>
                 <w:sz w:val="20"/>
               </w:rPr>
-              <w:t>What it shows</w:t>
+              <w:t>Contents</w:t>
             </w:r>
           </w:p>
         </w:tc>
       </w:tr>
       <w:tr>
         <w:trPr>
+          <w:cantSplit/>
           <w:jc w:val="center"/>
         </w:trPr>
         <w:tc>
@@ -5089,13 +5458,14 @@
               <w:rPr>
                 <w:sz w:val="20"/>
               </w:rPr>
-              <w:t>Pick a revision: its state, who released it and when, the workflow and who signed, its ECO, what its release changed (form, fit, function), what to do with its parts once a later revision was released (its disposition), its files, material, STEP/PDF, and the part's purchasing info.</w:t>
+              <w:t>For the chosen revision: its state, who released it and when, the workflow and signers, its ECO, what its release changed (Form, Fit, Function), the disposition of its parts after a later release, its files, material, and STEP/PDF, and the part's purchasing info.</w:t>
             </w:r>
           </w:p>
         </w:tc>
       </w:tr>
       <w:tr>
         <w:trPr>
+          <w:cantSplit/>
           <w:jc w:val="center"/>
         </w:trPr>
         <w:tc>
@@ -5128,13 +5498,14 @@
               <w:rPr>
                 <w:sz w:val="20"/>
               </w:rPr>
-              <w:t>Every revision, with buttons to open older ones, and everything that ever happened to the part.</w:t>
+              <w:t>Every revision, with buttons to open older ones, and every event in the part's history.</w:t>
             </w:r>
           </w:p>
         </w:tc>
       </w:tr>
       <w:tr>
         <w:trPr>
+          <w:cantSplit/>
           <w:jc w:val="center"/>
         </w:trPr>
         <w:tc>
@@ -5149,6 +5520,7 @@
               <w:rPr>
                 <w:sz w:val="20"/>
               </w:rPr>
+              <w:lastRenderedPageBreak/>
               <w:t>Uses / Where used</w:t>
             </w:r>
           </w:p>
@@ -5165,13 +5537,14 @@
               <w:rPr>
                 <w:sz w:val="20"/>
               </w:rPr>
-              <w:t>What an assembly uses, and which assemblies use this part, with whether each use is up to date.</w:t>
+              <w:t>The parts an assembly uses, and the assemblies that use this part, with whether each use is up to date.</w:t>
             </w:r>
           </w:p>
         </w:tc>
       </w:tr>
       <w:tr>
         <w:trPr>
+          <w:cantSplit/>
           <w:jc w:val="center"/>
         </w:trPr>
         <w:tc>
@@ -5211,6 +5584,7 @@
       </w:tr>
       <w:tr>
         <w:trPr>
+          <w:cantSplit/>
           <w:jc w:val="center"/>
         </w:trPr>
         <w:tc>
@@ -5241,7 +5615,7 @@
               <w:rPr>
                 <w:sz w:val="20"/>
               </w:rPr>
-              <w:t>Documents linked to the revision picked on the Details tab.</w:t>
+              <w:t>Documents linked to the revision chosen on the Details tab.</w:t>
             </w:r>
           </w:p>
         </w:tc>
@@ -5261,11 +5635,12 @@
       <w:pPr>
         <w:pStyle w:val="Heading1"/>
       </w:pPr>
-      <w:bookmarkStart w:id="16" w:name="_Toc243562110"/>
-      <w:r>
+      <w:bookmarkStart w:id="17" w:name="_Toc243613983"/>
+      <w:r>
+        <w:lastRenderedPageBreak/>
         <w:t>Revisions and the lifecycle</w:t>
       </w:r>
-      <w:bookmarkEnd w:id="16"/>
+      <w:bookmarkEnd w:id="17"/>
     </w:p>
     <w:p>
       <w:r>
@@ -5278,7 +5653,7 @@
         <w:t>in work</w:t>
       </w:r>
       <w:r>
-        <w:t xml:space="preserve"> until it's released. Its first revision is A. The Lifecycle menu moves it along:</w:t>
+        <w:t xml:space="preserve"> until it is released. Its first revision is A. The Lifecycle menu has these actions:</w:t>
       </w:r>
     </w:p>
     <w:tbl>
@@ -5295,6 +5670,7 @@
       </w:tblGrid>
       <w:tr>
         <w:trPr>
+          <w:cantSplit/>
           <w:tblHeader/>
           <w:jc w:val="center"/>
         </w:trPr>
@@ -5332,13 +5708,14 @@
                 <w:color w:val="FFFFFF"/>
                 <w:sz w:val="20"/>
               </w:rPr>
-              <w:t>What it does</w:t>
+              <w:t>Effect</w:t>
             </w:r>
           </w:p>
         </w:tc>
       </w:tr>
       <w:tr>
         <w:trPr>
+          <w:cantSplit/>
           <w:jc w:val="center"/>
         </w:trPr>
         <w:tc>
@@ -5369,13 +5746,14 @@
               <w:rPr>
                 <w:sz w:val="20"/>
               </w:rPr>
-              <w:t>Freezes the working revision. Its files become read-only for everyone, and nobody can check it out. Litterbox checks first that the files are there and warns (or, if your org chooses, refuses) when an assembly uses parts that aren't released or are out of date.</w:t>
+              <w:t>Freezes the working revision. Its files become read-only for everyone, and it can't be checked out. Litterbox first checks that the files exist, and warns (or, if the org chooses, refuses) when an assembly uses parts that are unreleased or out of date.</w:t>
             </w:r>
           </w:p>
         </w:tc>
       </w:tr>
       <w:tr>
         <w:trPr>
+          <w:cantSplit/>
           <w:jc w:val="center"/>
         </w:trPr>
         <w:tc>
@@ -5408,13 +5786,14 @@
               <w:rPr>
                 <w:sz w:val="20"/>
               </w:rPr>
-              <w:t>Starts the next revision of a released part: copies its files to the new letter (B), re-points drawings at the new model, and checks it out to you. The released revision stays as it was.</w:t>
+              <w:t>Starts the next revision of a released part: copies its files to the new letter (B), points drawings at the new model, and checks it out to you. The released revision is unchanged.</w:t>
             </w:r>
           </w:p>
         </w:tc>
       </w:tr>
       <w:tr>
         <w:trPr>
+          <w:cantSplit/>
           <w:jc w:val="center"/>
         </w:trPr>
         <w:tc>
@@ -5445,13 +5824,14 @@
               <w:rPr>
                 <w:sz w:val="20"/>
               </w:rPr>
-              <w:t>Throws away a revision that was never released. Its files go to a cancelled-revs folder, not the bin, and the letter isn't used again.</w:t>
+              <w:t>Discards a revision that was never released. Its files move to the cancelled-revs folder, and its letter isn't reused.</w:t>
             </w:r>
           </w:p>
         </w:tc>
       </w:tr>
       <w:tr>
         <w:trPr>
+          <w:cantSplit/>
           <w:jc w:val="center"/>
         </w:trPr>
         <w:tc>
@@ -5484,13 +5864,14 @@
               <w:rPr>
                 <w:sz w:val="20"/>
               </w:rPr>
-              <w:t>Takes a part back to in work (with a reason), for when a release was a mistake.</w:t>
+              <w:t>Returns a part to in work, with a reason, when a release was a mistake.</w:t>
             </w:r>
           </w:p>
         </w:tc>
       </w:tr>
       <w:tr>
         <w:trPr>
+          <w:cantSplit/>
           <w:jc w:val="center"/>
         </w:trPr>
         <w:tc>
@@ -5521,13 +5902,14 @@
               <w:rPr>
                 <w:sz w:val="20"/>
               </w:rPr>
-              <w:t>Retires a part that was never released. Its number is never used again. You say what to do with any parts already made (the Dispo, see below).</w:t>
+              <w:t>Retires a part that was never released. Its number is never reused.</w:t>
             </w:r>
           </w:p>
         </w:tc>
       </w:tr>
       <w:tr>
         <w:trPr>
+          <w:cantSplit/>
           <w:jc w:val="center"/>
         </w:trPr>
         <w:tc>
@@ -5560,13 +5942,14 @@
               <w:rPr>
                 <w:sz w:val="20"/>
               </w:rPr>
-              <w:t>Records a part as commercial off-the-shelf: something you bought and didn't modify. It's frozen like a release.</w:t>
+              <w:t>Records a part as commercial off-the-shelf (bought, not modified). It is frozen like a release.</w:t>
             </w:r>
           </w:p>
         </w:tc>
       </w:tr>
       <w:tr>
         <w:trPr>
+          <w:cantSplit/>
           <w:jc w:val="center"/>
         </w:trPr>
         <w:tc>
@@ -5597,7 +5980,7 @@
               <w:rPr>
                 <w:sz w:val="20"/>
               </w:rPr>
-              <w:t>Changes a part's name and description, and switches it between CAD and non-CAD until it's first released.</w:t>
+              <w:t>Changes a part's name and description, and switches it between CAD and non-CAD until its first release.</w:t>
             </w:r>
           </w:p>
         </w:tc>
@@ -5610,27 +5993,27 @@
     </w:p>
     <w:p>
       <w:r>
-        <w:t>Revision letters skip I, O, Q, S, X and Z, which are easily mistaken for numbers (ASME Y14.35 recommends this): H is followed by J, and Y by AA.</w:t>
-      </w:r>
-    </w:p>
-    <w:p>
-      <w:r>
-        <w:t>Release, Unrelease, Void and Make COTS work on several ticked parts at once, and each part's history records who did it. If your vault has a workflow for the action, pressing it starts a sign-off request instead (see Sign-off workflows).</w:t>
+        <w:t>Revision letters skip I, O, Q, S, X, and Z, which are easily mistaken for numbers (as ASME Y14.35 recommends): H is followed by J, and Y by AA.</w:t>
+      </w:r>
+    </w:p>
+    <w:p>
+      <w:r>
+        <w:t>Release, Unrelease, Void, and Make COTS work on several ticked parts at once, and each part's history records who did it. If the vault has a workflow for the action, pressing it starts a sign-off request instead (see Sign-off workflows and ECOs).</w:t>
       </w:r>
     </w:p>
     <w:p>
       <w:pPr>
         <w:pStyle w:val="Heading2"/>
       </w:pPr>
-      <w:bookmarkStart w:id="17" w:name="_Toc243562111"/>
-      <w:r>
-        <w:t>What changed, and what to do with the old parts</w:t>
-      </w:r>
-      <w:bookmarkEnd w:id="17"/>
-    </w:p>
-    <w:p>
-      <w:r>
-        <w:t>Releasing Rev B or later replaces a revision people may already have made parts to. So for each part, Litterbox asks two things:</w:t>
+      <w:bookmarkStart w:id="18" w:name="_Toc243613984"/>
+      <w:r>
+        <w:t>Form, Fit, Function, and Dispo</w:t>
+      </w:r>
+      <w:bookmarkEnd w:id="18"/>
+    </w:p>
+    <w:p>
+      <w:r>
+        <w:t>When a workflow with an ECO releases a part at Rev B or later, the Workflow window asks two things for each part:</w:t>
       </w:r>
     </w:p>
     <w:p>
@@ -5641,10 +6024,10 @@
         <w:rPr>
           <w:b/>
         </w:rPr>
-        <w:t>Form, Fit and Function</w:t>
-      </w:r>
-      <w:r>
-        <w:t>: tick what the new revision changes. Leave all three clear for a change that touches none of them, such as a drawing correction.</w:t>
+        <w:t>Form, Fit, and Function</w:t>
+      </w:r>
+      <w:r>
+        <w:t>: which of these the new revision changes. Leave all three clear for a change that affects none of them, such as a drawing correction.</w:t>
       </w:r>
     </w:p>
     <w:p>
@@ -5658,7 +6041,7 @@
         <w:t>Dispo</w:t>
       </w:r>
       <w:r>
-        <w:t xml:space="preserve"> (disposition): what to do with the parts already made to the revision before. </w:t>
+        <w:t xml:space="preserve"> (disposition): what to do with parts already made to the previous revision: </w:t>
       </w:r>
       <w:r>
         <w:rPr>
@@ -5685,7 +6068,7 @@
         <w:t>Scrap</w:t>
       </w:r>
       <w:r>
-        <w:t xml:space="preserve"> or </w:t>
+        <w:t xml:space="preserve">, or </w:t>
       </w:r>
       <w:r>
         <w:rPr>
@@ -5694,12 +6077,17 @@
         <w:t>Return To Supplier</w:t>
       </w:r>
       <w:r>
-        <w:t>. It starts blank and has to be chosen.</w:t>
-      </w:r>
-    </w:p>
-    <w:p>
-      <w:r>
-        <w:t>A first release (Rev A) asks neither, since nothing earlier exists. Voiding a part asks for a Dispo of its own revision's parts. With a workflow these are columns of the Workflow window's parts list; without one, a small window asks before the release or void happens. What changed is kept with the new revision, and the Dispo with the old one: pick the old revision on the Details tab and it says, for example, "Disposition: Scrap (Rev B released)".</w:t>
+        <w:t>. It starts blank and must be chosen.</w:t>
+      </w:r>
+    </w:p>
+    <w:p>
+      <w:r>
+        <w:t>A void through such a workflow asks for a Dispo of the voided revision's parts. A first release (Rev A) asks neither. Workflows without an ECO, and Release or Void without a workflow, don't ask them.</w:t>
+      </w:r>
+    </w:p>
+    <w:p>
+      <w:r>
+        <w:t>What changed is stored with the new revision, and the Dispo with the old one. Choose the old revision on the Details tab to see it, for example "Disposition: Scrap (Rev B released)".</w:t>
       </w:r>
     </w:p>
     <w:p>
@@ -5711,25 +6099,26 @@
       <w:pPr>
         <w:pStyle w:val="Heading1"/>
       </w:pPr>
-      <w:bookmarkStart w:id="18" w:name="_Toc243562112"/>
-      <w:r>
-        <w:t>Assemblies, references and BOMs</w:t>
-      </w:r>
-      <w:bookmarkEnd w:id="18"/>
+      <w:bookmarkStart w:id="19" w:name="_Toc243613985"/>
+      <w:r>
+        <w:lastRenderedPageBreak/>
+        <w:t>Assemblies, references, and BOMs</w:t>
+      </w:r>
+      <w:bookmarkEnd w:id="19"/>
     </w:p>
     <w:p>
       <w:pPr>
         <w:pStyle w:val="Heading2"/>
       </w:pPr>
-      <w:bookmarkStart w:id="19" w:name="_Toc243562113"/>
-      <w:r>
-        <w:t>What a part uses, and where it's used</w:t>
-      </w:r>
-      <w:bookmarkEnd w:id="19"/>
-    </w:p>
-    <w:p>
-      <w:r>
-        <w:t xml:space="preserve">Litterbox keeps a list of the parts each assembly revision uses, read from the assembly when it's checked in. That gives you </w:t>
+      <w:bookmarkStart w:id="20" w:name="_Toc243613986"/>
+      <w:r>
+        <w:t>Uses and where used</w:t>
+      </w:r>
+      <w:bookmarkEnd w:id="20"/>
+    </w:p>
+    <w:p>
+      <w:r>
+        <w:t xml:space="preserve">Litterbox keeps a list of the parts each assembly revision uses, read from the assembly at check-in. This list provides </w:t>
       </w:r>
       <w:r>
         <w:rPr>
@@ -5756,7 +6145,7 @@
         <w:t>References...</w:t>
       </w:r>
       <w:r>
-        <w:t xml:space="preserve"> for a fuller view. Each use says whether it's up to date: a newer revision may have been released, or the part used may not be released yet, or may be void.</w:t>
+        <w:t>. Each use shows whether it is up to date: a newer revision may be released, or the part used may be unreleased or void.</w:t>
       </w:r>
     </w:p>
     <w:p>
@@ -5767,22 +6156,22 @@
         <w:t>Update references...</w:t>
       </w:r>
       <w:r>
-        <w:t xml:space="preserve"> points in-work assemblies at the latest released revisions of their parts, in SolidWorks, and checks them in. It never touches a released assembly; revise it first.</w:t>
+        <w:t xml:space="preserve"> points in-work assemblies at the latest released revisions of their parts, in SolidWorks, and checks them in. It never changes a released assembly; revise it first.</w:t>
       </w:r>
     </w:p>
     <w:p>
       <w:pPr>
         <w:pStyle w:val="Heading2"/>
       </w:pPr>
-      <w:bookmarkStart w:id="20" w:name="_Toc243562114"/>
+      <w:bookmarkStart w:id="21" w:name="_Toc243613987"/>
       <w:r>
         <w:t>The BOM tab</w:t>
       </w:r>
-      <w:bookmarkEnd w:id="20"/>
-    </w:p>
-    <w:p>
-      <w:r>
-        <w:t>An assembly's bill of materials is worked out from those lists every time you look, so it's never out of step with the models. Three ways to list it:</w:t>
+      <w:bookmarkEnd w:id="21"/>
+    </w:p>
+    <w:p>
+      <w:r>
+        <w:t>An assembly's bill of materials is worked out from those lists each time it is shown, so it always matches the models. It has three views:</w:t>
       </w:r>
     </w:p>
     <w:p>
@@ -5824,12 +6213,12 @@
         <w:t>Every part once</w:t>
       </w:r>
       <w:r>
-        <w:t>: each part revision anywhere in the tree once, with its total quantity. A buying list.</w:t>
-      </w:r>
-    </w:p>
-    <w:p>
-      <w:r>
-        <w:t xml:space="preserve">Each line shows the part's revision, quantity, name, material, supplier, unit cost, total cost and lead time, and whether that use is out of date. The line above the table gives the assembly's </w:t>
+        <w:t>: each part revision in the tree once, with its total quantity.</w:t>
+      </w:r>
+    </w:p>
+    <w:p>
+      <w:r>
+        <w:t xml:space="preserve">Each line shows the revision, quantity, name, material, supplier, unit cost, total cost, lead time, and whether the use is out of date. The line above the table gives the assembly's </w:t>
       </w:r>
       <w:r>
         <w:rPr>
@@ -5838,7 +6227,7 @@
         <w:t>total cost</w:t>
       </w:r>
       <w:r>
-        <w:t xml:space="preserve">, worked out from every part in the tree once, and says how many parts have no unit cost or no count. </w:t>
+        <w:t xml:space="preserve">, from every part in the tree once, and says how many parts have no unit cost or no count. </w:t>
       </w:r>
       <w:r>
         <w:rPr>
@@ -5847,12 +6236,12 @@
         <w:t>Export...</w:t>
       </w:r>
       <w:r>
-        <w:t xml:space="preserve"> saves the list you're looking at as a .csv file that opens in Excel, to a folder outside the vault.</w:t>
-      </w:r>
-    </w:p>
-    <w:p>
-      <w:r>
-        <w:t xml:space="preserve">Quantities are counted by SolidWorks at check-in: each copy at the top of the assembly, leaving out suppressed copies and those excluded from the BOM. If an assembly was checked in without SolidWorks open, the BOM says it needs updating and </w:t>
+        <w:t xml:space="preserve"> saves the current view as a .csv file, to a folder outside the vault.</w:t>
+      </w:r>
+    </w:p>
+    <w:p>
+      <w:r>
+        <w:t xml:space="preserve">Quantities are counted by SolidWorks at check-in: each copy at the top level of the assembly, excluding suppressed copies and those excluded from the BOM. If an assembly was checked in without SolidWorks, the BOM says it needs updating, and </w:t>
       </w:r>
       <w:r>
         <w:rPr>
@@ -5861,27 +6250,27 @@
         <w:t>Update BOM</w:t>
       </w:r>
       <w:r>
-        <w:t xml:space="preserve"> counts it again (starting SolidWorks out of sight if it isn't running).</w:t>
-      </w:r>
-    </w:p>
-    <w:p>
-      <w:r>
-        <w:t>When an assembly is released, Litterbox saves its indented BOM beside the model as HCR‑100010‑500_A_BOM.csv, so the released revision keeps a fixed record of what it was made of.</w:t>
+        <w:t xml:space="preserve"> counts it again (starting SolidWorks in the background if needed).</w:t>
+      </w:r>
+    </w:p>
+    <w:p>
+      <w:r>
+        <w:t>When an assembly is released, Litterbox saves its indented BOM beside the model as HCR‑100010‑500_A_BOM.csv, as a fixed record of the released revision.</w:t>
       </w:r>
     </w:p>
     <w:p>
       <w:pPr>
         <w:pStyle w:val="Heading2"/>
       </w:pPr>
-      <w:bookmarkStart w:id="21" w:name="_Toc243562115"/>
+      <w:bookmarkStart w:id="22" w:name="_Toc243613988"/>
       <w:r>
         <w:t>Non-CAD parts and kits</w:t>
       </w:r>
-      <w:bookmarkEnd w:id="21"/>
-    </w:p>
-    <w:p>
-      <w:r>
-        <w:t xml:space="preserve">Not everything in a product is modelled: paint, glue, wire, raw stock, labels. New Part and New Assembly have a </w:t>
+      <w:bookmarkEnd w:id="22"/>
+    </w:p>
+    <w:p>
+      <w:r>
+        <w:t xml:space="preserve">New Part and New Assembly have a </w:t>
       </w:r>
       <w:r>
         <w:rPr>
@@ -5899,12 +6288,12 @@
         <w:t>Non-CAD</w:t>
       </w:r>
       <w:r>
-        <w:t>. A non-CAD part has a part number, revisions, a lifecycle and purchasing info like any other, just no files.</w:t>
-      </w:r>
-    </w:p>
-    <w:p>
-      <w:r>
-        <w:t xml:space="preserve">On a CAD assembly you have checked out, the BOM tab's </w:t>
+        <w:t>. A non-CAD part (paint, glue, wire, raw stock, labels) has a part number, revisions, a lifecycle, and purchasing info, but no files.</w:t>
+      </w:r>
+    </w:p>
+    <w:p>
+      <w:r>
+        <w:t xml:space="preserve">On a checked-out CAD assembly, the BOM tab's </w:t>
       </w:r>
       <w:r>
         <w:rPr>
@@ -5913,7 +6302,7 @@
         <w:t>Add item...</w:t>
       </w:r>
       <w:r>
-        <w:t xml:space="preserve"> adds a non-CAD part to its BOM with a quantity (two cans of paint, say), and </w:t>
+        <w:t xml:space="preserve"> adds a non-CAD part with a quantity, and </w:t>
       </w:r>
       <w:r>
         <w:rPr>
@@ -5931,7 +6320,7 @@
         <w:t>kit</w:t>
       </w:r>
       <w:r>
-        <w:t xml:space="preserve"> is a non-CAD assembly, built only from lines added this way, of any parts. Lines added by hand freeze at release and carry on to the next revision like the rest.</w:t>
+        <w:t xml:space="preserve"> is a non-CAD assembly made only of lines added this way, from any parts. Added lines freeze at release and carry on to the next revision.</w:t>
       </w:r>
     </w:p>
     <w:p>
@@ -5943,21 +6332,22 @@
       <w:pPr>
         <w:pStyle w:val="Heading1"/>
       </w:pPr>
-      <w:bookmarkStart w:id="22" w:name="_Toc243562116"/>
-      <w:r>
-        <w:t>Purchasing, costs and materials</w:t>
-      </w:r>
-      <w:bookmarkEnd w:id="22"/>
+      <w:bookmarkStart w:id="23" w:name="_Toc243613989"/>
+      <w:r>
+        <w:lastRenderedPageBreak/>
+        <w:t>Purchasing, costs, and materials</w:t>
+      </w:r>
+      <w:bookmarkEnd w:id="23"/>
     </w:p>
     <w:p>
       <w:pPr>
         <w:pStyle w:val="Heading2"/>
       </w:pPr>
-      <w:bookmarkStart w:id="23" w:name="_Toc243562117"/>
+      <w:bookmarkStart w:id="24" w:name="_Toc243613990"/>
       <w:r>
         <w:t>Purchasing info</w:t>
       </w:r>
-      <w:bookmarkEnd w:id="23"/>
+      <w:bookmarkEnd w:id="24"/>
     </w:p>
     <w:p>
       <w:r>
@@ -5970,7 +6360,7 @@
         <w:t>Purchasing Info...</w:t>
       </w:r>
       <w:r>
-        <w:t xml:space="preserve"> gives a part a supplier, a supplier part number, a unit cost and a lead time in days. Purchasing info belongs to the part, not to a revision (a price changes without the design changing), so it needs no check-out and works on released parts too: the change is uploaded at once and the part's history records it.</w:t>
+        <w:t xml:space="preserve"> sets a part's supplier, supplier part number, unit cost, and lead time in days. Purchasing info belongs to the part, not to a revision, so it needs no check-out and works on released parts. The change is uploaded at once and recorded in the part's history.</w:t>
       </w:r>
     </w:p>
     <w:p>
@@ -5984,22 +6374,22 @@
         <w:t>team's currency</w:t>
       </w:r>
       <w:r>
-        <w:t xml:space="preserve"> in Team &gt; Vault Settings.... Costs are then shown with its symbol ($12.50) on the Details tab, in the BOM and beside the Unit cost box. Unit costs are stored as plain numbers, so changing the currency doesn't convert anything. An exported BOM names the currency in its column headings and keeps the cells as numbers, so a spreadsheet can add them up.</w:t>
+        <w:t xml:space="preserve"> in Team &gt; Vault Settings.... Costs are shown with its symbol ($12.50) on the Details tab, in the BOM, and beside the Unit cost box. Unit costs are stored as plain numbers, so changing the currency doesn't convert them. An exported BOM names the currency in its column headings and keeps the cells as numbers.</w:t>
       </w:r>
     </w:p>
     <w:p>
       <w:pPr>
         <w:pStyle w:val="Heading2"/>
       </w:pPr>
-      <w:bookmarkStart w:id="24" w:name="_Toc243562118"/>
+      <w:bookmarkStart w:id="25" w:name="_Toc243613991"/>
       <w:r>
         <w:t>Materials</w:t>
       </w:r>
-      <w:bookmarkEnd w:id="24"/>
-    </w:p>
-    <w:p>
-      <w:r>
-        <w:t xml:space="preserve">Each revision's material is read from SolidWorks when the part is checked in with SolidWorks open (from its active configuration), and shows on the Details tab, in the BOM and in the Material column. A part with no material assigned shows blank. One checked in without SolidWorks open, or from before Litterbox read materials, shows </w:t>
+      <w:bookmarkEnd w:id="25"/>
+    </w:p>
+    <w:p>
+      <w:r>
+        <w:t xml:space="preserve">Each revision's material is read from SolidWorks (its active configuration) when the part is checked in with SolidWorks open. It appears on the Details tab, in the BOM, and in the Material column. A part with no material assigned shows blank. A part checked in without SolidWorks, or before Litterbox read materials, shows </w:t>
       </w:r>
       <w:r>
         <w:rPr>
@@ -6008,7 +6398,7 @@
         <w:t>Not read yet</w:t>
       </w:r>
       <w:r>
-        <w:t xml:space="preserve">: tick it and choose Part &gt; </w:t>
+        <w:t xml:space="preserve">; tick it and choose Part &gt; </w:t>
       </w:r>
       <w:r>
         <w:rPr>
@@ -6017,7 +6407,7 @@
         <w:t>Update Material</w:t>
       </w:r>
       <w:r>
-        <w:t>, which reads it through SolidWorks (starting it out of sight if needed).</w:t>
+        <w:t xml:space="preserve"> to read it.</w:t>
       </w:r>
     </w:p>
     <w:p>
@@ -6029,26 +6419,22 @@
       <w:pPr>
         <w:pStyle w:val="Heading1"/>
       </w:pPr>
-      <w:bookmarkStart w:id="25" w:name="_Toc243562119"/>
-      <w:r>
-        <w:t>Release outputs and sharing files</w:t>
-      </w:r>
-      <w:bookmarkEnd w:id="25"/>
+      <w:bookmarkStart w:id="26" w:name="_Toc243613992"/>
+      <w:r>
+        <w:lastRenderedPageBreak/>
+        <w:t>Release outputs and exports</w:t>
+      </w:r>
+      <w:bookmarkEnd w:id="26"/>
     </w:p>
     <w:p>
       <w:pPr>
         <w:pStyle w:val="Heading2"/>
       </w:pPr>
-      <w:bookmarkStart w:id="26" w:name="_Toc243562120"/>
+      <w:bookmarkStart w:id="27" w:name="_Toc243613993"/>
       <w:r>
         <w:t>STEP and PDF files</w:t>
       </w:r>
-      <w:bookmarkEnd w:id="26"/>
-    </w:p>
-    <w:p>
-      <w:r>
-        <w:t>Most people around the engineers want a STEP and a drawing PDF, not SolidWorks files. Litterbox makes them for you:</w:t>
-      </w:r>
+      <w:bookmarkEnd w:id="27"/>
     </w:p>
     <w:p>
       <w:pPr>
@@ -6061,7 +6447,7 @@
         <w:t>At release.</w:t>
       </w:r>
       <w:r>
-        <w:t xml:space="preserve"> Straight after a part is released, Litterbox makes a STEP (always AP214) of the model and a PDF of every sheet of the drawing, from the frozen files, and uploads them as HCR‑100010‑001_A.STEP and _A.PDF. If the person releasing has no SolidWorks, the release still happens; the part is flagged </w:t>
+        <w:t xml:space="preserve"> After a part is released, Litterbox makes a STEP (AP214) of the model and a PDF of every sheet of the drawing from the frozen files, and uploads them as HCR‑100010‑001_A.STEP and _A.PDF. If the person releasing has no SolidWorks, the release still happens, the part is flagged </w:t>
       </w:r>
       <w:r>
         <w:rPr>
@@ -6070,7 +6456,7 @@
         <w:t>STEP/PDF needs updating</w:t>
       </w:r>
       <w:r>
-        <w:t xml:space="preserve"> and anyone with SolidWorks can make them later.</w:t>
+        <w:t>, and anyone with SolidWorks can make them later.</w:t>
       </w:r>
     </w:p>
     <w:p>
@@ -6093,23 +6479,23 @@
         <w:t>Generate STEP/PDF...</w:t>
       </w:r>
       <w:r>
-        <w:t xml:space="preserve"> makes them for the ticked parts, either into the vault (as above) or straight into a folder outside it. An Admin can tick Make released parts' files again to replace damaged ones.</w:t>
-      </w:r>
-    </w:p>
-    <w:p>
-      <w:r>
-        <w:t>Litterbox starts SolidWorks out of sight if it isn't running, and closes it again afterwards. Your own STEP settings are put back.</w:t>
+        <w:t xml:space="preserve"> makes them for the ticked parts, into the vault or into a folder outside it. An Admin can tick Make released parts' files again to replace damaged ones.</w:t>
+      </w:r>
+    </w:p>
+    <w:p>
+      <w:r>
+        <w:t>Litterbox starts SolidWorks in the background if it isn't running, closes it afterwards, and restores your STEP settings.</w:t>
       </w:r>
     </w:p>
     <w:p>
       <w:pPr>
         <w:pStyle w:val="Heading2"/>
       </w:pPr>
-      <w:bookmarkStart w:id="27" w:name="_Toc243562121"/>
+      <w:bookmarkStart w:id="28" w:name="_Toc243613994"/>
       <w:r>
         <w:t>Exporting</w:t>
       </w:r>
-      <w:bookmarkEnd w:id="27"/>
+      <w:bookmarkEnd w:id="28"/>
     </w:p>
     <w:p>
       <w:r>
@@ -6122,7 +6508,7 @@
         <w:t>Export Files...</w:t>
       </w:r>
       <w:r>
-        <w:t xml:space="preserve"> copies the ticked parts' files to a folder you pick, for a vendor or a machinist: any of model, drawing, STEP and PDF, of the latest released revision (or the working one, or one you pick), and optionally the parts each assembly uses. Exports always go outside C:\Litterbox and outside any Git repository, so a copy can never end up uploaded or locked with the vault.</w:t>
+        <w:t xml:space="preserve"> copies the ticked parts' files to a folder you choose: any of model, drawing, STEP, and PDF, from the latest released revision, the working revision, or a revision you pick, and optionally the parts each assembly uses. Exports always go outside C:\Litterbox and outside any Git repository.</w:t>
       </w:r>
     </w:p>
     <w:p>
@@ -6134,15 +6520,16 @@
       <w:pPr>
         <w:pStyle w:val="Heading1"/>
       </w:pPr>
-      <w:bookmarkStart w:id="28" w:name="_Toc243562122"/>
-      <w:r>
+      <w:bookmarkStart w:id="29" w:name="_Toc243613995"/>
+      <w:r>
+        <w:lastRenderedPageBreak/>
         <w:t>Documents</w:t>
       </w:r>
-      <w:bookmarkEnd w:id="28"/>
-    </w:p>
-    <w:p>
-      <w:r>
-        <w:t xml:space="preserve">Test procedures, plans, datasheets and design-review slides deserve revision control too. The </w:t>
+      <w:bookmarkEnd w:id="29"/>
+    </w:p>
+    <w:p>
+      <w:r>
+        <w:t xml:space="preserve">The </w:t>
       </w:r>
       <w:r>
         <w:rPr>
@@ -6151,7 +6538,7 @@
         <w:t>Documents</w:t>
       </w:r>
       <w:r>
-        <w:t xml:space="preserve"> screen keeps them. Documents don't use part numbers: an Admin sets up </w:t>
+        <w:t xml:space="preserve"> screen keeps documents such as test procedures, plans, datasheets, and review slides under revision control. Documents don't use part numbers. An Admin sets up </w:t>
       </w:r>
       <w:r>
         <w:rPr>
@@ -6160,7 +6547,7 @@
         <w:t>document types</w:t>
       </w:r>
       <w:r>
-        <w:t xml:space="preserve"> in Team &gt; Document Types... (a name and a prefix, like Propulsion Document, PROP), and </w:t>
+        <w:t xml:space="preserve"> in Team &gt; Document Types... (a name and a prefix, such as Propulsion Document, PROP), and </w:t>
       </w:r>
       <w:r>
         <w:rPr>
@@ -6169,12 +6556,12 @@
         <w:t>New Document</w:t>
       </w:r>
       <w:r>
-        <w:t xml:space="preserve"> numbers each one with the next free number for its type: PROP‑0001, PROP‑0002 ...</w:t>
-      </w:r>
-    </w:p>
-    <w:p>
-      <w:r>
-        <w:t xml:space="preserve">A document goes through the same life as a part: check out, check in, release, revise (its files are copied to the new revision), unrelease, void and cancel revision, from the buttons on the Documents screen. </w:t>
+        <w:t xml:space="preserve"> numbers each document with the next free number for its type: PROP‑0001, PROP‑0002, and so on.</w:t>
+      </w:r>
+    </w:p>
+    <w:p>
+      <w:r>
+        <w:t xml:space="preserve">Documents go through the same lifecycle as parts: check out, check in, release, revise (which copies the files to the new revision), unrelease, void, and cancel revision. </w:t>
       </w:r>
       <w:r>
         <w:rPr>
@@ -6183,7 +6570,7 @@
         <w:t>Add Files...</w:t>
       </w:r>
       <w:r>
-        <w:t xml:space="preserve"> puts files of any type into its working revision (one of each type: PROP‑0001_A.docx, PROP‑0001_A.pdf), </w:t>
+        <w:t xml:space="preserve"> adds a file of any type to the working revision (one per type, such as PROP‑0001_A.docx and PROP‑0001_A.pdf), </w:t>
       </w:r>
       <w:r>
         <w:rPr>
@@ -6192,7 +6579,7 @@
         <w:t>Remove File...</w:t>
       </w:r>
       <w:r>
-        <w:t xml:space="preserve"> takes one out, and </w:t>
+        <w:t xml:space="preserve"> removes one, and </w:t>
       </w:r>
       <w:r>
         <w:rPr>
@@ -6210,7 +6597,7 @@
         <w:t>Details...</w:t>
       </w:r>
       <w:r>
-        <w:t xml:space="preserve"> shows its revisions, files, history, and every part revision that links to it.</w:t>
+        <w:t xml:space="preserve"> shows the document's revisions, files, history, and the part revisions that link to it.</w:t>
       </w:r>
     </w:p>
     <w:p>
@@ -6218,15 +6605,15 @@
         <w:rPr>
           <w:b/>
         </w:rPr>
-        <w:t>Linking documents to parts.</w:t>
-      </w:r>
-      <w:r>
-        <w:t xml:space="preserve"> A part's Documents tab lists the documents linked to a revision, with Open, Add... and Remove. A link belongs to the part revision: it's frozen at release and carried to the next revision. On a part you have checked out you can add and remove links freely. An Admin or a superuser can add a link to a released part at any time; taking one off a released part needs sign-offs through a Remove document link workflow.</w:t>
-      </w:r>
-    </w:p>
-    <w:p>
-      <w:r>
-        <w:t>An Admin can hide a document type nobody should use any more (Hide / Offer in Document Types). Documents of that type stay as they are; it just isn't offered by New Document.</w:t>
+        <w:t>Links to parts.</w:t>
+      </w:r>
+      <w:r>
+        <w:t xml:space="preserve"> A part's Documents tab lists the documents linked to a revision, with Open, Add..., and Remove. A link belongs to the part revision: it freezes at release and carries on to the next revision. On a checked-out part, links can be added and removed freely. An Admin or a superuser can add a link to a released part at any time; removing one from a released part needs a Remove document link workflow.</w:t>
+      </w:r>
+    </w:p>
+    <w:p>
+      <w:r>
+        <w:t>An Admin can hide a document type (Hide / Offer in Document Types). Its documents are unchanged, and New Document no longer offers it.</w:t>
       </w:r>
     </w:p>
     <w:p>
@@ -6238,25 +6625,26 @@
       <w:pPr>
         <w:pStyle w:val="Heading1"/>
       </w:pPr>
-      <w:bookmarkStart w:id="29" w:name="_Toc243562123"/>
-      <w:r>
+      <w:bookmarkStart w:id="30" w:name="_Toc243613996"/>
+      <w:r>
+        <w:lastRenderedPageBreak/>
         <w:t>Sign-off workflows and ECOs</w:t>
       </w:r>
-      <w:bookmarkEnd w:id="29"/>
+      <w:bookmarkEnd w:id="30"/>
     </w:p>
     <w:p>
       <w:pPr>
         <w:pStyle w:val="Heading2"/>
       </w:pPr>
-      <w:bookmarkStart w:id="30" w:name="_Toc243562124"/>
+      <w:bookmarkStart w:id="31" w:name="_Toc243613997"/>
       <w:r>
         <w:t>How workflows work</w:t>
       </w:r>
-      <w:bookmarkEnd w:id="30"/>
-    </w:p>
-    <w:p>
-      <w:r>
-        <w:t xml:space="preserve">A workflow is a list of sign-offs that an action needs before it happens. Each sign-off asks for someone holding a role (Responsible Engineer), or any of several roles (Manager or Chief). An action with no workflow just happens when you press it. An Admin sets them up in Team &gt; </w:t>
+      <w:bookmarkEnd w:id="31"/>
+    </w:p>
+    <w:p>
+      <w:r>
+        <w:t xml:space="preserve">A workflow is a list of sign-offs that an action needs before it happens. Each sign-off asks for a person with a role (Responsible Engineer) or with any of several roles (Manager or Chief). An action without a workflow happens when you press it. An Admin sets up workflows in Team &gt; </w:t>
       </w:r>
       <w:r>
         <w:rPr>
@@ -6265,7 +6653,7 @@
         <w:t>Part Workflows...</w:t>
       </w:r>
       <w:r>
-        <w:t xml:space="preserve"> (Release, Unrelease, Void and Make COTS) and </w:t>
+        <w:t xml:space="preserve"> (Release, Unrelease, Void, and Make COTS) and </w:t>
       </w:r>
       <w:r>
         <w:rPr>
@@ -6274,7 +6662,7 @@
         <w:t>Doc Workflows...</w:t>
       </w:r>
       <w:r>
-        <w:t xml:space="preserve"> (Release document, Unrelease document, Void document and Remove document link). An action can have several workflows, named T1, T2 or whatever you like, and </w:t>
+        <w:t xml:space="preserve"> (Release document, Unrelease document, Void document, and Remove document link). An action can have several named workflows. </w:t>
       </w:r>
       <w:r>
         <w:rPr>
@@ -6283,12 +6671,12 @@
         <w:t>Add standard workflows</w:t>
       </w:r>
       <w:r>
-        <w:t xml:space="preserve"> gives you a starting set.</w:t>
-      </w:r>
-    </w:p>
-    <w:p>
-      <w:r>
-        <w:t xml:space="preserve">Each workflow also says whether one person may fill more than one sign-off, whether the person asking may sign, and whether it </w:t>
+        <w:t xml:space="preserve"> adds a starting set.</w:t>
+      </w:r>
+    </w:p>
+    <w:p>
+      <w:r>
+        <w:t xml:space="preserve">Each workflow also sets whether one person may fill more than one sign-off, whether the requester may sign, and whether it </w:t>
       </w:r>
       <w:r>
         <w:rPr>
@@ -6304,11 +6692,11 @@
       <w:pPr>
         <w:pStyle w:val="Heading2"/>
       </w:pPr>
-      <w:bookmarkStart w:id="31" w:name="_Toc243562125"/>
+      <w:bookmarkStart w:id="32" w:name="_Toc243613998"/>
       <w:r>
         <w:t>Asking for sign-off</w:t>
       </w:r>
-      <w:bookmarkEnd w:id="31"/>
+      <w:bookmarkEnd w:id="32"/>
     </w:p>
     <w:p>
       <w:pPr>
@@ -6319,7 +6707,7 @@
         </w:numPr>
       </w:pPr>
       <w:r>
-        <w:t>Tick the parts and press the action (Release, say). With a workflow in place, the Workflow window opens instead.</w:t>
+        <w:t>Tick the parts and press the action (Release, for example). With a workflow in place, the Workflow window opens.</w:t>
       </w:r>
     </w:p>
     <w:p>
@@ -6331,7 +6719,7 @@
         </w:numPr>
       </w:pPr>
       <w:r>
-        <w:t xml:space="preserve">Check the parts list: Part, Name, Rev ("A → B" for a new revision), and for a release of Rev B or later the </w:t>
+        <w:t xml:space="preserve">Check the parts list: Part, Name, and Rev ("A → B" for a new revision). If the request has an ECO, the list also has </w:t>
       </w:r>
       <w:r>
         <w:rPr>
@@ -6349,7 +6737,7 @@
         <w:t>Fit</w:t>
       </w:r>
       <w:r>
-        <w:t xml:space="preserve"> and </w:t>
+        <w:t xml:space="preserve">, </w:t>
       </w:r>
       <w:r>
         <w:rPr>
@@ -6358,7 +6746,7 @@
         <w:t>Function</w:t>
       </w:r>
       <w:r>
-        <w:t xml:space="preserve"> boxes and the </w:t>
+        <w:t xml:space="preserve">, and </w:t>
       </w:r>
       <w:r>
         <w:rPr>
@@ -6367,7 +6755,7 @@
         <w:t>Dispo</w:t>
       </w:r>
       <w:r>
-        <w:t xml:space="preserve"> (click a cell to tick it or pick from its menu). Parts at Rev A show dashes. Add Parts and Remove Parts change the list.</w:t>
+        <w:t xml:space="preserve"> for parts at Rev B or later; click a cell to tick it or choose from its menu. Add Parts and Remove Parts change the list.</w:t>
       </w:r>
     </w:p>
     <w:p>
@@ -6379,7 +6767,7 @@
         </w:numPr>
       </w:pPr>
       <w:r>
-        <w:t>Pick the workflow, choose a person for each sign-off, and add extra sign-offs if you need to. If the request needs an ECO, fill in its title and description on the right.</w:t>
+        <w:t>Choose the workflow, a person for each sign-off, and any extra sign-offs. If the request needs an ECO, enter its title and description.</w:t>
       </w:r>
     </w:p>
     <w:p>
@@ -6391,7 +6779,7 @@
         </w:numPr>
       </w:pPr>
       <w:r>
-        <w:t xml:space="preserve">Submit. Several parts go through one request together; people sign once for the lot. The parts show as waiting for sign-offs, and everyone named sees the request under </w:t>
+        <w:t xml:space="preserve">Submit. Several parts go through one request, and each person signs once for all of them. The parts show as waiting for sign-offs, and everyone named sees the request in </w:t>
       </w:r>
       <w:r>
         <w:rPr>
@@ -6412,7 +6800,7 @@
         </w:numPr>
       </w:pPr>
       <w:r>
-        <w:t xml:space="preserve">When the last person signs, the action happens straight away. (If that fails, for instance because you were offline, the sign-offs are kept and </w:t>
+        <w:t xml:space="preserve">When the last person signs, the action happens. If it fails (for example, offline), the sign-offs are kept and </w:t>
       </w:r>
       <w:r>
         <w:rPr>
@@ -6421,12 +6809,17 @@
         <w:t>Complete</w:t>
       </w:r>
       <w:r>
-        <w:t xml:space="preserve"> in My Tasks finishes it.)</w:t>
-      </w:r>
-    </w:p>
-    <w:p>
-      <w:r>
-        <w:t xml:space="preserve">The person who asked (or an Admin) can withdraw the request until it's done. An Admin can </w:t>
+        <w:t xml:space="preserve"> in My Tasks finishes it.</w:t>
+      </w:r>
+    </w:p>
+    <w:p>
+      <w:r>
+        <w:t>Only people who may sign for the parts' projects are offered as signers (see Projects).</w:t>
+      </w:r>
+    </w:p>
+    <w:p>
+      <w:r>
+        <w:t xml:space="preserve">The requester or an Admin can withdraw a request until it is done. An Admin can </w:t>
       </w:r>
       <w:r>
         <w:rPr>
@@ -6444,7 +6837,7 @@
         <w:t>Override Reject</w:t>
       </w:r>
       <w:r>
-        <w:t xml:space="preserve">, recorded as an override with a reason, and in </w:t>
+        <w:t xml:space="preserve">, recorded as an override with a reason, and can change who signs in </w:t>
       </w:r>
       <w:r>
         <w:rPr>
@@ -6453,18 +6846,18 @@
         <w:t>All Workflows</w:t>
       </w:r>
       <w:r>
-        <w:t xml:space="preserve"> can change who signs (Change signer...).</w:t>
+        <w:t xml:space="preserve"> (Change signer...).</w:t>
       </w:r>
     </w:p>
     <w:p>
       <w:pPr>
         <w:pStyle w:val="Heading2"/>
       </w:pPr>
-      <w:bookmarkStart w:id="32" w:name="_Toc243562126"/>
+      <w:bookmarkStart w:id="33" w:name="_Toc243613999"/>
       <w:r>
         <w:t>Reviewing a request</w:t>
       </w:r>
-      <w:bookmarkEnd w:id="32"/>
+      <w:bookmarkEnd w:id="33"/>
     </w:p>
     <w:p>
       <w:r>
@@ -6486,7 +6879,7 @@
         <w:t>Review</w:t>
       </w:r>
       <w:r>
-        <w:t xml:space="preserve"> (or double-click it). The Review window shows the request as it was asked, without letting you change it: the parts with what changed and their Dispo, the workflow, every sign-off with who it's for and who has signed, and the ECO if there is one.</w:t>
+        <w:t>, or double-click it. The Review window shows the request as it was submitted, read-only: the parts (with Form, Fit, Function, and Dispo when it has an ECO), the workflow, every sign-off with its person and whether it is signed, and the ECO.</w:t>
       </w:r>
     </w:p>
     <w:p>
@@ -6509,7 +6902,7 @@
         <w:t>Open PDF</w:t>
       </w:r>
       <w:r>
-        <w:t xml:space="preserve"> open the selected part's files at the revision being released; </w:t>
+        <w:t xml:space="preserve"> open the selected part's files at the revision being released. </w:t>
       </w:r>
       <w:r>
         <w:rPr>
@@ -6527,7 +6920,7 @@
         <w:t>Previous PDF</w:t>
       </w:r>
       <w:r>
-        <w:t xml:space="preserve"> open the revision before, so you can compare them.</w:t>
+        <w:t xml:space="preserve"> open the revision before it.</w:t>
       </w:r>
     </w:p>
     <w:p>
@@ -6535,7 +6928,7 @@
         <w:pStyle w:val="ListBullet"/>
       </w:pPr>
       <w:r>
-        <w:t xml:space="preserve">Each sign-off that's yours has a </w:t>
+        <w:t xml:space="preserve">Each of your sign-offs has a </w:t>
       </w:r>
       <w:r>
         <w:rPr>
@@ -6544,7 +6937,7 @@
         <w:t>Reassign</w:t>
       </w:r>
       <w:r>
-        <w:t xml:space="preserve"> button: pick someone else with the role to give it to. </w:t>
+        <w:t xml:space="preserve"> button to give it to someone else with the role. </w:t>
       </w:r>
       <w:r>
         <w:rPr>
@@ -6570,7 +6963,7 @@
         <w:t>Comment</w:t>
       </w:r>
       <w:r>
-        <w:t xml:space="preserve"> box is optional when you approve and required when you reject. The person who asked sees it.</w:t>
+        <w:t xml:space="preserve"> is optional to approve and required to reject. The requester sees it.</w:t>
       </w:r>
     </w:p>
     <w:tbl>
@@ -6587,6 +6980,7 @@
       </w:tblGrid>
       <w:tr>
         <w:trPr>
+          <w:cantSplit/>
           <w:tblHeader/>
           <w:jc w:val="center"/>
         </w:trPr>
@@ -6624,13 +7018,14 @@
                 <w:color w:val="FFFFFF"/>
                 <w:sz w:val="20"/>
               </w:rPr>
-              <w:t>What it does</w:t>
+              <w:t>Effect</w:t>
             </w:r>
           </w:p>
         </w:tc>
       </w:tr>
       <w:tr>
         <w:trPr>
+          <w:cantSplit/>
           <w:jc w:val="center"/>
         </w:trPr>
         <w:tc>
@@ -6661,13 +7056,14 @@
               <w:rPr>
                 <w:sz w:val="20"/>
               </w:rPr>
-              <w:t>Hands any sign-offs you reassigned to their new people, then approves the rest of yours. Greyed out once you've reassigned all of them.</w:t>
+              <w:t>Hands any reassigned sign-offs to their new people, then approves the rest of yours. Unavailable once all of yours are reassigned.</w:t>
             </w:r>
           </w:p>
         </w:tc>
       </w:tr>
       <w:tr>
         <w:trPr>
+          <w:cantSplit/>
           <w:jc w:val="center"/>
         </w:trPr>
         <w:tc>
@@ -6683,6 +7079,7 @@
               <w:rPr>
                 <w:sz w:val="20"/>
               </w:rPr>
+              <w:lastRenderedPageBreak/>
               <w:t>Reject</w:t>
             </w:r>
           </w:p>
@@ -6700,13 +7097,14 @@
               <w:rPr>
                 <w:sz w:val="20"/>
               </w:rPr>
-              <w:t>Sends the whole request back to the person who asked (any reassignments are dropped). Greyed out once you've reassigned all your sign-offs.</w:t>
+              <w:t>Sends the request back to the requester and drops any reassignments. Needs a comment. Unavailable once all of yours are reassigned.</w:t>
             </w:r>
           </w:p>
         </w:tc>
       </w:tr>
       <w:tr>
         <w:trPr>
+          <w:cantSplit/>
           <w:jc w:val="center"/>
         </w:trPr>
         <w:tc>
@@ -6737,7 +7135,7 @@
               <w:rPr>
                 <w:sz w:val="20"/>
               </w:rPr>
-              <w:t>Only works once you've reassigned every one of your sign-offs: it hands them over and signs nothing.</w:t>
+              <w:t>Available once all of your sign-offs are reassigned. Hands them over without signing.</w:t>
             </w:r>
           </w:p>
         </w:tc>
@@ -6750,22 +7148,22 @@
     </w:p>
     <w:p>
       <w:r>
-        <w:t>Whoever you hand a sign-off to finds the request in their own My Tasks.</w:t>
+        <w:t>A person you hand a sign-off to sees the request in their My Tasks.</w:t>
       </w:r>
     </w:p>
     <w:p>
       <w:pPr>
         <w:pStyle w:val="Heading2"/>
       </w:pPr>
-      <w:bookmarkStart w:id="33" w:name="_Toc243562127"/>
-      <w:r>
-        <w:t>When a request is rejected</w:t>
-      </w:r>
-      <w:bookmarkEnd w:id="33"/>
-    </w:p>
-    <w:p>
-      <w:r>
-        <w:t xml:space="preserve">A rejected request isn't thrown away. It leaves the signers' My Tasks and appears in the asker's, marked as rejected with who rejected it and why. Until it's dealt with it's a </w:t>
+      <w:bookmarkStart w:id="34" w:name="_Toc243614000"/>
+      <w:r>
+        <w:t>Rejected requests</w:t>
+      </w:r>
+      <w:bookmarkEnd w:id="34"/>
+    </w:p>
+    <w:p>
+      <w:r>
+        <w:t xml:space="preserve">A rejected request leaves the signers' My Tasks and appears in the requester's, marked rejected, with who rejected it and why. It is then a </w:t>
       </w:r>
       <w:r>
         <w:rPr>
@@ -6774,7 +7172,7 @@
         <w:t>draft</w:t>
       </w:r>
       <w:r>
-        <w:t>: its parts can be checked out and in to fix whatever was wrong, but they can't go into any other workflow.</w:t>
+        <w:t>: its parts can be checked out and in, but can't go into another workflow.</w:t>
       </w:r>
     </w:p>
     <w:p>
@@ -6785,7 +7183,7 @@
         <w:t>Review</w:t>
       </w:r>
       <w:r>
-        <w:t xml:space="preserve"> opens it in the Workflow window, filled in as it was asked. Change whatever needs changing (the parts, the people, Form, Fit, Function, the Dispo, the ECO) and press </w:t>
+        <w:t xml:space="preserve"> opens the draft in the Workflow window as it was submitted. Change the parts, people, Form, Fit, Function, Dispo, or ECO, and press </w:t>
       </w:r>
       <w:r>
         <w:rPr>
@@ -6794,7 +7192,7 @@
         <w:t>Resubmit workflow</w:t>
       </w:r>
       <w:r>
-        <w:t xml:space="preserve">: everyone signs again from the start, and the same ECO carries on. Or press </w:t>
+        <w:t xml:space="preserve">; everyone signs again, and the same ECO continues. </w:t>
       </w:r>
       <w:r>
         <w:rPr>
@@ -6803,7 +7201,7 @@
         <w:t>Withdraw</w:t>
       </w:r>
       <w:r>
-        <w:t xml:space="preserve"> to drop it for good.</w:t>
+        <w:t xml:space="preserve"> drops the request.</w:t>
       </w:r>
     </w:p>
     <w:p>
@@ -6814,7 +7212,7 @@
         <w:t>Superusers.</w:t>
       </w:r>
       <w:r>
-        <w:t xml:space="preserve"> An Admin can mark a role as a superuser role (Team &gt; Roles...). Whoever holds it can give any sign-off on any request, recorded as "as Quality for Bea Jones (superuser)". It's meant for someone at the top of the org who can sign for anyone. Admins, the Owner and superusers also see </w:t>
+        <w:t xml:space="preserve"> An Admin can make a role a superuser role (Team &gt; Roles...). A person with that role can give any sign-off on any request they can see, recorded as "as Quality for Bea Jones (superuser)". Admins, the Owner, and superusers see </w:t>
       </w:r>
       <w:r>
         <w:rPr>
@@ -6830,11 +7228,11 @@
       <w:pPr>
         <w:pStyle w:val="Heading2"/>
       </w:pPr>
-      <w:bookmarkStart w:id="34" w:name="_Toc243562128"/>
+      <w:bookmarkStart w:id="35" w:name="_Toc243614001"/>
       <w:r>
         <w:t>Engineering change orders</w:t>
       </w:r>
-      <w:bookmarkEnd w:id="34"/>
+      <w:bookmarkEnd w:id="35"/>
     </w:p>
     <w:p>
       <w:r>
@@ -6847,12 +7245,21 @@
         <w:t>title</w:t>
       </w:r>
       <w:r>
-        <w:t xml:space="preserve"> and description when it starts, and Litterbox saves it as ECO‑0001, ECO‑0002 ... in the vault, with each part's revision, what changed and its Dispo. A release whose parts are all at Rev A needs no ECO, even when its workflow requires one: a first release changes nothing. If any part is at Rev B or later, the ECO is asked for.</w:t>
-      </w:r>
-    </w:p>
-    <w:p>
-      <w:r>
-        <w:t xml:space="preserve">The ECO stays open while its request is waiting, and while a rejected request is being changed (the rejection and the resubmission go in its history). It closes when the request is released or withdrawn, with the sign-offs and comments, and is never changed again. The </w:t>
+        <w:t xml:space="preserve"> and a </w:t>
+      </w:r>
+      <w:r>
+        <w:rPr>
+          <w:b/>
+        </w:rPr>
+        <w:t>description</w:t>
+      </w:r>
+      <w:r>
+        <w:t xml:space="preserve"> when the request starts. Litterbox saves the ECO as ECO‑0001, ECO‑0002, and so on, with each part's revision, what changed, and its Dispo. A release whose parts are all at Rev A needs no ECO, even if its workflow requires one.</w:t>
+      </w:r>
+    </w:p>
+    <w:p>
+      <w:r>
+        <w:t xml:space="preserve">An ECO stays open while its request waits, and while a rejected request is being changed (its history records the rejection and the resubmission). It closes, with the sign-offs and comments, when the request is released or withdrawn, and is not changed after that. The </w:t>
       </w:r>
       <w:r>
         <w:rPr>
@@ -6861,7 +7268,7 @@
         <w:t>ECOs</w:t>
       </w:r>
       <w:r>
-        <w:t xml:space="preserve"> screen lists and searches them, and a released revision's Details tab links to the ECO it was released with.</w:t>
+        <w:t xml:space="preserve"> screen lists and searches them, and a released revision's Details tab links to its ECO.</w:t>
       </w:r>
     </w:p>
     <w:p>
@@ -6873,15 +7280,16 @@
       <w:pPr>
         <w:pStyle w:val="Heading1"/>
       </w:pPr>
-      <w:bookmarkStart w:id="35" w:name="_Toc243562129"/>
-      <w:r>
+      <w:bookmarkStart w:id="36" w:name="_Toc243614002"/>
+      <w:r>
+        <w:lastRenderedPageBreak/>
         <w:t>Running the team</w:t>
       </w:r>
-      <w:bookmarkEnd w:id="35"/>
-    </w:p>
-    <w:p>
-      <w:r>
-        <w:t xml:space="preserve">This part is for Admins and the Owner. Everything here is on the </w:t>
+      <w:bookmarkEnd w:id="36"/>
+    </w:p>
+    <w:p>
+      <w:r>
+        <w:t xml:space="preserve">This chapter is for Admins and the Owner. These tasks are on the </w:t>
       </w:r>
       <w:r>
         <w:rPr>
@@ -6890,18 +7298,18 @@
         <w:t>Team</w:t>
       </w:r>
       <w:r>
-        <w:t xml:space="preserve"> screen, and changes to people, roles and workflows are drafted there and uploaded together when you press Save.</w:t>
+        <w:t xml:space="preserve"> screen. Changes to people, roles, and workflows are drafted there and uploaded together with Save.</w:t>
       </w:r>
     </w:p>
     <w:p>
       <w:pPr>
         <w:pStyle w:val="Heading2"/>
       </w:pPr>
-      <w:bookmarkStart w:id="36" w:name="_Toc243562130"/>
+      <w:bookmarkStart w:id="37" w:name="_Toc243614003"/>
       <w:r>
         <w:t>People and access</w:t>
       </w:r>
-      <w:bookmarkEnd w:id="36"/>
+      <w:bookmarkEnd w:id="37"/>
     </w:p>
     <w:tbl>
       <w:tblPr>
@@ -6917,6 +7325,7 @@
       </w:tblGrid>
       <w:tr>
         <w:trPr>
+          <w:cantSplit/>
           <w:tblHeader/>
           <w:jc w:val="center"/>
         </w:trPr>
@@ -6954,13 +7363,14 @@
                 <w:color w:val="FFFFFF"/>
                 <w:sz w:val="20"/>
               </w:rPr>
-              <w:t>What they can do</w:t>
+              <w:t>Permissions</w:t>
             </w:r>
           </w:p>
         </w:tc>
       </w:tr>
       <w:tr>
         <w:trPr>
+          <w:cantSplit/>
           <w:jc w:val="center"/>
         </w:trPr>
         <w:tc>
@@ -6991,13 +7401,14 @@
               <w:rPr>
                 <w:sz w:val="20"/>
               </w:rPr>
-              <w:t>Everything, plus renaming the org and handing Ownership to someone else. There's exactly one.</w:t>
+              <w:t>Everything, plus renaming the org and transferring ownership. There is exactly one Owner.</w:t>
             </w:r>
           </w:p>
         </w:tc>
       </w:tr>
       <w:tr>
         <w:trPr>
+          <w:cantSplit/>
           <w:jc w:val="center"/>
         </w:trPr>
         <w:tc>
@@ -7030,13 +7441,14 @@
               <w:rPr>
                 <w:sz w:val="20"/>
               </w:rPr>
-              <w:t>Manage people, roles, workflows, projects, document types and vault settings; override workflows; break a checkout; remake released STEP/PDF files; link documents to released parts.</w:t>
+              <w:t>Manage people, roles, workflows, projects, document types, and vault settings; override workflows; break a checkout; remake released STEP/PDF files; link documents to released parts. Admins can work in every project, restricted or hidden.</w:t>
             </w:r>
           </w:p>
         </w:tc>
       </w:tr>
       <w:tr>
         <w:trPr>
+          <w:cantSplit/>
           <w:jc w:val="center"/>
         </w:trPr>
         <w:tc>
@@ -7067,13 +7479,14 @@
               <w:rPr>
                 <w:sz w:val="20"/>
               </w:rPr>
-              <w:t>Everyday work: create, check out and in, release (subject to workflows), sign off.</w:t>
+              <w:t>Everyday work: create, check out, check in, release (subject to workflows), and sign off. A project's Lead can change that project.</w:t>
             </w:r>
           </w:p>
         </w:tc>
       </w:tr>
       <w:tr>
         <w:trPr>
+          <w:cantSplit/>
           <w:jc w:val="center"/>
         </w:trPr>
         <w:tc>
@@ -7106,7 +7519,7 @@
               <w:rPr>
                 <w:sz w:val="20"/>
               </w:rPr>
-              <w:t>Read-only: look, open, export. Litterbox says why they can't do more.</w:t>
+              <w:t>Read-only: look, open, and export.</w:t>
             </w:r>
           </w:p>
         </w:tc>
@@ -7119,7 +7532,7 @@
     </w:p>
     <w:p>
       <w:r>
-        <w:t xml:space="preserve">Litterbox knows who you are from the account you're signed in to on the Git host, matched against each person's host user names. </w:t>
+        <w:t xml:space="preserve">Litterbox identifies you by the account you are signed in to on the Git host, matched against each person's host user names. </w:t>
       </w:r>
       <w:r>
         <w:rPr>
@@ -7128,7 +7541,7 @@
         <w:t>Who am I?</w:t>
       </w:r>
       <w:r>
-        <w:t xml:space="preserve"> checks it. Optionally, an Admin can require </w:t>
+        <w:t xml:space="preserve"> checks it. An Admin can require </w:t>
       </w:r>
       <w:r>
         <w:rPr>
@@ -7137,12 +7550,12 @@
         <w:t>signed commits</w:t>
       </w:r>
       <w:r>
-        <w:t xml:space="preserve"> (Vault Settings), and each person sets up a signing key with Signing...; Litterbox then refuses uploads that aren't signed by a key on the team list.</w:t>
-      </w:r>
-    </w:p>
-    <w:p>
-      <w:r>
-        <w:t xml:space="preserve">When someone can't check a part in (they've left, or their laptop died), an Admin can </w:t>
+        <w:t xml:space="preserve"> (Vault Settings); each person then sets up a signing key with Signing..., and Litterbox refuses uploads that aren't signed by a key on the team list.</w:t>
+      </w:r>
+    </w:p>
+    <w:p>
+      <w:r>
+        <w:t xml:space="preserve">When someone can't check a part in, an Admin can </w:t>
       </w:r>
       <w:r>
         <w:rPr>
@@ -7151,18 +7564,18 @@
         <w:t>Break Checkout</w:t>
       </w:r>
       <w:r>
-        <w:t xml:space="preserve"> (Lifecycle menu). Their changes aren't uploaded; when they next sync, Litterbox saves their copies of any files that changed meanwhile beside the vault and tells them where.</w:t>
+        <w:t xml:space="preserve"> (Lifecycle menu). That person's changes aren't uploaded. At their next sync, Litterbox saves their copies of files that changed beside the vault and tells them where.</w:t>
       </w:r>
     </w:p>
     <w:p>
       <w:pPr>
         <w:pStyle w:val="Heading2"/>
       </w:pPr>
-      <w:bookmarkStart w:id="37" w:name="_Toc243562131"/>
+      <w:bookmarkStart w:id="38" w:name="_Toc243614004"/>
       <w:r>
         <w:t>Vault settings</w:t>
       </w:r>
-      <w:bookmarkEnd w:id="37"/>
+      <w:bookmarkEnd w:id="38"/>
     </w:p>
     <w:tbl>
       <w:tblPr>
@@ -7178,6 +7591,7 @@
       </w:tblGrid>
       <w:tr>
         <w:trPr>
+          <w:cantSplit/>
           <w:tblHeader/>
           <w:jc w:val="center"/>
         </w:trPr>
@@ -7215,13 +7629,14 @@
                 <w:color w:val="FFFFFF"/>
                 <w:sz w:val="20"/>
               </w:rPr>
-              <w:t>What it controls</w:t>
+              <w:t>Controls</w:t>
             </w:r>
           </w:p>
         </w:tc>
       </w:tr>
       <w:tr>
         <w:trPr>
+          <w:cantSplit/>
           <w:jc w:val="center"/>
         </w:trPr>
         <w:tc>
@@ -7252,13 +7667,14 @@
               <w:rPr>
                 <w:sz w:val="20"/>
               </w:rPr>
-              <w:t>Shown beside the org code. Only the Owner can change it.</w:t>
+              <w:t>The name shown beside the org code. Only the Owner can change it.</w:t>
             </w:r>
           </w:p>
         </w:tc>
       </w:tr>
       <w:tr>
         <w:trPr>
+          <w:cantSplit/>
           <w:jc w:val="center"/>
         </w:trPr>
         <w:tc>
@@ -7291,13 +7707,14 @@
               <w:rPr>
                 <w:sz w:val="20"/>
               </w:rPr>
-              <w:t>One commit per part (clear histories) or one for the batch (faster).</w:t>
+              <w:t>One commit per part or one for the whole batch.</w:t>
             </w:r>
           </w:p>
         </w:tc>
       </w:tr>
       <w:tr>
         <w:trPr>
+          <w:cantSplit/>
           <w:jc w:val="center"/>
         </w:trPr>
         <w:tc>
@@ -7328,13 +7745,14 @@
               <w:rPr>
                 <w:sz w:val="20"/>
               </w:rPr>
-              <w:t>Warn, block or say nothing when a release uses parts that are out of date or not released.</w:t>
+              <w:t>Warn, block, or do nothing when a release uses parts that are out of date or unreleased.</w:t>
             </w:r>
           </w:p>
         </w:tc>
       </w:tr>
       <w:tr>
         <w:trPr>
+          <w:cantSplit/>
           <w:jc w:val="center"/>
         </w:trPr>
         <w:tc>
@@ -7374,6 +7792,7 @@
       </w:tr>
       <w:tr>
         <w:trPr>
+          <w:cantSplit/>
           <w:jc w:val="center"/>
         </w:trPr>
         <w:tc>
@@ -7404,13 +7823,14 @@
               <w:rPr>
                 <w:sz w:val="20"/>
               </w:rPr>
-              <w:t>Where New Assembly's variants start (500).</w:t>
+              <w:t>The first variant New Assembly uses (500).</w:t>
             </w:r>
           </w:p>
         </w:tc>
       </w:tr>
       <w:tr>
         <w:trPr>
+          <w:cantSplit/>
           <w:jc w:val="center"/>
         </w:trPr>
         <w:tc>
@@ -7443,13 +7863,14 @@
               <w:rPr>
                 <w:sz w:val="20"/>
               </w:rPr>
-              <w:t>The version everyone works in. Anyone with a newer SolidWorks can't check out or revise, because SolidWorks upgrades files when it saves them and older versions can't open them.</w:t>
+              <w:t>The version everyone works in. People with a newer SolidWorks can't check out or revise, because SolidWorks upgrades files when it saves them.</w:t>
             </w:r>
           </w:p>
         </w:tc>
       </w:tr>
       <w:tr>
         <w:trPr>
+          <w:cantSplit/>
           <w:jc w:val="center"/>
         </w:trPr>
         <w:tc>
@@ -7495,11 +7916,11 @@
       <w:pPr>
         <w:pStyle w:val="Heading2"/>
       </w:pPr>
-      <w:bookmarkStart w:id="38" w:name="_Toc243562132"/>
-      <w:r>
-        <w:t>Keeping the vault healthy</w:t>
-      </w:r>
-      <w:bookmarkEnd w:id="38"/>
+      <w:bookmarkStart w:id="39" w:name="_Toc243614005"/>
+      <w:r>
+        <w:t>Vault maintenance</w:t>
+      </w:r>
+      <w:bookmarkEnd w:id="39"/>
     </w:p>
     <w:p>
       <w:pPr>
@@ -7512,7 +7933,7 @@
         <w:t>Vault &gt; Update file rules...</w:t>
       </w:r>
       <w:r>
-        <w:t xml:space="preserve"> appears when Litterbox has newer rules for which files Git LFS stores and locks. An Admin is asked once per session; the update changes only Litterbox's own lines.</w:t>
+        <w:t xml:space="preserve"> appears when Litterbox has newer rules for which files Git LFS stores and locks. An Admin is asked once per session. The update changes only Litterbox's own lines.</w:t>
       </w:r>
     </w:p>
     <w:p>
@@ -7523,10 +7944,11 @@
         <w:rPr>
           <w:b/>
         </w:rPr>
+        <w:lastRenderedPageBreak/>
         <w:t>Vault &gt; Vault Size...</w:t>
       </w:r>
       <w:r>
-        <w:t xml:space="preserve"> shows how much the vault takes up on the host (its history and every version of every file in Git LFS) and how much is downloaded on your computer. Worth checking on hosts with small LFS allowances.</w:t>
+        <w:t xml:space="preserve"> shows how much the vault uses on the host (its history and every version of every Git LFS file) and how much is downloaded on your computer.</w:t>
       </w:r>
     </w:p>
     <w:p>
@@ -7534,7 +7956,7 @@
         <w:pStyle w:val="ListBullet"/>
       </w:pPr>
       <w:r>
-        <w:t>Some features raise the oldest Litterbox version the vault accepts (workflows, projects, documents ...). Litterbox tells anyone on an older version to update before they upload anything.</w:t>
+        <w:t>Some features raise the oldest Litterbox version the vault accepts (workflows, projects, documents, and others). Litterbox tells anyone on an older version to update before they upload anything.</w:t>
       </w:r>
     </w:p>
     <w:p>
@@ -7546,11 +7968,12 @@
       <w:pPr>
         <w:pStyle w:val="Heading1"/>
       </w:pPr>
-      <w:bookmarkStart w:id="39" w:name="_Toc243562133"/>
-      <w:r>
+      <w:bookmarkStart w:id="40" w:name="_Toc243614006"/>
+      <w:r>
+        <w:lastRenderedPageBreak/>
         <w:t>Importing existing CAD</w:t>
       </w:r>
-      <w:bookmarkEnd w:id="39"/>
+      <w:bookmarkEnd w:id="40"/>
     </w:p>
     <w:p>
       <w:r>
@@ -7563,7 +7986,7 @@
         <w:t>Import...</w:t>
       </w:r>
       <w:r>
-        <w:t xml:space="preserve"> brings a folder of existing SolidWorks files into the vault, giving each part a number and renaming the files to match, with their references updated so assemblies still find their parts.</w:t>
+        <w:t xml:space="preserve"> brings a folder of SolidWorks files into the vault. It gives each part a number and renames the files to match, updating their references so assemblies still find their parts.</w:t>
       </w:r>
     </w:p>
     <w:p>
@@ -7575,7 +7998,7 @@
         </w:numPr>
       </w:pPr>
       <w:r>
-        <w:t>Pick the folders to import (or a saved scan). Litterbox scans them with SolidWorks: which files are parts, assemblies and drawings, what each assembly uses, and which files the vault already has.</w:t>
+        <w:t>Choose the folders to import, or a saved scan. Litterbox scans them with SolidWorks to find the parts, assemblies, and drawings, what each assembly uses, and which files the vault already has.</w:t>
       </w:r>
     </w:p>
     <w:p>
@@ -7587,7 +8010,7 @@
         </w:numPr>
       </w:pPr>
       <w:r>
-        <w:t>Review the table. Each item gets a proposed part number, which you can change, and a name. Choose a project if you use them, or import a family under one base number. Untick anything you don't want.</w:t>
+        <w:t>Review the table. Each item has a proposed part number, which you can change, and a name. Choose a project (only projects you can use are offered), or import a family under one base number. Untick anything you don't want.</w:t>
       </w:r>
     </w:p>
     <w:p>
@@ -7605,7 +8028,7 @@
         <w:t>Finish &amp; Import</w:t>
       </w:r>
       <w:r>
-        <w:t xml:space="preserve"> copies the files into the vault under their new names through SolidWorks, creates the records and uploads everything. STEP and PDF files with the same name as a model or drawing come along too.</w:t>
+        <w:t xml:space="preserve"> copies the files into the vault under their new names through SolidWorks, creates the records, and uploads everything. STEP and PDF files with the same name as a model or drawing are included.</w:t>
       </w:r>
     </w:p>
     <w:p>
@@ -7616,7 +8039,7 @@
         <w:t>Import COTS...</w:t>
       </w:r>
       <w:r>
-        <w:t xml:space="preserve"> does the same for purchased parts and records them as COTS straight away. If an import stops part-way, Litterbox remembers what it had done and can pick up or clean up next time.</w:t>
+        <w:t xml:space="preserve"> does the same for purchased parts and records them as COTS. If an import stops part-way, Litterbox records what it did and finishes or cleans up next time.</w:t>
       </w:r>
     </w:p>
     <w:p>
@@ -7629,7 +8052,7 @@
         <w:ind w:left="144"/>
       </w:pPr>
       <w:r>
-        <w:t>Try an import on a copy of a small, self-contained assembly first. Imported files are renamed, so anything outside the import that pointed at the old files won't follow them.</w:t>
+        <w:t>Try an import on a copy of a small, self-contained assembly first. Imported files are renamed, so files outside the import that point at the old names won't follow them.</w:t>
       </w:r>
     </w:p>
     <w:p>
@@ -7641,15 +8064,16 @@
       <w:pPr>
         <w:pStyle w:val="Heading1"/>
       </w:pPr>
-      <w:bookmarkStart w:id="40" w:name="_Toc243562134"/>
-      <w:r>
+      <w:bookmarkStart w:id="41" w:name="_Toc243614007"/>
+      <w:r>
+        <w:lastRenderedPageBreak/>
         <w:t>Working with SolidWorks</w:t>
       </w:r>
-      <w:bookmarkEnd w:id="40"/>
-    </w:p>
-    <w:p>
-      <w:r>
-        <w:t>Litterbox talks to SolidWorks through its API for the things that need it: reading references, counting parts, reading materials, copying files at Revise and Import, and making STEP and PDF files. Some notes on how that behaves:</w:t>
+      <w:bookmarkEnd w:id="41"/>
+    </w:p>
+    <w:p>
+      <w:r>
+        <w:t>Litterbox uses the SolidWorks API to read references, count parts, read materials, copy files at Revise and Import, and make STEP and PDF files.</w:t>
       </w:r>
     </w:p>
     <w:p>
@@ -7657,16 +8081,16 @@
         <w:pStyle w:val="ListBullet"/>
       </w:pPr>
       <w:r>
-        <w:t xml:space="preserve">When it needs SolidWorks and it isn't running, Litterbox starts one </w:t>
+        <w:t xml:space="preserve">If SolidWorks isn't running when Litterbox needs it, Litterbox starts it </w:t>
       </w:r>
       <w:r>
         <w:rPr>
           <w:b/>
         </w:rPr>
-        <w:t>out of sight</w:t>
-      </w:r>
-      <w:r>
-        <w:t xml:space="preserve"> and closes it afterwards. When it is running, Litterbox uses it, and leaves documents you have open as they are.</w:t>
+        <w:t>in the background</w:t>
+      </w:r>
+      <w:r>
+        <w:t xml:space="preserve"> and closes it afterwards. If it is running, Litterbox uses it and leaves your open documents as they are.</w:t>
       </w:r>
     </w:p>
     <w:p>
@@ -7674,7 +8098,7 @@
         <w:pStyle w:val="ListBullet"/>
       </w:pPr>
       <w:r>
-        <w:t>At check-in it only uses a SolidWorks that's already running; it never starts one just to check in.</w:t>
+        <w:t>Check-in only uses a SolidWorks that is already running.</w:t>
       </w:r>
     </w:p>
     <w:p>
@@ -7690,7 +8114,7 @@
         <w:pStyle w:val="ListBullet"/>
       </w:pPr>
       <w:r>
-        <w:t xml:space="preserve">Litterbox can also </w:t>
+        <w:t xml:space="preserve">Litterbox can </w:t>
       </w:r>
       <w:r>
         <w:rPr>
@@ -7699,17 +8123,17 @@
         <w:t>watch</w:t>
       </w:r>
       <w:r>
-        <w:t xml:space="preserve"> what SolidWorks has open (add </w:t>
+        <w:t xml:space="preserve"> what SolidWorks has open (</w:t>
       </w:r>
       <w:r>
         <w:rPr>
-          <w:rFonts w:ascii="Consolas" w:eastAsia="Consolas" w:hAnsi="Consolas"/>
-          <w:sz w:val="19"/>
+          <w:rFonts w:ascii="Roboto Mono" w:eastAsia="Roboto Mono" w:hAnsi="Roboto Mono"/>
+          <w:sz w:val="18"/>
         </w:rPr>
         <w:t>solidworks_watch: true</w:t>
       </w:r>
       <w:r>
-        <w:t xml:space="preserve"> to settings.yaml): it then warns before checking in parts with unsaved changes, and before Get Latest replaces a file you have open.</w:t>
+        <w:t xml:space="preserve"> in settings.yaml). It then warns before checking in parts with unsaved changes, and before Get Latest replaces an open file.</w:t>
       </w:r>
     </w:p>
     <w:p>
@@ -7721,25 +8145,26 @@
       <w:pPr>
         <w:pStyle w:val="Heading1"/>
       </w:pPr>
-      <w:bookmarkStart w:id="41" w:name="_Toc243562135"/>
-      <w:r>
+      <w:bookmarkStart w:id="42" w:name="_Toc243614008"/>
+      <w:r>
+        <w:lastRenderedPageBreak/>
         <w:t>Settings and troubleshooting</w:t>
       </w:r>
-      <w:bookmarkEnd w:id="41"/>
+      <w:bookmarkEnd w:id="42"/>
     </w:p>
     <w:p>
       <w:pPr>
         <w:pStyle w:val="Heading2"/>
       </w:pPr>
-      <w:bookmarkStart w:id="42" w:name="_Toc243562136"/>
+      <w:bookmarkStart w:id="43" w:name="_Toc243614009"/>
       <w:r>
         <w:t>Your settings</w:t>
       </w:r>
-      <w:bookmarkEnd w:id="42"/>
-    </w:p>
-    <w:p>
-      <w:r>
-        <w:t>Your personal settings live in C:\Litterbox\settings.yaml, outside every vault, and are never shared. Most are set from the program (columns, text size, the open org). A few are only in the file:</w:t>
+      <w:bookmarkEnd w:id="43"/>
+    </w:p>
+    <w:p>
+      <w:r>
+        <w:t>Your personal settings are in C:\Litterbox\settings.yaml, outside every vault, and are not shared. Most are set in the program (columns, text size, and the open org). These are only in the file:</w:t>
       </w:r>
     </w:p>
     <w:tbl>
@@ -7756,6 +8181,7 @@
       </w:tblGrid>
       <w:tr>
         <w:trPr>
+          <w:cantSplit/>
           <w:tblHeader/>
           <w:jc w:val="center"/>
         </w:trPr>
@@ -7800,6 +8226,7 @@
       </w:tr>
       <w:tr>
         <w:trPr>
+          <w:cantSplit/>
           <w:jc w:val="center"/>
         </w:trPr>
         <w:tc>
@@ -7830,13 +8257,14 @@
               <w:rPr>
                 <w:sz w:val="20"/>
               </w:rPr>
-              <w:t>Don't look for a newer Litterbox at start-up.</w:t>
+              <w:t>Don't check for a newer Litterbox at start-up.</w:t>
             </w:r>
           </w:p>
         </w:tc>
       </w:tr>
       <w:tr>
         <w:trPr>
+          <w:cantSplit/>
           <w:jc w:val="center"/>
         </w:trPr>
         <w:tc>
@@ -7869,13 +8297,14 @@
               <w:rPr>
                 <w:sz w:val="20"/>
               </w:rPr>
-              <w:t>Download every CAD file, not just those you use.</w:t>
+              <w:t>Download every CAD file, not only those you use.</w:t>
             </w:r>
           </w:p>
         </w:tc>
       </w:tr>
       <w:tr>
         <w:trPr>
+          <w:cantSplit/>
           <w:jc w:val="center"/>
         </w:trPr>
         <w:tc>
@@ -7906,13 +8335,14 @@
               <w:rPr>
                 <w:sz w:val="20"/>
               </w:rPr>
-              <w:t>Which program opens each file type.</w:t>
+              <w:t>The program that opens each file type.</w:t>
             </w:r>
           </w:p>
         </w:tc>
       </w:tr>
       <w:tr>
         <w:trPr>
+          <w:cantSplit/>
           <w:jc w:val="center"/>
         </w:trPr>
         <w:tc>
@@ -7952,6 +8382,7 @@
       </w:tr>
       <w:tr>
         <w:trPr>
+          <w:cantSplit/>
           <w:jc w:val="center"/>
         </w:trPr>
         <w:tc>
@@ -7989,6 +8420,7 @@
       </w:tr>
       <w:tr>
         <w:trPr>
+          <w:cantSplit/>
           <w:jc w:val="center"/>
         </w:trPr>
         <w:tc>
@@ -8043,25 +8475,25 @@
         <w:t>Text size</w:t>
       </w:r>
       <w:r>
-        <w:t xml:space="preserve"> (Ctrl+= and Ctrl+-) makes everything bigger or smaller, and Litterbox follows Windows' display scaling on each monitor.</w:t>
+        <w:t xml:space="preserve"> (Ctrl+= and Ctrl+-) changes the size of everything. Litterbox follows Windows' display scaling on each monitor.</w:t>
       </w:r>
     </w:p>
     <w:p>
       <w:pPr>
         <w:pStyle w:val="Heading2"/>
       </w:pPr>
-      <w:bookmarkStart w:id="43" w:name="_Toc243562137"/>
-      <w:r>
-        <w:t>When something goes wrong</w:t>
-      </w:r>
-      <w:bookmarkEnd w:id="43"/>
+      <w:bookmarkStart w:id="44" w:name="_Toc243614010"/>
+      <w:r>
+        <w:t>Problems</w:t>
+      </w:r>
+      <w:bookmarkEnd w:id="44"/>
     </w:p>
     <w:p>
       <w:pPr>
         <w:pStyle w:val="ListBullet"/>
       </w:pPr>
       <w:r>
-        <w:t xml:space="preserve">A real problem turns the status bar's dot red. Press </w:t>
+        <w:t xml:space="preserve">A problem turns the status bar's dot red. </w:t>
       </w:r>
       <w:r>
         <w:rPr>
@@ -8070,7 +8502,7 @@
         <w:t>Details...</w:t>
       </w:r>
       <w:r>
-        <w:t xml:space="preserve"> for what went wrong and what to do about it. Problems don't interrupt you with pop-ups.</w:t>
+        <w:t xml:space="preserve"> says what went wrong and what to do.</w:t>
       </w:r>
     </w:p>
     <w:p>
@@ -8087,7 +8519,7 @@
         <w:t>Log</w:t>
       </w:r>
       <w:r>
-        <w:t xml:space="preserve"> (View &gt; Log, or the status bar) shows every Git command and its result. The full log is C:\Litterbox\logs\litterbox.log; send it along when you ask for help.</w:t>
+        <w:t xml:space="preserve"> (View &gt; Log, or the status bar) shows every Git command and its result. The full log is C:\Litterbox\logs\litterbox.log; include it when you ask for help.</w:t>
       </w:r>
     </w:p>
     <w:p>
@@ -8095,7 +8527,7 @@
         <w:pStyle w:val="ListBullet"/>
       </w:pPr>
       <w:r>
-        <w:t>If an upload is refused because someone uploaded first, Litterbox gets their changes and tries again. If it can't, your commits are kept and nothing is left half done; try again in a minute.</w:t>
+        <w:t>If an upload is refused because someone else uploaded first, Litterbox gets their changes and tries again. If that fails, your commits are kept and nothing is left half done; try again later.</w:t>
       </w:r>
     </w:p>
     <w:p>
@@ -8103,42 +8535,50 @@
         <w:pStyle w:val="ListBullet"/>
       </w:pPr>
       <w:r>
-        <w:t>If Git LFS's lock cache gets damaged, Litterbox moves it aside and carries on.</w:t>
+        <w:t>If Git LFS's lock cache is damaged, Litterbox moves it aside and continues.</w:t>
+      </w:r>
+    </w:p>
+    <w:p>
+      <w:pPr>
+        <w:pStyle w:val="ListBullet"/>
+      </w:pPr>
+      <w:r>
+        <w:t>An action on a part in a restricted project you are not a member of is refused, with the name of the project's Lead to ask.</w:t>
       </w:r>
     </w:p>
     <w:p>
       <w:pPr>
         <w:pStyle w:val="Heading2"/>
       </w:pPr>
-      <w:bookmarkStart w:id="44" w:name="_Toc243562138"/>
+      <w:bookmarkStart w:id="45" w:name="_Toc243614011"/>
       <w:r>
         <w:t>The command line</w:t>
       </w:r>
-      <w:bookmarkEnd w:id="44"/>
-    </w:p>
-    <w:p>
-      <w:r>
-        <w:t xml:space="preserve">For scripting and bulk work, the same features run from a terminal in the app folder of a source copy: </w:t>
+      <w:bookmarkEnd w:id="45"/>
+    </w:p>
+    <w:p>
+      <w:r>
+        <w:t xml:space="preserve">The same features run from a terminal in the app folder of a source copy: </w:t>
       </w:r>
       <w:r>
         <w:rPr>
-          <w:rFonts w:ascii="Consolas" w:eastAsia="Consolas" w:hAnsi="Consolas"/>
-          <w:sz w:val="19"/>
+          <w:rFonts w:ascii="Roboto Mono" w:eastAsia="Roboto Mono" w:hAnsi="Roboto Mono"/>
+          <w:sz w:val="18"/>
         </w:rPr>
         <w:t>python -m litterbox &lt;command&gt;</w:t>
       </w:r>
       <w:r>
-        <w:t xml:space="preserve">, with status and the part actions (checkout, checkin, release ...), new-part, scan, import and init-vault. </w:t>
+        <w:t xml:space="preserve">, with status, the part actions (checkout, checkin, release, and others), new-part, scan, import, and init-vault. </w:t>
       </w:r>
       <w:r>
         <w:rPr>
-          <w:rFonts w:ascii="Consolas" w:eastAsia="Consolas" w:hAnsi="Consolas"/>
-          <w:sz w:val="19"/>
+          <w:rFonts w:ascii="Roboto Mono" w:eastAsia="Roboto Mono" w:hAnsi="Roboto Mono"/>
+          <w:sz w:val="18"/>
         </w:rPr>
         <w:t>python -m litterbox &lt;command&gt; --help</w:t>
       </w:r>
       <w:r>
-        <w:t xml:space="preserve"> lists each one's options.</w:t>
+        <w:t xml:space="preserve"> lists each command's options.</w:t>
       </w:r>
     </w:p>
     <w:p>
@@ -8150,11 +8590,12 @@
       <w:pPr>
         <w:pStyle w:val="Heading1"/>
       </w:pPr>
-      <w:bookmarkStart w:id="45" w:name="_Toc243562139"/>
-      <w:r>
+      <w:bookmarkStart w:id="46" w:name="_Toc243614012"/>
+      <w:r>
+        <w:lastRenderedPageBreak/>
         <w:t>Quick reference</w:t>
       </w:r>
-      <w:bookmarkEnd w:id="45"/>
+      <w:bookmarkEnd w:id="46"/>
     </w:p>
     <w:tbl>
       <w:tblPr>
@@ -8170,6 +8611,7 @@
       </w:tblGrid>
       <w:tr>
         <w:trPr>
+          <w:cantSplit/>
           <w:tblHeader/>
           <w:jc w:val="center"/>
         </w:trPr>
@@ -8207,13 +8649,14 @@
                 <w:color w:val="FFFFFF"/>
                 <w:sz w:val="20"/>
               </w:rPr>
-              <w:t>Does</w:t>
+              <w:t>Action</w:t>
             </w:r>
           </w:p>
         </w:tc>
       </w:tr>
       <w:tr>
         <w:trPr>
+          <w:cantSplit/>
           <w:jc w:val="center"/>
         </w:trPr>
         <w:tc>
@@ -8244,13 +8687,14 @@
               <w:rPr>
                 <w:sz w:val="20"/>
               </w:rPr>
-              <w:t>Parts, Workflows, ECOs, Team, Documents</w:t>
+              <w:t>Parts, Workflows, ECOs, Team, and Documents</w:t>
             </w:r>
           </w:p>
         </w:tc>
       </w:tr>
       <w:tr>
         <w:trPr>
+          <w:cantSplit/>
           <w:jc w:val="center"/>
         </w:trPr>
         <w:tc>
@@ -8290,6 +8734,7 @@
       </w:tr>
       <w:tr>
         <w:trPr>
+          <w:cantSplit/>
           <w:jc w:val="center"/>
         </w:trPr>
         <w:tc>
@@ -8320,13 +8765,14 @@
               <w:rPr>
                 <w:sz w:val="20"/>
               </w:rPr>
-              <w:t>Text larger, smaller, reset</w:t>
+              <w:t>Larger, smaller, and default text size</w:t>
             </w:r>
           </w:p>
         </w:tc>
       </w:tr>
       <w:tr>
         <w:trPr>
+          <w:cantSplit/>
           <w:jc w:val="center"/>
         </w:trPr>
         <w:tc>
@@ -8359,13 +8805,14 @@
               <w:rPr>
                 <w:sz w:val="20"/>
               </w:rPr>
-              <w:t>Open the File, Vault, View and Help menus</w:t>
+              <w:t>Open the File, Vault, View, and Help menus</w:t>
             </w:r>
           </w:p>
         </w:tc>
       </w:tr>
       <w:tr>
         <w:trPr>
+          <w:cantSplit/>
           <w:jc w:val="center"/>
         </w:trPr>
         <w:tc>
@@ -8396,13 +8843,14 @@
               <w:rPr>
                 <w:sz w:val="20"/>
               </w:rPr>
-              <w:t>Its details in a window of its own</w:t>
+              <w:t>Open its details in a separate window</w:t>
             </w:r>
           </w:p>
         </w:tc>
       </w:tr>
       <w:tr>
         <w:trPr>
+          <w:cantSplit/>
           <w:jc w:val="center"/>
         </w:trPr>
         <w:tc>
@@ -8442,6 +8890,7 @@
       </w:tr>
       <w:tr>
         <w:trPr>
+          <w:cantSplit/>
           <w:jc w:val="center"/>
         </w:trPr>
         <w:tc>
@@ -8472,7 +8921,7 @@
               <w:rPr>
                 <w:sz w:val="20"/>
               </w:rPr>
-              <w:t>Tick everything between the last click and this one</w:t>
+              <w:t>Tick every part between the last click and this one</w:t>
             </w:r>
           </w:p>
         </w:tc>
@@ -8767,70 +9216,70 @@
       </w:rPr>
     </w:lvl>
   </w:abstractNum>
-  <w:num w:numId="1" w16cid:durableId="779765094">
+  <w:num w:numId="1" w16cid:durableId="1815557799">
     <w:abstractNumId w:val="8"/>
   </w:num>
-  <w:num w:numId="2" w16cid:durableId="1319966071">
+  <w:num w:numId="2" w16cid:durableId="1544556743">
     <w:abstractNumId w:val="6"/>
   </w:num>
-  <w:num w:numId="3" w16cid:durableId="1528719458">
+  <w:num w:numId="3" w16cid:durableId="1594360582">
     <w:abstractNumId w:val="5"/>
   </w:num>
-  <w:num w:numId="4" w16cid:durableId="745877567">
+  <w:num w:numId="4" w16cid:durableId="506216146">
     <w:abstractNumId w:val="4"/>
   </w:num>
-  <w:num w:numId="5" w16cid:durableId="674848381">
+  <w:num w:numId="5" w16cid:durableId="51079562">
     <w:abstractNumId w:val="7"/>
   </w:num>
-  <w:num w:numId="6" w16cid:durableId="959340340">
+  <w:num w:numId="6" w16cid:durableId="1252084673">
     <w:abstractNumId w:val="3"/>
   </w:num>
-  <w:num w:numId="7" w16cid:durableId="1648508242">
+  <w:num w:numId="7" w16cid:durableId="1444610985">
     <w:abstractNumId w:val="2"/>
   </w:num>
-  <w:num w:numId="8" w16cid:durableId="67850927">
+  <w:num w:numId="8" w16cid:durableId="1440370242">
     <w:abstractNumId w:val="1"/>
   </w:num>
-  <w:num w:numId="9" w16cid:durableId="1350595577">
+  <w:num w:numId="9" w16cid:durableId="1489129220">
     <w:abstractNumId w:val="0"/>
   </w:num>
-  <w:num w:numId="10" w16cid:durableId="557477012">
+  <w:num w:numId="10" w16cid:durableId="2090617020">
     <w:abstractNumId w:val="7"/>
     <w:lvlOverride w:ilvl="0">
       <w:startOverride w:val="1"/>
     </w:lvlOverride>
   </w:num>
-  <w:num w:numId="11" w16cid:durableId="268895964">
+  <w:num w:numId="11" w16cid:durableId="1587568177">
     <w:abstractNumId w:val="7"/>
     <w:lvlOverride w:ilvl="0">
       <w:startOverride w:val="1"/>
     </w:lvlOverride>
   </w:num>
-  <w:num w:numId="12" w16cid:durableId="1625304891">
+  <w:num w:numId="12" w16cid:durableId="1970165971">
     <w:abstractNumId w:val="7"/>
     <w:lvlOverride w:ilvl="0">
       <w:startOverride w:val="1"/>
     </w:lvlOverride>
   </w:num>
-  <w:num w:numId="13" w16cid:durableId="1863932954">
+  <w:num w:numId="13" w16cid:durableId="2112117395">
     <w:abstractNumId w:val="7"/>
     <w:lvlOverride w:ilvl="0">
       <w:startOverride w:val="1"/>
     </w:lvlOverride>
   </w:num>
-  <w:num w:numId="14" w16cid:durableId="1539973784">
+  <w:num w:numId="14" w16cid:durableId="688875843">
     <w:abstractNumId w:val="7"/>
     <w:lvlOverride w:ilvl="0">
       <w:startOverride w:val="1"/>
     </w:lvlOverride>
   </w:num>
-  <w:num w:numId="15" w16cid:durableId="559026532">
+  <w:num w:numId="15" w16cid:durableId="575438725">
     <w:abstractNumId w:val="7"/>
     <w:lvlOverride w:ilvl="0">
       <w:startOverride w:val="1"/>
     </w:lvlOverride>
   </w:num>
-  <w:num w:numId="16" w16cid:durableId="2143765350">
+  <w:num w:numId="16" w16cid:durableId="1800143315">
     <w:abstractNumId w:val="7"/>
     <w:lvlOverride w:ilvl="0">
       <w:startOverride w:val="1"/>
@@ -8844,7 +9293,7 @@
   <w:docDefaults>
     <w:rPrDefault>
       <w:rPr>
-        <w:rFonts w:asciiTheme="minorHAnsi" w:eastAsiaTheme="minorEastAsia" w:hAnsiTheme="minorHAnsi" w:cstheme="minorBidi"/>
+        <w:rFonts w:ascii="Roboto" w:eastAsia="Roboto" w:hAnsi="Roboto" w:cs="Roboto"/>
         <w:sz w:val="22"/>
         <w:szCs w:val="22"/>
         <w:lang w:val="en-US" w:eastAsia="en-US" w:bidi="ar-SA"/>
@@ -9233,8 +9682,8 @@
       <w:spacing w:after="120" w:line="269" w:lineRule="auto"/>
     </w:pPr>
     <w:rPr>
-      <w:rFonts w:ascii="Calibri" w:eastAsia="Calibri" w:hAnsi="Calibri"/>
       <w:color w:val="222222"/>
+      <w:sz w:val="21"/>
     </w:rPr>
   </w:style>
   <w:style w:type="paragraph" w:styleId="Heading1">
@@ -9252,7 +9701,6 @@
       <w:outlineLvl w:val="0"/>
     </w:pPr>
     <w:rPr>
-      <w:rFonts w:asciiTheme="majorHAnsi" w:eastAsiaTheme="majorEastAsia" w:hAnsiTheme="majorHAnsi" w:cstheme="majorBidi"/>
       <w:b/>
       <w:bCs/>
       <w:color w:val="1F5F8B"/>
@@ -9276,7 +9724,6 @@
       <w:outlineLvl w:val="1"/>
     </w:pPr>
     <w:rPr>
-      <w:rFonts w:asciiTheme="majorHAnsi" w:eastAsiaTheme="majorEastAsia" w:hAnsiTheme="majorHAnsi" w:cstheme="majorBidi"/>
       <w:b/>
       <w:bCs/>
       <w:color w:val="1F5F8B"/>
@@ -9300,7 +9747,6 @@
       <w:outlineLvl w:val="2"/>
     </w:pPr>
     <w:rPr>
-      <w:rFonts w:asciiTheme="majorHAnsi" w:eastAsiaTheme="majorEastAsia" w:hAnsiTheme="majorHAnsi" w:cstheme="majorBidi"/>
       <w:b/>
       <w:bCs/>
       <w:sz w:val="23"/>
@@ -9323,7 +9769,6 @@
       <w:outlineLvl w:val="3"/>
     </w:pPr>
     <w:rPr>
-      <w:rFonts w:asciiTheme="majorHAnsi" w:eastAsiaTheme="majorEastAsia" w:hAnsiTheme="majorHAnsi" w:cstheme="majorBidi"/>
       <w:b/>
       <w:bCs/>
       <w:i/>
@@ -9348,7 +9793,6 @@
       <w:outlineLvl w:val="4"/>
     </w:pPr>
     <w:rPr>
-      <w:rFonts w:asciiTheme="majorHAnsi" w:eastAsiaTheme="majorEastAsia" w:hAnsiTheme="majorHAnsi" w:cstheme="majorBidi"/>
       <w:color w:val="243F60" w:themeColor="accent1" w:themeShade="7F"/>
     </w:rPr>
   </w:style>
@@ -9369,7 +9813,6 @@
       <w:outlineLvl w:val="5"/>
     </w:pPr>
     <w:rPr>
-      <w:rFonts w:asciiTheme="majorHAnsi" w:eastAsiaTheme="majorEastAsia" w:hAnsiTheme="majorHAnsi" w:cstheme="majorBidi"/>
       <w:i/>
       <w:iCs/>
       <w:color w:val="243F60" w:themeColor="accent1" w:themeShade="7F"/>
@@ -9392,7 +9835,6 @@
       <w:outlineLvl w:val="6"/>
     </w:pPr>
     <w:rPr>
-      <w:rFonts w:asciiTheme="majorHAnsi" w:eastAsiaTheme="majorEastAsia" w:hAnsiTheme="majorHAnsi" w:cstheme="majorBidi"/>
       <w:i/>
       <w:iCs/>
       <w:color w:val="404040" w:themeColor="text1" w:themeTint="BF"/>
@@ -9415,7 +9857,6 @@
       <w:outlineLvl w:val="7"/>
     </w:pPr>
     <w:rPr>
-      <w:rFonts w:asciiTheme="majorHAnsi" w:eastAsiaTheme="majorEastAsia" w:hAnsiTheme="majorHAnsi" w:cstheme="majorBidi"/>
       <w:color w:val="4F81BD" w:themeColor="accent1"/>
       <w:sz w:val="20"/>
       <w:szCs w:val="20"/>
@@ -9438,7 +9879,6 @@
       <w:outlineLvl w:val="8"/>
     </w:pPr>
     <w:rPr>
-      <w:rFonts w:asciiTheme="majorHAnsi" w:eastAsiaTheme="majorEastAsia" w:hAnsiTheme="majorHAnsi" w:cstheme="majorBidi"/>
       <w:i/>
       <w:iCs/>
       <w:color w:val="404040" w:themeColor="text1" w:themeTint="BF"/>
@@ -9533,7 +9973,7 @@
     <w:uiPriority w:val="9"/>
     <w:rsid w:val="00FC693F"/>
     <w:rPr>
-      <w:rFonts w:asciiTheme="majorHAnsi" w:eastAsiaTheme="majorEastAsia" w:hAnsiTheme="majorHAnsi" w:cstheme="majorBidi"/>
+      <w:rFonts w:ascii="Roboto" w:eastAsia="Roboto" w:hAnsi="Roboto" w:cs="Roboto"/>
       <w:b/>
       <w:bCs/>
       <w:color w:val="365F91" w:themeColor="accent1" w:themeShade="BF"/>
@@ -9548,7 +9988,7 @@
     <w:uiPriority w:val="9"/>
     <w:rsid w:val="00FC693F"/>
     <w:rPr>
-      <w:rFonts w:asciiTheme="majorHAnsi" w:eastAsiaTheme="majorEastAsia" w:hAnsiTheme="majorHAnsi" w:cstheme="majorBidi"/>
+      <w:rFonts w:ascii="Roboto" w:eastAsia="Roboto" w:hAnsi="Roboto" w:cs="Roboto"/>
       <w:b/>
       <w:bCs/>
       <w:color w:val="4F81BD" w:themeColor="accent1"/>
@@ -9563,7 +10003,7 @@
     <w:uiPriority w:val="9"/>
     <w:rsid w:val="00FC693F"/>
     <w:rPr>
-      <w:rFonts w:asciiTheme="majorHAnsi" w:eastAsiaTheme="majorEastAsia" w:hAnsiTheme="majorHAnsi" w:cstheme="majorBidi"/>
+      <w:rFonts w:ascii="Roboto" w:eastAsia="Roboto" w:hAnsi="Roboto" w:cs="Roboto"/>
       <w:b/>
       <w:bCs/>
       <w:color w:val="4F81BD" w:themeColor="accent1"/>
@@ -9585,7 +10025,6 @@
       <w:contextualSpacing/>
     </w:pPr>
     <w:rPr>
-      <w:rFonts w:asciiTheme="majorHAnsi" w:eastAsiaTheme="majorEastAsia" w:hAnsiTheme="majorHAnsi" w:cstheme="majorBidi"/>
       <w:color w:val="17365D" w:themeColor="text2" w:themeShade="BF"/>
       <w:spacing w:val="5"/>
       <w:kern w:val="28"/>
@@ -9600,7 +10039,7 @@
     <w:uiPriority w:val="10"/>
     <w:rsid w:val="00FC693F"/>
     <w:rPr>
-      <w:rFonts w:asciiTheme="majorHAnsi" w:eastAsiaTheme="majorEastAsia" w:hAnsiTheme="majorHAnsi" w:cstheme="majorBidi"/>
+      <w:rFonts w:ascii="Roboto" w:eastAsia="Roboto" w:hAnsi="Roboto" w:cs="Roboto"/>
       <w:color w:val="17365D" w:themeColor="text2" w:themeShade="BF"/>
       <w:spacing w:val="5"/>
       <w:kern w:val="28"/>
@@ -9622,7 +10061,6 @@
       </w:numPr>
     </w:pPr>
     <w:rPr>
-      <w:rFonts w:asciiTheme="majorHAnsi" w:eastAsiaTheme="majorEastAsia" w:hAnsiTheme="majorHAnsi" w:cstheme="majorBidi"/>
       <w:i/>
       <w:iCs/>
       <w:color w:val="4F81BD" w:themeColor="accent1"/>
@@ -9638,7 +10076,7 @@
     <w:uiPriority w:val="11"/>
     <w:rsid w:val="00FC693F"/>
     <w:rPr>
-      <w:rFonts w:asciiTheme="majorHAnsi" w:eastAsiaTheme="majorEastAsia" w:hAnsiTheme="majorHAnsi" w:cstheme="majorBidi"/>
+      <w:rFonts w:ascii="Roboto" w:eastAsia="Roboto" w:hAnsi="Roboto" w:cs="Roboto"/>
       <w:i/>
       <w:iCs/>
       <w:color w:val="4F81BD" w:themeColor="accent1"/>
@@ -9878,7 +10316,6 @@
       </w:tabs>
     </w:pPr>
     <w:rPr>
-      <w:rFonts w:ascii="Courier" w:hAnsi="Courier"/>
       <w:sz w:val="20"/>
       <w:szCs w:val="20"/>
     </w:rPr>
@@ -9890,7 +10327,7 @@
     <w:uiPriority w:val="99"/>
     <w:rsid w:val="0029639D"/>
     <w:rPr>
-      <w:rFonts w:ascii="Courier" w:hAnsi="Courier"/>
+      <w:rFonts w:ascii="Roboto" w:eastAsia="Roboto" w:hAnsi="Roboto" w:cs="Roboto"/>
       <w:sz w:val="20"/>
       <w:szCs w:val="20"/>
     </w:rPr>
@@ -9929,7 +10366,7 @@
     <w:semiHidden/>
     <w:rsid w:val="00FC693F"/>
     <w:rPr>
-      <w:rFonts w:asciiTheme="majorHAnsi" w:eastAsiaTheme="majorEastAsia" w:hAnsiTheme="majorHAnsi" w:cstheme="majorBidi"/>
+      <w:rFonts w:ascii="Roboto" w:eastAsia="Roboto" w:hAnsi="Roboto" w:cs="Roboto"/>
       <w:b/>
       <w:bCs/>
       <w:i/>
@@ -9945,7 +10382,7 @@
     <w:semiHidden/>
     <w:rsid w:val="00FC693F"/>
     <w:rPr>
-      <w:rFonts w:asciiTheme="majorHAnsi" w:eastAsiaTheme="majorEastAsia" w:hAnsiTheme="majorHAnsi" w:cstheme="majorBidi"/>
+      <w:rFonts w:ascii="Roboto" w:eastAsia="Roboto" w:hAnsi="Roboto" w:cs="Roboto"/>
       <w:color w:val="243F60" w:themeColor="accent1" w:themeShade="7F"/>
     </w:rPr>
   </w:style>
@@ -9957,7 +10394,7 @@
     <w:semiHidden/>
     <w:rsid w:val="00FC693F"/>
     <w:rPr>
-      <w:rFonts w:asciiTheme="majorHAnsi" w:eastAsiaTheme="majorEastAsia" w:hAnsiTheme="majorHAnsi" w:cstheme="majorBidi"/>
+      <w:rFonts w:ascii="Roboto" w:eastAsia="Roboto" w:hAnsi="Roboto" w:cs="Roboto"/>
       <w:i/>
       <w:iCs/>
       <w:color w:val="243F60" w:themeColor="accent1" w:themeShade="7F"/>
@@ -9971,7 +10408,7 @@
     <w:semiHidden/>
     <w:rsid w:val="00FC693F"/>
     <w:rPr>
-      <w:rFonts w:asciiTheme="majorHAnsi" w:eastAsiaTheme="majorEastAsia" w:hAnsiTheme="majorHAnsi" w:cstheme="majorBidi"/>
+      <w:rFonts w:ascii="Roboto" w:eastAsia="Roboto" w:hAnsi="Roboto" w:cs="Roboto"/>
       <w:i/>
       <w:iCs/>
       <w:color w:val="404040" w:themeColor="text1" w:themeTint="BF"/>
@@ -9985,7 +10422,7 @@
     <w:semiHidden/>
     <w:rsid w:val="00FC693F"/>
     <w:rPr>
-      <w:rFonts w:asciiTheme="majorHAnsi" w:eastAsiaTheme="majorEastAsia" w:hAnsiTheme="majorHAnsi" w:cstheme="majorBidi"/>
+      <w:rFonts w:ascii="Roboto" w:eastAsia="Roboto" w:hAnsi="Roboto" w:cs="Roboto"/>
       <w:color w:val="4F81BD" w:themeColor="accent1"/>
       <w:sz w:val="20"/>
       <w:szCs w:val="20"/>
@@ -9999,7 +10436,7 @@
     <w:semiHidden/>
     <w:rsid w:val="00FC693F"/>
     <w:rPr>
-      <w:rFonts w:asciiTheme="majorHAnsi" w:eastAsiaTheme="majorEastAsia" w:hAnsiTheme="majorHAnsi" w:cstheme="majorBidi"/>
+      <w:rFonts w:ascii="Roboto" w:eastAsia="Roboto" w:hAnsi="Roboto" w:cs="Roboto"/>
       <w:i/>
       <w:iCs/>
       <w:color w:val="404040" w:themeColor="text1" w:themeTint="BF"/>
@@ -11476,7 +11913,7 @@
         <w:spacing w:before="0" w:after="0" w:line="240" w:lineRule="auto"/>
       </w:pPr>
       <w:rPr>
-        <w:rFonts w:asciiTheme="majorHAnsi" w:eastAsiaTheme="majorEastAsia" w:hAnsiTheme="majorHAnsi" w:cstheme="majorBidi"/>
+        <w:rFonts w:ascii="Roboto" w:eastAsia="Roboto" w:hAnsi="Roboto" w:cs="Roboto"/>
         <w:b/>
         <w:bCs/>
       </w:rPr>
@@ -11497,7 +11934,7 @@
         <w:spacing w:before="0" w:after="0" w:line="240" w:lineRule="auto"/>
       </w:pPr>
       <w:rPr>
-        <w:rFonts w:asciiTheme="majorHAnsi" w:eastAsiaTheme="majorEastAsia" w:hAnsiTheme="majorHAnsi" w:cstheme="majorBidi"/>
+        <w:rFonts w:ascii="Roboto" w:eastAsia="Roboto" w:hAnsi="Roboto" w:cs="Roboto"/>
         <w:b/>
         <w:bCs/>
       </w:rPr>
@@ -11515,14 +11952,14 @@
     </w:tblStylePr>
     <w:tblStylePr w:type="firstCol">
       <w:rPr>
-        <w:rFonts w:asciiTheme="majorHAnsi" w:eastAsiaTheme="majorEastAsia" w:hAnsiTheme="majorHAnsi" w:cstheme="majorBidi"/>
+        <w:rFonts w:ascii="Roboto" w:eastAsia="Roboto" w:hAnsi="Roboto" w:cs="Roboto"/>
         <w:b/>
         <w:bCs/>
       </w:rPr>
     </w:tblStylePr>
     <w:tblStylePr w:type="lastCol">
       <w:rPr>
-        <w:rFonts w:asciiTheme="majorHAnsi" w:eastAsiaTheme="majorEastAsia" w:hAnsiTheme="majorHAnsi" w:cstheme="majorBidi"/>
+        <w:rFonts w:ascii="Roboto" w:eastAsia="Roboto" w:hAnsi="Roboto" w:cs="Roboto"/>
         <w:b/>
         <w:bCs/>
       </w:rPr>
@@ -11599,7 +12036,7 @@
         <w:spacing w:before="0" w:after="0" w:line="240" w:lineRule="auto"/>
       </w:pPr>
       <w:rPr>
-        <w:rFonts w:asciiTheme="majorHAnsi" w:eastAsiaTheme="majorEastAsia" w:hAnsiTheme="majorHAnsi" w:cstheme="majorBidi"/>
+        <w:rFonts w:ascii="Roboto" w:eastAsia="Roboto" w:hAnsi="Roboto" w:cs="Roboto"/>
         <w:b/>
         <w:bCs/>
       </w:rPr>
@@ -11620,7 +12057,7 @@
         <w:spacing w:before="0" w:after="0" w:line="240" w:lineRule="auto"/>
       </w:pPr>
       <w:rPr>
-        <w:rFonts w:asciiTheme="majorHAnsi" w:eastAsiaTheme="majorEastAsia" w:hAnsiTheme="majorHAnsi" w:cstheme="majorBidi"/>
+        <w:rFonts w:ascii="Roboto" w:eastAsia="Roboto" w:hAnsi="Roboto" w:cs="Roboto"/>
         <w:b/>
         <w:bCs/>
       </w:rPr>
@@ -11638,14 +12075,14 @@
     </w:tblStylePr>
     <w:tblStylePr w:type="firstCol">
       <w:rPr>
-        <w:rFonts w:asciiTheme="majorHAnsi" w:eastAsiaTheme="majorEastAsia" w:hAnsiTheme="majorHAnsi" w:cstheme="majorBidi"/>
+        <w:rFonts w:ascii="Roboto" w:eastAsia="Roboto" w:hAnsi="Roboto" w:cs="Roboto"/>
         <w:b/>
         <w:bCs/>
       </w:rPr>
     </w:tblStylePr>
     <w:tblStylePr w:type="lastCol">
       <w:rPr>
-        <w:rFonts w:asciiTheme="majorHAnsi" w:eastAsiaTheme="majorEastAsia" w:hAnsiTheme="majorHAnsi" w:cstheme="majorBidi"/>
+        <w:rFonts w:ascii="Roboto" w:eastAsia="Roboto" w:hAnsi="Roboto" w:cs="Roboto"/>
         <w:b/>
         <w:bCs/>
       </w:rPr>
@@ -11722,7 +12159,7 @@
         <w:spacing w:before="0" w:after="0" w:line="240" w:lineRule="auto"/>
       </w:pPr>
       <w:rPr>
-        <w:rFonts w:asciiTheme="majorHAnsi" w:eastAsiaTheme="majorEastAsia" w:hAnsiTheme="majorHAnsi" w:cstheme="majorBidi"/>
+        <w:rFonts w:ascii="Roboto" w:eastAsia="Roboto" w:hAnsi="Roboto" w:cs="Roboto"/>
         <w:b/>
         <w:bCs/>
       </w:rPr>
@@ -11743,7 +12180,7 @@
         <w:spacing w:before="0" w:after="0" w:line="240" w:lineRule="auto"/>
       </w:pPr>
       <w:rPr>
-        <w:rFonts w:asciiTheme="majorHAnsi" w:eastAsiaTheme="majorEastAsia" w:hAnsiTheme="majorHAnsi" w:cstheme="majorBidi"/>
+        <w:rFonts w:ascii="Roboto" w:eastAsia="Roboto" w:hAnsi="Roboto" w:cs="Roboto"/>
         <w:b/>
         <w:bCs/>
       </w:rPr>
@@ -11761,14 +12198,14 @@
     </w:tblStylePr>
     <w:tblStylePr w:type="firstCol">
       <w:rPr>
-        <w:rFonts w:asciiTheme="majorHAnsi" w:eastAsiaTheme="majorEastAsia" w:hAnsiTheme="majorHAnsi" w:cstheme="majorBidi"/>
+        <w:rFonts w:ascii="Roboto" w:eastAsia="Roboto" w:hAnsi="Roboto" w:cs="Roboto"/>
         <w:b/>
         <w:bCs/>
       </w:rPr>
     </w:tblStylePr>
     <w:tblStylePr w:type="lastCol">
       <w:rPr>
-        <w:rFonts w:asciiTheme="majorHAnsi" w:eastAsiaTheme="majorEastAsia" w:hAnsiTheme="majorHAnsi" w:cstheme="majorBidi"/>
+        <w:rFonts w:ascii="Roboto" w:eastAsia="Roboto" w:hAnsi="Roboto" w:cs="Roboto"/>
         <w:b/>
         <w:bCs/>
       </w:rPr>
@@ -11845,7 +12282,7 @@
         <w:spacing w:before="0" w:after="0" w:line="240" w:lineRule="auto"/>
       </w:pPr>
       <w:rPr>
-        <w:rFonts w:asciiTheme="majorHAnsi" w:eastAsiaTheme="majorEastAsia" w:hAnsiTheme="majorHAnsi" w:cstheme="majorBidi"/>
+        <w:rFonts w:ascii="Roboto" w:eastAsia="Roboto" w:hAnsi="Roboto" w:cs="Roboto"/>
         <w:b/>
         <w:bCs/>
       </w:rPr>
@@ -11866,7 +12303,7 @@
         <w:spacing w:before="0" w:after="0" w:line="240" w:lineRule="auto"/>
       </w:pPr>
       <w:rPr>
-        <w:rFonts w:asciiTheme="majorHAnsi" w:eastAsiaTheme="majorEastAsia" w:hAnsiTheme="majorHAnsi" w:cstheme="majorBidi"/>
+        <w:rFonts w:ascii="Roboto" w:eastAsia="Roboto" w:hAnsi="Roboto" w:cs="Roboto"/>
         <w:b/>
         <w:bCs/>
       </w:rPr>
@@ -11884,14 +12321,14 @@
     </w:tblStylePr>
     <w:tblStylePr w:type="firstCol">
       <w:rPr>
-        <w:rFonts w:asciiTheme="majorHAnsi" w:eastAsiaTheme="majorEastAsia" w:hAnsiTheme="majorHAnsi" w:cstheme="majorBidi"/>
+        <w:rFonts w:ascii="Roboto" w:eastAsia="Roboto" w:hAnsi="Roboto" w:cs="Roboto"/>
         <w:b/>
         <w:bCs/>
       </w:rPr>
     </w:tblStylePr>
     <w:tblStylePr w:type="lastCol">
       <w:rPr>
-        <w:rFonts w:asciiTheme="majorHAnsi" w:eastAsiaTheme="majorEastAsia" w:hAnsiTheme="majorHAnsi" w:cstheme="majorBidi"/>
+        <w:rFonts w:ascii="Roboto" w:eastAsia="Roboto" w:hAnsi="Roboto" w:cs="Roboto"/>
         <w:b/>
         <w:bCs/>
       </w:rPr>
@@ -11968,7 +12405,7 @@
         <w:spacing w:before="0" w:after="0" w:line="240" w:lineRule="auto"/>
       </w:pPr>
       <w:rPr>
-        <w:rFonts w:asciiTheme="majorHAnsi" w:eastAsiaTheme="majorEastAsia" w:hAnsiTheme="majorHAnsi" w:cstheme="majorBidi"/>
+        <w:rFonts w:ascii="Roboto" w:eastAsia="Roboto" w:hAnsi="Roboto" w:cs="Roboto"/>
         <w:b/>
         <w:bCs/>
       </w:rPr>
@@ -11989,7 +12426,7 @@
         <w:spacing w:before="0" w:after="0" w:line="240" w:lineRule="auto"/>
       </w:pPr>
       <w:rPr>
-        <w:rFonts w:asciiTheme="majorHAnsi" w:eastAsiaTheme="majorEastAsia" w:hAnsiTheme="majorHAnsi" w:cstheme="majorBidi"/>
+        <w:rFonts w:ascii="Roboto" w:eastAsia="Roboto" w:hAnsi="Roboto" w:cs="Roboto"/>
         <w:b/>
         <w:bCs/>
       </w:rPr>
@@ -12007,14 +12444,14 @@
     </w:tblStylePr>
     <w:tblStylePr w:type="firstCol">
       <w:rPr>
-        <w:rFonts w:asciiTheme="majorHAnsi" w:eastAsiaTheme="majorEastAsia" w:hAnsiTheme="majorHAnsi" w:cstheme="majorBidi"/>
+        <w:rFonts w:ascii="Roboto" w:eastAsia="Roboto" w:hAnsi="Roboto" w:cs="Roboto"/>
         <w:b/>
         <w:bCs/>
       </w:rPr>
     </w:tblStylePr>
     <w:tblStylePr w:type="lastCol">
       <w:rPr>
-        <w:rFonts w:asciiTheme="majorHAnsi" w:eastAsiaTheme="majorEastAsia" w:hAnsiTheme="majorHAnsi" w:cstheme="majorBidi"/>
+        <w:rFonts w:ascii="Roboto" w:eastAsia="Roboto" w:hAnsi="Roboto" w:cs="Roboto"/>
         <w:b/>
         <w:bCs/>
       </w:rPr>
@@ -12091,7 +12528,7 @@
         <w:spacing w:before="0" w:after="0" w:line="240" w:lineRule="auto"/>
       </w:pPr>
       <w:rPr>
-        <w:rFonts w:asciiTheme="majorHAnsi" w:eastAsiaTheme="majorEastAsia" w:hAnsiTheme="majorHAnsi" w:cstheme="majorBidi"/>
+        <w:rFonts w:ascii="Roboto" w:eastAsia="Roboto" w:hAnsi="Roboto" w:cs="Roboto"/>
         <w:b/>
         <w:bCs/>
       </w:rPr>
@@ -12112,7 +12549,7 @@
         <w:spacing w:before="0" w:after="0" w:line="240" w:lineRule="auto"/>
       </w:pPr>
       <w:rPr>
-        <w:rFonts w:asciiTheme="majorHAnsi" w:eastAsiaTheme="majorEastAsia" w:hAnsiTheme="majorHAnsi" w:cstheme="majorBidi"/>
+        <w:rFonts w:ascii="Roboto" w:eastAsia="Roboto" w:hAnsi="Roboto" w:cs="Roboto"/>
         <w:b/>
         <w:bCs/>
       </w:rPr>
@@ -12130,14 +12567,14 @@
     </w:tblStylePr>
     <w:tblStylePr w:type="firstCol">
       <w:rPr>
-        <w:rFonts w:asciiTheme="majorHAnsi" w:eastAsiaTheme="majorEastAsia" w:hAnsiTheme="majorHAnsi" w:cstheme="majorBidi"/>
+        <w:rFonts w:ascii="Roboto" w:eastAsia="Roboto" w:hAnsi="Roboto" w:cs="Roboto"/>
         <w:b/>
         <w:bCs/>
       </w:rPr>
     </w:tblStylePr>
     <w:tblStylePr w:type="lastCol">
       <w:rPr>
-        <w:rFonts w:asciiTheme="majorHAnsi" w:eastAsiaTheme="majorEastAsia" w:hAnsiTheme="majorHAnsi" w:cstheme="majorBidi"/>
+        <w:rFonts w:ascii="Roboto" w:eastAsia="Roboto" w:hAnsi="Roboto" w:cs="Roboto"/>
         <w:b/>
         <w:bCs/>
       </w:rPr>
@@ -12214,7 +12651,7 @@
         <w:spacing w:before="0" w:after="0" w:line="240" w:lineRule="auto"/>
       </w:pPr>
       <w:rPr>
-        <w:rFonts w:asciiTheme="majorHAnsi" w:eastAsiaTheme="majorEastAsia" w:hAnsiTheme="majorHAnsi" w:cstheme="majorBidi"/>
+        <w:rFonts w:ascii="Roboto" w:eastAsia="Roboto" w:hAnsi="Roboto" w:cs="Roboto"/>
         <w:b/>
         <w:bCs/>
       </w:rPr>
@@ -12235,7 +12672,7 @@
         <w:spacing w:before="0" w:after="0" w:line="240" w:lineRule="auto"/>
       </w:pPr>
       <w:rPr>
-        <w:rFonts w:asciiTheme="majorHAnsi" w:eastAsiaTheme="majorEastAsia" w:hAnsiTheme="majorHAnsi" w:cstheme="majorBidi"/>
+        <w:rFonts w:ascii="Roboto" w:eastAsia="Roboto" w:hAnsi="Roboto" w:cs="Roboto"/>
         <w:b/>
         <w:bCs/>
       </w:rPr>
@@ -12253,14 +12690,14 @@
     </w:tblStylePr>
     <w:tblStylePr w:type="firstCol">
       <w:rPr>
-        <w:rFonts w:asciiTheme="majorHAnsi" w:eastAsiaTheme="majorEastAsia" w:hAnsiTheme="majorHAnsi" w:cstheme="majorBidi"/>
+        <w:rFonts w:ascii="Roboto" w:eastAsia="Roboto" w:hAnsi="Roboto" w:cs="Roboto"/>
         <w:b/>
         <w:bCs/>
       </w:rPr>
     </w:tblStylePr>
     <w:tblStylePr w:type="lastCol">
       <w:rPr>
-        <w:rFonts w:asciiTheme="majorHAnsi" w:eastAsiaTheme="majorEastAsia" w:hAnsiTheme="majorHAnsi" w:cstheme="majorBidi"/>
+        <w:rFonts w:ascii="Roboto" w:eastAsia="Roboto" w:hAnsi="Roboto" w:cs="Roboto"/>
         <w:b/>
         <w:bCs/>
       </w:rPr>
@@ -14020,7 +14457,7 @@
     </w:tblPr>
     <w:tblStylePr w:type="firstRow">
       <w:rPr>
-        <w:rFonts w:asciiTheme="majorHAnsi" w:eastAsiaTheme="majorEastAsia" w:hAnsiTheme="majorHAnsi" w:cstheme="majorBidi"/>
+        <w:rFonts w:ascii="Roboto" w:eastAsia="Roboto" w:hAnsi="Roboto" w:cs="Roboto"/>
       </w:rPr>
       <w:tblPr/>
       <w:tcPr>
@@ -14097,7 +14534,7 @@
     </w:tblPr>
     <w:tblStylePr w:type="firstRow">
       <w:rPr>
-        <w:rFonts w:asciiTheme="majorHAnsi" w:eastAsiaTheme="majorEastAsia" w:hAnsiTheme="majorHAnsi" w:cstheme="majorBidi"/>
+        <w:rFonts w:ascii="Roboto" w:eastAsia="Roboto" w:hAnsi="Roboto" w:cs="Roboto"/>
       </w:rPr>
       <w:tblPr/>
       <w:tcPr>
@@ -14174,7 +14611,7 @@
     </w:tblPr>
     <w:tblStylePr w:type="firstRow">
       <w:rPr>
-        <w:rFonts w:asciiTheme="majorHAnsi" w:eastAsiaTheme="majorEastAsia" w:hAnsiTheme="majorHAnsi" w:cstheme="majorBidi"/>
+        <w:rFonts w:ascii="Roboto" w:eastAsia="Roboto" w:hAnsi="Roboto" w:cs="Roboto"/>
       </w:rPr>
       <w:tblPr/>
       <w:tcPr>
@@ -14251,7 +14688,7 @@
     </w:tblPr>
     <w:tblStylePr w:type="firstRow">
       <w:rPr>
-        <w:rFonts w:asciiTheme="majorHAnsi" w:eastAsiaTheme="majorEastAsia" w:hAnsiTheme="majorHAnsi" w:cstheme="majorBidi"/>
+        <w:rFonts w:ascii="Roboto" w:eastAsia="Roboto" w:hAnsi="Roboto" w:cs="Roboto"/>
       </w:rPr>
       <w:tblPr/>
       <w:tcPr>
@@ -14328,7 +14765,7 @@
     </w:tblPr>
     <w:tblStylePr w:type="firstRow">
       <w:rPr>
-        <w:rFonts w:asciiTheme="majorHAnsi" w:eastAsiaTheme="majorEastAsia" w:hAnsiTheme="majorHAnsi" w:cstheme="majorBidi"/>
+        <w:rFonts w:ascii="Roboto" w:eastAsia="Roboto" w:hAnsi="Roboto" w:cs="Roboto"/>
       </w:rPr>
       <w:tblPr/>
       <w:tcPr>
@@ -14405,7 +14842,7 @@
     </w:tblPr>
     <w:tblStylePr w:type="firstRow">
       <w:rPr>
-        <w:rFonts w:asciiTheme="majorHAnsi" w:eastAsiaTheme="majorEastAsia" w:hAnsiTheme="majorHAnsi" w:cstheme="majorBidi"/>
+        <w:rFonts w:ascii="Roboto" w:eastAsia="Roboto" w:hAnsi="Roboto" w:cs="Roboto"/>
       </w:rPr>
       <w:tblPr/>
       <w:tcPr>
@@ -14482,7 +14919,7 @@
     </w:tblPr>
     <w:tblStylePr w:type="firstRow">
       <w:rPr>
-        <w:rFonts w:asciiTheme="majorHAnsi" w:eastAsiaTheme="majorEastAsia" w:hAnsiTheme="majorHAnsi" w:cstheme="majorBidi"/>
+        <w:rFonts w:ascii="Roboto" w:eastAsia="Roboto" w:hAnsi="Roboto" w:cs="Roboto"/>
       </w:rPr>
       <w:tblPr/>
       <w:tcPr>
@@ -14547,7 +14984,6 @@
       <w:spacing w:after="0" w:line="240" w:lineRule="auto"/>
     </w:pPr>
     <w:rPr>
-      <w:rFonts w:asciiTheme="majorHAnsi" w:eastAsiaTheme="majorEastAsia" w:hAnsiTheme="majorHAnsi" w:cstheme="majorBidi"/>
       <w:color w:val="000000" w:themeColor="text1"/>
     </w:rPr>
     <w:tblPr>
@@ -14668,7 +15104,6 @@
       <w:spacing w:after="0" w:line="240" w:lineRule="auto"/>
     </w:pPr>
     <w:rPr>
-      <w:rFonts w:asciiTheme="majorHAnsi" w:eastAsiaTheme="majorEastAsia" w:hAnsiTheme="majorHAnsi" w:cstheme="majorBidi"/>
       <w:color w:val="000000" w:themeColor="text1"/>
     </w:rPr>
     <w:tblPr>
@@ -14789,7 +15224,6 @@
       <w:spacing w:after="0" w:line="240" w:lineRule="auto"/>
     </w:pPr>
     <w:rPr>
-      <w:rFonts w:asciiTheme="majorHAnsi" w:eastAsiaTheme="majorEastAsia" w:hAnsiTheme="majorHAnsi" w:cstheme="majorBidi"/>
       <w:color w:val="000000" w:themeColor="text1"/>
     </w:rPr>
     <w:tblPr>
@@ -14910,7 +15344,6 @@
       <w:spacing w:after="0" w:line="240" w:lineRule="auto"/>
     </w:pPr>
     <w:rPr>
-      <w:rFonts w:asciiTheme="majorHAnsi" w:eastAsiaTheme="majorEastAsia" w:hAnsiTheme="majorHAnsi" w:cstheme="majorBidi"/>
       <w:color w:val="000000" w:themeColor="text1"/>
     </w:rPr>
     <w:tblPr>
@@ -15031,7 +15464,6 @@
       <w:spacing w:after="0" w:line="240" w:lineRule="auto"/>
     </w:pPr>
     <w:rPr>
-      <w:rFonts w:asciiTheme="majorHAnsi" w:eastAsiaTheme="majorEastAsia" w:hAnsiTheme="majorHAnsi" w:cstheme="majorBidi"/>
       <w:color w:val="000000" w:themeColor="text1"/>
     </w:rPr>
     <w:tblPr>
@@ -15152,7 +15584,6 @@
       <w:spacing w:after="0" w:line="240" w:lineRule="auto"/>
     </w:pPr>
     <w:rPr>
-      <w:rFonts w:asciiTheme="majorHAnsi" w:eastAsiaTheme="majorEastAsia" w:hAnsiTheme="majorHAnsi" w:cstheme="majorBidi"/>
       <w:color w:val="000000" w:themeColor="text1"/>
     </w:rPr>
     <w:tblPr>
@@ -15273,7 +15704,6 @@
       <w:spacing w:after="0" w:line="240" w:lineRule="auto"/>
     </w:pPr>
     <w:rPr>
-      <w:rFonts w:asciiTheme="majorHAnsi" w:eastAsiaTheme="majorEastAsia" w:hAnsiTheme="majorHAnsi" w:cstheme="majorBidi"/>
       <w:color w:val="000000" w:themeColor="text1"/>
     </w:rPr>
     <w:tblPr>
@@ -15856,7 +16286,6 @@
       <w:spacing w:after="0" w:line="240" w:lineRule="auto"/>
     </w:pPr>
     <w:rPr>
-      <w:rFonts w:asciiTheme="majorHAnsi" w:eastAsiaTheme="majorEastAsia" w:hAnsiTheme="majorHAnsi" w:cstheme="majorBidi"/>
       <w:color w:val="000000" w:themeColor="text1"/>
     </w:rPr>
     <w:tblPr>
@@ -15974,7 +16403,6 @@
       <w:spacing w:after="0" w:line="240" w:lineRule="auto"/>
     </w:pPr>
     <w:rPr>
-      <w:rFonts w:asciiTheme="majorHAnsi" w:eastAsiaTheme="majorEastAsia" w:hAnsiTheme="majorHAnsi" w:cstheme="majorBidi"/>
       <w:color w:val="000000" w:themeColor="text1"/>
     </w:rPr>
     <w:tblPr>
@@ -16092,7 +16520,6 @@
       <w:spacing w:after="0" w:line="240" w:lineRule="auto"/>
     </w:pPr>
     <w:rPr>
-      <w:rFonts w:asciiTheme="majorHAnsi" w:eastAsiaTheme="majorEastAsia" w:hAnsiTheme="majorHAnsi" w:cstheme="majorBidi"/>
       <w:color w:val="000000" w:themeColor="text1"/>
     </w:rPr>
     <w:tblPr>
@@ -16210,7 +16637,6 @@
       <w:spacing w:after="0" w:line="240" w:lineRule="auto"/>
     </w:pPr>
     <w:rPr>
-      <w:rFonts w:asciiTheme="majorHAnsi" w:eastAsiaTheme="majorEastAsia" w:hAnsiTheme="majorHAnsi" w:cstheme="majorBidi"/>
       <w:color w:val="000000" w:themeColor="text1"/>
     </w:rPr>
     <w:tblPr>
@@ -16328,7 +16754,6 @@
       <w:spacing w:after="0" w:line="240" w:lineRule="auto"/>
     </w:pPr>
     <w:rPr>
-      <w:rFonts w:asciiTheme="majorHAnsi" w:eastAsiaTheme="majorEastAsia" w:hAnsiTheme="majorHAnsi" w:cstheme="majorBidi"/>
       <w:color w:val="000000" w:themeColor="text1"/>
     </w:rPr>
     <w:tblPr>
@@ -16446,7 +16871,6 @@
       <w:spacing w:after="0" w:line="240" w:lineRule="auto"/>
     </w:pPr>
     <w:rPr>
-      <w:rFonts w:asciiTheme="majorHAnsi" w:eastAsiaTheme="majorEastAsia" w:hAnsiTheme="majorHAnsi" w:cstheme="majorBidi"/>
       <w:color w:val="000000" w:themeColor="text1"/>
     </w:rPr>
     <w:tblPr>
@@ -16564,7 +16988,6 @@
       <w:spacing w:after="0" w:line="240" w:lineRule="auto"/>
     </w:pPr>
     <w:rPr>
-      <w:rFonts w:asciiTheme="majorHAnsi" w:eastAsiaTheme="majorEastAsia" w:hAnsiTheme="majorHAnsi" w:cstheme="majorBidi"/>
       <w:color w:val="000000" w:themeColor="text1"/>
     </w:rPr>
     <w:tblPr>
@@ -20226,7 +20649,7 @@
     <w:autoRedefine/>
     <w:uiPriority w:val="39"/>
     <w:unhideWhenUsed/>
-    <w:rsid w:val="00941F64"/>
+    <w:rsid w:val="005D0D9C"/>
     <w:pPr>
       <w:spacing w:after="100"/>
     </w:pPr>
@@ -20238,10 +20661,10 @@
     <w:autoRedefine/>
     <w:uiPriority w:val="39"/>
     <w:unhideWhenUsed/>
-    <w:rsid w:val="00941F64"/>
+    <w:rsid w:val="005D0D9C"/>
     <w:pPr>
       <w:spacing w:after="100"/>
-      <w:ind w:left="220"/>
+      <w:ind w:left="210"/>
     </w:pPr>
   </w:style>
   <w:style w:type="character" w:styleId="Hyperlink">
@@ -20249,7 +20672,7 @@
     <w:basedOn w:val="DefaultParagraphFont"/>
     <w:uiPriority w:val="99"/>
     <w:unhideWhenUsed/>
-    <w:rsid w:val="00941F64"/>
+    <w:rsid w:val="005D0D9C"/>
     <w:rPr>
       <w:color w:val="0000FF" w:themeColor="hyperlink"/>
       <w:u w:val="single"/>

--- a/docs/Litterbox_User_Guide.docx
+++ b/docs/Litterbox_User_Guide.docx
@@ -46,7 +46,7 @@
         <w:rPr>
           <w:color w:val="666666"/>
         </w:rPr>
-        <w:t>For Litterbox 0.5.5  ·  October 2026</w:t>
+        <w:t>For Litterbox 0.5.6  ·  October 2026</w:t>
       </w:r>
     </w:p>
     <w:p>
@@ -87,7 +87,7 @@
       <w:r>
         <w:fldChar w:fldCharType="separate"/>
       </w:r>
-      <w:hyperlink w:anchor="_Toc243613966" w:history="1">
+      <w:hyperlink w:anchor="_Toc243643153" w:history="1">
         <w:r>
           <w:rPr>
             <w:rStyle w:val="Hyperlink"/>
@@ -114,7 +114,7 @@
             <w:noProof/>
             <w:webHidden/>
           </w:rPr>
-          <w:instrText xml:space="preserve"> PAGEREF _Toc243613966 \h </w:instrText>
+          <w:instrText xml:space="preserve"> PAGEREF _Toc243643153 \h </w:instrText>
         </w:r>
         <w:r>
           <w:rPr>
@@ -155,7 +155,7 @@
           <w:noProof/>
         </w:rPr>
       </w:pPr>
-      <w:hyperlink w:anchor="_Toc243613967" w:history="1">
+      <w:hyperlink w:anchor="_Toc243643154" w:history="1">
         <w:r>
           <w:rPr>
             <w:rStyle w:val="Hyperlink"/>
@@ -182,7 +182,7 @@
             <w:noProof/>
             <w:webHidden/>
           </w:rPr>
-          <w:instrText xml:space="preserve"> PAGEREF _Toc243613967 \h </w:instrText>
+          <w:instrText xml:space="preserve"> PAGEREF _Toc243643154 \h </w:instrText>
         </w:r>
         <w:r>
           <w:rPr>
@@ -223,7 +223,7 @@
           <w:noProof/>
         </w:rPr>
       </w:pPr>
-      <w:hyperlink w:anchor="_Toc243613968" w:history="1">
+      <w:hyperlink w:anchor="_Toc243643155" w:history="1">
         <w:r>
           <w:rPr>
             <w:rStyle w:val="Hyperlink"/>
@@ -250,7 +250,7 @@
             <w:noProof/>
             <w:webHidden/>
           </w:rPr>
-          <w:instrText xml:space="preserve"> PAGEREF _Toc243613968 \h </w:instrText>
+          <w:instrText xml:space="preserve"> PAGEREF _Toc243643155 \h </w:instrText>
         </w:r>
         <w:r>
           <w:rPr>
@@ -291,7 +291,7 @@
           <w:noProof/>
         </w:rPr>
       </w:pPr>
-      <w:hyperlink w:anchor="_Toc243613969" w:history="1">
+      <w:hyperlink w:anchor="_Toc243643156" w:history="1">
         <w:r>
           <w:rPr>
             <w:rStyle w:val="Hyperlink"/>
@@ -318,7 +318,7 @@
             <w:noProof/>
             <w:webHidden/>
           </w:rPr>
-          <w:instrText xml:space="preserve"> PAGEREF _Toc243613969 \h </w:instrText>
+          <w:instrText xml:space="preserve"> PAGEREF _Toc243643156 \h </w:instrText>
         </w:r>
         <w:r>
           <w:rPr>
@@ -359,7 +359,7 @@
           <w:noProof/>
         </w:rPr>
       </w:pPr>
-      <w:hyperlink w:anchor="_Toc243613970" w:history="1">
+      <w:hyperlink w:anchor="_Toc243643157" w:history="1">
         <w:r>
           <w:rPr>
             <w:rStyle w:val="Hyperlink"/>
@@ -386,7 +386,7 @@
             <w:noProof/>
             <w:webHidden/>
           </w:rPr>
-          <w:instrText xml:space="preserve"> PAGEREF _Toc243613970 \h </w:instrText>
+          <w:instrText xml:space="preserve"> PAGEREF _Toc243643157 \h </w:instrText>
         </w:r>
         <w:r>
           <w:rPr>
@@ -427,7 +427,7 @@
           <w:noProof/>
         </w:rPr>
       </w:pPr>
-      <w:hyperlink w:anchor="_Toc243613971" w:history="1">
+      <w:hyperlink w:anchor="_Toc243643158" w:history="1">
         <w:r>
           <w:rPr>
             <w:rStyle w:val="Hyperlink"/>
@@ -454,7 +454,7 @@
             <w:noProof/>
             <w:webHidden/>
           </w:rPr>
-          <w:instrText xml:space="preserve"> PAGEREF _Toc243613971 \h </w:instrText>
+          <w:instrText xml:space="preserve"> PAGEREF _Toc243643158 \h </w:instrText>
         </w:r>
         <w:r>
           <w:rPr>
@@ -495,7 +495,7 @@
           <w:noProof/>
         </w:rPr>
       </w:pPr>
-      <w:hyperlink w:anchor="_Toc243613972" w:history="1">
+      <w:hyperlink w:anchor="_Toc243643159" w:history="1">
         <w:r>
           <w:rPr>
             <w:rStyle w:val="Hyperlink"/>
@@ -522,7 +522,7 @@
             <w:noProof/>
             <w:webHidden/>
           </w:rPr>
-          <w:instrText xml:space="preserve"> PAGEREF _Toc243613972 \h </w:instrText>
+          <w:instrText xml:space="preserve"> PAGEREF _Toc243643159 \h </w:instrText>
         </w:r>
         <w:r>
           <w:rPr>
@@ -563,7 +563,7 @@
           <w:noProof/>
         </w:rPr>
       </w:pPr>
-      <w:hyperlink w:anchor="_Toc243613973" w:history="1">
+      <w:hyperlink w:anchor="_Toc243643160" w:history="1">
         <w:r>
           <w:rPr>
             <w:rStyle w:val="Hyperlink"/>
@@ -590,7 +590,7 @@
             <w:noProof/>
             <w:webHidden/>
           </w:rPr>
-          <w:instrText xml:space="preserve"> PAGEREF _Toc243613973 \h </w:instrText>
+          <w:instrText xml:space="preserve"> PAGEREF _Toc243643160 \h </w:instrText>
         </w:r>
         <w:r>
           <w:rPr>
@@ -631,7 +631,7 @@
           <w:noProof/>
         </w:rPr>
       </w:pPr>
-      <w:hyperlink w:anchor="_Toc243613974" w:history="1">
+      <w:hyperlink w:anchor="_Toc243643161" w:history="1">
         <w:r>
           <w:rPr>
             <w:rStyle w:val="Hyperlink"/>
@@ -658,7 +658,7 @@
             <w:noProof/>
             <w:webHidden/>
           </w:rPr>
-          <w:instrText xml:space="preserve"> PAGEREF _Toc243613974 \h </w:instrText>
+          <w:instrText xml:space="preserve"> PAGEREF _Toc243643161 \h </w:instrText>
         </w:r>
         <w:r>
           <w:rPr>
@@ -699,7 +699,7 @@
           <w:noProof/>
         </w:rPr>
       </w:pPr>
-      <w:hyperlink w:anchor="_Toc243613975" w:history="1">
+      <w:hyperlink w:anchor="_Toc243643162" w:history="1">
         <w:r>
           <w:rPr>
             <w:rStyle w:val="Hyperlink"/>
@@ -726,7 +726,7 @@
             <w:noProof/>
             <w:webHidden/>
           </w:rPr>
-          <w:instrText xml:space="preserve"> PAGEREF _Toc243613975 \h </w:instrText>
+          <w:instrText xml:space="preserve"> PAGEREF _Toc243643162 \h </w:instrText>
         </w:r>
         <w:r>
           <w:rPr>
@@ -767,7 +767,7 @@
           <w:noProof/>
         </w:rPr>
       </w:pPr>
-      <w:hyperlink w:anchor="_Toc243613976" w:history="1">
+      <w:hyperlink w:anchor="_Toc243643163" w:history="1">
         <w:r>
           <w:rPr>
             <w:rStyle w:val="Hyperlink"/>
@@ -794,7 +794,7 @@
             <w:noProof/>
             <w:webHidden/>
           </w:rPr>
-          <w:instrText xml:space="preserve"> PAGEREF _Toc243613976 \h </w:instrText>
+          <w:instrText xml:space="preserve"> PAGEREF _Toc243643163 \h </w:instrText>
         </w:r>
         <w:r>
           <w:rPr>
@@ -835,7 +835,7 @@
           <w:noProof/>
         </w:rPr>
       </w:pPr>
-      <w:hyperlink w:anchor="_Toc243613977" w:history="1">
+      <w:hyperlink w:anchor="_Toc243643164" w:history="1">
         <w:r>
           <w:rPr>
             <w:rStyle w:val="Hyperlink"/>
@@ -862,7 +862,7 @@
             <w:noProof/>
             <w:webHidden/>
           </w:rPr>
-          <w:instrText xml:space="preserve"> PAGEREF _Toc243613977 \h </w:instrText>
+          <w:instrText xml:space="preserve"> PAGEREF _Toc243643164 \h </w:instrText>
         </w:r>
         <w:r>
           <w:rPr>
@@ -903,7 +903,7 @@
           <w:noProof/>
         </w:rPr>
       </w:pPr>
-      <w:hyperlink w:anchor="_Toc243613978" w:history="1">
+      <w:hyperlink w:anchor="_Toc243643165" w:history="1">
         <w:r>
           <w:rPr>
             <w:rStyle w:val="Hyperlink"/>
@@ -930,7 +930,7 @@
             <w:noProof/>
             <w:webHidden/>
           </w:rPr>
-          <w:instrText xml:space="preserve"> PAGEREF _Toc243613978 \h </w:instrText>
+          <w:instrText xml:space="preserve"> PAGEREF _Toc243643165 \h </w:instrText>
         </w:r>
         <w:r>
           <w:rPr>
@@ -971,7 +971,7 @@
           <w:noProof/>
         </w:rPr>
       </w:pPr>
-      <w:hyperlink w:anchor="_Toc243613979" w:history="1">
+      <w:hyperlink w:anchor="_Toc243643166" w:history="1">
         <w:r>
           <w:rPr>
             <w:rStyle w:val="Hyperlink"/>
@@ -998,7 +998,7 @@
             <w:noProof/>
             <w:webHidden/>
           </w:rPr>
-          <w:instrText xml:space="preserve"> PAGEREF _Toc243613979 \h </w:instrText>
+          <w:instrText xml:space="preserve"> PAGEREF _Toc243643166 \h </w:instrText>
         </w:r>
         <w:r>
           <w:rPr>
@@ -1039,7 +1039,7 @@
           <w:noProof/>
         </w:rPr>
       </w:pPr>
-      <w:hyperlink w:anchor="_Toc243613980" w:history="1">
+      <w:hyperlink w:anchor="_Toc243643167" w:history="1">
         <w:r>
           <w:rPr>
             <w:rStyle w:val="Hyperlink"/>
@@ -1066,7 +1066,7 @@
             <w:noProof/>
             <w:webHidden/>
           </w:rPr>
-          <w:instrText xml:space="preserve"> PAGEREF _Toc243613980 \h </w:instrText>
+          <w:instrText xml:space="preserve"> PAGEREF _Toc243643167 \h </w:instrText>
         </w:r>
         <w:r>
           <w:rPr>
@@ -1107,7 +1107,7 @@
           <w:noProof/>
         </w:rPr>
       </w:pPr>
-      <w:hyperlink w:anchor="_Toc243613981" w:history="1">
+      <w:hyperlink w:anchor="_Toc243643168" w:history="1">
         <w:r>
           <w:rPr>
             <w:rStyle w:val="Hyperlink"/>
@@ -1134,7 +1134,7 @@
             <w:noProof/>
             <w:webHidden/>
           </w:rPr>
-          <w:instrText xml:space="preserve"> PAGEREF _Toc243613981 \h </w:instrText>
+          <w:instrText xml:space="preserve"> PAGEREF _Toc243643168 \h </w:instrText>
         </w:r>
         <w:r>
           <w:rPr>
@@ -1175,7 +1175,7 @@
           <w:noProof/>
         </w:rPr>
       </w:pPr>
-      <w:hyperlink w:anchor="_Toc243613982" w:history="1">
+      <w:hyperlink w:anchor="_Toc243643169" w:history="1">
         <w:r>
           <w:rPr>
             <w:rStyle w:val="Hyperlink"/>
@@ -1202,7 +1202,7 @@
             <w:noProof/>
             <w:webHidden/>
           </w:rPr>
-          <w:instrText xml:space="preserve"> PAGEREF _Toc243613982 \h </w:instrText>
+          <w:instrText xml:space="preserve"> PAGEREF _Toc243643169 \h </w:instrText>
         </w:r>
         <w:r>
           <w:rPr>
@@ -1243,7 +1243,7 @@
           <w:noProof/>
         </w:rPr>
       </w:pPr>
-      <w:hyperlink w:anchor="_Toc243613983" w:history="1">
+      <w:hyperlink w:anchor="_Toc243643170" w:history="1">
         <w:r>
           <w:rPr>
             <w:rStyle w:val="Hyperlink"/>
@@ -1270,7 +1270,7 @@
             <w:noProof/>
             <w:webHidden/>
           </w:rPr>
-          <w:instrText xml:space="preserve"> PAGEREF _Toc243613983 \h </w:instrText>
+          <w:instrText xml:space="preserve"> PAGEREF _Toc243643170 \h </w:instrText>
         </w:r>
         <w:r>
           <w:rPr>
@@ -1311,7 +1311,7 @@
           <w:noProof/>
         </w:rPr>
       </w:pPr>
-      <w:hyperlink w:anchor="_Toc243613984" w:history="1">
+      <w:hyperlink w:anchor="_Toc243643171" w:history="1">
         <w:r>
           <w:rPr>
             <w:rStyle w:val="Hyperlink"/>
@@ -1338,7 +1338,7 @@
             <w:noProof/>
             <w:webHidden/>
           </w:rPr>
-          <w:instrText xml:space="preserve"> PAGEREF _Toc243613984 \h </w:instrText>
+          <w:instrText xml:space="preserve"> PAGEREF _Toc243643171 \h </w:instrText>
         </w:r>
         <w:r>
           <w:rPr>
@@ -1379,7 +1379,7 @@
           <w:noProof/>
         </w:rPr>
       </w:pPr>
-      <w:hyperlink w:anchor="_Toc243613985" w:history="1">
+      <w:hyperlink w:anchor="_Toc243643172" w:history="1">
         <w:r>
           <w:rPr>
             <w:rStyle w:val="Hyperlink"/>
@@ -1406,7 +1406,7 @@
             <w:noProof/>
             <w:webHidden/>
           </w:rPr>
-          <w:instrText xml:space="preserve"> PAGEREF _Toc243613985 \h </w:instrText>
+          <w:instrText xml:space="preserve"> PAGEREF _Toc243643172 \h </w:instrText>
         </w:r>
         <w:r>
           <w:rPr>
@@ -1447,7 +1447,7 @@
           <w:noProof/>
         </w:rPr>
       </w:pPr>
-      <w:hyperlink w:anchor="_Toc243613986" w:history="1">
+      <w:hyperlink w:anchor="_Toc243643173" w:history="1">
         <w:r>
           <w:rPr>
             <w:rStyle w:val="Hyperlink"/>
@@ -1474,7 +1474,7 @@
             <w:noProof/>
             <w:webHidden/>
           </w:rPr>
-          <w:instrText xml:space="preserve"> PAGEREF _Toc243613986 \h </w:instrText>
+          <w:instrText xml:space="preserve"> PAGEREF _Toc243643173 \h </w:instrText>
         </w:r>
         <w:r>
           <w:rPr>
@@ -1515,7 +1515,7 @@
           <w:noProof/>
         </w:rPr>
       </w:pPr>
-      <w:hyperlink w:anchor="_Toc243613987" w:history="1">
+      <w:hyperlink w:anchor="_Toc243643174" w:history="1">
         <w:r>
           <w:rPr>
             <w:rStyle w:val="Hyperlink"/>
@@ -1542,7 +1542,7 @@
             <w:noProof/>
             <w:webHidden/>
           </w:rPr>
-          <w:instrText xml:space="preserve"> PAGEREF _Toc243613987 \h </w:instrText>
+          <w:instrText xml:space="preserve"> PAGEREF _Toc243643174 \h </w:instrText>
         </w:r>
         <w:r>
           <w:rPr>
@@ -1583,7 +1583,7 @@
           <w:noProof/>
         </w:rPr>
       </w:pPr>
-      <w:hyperlink w:anchor="_Toc243613988" w:history="1">
+      <w:hyperlink w:anchor="_Toc243643175" w:history="1">
         <w:r>
           <w:rPr>
             <w:rStyle w:val="Hyperlink"/>
@@ -1610,7 +1610,7 @@
             <w:noProof/>
             <w:webHidden/>
           </w:rPr>
-          <w:instrText xml:space="preserve"> PAGEREF _Toc243613988 \h </w:instrText>
+          <w:instrText xml:space="preserve"> PAGEREF _Toc243643175 \h </w:instrText>
         </w:r>
         <w:r>
           <w:rPr>
@@ -1651,7 +1651,7 @@
           <w:noProof/>
         </w:rPr>
       </w:pPr>
-      <w:hyperlink w:anchor="_Toc243613989" w:history="1">
+      <w:hyperlink w:anchor="_Toc243643176" w:history="1">
         <w:r>
           <w:rPr>
             <w:rStyle w:val="Hyperlink"/>
@@ -1678,7 +1678,7 @@
             <w:noProof/>
             <w:webHidden/>
           </w:rPr>
-          <w:instrText xml:space="preserve"> PAGEREF _Toc243613989 \h </w:instrText>
+          <w:instrText xml:space="preserve"> PAGEREF _Toc243643176 \h </w:instrText>
         </w:r>
         <w:r>
           <w:rPr>
@@ -1719,7 +1719,7 @@
           <w:noProof/>
         </w:rPr>
       </w:pPr>
-      <w:hyperlink w:anchor="_Toc243613990" w:history="1">
+      <w:hyperlink w:anchor="_Toc243643177" w:history="1">
         <w:r>
           <w:rPr>
             <w:rStyle w:val="Hyperlink"/>
@@ -1746,7 +1746,7 @@
             <w:noProof/>
             <w:webHidden/>
           </w:rPr>
-          <w:instrText xml:space="preserve"> PAGEREF _Toc243613990 \h </w:instrText>
+          <w:instrText xml:space="preserve"> PAGEREF _Toc243643177 \h </w:instrText>
         </w:r>
         <w:r>
           <w:rPr>
@@ -1787,7 +1787,7 @@
           <w:noProof/>
         </w:rPr>
       </w:pPr>
-      <w:hyperlink w:anchor="_Toc243613991" w:history="1">
+      <w:hyperlink w:anchor="_Toc243643178" w:history="1">
         <w:r>
           <w:rPr>
             <w:rStyle w:val="Hyperlink"/>
@@ -1814,7 +1814,7 @@
             <w:noProof/>
             <w:webHidden/>
           </w:rPr>
-          <w:instrText xml:space="preserve"> PAGEREF _Toc243613991 \h </w:instrText>
+          <w:instrText xml:space="preserve"> PAGEREF _Toc243643178 \h </w:instrText>
         </w:r>
         <w:r>
           <w:rPr>
@@ -1855,7 +1855,7 @@
           <w:noProof/>
         </w:rPr>
       </w:pPr>
-      <w:hyperlink w:anchor="_Toc243613992" w:history="1">
+      <w:hyperlink w:anchor="_Toc243643179" w:history="1">
         <w:r>
           <w:rPr>
             <w:rStyle w:val="Hyperlink"/>
@@ -1882,7 +1882,7 @@
             <w:noProof/>
             <w:webHidden/>
           </w:rPr>
-          <w:instrText xml:space="preserve"> PAGEREF _Toc243613992 \h </w:instrText>
+          <w:instrText xml:space="preserve"> PAGEREF _Toc243643179 \h </w:instrText>
         </w:r>
         <w:r>
           <w:rPr>
@@ -1923,7 +1923,7 @@
           <w:noProof/>
         </w:rPr>
       </w:pPr>
-      <w:hyperlink w:anchor="_Toc243613993" w:history="1">
+      <w:hyperlink w:anchor="_Toc243643180" w:history="1">
         <w:r>
           <w:rPr>
             <w:rStyle w:val="Hyperlink"/>
@@ -1950,7 +1950,7 @@
             <w:noProof/>
             <w:webHidden/>
           </w:rPr>
-          <w:instrText xml:space="preserve"> PAGEREF _Toc243613993 \h </w:instrText>
+          <w:instrText xml:space="preserve"> PAGEREF _Toc243643180 \h </w:instrText>
         </w:r>
         <w:r>
           <w:rPr>
@@ -1991,7 +1991,7 @@
           <w:noProof/>
         </w:rPr>
       </w:pPr>
-      <w:hyperlink w:anchor="_Toc243613994" w:history="1">
+      <w:hyperlink w:anchor="_Toc243643181" w:history="1">
         <w:r>
           <w:rPr>
             <w:rStyle w:val="Hyperlink"/>
@@ -2018,7 +2018,7 @@
             <w:noProof/>
             <w:webHidden/>
           </w:rPr>
-          <w:instrText xml:space="preserve"> PAGEREF _Toc243613994 \h </w:instrText>
+          <w:instrText xml:space="preserve"> PAGEREF _Toc243643181 \h </w:instrText>
         </w:r>
         <w:r>
           <w:rPr>
@@ -2059,7 +2059,7 @@
           <w:noProof/>
         </w:rPr>
       </w:pPr>
-      <w:hyperlink w:anchor="_Toc243613995" w:history="1">
+      <w:hyperlink w:anchor="_Toc243643182" w:history="1">
         <w:r>
           <w:rPr>
             <w:rStyle w:val="Hyperlink"/>
@@ -2086,7 +2086,7 @@
             <w:noProof/>
             <w:webHidden/>
           </w:rPr>
-          <w:instrText xml:space="preserve"> PAGEREF _Toc243613995 \h </w:instrText>
+          <w:instrText xml:space="preserve"> PAGEREF _Toc243643182 \h </w:instrText>
         </w:r>
         <w:r>
           <w:rPr>
@@ -2127,7 +2127,7 @@
           <w:noProof/>
         </w:rPr>
       </w:pPr>
-      <w:hyperlink w:anchor="_Toc243613996" w:history="1">
+      <w:hyperlink w:anchor="_Toc243643183" w:history="1">
         <w:r>
           <w:rPr>
             <w:rStyle w:val="Hyperlink"/>
@@ -2154,7 +2154,7 @@
             <w:noProof/>
             <w:webHidden/>
           </w:rPr>
-          <w:instrText xml:space="preserve"> PAGEREF _Toc243613996 \h </w:instrText>
+          <w:instrText xml:space="preserve"> PAGEREF _Toc243643183 \h </w:instrText>
         </w:r>
         <w:r>
           <w:rPr>
@@ -2195,7 +2195,7 @@
           <w:noProof/>
         </w:rPr>
       </w:pPr>
-      <w:hyperlink w:anchor="_Toc243613997" w:history="1">
+      <w:hyperlink w:anchor="_Toc243643184" w:history="1">
         <w:r>
           <w:rPr>
             <w:rStyle w:val="Hyperlink"/>
@@ -2222,7 +2222,7 @@
             <w:noProof/>
             <w:webHidden/>
           </w:rPr>
-          <w:instrText xml:space="preserve"> PAGEREF _Toc243613997 \h </w:instrText>
+          <w:instrText xml:space="preserve"> PAGEREF _Toc243643184 \h </w:instrText>
         </w:r>
         <w:r>
           <w:rPr>
@@ -2263,7 +2263,7 @@
           <w:noProof/>
         </w:rPr>
       </w:pPr>
-      <w:hyperlink w:anchor="_Toc243613998" w:history="1">
+      <w:hyperlink w:anchor="_Toc243643185" w:history="1">
         <w:r>
           <w:rPr>
             <w:rStyle w:val="Hyperlink"/>
@@ -2290,7 +2290,7 @@
             <w:noProof/>
             <w:webHidden/>
           </w:rPr>
-          <w:instrText xml:space="preserve"> PAGEREF _Toc243613998 \h </w:instrText>
+          <w:instrText xml:space="preserve"> PAGEREF _Toc243643185 \h </w:instrText>
         </w:r>
         <w:r>
           <w:rPr>
@@ -2331,7 +2331,7 @@
           <w:noProof/>
         </w:rPr>
       </w:pPr>
-      <w:hyperlink w:anchor="_Toc243613999" w:history="1">
+      <w:hyperlink w:anchor="_Toc243643186" w:history="1">
         <w:r>
           <w:rPr>
             <w:rStyle w:val="Hyperlink"/>
@@ -2358,7 +2358,7 @@
             <w:noProof/>
             <w:webHidden/>
           </w:rPr>
-          <w:instrText xml:space="preserve"> PAGEREF _Toc243613999 \h </w:instrText>
+          <w:instrText xml:space="preserve"> PAGEREF _Toc243643186 \h </w:instrText>
         </w:r>
         <w:r>
           <w:rPr>
@@ -2399,7 +2399,7 @@
           <w:noProof/>
         </w:rPr>
       </w:pPr>
-      <w:hyperlink w:anchor="_Toc243614000" w:history="1">
+      <w:hyperlink w:anchor="_Toc243643187" w:history="1">
         <w:r>
           <w:rPr>
             <w:rStyle w:val="Hyperlink"/>
@@ -2426,7 +2426,7 @@
             <w:noProof/>
             <w:webHidden/>
           </w:rPr>
-          <w:instrText xml:space="preserve"> PAGEREF _Toc243614000 \h </w:instrText>
+          <w:instrText xml:space="preserve"> PAGEREF _Toc243643187 \h </w:instrText>
         </w:r>
         <w:r>
           <w:rPr>
@@ -2467,7 +2467,7 @@
           <w:noProof/>
         </w:rPr>
       </w:pPr>
-      <w:hyperlink w:anchor="_Toc243614001" w:history="1">
+      <w:hyperlink w:anchor="_Toc243643188" w:history="1">
         <w:r>
           <w:rPr>
             <w:rStyle w:val="Hyperlink"/>
@@ -2494,7 +2494,7 @@
             <w:noProof/>
             <w:webHidden/>
           </w:rPr>
-          <w:instrText xml:space="preserve"> PAGEREF _Toc243614001 \h </w:instrText>
+          <w:instrText xml:space="preserve"> PAGEREF _Toc243643188 \h </w:instrText>
         </w:r>
         <w:r>
           <w:rPr>
@@ -2535,7 +2535,7 @@
           <w:noProof/>
         </w:rPr>
       </w:pPr>
-      <w:hyperlink w:anchor="_Toc243614002" w:history="1">
+      <w:hyperlink w:anchor="_Toc243643189" w:history="1">
         <w:r>
           <w:rPr>
             <w:rStyle w:val="Hyperlink"/>
@@ -2562,7 +2562,7 @@
             <w:noProof/>
             <w:webHidden/>
           </w:rPr>
-          <w:instrText xml:space="preserve"> PAGEREF _Toc243614002 \h </w:instrText>
+          <w:instrText xml:space="preserve"> PAGEREF _Toc243643189 \h </w:instrText>
         </w:r>
         <w:r>
           <w:rPr>
@@ -2603,7 +2603,7 @@
           <w:noProof/>
         </w:rPr>
       </w:pPr>
-      <w:hyperlink w:anchor="_Toc243614003" w:history="1">
+      <w:hyperlink w:anchor="_Toc243643190" w:history="1">
         <w:r>
           <w:rPr>
             <w:rStyle w:val="Hyperlink"/>
@@ -2630,7 +2630,7 @@
             <w:noProof/>
             <w:webHidden/>
           </w:rPr>
-          <w:instrText xml:space="preserve"> PAGEREF _Toc243614003 \h </w:instrText>
+          <w:instrText xml:space="preserve"> PAGEREF _Toc243643190 \h </w:instrText>
         </w:r>
         <w:r>
           <w:rPr>
@@ -2671,7 +2671,7 @@
           <w:noProof/>
         </w:rPr>
       </w:pPr>
-      <w:hyperlink w:anchor="_Toc243614004" w:history="1">
+      <w:hyperlink w:anchor="_Toc243643191" w:history="1">
         <w:r>
           <w:rPr>
             <w:rStyle w:val="Hyperlink"/>
@@ -2698,7 +2698,7 @@
             <w:noProof/>
             <w:webHidden/>
           </w:rPr>
-          <w:instrText xml:space="preserve"> PAGEREF _Toc243614004 \h </w:instrText>
+          <w:instrText xml:space="preserve"> PAGEREF _Toc243643191 \h </w:instrText>
         </w:r>
         <w:r>
           <w:rPr>
@@ -2739,7 +2739,7 @@
           <w:noProof/>
         </w:rPr>
       </w:pPr>
-      <w:hyperlink w:anchor="_Toc243614005" w:history="1">
+      <w:hyperlink w:anchor="_Toc243643192" w:history="1">
         <w:r>
           <w:rPr>
             <w:rStyle w:val="Hyperlink"/>
@@ -2766,7 +2766,7 @@
             <w:noProof/>
             <w:webHidden/>
           </w:rPr>
-          <w:instrText xml:space="preserve"> PAGEREF _Toc243614005 \h </w:instrText>
+          <w:instrText xml:space="preserve"> PAGEREF _Toc243643192 \h </w:instrText>
         </w:r>
         <w:r>
           <w:rPr>
@@ -2807,7 +2807,7 @@
           <w:noProof/>
         </w:rPr>
       </w:pPr>
-      <w:hyperlink w:anchor="_Toc243614006" w:history="1">
+      <w:hyperlink w:anchor="_Toc243643193" w:history="1">
         <w:r>
           <w:rPr>
             <w:rStyle w:val="Hyperlink"/>
@@ -2834,7 +2834,7 @@
             <w:noProof/>
             <w:webHidden/>
           </w:rPr>
-          <w:instrText xml:space="preserve"> PAGEREF _Toc243614006 \h </w:instrText>
+          <w:instrText xml:space="preserve"> PAGEREF _Toc243643193 \h </w:instrText>
         </w:r>
         <w:r>
           <w:rPr>
@@ -2875,7 +2875,7 @@
           <w:noProof/>
         </w:rPr>
       </w:pPr>
-      <w:hyperlink w:anchor="_Toc243614007" w:history="1">
+      <w:hyperlink w:anchor="_Toc243643194" w:history="1">
         <w:r>
           <w:rPr>
             <w:rStyle w:val="Hyperlink"/>
@@ -2902,7 +2902,7 @@
             <w:noProof/>
             <w:webHidden/>
           </w:rPr>
-          <w:instrText xml:space="preserve"> PAGEREF _Toc243614007 \h </w:instrText>
+          <w:instrText xml:space="preserve"> PAGEREF _Toc243643194 \h </w:instrText>
         </w:r>
         <w:r>
           <w:rPr>
@@ -2943,7 +2943,7 @@
           <w:noProof/>
         </w:rPr>
       </w:pPr>
-      <w:hyperlink w:anchor="_Toc243614008" w:history="1">
+      <w:hyperlink w:anchor="_Toc243643195" w:history="1">
         <w:r>
           <w:rPr>
             <w:rStyle w:val="Hyperlink"/>
@@ -2970,7 +2970,7 @@
             <w:noProof/>
             <w:webHidden/>
           </w:rPr>
-          <w:instrText xml:space="preserve"> PAGEREF _Toc243614008 \h </w:instrText>
+          <w:instrText xml:space="preserve"> PAGEREF _Toc243643195 \h </w:instrText>
         </w:r>
         <w:r>
           <w:rPr>
@@ -3011,7 +3011,7 @@
           <w:noProof/>
         </w:rPr>
       </w:pPr>
-      <w:hyperlink w:anchor="_Toc243614009" w:history="1">
+      <w:hyperlink w:anchor="_Toc243643196" w:history="1">
         <w:r>
           <w:rPr>
             <w:rStyle w:val="Hyperlink"/>
@@ -3038,7 +3038,7 @@
             <w:noProof/>
             <w:webHidden/>
           </w:rPr>
-          <w:instrText xml:space="preserve"> PAGEREF _Toc243614009 \h </w:instrText>
+          <w:instrText xml:space="preserve"> PAGEREF _Toc243643196 \h </w:instrText>
         </w:r>
         <w:r>
           <w:rPr>
@@ -3079,7 +3079,7 @@
           <w:noProof/>
         </w:rPr>
       </w:pPr>
-      <w:hyperlink w:anchor="_Toc243614010" w:history="1">
+      <w:hyperlink w:anchor="_Toc243643197" w:history="1">
         <w:r>
           <w:rPr>
             <w:rStyle w:val="Hyperlink"/>
@@ -3106,7 +3106,7 @@
             <w:noProof/>
             <w:webHidden/>
           </w:rPr>
-          <w:instrText xml:space="preserve"> PAGEREF _Toc243614010 \h </w:instrText>
+          <w:instrText xml:space="preserve"> PAGEREF _Toc243643197 \h </w:instrText>
         </w:r>
         <w:r>
           <w:rPr>
@@ -3147,7 +3147,7 @@
           <w:noProof/>
         </w:rPr>
       </w:pPr>
-      <w:hyperlink w:anchor="_Toc243614011" w:history="1">
+      <w:hyperlink w:anchor="_Toc243643198" w:history="1">
         <w:r>
           <w:rPr>
             <w:rStyle w:val="Hyperlink"/>
@@ -3174,7 +3174,7 @@
             <w:noProof/>
             <w:webHidden/>
           </w:rPr>
-          <w:instrText xml:space="preserve"> PAGEREF _Toc243614011 \h </w:instrText>
+          <w:instrText xml:space="preserve"> PAGEREF _Toc243643198 \h </w:instrText>
         </w:r>
         <w:r>
           <w:rPr>
@@ -3215,7 +3215,7 @@
           <w:noProof/>
         </w:rPr>
       </w:pPr>
-      <w:hyperlink w:anchor="_Toc243614012" w:history="1">
+      <w:hyperlink w:anchor="_Toc243643199" w:history="1">
         <w:r>
           <w:rPr>
             <w:rStyle w:val="Hyperlink"/>
@@ -3242,7 +3242,7 @@
             <w:noProof/>
             <w:webHidden/>
           </w:rPr>
-          <w:instrText xml:space="preserve"> PAGEREF _Toc243614012 \h </w:instrText>
+          <w:instrText xml:space="preserve"> PAGEREF _Toc243643199 \h </w:instrText>
         </w:r>
         <w:r>
           <w:rPr>
@@ -3287,7 +3287,7 @@
       <w:pPr>
         <w:pStyle w:val="Heading1"/>
       </w:pPr>
-      <w:bookmarkStart w:id="0" w:name="_Toc243613966"/>
+      <w:bookmarkStart w:id="0" w:name="_Toc243643153"/>
       <w:r>
         <w:lastRenderedPageBreak/>
         <w:t>What Litterbox is</w:t>
@@ -3383,7 +3383,7 @@
       <w:pPr>
         <w:pStyle w:val="Heading2"/>
       </w:pPr>
-      <w:bookmarkStart w:id="1" w:name="_Toc243613967"/>
+      <w:bookmarkStart w:id="1" w:name="_Toc243643154"/>
       <w:r>
         <w:t>Terms</w:t>
       </w:r>
@@ -3811,7 +3811,7 @@
       <w:pPr>
         <w:pStyle w:val="Heading1"/>
       </w:pPr>
-      <w:bookmarkStart w:id="2" w:name="_Toc243613968"/>
+      <w:bookmarkStart w:id="2" w:name="_Toc243643155"/>
       <w:r>
         <w:lastRenderedPageBreak/>
         <w:t>Getting started</w:t>
@@ -3827,7 +3827,7 @@
       <w:pPr>
         <w:pStyle w:val="Heading2"/>
       </w:pPr>
-      <w:bookmarkStart w:id="3" w:name="_Toc243613969"/>
+      <w:bookmarkStart w:id="3" w:name="_Toc243643156"/>
       <w:r>
         <w:t>What you need</w:t>
       </w:r>
@@ -3912,7 +3912,7 @@
       <w:pPr>
         <w:pStyle w:val="Heading2"/>
       </w:pPr>
-      <w:bookmarkStart w:id="4" w:name="_Toc243613970"/>
+      <w:bookmarkStart w:id="4" w:name="_Toc243643157"/>
       <w:r>
         <w:t>Installing Litterbox</w:t>
       </w:r>
@@ -3991,7 +3991,7 @@
       <w:pPr>
         <w:pStyle w:val="Heading2"/>
       </w:pPr>
-      <w:bookmarkStart w:id="5" w:name="_Toc243613971"/>
+      <w:bookmarkStart w:id="5" w:name="_Toc243643158"/>
       <w:r>
         <w:t>Joining your team's vault</w:t>
       </w:r>
@@ -4097,7 +4097,7 @@
       <w:pPr>
         <w:pStyle w:val="Heading2"/>
       </w:pPr>
-      <w:bookmarkStart w:id="6" w:name="_Toc243613972"/>
+      <w:bookmarkStart w:id="6" w:name="_Toc243643159"/>
       <w:r>
         <w:lastRenderedPageBreak/>
         <w:t>Setting up a new team</w:t>
@@ -4358,7 +4358,7 @@
       <w:pPr>
         <w:pStyle w:val="Heading2"/>
       </w:pPr>
-      <w:bookmarkStart w:id="7" w:name="_Toc243613973"/>
+      <w:bookmarkStart w:id="7" w:name="_Toc243643160"/>
       <w:r>
         <w:t>The main window</w:t>
       </w:r>
@@ -4729,7 +4729,7 @@
       <w:pPr>
         <w:pStyle w:val="Heading2"/>
       </w:pPr>
-      <w:bookmarkStart w:id="8" w:name="_Toc243613974"/>
+      <w:bookmarkStart w:id="8" w:name="_Toc243643161"/>
       <w:r>
         <w:t>Your first part</w:t>
       </w:r>
@@ -4824,7 +4824,7 @@
       <w:pPr>
         <w:pStyle w:val="Heading1"/>
       </w:pPr>
-      <w:bookmarkStart w:id="9" w:name="_Toc243613975"/>
+      <w:bookmarkStart w:id="9" w:name="_Toc243643162"/>
       <w:r>
         <w:lastRenderedPageBreak/>
         <w:t>Everyday work</w:t>
@@ -4835,7 +4835,7 @@
       <w:pPr>
         <w:pStyle w:val="Heading2"/>
       </w:pPr>
-      <w:bookmarkStart w:id="10" w:name="_Toc243613976"/>
+      <w:bookmarkStart w:id="10" w:name="_Toc243643163"/>
       <w:r>
         <w:t>Part numbers and file names</w:t>
       </w:r>
@@ -4864,7 +4864,7 @@
       <w:pPr>
         <w:pStyle w:val="Heading2"/>
       </w:pPr>
-      <w:bookmarkStart w:id="11" w:name="_Toc243613977"/>
+      <w:bookmarkStart w:id="11" w:name="_Toc243643164"/>
       <w:r>
         <w:t>Projects</w:t>
       </w:r>
@@ -5102,7 +5102,7 @@
       <w:pPr>
         <w:pStyle w:val="Heading2"/>
       </w:pPr>
-      <w:bookmarkStart w:id="12" w:name="_Toc243613978"/>
+      <w:bookmarkStart w:id="12" w:name="_Toc243643165"/>
       <w:r>
         <w:t>Finding parts</w:t>
       </w:r>
@@ -5149,16 +5149,16 @@
         <w:pStyle w:val="ListBullet"/>
       </w:pPr>
       <w:r>
-        <w:t>Click a column heading to sort. View &gt; Columns adds Project, Kind, COTS, Status, Checked out by, Released rev, Imported from, and Material.</w:t>
+        <w:lastRenderedPageBreak/>
+        <w:t>Click a column heading to sort. Part number, Rev, Name, Description, Files, and Kind show to start with. View &gt; Columns adds Project, COTS, Status, Checked out by, Released rev, Imported from, and Material.</w:t>
       </w:r>
     </w:p>
     <w:p>
       <w:pPr>
         <w:pStyle w:val="Heading2"/>
       </w:pPr>
-      <w:bookmarkStart w:id="13" w:name="_Toc243613979"/>
-      <w:r>
-        <w:lastRenderedPageBreak/>
+      <w:bookmarkStart w:id="13" w:name="_Toc243643166"/>
+      <w:r>
         <w:t>Checking out and checking in</w:t>
       </w:r>
       <w:bookmarkEnd w:id="13"/>
@@ -5273,7 +5273,7 @@
       <w:pPr>
         <w:pStyle w:val="Heading2"/>
       </w:pPr>
-      <w:bookmarkStart w:id="14" w:name="_Toc243613980"/>
+      <w:bookmarkStart w:id="14" w:name="_Toc243643167"/>
       <w:r>
         <w:t>Getting other people's changes</w:t>
       </w:r>
@@ -5303,7 +5303,7 @@
       <w:pPr>
         <w:pStyle w:val="Heading2"/>
       </w:pPr>
-      <w:bookmarkStart w:id="15" w:name="_Toc243613981"/>
+      <w:bookmarkStart w:id="15" w:name="_Toc243643168"/>
       <w:r>
         <w:t>Opening files</w:t>
       </w:r>
@@ -5362,7 +5362,7 @@
       <w:pPr>
         <w:pStyle w:val="Heading2"/>
       </w:pPr>
-      <w:bookmarkStart w:id="16" w:name="_Toc243613982"/>
+      <w:bookmarkStart w:id="16" w:name="_Toc243643169"/>
       <w:r>
         <w:t>The details pane</w:t>
       </w:r>
@@ -5442,6 +5442,7 @@
               <w:rPr>
                 <w:sz w:val="20"/>
               </w:rPr>
+              <w:lastRenderedPageBreak/>
               <w:t>Details</w:t>
             </w:r>
           </w:p>
@@ -5520,7 +5521,6 @@
               <w:rPr>
                 <w:sz w:val="20"/>
               </w:rPr>
-              <w:lastRenderedPageBreak/>
               <w:t>Uses / Where used</w:t>
             </w:r>
           </w:p>
@@ -5635,7 +5635,7 @@
       <w:pPr>
         <w:pStyle w:val="Heading1"/>
       </w:pPr>
-      <w:bookmarkStart w:id="17" w:name="_Toc243613983"/>
+      <w:bookmarkStart w:id="17" w:name="_Toc243643170"/>
       <w:r>
         <w:lastRenderedPageBreak/>
         <w:t>Revisions and the lifecycle</w:t>
@@ -6005,7 +6005,7 @@
       <w:pPr>
         <w:pStyle w:val="Heading2"/>
       </w:pPr>
-      <w:bookmarkStart w:id="18" w:name="_Toc243613984"/>
+      <w:bookmarkStart w:id="18" w:name="_Toc243643171"/>
       <w:r>
         <w:t>Form, Fit, Function, and Dispo</w:t>
       </w:r>
@@ -6099,7 +6099,7 @@
       <w:pPr>
         <w:pStyle w:val="Heading1"/>
       </w:pPr>
-      <w:bookmarkStart w:id="19" w:name="_Toc243613985"/>
+      <w:bookmarkStart w:id="19" w:name="_Toc243643172"/>
       <w:r>
         <w:lastRenderedPageBreak/>
         <w:t>Assemblies, references, and BOMs</w:t>
@@ -6110,7 +6110,7 @@
       <w:pPr>
         <w:pStyle w:val="Heading2"/>
       </w:pPr>
-      <w:bookmarkStart w:id="20" w:name="_Toc243613986"/>
+      <w:bookmarkStart w:id="20" w:name="_Toc243643173"/>
       <w:r>
         <w:t>Uses and where used</w:t>
       </w:r>
@@ -6163,7 +6163,7 @@
       <w:pPr>
         <w:pStyle w:val="Heading2"/>
       </w:pPr>
-      <w:bookmarkStart w:id="21" w:name="_Toc243613987"/>
+      <w:bookmarkStart w:id="21" w:name="_Toc243643174"/>
       <w:r>
         <w:t>The BOM tab</w:t>
       </w:r>
@@ -6262,7 +6262,7 @@
       <w:pPr>
         <w:pStyle w:val="Heading2"/>
       </w:pPr>
-      <w:bookmarkStart w:id="22" w:name="_Toc243613988"/>
+      <w:bookmarkStart w:id="22" w:name="_Toc243643175"/>
       <w:r>
         <w:t>Non-CAD parts and kits</w:t>
       </w:r>
@@ -6332,7 +6332,7 @@
       <w:pPr>
         <w:pStyle w:val="Heading1"/>
       </w:pPr>
-      <w:bookmarkStart w:id="23" w:name="_Toc243613989"/>
+      <w:bookmarkStart w:id="23" w:name="_Toc243643176"/>
       <w:r>
         <w:lastRenderedPageBreak/>
         <w:t>Purchasing, costs, and materials</w:t>
@@ -6343,7 +6343,7 @@
       <w:pPr>
         <w:pStyle w:val="Heading2"/>
       </w:pPr>
-      <w:bookmarkStart w:id="24" w:name="_Toc243613990"/>
+      <w:bookmarkStart w:id="24" w:name="_Toc243643177"/>
       <w:r>
         <w:t>Purchasing info</w:t>
       </w:r>
@@ -6381,7 +6381,7 @@
       <w:pPr>
         <w:pStyle w:val="Heading2"/>
       </w:pPr>
-      <w:bookmarkStart w:id="25" w:name="_Toc243613991"/>
+      <w:bookmarkStart w:id="25" w:name="_Toc243643178"/>
       <w:r>
         <w:t>Materials</w:t>
       </w:r>
@@ -6419,7 +6419,7 @@
       <w:pPr>
         <w:pStyle w:val="Heading1"/>
       </w:pPr>
-      <w:bookmarkStart w:id="26" w:name="_Toc243613992"/>
+      <w:bookmarkStart w:id="26" w:name="_Toc243643179"/>
       <w:r>
         <w:lastRenderedPageBreak/>
         <w:t>Release outputs and exports</w:t>
@@ -6430,7 +6430,7 @@
       <w:pPr>
         <w:pStyle w:val="Heading2"/>
       </w:pPr>
-      <w:bookmarkStart w:id="27" w:name="_Toc243613993"/>
+      <w:bookmarkStart w:id="27" w:name="_Toc243643180"/>
       <w:r>
         <w:t>STEP and PDF files</w:t>
       </w:r>
@@ -6491,7 +6491,7 @@
       <w:pPr>
         <w:pStyle w:val="Heading2"/>
       </w:pPr>
-      <w:bookmarkStart w:id="28" w:name="_Toc243613994"/>
+      <w:bookmarkStart w:id="28" w:name="_Toc243643181"/>
       <w:r>
         <w:t>Exporting</w:t>
       </w:r>
@@ -6520,7 +6520,7 @@
       <w:pPr>
         <w:pStyle w:val="Heading1"/>
       </w:pPr>
-      <w:bookmarkStart w:id="29" w:name="_Toc243613995"/>
+      <w:bookmarkStart w:id="29" w:name="_Toc243643182"/>
       <w:r>
         <w:lastRenderedPageBreak/>
         <w:t>Documents</w:t>
@@ -6625,7 +6625,7 @@
       <w:pPr>
         <w:pStyle w:val="Heading1"/>
       </w:pPr>
-      <w:bookmarkStart w:id="30" w:name="_Toc243613996"/>
+      <w:bookmarkStart w:id="30" w:name="_Toc243643183"/>
       <w:r>
         <w:lastRenderedPageBreak/>
         <w:t>Sign-off workflows and ECOs</w:t>
@@ -6636,7 +6636,7 @@
       <w:pPr>
         <w:pStyle w:val="Heading2"/>
       </w:pPr>
-      <w:bookmarkStart w:id="31" w:name="_Toc243613997"/>
+      <w:bookmarkStart w:id="31" w:name="_Toc243643184"/>
       <w:r>
         <w:t>How workflows work</w:t>
       </w:r>
@@ -6692,7 +6692,7 @@
       <w:pPr>
         <w:pStyle w:val="Heading2"/>
       </w:pPr>
-      <w:bookmarkStart w:id="32" w:name="_Toc243613998"/>
+      <w:bookmarkStart w:id="32" w:name="_Toc243643185"/>
       <w:r>
         <w:t>Asking for sign-off</w:t>
       </w:r>
@@ -6853,7 +6853,7 @@
       <w:pPr>
         <w:pStyle w:val="Heading2"/>
       </w:pPr>
-      <w:bookmarkStart w:id="33" w:name="_Toc243613999"/>
+      <w:bookmarkStart w:id="33" w:name="_Toc243643186"/>
       <w:r>
         <w:t>Reviewing a request</w:t>
       </w:r>
@@ -7155,7 +7155,7 @@
       <w:pPr>
         <w:pStyle w:val="Heading2"/>
       </w:pPr>
-      <w:bookmarkStart w:id="34" w:name="_Toc243614000"/>
+      <w:bookmarkStart w:id="34" w:name="_Toc243643187"/>
       <w:r>
         <w:t>Rejected requests</w:t>
       </w:r>
@@ -7228,7 +7228,7 @@
       <w:pPr>
         <w:pStyle w:val="Heading2"/>
       </w:pPr>
-      <w:bookmarkStart w:id="35" w:name="_Toc243614001"/>
+      <w:bookmarkStart w:id="35" w:name="_Toc243643188"/>
       <w:r>
         <w:t>Engineering change orders</w:t>
       </w:r>
@@ -7280,7 +7280,7 @@
       <w:pPr>
         <w:pStyle w:val="Heading1"/>
       </w:pPr>
-      <w:bookmarkStart w:id="36" w:name="_Toc243614002"/>
+      <w:bookmarkStart w:id="36" w:name="_Toc243643189"/>
       <w:r>
         <w:lastRenderedPageBreak/>
         <w:t>Running the team</w:t>
@@ -7305,7 +7305,7 @@
       <w:pPr>
         <w:pStyle w:val="Heading2"/>
       </w:pPr>
-      <w:bookmarkStart w:id="37" w:name="_Toc243614003"/>
+      <w:bookmarkStart w:id="37" w:name="_Toc243643190"/>
       <w:r>
         <w:t>People and access</w:t>
       </w:r>
@@ -7571,7 +7571,7 @@
       <w:pPr>
         <w:pStyle w:val="Heading2"/>
       </w:pPr>
-      <w:bookmarkStart w:id="38" w:name="_Toc243614004"/>
+      <w:bookmarkStart w:id="38" w:name="_Toc243643191"/>
       <w:r>
         <w:t>Vault settings</w:t>
       </w:r>
@@ -7916,7 +7916,7 @@
       <w:pPr>
         <w:pStyle w:val="Heading2"/>
       </w:pPr>
-      <w:bookmarkStart w:id="39" w:name="_Toc243614005"/>
+      <w:bookmarkStart w:id="39" w:name="_Toc243643192"/>
       <w:r>
         <w:t>Vault maintenance</w:t>
       </w:r>
@@ -7968,7 +7968,7 @@
       <w:pPr>
         <w:pStyle w:val="Heading1"/>
       </w:pPr>
-      <w:bookmarkStart w:id="40" w:name="_Toc243614006"/>
+      <w:bookmarkStart w:id="40" w:name="_Toc243643193"/>
       <w:r>
         <w:lastRenderedPageBreak/>
         <w:t>Importing existing CAD</w:t>
@@ -8064,7 +8064,7 @@
       <w:pPr>
         <w:pStyle w:val="Heading1"/>
       </w:pPr>
-      <w:bookmarkStart w:id="41" w:name="_Toc243614007"/>
+      <w:bookmarkStart w:id="41" w:name="_Toc243643194"/>
       <w:r>
         <w:lastRenderedPageBreak/>
         <w:t>Working with SolidWorks</w:t>
@@ -8145,7 +8145,7 @@
       <w:pPr>
         <w:pStyle w:val="Heading1"/>
       </w:pPr>
-      <w:bookmarkStart w:id="42" w:name="_Toc243614008"/>
+      <w:bookmarkStart w:id="42" w:name="_Toc243643195"/>
       <w:r>
         <w:lastRenderedPageBreak/>
         <w:t>Settings and troubleshooting</w:t>
@@ -8156,7 +8156,7 @@
       <w:pPr>
         <w:pStyle w:val="Heading2"/>
       </w:pPr>
-      <w:bookmarkStart w:id="43" w:name="_Toc243614009"/>
+      <w:bookmarkStart w:id="43" w:name="_Toc243643196"/>
       <w:r>
         <w:t>Your settings</w:t>
       </w:r>
@@ -8482,7 +8482,7 @@
       <w:pPr>
         <w:pStyle w:val="Heading2"/>
       </w:pPr>
-      <w:bookmarkStart w:id="44" w:name="_Toc243614010"/>
+      <w:bookmarkStart w:id="44" w:name="_Toc243643197"/>
       <w:r>
         <w:t>Problems</w:t>
       </w:r>
@@ -8550,7 +8550,7 @@
       <w:pPr>
         <w:pStyle w:val="Heading2"/>
       </w:pPr>
-      <w:bookmarkStart w:id="45" w:name="_Toc243614011"/>
+      <w:bookmarkStart w:id="45" w:name="_Toc243643198"/>
       <w:r>
         <w:t>The command line</w:t>
       </w:r>
@@ -8590,7 +8590,7 @@
       <w:pPr>
         <w:pStyle w:val="Heading1"/>
       </w:pPr>
-      <w:bookmarkStart w:id="46" w:name="_Toc243614012"/>
+      <w:bookmarkStart w:id="46" w:name="_Toc243643199"/>
       <w:r>
         <w:lastRenderedPageBreak/>
         <w:t>Quick reference</w:t>
@@ -9216,70 +9216,70 @@
       </w:rPr>
     </w:lvl>
   </w:abstractNum>
-  <w:num w:numId="1" w16cid:durableId="1815557799">
+  <w:num w:numId="1" w16cid:durableId="479034542">
     <w:abstractNumId w:val="8"/>
   </w:num>
-  <w:num w:numId="2" w16cid:durableId="1544556743">
+  <w:num w:numId="2" w16cid:durableId="2020738595">
     <w:abstractNumId w:val="6"/>
   </w:num>
-  <w:num w:numId="3" w16cid:durableId="1594360582">
+  <w:num w:numId="3" w16cid:durableId="610430742">
     <w:abstractNumId w:val="5"/>
   </w:num>
-  <w:num w:numId="4" w16cid:durableId="506216146">
+  <w:num w:numId="4" w16cid:durableId="2086879443">
     <w:abstractNumId w:val="4"/>
   </w:num>
-  <w:num w:numId="5" w16cid:durableId="51079562">
+  <w:num w:numId="5" w16cid:durableId="735208508">
     <w:abstractNumId w:val="7"/>
   </w:num>
-  <w:num w:numId="6" w16cid:durableId="1252084673">
+  <w:num w:numId="6" w16cid:durableId="2088068269">
     <w:abstractNumId w:val="3"/>
   </w:num>
-  <w:num w:numId="7" w16cid:durableId="1444610985">
+  <w:num w:numId="7" w16cid:durableId="436340498">
     <w:abstractNumId w:val="2"/>
   </w:num>
-  <w:num w:numId="8" w16cid:durableId="1440370242">
+  <w:num w:numId="8" w16cid:durableId="107311846">
     <w:abstractNumId w:val="1"/>
   </w:num>
-  <w:num w:numId="9" w16cid:durableId="1489129220">
+  <w:num w:numId="9" w16cid:durableId="252974979">
     <w:abstractNumId w:val="0"/>
   </w:num>
-  <w:num w:numId="10" w16cid:durableId="2090617020">
+  <w:num w:numId="10" w16cid:durableId="2081369673">
     <w:abstractNumId w:val="7"/>
     <w:lvlOverride w:ilvl="0">
       <w:startOverride w:val="1"/>
     </w:lvlOverride>
   </w:num>
-  <w:num w:numId="11" w16cid:durableId="1587568177">
+  <w:num w:numId="11" w16cid:durableId="785857104">
     <w:abstractNumId w:val="7"/>
     <w:lvlOverride w:ilvl="0">
       <w:startOverride w:val="1"/>
     </w:lvlOverride>
   </w:num>
-  <w:num w:numId="12" w16cid:durableId="1970165971">
+  <w:num w:numId="12" w16cid:durableId="1298876271">
     <w:abstractNumId w:val="7"/>
     <w:lvlOverride w:ilvl="0">
       <w:startOverride w:val="1"/>
     </w:lvlOverride>
   </w:num>
-  <w:num w:numId="13" w16cid:durableId="2112117395">
+  <w:num w:numId="13" w16cid:durableId="1244485214">
     <w:abstractNumId w:val="7"/>
     <w:lvlOverride w:ilvl="0">
       <w:startOverride w:val="1"/>
     </w:lvlOverride>
   </w:num>
-  <w:num w:numId="14" w16cid:durableId="688875843">
+  <w:num w:numId="14" w16cid:durableId="853302617">
     <w:abstractNumId w:val="7"/>
     <w:lvlOverride w:ilvl="0">
       <w:startOverride w:val="1"/>
     </w:lvlOverride>
   </w:num>
-  <w:num w:numId="15" w16cid:durableId="575438725">
+  <w:num w:numId="15" w16cid:durableId="1416394170">
     <w:abstractNumId w:val="7"/>
     <w:lvlOverride w:ilvl="0">
       <w:startOverride w:val="1"/>
     </w:lvlOverride>
   </w:num>
-  <w:num w:numId="16" w16cid:durableId="1800143315">
+  <w:num w:numId="16" w16cid:durableId="2015455994">
     <w:abstractNumId w:val="7"/>
     <w:lvlOverride w:ilvl="0">
       <w:startOverride w:val="1"/>
@@ -20649,7 +20649,7 @@
     <w:autoRedefine/>
     <w:uiPriority w:val="39"/>
     <w:unhideWhenUsed/>
-    <w:rsid w:val="005D0D9C"/>
+    <w:rsid w:val="00AF57BE"/>
     <w:pPr>
       <w:spacing w:after="100"/>
     </w:pPr>
@@ -20661,7 +20661,7 @@
     <w:autoRedefine/>
     <w:uiPriority w:val="39"/>
     <w:unhideWhenUsed/>
-    <w:rsid w:val="005D0D9C"/>
+    <w:rsid w:val="00AF57BE"/>
     <w:pPr>
       <w:spacing w:after="100"/>
       <w:ind w:left="210"/>
@@ -20672,7 +20672,7 @@
     <w:basedOn w:val="DefaultParagraphFont"/>
     <w:uiPriority w:val="99"/>
     <w:unhideWhenUsed/>
-    <w:rsid w:val="005D0D9C"/>
+    <w:rsid w:val="00AF57BE"/>
     <w:rPr>
       <w:color w:val="0000FF" w:themeColor="hyperlink"/>
       <w:u w:val="single"/>

--- a/docs/Litterbox_User_Guide.docx
+++ b/docs/Litterbox_User_Guide.docx
@@ -46,7 +46,7 @@
         <w:rPr>
           <w:color w:val="666666"/>
         </w:rPr>
-        <w:t>For Litterbox 0.5.6  ·  October 2026</w:t>
+        <w:t>For Litterbox 0.5.7  ·  October 2026</w:t>
       </w:r>
     </w:p>
     <w:p>
@@ -87,7 +87,7 @@
       <w:r>
         <w:fldChar w:fldCharType="separate"/>
       </w:r>
-      <w:hyperlink w:anchor="_Toc243643153" w:history="1">
+      <w:hyperlink w:anchor="_Toc243647327" w:history="1">
         <w:r>
           <w:rPr>
             <w:rStyle w:val="Hyperlink"/>
@@ -114,7 +114,7 @@
             <w:noProof/>
             <w:webHidden/>
           </w:rPr>
-          <w:instrText xml:space="preserve"> PAGEREF _Toc243643153 \h </w:instrText>
+          <w:instrText xml:space="preserve"> PAGEREF _Toc243647327 \h </w:instrText>
         </w:r>
         <w:r>
           <w:rPr>
@@ -155,7 +155,7 @@
           <w:noProof/>
         </w:rPr>
       </w:pPr>
-      <w:hyperlink w:anchor="_Toc243643154" w:history="1">
+      <w:hyperlink w:anchor="_Toc243647328" w:history="1">
         <w:r>
           <w:rPr>
             <w:rStyle w:val="Hyperlink"/>
@@ -182,7 +182,7 @@
             <w:noProof/>
             <w:webHidden/>
           </w:rPr>
-          <w:instrText xml:space="preserve"> PAGEREF _Toc243643154 \h </w:instrText>
+          <w:instrText xml:space="preserve"> PAGEREF _Toc243647328 \h </w:instrText>
         </w:r>
         <w:r>
           <w:rPr>
@@ -223,7 +223,7 @@
           <w:noProof/>
         </w:rPr>
       </w:pPr>
-      <w:hyperlink w:anchor="_Toc243643155" w:history="1">
+      <w:hyperlink w:anchor="_Toc243647329" w:history="1">
         <w:r>
           <w:rPr>
             <w:rStyle w:val="Hyperlink"/>
@@ -250,7 +250,7 @@
             <w:noProof/>
             <w:webHidden/>
           </w:rPr>
-          <w:instrText xml:space="preserve"> PAGEREF _Toc243643155 \h </w:instrText>
+          <w:instrText xml:space="preserve"> PAGEREF _Toc243647329 \h </w:instrText>
         </w:r>
         <w:r>
           <w:rPr>
@@ -291,7 +291,7 @@
           <w:noProof/>
         </w:rPr>
       </w:pPr>
-      <w:hyperlink w:anchor="_Toc243643156" w:history="1">
+      <w:hyperlink w:anchor="_Toc243647330" w:history="1">
         <w:r>
           <w:rPr>
             <w:rStyle w:val="Hyperlink"/>
@@ -318,7 +318,7 @@
             <w:noProof/>
             <w:webHidden/>
           </w:rPr>
-          <w:instrText xml:space="preserve"> PAGEREF _Toc243643156 \h </w:instrText>
+          <w:instrText xml:space="preserve"> PAGEREF _Toc243647330 \h </w:instrText>
         </w:r>
         <w:r>
           <w:rPr>
@@ -359,7 +359,7 @@
           <w:noProof/>
         </w:rPr>
       </w:pPr>
-      <w:hyperlink w:anchor="_Toc243643157" w:history="1">
+      <w:hyperlink w:anchor="_Toc243647331" w:history="1">
         <w:r>
           <w:rPr>
             <w:rStyle w:val="Hyperlink"/>
@@ -386,7 +386,7 @@
             <w:noProof/>
             <w:webHidden/>
           </w:rPr>
-          <w:instrText xml:space="preserve"> PAGEREF _Toc243643157 \h </w:instrText>
+          <w:instrText xml:space="preserve"> PAGEREF _Toc243647331 \h </w:instrText>
         </w:r>
         <w:r>
           <w:rPr>
@@ -427,7 +427,7 @@
           <w:noProof/>
         </w:rPr>
       </w:pPr>
-      <w:hyperlink w:anchor="_Toc243643158" w:history="1">
+      <w:hyperlink w:anchor="_Toc243647332" w:history="1">
         <w:r>
           <w:rPr>
             <w:rStyle w:val="Hyperlink"/>
@@ -454,7 +454,7 @@
             <w:noProof/>
             <w:webHidden/>
           </w:rPr>
-          <w:instrText xml:space="preserve"> PAGEREF _Toc243643158 \h </w:instrText>
+          <w:instrText xml:space="preserve"> PAGEREF _Toc243647332 \h </w:instrText>
         </w:r>
         <w:r>
           <w:rPr>
@@ -495,13 +495,13 @@
           <w:noProof/>
         </w:rPr>
       </w:pPr>
-      <w:hyperlink w:anchor="_Toc243643159" w:history="1">
+      <w:hyperlink w:anchor="_Toc243647333" w:history="1">
         <w:r>
           <w:rPr>
             <w:rStyle w:val="Hyperlink"/>
             <w:noProof/>
           </w:rPr>
-          <w:t>Setting up a new team</w:t>
+          <w:t>Decisions to make first</w:t>
         </w:r>
         <w:r>
           <w:rPr>
@@ -522,7 +522,7 @@
             <w:noProof/>
             <w:webHidden/>
           </w:rPr>
-          <w:instrText xml:space="preserve"> PAGEREF _Toc243643159 \h </w:instrText>
+          <w:instrText xml:space="preserve"> PAGEREF _Toc243647333 \h </w:instrText>
         </w:r>
         <w:r>
           <w:rPr>
@@ -563,13 +563,13 @@
           <w:noProof/>
         </w:rPr>
       </w:pPr>
-      <w:hyperlink w:anchor="_Toc243643160" w:history="1">
+      <w:hyperlink w:anchor="_Toc243647334" w:history="1">
         <w:r>
           <w:rPr>
             <w:rStyle w:val="Hyperlink"/>
             <w:noProof/>
           </w:rPr>
-          <w:t>The main window</w:t>
+          <w:t>Setting up a new team</w:t>
         </w:r>
         <w:r>
           <w:rPr>
@@ -590,7 +590,7 @@
             <w:noProof/>
             <w:webHidden/>
           </w:rPr>
-          <w:instrText xml:space="preserve"> PAGEREF _Toc243643160 \h </w:instrText>
+          <w:instrText xml:space="preserve"> PAGEREF _Toc243647334 \h </w:instrText>
         </w:r>
         <w:r>
           <w:rPr>
@@ -631,12 +631,80 @@
           <w:noProof/>
         </w:rPr>
       </w:pPr>
-      <w:hyperlink w:anchor="_Toc243643161" w:history="1">
+      <w:hyperlink w:anchor="_Toc243647335" w:history="1">
         <w:r>
           <w:rPr>
             <w:rStyle w:val="Hyperlink"/>
             <w:noProof/>
           </w:rPr>
+          <w:t>The main window</w:t>
+        </w:r>
+        <w:r>
+          <w:rPr>
+            <w:noProof/>
+            <w:webHidden/>
+          </w:rPr>
+          <w:tab/>
+        </w:r>
+        <w:r>
+          <w:rPr>
+            <w:noProof/>
+            <w:webHidden/>
+          </w:rPr>
+          <w:fldChar w:fldCharType="begin"/>
+        </w:r>
+        <w:r>
+          <w:rPr>
+            <w:noProof/>
+            <w:webHidden/>
+          </w:rPr>
+          <w:instrText xml:space="preserve"> PAGEREF _Toc243647335 \h </w:instrText>
+        </w:r>
+        <w:r>
+          <w:rPr>
+            <w:noProof/>
+            <w:webHidden/>
+          </w:rPr>
+        </w:r>
+        <w:r>
+          <w:rPr>
+            <w:noProof/>
+            <w:webHidden/>
+          </w:rPr>
+          <w:fldChar w:fldCharType="separate"/>
+        </w:r>
+        <w:r>
+          <w:rPr>
+            <w:noProof/>
+            <w:webHidden/>
+          </w:rPr>
+          <w:t>7</w:t>
+        </w:r>
+        <w:r>
+          <w:rPr>
+            <w:noProof/>
+            <w:webHidden/>
+          </w:rPr>
+          <w:fldChar w:fldCharType="end"/>
+        </w:r>
+      </w:hyperlink>
+    </w:p>
+    <w:p>
+      <w:pPr>
+        <w:pStyle w:val="TOC2"/>
+        <w:tabs>
+          <w:tab w:val="right" w:leader="dot" w:pos="9350"/>
+        </w:tabs>
+        <w:rPr>
+          <w:noProof/>
+        </w:rPr>
+      </w:pPr>
+      <w:hyperlink w:anchor="_Toc243647336" w:history="1">
+        <w:r>
+          <w:rPr>
+            <w:rStyle w:val="Hyperlink"/>
+            <w:noProof/>
+          </w:rPr>
           <w:t>Your first part</w:t>
         </w:r>
         <w:r>
@@ -658,7 +726,7 @@
             <w:noProof/>
             <w:webHidden/>
           </w:rPr>
-          <w:instrText xml:space="preserve"> PAGEREF _Toc243643161 \h </w:instrText>
+          <w:instrText xml:space="preserve"> PAGEREF _Toc243647336 \h </w:instrText>
         </w:r>
         <w:r>
           <w:rPr>
@@ -699,7 +767,7 @@
           <w:noProof/>
         </w:rPr>
       </w:pPr>
-      <w:hyperlink w:anchor="_Toc243643162" w:history="1">
+      <w:hyperlink w:anchor="_Toc243647337" w:history="1">
         <w:r>
           <w:rPr>
             <w:rStyle w:val="Hyperlink"/>
@@ -726,7 +794,7 @@
             <w:noProof/>
             <w:webHidden/>
           </w:rPr>
-          <w:instrText xml:space="preserve"> PAGEREF _Toc243643162 \h </w:instrText>
+          <w:instrText xml:space="preserve"> PAGEREF _Toc243647337 \h </w:instrText>
         </w:r>
         <w:r>
           <w:rPr>
@@ -746,7 +814,7 @@
             <w:noProof/>
             <w:webHidden/>
           </w:rPr>
-          <w:t>8</w:t>
+          <w:t>9</w:t>
         </w:r>
         <w:r>
           <w:rPr>
@@ -767,7 +835,7 @@
           <w:noProof/>
         </w:rPr>
       </w:pPr>
-      <w:hyperlink w:anchor="_Toc243643163" w:history="1">
+      <w:hyperlink w:anchor="_Toc243647338" w:history="1">
         <w:r>
           <w:rPr>
             <w:rStyle w:val="Hyperlink"/>
@@ -794,7 +862,7 @@
             <w:noProof/>
             <w:webHidden/>
           </w:rPr>
-          <w:instrText xml:space="preserve"> PAGEREF _Toc243643163 \h </w:instrText>
+          <w:instrText xml:space="preserve"> PAGEREF _Toc243647338 \h </w:instrText>
         </w:r>
         <w:r>
           <w:rPr>
@@ -814,7 +882,7 @@
             <w:noProof/>
             <w:webHidden/>
           </w:rPr>
-          <w:t>8</w:t>
+          <w:t>9</w:t>
         </w:r>
         <w:r>
           <w:rPr>
@@ -835,7 +903,7 @@
           <w:noProof/>
         </w:rPr>
       </w:pPr>
-      <w:hyperlink w:anchor="_Toc243643164" w:history="1">
+      <w:hyperlink w:anchor="_Toc243647339" w:history="1">
         <w:r>
           <w:rPr>
             <w:rStyle w:val="Hyperlink"/>
@@ -862,7 +930,7 @@
             <w:noProof/>
             <w:webHidden/>
           </w:rPr>
-          <w:instrText xml:space="preserve"> PAGEREF _Toc243643164 \h </w:instrText>
+          <w:instrText xml:space="preserve"> PAGEREF _Toc243647339 \h </w:instrText>
         </w:r>
         <w:r>
           <w:rPr>
@@ -882,7 +950,7 @@
             <w:noProof/>
             <w:webHidden/>
           </w:rPr>
-          <w:t>8</w:t>
+          <w:t>9</w:t>
         </w:r>
         <w:r>
           <w:rPr>
@@ -903,7 +971,7 @@
           <w:noProof/>
         </w:rPr>
       </w:pPr>
-      <w:hyperlink w:anchor="_Toc243643165" w:history="1">
+      <w:hyperlink w:anchor="_Toc243647340" w:history="1">
         <w:r>
           <w:rPr>
             <w:rStyle w:val="Hyperlink"/>
@@ -930,7 +998,7 @@
             <w:noProof/>
             <w:webHidden/>
           </w:rPr>
-          <w:instrText xml:space="preserve"> PAGEREF _Toc243643165 \h </w:instrText>
+          <w:instrText xml:space="preserve"> PAGEREF _Toc243647340 \h </w:instrText>
         </w:r>
         <w:r>
           <w:rPr>
@@ -950,7 +1018,7 @@
             <w:noProof/>
             <w:webHidden/>
           </w:rPr>
-          <w:t>8</w:t>
+          <w:t>9</w:t>
         </w:r>
         <w:r>
           <w:rPr>
@@ -971,7 +1039,7 @@
           <w:noProof/>
         </w:rPr>
       </w:pPr>
-      <w:hyperlink w:anchor="_Toc243643166" w:history="1">
+      <w:hyperlink w:anchor="_Toc243647341" w:history="1">
         <w:r>
           <w:rPr>
             <w:rStyle w:val="Hyperlink"/>
@@ -998,7 +1066,7 @@
             <w:noProof/>
             <w:webHidden/>
           </w:rPr>
-          <w:instrText xml:space="preserve"> PAGEREF _Toc243643166 \h </w:instrText>
+          <w:instrText xml:space="preserve"> PAGEREF _Toc243647341 \h </w:instrText>
         </w:r>
         <w:r>
           <w:rPr>
@@ -1018,7 +1086,7 @@
             <w:noProof/>
             <w:webHidden/>
           </w:rPr>
-          <w:t>9</w:t>
+          <w:t>10</w:t>
         </w:r>
         <w:r>
           <w:rPr>
@@ -1039,7 +1107,7 @@
           <w:noProof/>
         </w:rPr>
       </w:pPr>
-      <w:hyperlink w:anchor="_Toc243643167" w:history="1">
+      <w:hyperlink w:anchor="_Toc243647342" w:history="1">
         <w:r>
           <w:rPr>
             <w:rStyle w:val="Hyperlink"/>
@@ -1066,7 +1134,7 @@
             <w:noProof/>
             <w:webHidden/>
           </w:rPr>
-          <w:instrText xml:space="preserve"> PAGEREF _Toc243643167 \h </w:instrText>
+          <w:instrText xml:space="preserve"> PAGEREF _Toc243647342 \h </w:instrText>
         </w:r>
         <w:r>
           <w:rPr>
@@ -1086,7 +1154,7 @@
             <w:noProof/>
             <w:webHidden/>
           </w:rPr>
-          <w:t>9</w:t>
+          <w:t>10</w:t>
         </w:r>
         <w:r>
           <w:rPr>
@@ -1107,7 +1175,7 @@
           <w:noProof/>
         </w:rPr>
       </w:pPr>
-      <w:hyperlink w:anchor="_Toc243643168" w:history="1">
+      <w:hyperlink w:anchor="_Toc243647343" w:history="1">
         <w:r>
           <w:rPr>
             <w:rStyle w:val="Hyperlink"/>
@@ -1134,7 +1202,7 @@
             <w:noProof/>
             <w:webHidden/>
           </w:rPr>
-          <w:instrText xml:space="preserve"> PAGEREF _Toc243643168 \h </w:instrText>
+          <w:instrText xml:space="preserve"> PAGEREF _Toc243647343 \h </w:instrText>
         </w:r>
         <w:r>
           <w:rPr>
@@ -1154,7 +1222,7 @@
             <w:noProof/>
             <w:webHidden/>
           </w:rPr>
-          <w:t>9</w:t>
+          <w:t>10</w:t>
         </w:r>
         <w:r>
           <w:rPr>
@@ -1175,7 +1243,7 @@
           <w:noProof/>
         </w:rPr>
       </w:pPr>
-      <w:hyperlink w:anchor="_Toc243643169" w:history="1">
+      <w:hyperlink w:anchor="_Toc243647344" w:history="1">
         <w:r>
           <w:rPr>
             <w:rStyle w:val="Hyperlink"/>
@@ -1202,7 +1270,7 @@
             <w:noProof/>
             <w:webHidden/>
           </w:rPr>
-          <w:instrText xml:space="preserve"> PAGEREF _Toc243643169 \h </w:instrText>
+          <w:instrText xml:space="preserve"> PAGEREF _Toc243647344 \h </w:instrText>
         </w:r>
         <w:r>
           <w:rPr>
@@ -1222,7 +1290,7 @@
             <w:noProof/>
             <w:webHidden/>
           </w:rPr>
-          <w:t>9</w:t>
+          <w:t>10</w:t>
         </w:r>
         <w:r>
           <w:rPr>
@@ -1243,7 +1311,7 @@
           <w:noProof/>
         </w:rPr>
       </w:pPr>
-      <w:hyperlink w:anchor="_Toc243643170" w:history="1">
+      <w:hyperlink w:anchor="_Toc243647345" w:history="1">
         <w:r>
           <w:rPr>
             <w:rStyle w:val="Hyperlink"/>
@@ -1270,7 +1338,7 @@
             <w:noProof/>
             <w:webHidden/>
           </w:rPr>
-          <w:instrText xml:space="preserve"> PAGEREF _Toc243643170 \h </w:instrText>
+          <w:instrText xml:space="preserve"> PAGEREF _Toc243647345 \h </w:instrText>
         </w:r>
         <w:r>
           <w:rPr>
@@ -1290,7 +1358,7 @@
             <w:noProof/>
             <w:webHidden/>
           </w:rPr>
-          <w:t>11</w:t>
+          <w:t>12</w:t>
         </w:r>
         <w:r>
           <w:rPr>
@@ -1311,7 +1379,7 @@
           <w:noProof/>
         </w:rPr>
       </w:pPr>
-      <w:hyperlink w:anchor="_Toc243643171" w:history="1">
+      <w:hyperlink w:anchor="_Toc243647346" w:history="1">
         <w:r>
           <w:rPr>
             <w:rStyle w:val="Hyperlink"/>
@@ -1338,7 +1406,7 @@
             <w:noProof/>
             <w:webHidden/>
           </w:rPr>
-          <w:instrText xml:space="preserve"> PAGEREF _Toc243643171 \h </w:instrText>
+          <w:instrText xml:space="preserve"> PAGEREF _Toc243647346 \h </w:instrText>
         </w:r>
         <w:r>
           <w:rPr>
@@ -1358,7 +1426,7 @@
             <w:noProof/>
             <w:webHidden/>
           </w:rPr>
-          <w:t>11</w:t>
+          <w:t>12</w:t>
         </w:r>
         <w:r>
           <w:rPr>
@@ -1379,7 +1447,7 @@
           <w:noProof/>
         </w:rPr>
       </w:pPr>
-      <w:hyperlink w:anchor="_Toc243643172" w:history="1">
+      <w:hyperlink w:anchor="_Toc243647347" w:history="1">
         <w:r>
           <w:rPr>
             <w:rStyle w:val="Hyperlink"/>
@@ -1406,7 +1474,7 @@
             <w:noProof/>
             <w:webHidden/>
           </w:rPr>
-          <w:instrText xml:space="preserve"> PAGEREF _Toc243643172 \h </w:instrText>
+          <w:instrText xml:space="preserve"> PAGEREF _Toc243647347 \h </w:instrText>
         </w:r>
         <w:r>
           <w:rPr>
@@ -1426,7 +1494,7 @@
             <w:noProof/>
             <w:webHidden/>
           </w:rPr>
-          <w:t>12</w:t>
+          <w:t>13</w:t>
         </w:r>
         <w:r>
           <w:rPr>
@@ -1447,7 +1515,7 @@
           <w:noProof/>
         </w:rPr>
       </w:pPr>
-      <w:hyperlink w:anchor="_Toc243643173" w:history="1">
+      <w:hyperlink w:anchor="_Toc243647348" w:history="1">
         <w:r>
           <w:rPr>
             <w:rStyle w:val="Hyperlink"/>
@@ -1474,7 +1542,7 @@
             <w:noProof/>
             <w:webHidden/>
           </w:rPr>
-          <w:instrText xml:space="preserve"> PAGEREF _Toc243643173 \h </w:instrText>
+          <w:instrText xml:space="preserve"> PAGEREF _Toc243647348 \h </w:instrText>
         </w:r>
         <w:r>
           <w:rPr>
@@ -1494,7 +1562,7 @@
             <w:noProof/>
             <w:webHidden/>
           </w:rPr>
-          <w:t>12</w:t>
+          <w:t>13</w:t>
         </w:r>
         <w:r>
           <w:rPr>
@@ -1515,7 +1583,7 @@
           <w:noProof/>
         </w:rPr>
       </w:pPr>
-      <w:hyperlink w:anchor="_Toc243643174" w:history="1">
+      <w:hyperlink w:anchor="_Toc243647349" w:history="1">
         <w:r>
           <w:rPr>
             <w:rStyle w:val="Hyperlink"/>
@@ -1542,7 +1610,7 @@
             <w:noProof/>
             <w:webHidden/>
           </w:rPr>
-          <w:instrText xml:space="preserve"> PAGEREF _Toc243643174 \h </w:instrText>
+          <w:instrText xml:space="preserve"> PAGEREF _Toc243647349 \h </w:instrText>
         </w:r>
         <w:r>
           <w:rPr>
@@ -1562,7 +1630,7 @@
             <w:noProof/>
             <w:webHidden/>
           </w:rPr>
-          <w:t>12</w:t>
+          <w:t>13</w:t>
         </w:r>
         <w:r>
           <w:rPr>
@@ -1583,7 +1651,7 @@
           <w:noProof/>
         </w:rPr>
       </w:pPr>
-      <w:hyperlink w:anchor="_Toc243643175" w:history="1">
+      <w:hyperlink w:anchor="_Toc243647350" w:history="1">
         <w:r>
           <w:rPr>
             <w:rStyle w:val="Hyperlink"/>
@@ -1610,7 +1678,7 @@
             <w:noProof/>
             <w:webHidden/>
           </w:rPr>
-          <w:instrText xml:space="preserve"> PAGEREF _Toc243643175 \h </w:instrText>
+          <w:instrText xml:space="preserve"> PAGEREF _Toc243647350 \h </w:instrText>
         </w:r>
         <w:r>
           <w:rPr>
@@ -1630,7 +1698,7 @@
             <w:noProof/>
             <w:webHidden/>
           </w:rPr>
-          <w:t>12</w:t>
+          <w:t>13</w:t>
         </w:r>
         <w:r>
           <w:rPr>
@@ -1651,7 +1719,7 @@
           <w:noProof/>
         </w:rPr>
       </w:pPr>
-      <w:hyperlink w:anchor="_Toc243643176" w:history="1">
+      <w:hyperlink w:anchor="_Toc243647351" w:history="1">
         <w:r>
           <w:rPr>
             <w:rStyle w:val="Hyperlink"/>
@@ -1678,7 +1746,7 @@
             <w:noProof/>
             <w:webHidden/>
           </w:rPr>
-          <w:instrText xml:space="preserve"> PAGEREF _Toc243643176 \h </w:instrText>
+          <w:instrText xml:space="preserve"> PAGEREF _Toc243647351 \h </w:instrText>
         </w:r>
         <w:r>
           <w:rPr>
@@ -1698,7 +1766,7 @@
             <w:noProof/>
             <w:webHidden/>
           </w:rPr>
-          <w:t>13</w:t>
+          <w:t>14</w:t>
         </w:r>
         <w:r>
           <w:rPr>
@@ -1719,7 +1787,7 @@
           <w:noProof/>
         </w:rPr>
       </w:pPr>
-      <w:hyperlink w:anchor="_Toc243643177" w:history="1">
+      <w:hyperlink w:anchor="_Toc243647352" w:history="1">
         <w:r>
           <w:rPr>
             <w:rStyle w:val="Hyperlink"/>
@@ -1746,7 +1814,7 @@
             <w:noProof/>
             <w:webHidden/>
           </w:rPr>
-          <w:instrText xml:space="preserve"> PAGEREF _Toc243643177 \h </w:instrText>
+          <w:instrText xml:space="preserve"> PAGEREF _Toc243647352 \h </w:instrText>
         </w:r>
         <w:r>
           <w:rPr>
@@ -1766,7 +1834,7 @@
             <w:noProof/>
             <w:webHidden/>
           </w:rPr>
-          <w:t>13</w:t>
+          <w:t>14</w:t>
         </w:r>
         <w:r>
           <w:rPr>
@@ -1787,7 +1855,7 @@
           <w:noProof/>
         </w:rPr>
       </w:pPr>
-      <w:hyperlink w:anchor="_Toc243643178" w:history="1">
+      <w:hyperlink w:anchor="_Toc243647353" w:history="1">
         <w:r>
           <w:rPr>
             <w:rStyle w:val="Hyperlink"/>
@@ -1814,7 +1882,7 @@
             <w:noProof/>
             <w:webHidden/>
           </w:rPr>
-          <w:instrText xml:space="preserve"> PAGEREF _Toc243643178 \h </w:instrText>
+          <w:instrText xml:space="preserve"> PAGEREF _Toc243647353 \h </w:instrText>
         </w:r>
         <w:r>
           <w:rPr>
@@ -1834,7 +1902,7 @@
             <w:noProof/>
             <w:webHidden/>
           </w:rPr>
-          <w:t>13</w:t>
+          <w:t>14</w:t>
         </w:r>
         <w:r>
           <w:rPr>
@@ -1855,7 +1923,7 @@
           <w:noProof/>
         </w:rPr>
       </w:pPr>
-      <w:hyperlink w:anchor="_Toc243643179" w:history="1">
+      <w:hyperlink w:anchor="_Toc243647354" w:history="1">
         <w:r>
           <w:rPr>
             <w:rStyle w:val="Hyperlink"/>
@@ -1882,7 +1950,7 @@
             <w:noProof/>
             <w:webHidden/>
           </w:rPr>
-          <w:instrText xml:space="preserve"> PAGEREF _Toc243643179 \h </w:instrText>
+          <w:instrText xml:space="preserve"> PAGEREF _Toc243647354 \h </w:instrText>
         </w:r>
         <w:r>
           <w:rPr>
@@ -1902,7 +1970,7 @@
             <w:noProof/>
             <w:webHidden/>
           </w:rPr>
-          <w:t>14</w:t>
+          <w:t>15</w:t>
         </w:r>
         <w:r>
           <w:rPr>
@@ -1923,7 +1991,7 @@
           <w:noProof/>
         </w:rPr>
       </w:pPr>
-      <w:hyperlink w:anchor="_Toc243643180" w:history="1">
+      <w:hyperlink w:anchor="_Toc243647355" w:history="1">
         <w:r>
           <w:rPr>
             <w:rStyle w:val="Hyperlink"/>
@@ -1950,7 +2018,7 @@
             <w:noProof/>
             <w:webHidden/>
           </w:rPr>
-          <w:instrText xml:space="preserve"> PAGEREF _Toc243643180 \h </w:instrText>
+          <w:instrText xml:space="preserve"> PAGEREF _Toc243647355 \h </w:instrText>
         </w:r>
         <w:r>
           <w:rPr>
@@ -1970,7 +2038,7 @@
             <w:noProof/>
             <w:webHidden/>
           </w:rPr>
-          <w:t>14</w:t>
+          <w:t>15</w:t>
         </w:r>
         <w:r>
           <w:rPr>
@@ -1991,7 +2059,7 @@
           <w:noProof/>
         </w:rPr>
       </w:pPr>
-      <w:hyperlink w:anchor="_Toc243643181" w:history="1">
+      <w:hyperlink w:anchor="_Toc243647356" w:history="1">
         <w:r>
           <w:rPr>
             <w:rStyle w:val="Hyperlink"/>
@@ -2018,7 +2086,7 @@
             <w:noProof/>
             <w:webHidden/>
           </w:rPr>
-          <w:instrText xml:space="preserve"> PAGEREF _Toc243643181 \h </w:instrText>
+          <w:instrText xml:space="preserve"> PAGEREF _Toc243647356 \h </w:instrText>
         </w:r>
         <w:r>
           <w:rPr>
@@ -2038,7 +2106,7 @@
             <w:noProof/>
             <w:webHidden/>
           </w:rPr>
-          <w:t>14</w:t>
+          <w:t>15</w:t>
         </w:r>
         <w:r>
           <w:rPr>
@@ -2059,7 +2127,7 @@
           <w:noProof/>
         </w:rPr>
       </w:pPr>
-      <w:hyperlink w:anchor="_Toc243643182" w:history="1">
+      <w:hyperlink w:anchor="_Toc243647357" w:history="1">
         <w:r>
           <w:rPr>
             <w:rStyle w:val="Hyperlink"/>
@@ -2086,7 +2154,7 @@
             <w:noProof/>
             <w:webHidden/>
           </w:rPr>
-          <w:instrText xml:space="preserve"> PAGEREF _Toc243643182 \h </w:instrText>
+          <w:instrText xml:space="preserve"> PAGEREF _Toc243647357 \h </w:instrText>
         </w:r>
         <w:r>
           <w:rPr>
@@ -2106,7 +2174,7 @@
             <w:noProof/>
             <w:webHidden/>
           </w:rPr>
-          <w:t>15</w:t>
+          <w:t>16</w:t>
         </w:r>
         <w:r>
           <w:rPr>
@@ -2127,7 +2195,7 @@
           <w:noProof/>
         </w:rPr>
       </w:pPr>
-      <w:hyperlink w:anchor="_Toc243643183" w:history="1">
+      <w:hyperlink w:anchor="_Toc243647358" w:history="1">
         <w:r>
           <w:rPr>
             <w:rStyle w:val="Hyperlink"/>
@@ -2154,7 +2222,7 @@
             <w:noProof/>
             <w:webHidden/>
           </w:rPr>
-          <w:instrText xml:space="preserve"> PAGEREF _Toc243643183 \h </w:instrText>
+          <w:instrText xml:space="preserve"> PAGEREF _Toc243647358 \h </w:instrText>
         </w:r>
         <w:r>
           <w:rPr>
@@ -2174,7 +2242,7 @@
             <w:noProof/>
             <w:webHidden/>
           </w:rPr>
-          <w:t>16</w:t>
+          <w:t>17</w:t>
         </w:r>
         <w:r>
           <w:rPr>
@@ -2195,7 +2263,7 @@
           <w:noProof/>
         </w:rPr>
       </w:pPr>
-      <w:hyperlink w:anchor="_Toc243643184" w:history="1">
+      <w:hyperlink w:anchor="_Toc243647359" w:history="1">
         <w:r>
           <w:rPr>
             <w:rStyle w:val="Hyperlink"/>
@@ -2222,7 +2290,7 @@
             <w:noProof/>
             <w:webHidden/>
           </w:rPr>
-          <w:instrText xml:space="preserve"> PAGEREF _Toc243643184 \h </w:instrText>
+          <w:instrText xml:space="preserve"> PAGEREF _Toc243647359 \h </w:instrText>
         </w:r>
         <w:r>
           <w:rPr>
@@ -2242,7 +2310,7 @@
             <w:noProof/>
             <w:webHidden/>
           </w:rPr>
-          <w:t>16</w:t>
+          <w:t>17</w:t>
         </w:r>
         <w:r>
           <w:rPr>
@@ -2263,7 +2331,7 @@
           <w:noProof/>
         </w:rPr>
       </w:pPr>
-      <w:hyperlink w:anchor="_Toc243643185" w:history="1">
+      <w:hyperlink w:anchor="_Toc243647360" w:history="1">
         <w:r>
           <w:rPr>
             <w:rStyle w:val="Hyperlink"/>
@@ -2290,7 +2358,7 @@
             <w:noProof/>
             <w:webHidden/>
           </w:rPr>
-          <w:instrText xml:space="preserve"> PAGEREF _Toc243643185 \h </w:instrText>
+          <w:instrText xml:space="preserve"> PAGEREF _Toc243647360 \h </w:instrText>
         </w:r>
         <w:r>
           <w:rPr>
@@ -2310,7 +2378,7 @@
             <w:noProof/>
             <w:webHidden/>
           </w:rPr>
-          <w:t>16</w:t>
+          <w:t>17</w:t>
         </w:r>
         <w:r>
           <w:rPr>
@@ -2331,7 +2399,7 @@
           <w:noProof/>
         </w:rPr>
       </w:pPr>
-      <w:hyperlink w:anchor="_Toc243643186" w:history="1">
+      <w:hyperlink w:anchor="_Toc243647361" w:history="1">
         <w:r>
           <w:rPr>
             <w:rStyle w:val="Hyperlink"/>
@@ -2358,7 +2426,7 @@
             <w:noProof/>
             <w:webHidden/>
           </w:rPr>
-          <w:instrText xml:space="preserve"> PAGEREF _Toc243643186 \h </w:instrText>
+          <w:instrText xml:space="preserve"> PAGEREF _Toc243647361 \h </w:instrText>
         </w:r>
         <w:r>
           <w:rPr>
@@ -2378,7 +2446,7 @@
             <w:noProof/>
             <w:webHidden/>
           </w:rPr>
-          <w:t>16</w:t>
+          <w:t>17</w:t>
         </w:r>
         <w:r>
           <w:rPr>
@@ -2399,7 +2467,7 @@
           <w:noProof/>
         </w:rPr>
       </w:pPr>
-      <w:hyperlink w:anchor="_Toc243643187" w:history="1">
+      <w:hyperlink w:anchor="_Toc243647362" w:history="1">
         <w:r>
           <w:rPr>
             <w:rStyle w:val="Hyperlink"/>
@@ -2426,7 +2494,7 @@
             <w:noProof/>
             <w:webHidden/>
           </w:rPr>
-          <w:instrText xml:space="preserve"> PAGEREF _Toc243643187 \h </w:instrText>
+          <w:instrText xml:space="preserve"> PAGEREF _Toc243647362 \h </w:instrText>
         </w:r>
         <w:r>
           <w:rPr>
@@ -2446,7 +2514,7 @@
             <w:noProof/>
             <w:webHidden/>
           </w:rPr>
-          <w:t>17</w:t>
+          <w:t>18</w:t>
         </w:r>
         <w:r>
           <w:rPr>
@@ -2467,7 +2535,7 @@
           <w:noProof/>
         </w:rPr>
       </w:pPr>
-      <w:hyperlink w:anchor="_Toc243643188" w:history="1">
+      <w:hyperlink w:anchor="_Toc243647363" w:history="1">
         <w:r>
           <w:rPr>
             <w:rStyle w:val="Hyperlink"/>
@@ -2494,7 +2562,7 @@
             <w:noProof/>
             <w:webHidden/>
           </w:rPr>
-          <w:instrText xml:space="preserve"> PAGEREF _Toc243643188 \h </w:instrText>
+          <w:instrText xml:space="preserve"> PAGEREF _Toc243647363 \h </w:instrText>
         </w:r>
         <w:r>
           <w:rPr>
@@ -2514,7 +2582,7 @@
             <w:noProof/>
             <w:webHidden/>
           </w:rPr>
-          <w:t>17</w:t>
+          <w:t>18</w:t>
         </w:r>
         <w:r>
           <w:rPr>
@@ -2535,7 +2603,7 @@
           <w:noProof/>
         </w:rPr>
       </w:pPr>
-      <w:hyperlink w:anchor="_Toc243643189" w:history="1">
+      <w:hyperlink w:anchor="_Toc243647364" w:history="1">
         <w:r>
           <w:rPr>
             <w:rStyle w:val="Hyperlink"/>
@@ -2562,7 +2630,7 @@
             <w:noProof/>
             <w:webHidden/>
           </w:rPr>
-          <w:instrText xml:space="preserve"> PAGEREF _Toc243643189 \h </w:instrText>
+          <w:instrText xml:space="preserve"> PAGEREF _Toc243647364 \h </w:instrText>
         </w:r>
         <w:r>
           <w:rPr>
@@ -2582,7 +2650,7 @@
             <w:noProof/>
             <w:webHidden/>
           </w:rPr>
-          <w:t>18</w:t>
+          <w:t>19</w:t>
         </w:r>
         <w:r>
           <w:rPr>
@@ -2603,7 +2671,7 @@
           <w:noProof/>
         </w:rPr>
       </w:pPr>
-      <w:hyperlink w:anchor="_Toc243643190" w:history="1">
+      <w:hyperlink w:anchor="_Toc243647365" w:history="1">
         <w:r>
           <w:rPr>
             <w:rStyle w:val="Hyperlink"/>
@@ -2630,7 +2698,7 @@
             <w:noProof/>
             <w:webHidden/>
           </w:rPr>
-          <w:instrText xml:space="preserve"> PAGEREF _Toc243643190 \h </w:instrText>
+          <w:instrText xml:space="preserve"> PAGEREF _Toc243647365 \h </w:instrText>
         </w:r>
         <w:r>
           <w:rPr>
@@ -2650,7 +2718,7 @@
             <w:noProof/>
             <w:webHidden/>
           </w:rPr>
-          <w:t>18</w:t>
+          <w:t>19</w:t>
         </w:r>
         <w:r>
           <w:rPr>
@@ -2671,7 +2739,7 @@
           <w:noProof/>
         </w:rPr>
       </w:pPr>
-      <w:hyperlink w:anchor="_Toc243643191" w:history="1">
+      <w:hyperlink w:anchor="_Toc243647366" w:history="1">
         <w:r>
           <w:rPr>
             <w:rStyle w:val="Hyperlink"/>
@@ -2698,7 +2766,7 @@
             <w:noProof/>
             <w:webHidden/>
           </w:rPr>
-          <w:instrText xml:space="preserve"> PAGEREF _Toc243643191 \h </w:instrText>
+          <w:instrText xml:space="preserve"> PAGEREF _Toc243647366 \h </w:instrText>
         </w:r>
         <w:r>
           <w:rPr>
@@ -2718,7 +2786,7 @@
             <w:noProof/>
             <w:webHidden/>
           </w:rPr>
-          <w:t>18</w:t>
+          <w:t>19</w:t>
         </w:r>
         <w:r>
           <w:rPr>
@@ -2739,7 +2807,7 @@
           <w:noProof/>
         </w:rPr>
       </w:pPr>
-      <w:hyperlink w:anchor="_Toc243643192" w:history="1">
+      <w:hyperlink w:anchor="_Toc243647367" w:history="1">
         <w:r>
           <w:rPr>
             <w:rStyle w:val="Hyperlink"/>
@@ -2766,7 +2834,7 @@
             <w:noProof/>
             <w:webHidden/>
           </w:rPr>
-          <w:instrText xml:space="preserve"> PAGEREF _Toc243643192 \h </w:instrText>
+          <w:instrText xml:space="preserve"> PAGEREF _Toc243647367 \h </w:instrText>
         </w:r>
         <w:r>
           <w:rPr>
@@ -2786,7 +2854,7 @@
             <w:noProof/>
             <w:webHidden/>
           </w:rPr>
-          <w:t>18</w:t>
+          <w:t>19</w:t>
         </w:r>
         <w:r>
           <w:rPr>
@@ -2807,7 +2875,7 @@
           <w:noProof/>
         </w:rPr>
       </w:pPr>
-      <w:hyperlink w:anchor="_Toc243643193" w:history="1">
+      <w:hyperlink w:anchor="_Toc243647368" w:history="1">
         <w:r>
           <w:rPr>
             <w:rStyle w:val="Hyperlink"/>
@@ -2834,7 +2902,7 @@
             <w:noProof/>
             <w:webHidden/>
           </w:rPr>
-          <w:instrText xml:space="preserve"> PAGEREF _Toc243643193 \h </w:instrText>
+          <w:instrText xml:space="preserve"> PAGEREF _Toc243647368 \h </w:instrText>
         </w:r>
         <w:r>
           <w:rPr>
@@ -2854,7 +2922,7 @@
             <w:noProof/>
             <w:webHidden/>
           </w:rPr>
-          <w:t>20</w:t>
+          <w:t>21</w:t>
         </w:r>
         <w:r>
           <w:rPr>
@@ -2875,7 +2943,7 @@
           <w:noProof/>
         </w:rPr>
       </w:pPr>
-      <w:hyperlink w:anchor="_Toc243643194" w:history="1">
+      <w:hyperlink w:anchor="_Toc243647369" w:history="1">
         <w:r>
           <w:rPr>
             <w:rStyle w:val="Hyperlink"/>
@@ -2902,7 +2970,7 @@
             <w:noProof/>
             <w:webHidden/>
           </w:rPr>
-          <w:instrText xml:space="preserve"> PAGEREF _Toc243643194 \h </w:instrText>
+          <w:instrText xml:space="preserve"> PAGEREF _Toc243647369 \h </w:instrText>
         </w:r>
         <w:r>
           <w:rPr>
@@ -2922,7 +2990,7 @@
             <w:noProof/>
             <w:webHidden/>
           </w:rPr>
-          <w:t>21</w:t>
+          <w:t>22</w:t>
         </w:r>
         <w:r>
           <w:rPr>
@@ -2943,7 +3011,7 @@
           <w:noProof/>
         </w:rPr>
       </w:pPr>
-      <w:hyperlink w:anchor="_Toc243643195" w:history="1">
+      <w:hyperlink w:anchor="_Toc243647370" w:history="1">
         <w:r>
           <w:rPr>
             <w:rStyle w:val="Hyperlink"/>
@@ -2970,7 +3038,7 @@
             <w:noProof/>
             <w:webHidden/>
           </w:rPr>
-          <w:instrText xml:space="preserve"> PAGEREF _Toc243643195 \h </w:instrText>
+          <w:instrText xml:space="preserve"> PAGEREF _Toc243647370 \h </w:instrText>
         </w:r>
         <w:r>
           <w:rPr>
@@ -2990,7 +3058,7 @@
             <w:noProof/>
             <w:webHidden/>
           </w:rPr>
-          <w:t>22</w:t>
+          <w:t>23</w:t>
         </w:r>
         <w:r>
           <w:rPr>
@@ -3011,7 +3079,7 @@
           <w:noProof/>
         </w:rPr>
       </w:pPr>
-      <w:hyperlink w:anchor="_Toc243643196" w:history="1">
+      <w:hyperlink w:anchor="_Toc243647371" w:history="1">
         <w:r>
           <w:rPr>
             <w:rStyle w:val="Hyperlink"/>
@@ -3038,7 +3106,7 @@
             <w:noProof/>
             <w:webHidden/>
           </w:rPr>
-          <w:instrText xml:space="preserve"> PAGEREF _Toc243643196 \h </w:instrText>
+          <w:instrText xml:space="preserve"> PAGEREF _Toc243647371 \h </w:instrText>
         </w:r>
         <w:r>
           <w:rPr>
@@ -3058,7 +3126,7 @@
             <w:noProof/>
             <w:webHidden/>
           </w:rPr>
-          <w:t>22</w:t>
+          <w:t>23</w:t>
         </w:r>
         <w:r>
           <w:rPr>
@@ -3079,7 +3147,7 @@
           <w:noProof/>
         </w:rPr>
       </w:pPr>
-      <w:hyperlink w:anchor="_Toc243643197" w:history="1">
+      <w:hyperlink w:anchor="_Toc243647372" w:history="1">
         <w:r>
           <w:rPr>
             <w:rStyle w:val="Hyperlink"/>
@@ -3106,7 +3174,7 @@
             <w:noProof/>
             <w:webHidden/>
           </w:rPr>
-          <w:instrText xml:space="preserve"> PAGEREF _Toc243643197 \h </w:instrText>
+          <w:instrText xml:space="preserve"> PAGEREF _Toc243647372 \h </w:instrText>
         </w:r>
         <w:r>
           <w:rPr>
@@ -3126,7 +3194,7 @@
             <w:noProof/>
             <w:webHidden/>
           </w:rPr>
-          <w:t>22</w:t>
+          <w:t>23</w:t>
         </w:r>
         <w:r>
           <w:rPr>
@@ -3147,7 +3215,7 @@
           <w:noProof/>
         </w:rPr>
       </w:pPr>
-      <w:hyperlink w:anchor="_Toc243643198" w:history="1">
+      <w:hyperlink w:anchor="_Toc243647373" w:history="1">
         <w:r>
           <w:rPr>
             <w:rStyle w:val="Hyperlink"/>
@@ -3174,7 +3242,7 @@
             <w:noProof/>
             <w:webHidden/>
           </w:rPr>
-          <w:instrText xml:space="preserve"> PAGEREF _Toc243643198 \h </w:instrText>
+          <w:instrText xml:space="preserve"> PAGEREF _Toc243647373 \h </w:instrText>
         </w:r>
         <w:r>
           <w:rPr>
@@ -3194,7 +3262,7 @@
             <w:noProof/>
             <w:webHidden/>
           </w:rPr>
-          <w:t>22</w:t>
+          <w:t>23</w:t>
         </w:r>
         <w:r>
           <w:rPr>
@@ -3215,7 +3283,7 @@
           <w:noProof/>
         </w:rPr>
       </w:pPr>
-      <w:hyperlink w:anchor="_Toc243643199" w:history="1">
+      <w:hyperlink w:anchor="_Toc243647374" w:history="1">
         <w:r>
           <w:rPr>
             <w:rStyle w:val="Hyperlink"/>
@@ -3242,7 +3310,7 @@
             <w:noProof/>
             <w:webHidden/>
           </w:rPr>
-          <w:instrText xml:space="preserve"> PAGEREF _Toc243643199 \h </w:instrText>
+          <w:instrText xml:space="preserve"> PAGEREF _Toc243647374 \h </w:instrText>
         </w:r>
         <w:r>
           <w:rPr>
@@ -3262,7 +3330,7 @@
             <w:noProof/>
             <w:webHidden/>
           </w:rPr>
-          <w:t>23</w:t>
+          <w:t>24</w:t>
         </w:r>
         <w:r>
           <w:rPr>
@@ -3287,7 +3355,7 @@
       <w:pPr>
         <w:pStyle w:val="Heading1"/>
       </w:pPr>
-      <w:bookmarkStart w:id="0" w:name="_Toc243643153"/>
+      <w:bookmarkStart w:id="0" w:name="_Toc243647327"/>
       <w:r>
         <w:lastRenderedPageBreak/>
         <w:t>What Litterbox is</w:t>
@@ -3383,7 +3451,7 @@
       <w:pPr>
         <w:pStyle w:val="Heading2"/>
       </w:pPr>
-      <w:bookmarkStart w:id="1" w:name="_Toc243643154"/>
+      <w:bookmarkStart w:id="1" w:name="_Toc243647328"/>
       <w:r>
         <w:t>Terms</w:t>
       </w:r>
@@ -3811,7 +3879,7 @@
       <w:pPr>
         <w:pStyle w:val="Heading1"/>
       </w:pPr>
-      <w:bookmarkStart w:id="2" w:name="_Toc243643155"/>
+      <w:bookmarkStart w:id="2" w:name="_Toc243647329"/>
       <w:r>
         <w:lastRenderedPageBreak/>
         <w:t>Getting started</w:t>
@@ -3820,14 +3888,14 @@
     </w:p>
     <w:p>
       <w:r>
-        <w:t>If someone has already set up your team, read What you need, Installing Litterbox, and Joining your team's vault, then go to The main window. If you are setting up a team, read the whole chapter.</w:t>
+        <w:t>If someone has already set up your team, read What you need, Installing Litterbox, Joining your team's vault, and Decisions to make first, then go to The main window. If you are setting up a team, read the whole chapter.</w:t>
       </w:r>
     </w:p>
     <w:p>
       <w:pPr>
         <w:pStyle w:val="Heading2"/>
       </w:pPr>
-      <w:bookmarkStart w:id="3" w:name="_Toc243643156"/>
+      <w:bookmarkStart w:id="3" w:name="_Toc243647330"/>
       <w:r>
         <w:t>What you need</w:t>
       </w:r>
@@ -3912,7 +3980,7 @@
       <w:pPr>
         <w:pStyle w:val="Heading2"/>
       </w:pPr>
-      <w:bookmarkStart w:id="4" w:name="_Toc243643157"/>
+      <w:bookmarkStart w:id="4" w:name="_Toc243647331"/>
       <w:r>
         <w:t>Installing Litterbox</w:t>
       </w:r>
@@ -3991,7 +4059,7 @@
       <w:pPr>
         <w:pStyle w:val="Heading2"/>
       </w:pPr>
-      <w:bookmarkStart w:id="5" w:name="_Toc243643158"/>
+      <w:bookmarkStart w:id="5" w:name="_Toc243647332"/>
       <w:r>
         <w:t>Joining your team's vault</w:t>
       </w:r>
@@ -4097,12 +4165,284 @@
       <w:pPr>
         <w:pStyle w:val="Heading2"/>
       </w:pPr>
-      <w:bookmarkStart w:id="6" w:name="_Toc243643159"/>
+      <w:bookmarkStart w:id="6" w:name="_Toc243647333"/>
       <w:r>
         <w:lastRenderedPageBreak/>
+        <w:t>Decisions to make first</w:t>
+      </w:r>
+      <w:bookmarkEnd w:id="6"/>
+    </w:p>
+    <w:p>
+      <w:r>
+        <w:t>Some choices are built into a team's CAD files and history as soon as parts are released, and a later update of Litterbox can't undo them. Decide these before the first part:</w:t>
+      </w:r>
+    </w:p>
+    <w:tbl>
+      <w:tblPr>
+        <w:tblStyle w:val="TableGrid"/>
+        <w:tblW w:w="0" w:type="auto"/>
+        <w:jc w:val="center"/>
+        <w:tblLayout w:type="fixed"/>
+        <w:tblLook w:val="04A0" w:firstRow="1" w:lastRow="0" w:firstColumn="1" w:lastColumn="0" w:noHBand="0" w:noVBand="1"/>
+      </w:tblPr>
+      <w:tblGrid>
+        <w:gridCol w:w="2448"/>
+        <w:gridCol w:w="6912"/>
+      </w:tblGrid>
+      <w:tr>
+        <w:trPr>
+          <w:cantSplit/>
+          <w:tblHeader/>
+          <w:jc w:val="center"/>
+        </w:trPr>
+        <w:tc>
+          <w:tcPr>
+            <w:tcW w:w="2448" w:type="dxa"/>
+            <w:shd w:val="clear" w:color="auto" w:fill="1F5F8B"/>
+          </w:tcPr>
+          <w:p>
+            <w:pPr>
+              <w:spacing w:after="40"/>
+            </w:pPr>
+            <w:r>
+              <w:rPr>
+                <w:b/>
+                <w:color w:val="FFFFFF"/>
+                <w:sz w:val="20"/>
+              </w:rPr>
+              <w:t>Decision</w:t>
+            </w:r>
+          </w:p>
+        </w:tc>
+        <w:tc>
+          <w:tcPr>
+            <w:tcW w:w="6912" w:type="dxa"/>
+            <w:shd w:val="clear" w:color="auto" w:fill="1F5F8B"/>
+          </w:tcPr>
+          <w:p>
+            <w:pPr>
+              <w:spacing w:after="40"/>
+            </w:pPr>
+            <w:r>
+              <w:rPr>
+                <w:b/>
+                <w:color w:val="FFFFFF"/>
+                <w:sz w:val="20"/>
+              </w:rPr>
+              <w:t>Recommendation</w:t>
+            </w:r>
+          </w:p>
+        </w:tc>
+      </w:tr>
+      <w:tr>
+        <w:trPr>
+          <w:cantSplit/>
+          <w:jc w:val="center"/>
+        </w:trPr>
+        <w:tc>
+          <w:tcPr>
+            <w:tcW w:w="2448" w:type="dxa"/>
+          </w:tcPr>
+          <w:p>
+            <w:pPr>
+              <w:spacing w:after="40"/>
+            </w:pPr>
+            <w:r>
+              <w:rPr>
+                <w:sz w:val="20"/>
+              </w:rPr>
+              <w:t>Toolbox fasteners</w:t>
+            </w:r>
+          </w:p>
+        </w:tc>
+        <w:tc>
+          <w:tcPr>
+            <w:tcW w:w="6912" w:type="dxa"/>
+          </w:tcPr>
+          <w:p>
+            <w:pPr>
+              <w:spacing w:after="40"/>
+            </w:pPr>
+            <w:r>
+              <w:rPr>
+                <w:sz w:val="20"/>
+              </w:rPr>
+              <w:t>Don't use SolidWorks Toolbox. Model each fastener as a part of its own, so it has a part number, revisions, and purchasing info like any other part. Toolbox files are kept outside the vault, and a released assembly keeps pointing at wherever they were. If you must use Toolbox, keep the Toolbox folder as a controlled document (in a .zip), and make sure every member installs that copy in the same folder.</w:t>
+            </w:r>
+          </w:p>
+        </w:tc>
+      </w:tr>
+      <w:tr>
+        <w:trPr>
+          <w:cantSplit/>
+          <w:jc w:val="center"/>
+        </w:trPr>
+        <w:tc>
+          <w:tcPr>
+            <w:tcW w:w="2448" w:type="dxa"/>
+            <w:shd w:val="clear" w:color="auto" w:fill="EEF3F7"/>
+          </w:tcPr>
+          <w:p>
+            <w:pPr>
+              <w:spacing w:after="40"/>
+            </w:pPr>
+            <w:r>
+              <w:rPr>
+                <w:sz w:val="20"/>
+              </w:rPr>
+              <w:t>Configurations and design tables</w:t>
+            </w:r>
+          </w:p>
+        </w:tc>
+        <w:tc>
+          <w:tcPr>
+            <w:tcW w:w="6912" w:type="dxa"/>
+            <w:shd w:val="clear" w:color="auto" w:fill="EEF3F7"/>
+          </w:tcPr>
+          <w:p>
+            <w:pPr>
+              <w:spacing w:after="40"/>
+            </w:pPr>
+            <w:r>
+              <w:rPr>
+                <w:sz w:val="20"/>
+              </w:rPr>
+              <w:t>Don't keep several configurations in one file: model each one as a separate part. Litterbox gives each file one part number, one material, and one BOM line, and a file can't be split into several part numbers later. If linked tables (Excel design tables or equation files) define a part's geometry, keep them as controlled documents, so a change to them is released like any other. Revising such a document gives its file a new name (_B), so point the parts at the new file when they are next revised.</w:t>
+            </w:r>
+          </w:p>
+        </w:tc>
+      </w:tr>
+      <w:tr>
+        <w:trPr>
+          <w:cantSplit/>
+          <w:jc w:val="center"/>
+        </w:trPr>
+        <w:tc>
+          <w:tcPr>
+            <w:tcW w:w="2448" w:type="dxa"/>
+          </w:tcPr>
+          <w:p>
+            <w:pPr>
+              <w:spacing w:after="40"/>
+            </w:pPr>
+            <w:r>
+              <w:rPr>
+                <w:sz w:val="20"/>
+              </w:rPr>
+              <w:t>Part number digits</w:t>
+            </w:r>
+          </w:p>
+        </w:tc>
+        <w:tc>
+          <w:tcPr>
+            <w:tcW w:w="6912" w:type="dxa"/>
+          </w:tcPr>
+          <w:p>
+            <w:pPr>
+              <w:spacing w:after="40"/>
+            </w:pPr>
+            <w:r>
+              <w:rPr>
+                <w:sz w:val="20"/>
+              </w:rPr>
+              <w:t>Use at least 6 digits in the base number, and more for a larger team. The digits can't be changed after the vault is set up.</w:t>
+            </w:r>
+          </w:p>
+        </w:tc>
+      </w:tr>
+      <w:tr>
+        <w:trPr>
+          <w:cantSplit/>
+          <w:jc w:val="center"/>
+        </w:trPr>
+        <w:tc>
+          <w:tcPr>
+            <w:tcW w:w="2448" w:type="dxa"/>
+            <w:shd w:val="clear" w:color="auto" w:fill="EEF3F7"/>
+          </w:tcPr>
+          <w:p>
+            <w:pPr>
+              <w:spacing w:after="40"/>
+            </w:pPr>
+            <w:r>
+              <w:rPr>
+                <w:sz w:val="20"/>
+              </w:rPr>
+              <w:t>One vault</w:t>
+            </w:r>
+          </w:p>
+        </w:tc>
+        <w:tc>
+          <w:tcPr>
+            <w:tcW w:w="6912" w:type="dxa"/>
+            <w:shd w:val="clear" w:color="auto" w:fill="EEF3F7"/>
+          </w:tcPr>
+          <w:p>
+            <w:pPr>
+              <w:spacing w:after="40"/>
+            </w:pPr>
+            <w:r>
+              <w:rPr>
+                <w:sz w:val="20"/>
+              </w:rPr>
+              <w:t>Keep one vault for the whole team and all its projects. An assembly can only use parts in its own vault, and parts can't move between vaults. Use projects to separate work inside it (see Projects for what Restrict and Hide do and don't protect).</w:t>
+            </w:r>
+          </w:p>
+        </w:tc>
+      </w:tr>
+      <w:tr>
+        <w:trPr>
+          <w:cantSplit/>
+          <w:jc w:val="center"/>
+        </w:trPr>
+        <w:tc>
+          <w:tcPr>
+            <w:tcW w:w="2448" w:type="dxa"/>
+          </w:tcPr>
+          <w:p>
+            <w:pPr>
+              <w:spacing w:after="40"/>
+            </w:pPr>
+            <w:r>
+              <w:rPr>
+                <w:sz w:val="20"/>
+              </w:rPr>
+              <w:t>Git host</w:t>
+            </w:r>
+          </w:p>
+        </w:tc>
+        <w:tc>
+          <w:tcPr>
+            <w:tcW w:w="6912" w:type="dxa"/>
+          </w:tcPr>
+          <w:p>
+            <w:pPr>
+              <w:spacing w:after="40"/>
+            </w:pPr>
+            <w:r>
+              <w:rPr>
+                <w:sz w:val="20"/>
+              </w:rPr>
+              <w:t>For a team of more than three or four members, consider GitLab Premium. Free plans limit the number of members or the Git LFS storage. Moving to another host later is possible but takes planning (every part must be checked in first), and files can't be removed from the vault's history, so its storage only grows.</w:t>
+            </w:r>
+          </w:p>
+        </w:tc>
+      </w:tr>
+    </w:tbl>
+    <w:p>
+      <w:pPr>
+        <w:spacing w:after="40"/>
+      </w:pPr>
+    </w:p>
+    <w:p>
+      <w:pPr>
+        <w:pStyle w:val="Heading2"/>
+      </w:pPr>
+      <w:bookmarkStart w:id="7" w:name="_Toc243647334"/>
+      <w:r>
         <w:t>Setting up a new team</w:t>
       </w:r>
-      <w:bookmarkEnd w:id="6"/>
+      <w:bookmarkEnd w:id="7"/>
     </w:p>
     <w:p>
       <w:r>
@@ -4115,7 +4455,7 @@
         <w:t>Owner</w:t>
       </w:r>
       <w:r>
-        <w:t>. The org code and the part number format can't be changed afterwards, so decide them first.</w:t>
+        <w:t>. The org code and the part number format can't be changed afterwards, so decide them first (see Decisions to make first).</w:t>
       </w:r>
     </w:p>
     <w:p>
@@ -4256,6 +4596,7 @@
         <w:rPr>
           <w:b/>
         </w:rPr>
+        <w:lastRenderedPageBreak/>
         <w:t>Roles...</w:t>
       </w:r>
       <w:r>
@@ -4358,11 +4699,11 @@
       <w:pPr>
         <w:pStyle w:val="Heading2"/>
       </w:pPr>
-      <w:bookmarkStart w:id="7" w:name="_Toc243643160"/>
+      <w:bookmarkStart w:id="8" w:name="_Toc243647335"/>
       <w:r>
         <w:t>The main window</w:t>
       </w:r>
-      <w:bookmarkEnd w:id="7"/>
+      <w:bookmarkEnd w:id="8"/>
     </w:p>
     <w:tbl>
       <w:tblPr>
@@ -4704,7 +5045,6 @@
         <w:rPr>
           <w:b/>
         </w:rPr>
-        <w:lastRenderedPageBreak/>
         <w:t>Ticking</w:t>
       </w:r>
       <w:r>
@@ -4729,11 +5069,11 @@
       <w:pPr>
         <w:pStyle w:val="Heading2"/>
       </w:pPr>
-      <w:bookmarkStart w:id="8" w:name="_Toc243643161"/>
+      <w:bookmarkStart w:id="9" w:name="_Toc243647336"/>
       <w:r>
         <w:t>Your first part</w:t>
       </w:r>
-      <w:bookmarkEnd w:id="8"/>
+      <w:bookmarkEnd w:id="9"/>
     </w:p>
     <w:p>
       <w:pPr>
@@ -4812,6 +5152,7 @@
     </w:p>
     <w:p>
       <w:r>
+        <w:lastRenderedPageBreak/>
         <w:t>Other people see the part after their next Get Latest.</w:t>
       </w:r>
     </w:p>
@@ -4824,22 +5165,22 @@
       <w:pPr>
         <w:pStyle w:val="Heading1"/>
       </w:pPr>
-      <w:bookmarkStart w:id="9" w:name="_Toc243643162"/>
+      <w:bookmarkStart w:id="10" w:name="_Toc243647337"/>
       <w:r>
         <w:lastRenderedPageBreak/>
         <w:t>Everyday work</w:t>
       </w:r>
-      <w:bookmarkEnd w:id="9"/>
+      <w:bookmarkEnd w:id="10"/>
     </w:p>
     <w:p>
       <w:pPr>
         <w:pStyle w:val="Heading2"/>
       </w:pPr>
-      <w:bookmarkStart w:id="10" w:name="_Toc243643163"/>
+      <w:bookmarkStart w:id="11" w:name="_Toc243647338"/>
       <w:r>
         <w:t>Part numbers and file names</w:t>
       </w:r>
-      <w:bookmarkEnd w:id="10"/>
+      <w:bookmarkEnd w:id="11"/>
     </w:p>
     <w:p>
       <w:r>
@@ -4864,11 +5205,11 @@
       <w:pPr>
         <w:pStyle w:val="Heading2"/>
       </w:pPr>
-      <w:bookmarkStart w:id="11" w:name="_Toc243643164"/>
+      <w:bookmarkStart w:id="12" w:name="_Toc243647339"/>
       <w:r>
         <w:t>Projects</w:t>
       </w:r>
-      <w:bookmarkEnd w:id="11"/>
+      <w:bookmarkEnd w:id="12"/>
     </w:p>
     <w:p>
       <w:r>
@@ -5102,11 +5443,11 @@
       <w:pPr>
         <w:pStyle w:val="Heading2"/>
       </w:pPr>
-      <w:bookmarkStart w:id="12" w:name="_Toc243643165"/>
+      <w:bookmarkStart w:id="13" w:name="_Toc243647340"/>
       <w:r>
         <w:t>Finding parts</w:t>
       </w:r>
-      <w:bookmarkEnd w:id="12"/>
+      <w:bookmarkEnd w:id="13"/>
     </w:p>
     <w:p>
       <w:pPr>
@@ -5157,11 +5498,11 @@
       <w:pPr>
         <w:pStyle w:val="Heading2"/>
       </w:pPr>
-      <w:bookmarkStart w:id="13" w:name="_Toc243643166"/>
+      <w:bookmarkStart w:id="14" w:name="_Toc243647341"/>
       <w:r>
         <w:t>Checking out and checking in</w:t>
       </w:r>
-      <w:bookmarkEnd w:id="13"/>
+      <w:bookmarkEnd w:id="14"/>
     </w:p>
     <w:p>
       <w:r>
@@ -5273,11 +5614,11 @@
       <w:pPr>
         <w:pStyle w:val="Heading2"/>
       </w:pPr>
-      <w:bookmarkStart w:id="14" w:name="_Toc243643167"/>
+      <w:bookmarkStart w:id="15" w:name="_Toc243647342"/>
       <w:r>
         <w:t>Getting other people's changes</w:t>
       </w:r>
-      <w:bookmarkEnd w:id="14"/>
+      <w:bookmarkEnd w:id="15"/>
     </w:p>
     <w:p>
       <w:r>
@@ -5303,11 +5644,11 @@
       <w:pPr>
         <w:pStyle w:val="Heading2"/>
       </w:pPr>
-      <w:bookmarkStart w:id="15" w:name="_Toc243643168"/>
+      <w:bookmarkStart w:id="16" w:name="_Toc243647343"/>
       <w:r>
         <w:t>Opening files</w:t>
       </w:r>
-      <w:bookmarkEnd w:id="15"/>
+      <w:bookmarkEnd w:id="16"/>
     </w:p>
     <w:p>
       <w:r>
@@ -5362,11 +5703,11 @@
       <w:pPr>
         <w:pStyle w:val="Heading2"/>
       </w:pPr>
-      <w:bookmarkStart w:id="16" w:name="_Toc243643169"/>
+      <w:bookmarkStart w:id="17" w:name="_Toc243647344"/>
       <w:r>
         <w:t>The details pane</w:t>
       </w:r>
-      <w:bookmarkEnd w:id="16"/>
+      <w:bookmarkEnd w:id="17"/>
     </w:p>
     <w:tbl>
       <w:tblPr>
@@ -5635,12 +5976,12 @@
       <w:pPr>
         <w:pStyle w:val="Heading1"/>
       </w:pPr>
-      <w:bookmarkStart w:id="17" w:name="_Toc243643170"/>
+      <w:bookmarkStart w:id="18" w:name="_Toc243647345"/>
       <w:r>
         <w:lastRenderedPageBreak/>
         <w:t>Revisions and the lifecycle</w:t>
       </w:r>
-      <w:bookmarkEnd w:id="17"/>
+      <w:bookmarkEnd w:id="18"/>
     </w:p>
     <w:p>
       <w:r>
@@ -6005,11 +6346,11 @@
       <w:pPr>
         <w:pStyle w:val="Heading2"/>
       </w:pPr>
-      <w:bookmarkStart w:id="18" w:name="_Toc243643171"/>
+      <w:bookmarkStart w:id="19" w:name="_Toc243647346"/>
       <w:r>
         <w:t>Form, Fit, Function, and Dispo</w:t>
       </w:r>
-      <w:bookmarkEnd w:id="18"/>
+      <w:bookmarkEnd w:id="19"/>
     </w:p>
     <w:p>
       <w:r>
@@ -6099,22 +6440,22 @@
       <w:pPr>
         <w:pStyle w:val="Heading1"/>
       </w:pPr>
-      <w:bookmarkStart w:id="19" w:name="_Toc243643172"/>
+      <w:bookmarkStart w:id="20" w:name="_Toc243647347"/>
       <w:r>
         <w:lastRenderedPageBreak/>
         <w:t>Assemblies, references, and BOMs</w:t>
       </w:r>
-      <w:bookmarkEnd w:id="19"/>
+      <w:bookmarkEnd w:id="20"/>
     </w:p>
     <w:p>
       <w:pPr>
         <w:pStyle w:val="Heading2"/>
       </w:pPr>
-      <w:bookmarkStart w:id="20" w:name="_Toc243643173"/>
+      <w:bookmarkStart w:id="21" w:name="_Toc243647348"/>
       <w:r>
         <w:t>Uses and where used</w:t>
       </w:r>
-      <w:bookmarkEnd w:id="20"/>
+      <w:bookmarkEnd w:id="21"/>
     </w:p>
     <w:p>
       <w:r>
@@ -6163,11 +6504,11 @@
       <w:pPr>
         <w:pStyle w:val="Heading2"/>
       </w:pPr>
-      <w:bookmarkStart w:id="21" w:name="_Toc243643174"/>
+      <w:bookmarkStart w:id="22" w:name="_Toc243647349"/>
       <w:r>
         <w:t>The BOM tab</w:t>
       </w:r>
-      <w:bookmarkEnd w:id="21"/>
+      <w:bookmarkEnd w:id="22"/>
     </w:p>
     <w:p>
       <w:r>
@@ -6262,11 +6603,11 @@
       <w:pPr>
         <w:pStyle w:val="Heading2"/>
       </w:pPr>
-      <w:bookmarkStart w:id="22" w:name="_Toc243643175"/>
+      <w:bookmarkStart w:id="23" w:name="_Toc243647350"/>
       <w:r>
         <w:t>Non-CAD parts and kits</w:t>
       </w:r>
-      <w:bookmarkEnd w:id="22"/>
+      <w:bookmarkEnd w:id="23"/>
     </w:p>
     <w:p>
       <w:r>
@@ -6332,22 +6673,22 @@
       <w:pPr>
         <w:pStyle w:val="Heading1"/>
       </w:pPr>
-      <w:bookmarkStart w:id="23" w:name="_Toc243643176"/>
+      <w:bookmarkStart w:id="24" w:name="_Toc243647351"/>
       <w:r>
         <w:lastRenderedPageBreak/>
         <w:t>Purchasing, costs, and materials</w:t>
       </w:r>
-      <w:bookmarkEnd w:id="23"/>
+      <w:bookmarkEnd w:id="24"/>
     </w:p>
     <w:p>
       <w:pPr>
         <w:pStyle w:val="Heading2"/>
       </w:pPr>
-      <w:bookmarkStart w:id="24" w:name="_Toc243643177"/>
+      <w:bookmarkStart w:id="25" w:name="_Toc243647352"/>
       <w:r>
         <w:t>Purchasing info</w:t>
       </w:r>
-      <w:bookmarkEnd w:id="24"/>
+      <w:bookmarkEnd w:id="25"/>
     </w:p>
     <w:p>
       <w:r>
@@ -6381,11 +6722,11 @@
       <w:pPr>
         <w:pStyle w:val="Heading2"/>
       </w:pPr>
-      <w:bookmarkStart w:id="25" w:name="_Toc243643178"/>
+      <w:bookmarkStart w:id="26" w:name="_Toc243647353"/>
       <w:r>
         <w:t>Materials</w:t>
       </w:r>
-      <w:bookmarkEnd w:id="25"/>
+      <w:bookmarkEnd w:id="26"/>
     </w:p>
     <w:p>
       <w:r>
@@ -6419,22 +6760,22 @@
       <w:pPr>
         <w:pStyle w:val="Heading1"/>
       </w:pPr>
-      <w:bookmarkStart w:id="26" w:name="_Toc243643179"/>
+      <w:bookmarkStart w:id="27" w:name="_Toc243647354"/>
       <w:r>
         <w:lastRenderedPageBreak/>
         <w:t>Release outputs and exports</w:t>
       </w:r>
-      <w:bookmarkEnd w:id="26"/>
+      <w:bookmarkEnd w:id="27"/>
     </w:p>
     <w:p>
       <w:pPr>
         <w:pStyle w:val="Heading2"/>
       </w:pPr>
-      <w:bookmarkStart w:id="27" w:name="_Toc243643180"/>
+      <w:bookmarkStart w:id="28" w:name="_Toc243647355"/>
       <w:r>
         <w:t>STEP and PDF files</w:t>
       </w:r>
-      <w:bookmarkEnd w:id="27"/>
+      <w:bookmarkEnd w:id="28"/>
     </w:p>
     <w:p>
       <w:pPr>
@@ -6491,11 +6832,11 @@
       <w:pPr>
         <w:pStyle w:val="Heading2"/>
       </w:pPr>
-      <w:bookmarkStart w:id="28" w:name="_Toc243643181"/>
+      <w:bookmarkStart w:id="29" w:name="_Toc243647356"/>
       <w:r>
         <w:t>Exporting</w:t>
       </w:r>
-      <w:bookmarkEnd w:id="28"/>
+      <w:bookmarkEnd w:id="29"/>
     </w:p>
     <w:p>
       <w:r>
@@ -6520,12 +6861,12 @@
       <w:pPr>
         <w:pStyle w:val="Heading1"/>
       </w:pPr>
-      <w:bookmarkStart w:id="29" w:name="_Toc243643182"/>
+      <w:bookmarkStart w:id="30" w:name="_Toc243647357"/>
       <w:r>
         <w:lastRenderedPageBreak/>
         <w:t>Documents</w:t>
       </w:r>
-      <w:bookmarkEnd w:id="29"/>
+      <w:bookmarkEnd w:id="30"/>
     </w:p>
     <w:p>
       <w:r>
@@ -6625,22 +6966,22 @@
       <w:pPr>
         <w:pStyle w:val="Heading1"/>
       </w:pPr>
-      <w:bookmarkStart w:id="30" w:name="_Toc243643183"/>
+      <w:bookmarkStart w:id="31" w:name="_Toc243647358"/>
       <w:r>
         <w:lastRenderedPageBreak/>
         <w:t>Sign-off workflows and ECOs</w:t>
       </w:r>
-      <w:bookmarkEnd w:id="30"/>
+      <w:bookmarkEnd w:id="31"/>
     </w:p>
     <w:p>
       <w:pPr>
         <w:pStyle w:val="Heading2"/>
       </w:pPr>
-      <w:bookmarkStart w:id="31" w:name="_Toc243643184"/>
+      <w:bookmarkStart w:id="32" w:name="_Toc243647359"/>
       <w:r>
         <w:t>How workflows work</w:t>
       </w:r>
-      <w:bookmarkEnd w:id="31"/>
+      <w:bookmarkEnd w:id="32"/>
     </w:p>
     <w:p>
       <w:r>
@@ -6692,11 +7033,11 @@
       <w:pPr>
         <w:pStyle w:val="Heading2"/>
       </w:pPr>
-      <w:bookmarkStart w:id="32" w:name="_Toc243643185"/>
+      <w:bookmarkStart w:id="33" w:name="_Toc243647360"/>
       <w:r>
         <w:t>Asking for sign-off</w:t>
       </w:r>
-      <w:bookmarkEnd w:id="32"/>
+      <w:bookmarkEnd w:id="33"/>
     </w:p>
     <w:p>
       <w:pPr>
@@ -6853,11 +7194,11 @@
       <w:pPr>
         <w:pStyle w:val="Heading2"/>
       </w:pPr>
-      <w:bookmarkStart w:id="33" w:name="_Toc243643186"/>
+      <w:bookmarkStart w:id="34" w:name="_Toc243647361"/>
       <w:r>
         <w:t>Reviewing a request</w:t>
       </w:r>
-      <w:bookmarkEnd w:id="33"/>
+      <w:bookmarkEnd w:id="34"/>
     </w:p>
     <w:p>
       <w:r>
@@ -7155,11 +7496,11 @@
       <w:pPr>
         <w:pStyle w:val="Heading2"/>
       </w:pPr>
-      <w:bookmarkStart w:id="34" w:name="_Toc243643187"/>
+      <w:bookmarkStart w:id="35" w:name="_Toc243647362"/>
       <w:r>
         <w:t>Rejected requests</w:t>
       </w:r>
-      <w:bookmarkEnd w:id="34"/>
+      <w:bookmarkEnd w:id="35"/>
     </w:p>
     <w:p>
       <w:r>
@@ -7228,11 +7569,11 @@
       <w:pPr>
         <w:pStyle w:val="Heading2"/>
       </w:pPr>
-      <w:bookmarkStart w:id="35" w:name="_Toc243643188"/>
+      <w:bookmarkStart w:id="36" w:name="_Toc243647363"/>
       <w:r>
         <w:t>Engineering change orders</w:t>
       </w:r>
-      <w:bookmarkEnd w:id="35"/>
+      <w:bookmarkEnd w:id="36"/>
     </w:p>
     <w:p>
       <w:r>
@@ -7280,12 +7621,12 @@
       <w:pPr>
         <w:pStyle w:val="Heading1"/>
       </w:pPr>
-      <w:bookmarkStart w:id="36" w:name="_Toc243643189"/>
+      <w:bookmarkStart w:id="37" w:name="_Toc243647364"/>
       <w:r>
         <w:lastRenderedPageBreak/>
         <w:t>Running the team</w:t>
       </w:r>
-      <w:bookmarkEnd w:id="36"/>
+      <w:bookmarkEnd w:id="37"/>
     </w:p>
     <w:p>
       <w:r>
@@ -7305,11 +7646,11 @@
       <w:pPr>
         <w:pStyle w:val="Heading2"/>
       </w:pPr>
-      <w:bookmarkStart w:id="37" w:name="_Toc243643190"/>
+      <w:bookmarkStart w:id="38" w:name="_Toc243647365"/>
       <w:r>
         <w:t>People and access</w:t>
       </w:r>
-      <w:bookmarkEnd w:id="37"/>
+      <w:bookmarkEnd w:id="38"/>
     </w:p>
     <w:tbl>
       <w:tblPr>
@@ -7571,11 +7912,11 @@
       <w:pPr>
         <w:pStyle w:val="Heading2"/>
       </w:pPr>
-      <w:bookmarkStart w:id="38" w:name="_Toc243643191"/>
+      <w:bookmarkStart w:id="39" w:name="_Toc243647366"/>
       <w:r>
         <w:t>Vault settings</w:t>
       </w:r>
-      <w:bookmarkEnd w:id="38"/>
+      <w:bookmarkEnd w:id="39"/>
     </w:p>
     <w:tbl>
       <w:tblPr>
@@ -7916,11 +8257,11 @@
       <w:pPr>
         <w:pStyle w:val="Heading2"/>
       </w:pPr>
-      <w:bookmarkStart w:id="39" w:name="_Toc243643192"/>
+      <w:bookmarkStart w:id="40" w:name="_Toc243647367"/>
       <w:r>
         <w:t>Vault maintenance</w:t>
       </w:r>
-      <w:bookmarkEnd w:id="39"/>
+      <w:bookmarkEnd w:id="40"/>
     </w:p>
     <w:p>
       <w:pPr>
@@ -7945,6 +8286,20 @@
           <w:b/>
         </w:rPr>
         <w:lastRenderedPageBreak/>
+        <w:t>Vault &gt; Upgrade records...</w:t>
+      </w:r>
+      <w:r>
+        <w:t xml:space="preserve"> appears when an update of Litterbox keeps part records in a new format. Until an Admin upgrades the vault, nobody on the new version can change anything, so an Admin is asked once per session. Upgrading makes everyone update Litterbox, and rewrites every record in one upload. Parts checked out at the time are upgraded when they are checked in.</w:t>
+      </w:r>
+    </w:p>
+    <w:p>
+      <w:pPr>
+        <w:pStyle w:val="ListBullet"/>
+      </w:pPr>
+      <w:r>
+        <w:rPr>
+          <w:b/>
+        </w:rPr>
         <w:t>Vault &gt; Vault Size...</w:t>
       </w:r>
       <w:r>
@@ -7968,12 +8323,12 @@
       <w:pPr>
         <w:pStyle w:val="Heading1"/>
       </w:pPr>
-      <w:bookmarkStart w:id="40" w:name="_Toc243643193"/>
+      <w:bookmarkStart w:id="41" w:name="_Toc243647368"/>
       <w:r>
         <w:lastRenderedPageBreak/>
         <w:t>Importing existing CAD</w:t>
       </w:r>
-      <w:bookmarkEnd w:id="40"/>
+      <w:bookmarkEnd w:id="41"/>
     </w:p>
     <w:p>
       <w:r>
@@ -8064,12 +8419,12 @@
       <w:pPr>
         <w:pStyle w:val="Heading1"/>
       </w:pPr>
-      <w:bookmarkStart w:id="41" w:name="_Toc243643194"/>
+      <w:bookmarkStart w:id="42" w:name="_Toc243647369"/>
       <w:r>
         <w:lastRenderedPageBreak/>
         <w:t>Working with SolidWorks</w:t>
       </w:r>
-      <w:bookmarkEnd w:id="41"/>
+      <w:bookmarkEnd w:id="42"/>
     </w:p>
     <w:p>
       <w:r>
@@ -8145,22 +8500,22 @@
       <w:pPr>
         <w:pStyle w:val="Heading1"/>
       </w:pPr>
-      <w:bookmarkStart w:id="42" w:name="_Toc243643195"/>
+      <w:bookmarkStart w:id="43" w:name="_Toc243647370"/>
       <w:r>
         <w:lastRenderedPageBreak/>
         <w:t>Settings and troubleshooting</w:t>
       </w:r>
-      <w:bookmarkEnd w:id="42"/>
+      <w:bookmarkEnd w:id="43"/>
     </w:p>
     <w:p>
       <w:pPr>
         <w:pStyle w:val="Heading2"/>
       </w:pPr>
-      <w:bookmarkStart w:id="43" w:name="_Toc243643196"/>
+      <w:bookmarkStart w:id="44" w:name="_Toc243647371"/>
       <w:r>
         <w:t>Your settings</w:t>
       </w:r>
-      <w:bookmarkEnd w:id="43"/>
+      <w:bookmarkEnd w:id="44"/>
     </w:p>
     <w:p>
       <w:r>
@@ -8482,11 +8837,11 @@
       <w:pPr>
         <w:pStyle w:val="Heading2"/>
       </w:pPr>
-      <w:bookmarkStart w:id="44" w:name="_Toc243643197"/>
+      <w:bookmarkStart w:id="45" w:name="_Toc243647372"/>
       <w:r>
         <w:t>Problems</w:t>
       </w:r>
-      <w:bookmarkEnd w:id="44"/>
+      <w:bookmarkEnd w:id="45"/>
     </w:p>
     <w:p>
       <w:pPr>
@@ -8550,11 +8905,11 @@
       <w:pPr>
         <w:pStyle w:val="Heading2"/>
       </w:pPr>
-      <w:bookmarkStart w:id="45" w:name="_Toc243643198"/>
+      <w:bookmarkStart w:id="46" w:name="_Toc243647373"/>
       <w:r>
         <w:t>The command line</w:t>
       </w:r>
-      <w:bookmarkEnd w:id="45"/>
+      <w:bookmarkEnd w:id="46"/>
     </w:p>
     <w:p>
       <w:r>
@@ -8590,12 +8945,12 @@
       <w:pPr>
         <w:pStyle w:val="Heading1"/>
       </w:pPr>
-      <w:bookmarkStart w:id="46" w:name="_Toc243643199"/>
+      <w:bookmarkStart w:id="47" w:name="_Toc243647374"/>
       <w:r>
         <w:lastRenderedPageBreak/>
         <w:t>Quick reference</w:t>
       </w:r>
-      <w:bookmarkEnd w:id="46"/>
+      <w:bookmarkEnd w:id="47"/>
     </w:p>
     <w:tbl>
       <w:tblPr>
@@ -9216,70 +9571,70 @@
       </w:rPr>
     </w:lvl>
   </w:abstractNum>
-  <w:num w:numId="1" w16cid:durableId="479034542">
+  <w:num w:numId="1" w16cid:durableId="82117508">
     <w:abstractNumId w:val="8"/>
   </w:num>
-  <w:num w:numId="2" w16cid:durableId="2020738595">
+  <w:num w:numId="2" w16cid:durableId="307443746">
     <w:abstractNumId w:val="6"/>
   </w:num>
-  <w:num w:numId="3" w16cid:durableId="610430742">
+  <w:num w:numId="3" w16cid:durableId="1160776278">
     <w:abstractNumId w:val="5"/>
   </w:num>
-  <w:num w:numId="4" w16cid:durableId="2086879443">
+  <w:num w:numId="4" w16cid:durableId="1441300096">
     <w:abstractNumId w:val="4"/>
   </w:num>
-  <w:num w:numId="5" w16cid:durableId="735208508">
+  <w:num w:numId="5" w16cid:durableId="225410854">
     <w:abstractNumId w:val="7"/>
   </w:num>
-  <w:num w:numId="6" w16cid:durableId="2088068269">
+  <w:num w:numId="6" w16cid:durableId="1753309861">
     <w:abstractNumId w:val="3"/>
   </w:num>
-  <w:num w:numId="7" w16cid:durableId="436340498">
+  <w:num w:numId="7" w16cid:durableId="1857379785">
     <w:abstractNumId w:val="2"/>
   </w:num>
-  <w:num w:numId="8" w16cid:durableId="107311846">
+  <w:num w:numId="8" w16cid:durableId="642388066">
     <w:abstractNumId w:val="1"/>
   </w:num>
-  <w:num w:numId="9" w16cid:durableId="252974979">
+  <w:num w:numId="9" w16cid:durableId="831944286">
     <w:abstractNumId w:val="0"/>
   </w:num>
-  <w:num w:numId="10" w16cid:durableId="2081369673">
+  <w:num w:numId="10" w16cid:durableId="965308186">
     <w:abstractNumId w:val="7"/>
     <w:lvlOverride w:ilvl="0">
       <w:startOverride w:val="1"/>
     </w:lvlOverride>
   </w:num>
-  <w:num w:numId="11" w16cid:durableId="785857104">
+  <w:num w:numId="11" w16cid:durableId="452597324">
     <w:abstractNumId w:val="7"/>
     <w:lvlOverride w:ilvl="0">
       <w:startOverride w:val="1"/>
     </w:lvlOverride>
   </w:num>
-  <w:num w:numId="12" w16cid:durableId="1298876271">
+  <w:num w:numId="12" w16cid:durableId="1399094072">
     <w:abstractNumId w:val="7"/>
     <w:lvlOverride w:ilvl="0">
       <w:startOverride w:val="1"/>
     </w:lvlOverride>
   </w:num>
-  <w:num w:numId="13" w16cid:durableId="1244485214">
+  <w:num w:numId="13" w16cid:durableId="181433683">
     <w:abstractNumId w:val="7"/>
     <w:lvlOverride w:ilvl="0">
       <w:startOverride w:val="1"/>
     </w:lvlOverride>
   </w:num>
-  <w:num w:numId="14" w16cid:durableId="853302617">
+  <w:num w:numId="14" w16cid:durableId="1075318410">
     <w:abstractNumId w:val="7"/>
     <w:lvlOverride w:ilvl="0">
       <w:startOverride w:val="1"/>
     </w:lvlOverride>
   </w:num>
-  <w:num w:numId="15" w16cid:durableId="1416394170">
+  <w:num w:numId="15" w16cid:durableId="1524242026">
     <w:abstractNumId w:val="7"/>
     <w:lvlOverride w:ilvl="0">
       <w:startOverride w:val="1"/>
     </w:lvlOverride>
   </w:num>
-  <w:num w:numId="16" w16cid:durableId="2015455994">
+  <w:num w:numId="16" w16cid:durableId="1857815622">
     <w:abstractNumId w:val="7"/>
     <w:lvlOverride w:ilvl="0">
       <w:startOverride w:val="1"/>
@@ -20649,7 +21004,7 @@
     <w:autoRedefine/>
     <w:uiPriority w:val="39"/>
     <w:unhideWhenUsed/>
-    <w:rsid w:val="00AF57BE"/>
+    <w:rsid w:val="006703F7"/>
     <w:pPr>
       <w:spacing w:after="100"/>
     </w:pPr>
@@ -20661,7 +21016,7 @@
     <w:autoRedefine/>
     <w:uiPriority w:val="39"/>
     <w:unhideWhenUsed/>
-    <w:rsid w:val="00AF57BE"/>
+    <w:rsid w:val="006703F7"/>
     <w:pPr>
       <w:spacing w:after="100"/>
       <w:ind w:left="210"/>
@@ -20672,7 +21027,7 @@
     <w:basedOn w:val="DefaultParagraphFont"/>
     <w:uiPriority w:val="99"/>
     <w:unhideWhenUsed/>
-    <w:rsid w:val="00AF57BE"/>
+    <w:rsid w:val="006703F7"/>
     <w:rPr>
       <w:color w:val="0000FF" w:themeColor="hyperlink"/>
       <w:u w:val="single"/>

--- a/docs/Litterbox_User_Guide.docx
+++ b/docs/Litterbox_User_Guide.docx
@@ -46,7 +46,7 @@
         <w:rPr>
           <w:color w:val="666666"/>
         </w:rPr>
-        <w:t>For Litterbox 0.5.7  ·  October 2026</w:t>
+        <w:t>For Litterbox 0.6.0  ·  October 2026</w:t>
       </w:r>
     </w:p>
     <w:p>
@@ -87,7 +87,7 @@
       <w:r>
         <w:fldChar w:fldCharType="separate"/>
       </w:r>
-      <w:hyperlink w:anchor="_Toc243647327" w:history="1">
+      <w:hyperlink w:anchor="_Toc243651005" w:history="1">
         <w:r>
           <w:rPr>
             <w:rStyle w:val="Hyperlink"/>
@@ -114,7 +114,7 @@
             <w:noProof/>
             <w:webHidden/>
           </w:rPr>
-          <w:instrText xml:space="preserve"> PAGEREF _Toc243647327 \h </w:instrText>
+          <w:instrText xml:space="preserve"> PAGEREF _Toc243651005 \h </w:instrText>
         </w:r>
         <w:r>
           <w:rPr>
@@ -155,7 +155,7 @@
           <w:noProof/>
         </w:rPr>
       </w:pPr>
-      <w:hyperlink w:anchor="_Toc243647328" w:history="1">
+      <w:hyperlink w:anchor="_Toc243651006" w:history="1">
         <w:r>
           <w:rPr>
             <w:rStyle w:val="Hyperlink"/>
@@ -182,7 +182,7 @@
             <w:noProof/>
             <w:webHidden/>
           </w:rPr>
-          <w:instrText xml:space="preserve"> PAGEREF _Toc243647328 \h </w:instrText>
+          <w:instrText xml:space="preserve"> PAGEREF _Toc243651006 \h </w:instrText>
         </w:r>
         <w:r>
           <w:rPr>
@@ -223,7 +223,7 @@
           <w:noProof/>
         </w:rPr>
       </w:pPr>
-      <w:hyperlink w:anchor="_Toc243647329" w:history="1">
+      <w:hyperlink w:anchor="_Toc243651007" w:history="1">
         <w:r>
           <w:rPr>
             <w:rStyle w:val="Hyperlink"/>
@@ -250,7 +250,7 @@
             <w:noProof/>
             <w:webHidden/>
           </w:rPr>
-          <w:instrText xml:space="preserve"> PAGEREF _Toc243647329 \h </w:instrText>
+          <w:instrText xml:space="preserve"> PAGEREF _Toc243651007 \h </w:instrText>
         </w:r>
         <w:r>
           <w:rPr>
@@ -291,7 +291,7 @@
           <w:noProof/>
         </w:rPr>
       </w:pPr>
-      <w:hyperlink w:anchor="_Toc243647330" w:history="1">
+      <w:hyperlink w:anchor="_Toc243651008" w:history="1">
         <w:r>
           <w:rPr>
             <w:rStyle w:val="Hyperlink"/>
@@ -318,7 +318,7 @@
             <w:noProof/>
             <w:webHidden/>
           </w:rPr>
-          <w:instrText xml:space="preserve"> PAGEREF _Toc243647330 \h </w:instrText>
+          <w:instrText xml:space="preserve"> PAGEREF _Toc243651008 \h </w:instrText>
         </w:r>
         <w:r>
           <w:rPr>
@@ -359,7 +359,7 @@
           <w:noProof/>
         </w:rPr>
       </w:pPr>
-      <w:hyperlink w:anchor="_Toc243647331" w:history="1">
+      <w:hyperlink w:anchor="_Toc243651009" w:history="1">
         <w:r>
           <w:rPr>
             <w:rStyle w:val="Hyperlink"/>
@@ -386,7 +386,7 @@
             <w:noProof/>
             <w:webHidden/>
           </w:rPr>
-          <w:instrText xml:space="preserve"> PAGEREF _Toc243647331 \h </w:instrText>
+          <w:instrText xml:space="preserve"> PAGEREF _Toc243651009 \h </w:instrText>
         </w:r>
         <w:r>
           <w:rPr>
@@ -427,7 +427,7 @@
           <w:noProof/>
         </w:rPr>
       </w:pPr>
-      <w:hyperlink w:anchor="_Toc243647332" w:history="1">
+      <w:hyperlink w:anchor="_Toc243651010" w:history="1">
         <w:r>
           <w:rPr>
             <w:rStyle w:val="Hyperlink"/>
@@ -454,7 +454,7 @@
             <w:noProof/>
             <w:webHidden/>
           </w:rPr>
-          <w:instrText xml:space="preserve"> PAGEREF _Toc243647332 \h </w:instrText>
+          <w:instrText xml:space="preserve"> PAGEREF _Toc243651010 \h </w:instrText>
         </w:r>
         <w:r>
           <w:rPr>
@@ -495,7 +495,7 @@
           <w:noProof/>
         </w:rPr>
       </w:pPr>
-      <w:hyperlink w:anchor="_Toc243647333" w:history="1">
+      <w:hyperlink w:anchor="_Toc243651011" w:history="1">
         <w:r>
           <w:rPr>
             <w:rStyle w:val="Hyperlink"/>
@@ -522,7 +522,7 @@
             <w:noProof/>
             <w:webHidden/>
           </w:rPr>
-          <w:instrText xml:space="preserve"> PAGEREF _Toc243647333 \h </w:instrText>
+          <w:instrText xml:space="preserve"> PAGEREF _Toc243651011 \h </w:instrText>
         </w:r>
         <w:r>
           <w:rPr>
@@ -563,7 +563,7 @@
           <w:noProof/>
         </w:rPr>
       </w:pPr>
-      <w:hyperlink w:anchor="_Toc243647334" w:history="1">
+      <w:hyperlink w:anchor="_Toc243651012" w:history="1">
         <w:r>
           <w:rPr>
             <w:rStyle w:val="Hyperlink"/>
@@ -590,7 +590,7 @@
             <w:noProof/>
             <w:webHidden/>
           </w:rPr>
-          <w:instrText xml:space="preserve"> PAGEREF _Toc243647334 \h </w:instrText>
+          <w:instrText xml:space="preserve"> PAGEREF _Toc243651012 \h </w:instrText>
         </w:r>
         <w:r>
           <w:rPr>
@@ -631,7 +631,7 @@
           <w:noProof/>
         </w:rPr>
       </w:pPr>
-      <w:hyperlink w:anchor="_Toc243647335" w:history="1">
+      <w:hyperlink w:anchor="_Toc243651013" w:history="1">
         <w:r>
           <w:rPr>
             <w:rStyle w:val="Hyperlink"/>
@@ -658,7 +658,7 @@
             <w:noProof/>
             <w:webHidden/>
           </w:rPr>
-          <w:instrText xml:space="preserve"> PAGEREF _Toc243647335 \h </w:instrText>
+          <w:instrText xml:space="preserve"> PAGEREF _Toc243651013 \h </w:instrText>
         </w:r>
         <w:r>
           <w:rPr>
@@ -699,7 +699,7 @@
           <w:noProof/>
         </w:rPr>
       </w:pPr>
-      <w:hyperlink w:anchor="_Toc243647336" w:history="1">
+      <w:hyperlink w:anchor="_Toc243651014" w:history="1">
         <w:r>
           <w:rPr>
             <w:rStyle w:val="Hyperlink"/>
@@ -726,7 +726,7 @@
             <w:noProof/>
             <w:webHidden/>
           </w:rPr>
-          <w:instrText xml:space="preserve"> PAGEREF _Toc243647336 \h </w:instrText>
+          <w:instrText xml:space="preserve"> PAGEREF _Toc243651014 \h </w:instrText>
         </w:r>
         <w:r>
           <w:rPr>
@@ -767,7 +767,7 @@
           <w:noProof/>
         </w:rPr>
       </w:pPr>
-      <w:hyperlink w:anchor="_Toc243647337" w:history="1">
+      <w:hyperlink w:anchor="_Toc243651015" w:history="1">
         <w:r>
           <w:rPr>
             <w:rStyle w:val="Hyperlink"/>
@@ -794,7 +794,7 @@
             <w:noProof/>
             <w:webHidden/>
           </w:rPr>
-          <w:instrText xml:space="preserve"> PAGEREF _Toc243647337 \h </w:instrText>
+          <w:instrText xml:space="preserve"> PAGEREF _Toc243651015 \h </w:instrText>
         </w:r>
         <w:r>
           <w:rPr>
@@ -835,7 +835,7 @@
           <w:noProof/>
         </w:rPr>
       </w:pPr>
-      <w:hyperlink w:anchor="_Toc243647338" w:history="1">
+      <w:hyperlink w:anchor="_Toc243651016" w:history="1">
         <w:r>
           <w:rPr>
             <w:rStyle w:val="Hyperlink"/>
@@ -862,7 +862,7 @@
             <w:noProof/>
             <w:webHidden/>
           </w:rPr>
-          <w:instrText xml:space="preserve"> PAGEREF _Toc243647338 \h </w:instrText>
+          <w:instrText xml:space="preserve"> PAGEREF _Toc243651016 \h </w:instrText>
         </w:r>
         <w:r>
           <w:rPr>
@@ -903,7 +903,7 @@
           <w:noProof/>
         </w:rPr>
       </w:pPr>
-      <w:hyperlink w:anchor="_Toc243647339" w:history="1">
+      <w:hyperlink w:anchor="_Toc243651017" w:history="1">
         <w:r>
           <w:rPr>
             <w:rStyle w:val="Hyperlink"/>
@@ -930,7 +930,7 @@
             <w:noProof/>
             <w:webHidden/>
           </w:rPr>
-          <w:instrText xml:space="preserve"> PAGEREF _Toc243647339 \h </w:instrText>
+          <w:instrText xml:space="preserve"> PAGEREF _Toc243651017 \h </w:instrText>
         </w:r>
         <w:r>
           <w:rPr>
@@ -971,7 +971,7 @@
           <w:noProof/>
         </w:rPr>
       </w:pPr>
-      <w:hyperlink w:anchor="_Toc243647340" w:history="1">
+      <w:hyperlink w:anchor="_Toc243651018" w:history="1">
         <w:r>
           <w:rPr>
             <w:rStyle w:val="Hyperlink"/>
@@ -998,7 +998,7 @@
             <w:noProof/>
             <w:webHidden/>
           </w:rPr>
-          <w:instrText xml:space="preserve"> PAGEREF _Toc243647340 \h </w:instrText>
+          <w:instrText xml:space="preserve"> PAGEREF _Toc243651018 \h </w:instrText>
         </w:r>
         <w:r>
           <w:rPr>
@@ -1039,7 +1039,7 @@
           <w:noProof/>
         </w:rPr>
       </w:pPr>
-      <w:hyperlink w:anchor="_Toc243647341" w:history="1">
+      <w:hyperlink w:anchor="_Toc243651019" w:history="1">
         <w:r>
           <w:rPr>
             <w:rStyle w:val="Hyperlink"/>
@@ -1066,7 +1066,7 @@
             <w:noProof/>
             <w:webHidden/>
           </w:rPr>
-          <w:instrText xml:space="preserve"> PAGEREF _Toc243647341 \h </w:instrText>
+          <w:instrText xml:space="preserve"> PAGEREF _Toc243651019 \h </w:instrText>
         </w:r>
         <w:r>
           <w:rPr>
@@ -1107,7 +1107,7 @@
           <w:noProof/>
         </w:rPr>
       </w:pPr>
-      <w:hyperlink w:anchor="_Toc243647342" w:history="1">
+      <w:hyperlink w:anchor="_Toc243651020" w:history="1">
         <w:r>
           <w:rPr>
             <w:rStyle w:val="Hyperlink"/>
@@ -1134,7 +1134,7 @@
             <w:noProof/>
             <w:webHidden/>
           </w:rPr>
-          <w:instrText xml:space="preserve"> PAGEREF _Toc243647342 \h </w:instrText>
+          <w:instrText xml:space="preserve"> PAGEREF _Toc243651020 \h </w:instrText>
         </w:r>
         <w:r>
           <w:rPr>
@@ -1175,7 +1175,7 @@
           <w:noProof/>
         </w:rPr>
       </w:pPr>
-      <w:hyperlink w:anchor="_Toc243647343" w:history="1">
+      <w:hyperlink w:anchor="_Toc243651021" w:history="1">
         <w:r>
           <w:rPr>
             <w:rStyle w:val="Hyperlink"/>
@@ -1202,7 +1202,7 @@
             <w:noProof/>
             <w:webHidden/>
           </w:rPr>
-          <w:instrText xml:space="preserve"> PAGEREF _Toc243647343 \h </w:instrText>
+          <w:instrText xml:space="preserve"> PAGEREF _Toc243651021 \h </w:instrText>
         </w:r>
         <w:r>
           <w:rPr>
@@ -1243,7 +1243,7 @@
           <w:noProof/>
         </w:rPr>
       </w:pPr>
-      <w:hyperlink w:anchor="_Toc243647344" w:history="1">
+      <w:hyperlink w:anchor="_Toc243651022" w:history="1">
         <w:r>
           <w:rPr>
             <w:rStyle w:val="Hyperlink"/>
@@ -1270,7 +1270,7 @@
             <w:noProof/>
             <w:webHidden/>
           </w:rPr>
-          <w:instrText xml:space="preserve"> PAGEREF _Toc243647344 \h </w:instrText>
+          <w:instrText xml:space="preserve"> PAGEREF _Toc243651022 \h </w:instrText>
         </w:r>
         <w:r>
           <w:rPr>
@@ -1290,7 +1290,7 @@
             <w:noProof/>
             <w:webHidden/>
           </w:rPr>
-          <w:t>10</w:t>
+          <w:t>11</w:t>
         </w:r>
         <w:r>
           <w:rPr>
@@ -1311,7 +1311,7 @@
           <w:noProof/>
         </w:rPr>
       </w:pPr>
-      <w:hyperlink w:anchor="_Toc243647345" w:history="1">
+      <w:hyperlink w:anchor="_Toc243651023" w:history="1">
         <w:r>
           <w:rPr>
             <w:rStyle w:val="Hyperlink"/>
@@ -1338,7 +1338,7 @@
             <w:noProof/>
             <w:webHidden/>
           </w:rPr>
-          <w:instrText xml:space="preserve"> PAGEREF _Toc243647345 \h </w:instrText>
+          <w:instrText xml:space="preserve"> PAGEREF _Toc243651023 \h </w:instrText>
         </w:r>
         <w:r>
           <w:rPr>
@@ -1379,7 +1379,7 @@
           <w:noProof/>
         </w:rPr>
       </w:pPr>
-      <w:hyperlink w:anchor="_Toc243647346" w:history="1">
+      <w:hyperlink w:anchor="_Toc243651024" w:history="1">
         <w:r>
           <w:rPr>
             <w:rStyle w:val="Hyperlink"/>
@@ -1406,7 +1406,7 @@
             <w:noProof/>
             <w:webHidden/>
           </w:rPr>
-          <w:instrText xml:space="preserve"> PAGEREF _Toc243647346 \h </w:instrText>
+          <w:instrText xml:space="preserve"> PAGEREF _Toc243651024 \h </w:instrText>
         </w:r>
         <w:r>
           <w:rPr>
@@ -1447,7 +1447,7 @@
           <w:noProof/>
         </w:rPr>
       </w:pPr>
-      <w:hyperlink w:anchor="_Toc243647347" w:history="1">
+      <w:hyperlink w:anchor="_Toc243651025" w:history="1">
         <w:r>
           <w:rPr>
             <w:rStyle w:val="Hyperlink"/>
@@ -1474,7 +1474,7 @@
             <w:noProof/>
             <w:webHidden/>
           </w:rPr>
-          <w:instrText xml:space="preserve"> PAGEREF _Toc243647347 \h </w:instrText>
+          <w:instrText xml:space="preserve"> PAGEREF _Toc243651025 \h </w:instrText>
         </w:r>
         <w:r>
           <w:rPr>
@@ -1515,7 +1515,7 @@
           <w:noProof/>
         </w:rPr>
       </w:pPr>
-      <w:hyperlink w:anchor="_Toc243647348" w:history="1">
+      <w:hyperlink w:anchor="_Toc243651026" w:history="1">
         <w:r>
           <w:rPr>
             <w:rStyle w:val="Hyperlink"/>
@@ -1542,7 +1542,7 @@
             <w:noProof/>
             <w:webHidden/>
           </w:rPr>
-          <w:instrText xml:space="preserve"> PAGEREF _Toc243647348 \h </w:instrText>
+          <w:instrText xml:space="preserve"> PAGEREF _Toc243651026 \h </w:instrText>
         </w:r>
         <w:r>
           <w:rPr>
@@ -1583,7 +1583,7 @@
           <w:noProof/>
         </w:rPr>
       </w:pPr>
-      <w:hyperlink w:anchor="_Toc243647349" w:history="1">
+      <w:hyperlink w:anchor="_Toc243651027" w:history="1">
         <w:r>
           <w:rPr>
             <w:rStyle w:val="Hyperlink"/>
@@ -1610,7 +1610,7 @@
             <w:noProof/>
             <w:webHidden/>
           </w:rPr>
-          <w:instrText xml:space="preserve"> PAGEREF _Toc243647349 \h </w:instrText>
+          <w:instrText xml:space="preserve"> PAGEREF _Toc243651027 \h </w:instrText>
         </w:r>
         <w:r>
           <w:rPr>
@@ -1651,12 +1651,80 @@
           <w:noProof/>
         </w:rPr>
       </w:pPr>
-      <w:hyperlink w:anchor="_Toc243647350" w:history="1">
+      <w:hyperlink w:anchor="_Toc243651028" w:history="1">
         <w:r>
           <w:rPr>
             <w:rStyle w:val="Hyperlink"/>
             <w:noProof/>
           </w:rPr>
+          <w:t>Toolbox parts</w:t>
+        </w:r>
+        <w:r>
+          <w:rPr>
+            <w:noProof/>
+            <w:webHidden/>
+          </w:rPr>
+          <w:tab/>
+        </w:r>
+        <w:r>
+          <w:rPr>
+            <w:noProof/>
+            <w:webHidden/>
+          </w:rPr>
+          <w:fldChar w:fldCharType="begin"/>
+        </w:r>
+        <w:r>
+          <w:rPr>
+            <w:noProof/>
+            <w:webHidden/>
+          </w:rPr>
+          <w:instrText xml:space="preserve"> PAGEREF _Toc243651028 \h </w:instrText>
+        </w:r>
+        <w:r>
+          <w:rPr>
+            <w:noProof/>
+            <w:webHidden/>
+          </w:rPr>
+        </w:r>
+        <w:r>
+          <w:rPr>
+            <w:noProof/>
+            <w:webHidden/>
+          </w:rPr>
+          <w:fldChar w:fldCharType="separate"/>
+        </w:r>
+        <w:r>
+          <w:rPr>
+            <w:noProof/>
+            <w:webHidden/>
+          </w:rPr>
+          <w:t>13</w:t>
+        </w:r>
+        <w:r>
+          <w:rPr>
+            <w:noProof/>
+            <w:webHidden/>
+          </w:rPr>
+          <w:fldChar w:fldCharType="end"/>
+        </w:r>
+      </w:hyperlink>
+    </w:p>
+    <w:p>
+      <w:pPr>
+        <w:pStyle w:val="TOC2"/>
+        <w:tabs>
+          <w:tab w:val="right" w:leader="dot" w:pos="9350"/>
+        </w:tabs>
+        <w:rPr>
+          <w:noProof/>
+        </w:rPr>
+      </w:pPr>
+      <w:hyperlink w:anchor="_Toc243651029" w:history="1">
+        <w:r>
+          <w:rPr>
+            <w:rStyle w:val="Hyperlink"/>
+            <w:noProof/>
+          </w:rPr>
           <w:t>Non-CAD parts and kits</w:t>
         </w:r>
         <w:r>
@@ -1678,7 +1746,7 @@
             <w:noProof/>
             <w:webHidden/>
           </w:rPr>
-          <w:instrText xml:space="preserve"> PAGEREF _Toc243647350 \h </w:instrText>
+          <w:instrText xml:space="preserve"> PAGEREF _Toc243651029 \h </w:instrText>
         </w:r>
         <w:r>
           <w:rPr>
@@ -1698,7 +1766,7 @@
             <w:noProof/>
             <w:webHidden/>
           </w:rPr>
-          <w:t>13</w:t>
+          <w:t>14</w:t>
         </w:r>
         <w:r>
           <w:rPr>
@@ -1719,7 +1787,7 @@
           <w:noProof/>
         </w:rPr>
       </w:pPr>
-      <w:hyperlink w:anchor="_Toc243647351" w:history="1">
+      <w:hyperlink w:anchor="_Toc243651030" w:history="1">
         <w:r>
           <w:rPr>
             <w:rStyle w:val="Hyperlink"/>
@@ -1746,7 +1814,7 @@
             <w:noProof/>
             <w:webHidden/>
           </w:rPr>
-          <w:instrText xml:space="preserve"> PAGEREF _Toc243647351 \h </w:instrText>
+          <w:instrText xml:space="preserve"> PAGEREF _Toc243651030 \h </w:instrText>
         </w:r>
         <w:r>
           <w:rPr>
@@ -1766,7 +1834,7 @@
             <w:noProof/>
             <w:webHidden/>
           </w:rPr>
-          <w:t>14</w:t>
+          <w:t>15</w:t>
         </w:r>
         <w:r>
           <w:rPr>
@@ -1787,7 +1855,7 @@
           <w:noProof/>
         </w:rPr>
       </w:pPr>
-      <w:hyperlink w:anchor="_Toc243647352" w:history="1">
+      <w:hyperlink w:anchor="_Toc243651031" w:history="1">
         <w:r>
           <w:rPr>
             <w:rStyle w:val="Hyperlink"/>
@@ -1814,7 +1882,7 @@
             <w:noProof/>
             <w:webHidden/>
           </w:rPr>
-          <w:instrText xml:space="preserve"> PAGEREF _Toc243647352 \h </w:instrText>
+          <w:instrText xml:space="preserve"> PAGEREF _Toc243651031 \h </w:instrText>
         </w:r>
         <w:r>
           <w:rPr>
@@ -1834,7 +1902,7 @@
             <w:noProof/>
             <w:webHidden/>
           </w:rPr>
-          <w:t>14</w:t>
+          <w:t>15</w:t>
         </w:r>
         <w:r>
           <w:rPr>
@@ -1855,7 +1923,7 @@
           <w:noProof/>
         </w:rPr>
       </w:pPr>
-      <w:hyperlink w:anchor="_Toc243647353" w:history="1">
+      <w:hyperlink w:anchor="_Toc243651032" w:history="1">
         <w:r>
           <w:rPr>
             <w:rStyle w:val="Hyperlink"/>
@@ -1882,7 +1950,7 @@
             <w:noProof/>
             <w:webHidden/>
           </w:rPr>
-          <w:instrText xml:space="preserve"> PAGEREF _Toc243647353 \h </w:instrText>
+          <w:instrText xml:space="preserve"> PAGEREF _Toc243651032 \h </w:instrText>
         </w:r>
         <w:r>
           <w:rPr>
@@ -1902,7 +1970,7 @@
             <w:noProof/>
             <w:webHidden/>
           </w:rPr>
-          <w:t>14</w:t>
+          <w:t>15</w:t>
         </w:r>
         <w:r>
           <w:rPr>
@@ -1923,7 +1991,7 @@
           <w:noProof/>
         </w:rPr>
       </w:pPr>
-      <w:hyperlink w:anchor="_Toc243647354" w:history="1">
+      <w:hyperlink w:anchor="_Toc243651033" w:history="1">
         <w:r>
           <w:rPr>
             <w:rStyle w:val="Hyperlink"/>
@@ -1950,7 +2018,7 @@
             <w:noProof/>
             <w:webHidden/>
           </w:rPr>
-          <w:instrText xml:space="preserve"> PAGEREF _Toc243647354 \h </w:instrText>
+          <w:instrText xml:space="preserve"> PAGEREF _Toc243651033 \h </w:instrText>
         </w:r>
         <w:r>
           <w:rPr>
@@ -1970,7 +2038,7 @@
             <w:noProof/>
             <w:webHidden/>
           </w:rPr>
-          <w:t>15</w:t>
+          <w:t>16</w:t>
         </w:r>
         <w:r>
           <w:rPr>
@@ -1991,7 +2059,7 @@
           <w:noProof/>
         </w:rPr>
       </w:pPr>
-      <w:hyperlink w:anchor="_Toc243647355" w:history="1">
+      <w:hyperlink w:anchor="_Toc243651034" w:history="1">
         <w:r>
           <w:rPr>
             <w:rStyle w:val="Hyperlink"/>
@@ -2018,7 +2086,7 @@
             <w:noProof/>
             <w:webHidden/>
           </w:rPr>
-          <w:instrText xml:space="preserve"> PAGEREF _Toc243647355 \h </w:instrText>
+          <w:instrText xml:space="preserve"> PAGEREF _Toc243651034 \h </w:instrText>
         </w:r>
         <w:r>
           <w:rPr>
@@ -2038,7 +2106,7 @@
             <w:noProof/>
             <w:webHidden/>
           </w:rPr>
-          <w:t>15</w:t>
+          <w:t>16</w:t>
         </w:r>
         <w:r>
           <w:rPr>
@@ -2059,7 +2127,7 @@
           <w:noProof/>
         </w:rPr>
       </w:pPr>
-      <w:hyperlink w:anchor="_Toc243647356" w:history="1">
+      <w:hyperlink w:anchor="_Toc243651035" w:history="1">
         <w:r>
           <w:rPr>
             <w:rStyle w:val="Hyperlink"/>
@@ -2086,7 +2154,7 @@
             <w:noProof/>
             <w:webHidden/>
           </w:rPr>
-          <w:instrText xml:space="preserve"> PAGEREF _Toc243647356 \h </w:instrText>
+          <w:instrText xml:space="preserve"> PAGEREF _Toc243651035 \h </w:instrText>
         </w:r>
         <w:r>
           <w:rPr>
@@ -2106,7 +2174,7 @@
             <w:noProof/>
             <w:webHidden/>
           </w:rPr>
-          <w:t>15</w:t>
+          <w:t>16</w:t>
         </w:r>
         <w:r>
           <w:rPr>
@@ -2127,7 +2195,7 @@
           <w:noProof/>
         </w:rPr>
       </w:pPr>
-      <w:hyperlink w:anchor="_Toc243647357" w:history="1">
+      <w:hyperlink w:anchor="_Toc243651036" w:history="1">
         <w:r>
           <w:rPr>
             <w:rStyle w:val="Hyperlink"/>
@@ -2154,7 +2222,7 @@
             <w:noProof/>
             <w:webHidden/>
           </w:rPr>
-          <w:instrText xml:space="preserve"> PAGEREF _Toc243647357 \h </w:instrText>
+          <w:instrText xml:space="preserve"> PAGEREF _Toc243651036 \h </w:instrText>
         </w:r>
         <w:r>
           <w:rPr>
@@ -2174,7 +2242,7 @@
             <w:noProof/>
             <w:webHidden/>
           </w:rPr>
-          <w:t>16</w:t>
+          <w:t>17</w:t>
         </w:r>
         <w:r>
           <w:rPr>
@@ -2195,7 +2263,7 @@
           <w:noProof/>
         </w:rPr>
       </w:pPr>
-      <w:hyperlink w:anchor="_Toc243647358" w:history="1">
+      <w:hyperlink w:anchor="_Toc243651037" w:history="1">
         <w:r>
           <w:rPr>
             <w:rStyle w:val="Hyperlink"/>
@@ -2222,7 +2290,7 @@
             <w:noProof/>
             <w:webHidden/>
           </w:rPr>
-          <w:instrText xml:space="preserve"> PAGEREF _Toc243647358 \h </w:instrText>
+          <w:instrText xml:space="preserve"> PAGEREF _Toc243651037 \h </w:instrText>
         </w:r>
         <w:r>
           <w:rPr>
@@ -2242,7 +2310,7 @@
             <w:noProof/>
             <w:webHidden/>
           </w:rPr>
-          <w:t>17</w:t>
+          <w:t>18</w:t>
         </w:r>
         <w:r>
           <w:rPr>
@@ -2263,7 +2331,7 @@
           <w:noProof/>
         </w:rPr>
       </w:pPr>
-      <w:hyperlink w:anchor="_Toc243647359" w:history="1">
+      <w:hyperlink w:anchor="_Toc243651038" w:history="1">
         <w:r>
           <w:rPr>
             <w:rStyle w:val="Hyperlink"/>
@@ -2290,7 +2358,7 @@
             <w:noProof/>
             <w:webHidden/>
           </w:rPr>
-          <w:instrText xml:space="preserve"> PAGEREF _Toc243647359 \h </w:instrText>
+          <w:instrText xml:space="preserve"> PAGEREF _Toc243651038 \h </w:instrText>
         </w:r>
         <w:r>
           <w:rPr>
@@ -2310,7 +2378,7 @@
             <w:noProof/>
             <w:webHidden/>
           </w:rPr>
-          <w:t>17</w:t>
+          <w:t>18</w:t>
         </w:r>
         <w:r>
           <w:rPr>
@@ -2331,7 +2399,7 @@
           <w:noProof/>
         </w:rPr>
       </w:pPr>
-      <w:hyperlink w:anchor="_Toc243647360" w:history="1">
+      <w:hyperlink w:anchor="_Toc243651039" w:history="1">
         <w:r>
           <w:rPr>
             <w:rStyle w:val="Hyperlink"/>
@@ -2358,7 +2426,7 @@
             <w:noProof/>
             <w:webHidden/>
           </w:rPr>
-          <w:instrText xml:space="preserve"> PAGEREF _Toc243647360 \h </w:instrText>
+          <w:instrText xml:space="preserve"> PAGEREF _Toc243651039 \h </w:instrText>
         </w:r>
         <w:r>
           <w:rPr>
@@ -2378,7 +2446,7 @@
             <w:noProof/>
             <w:webHidden/>
           </w:rPr>
-          <w:t>17</w:t>
+          <w:t>18</w:t>
         </w:r>
         <w:r>
           <w:rPr>
@@ -2399,7 +2467,7 @@
           <w:noProof/>
         </w:rPr>
       </w:pPr>
-      <w:hyperlink w:anchor="_Toc243647361" w:history="1">
+      <w:hyperlink w:anchor="_Toc243651040" w:history="1">
         <w:r>
           <w:rPr>
             <w:rStyle w:val="Hyperlink"/>
@@ -2426,7 +2494,7 @@
             <w:noProof/>
             <w:webHidden/>
           </w:rPr>
-          <w:instrText xml:space="preserve"> PAGEREF _Toc243647361 \h </w:instrText>
+          <w:instrText xml:space="preserve"> PAGEREF _Toc243651040 \h </w:instrText>
         </w:r>
         <w:r>
           <w:rPr>
@@ -2446,7 +2514,7 @@
             <w:noProof/>
             <w:webHidden/>
           </w:rPr>
-          <w:t>17</w:t>
+          <w:t>18</w:t>
         </w:r>
         <w:r>
           <w:rPr>
@@ -2467,7 +2535,7 @@
           <w:noProof/>
         </w:rPr>
       </w:pPr>
-      <w:hyperlink w:anchor="_Toc243647362" w:history="1">
+      <w:hyperlink w:anchor="_Toc243651041" w:history="1">
         <w:r>
           <w:rPr>
             <w:rStyle w:val="Hyperlink"/>
@@ -2494,7 +2562,7 @@
             <w:noProof/>
             <w:webHidden/>
           </w:rPr>
-          <w:instrText xml:space="preserve"> PAGEREF _Toc243647362 \h </w:instrText>
+          <w:instrText xml:space="preserve"> PAGEREF _Toc243651041 \h </w:instrText>
         </w:r>
         <w:r>
           <w:rPr>
@@ -2514,7 +2582,7 @@
             <w:noProof/>
             <w:webHidden/>
           </w:rPr>
-          <w:t>18</w:t>
+          <w:t>19</w:t>
         </w:r>
         <w:r>
           <w:rPr>
@@ -2535,7 +2603,7 @@
           <w:noProof/>
         </w:rPr>
       </w:pPr>
-      <w:hyperlink w:anchor="_Toc243647363" w:history="1">
+      <w:hyperlink w:anchor="_Toc243651042" w:history="1">
         <w:r>
           <w:rPr>
             <w:rStyle w:val="Hyperlink"/>
@@ -2562,7 +2630,7 @@
             <w:noProof/>
             <w:webHidden/>
           </w:rPr>
-          <w:instrText xml:space="preserve"> PAGEREF _Toc243647363 \h </w:instrText>
+          <w:instrText xml:space="preserve"> PAGEREF _Toc243651042 \h </w:instrText>
         </w:r>
         <w:r>
           <w:rPr>
@@ -2582,7 +2650,7 @@
             <w:noProof/>
             <w:webHidden/>
           </w:rPr>
-          <w:t>18</w:t>
+          <w:t>19</w:t>
         </w:r>
         <w:r>
           <w:rPr>
@@ -2603,7 +2671,7 @@
           <w:noProof/>
         </w:rPr>
       </w:pPr>
-      <w:hyperlink w:anchor="_Toc243647364" w:history="1">
+      <w:hyperlink w:anchor="_Toc243651043" w:history="1">
         <w:r>
           <w:rPr>
             <w:rStyle w:val="Hyperlink"/>
@@ -2630,7 +2698,7 @@
             <w:noProof/>
             <w:webHidden/>
           </w:rPr>
-          <w:instrText xml:space="preserve"> PAGEREF _Toc243647364 \h </w:instrText>
+          <w:instrText xml:space="preserve"> PAGEREF _Toc243651043 \h </w:instrText>
         </w:r>
         <w:r>
           <w:rPr>
@@ -2650,7 +2718,7 @@
             <w:noProof/>
             <w:webHidden/>
           </w:rPr>
-          <w:t>19</w:t>
+          <w:t>20</w:t>
         </w:r>
         <w:r>
           <w:rPr>
@@ -2671,7 +2739,7 @@
           <w:noProof/>
         </w:rPr>
       </w:pPr>
-      <w:hyperlink w:anchor="_Toc243647365" w:history="1">
+      <w:hyperlink w:anchor="_Toc243651044" w:history="1">
         <w:r>
           <w:rPr>
             <w:rStyle w:val="Hyperlink"/>
@@ -2698,7 +2766,7 @@
             <w:noProof/>
             <w:webHidden/>
           </w:rPr>
-          <w:instrText xml:space="preserve"> PAGEREF _Toc243647365 \h </w:instrText>
+          <w:instrText xml:space="preserve"> PAGEREF _Toc243651044 \h </w:instrText>
         </w:r>
         <w:r>
           <w:rPr>
@@ -2718,7 +2786,7 @@
             <w:noProof/>
             <w:webHidden/>
           </w:rPr>
-          <w:t>19</w:t>
+          <w:t>20</w:t>
         </w:r>
         <w:r>
           <w:rPr>
@@ -2739,7 +2807,7 @@
           <w:noProof/>
         </w:rPr>
       </w:pPr>
-      <w:hyperlink w:anchor="_Toc243647366" w:history="1">
+      <w:hyperlink w:anchor="_Toc243651045" w:history="1">
         <w:r>
           <w:rPr>
             <w:rStyle w:val="Hyperlink"/>
@@ -2766,7 +2834,7 @@
             <w:noProof/>
             <w:webHidden/>
           </w:rPr>
-          <w:instrText xml:space="preserve"> PAGEREF _Toc243647366 \h </w:instrText>
+          <w:instrText xml:space="preserve"> PAGEREF _Toc243651045 \h </w:instrText>
         </w:r>
         <w:r>
           <w:rPr>
@@ -2786,7 +2854,7 @@
             <w:noProof/>
             <w:webHidden/>
           </w:rPr>
-          <w:t>19</w:t>
+          <w:t>20</w:t>
         </w:r>
         <w:r>
           <w:rPr>
@@ -2807,12 +2875,80 @@
           <w:noProof/>
         </w:rPr>
       </w:pPr>
-      <w:hyperlink w:anchor="_Toc243647367" w:history="1">
+      <w:hyperlink w:anchor="_Toc243651046" w:history="1">
         <w:r>
           <w:rPr>
             <w:rStyle w:val="Hyperlink"/>
             <w:noProof/>
           </w:rPr>
+          <w:t>The team's Toolbox</w:t>
+        </w:r>
+        <w:r>
+          <w:rPr>
+            <w:noProof/>
+            <w:webHidden/>
+          </w:rPr>
+          <w:tab/>
+        </w:r>
+        <w:r>
+          <w:rPr>
+            <w:noProof/>
+            <w:webHidden/>
+          </w:rPr>
+          <w:fldChar w:fldCharType="begin"/>
+        </w:r>
+        <w:r>
+          <w:rPr>
+            <w:noProof/>
+            <w:webHidden/>
+          </w:rPr>
+          <w:instrText xml:space="preserve"> PAGEREF _Toc243651046 \h </w:instrText>
+        </w:r>
+        <w:r>
+          <w:rPr>
+            <w:noProof/>
+            <w:webHidden/>
+          </w:rPr>
+        </w:r>
+        <w:r>
+          <w:rPr>
+            <w:noProof/>
+            <w:webHidden/>
+          </w:rPr>
+          <w:fldChar w:fldCharType="separate"/>
+        </w:r>
+        <w:r>
+          <w:rPr>
+            <w:noProof/>
+            <w:webHidden/>
+          </w:rPr>
+          <w:t>21</w:t>
+        </w:r>
+        <w:r>
+          <w:rPr>
+            <w:noProof/>
+            <w:webHidden/>
+          </w:rPr>
+          <w:fldChar w:fldCharType="end"/>
+        </w:r>
+      </w:hyperlink>
+    </w:p>
+    <w:p>
+      <w:pPr>
+        <w:pStyle w:val="TOC2"/>
+        <w:tabs>
+          <w:tab w:val="right" w:leader="dot" w:pos="9350"/>
+        </w:tabs>
+        <w:rPr>
+          <w:noProof/>
+        </w:rPr>
+      </w:pPr>
+      <w:hyperlink w:anchor="_Toc243651047" w:history="1">
+        <w:r>
+          <w:rPr>
+            <w:rStyle w:val="Hyperlink"/>
+            <w:noProof/>
+          </w:rPr>
           <w:t>Vault maintenance</w:t>
         </w:r>
         <w:r>
@@ -2834,7 +2970,7 @@
             <w:noProof/>
             <w:webHidden/>
           </w:rPr>
-          <w:instrText xml:space="preserve"> PAGEREF _Toc243647367 \h </w:instrText>
+          <w:instrText xml:space="preserve"> PAGEREF _Toc243651047 \h </w:instrText>
         </w:r>
         <w:r>
           <w:rPr>
@@ -2854,7 +2990,7 @@
             <w:noProof/>
             <w:webHidden/>
           </w:rPr>
-          <w:t>19</w:t>
+          <w:t>21</w:t>
         </w:r>
         <w:r>
           <w:rPr>
@@ -2875,7 +3011,7 @@
           <w:noProof/>
         </w:rPr>
       </w:pPr>
-      <w:hyperlink w:anchor="_Toc243647368" w:history="1">
+      <w:hyperlink w:anchor="_Toc243651048" w:history="1">
         <w:r>
           <w:rPr>
             <w:rStyle w:val="Hyperlink"/>
@@ -2902,7 +3038,7 @@
             <w:noProof/>
             <w:webHidden/>
           </w:rPr>
-          <w:instrText xml:space="preserve"> PAGEREF _Toc243647368 \h </w:instrText>
+          <w:instrText xml:space="preserve"> PAGEREF _Toc243651048 \h </w:instrText>
         </w:r>
         <w:r>
           <w:rPr>
@@ -2922,7 +3058,7 @@
             <w:noProof/>
             <w:webHidden/>
           </w:rPr>
-          <w:t>21</w:t>
+          <w:t>22</w:t>
         </w:r>
         <w:r>
           <w:rPr>
@@ -2943,7 +3079,7 @@
           <w:noProof/>
         </w:rPr>
       </w:pPr>
-      <w:hyperlink w:anchor="_Toc243647369" w:history="1">
+      <w:hyperlink w:anchor="_Toc243651049" w:history="1">
         <w:r>
           <w:rPr>
             <w:rStyle w:val="Hyperlink"/>
@@ -2970,7 +3106,7 @@
             <w:noProof/>
             <w:webHidden/>
           </w:rPr>
-          <w:instrText xml:space="preserve"> PAGEREF _Toc243647369 \h </w:instrText>
+          <w:instrText xml:space="preserve"> PAGEREF _Toc243651049 \h </w:instrText>
         </w:r>
         <w:r>
           <w:rPr>
@@ -2990,7 +3126,7 @@
             <w:noProof/>
             <w:webHidden/>
           </w:rPr>
-          <w:t>22</w:t>
+          <w:t>23</w:t>
         </w:r>
         <w:r>
           <w:rPr>
@@ -3011,7 +3147,7 @@
           <w:noProof/>
         </w:rPr>
       </w:pPr>
-      <w:hyperlink w:anchor="_Toc243647370" w:history="1">
+      <w:hyperlink w:anchor="_Toc243651050" w:history="1">
         <w:r>
           <w:rPr>
             <w:rStyle w:val="Hyperlink"/>
@@ -3038,7 +3174,7 @@
             <w:noProof/>
             <w:webHidden/>
           </w:rPr>
-          <w:instrText xml:space="preserve"> PAGEREF _Toc243647370 \h </w:instrText>
+          <w:instrText xml:space="preserve"> PAGEREF _Toc243651050 \h </w:instrText>
         </w:r>
         <w:r>
           <w:rPr>
@@ -3058,7 +3194,7 @@
             <w:noProof/>
             <w:webHidden/>
           </w:rPr>
-          <w:t>23</w:t>
+          <w:t>24</w:t>
         </w:r>
         <w:r>
           <w:rPr>
@@ -3079,7 +3215,7 @@
           <w:noProof/>
         </w:rPr>
       </w:pPr>
-      <w:hyperlink w:anchor="_Toc243647371" w:history="1">
+      <w:hyperlink w:anchor="_Toc243651051" w:history="1">
         <w:r>
           <w:rPr>
             <w:rStyle w:val="Hyperlink"/>
@@ -3106,7 +3242,7 @@
             <w:noProof/>
             <w:webHidden/>
           </w:rPr>
-          <w:instrText xml:space="preserve"> PAGEREF _Toc243647371 \h </w:instrText>
+          <w:instrText xml:space="preserve"> PAGEREF _Toc243651051 \h </w:instrText>
         </w:r>
         <w:r>
           <w:rPr>
@@ -3126,7 +3262,7 @@
             <w:noProof/>
             <w:webHidden/>
           </w:rPr>
-          <w:t>23</w:t>
+          <w:t>24</w:t>
         </w:r>
         <w:r>
           <w:rPr>
@@ -3147,7 +3283,7 @@
           <w:noProof/>
         </w:rPr>
       </w:pPr>
-      <w:hyperlink w:anchor="_Toc243647372" w:history="1">
+      <w:hyperlink w:anchor="_Toc243651052" w:history="1">
         <w:r>
           <w:rPr>
             <w:rStyle w:val="Hyperlink"/>
@@ -3174,7 +3310,7 @@
             <w:noProof/>
             <w:webHidden/>
           </w:rPr>
-          <w:instrText xml:space="preserve"> PAGEREF _Toc243647372 \h </w:instrText>
+          <w:instrText xml:space="preserve"> PAGEREF _Toc243651052 \h </w:instrText>
         </w:r>
         <w:r>
           <w:rPr>
@@ -3194,7 +3330,7 @@
             <w:noProof/>
             <w:webHidden/>
           </w:rPr>
-          <w:t>23</w:t>
+          <w:t>24</w:t>
         </w:r>
         <w:r>
           <w:rPr>
@@ -3215,7 +3351,7 @@
           <w:noProof/>
         </w:rPr>
       </w:pPr>
-      <w:hyperlink w:anchor="_Toc243647373" w:history="1">
+      <w:hyperlink w:anchor="_Toc243651053" w:history="1">
         <w:r>
           <w:rPr>
             <w:rStyle w:val="Hyperlink"/>
@@ -3242,7 +3378,7 @@
             <w:noProof/>
             <w:webHidden/>
           </w:rPr>
-          <w:instrText xml:space="preserve"> PAGEREF _Toc243647373 \h </w:instrText>
+          <w:instrText xml:space="preserve"> PAGEREF _Toc243651053 \h </w:instrText>
         </w:r>
         <w:r>
           <w:rPr>
@@ -3262,7 +3398,7 @@
             <w:noProof/>
             <w:webHidden/>
           </w:rPr>
-          <w:t>23</w:t>
+          <w:t>24</w:t>
         </w:r>
         <w:r>
           <w:rPr>
@@ -3283,7 +3419,7 @@
           <w:noProof/>
         </w:rPr>
       </w:pPr>
-      <w:hyperlink w:anchor="_Toc243647374" w:history="1">
+      <w:hyperlink w:anchor="_Toc243651054" w:history="1">
         <w:r>
           <w:rPr>
             <w:rStyle w:val="Hyperlink"/>
@@ -3310,7 +3446,7 @@
             <w:noProof/>
             <w:webHidden/>
           </w:rPr>
-          <w:instrText xml:space="preserve"> PAGEREF _Toc243647374 \h </w:instrText>
+          <w:instrText xml:space="preserve"> PAGEREF _Toc243651054 \h </w:instrText>
         </w:r>
         <w:r>
           <w:rPr>
@@ -3330,7 +3466,7 @@
             <w:noProof/>
             <w:webHidden/>
           </w:rPr>
-          <w:t>24</w:t>
+          <w:t>25</w:t>
         </w:r>
         <w:r>
           <w:rPr>
@@ -3355,7 +3491,7 @@
       <w:pPr>
         <w:pStyle w:val="Heading1"/>
       </w:pPr>
-      <w:bookmarkStart w:id="0" w:name="_Toc243647327"/>
+      <w:bookmarkStart w:id="0" w:name="_Toc243651005"/>
       <w:r>
         <w:lastRenderedPageBreak/>
         <w:t>What Litterbox is</w:t>
@@ -3451,7 +3587,7 @@
       <w:pPr>
         <w:pStyle w:val="Heading2"/>
       </w:pPr>
-      <w:bookmarkStart w:id="1" w:name="_Toc243647328"/>
+      <w:bookmarkStart w:id="1" w:name="_Toc243651006"/>
       <w:r>
         <w:t>Terms</w:t>
       </w:r>
@@ -3879,7 +4015,7 @@
       <w:pPr>
         <w:pStyle w:val="Heading1"/>
       </w:pPr>
-      <w:bookmarkStart w:id="2" w:name="_Toc243647329"/>
+      <w:bookmarkStart w:id="2" w:name="_Toc243651007"/>
       <w:r>
         <w:lastRenderedPageBreak/>
         <w:t>Getting started</w:t>
@@ -3895,7 +4031,7 @@
       <w:pPr>
         <w:pStyle w:val="Heading2"/>
       </w:pPr>
-      <w:bookmarkStart w:id="3" w:name="_Toc243647330"/>
+      <w:bookmarkStart w:id="3" w:name="_Toc243651008"/>
       <w:r>
         <w:t>What you need</w:t>
       </w:r>
@@ -3980,7 +4116,7 @@
       <w:pPr>
         <w:pStyle w:val="Heading2"/>
       </w:pPr>
-      <w:bookmarkStart w:id="4" w:name="_Toc243647331"/>
+      <w:bookmarkStart w:id="4" w:name="_Toc243651009"/>
       <w:r>
         <w:t>Installing Litterbox</w:t>
       </w:r>
@@ -4059,7 +4195,7 @@
       <w:pPr>
         <w:pStyle w:val="Heading2"/>
       </w:pPr>
-      <w:bookmarkStart w:id="5" w:name="_Toc243647332"/>
+      <w:bookmarkStart w:id="5" w:name="_Toc243651010"/>
       <w:r>
         <w:t>Joining your team's vault</w:t>
       </w:r>
@@ -4165,7 +4301,7 @@
       <w:pPr>
         <w:pStyle w:val="Heading2"/>
       </w:pPr>
-      <w:bookmarkStart w:id="6" w:name="_Toc243647333"/>
+      <w:bookmarkStart w:id="6" w:name="_Toc243651011"/>
       <w:r>
         <w:lastRenderedPageBreak/>
         <w:t>Decisions to make first</w:t>
@@ -4267,7 +4403,7 @@
               <w:rPr>
                 <w:sz w:val="20"/>
               </w:rPr>
-              <w:t>Don't use SolidWorks Toolbox. Model each fastener as a part of its own, so it has a part number, revisions, and purchasing info like any other part. Toolbox files are kept outside the vault, and a released assembly keeps pointing at wherever they were. If you must use Toolbox, keep the Toolbox folder as a controlled document (in a .zip), and make sure every member installs that copy in the same folder.</w:t>
+              <w:t>Don't use SolidWorks Toolbox. Model each fastener as a part of its own, so it has a part number, revisions, and purchasing info like any other part. A new vault refuses Toolbox parts (the Toolbox rule, in Vault settings). If you must use Toolbox, an Admin keeps the team's own copy in the vault (see The team's Toolbox), and everyone points SolidWorks at it.</w:t>
             </w:r>
           </w:p>
         </w:tc>
@@ -4438,7 +4574,7 @@
       <w:pPr>
         <w:pStyle w:val="Heading2"/>
       </w:pPr>
-      <w:bookmarkStart w:id="7" w:name="_Toc243647334"/>
+      <w:bookmarkStart w:id="7" w:name="_Toc243651012"/>
       <w:r>
         <w:t>Setting up a new team</w:t>
       </w:r>
@@ -4655,6 +4791,15 @@
         <w:t>Document Types...</w:t>
       </w:r>
       <w:r>
+        <w:t xml:space="preserve">, </w:t>
+      </w:r>
+      <w:r>
+        <w:rPr>
+          <w:b/>
+        </w:rPr>
+        <w:t>Toolbox...</w:t>
+      </w:r>
+      <w:r>
         <w:t xml:space="preserve">, and </w:t>
       </w:r>
       <w:r>
@@ -4699,7 +4844,7 @@
       <w:pPr>
         <w:pStyle w:val="Heading2"/>
       </w:pPr>
-      <w:bookmarkStart w:id="8" w:name="_Toc243647335"/>
+      <w:bookmarkStart w:id="8" w:name="_Toc243651013"/>
       <w:r>
         <w:t>The main window</w:t>
       </w:r>
@@ -5069,7 +5214,7 @@
       <w:pPr>
         <w:pStyle w:val="Heading2"/>
       </w:pPr>
-      <w:bookmarkStart w:id="9" w:name="_Toc243647336"/>
+      <w:bookmarkStart w:id="9" w:name="_Toc243651014"/>
       <w:r>
         <w:t>Your first part</w:t>
       </w:r>
@@ -5165,7 +5310,7 @@
       <w:pPr>
         <w:pStyle w:val="Heading1"/>
       </w:pPr>
-      <w:bookmarkStart w:id="10" w:name="_Toc243647337"/>
+      <w:bookmarkStart w:id="10" w:name="_Toc243651015"/>
       <w:r>
         <w:lastRenderedPageBreak/>
         <w:t>Everyday work</w:t>
@@ -5176,7 +5321,7 @@
       <w:pPr>
         <w:pStyle w:val="Heading2"/>
       </w:pPr>
-      <w:bookmarkStart w:id="11" w:name="_Toc243647338"/>
+      <w:bookmarkStart w:id="11" w:name="_Toc243651016"/>
       <w:r>
         <w:t>Part numbers and file names</w:t>
       </w:r>
@@ -5205,7 +5350,7 @@
       <w:pPr>
         <w:pStyle w:val="Heading2"/>
       </w:pPr>
-      <w:bookmarkStart w:id="12" w:name="_Toc243647339"/>
+      <w:bookmarkStart w:id="12" w:name="_Toc243651017"/>
       <w:r>
         <w:t>Projects</w:t>
       </w:r>
@@ -5443,7 +5588,7 @@
       <w:pPr>
         <w:pStyle w:val="Heading2"/>
       </w:pPr>
-      <w:bookmarkStart w:id="13" w:name="_Toc243647340"/>
+      <w:bookmarkStart w:id="13" w:name="_Toc243651018"/>
       <w:r>
         <w:t>Finding parts</w:t>
       </w:r>
@@ -5498,7 +5643,7 @@
       <w:pPr>
         <w:pStyle w:val="Heading2"/>
       </w:pPr>
-      <w:bookmarkStart w:id="14" w:name="_Toc243647341"/>
+      <w:bookmarkStart w:id="14" w:name="_Toc243651019"/>
       <w:r>
         <w:t>Checking out and checking in</w:t>
       </w:r>
@@ -5607,14 +5752,28 @@
     </w:p>
     <w:p>
       <w:r>
-        <w:t>When an assembly is checked in with SolidWorks open, Litterbox reads which parts it uses and how many of each. When a part is checked in with SolidWorks open, Litterbox reads its material. Without SolidWorks the check-in still works, and Litterbox marks these as needing an update (see Assemblies, references, and BOMs, and Materials).</w:t>
+        <w:t>When an assembly is checked in with SolidWorks open, Litterbox reads which parts it uses and how many of each, and which Toolbox parts and files from outside the vault it uses. When a part is checked in with SolidWorks open, Litterbox reads its material. Without SolidWorks the check-in still works, and Litterbox marks these as needing an update (see Assemblies, references, and BOMs, and Materials).</w:t>
+      </w:r>
+    </w:p>
+    <w:p>
+      <w:r>
+        <w:t xml:space="preserve">If the team has a </w:t>
+      </w:r>
+      <w:r>
+        <w:rPr>
+          <w:b/>
+        </w:rPr>
+        <w:t>Toolbox rule</w:t>
+      </w:r>
+      <w:r>
+        <w:t xml:space="preserve"> (see Toolbox parts), Check In refuses an assembly that breaks it, says which files are the problem, and leaves it checked out to you.</w:t>
       </w:r>
     </w:p>
     <w:p>
       <w:pPr>
         <w:pStyle w:val="Heading2"/>
       </w:pPr>
-      <w:bookmarkStart w:id="15" w:name="_Toc243647342"/>
+      <w:bookmarkStart w:id="15" w:name="_Toc243651020"/>
       <w:r>
         <w:t>Getting other people's changes</w:t>
       </w:r>
@@ -5644,7 +5803,7 @@
       <w:pPr>
         <w:pStyle w:val="Heading2"/>
       </w:pPr>
-      <w:bookmarkStart w:id="16" w:name="_Toc243647343"/>
+      <w:bookmarkStart w:id="16" w:name="_Toc243651021"/>
       <w:r>
         <w:t>Opening files</w:t>
       </w:r>
@@ -5703,8 +5862,9 @@
       <w:pPr>
         <w:pStyle w:val="Heading2"/>
       </w:pPr>
-      <w:bookmarkStart w:id="17" w:name="_Toc243647344"/>
-      <w:r>
+      <w:bookmarkStart w:id="17" w:name="_Toc243651022"/>
+      <w:r>
+        <w:lastRenderedPageBreak/>
         <w:t>The details pane</w:t>
       </w:r>
       <w:bookmarkEnd w:id="17"/>
@@ -5783,7 +5943,6 @@
               <w:rPr>
                 <w:sz w:val="20"/>
               </w:rPr>
-              <w:lastRenderedPageBreak/>
               <w:t>Details</w:t>
             </w:r>
           </w:p>
@@ -5976,7 +6135,7 @@
       <w:pPr>
         <w:pStyle w:val="Heading1"/>
       </w:pPr>
-      <w:bookmarkStart w:id="18" w:name="_Toc243647345"/>
+      <w:bookmarkStart w:id="18" w:name="_Toc243651023"/>
       <w:r>
         <w:lastRenderedPageBreak/>
         <w:t>Revisions and the lifecycle</w:t>
@@ -6346,7 +6505,7 @@
       <w:pPr>
         <w:pStyle w:val="Heading2"/>
       </w:pPr>
-      <w:bookmarkStart w:id="19" w:name="_Toc243647346"/>
+      <w:bookmarkStart w:id="19" w:name="_Toc243651024"/>
       <w:r>
         <w:t>Form, Fit, Function, and Dispo</w:t>
       </w:r>
@@ -6440,7 +6599,7 @@
       <w:pPr>
         <w:pStyle w:val="Heading1"/>
       </w:pPr>
-      <w:bookmarkStart w:id="20" w:name="_Toc243647347"/>
+      <w:bookmarkStart w:id="20" w:name="_Toc243651025"/>
       <w:r>
         <w:lastRenderedPageBreak/>
         <w:t>Assemblies, references, and BOMs</w:t>
@@ -6451,7 +6610,7 @@
       <w:pPr>
         <w:pStyle w:val="Heading2"/>
       </w:pPr>
-      <w:bookmarkStart w:id="21" w:name="_Toc243647348"/>
+      <w:bookmarkStart w:id="21" w:name="_Toc243651026"/>
       <w:r>
         <w:t>Uses and where used</w:t>
       </w:r>
@@ -6504,7 +6663,7 @@
       <w:pPr>
         <w:pStyle w:val="Heading2"/>
       </w:pPr>
-      <w:bookmarkStart w:id="22" w:name="_Toc243647349"/>
+      <w:bookmarkStart w:id="22" w:name="_Toc243651027"/>
       <w:r>
         <w:t>The BOM tab</w:t>
       </w:r>
@@ -6603,11 +6762,246 @@
       <w:pPr>
         <w:pStyle w:val="Heading2"/>
       </w:pPr>
-      <w:bookmarkStart w:id="23" w:name="_Toc243647350"/>
+      <w:bookmarkStart w:id="23" w:name="_Toc243651028"/>
+      <w:r>
+        <w:t>Toolbox parts</w:t>
+      </w:r>
+      <w:bookmarkEnd w:id="23"/>
+    </w:p>
+    <w:p>
+      <w:r>
+        <w:t xml:space="preserve">An Admin chooses the team's </w:t>
+      </w:r>
+      <w:r>
+        <w:rPr>
+          <w:b/>
+        </w:rPr>
+        <w:t>Toolbox rule</w:t>
+      </w:r>
+      <w:r>
+        <w:t xml:space="preserve"> in Team &gt; Vault Settings...:</w:t>
+      </w:r>
+    </w:p>
+    <w:tbl>
+      <w:tblPr>
+        <w:tblStyle w:val="TableGrid"/>
+        <w:tblW w:w="0" w:type="auto"/>
+        <w:jc w:val="center"/>
+        <w:tblLayout w:type="fixed"/>
+        <w:tblLook w:val="04A0" w:firstRow="1" w:lastRow="0" w:firstColumn="1" w:lastColumn="0" w:noHBand="0" w:noVBand="1"/>
+      </w:tblPr>
+      <w:tblGrid>
+        <w:gridCol w:w="2736"/>
+        <w:gridCol w:w="6624"/>
+      </w:tblGrid>
+      <w:tr>
+        <w:trPr>
+          <w:cantSplit/>
+          <w:tblHeader/>
+          <w:jc w:val="center"/>
+        </w:trPr>
+        <w:tc>
+          <w:tcPr>
+            <w:tcW w:w="2736" w:type="dxa"/>
+            <w:shd w:val="clear" w:color="auto" w:fill="1F5F8B"/>
+          </w:tcPr>
+          <w:p>
+            <w:pPr>
+              <w:spacing w:after="40"/>
+            </w:pPr>
+            <w:r>
+              <w:rPr>
+                <w:b/>
+                <w:color w:val="FFFFFF"/>
+                <w:sz w:val="20"/>
+              </w:rPr>
+              <w:t>Rule</w:t>
+            </w:r>
+          </w:p>
+        </w:tc>
+        <w:tc>
+          <w:tcPr>
+            <w:tcW w:w="6624" w:type="dxa"/>
+            <w:shd w:val="clear" w:color="auto" w:fill="1F5F8B"/>
+          </w:tcPr>
+          <w:p>
+            <w:pPr>
+              <w:spacing w:after="40"/>
+            </w:pPr>
+            <w:r>
+              <w:rPr>
+                <w:b/>
+                <w:color w:val="FFFFFF"/>
+                <w:sz w:val="20"/>
+              </w:rPr>
+              <w:t>An assembly may use</w:t>
+            </w:r>
+          </w:p>
+        </w:tc>
+      </w:tr>
+      <w:tr>
+        <w:trPr>
+          <w:cantSplit/>
+          <w:jc w:val="center"/>
+        </w:trPr>
+        <w:tc>
+          <w:tcPr>
+            <w:tcW w:w="2736" w:type="dxa"/>
+          </w:tcPr>
+          <w:p>
+            <w:pPr>
+              <w:spacing w:after="40"/>
+            </w:pPr>
+            <w:r>
+              <w:rPr>
+                <w:sz w:val="20"/>
+              </w:rPr>
+              <w:t>No Toolbox parts</w:t>
+            </w:r>
+          </w:p>
+        </w:tc>
+        <w:tc>
+          <w:tcPr>
+            <w:tcW w:w="6624" w:type="dxa"/>
+          </w:tcPr>
+          <w:p>
+            <w:pPr>
+              <w:spacing w:after="40"/>
+            </w:pPr>
+            <w:r>
+              <w:rPr>
+                <w:sz w:val="20"/>
+              </w:rPr>
+              <w:t>Only parts in the vault: no SolidWorks Toolbox parts, and no files from outside the vault. A new vault starts with this rule.</w:t>
+            </w:r>
+          </w:p>
+        </w:tc>
+      </w:tr>
+      <w:tr>
+        <w:trPr>
+          <w:cantSplit/>
+          <w:jc w:val="center"/>
+        </w:trPr>
+        <w:tc>
+          <w:tcPr>
+            <w:tcW w:w="2736" w:type="dxa"/>
+            <w:shd w:val="clear" w:color="auto" w:fill="EEF3F7"/>
+          </w:tcPr>
+          <w:p>
+            <w:pPr>
+              <w:spacing w:after="40"/>
+            </w:pPr>
+            <w:r>
+              <w:rPr>
+                <w:sz w:val="20"/>
+              </w:rPr>
+              <w:t>Only the team's Toolbox</w:t>
+            </w:r>
+          </w:p>
+        </w:tc>
+        <w:tc>
+          <w:tcPr>
+            <w:tcW w:w="6624" w:type="dxa"/>
+            <w:shd w:val="clear" w:color="auto" w:fill="EEF3F7"/>
+          </w:tcPr>
+          <w:p>
+            <w:pPr>
+              <w:spacing w:after="40"/>
+            </w:pPr>
+            <w:r>
+              <w:rPr>
+                <w:sz w:val="20"/>
+              </w:rPr>
+              <w:t>Toolbox parts from the team's Toolbox in the vault (see The team's Toolbox), and no other files from outside the vault.</w:t>
+            </w:r>
+          </w:p>
+        </w:tc>
+      </w:tr>
+      <w:tr>
+        <w:trPr>
+          <w:cantSplit/>
+          <w:jc w:val="center"/>
+        </w:trPr>
+        <w:tc>
+          <w:tcPr>
+            <w:tcW w:w="2736" w:type="dxa"/>
+          </w:tcPr>
+          <w:p>
+            <w:pPr>
+              <w:spacing w:after="40"/>
+            </w:pPr>
+            <w:r>
+              <w:rPr>
+                <w:sz w:val="20"/>
+              </w:rPr>
+              <w:t>Don't check</w:t>
+            </w:r>
+          </w:p>
+        </w:tc>
+        <w:tc>
+          <w:tcPr>
+            <w:tcW w:w="6624" w:type="dxa"/>
+          </w:tcPr>
+          <w:p>
+            <w:pPr>
+              <w:spacing w:after="40"/>
+            </w:pPr>
+            <w:r>
+              <w:rPr>
+                <w:sz w:val="20"/>
+              </w:rPr>
+              <w:t>Anything. Vaults made before Litterbox 0.6.0 start with this.</w:t>
+            </w:r>
+          </w:p>
+        </w:tc>
+      </w:tr>
+    </w:tbl>
+    <w:p>
+      <w:pPr>
+        <w:spacing w:after="40"/>
+      </w:pPr>
+    </w:p>
+    <w:p>
+      <w:r>
+        <w:t xml:space="preserve">Check In refuses an assembly that breaks the rule, and so does </w:t>
+      </w:r>
+      <w:r>
+        <w:rPr>
+          <w:b/>
+        </w:rPr>
+        <w:t>Release</w:t>
+      </w:r>
+      <w:r>
+        <w:t xml:space="preserve">, since a rule can be set after an assembly was checked in. An assembly checked in without SolidWorks open hasn't been looked at, so Release asks for </w:t>
+      </w:r>
+      <w:r>
+        <w:rPr>
+          <w:b/>
+        </w:rPr>
+        <w:t>Update BOM</w:t>
+      </w:r>
+      <w:r>
+        <w:t xml:space="preserve"> first (on the BOM tab), which reads it with SolidWorks.</w:t>
+      </w:r>
+    </w:p>
+    <w:p>
+      <w:r>
+        <w:t xml:space="preserve">SolidWorks takes every Toolbox part from the Toolbox folder it is set to use (Tools &gt; Options &gt; System Options &gt; Hole Wizard/Toolbox), whatever folder the assembly was saved with. So with Only </w:t>
+      </w:r>
+      <w:r>
+        <w:lastRenderedPageBreak/>
+        <w:t>the team's Toolbox, set SolidWorks to the team's folder once on each computer. Litterbox says so after the first refresh if it isn't.</w:t>
+      </w:r>
+    </w:p>
+    <w:p>
+      <w:pPr>
+        <w:pStyle w:val="Heading2"/>
+      </w:pPr>
+      <w:bookmarkStart w:id="24" w:name="_Toc243651029"/>
       <w:r>
         <w:t>Non-CAD parts and kits</w:t>
       </w:r>
-      <w:bookmarkEnd w:id="23"/>
+      <w:bookmarkEnd w:id="24"/>
     </w:p>
     <w:p>
       <w:r>
@@ -6673,22 +7067,22 @@
       <w:pPr>
         <w:pStyle w:val="Heading1"/>
       </w:pPr>
-      <w:bookmarkStart w:id="24" w:name="_Toc243647351"/>
+      <w:bookmarkStart w:id="25" w:name="_Toc243651030"/>
       <w:r>
         <w:lastRenderedPageBreak/>
         <w:t>Purchasing, costs, and materials</w:t>
       </w:r>
-      <w:bookmarkEnd w:id="24"/>
+      <w:bookmarkEnd w:id="25"/>
     </w:p>
     <w:p>
       <w:pPr>
         <w:pStyle w:val="Heading2"/>
       </w:pPr>
-      <w:bookmarkStart w:id="25" w:name="_Toc243647352"/>
+      <w:bookmarkStart w:id="26" w:name="_Toc243651031"/>
       <w:r>
         <w:t>Purchasing info</w:t>
       </w:r>
-      <w:bookmarkEnd w:id="25"/>
+      <w:bookmarkEnd w:id="26"/>
     </w:p>
     <w:p>
       <w:r>
@@ -6722,11 +7116,11 @@
       <w:pPr>
         <w:pStyle w:val="Heading2"/>
       </w:pPr>
-      <w:bookmarkStart w:id="26" w:name="_Toc243647353"/>
+      <w:bookmarkStart w:id="27" w:name="_Toc243651032"/>
       <w:r>
         <w:t>Materials</w:t>
       </w:r>
-      <w:bookmarkEnd w:id="26"/>
+      <w:bookmarkEnd w:id="27"/>
     </w:p>
     <w:p>
       <w:r>
@@ -6760,22 +7154,22 @@
       <w:pPr>
         <w:pStyle w:val="Heading1"/>
       </w:pPr>
-      <w:bookmarkStart w:id="27" w:name="_Toc243647354"/>
+      <w:bookmarkStart w:id="28" w:name="_Toc243651033"/>
       <w:r>
         <w:lastRenderedPageBreak/>
         <w:t>Release outputs and exports</w:t>
       </w:r>
-      <w:bookmarkEnd w:id="27"/>
+      <w:bookmarkEnd w:id="28"/>
     </w:p>
     <w:p>
       <w:pPr>
         <w:pStyle w:val="Heading2"/>
       </w:pPr>
-      <w:bookmarkStart w:id="28" w:name="_Toc243647355"/>
+      <w:bookmarkStart w:id="29" w:name="_Toc243651034"/>
       <w:r>
         <w:t>STEP and PDF files</w:t>
       </w:r>
-      <w:bookmarkEnd w:id="28"/>
+      <w:bookmarkEnd w:id="29"/>
     </w:p>
     <w:p>
       <w:pPr>
@@ -6832,11 +7226,11 @@
       <w:pPr>
         <w:pStyle w:val="Heading2"/>
       </w:pPr>
-      <w:bookmarkStart w:id="29" w:name="_Toc243647356"/>
+      <w:bookmarkStart w:id="30" w:name="_Toc243651035"/>
       <w:r>
         <w:t>Exporting</w:t>
       </w:r>
-      <w:bookmarkEnd w:id="29"/>
+      <w:bookmarkEnd w:id="30"/>
     </w:p>
     <w:p>
       <w:r>
@@ -6861,12 +7255,12 @@
       <w:pPr>
         <w:pStyle w:val="Heading1"/>
       </w:pPr>
-      <w:bookmarkStart w:id="30" w:name="_Toc243647357"/>
+      <w:bookmarkStart w:id="31" w:name="_Toc243651036"/>
       <w:r>
         <w:lastRenderedPageBreak/>
         <w:t>Documents</w:t>
       </w:r>
-      <w:bookmarkEnd w:id="30"/>
+      <w:bookmarkEnd w:id="31"/>
     </w:p>
     <w:p>
       <w:r>
@@ -6966,22 +7360,22 @@
       <w:pPr>
         <w:pStyle w:val="Heading1"/>
       </w:pPr>
-      <w:bookmarkStart w:id="31" w:name="_Toc243647358"/>
+      <w:bookmarkStart w:id="32" w:name="_Toc243651037"/>
       <w:r>
         <w:lastRenderedPageBreak/>
         <w:t>Sign-off workflows and ECOs</w:t>
       </w:r>
-      <w:bookmarkEnd w:id="31"/>
+      <w:bookmarkEnd w:id="32"/>
     </w:p>
     <w:p>
       <w:pPr>
         <w:pStyle w:val="Heading2"/>
       </w:pPr>
-      <w:bookmarkStart w:id="32" w:name="_Toc243647359"/>
+      <w:bookmarkStart w:id="33" w:name="_Toc243651038"/>
       <w:r>
         <w:t>How workflows work</w:t>
       </w:r>
-      <w:bookmarkEnd w:id="32"/>
+      <w:bookmarkEnd w:id="33"/>
     </w:p>
     <w:p>
       <w:r>
@@ -7033,11 +7427,11 @@
       <w:pPr>
         <w:pStyle w:val="Heading2"/>
       </w:pPr>
-      <w:bookmarkStart w:id="33" w:name="_Toc243647360"/>
+      <w:bookmarkStart w:id="34" w:name="_Toc243651039"/>
       <w:r>
         <w:t>Asking for sign-off</w:t>
       </w:r>
-      <w:bookmarkEnd w:id="33"/>
+      <w:bookmarkEnd w:id="34"/>
     </w:p>
     <w:p>
       <w:pPr>
@@ -7194,11 +7588,11 @@
       <w:pPr>
         <w:pStyle w:val="Heading2"/>
       </w:pPr>
-      <w:bookmarkStart w:id="34" w:name="_Toc243647361"/>
+      <w:bookmarkStart w:id="35" w:name="_Toc243651040"/>
       <w:r>
         <w:t>Reviewing a request</w:t>
       </w:r>
-      <w:bookmarkEnd w:id="34"/>
+      <w:bookmarkEnd w:id="35"/>
     </w:p>
     <w:p>
       <w:r>
@@ -7496,11 +7890,11 @@
       <w:pPr>
         <w:pStyle w:val="Heading2"/>
       </w:pPr>
-      <w:bookmarkStart w:id="35" w:name="_Toc243647362"/>
+      <w:bookmarkStart w:id="36" w:name="_Toc243651041"/>
       <w:r>
         <w:t>Rejected requests</w:t>
       </w:r>
-      <w:bookmarkEnd w:id="35"/>
+      <w:bookmarkEnd w:id="36"/>
     </w:p>
     <w:p>
       <w:r>
@@ -7569,11 +7963,11 @@
       <w:pPr>
         <w:pStyle w:val="Heading2"/>
       </w:pPr>
-      <w:bookmarkStart w:id="36" w:name="_Toc243647363"/>
+      <w:bookmarkStart w:id="37" w:name="_Toc243651042"/>
       <w:r>
         <w:t>Engineering change orders</w:t>
       </w:r>
-      <w:bookmarkEnd w:id="36"/>
+      <w:bookmarkEnd w:id="37"/>
     </w:p>
     <w:p>
       <w:r>
@@ -7621,12 +8015,12 @@
       <w:pPr>
         <w:pStyle w:val="Heading1"/>
       </w:pPr>
-      <w:bookmarkStart w:id="37" w:name="_Toc243647364"/>
+      <w:bookmarkStart w:id="38" w:name="_Toc243651043"/>
       <w:r>
         <w:lastRenderedPageBreak/>
         <w:t>Running the team</w:t>
       </w:r>
-      <w:bookmarkEnd w:id="37"/>
+      <w:bookmarkEnd w:id="38"/>
     </w:p>
     <w:p>
       <w:r>
@@ -7646,11 +8040,11 @@
       <w:pPr>
         <w:pStyle w:val="Heading2"/>
       </w:pPr>
-      <w:bookmarkStart w:id="38" w:name="_Toc243647365"/>
+      <w:bookmarkStart w:id="39" w:name="_Toc243651044"/>
       <w:r>
         <w:t>People and access</w:t>
       </w:r>
-      <w:bookmarkEnd w:id="38"/>
+      <w:bookmarkEnd w:id="39"/>
     </w:p>
     <w:tbl>
       <w:tblPr>
@@ -7782,7 +8176,7 @@
               <w:rPr>
                 <w:sz w:val="20"/>
               </w:rPr>
-              <w:t>Manage people, roles, workflows, projects, document types, and vault settings; override workflows; break a checkout; remake released STEP/PDF files; link documents to released parts. Admins can work in every project, restricted or hidden.</w:t>
+              <w:t>Manage people, roles, workflows, projects, document types, the team's Toolbox, and vault settings; override workflows; break a checkout; remake released STEP/PDF files; link documents to released parts. Admins can work in every project, restricted or hidden.</w:t>
             </w:r>
           </w:p>
         </w:tc>
@@ -7912,11 +8306,11 @@
       <w:pPr>
         <w:pStyle w:val="Heading2"/>
       </w:pPr>
-      <w:bookmarkStart w:id="39" w:name="_Toc243647366"/>
+      <w:bookmarkStart w:id="40" w:name="_Toc243651045"/>
       <w:r>
         <w:t>Vault settings</w:t>
       </w:r>
-      <w:bookmarkEnd w:id="39"/>
+      <w:bookmarkEnd w:id="40"/>
     </w:p>
     <w:tbl>
       <w:tblPr>
@@ -8247,6 +8641,46 @@
           </w:p>
         </w:tc>
       </w:tr>
+      <w:tr>
+        <w:trPr>
+          <w:cantSplit/>
+          <w:jc w:val="center"/>
+        </w:trPr>
+        <w:tc>
+          <w:tcPr>
+            <w:tcW w:w="2592" w:type="dxa"/>
+            <w:shd w:val="clear" w:color="auto" w:fill="EEF3F7"/>
+          </w:tcPr>
+          <w:p>
+            <w:pPr>
+              <w:spacing w:after="40"/>
+            </w:pPr>
+            <w:r>
+              <w:rPr>
+                <w:sz w:val="20"/>
+              </w:rPr>
+              <w:t>SolidWorks Toolbox parts</w:t>
+            </w:r>
+          </w:p>
+        </w:tc>
+        <w:tc>
+          <w:tcPr>
+            <w:tcW w:w="6768" w:type="dxa"/>
+            <w:shd w:val="clear" w:color="auto" w:fill="EEF3F7"/>
+          </w:tcPr>
+          <w:p>
+            <w:pPr>
+              <w:spacing w:after="40"/>
+            </w:pPr>
+            <w:r>
+              <w:rPr>
+                <w:sz w:val="20"/>
+              </w:rPr>
+              <w:t>The Toolbox rule (see Toolbox parts). Setting one makes everyone need Litterbox 0.6.0 or newer.</w:t>
+            </w:r>
+          </w:p>
+        </w:tc>
+      </w:tr>
     </w:tbl>
     <w:p>
       <w:pPr>
@@ -8257,91 +8691,43 @@
       <w:pPr>
         <w:pStyle w:val="Heading2"/>
       </w:pPr>
-      <w:bookmarkStart w:id="40" w:name="_Toc243647367"/>
-      <w:r>
-        <w:t>Vault maintenance</w:t>
-      </w:r>
-      <w:bookmarkEnd w:id="40"/>
-    </w:p>
-    <w:p>
-      <w:pPr>
-        <w:pStyle w:val="ListBullet"/>
-      </w:pPr>
+      <w:bookmarkStart w:id="41" w:name="_Toc243651046"/>
+      <w:r>
+        <w:lastRenderedPageBreak/>
+        <w:t>The team's Toolbox</w:t>
+      </w:r>
+      <w:bookmarkEnd w:id="41"/>
+    </w:p>
+    <w:p>
+      <w:r>
+        <w:t xml:space="preserve">With the rule Only the team's Toolbox, the team shares one copy of the SolidWorks Toolbox, kept in the vault's </w:t>
+      </w:r>
       <w:r>
         <w:rPr>
           <w:b/>
         </w:rPr>
-        <w:t>Vault &gt; Update file rules...</w:t>
-      </w:r>
-      <w:r>
-        <w:t xml:space="preserve"> appears when Litterbox has newer rules for which files Git LFS stores and locks. An Admin is asked once per session. The update changes only Litterbox's own lines.</w:t>
-      </w:r>
-    </w:p>
-    <w:p>
-      <w:pPr>
-        <w:pStyle w:val="ListBullet"/>
-      </w:pPr>
+        <w:t>toolbox</w:t>
+      </w:r>
+      <w:r>
+        <w:t xml:space="preserve"> folder (C:\Litterbox\&lt;vault&gt;\toolbox). Team &gt; </w:t>
+      </w:r>
       <w:r>
         <w:rPr>
           <w:b/>
         </w:rPr>
-        <w:lastRenderedPageBreak/>
-        <w:t>Vault &gt; Upgrade records...</w:t>
-      </w:r>
-      <w:r>
-        <w:t xml:space="preserve"> appears when an update of Litterbox keeps part records in a new format. Until an Admin upgrades the vault, nobody on the new version can change anything, so an Admin is asked once per session. Upgrading makes everyone update Litterbox, and rewrites every record in one upload. Parts checked out at the time are upgraded when they are checked in.</w:t>
-      </w:r>
-    </w:p>
-    <w:p>
-      <w:pPr>
-        <w:pStyle w:val="ListBullet"/>
-      </w:pPr>
+        <w:t>Toolbox...</w:t>
+      </w:r>
+      <w:r>
+        <w:t xml:space="preserve"> shows it: how many files it has, how many are downloaded on your computer, and whether your SolidWorks uses it. Everyone can open it and press </w:t>
+      </w:r>
       <w:r>
         <w:rPr>
           <w:b/>
         </w:rPr>
-        <w:t>Vault &gt; Vault Size...</w:t>
-      </w:r>
-      <w:r>
-        <w:t xml:space="preserve"> shows how much the vault uses on the host (its history and every version of every Git LFS file) and how much is downloaded on your computer.</w:t>
-      </w:r>
-    </w:p>
-    <w:p>
-      <w:pPr>
-        <w:pStyle w:val="ListBullet"/>
-      </w:pPr>
-      <w:r>
-        <w:t>Some features raise the oldest Litterbox version the vault accepts (workflows, projects, documents, and others). Litterbox tells anyone on an older version to update before they upload anything.</w:t>
-      </w:r>
-    </w:p>
-    <w:p>
-      <w:r>
-        <w:br w:type="page"/>
-      </w:r>
-    </w:p>
-    <w:p>
-      <w:pPr>
-        <w:pStyle w:val="Heading1"/>
-      </w:pPr>
-      <w:bookmarkStart w:id="41" w:name="_Toc243647368"/>
-      <w:r>
-        <w:lastRenderedPageBreak/>
-        <w:t>Importing existing CAD</w:t>
-      </w:r>
-      <w:bookmarkEnd w:id="41"/>
-    </w:p>
-    <w:p>
-      <w:r>
-        <w:t xml:space="preserve">Create &gt; </w:t>
-      </w:r>
-      <w:r>
-        <w:rPr>
-          <w:b/>
-        </w:rPr>
-        <w:t>Import...</w:t>
-      </w:r>
-      <w:r>
-        <w:t xml:space="preserve"> brings a folder of SolidWorks files into the vault. It gives each part a number and renames the files to match, updating their references so assemblies still find their parts.</w:t>
+        <w:t>Download</w:t>
+      </w:r>
+      <w:r>
+        <w:t>. Only Admins and the Owner can change it:</w:t>
       </w:r>
     </w:p>
     <w:p>
@@ -8353,7 +8739,13 @@
         </w:numPr>
       </w:pPr>
       <w:r>
-        <w:t>Choose the folders to import, or a saved scan. Litterbox scans them with SolidWorks to find the parts, assemblies, and drawings, what each assembly uses, and which files the vault already has.</w:t>
+        <w:rPr>
+          <w:b/>
+        </w:rPr>
+        <w:t>Copy in a Toolbox folder...</w:t>
+      </w:r>
+      <w:r>
+        <w:t xml:space="preserve"> makes the team's Toolbox a copy of a Toolbox folder (C:\SOLIDWORKS Data, say) and uploads it. A whole Toolbox is several hundred MB, so this takes a while. Copying in again replaces it.</w:t>
       </w:r>
     </w:p>
     <w:p>
@@ -8365,7 +8757,7 @@
         </w:numPr>
       </w:pPr>
       <w:r>
-        <w:t>Review the table. Each item has a proposed part number, which you can change, and a name. Choose a project (only projects you can use are offered), or import a family under one base number. Untick anything you don't want.</w:t>
+        <w:t>Everyone sets SolidWorks to use the team's folder (Tools &gt; Options &gt; System Options &gt; Hole Wizard/Toolbox).</w:t>
       </w:r>
     </w:p>
     <w:p>
@@ -8374,6 +8766,155 @@
         <w:numPr>
           <w:ilvl w:val="0"/>
           <w:numId w:val="16"/>
+        </w:numPr>
+      </w:pPr>
+      <w:r>
+        <w:t xml:space="preserve">To add sizes or change Toolbox's settings, press </w:t>
+      </w:r>
+      <w:r>
+        <w:rPr>
+          <w:b/>
+        </w:rPr>
+        <w:t>Let me change it</w:t>
+      </w:r>
+      <w:r>
+        <w:t xml:space="preserve">, make the changes in SolidWorks, then press </w:t>
+      </w:r>
+      <w:r>
+        <w:rPr>
+          <w:b/>
+        </w:rPr>
+        <w:t>Upload changes</w:t>
+      </w:r>
+      <w:r>
+        <w:t>. Set Toolbox to make a file for each size (Toolbox Settings &gt; User Settings &gt; Create Parts), so a new size is a new file rather than a change to a shared one.</w:t>
+      </w:r>
+    </w:p>
+    <w:p>
+      <w:r>
+        <w:t>The team's Toolbox is read-only on everyone's computer, and Litterbox refuses to upload a change to it from anyone but an Admin or the Owner. An assembly can't be checked in with a Toolbox part that is on your computer but not uploaded to the team's Toolbox yet.</w:t>
+      </w:r>
+    </w:p>
+    <w:p>
+      <w:pPr>
+        <w:pStyle w:val="Heading2"/>
+      </w:pPr>
+      <w:bookmarkStart w:id="42" w:name="_Toc243651047"/>
+      <w:r>
+        <w:t>Vault maintenance</w:t>
+      </w:r>
+      <w:bookmarkEnd w:id="42"/>
+    </w:p>
+    <w:p>
+      <w:pPr>
+        <w:pStyle w:val="ListBullet"/>
+      </w:pPr>
+      <w:r>
+        <w:rPr>
+          <w:b/>
+        </w:rPr>
+        <w:t>Vault &gt; Update file rules...</w:t>
+      </w:r>
+      <w:r>
+        <w:t xml:space="preserve"> appears when Litterbox has newer rules for which files Git LFS stores and locks. An Admin is asked once per session. The update changes only Litterbox's own lines.</w:t>
+      </w:r>
+    </w:p>
+    <w:p>
+      <w:pPr>
+        <w:pStyle w:val="ListBullet"/>
+      </w:pPr>
+      <w:r>
+        <w:rPr>
+          <w:b/>
+        </w:rPr>
+        <w:t>Vault &gt; Upgrade records...</w:t>
+      </w:r>
+      <w:r>
+        <w:t xml:space="preserve"> appears when an update of Litterbox keeps part records in a new format. Until an Admin upgrades the vault, nobody on the new version can change anything, so an Admin is asked once per session. Upgrading makes everyone update Litterbox, and rewrites every record in one upload. Parts checked out at the time are upgraded when they are checked in.</w:t>
+      </w:r>
+    </w:p>
+    <w:p>
+      <w:pPr>
+        <w:pStyle w:val="ListBullet"/>
+      </w:pPr>
+      <w:r>
+        <w:rPr>
+          <w:b/>
+        </w:rPr>
+        <w:t>Vault &gt; Vault Size...</w:t>
+      </w:r>
+      <w:r>
+        <w:t xml:space="preserve"> shows how much the vault uses on the host (its history and every version of every Git LFS file) and how much is downloaded on your computer.</w:t>
+      </w:r>
+    </w:p>
+    <w:p>
+      <w:pPr>
+        <w:pStyle w:val="ListBullet"/>
+      </w:pPr>
+      <w:r>
+        <w:t>Some features raise the oldest Litterbox version the vault accepts (workflows, projects, documents, the Toolbox rule, and others). Litterbox tells anyone on an older version to update before they upload anything.</w:t>
+      </w:r>
+    </w:p>
+    <w:p>
+      <w:r>
+        <w:br w:type="page"/>
+      </w:r>
+    </w:p>
+    <w:p>
+      <w:pPr>
+        <w:pStyle w:val="Heading1"/>
+      </w:pPr>
+      <w:bookmarkStart w:id="43" w:name="_Toc243651048"/>
+      <w:r>
+        <w:lastRenderedPageBreak/>
+        <w:t>Importing existing CAD</w:t>
+      </w:r>
+      <w:bookmarkEnd w:id="43"/>
+    </w:p>
+    <w:p>
+      <w:r>
+        <w:t xml:space="preserve">Create &gt; </w:t>
+      </w:r>
+      <w:r>
+        <w:rPr>
+          <w:b/>
+        </w:rPr>
+        <w:t>Import...</w:t>
+      </w:r>
+      <w:r>
+        <w:t xml:space="preserve"> brings a folder of SolidWorks files into the vault. It gives each part a number and renames the files to match, updating their references so assemblies still find their parts.</w:t>
+      </w:r>
+    </w:p>
+    <w:p>
+      <w:pPr>
+        <w:pStyle w:val="ListNumber"/>
+        <w:numPr>
+          <w:ilvl w:val="0"/>
+          <w:numId w:val="17"/>
+        </w:numPr>
+      </w:pPr>
+      <w:r>
+        <w:t>Choose the folders to import, or a saved scan. Litterbox scans them with SolidWorks to find the parts, assemblies, and drawings, what each assembly uses, and which files the vault already has.</w:t>
+      </w:r>
+    </w:p>
+    <w:p>
+      <w:pPr>
+        <w:pStyle w:val="ListNumber"/>
+        <w:numPr>
+          <w:ilvl w:val="0"/>
+          <w:numId w:val="17"/>
+        </w:numPr>
+      </w:pPr>
+      <w:r>
+        <w:t>Review the table. Each item has a proposed part number, which you can change, and a name. Choose a project (only projects you can use are offered), or import a family under one base number. Untick anything you don't want.</w:t>
+      </w:r>
+    </w:p>
+    <w:p>
+      <w:pPr>
+        <w:pStyle w:val="ListNumber"/>
+        <w:numPr>
+          <w:ilvl w:val="0"/>
+          <w:numId w:val="17"/>
         </w:numPr>
       </w:pPr>
       <w:r>
@@ -8419,16 +8960,16 @@
       <w:pPr>
         <w:pStyle w:val="Heading1"/>
       </w:pPr>
-      <w:bookmarkStart w:id="42" w:name="_Toc243647369"/>
+      <w:bookmarkStart w:id="44" w:name="_Toc243651049"/>
       <w:r>
         <w:lastRenderedPageBreak/>
         <w:t>Working with SolidWorks</w:t>
       </w:r>
-      <w:bookmarkEnd w:id="42"/>
-    </w:p>
-    <w:p>
-      <w:r>
-        <w:t>Litterbox uses the SolidWorks API to read references, count parts, read materials, copy files at Revise and Import, and make STEP and PDF files.</w:t>
+      <w:bookmarkEnd w:id="44"/>
+    </w:p>
+    <w:p>
+      <w:r>
+        <w:t>Litterbox uses the SolidWorks API to read references, count parts, find Toolbox parts, read materials, copy files at Revise and Import, and make STEP and PDF files.</w:t>
       </w:r>
     </w:p>
     <w:p>
@@ -8461,7 +9002,7 @@
         <w:pStyle w:val="ListBullet"/>
       </w:pPr>
       <w:r>
-        <w:t>Litterbox reads your installed SolidWorks version from Windows, without starting it, for the org's version check.</w:t>
+        <w:t>Litterbox reads your installed SolidWorks version and its Toolbox folder from Windows, without starting it, for the org's version check and the Toolbox rule.</w:t>
       </w:r>
     </w:p>
     <w:p>
@@ -8500,22 +9041,22 @@
       <w:pPr>
         <w:pStyle w:val="Heading1"/>
       </w:pPr>
-      <w:bookmarkStart w:id="43" w:name="_Toc243647370"/>
+      <w:bookmarkStart w:id="45" w:name="_Toc243651050"/>
       <w:r>
         <w:lastRenderedPageBreak/>
         <w:t>Settings and troubleshooting</w:t>
       </w:r>
-      <w:bookmarkEnd w:id="43"/>
+      <w:bookmarkEnd w:id="45"/>
     </w:p>
     <w:p>
       <w:pPr>
         <w:pStyle w:val="Heading2"/>
       </w:pPr>
-      <w:bookmarkStart w:id="44" w:name="_Toc243647371"/>
+      <w:bookmarkStart w:id="46" w:name="_Toc243651051"/>
       <w:r>
         <w:t>Your settings</w:t>
       </w:r>
-      <w:bookmarkEnd w:id="44"/>
+      <w:bookmarkEnd w:id="46"/>
     </w:p>
     <w:p>
       <w:r>
@@ -8837,11 +9378,11 @@
       <w:pPr>
         <w:pStyle w:val="Heading2"/>
       </w:pPr>
-      <w:bookmarkStart w:id="45" w:name="_Toc243647372"/>
+      <w:bookmarkStart w:id="47" w:name="_Toc243651052"/>
       <w:r>
         <w:t>Problems</w:t>
       </w:r>
-      <w:bookmarkEnd w:id="45"/>
+      <w:bookmarkEnd w:id="47"/>
     </w:p>
     <w:p>
       <w:pPr>
@@ -8905,11 +9446,11 @@
       <w:pPr>
         <w:pStyle w:val="Heading2"/>
       </w:pPr>
-      <w:bookmarkStart w:id="46" w:name="_Toc243647373"/>
+      <w:bookmarkStart w:id="48" w:name="_Toc243651053"/>
       <w:r>
         <w:t>The command line</w:t>
       </w:r>
-      <w:bookmarkEnd w:id="46"/>
+      <w:bookmarkEnd w:id="48"/>
     </w:p>
     <w:p>
       <w:r>
@@ -8945,12 +9486,12 @@
       <w:pPr>
         <w:pStyle w:val="Heading1"/>
       </w:pPr>
-      <w:bookmarkStart w:id="47" w:name="_Toc243647374"/>
+      <w:bookmarkStart w:id="49" w:name="_Toc243651054"/>
       <w:r>
         <w:lastRenderedPageBreak/>
         <w:t>Quick reference</w:t>
       </w:r>
-      <w:bookmarkEnd w:id="47"/>
+      <w:bookmarkEnd w:id="49"/>
     </w:p>
     <w:tbl>
       <w:tblPr>
@@ -9571,70 +10112,76 @@
       </w:rPr>
     </w:lvl>
   </w:abstractNum>
-  <w:num w:numId="1" w16cid:durableId="82117508">
+  <w:num w:numId="1" w16cid:durableId="1122655859">
     <w:abstractNumId w:val="8"/>
   </w:num>
-  <w:num w:numId="2" w16cid:durableId="307443746">
+  <w:num w:numId="2" w16cid:durableId="1943688454">
     <w:abstractNumId w:val="6"/>
   </w:num>
-  <w:num w:numId="3" w16cid:durableId="1160776278">
+  <w:num w:numId="3" w16cid:durableId="1905796317">
     <w:abstractNumId w:val="5"/>
   </w:num>
-  <w:num w:numId="4" w16cid:durableId="1441300096">
+  <w:num w:numId="4" w16cid:durableId="874582183">
     <w:abstractNumId w:val="4"/>
   </w:num>
-  <w:num w:numId="5" w16cid:durableId="225410854">
+  <w:num w:numId="5" w16cid:durableId="1537234259">
     <w:abstractNumId w:val="7"/>
   </w:num>
-  <w:num w:numId="6" w16cid:durableId="1753309861">
+  <w:num w:numId="6" w16cid:durableId="1539775369">
     <w:abstractNumId w:val="3"/>
   </w:num>
-  <w:num w:numId="7" w16cid:durableId="1857379785">
+  <w:num w:numId="7" w16cid:durableId="1270820099">
     <w:abstractNumId w:val="2"/>
   </w:num>
-  <w:num w:numId="8" w16cid:durableId="642388066">
+  <w:num w:numId="8" w16cid:durableId="697972183">
     <w:abstractNumId w:val="1"/>
   </w:num>
-  <w:num w:numId="9" w16cid:durableId="831944286">
+  <w:num w:numId="9" w16cid:durableId="184177163">
     <w:abstractNumId w:val="0"/>
   </w:num>
-  <w:num w:numId="10" w16cid:durableId="965308186">
+  <w:num w:numId="10" w16cid:durableId="871309886">
     <w:abstractNumId w:val="7"/>
     <w:lvlOverride w:ilvl="0">
       <w:startOverride w:val="1"/>
     </w:lvlOverride>
   </w:num>
-  <w:num w:numId="11" w16cid:durableId="452597324">
+  <w:num w:numId="11" w16cid:durableId="171266768">
     <w:abstractNumId w:val="7"/>
     <w:lvlOverride w:ilvl="0">
       <w:startOverride w:val="1"/>
     </w:lvlOverride>
   </w:num>
-  <w:num w:numId="12" w16cid:durableId="1399094072">
+  <w:num w:numId="12" w16cid:durableId="572741547">
     <w:abstractNumId w:val="7"/>
     <w:lvlOverride w:ilvl="0">
       <w:startOverride w:val="1"/>
     </w:lvlOverride>
   </w:num>
-  <w:num w:numId="13" w16cid:durableId="181433683">
+  <w:num w:numId="13" w16cid:durableId="967710101">
     <w:abstractNumId w:val="7"/>
     <w:lvlOverride w:ilvl="0">
       <w:startOverride w:val="1"/>
     </w:lvlOverride>
   </w:num>
-  <w:num w:numId="14" w16cid:durableId="1075318410">
+  <w:num w:numId="14" w16cid:durableId="1409306911">
     <w:abstractNumId w:val="7"/>
     <w:lvlOverride w:ilvl="0">
       <w:startOverride w:val="1"/>
     </w:lvlOverride>
   </w:num>
-  <w:num w:numId="15" w16cid:durableId="1524242026">
+  <w:num w:numId="15" w16cid:durableId="1045300489">
     <w:abstractNumId w:val="7"/>
     <w:lvlOverride w:ilvl="0">
       <w:startOverride w:val="1"/>
     </w:lvlOverride>
   </w:num>
-  <w:num w:numId="16" w16cid:durableId="1857815622">
+  <w:num w:numId="16" w16cid:durableId="483202469">
+    <w:abstractNumId w:val="7"/>
+    <w:lvlOverride w:ilvl="0">
+      <w:startOverride w:val="1"/>
+    </w:lvlOverride>
+  </w:num>
+  <w:num w:numId="17" w16cid:durableId="1492795313">
     <w:abstractNumId w:val="7"/>
     <w:lvlOverride w:ilvl="0">
       <w:startOverride w:val="1"/>
@@ -21004,7 +21551,7 @@
     <w:autoRedefine/>
     <w:uiPriority w:val="39"/>
     <w:unhideWhenUsed/>
-    <w:rsid w:val="006703F7"/>
+    <w:rsid w:val="00B307C8"/>
     <w:pPr>
       <w:spacing w:after="100"/>
     </w:pPr>
@@ -21016,7 +21563,7 @@
     <w:autoRedefine/>
     <w:uiPriority w:val="39"/>
     <w:unhideWhenUsed/>
-    <w:rsid w:val="006703F7"/>
+    <w:rsid w:val="00B307C8"/>
     <w:pPr>
       <w:spacing w:after="100"/>
       <w:ind w:left="210"/>
@@ -21027,7 +21574,7 @@
     <w:basedOn w:val="DefaultParagraphFont"/>
     <w:uiPriority w:val="99"/>
     <w:unhideWhenUsed/>
-    <w:rsid w:val="006703F7"/>
+    <w:rsid w:val="00B307C8"/>
     <w:rPr>
       <w:color w:val="0000FF" w:themeColor="hyperlink"/>
       <w:u w:val="single"/>

--- a/docs/Litterbox_User_Guide.docx
+++ b/docs/Litterbox_User_Guide.docx
@@ -47,7 +47,7 @@
         <w:rPr>
           <w:color w:val="666666"/>
         </w:rPr>
-        <w:t>For Litterbox 0.6.1  ·  October 2026</w:t>
+        <w:t>For Litterbox 0.6.2  ·  October 2026</w:t>
       </w:r>
     </w:p>
     <w:p>
@@ -626,6 +626,43 @@
           </w:p>
         </w:tc>
       </w:tr>
+      <w:tr>
+        <w:trPr>
+          <w:cantSplit/>
+        </w:trPr>
+        <w:tc>
+          <w:tcPr>
+            <w:tcW w:type="dxa" w:w="2304"/>
+          </w:tcPr>
+          <w:p>
+            <w:pPr>
+              <w:spacing w:after="40"/>
+            </w:pPr>
+            <w:r>
+              <w:rPr>
+                <w:sz w:val="20"/>
+              </w:rPr>
+              <w:t>Template</w:t>
+            </w:r>
+          </w:p>
+        </w:tc>
+        <w:tc>
+          <w:tcPr>
+            <w:tcW w:type="dxa" w:w="7056"/>
+          </w:tcPr>
+          <w:p>
+            <w:pPr>
+              <w:spacing w:after="40"/>
+            </w:pPr>
+            <w:r>
+              <w:rPr>
+                <w:sz w:val="20"/>
+              </w:rPr>
+              <w:t>A SolidWorks file that new parts, assemblies, or drawings start from (.prtdot, .asmdot, .drwdot). The org has its own, a project can have more, and one of each kind is the default.</w:t>
+            </w:r>
+          </w:p>
+        </w:tc>
+      </w:tr>
     </w:tbl>
     <w:p>
       <w:pPr>
@@ -1882,7 +1919,16 @@
         </w:numPr>
       </w:pPr>
       <w:r>
-        <w:t>Litterbox creates the part's record, checks it out to you, and shows the file name its model must have (for example HCR‑100010‑001_A), with a Copy button.</w:t>
+        <w:t xml:space="preserve">Choose its </w:t>
+      </w:r>
+      <w:r>
+        <w:rPr>
+          <w:b/>
+        </w:rPr>
+        <w:t>Template</w:t>
+      </w:r>
+      <w:r>
+        <w:t>: the default is chosen for you (see Templates). Litterbox creates the part's record, checks it out to you, makes its model from the template under the right name (for example HCR‑100010‑001_A.SLDPRT), and opens it in SolidWorks.</w:t>
       </w:r>
     </w:p>
     <w:p>
@@ -1894,16 +1940,16 @@
         </w:numPr>
       </w:pPr>
       <w:r>
-        <w:t xml:space="preserve">In SolidWorks, model the part and </w:t>
+        <w:t xml:space="preserve">Model the part and save it. For a drawing, choose Create &gt; </w:t>
       </w:r>
       <w:r>
         <w:rPr>
           <w:b/>
         </w:rPr>
-        <w:t>Save As</w:t>
-      </w:r>
-      <w:r>
-        <w:t xml:space="preserve"> into the vault's cad folder (C:\Litterbox\&lt;vault&gt;\cad\) under that name. A drawing has the same name with .SLDDRW.</w:t>
+        <w:t>New Drawing...</w:t>
+      </w:r>
+      <w:r>
+        <w:t>: Litterbox makes HCR‑100010‑001_A.SLDDRW from the drawing template, as an empty sheet, and opens it.</w:t>
       </w:r>
     </w:p>
     <w:p>
@@ -1930,6 +1976,29 @@
     <w:p>
       <w:r>
         <w:t>Other people see the part after their next Get Latest.</w:t>
+      </w:r>
+    </w:p>
+    <w:p>
+      <w:r>
+        <w:t xml:space="preserve">With </w:t>
+      </w:r>
+      <w:r>
+        <w:rPr>
+          <w:b/>
+        </w:rPr>
+        <w:t>None</w:t>
+      </w:r>
+      <w:r>
+        <w:t xml:space="preserve"> as the template (or without SolidWorks on your computer), Litterbox instead shows the file name the model must have, with a Copy button: in SolidWorks, </w:t>
+      </w:r>
+      <w:r>
+        <w:rPr>
+          <w:b/>
+        </w:rPr>
+        <w:t>Save As</w:t>
+      </w:r>
+      <w:r>
+        <w:t xml:space="preserve"> into the vault's cad folder (C:\Litterbox\&lt;vault&gt;\cad\) under that name. A drawing has the same name with .SLDDRW.</w:t>
       </w:r>
     </w:p>
     <w:p>
@@ -5064,7 +5133,7 @@
               <w:rPr>
                 <w:sz w:val="20"/>
               </w:rPr>
-              <w:t>Manage people, roles, workflows, projects, document types, the team's Toolbox, and vault settings; override workflows; break a checkout; remake released STEP/PDF files; link documents to released parts. Admins can work in every project, restricted or hidden.</w:t>
+              <w:t>Manage people, roles, workflows, projects, document types, the team's Toolbox, templates, and vault settings; override workflows; break a checkout; remake released STEP/PDF files; link documents to released parts. Admins can work in every project, restricted or hidden.</w:t>
             </w:r>
           </w:p>
         </w:tc>
@@ -5101,7 +5170,7 @@
               <w:rPr>
                 <w:sz w:val="20"/>
               </w:rPr>
-              <w:t>Everyday work: create, check out, check in, release (subject to workflows), and sign off. A project's Lead can change that project.</w:t>
+              <w:t>Everyday work: create, check out, check in, release (subject to workflows), and sign off. A project's Lead can change that project and its templates.</w:t>
             </w:r>
           </w:p>
         </w:tc>
@@ -5865,7 +5934,7 @@
     </w:p>
     <w:p>
       <w:r>
-        <w:t>Litterbox uses the SolidWorks API to read references, count parts, find Toolbox parts, read materials, copy files at Revise and Import, and make STEP and PDF files.</w:t>
+        <w:t>Litterbox uses the SolidWorks API to read references, count parts, find Toolbox parts, read materials, copy files at Revise and Import, make new files from templates, and make STEP and PDF files.</w:t>
       </w:r>
     </w:p>
     <w:p>
@@ -5985,6 +6054,276 @@
       </w:r>
       <w:r>
         <w:t xml:space="preserve"> Litterbox says when a configuration that an assembly uses was deleted from a part (SolidWorks would show another configuration there), when a part's configurations have different materials (Litterbox keeps one material per revision: the configuration's the file was saved in), and when a part is linked to a design table or equations file outside it (Litterbox can't keep that file with the revisions; embed it instead). Update references says when the newer revision has lost a configuration an assembly uses.</w:t>
+      </w:r>
+    </w:p>
+    <w:p>
+      <w:pPr>
+        <w:pStyle w:val="Heading2"/>
+      </w:pPr>
+      <w:r>
+        <w:t>Templates</w:t>
+      </w:r>
+    </w:p>
+    <w:p>
+      <w:r>
+        <w:t xml:space="preserve">Litterbox makes a part's files from the team's SolidWorks </w:t>
+      </w:r>
+      <w:r>
+        <w:rPr>
+          <w:b/>
+        </w:rPr>
+        <w:t>templates</w:t>
+      </w:r>
+      <w:r>
+        <w:t>, so every part, assembly, and drawing starts with the same units, materials, drafting standard, and title block. There are three kinds: part templates (.prtdot), assembly templates (.asmdot), and drawing templates (.drwdot).</w:t>
+      </w:r>
+    </w:p>
+    <w:p>
+      <w:pPr>
+        <w:pStyle w:val="ListBullet"/>
+      </w:pPr>
+      <w:r>
+        <w:rPr>
+          <w:b/>
+        </w:rPr>
+        <w:t>The org's and each project's.</w:t>
+      </w:r>
+      <w:r>
+        <w:t xml:space="preserve"> The org has its own templates, and each project can have more. Among the org's templates of one kind, one is the </w:t>
+      </w:r>
+      <w:r>
+        <w:rPr>
+          <w:b/>
+        </w:rPr>
+        <w:t>default</w:t>
+      </w:r>
+      <w:r>
+        <w:t>, and the same among each project's. A part in a project gets its project's default if the project has templates of that kind, otherwise the org's default. Every other template of the project and the org can be chosen instead.</w:t>
+      </w:r>
+    </w:p>
+    <w:p>
+      <w:pPr>
+        <w:pStyle w:val="ListBullet"/>
+      </w:pPr>
+      <w:r>
+        <w:rPr>
+          <w:b/>
+        </w:rPr>
+        <w:t>New Part and New Assembly</w:t>
+      </w:r>
+      <w:r>
+        <w:t xml:space="preserve"> have a </w:t>
+      </w:r>
+      <w:r>
+        <w:rPr>
+          <w:b/>
+        </w:rPr>
+        <w:t>Template</w:t>
+      </w:r>
+      <w:r>
+        <w:t xml:space="preserve"> box, with the default chosen. Litterbox makes the model from it and opens it. Choose None to save the model yourself.</w:t>
+      </w:r>
+    </w:p>
+    <w:p>
+      <w:pPr>
+        <w:pStyle w:val="ListBullet"/>
+      </w:pPr>
+      <w:r>
+        <w:rPr>
+          <w:b/>
+        </w:rPr>
+        <w:t>Create &gt; New Model...</w:t>
+      </w:r>
+      <w:r>
+        <w:t xml:space="preserve"> makes the model of a part checked out to you that has none yet (one created with None, say), and </w:t>
+      </w:r>
+      <w:r>
+        <w:rPr>
+          <w:b/>
+        </w:rPr>
+        <w:t>Create &gt; New Drawing...</w:t>
+      </w:r>
+      <w:r>
+        <w:t xml:space="preserve"> makes the drawing of a part that has a model and no drawing. Both ask which template, with the default chosen. A new drawing is an </w:t>
+      </w:r>
+      <w:r>
+        <w:rPr>
+          <w:b/>
+        </w:rPr>
+        <w:t>empty sheet</w:t>
+      </w:r>
+      <w:r>
+        <w:t xml:space="preserve"> of the template's size, with its title block: add the views in SolidWorks.</w:t>
+      </w:r>
+    </w:p>
+    <w:p>
+      <w:pPr>
+        <w:pStyle w:val="ListBullet"/>
+      </w:pPr>
+      <w:r>
+        <w:t>The file is made in the cad folder under the part's name for its working revision, like a file you saved there, and goes up with your next Check In. Litterbox needs SolidWorks on your computer to make it (it starts SolidWorks in the background if it isn't running).</w:t>
+      </w:r>
+    </w:p>
+    <w:p>
+      <w:r>
+        <w:t xml:space="preserve">Team &gt; </w:t>
+      </w:r>
+      <w:r>
+        <w:rPr>
+          <w:b/>
+        </w:rPr>
+        <w:t>Templates...</w:t>
+      </w:r>
+      <w:r>
+        <w:t xml:space="preserve"> shows the org's templates and each project's. Everyone can look. Admins and the Owner change the org's; a project's Lead (and Admins, and the Owner) changes the project's:</w:t>
+      </w:r>
+    </w:p>
+    <w:p>
+      <w:pPr>
+        <w:pStyle w:val="ListBullet"/>
+      </w:pPr>
+      <w:r>
+        <w:rPr>
+          <w:b/>
+        </w:rPr>
+        <w:t>Add...</w:t>
+      </w:r>
+      <w:r>
+        <w:t xml:space="preserve"> copies a template file into the vault's </w:t>
+      </w:r>
+      <w:r>
+        <w:rPr>
+          <w:b/>
+        </w:rPr>
+        <w:t>templates</w:t>
+      </w:r>
+      <w:r>
+        <w:t xml:space="preserve"> folder and uploads it. The first template of a kind becomes the default. Every template in the vault needs its own file name, the org's and the projects' together, so give them clear names (HCR A size, Rover A3).</w:t>
+      </w:r>
+    </w:p>
+    <w:p>
+      <w:pPr>
+        <w:pStyle w:val="ListBullet"/>
+      </w:pPr>
+      <w:r>
+        <w:rPr>
+          <w:b/>
+        </w:rPr>
+        <w:t>Make Default</w:t>
+      </w:r>
+      <w:r>
+        <w:t xml:space="preserve"> makes the selected template the default of its kind.</w:t>
+      </w:r>
+    </w:p>
+    <w:p>
+      <w:pPr>
+        <w:pStyle w:val="ListBullet"/>
+      </w:pPr>
+      <w:r>
+        <w:rPr>
+          <w:b/>
+        </w:rPr>
+        <w:t>Remove...</w:t>
+      </w:r>
+      <w:r>
+        <w:t xml:space="preserve"> takes a template out of the vault. Files already made from it don't change. If it was the default, the next one by name becomes the default.</w:t>
+      </w:r>
+    </w:p>
+    <w:p>
+      <w:r>
+        <w:t>Litterbox refuses to upload a template change from anyone else. A renamed project keeps its templates.</w:t>
+      </w:r>
+    </w:p>
+    <w:p>
+      <w:pPr>
+        <w:pStyle w:val="Heading3"/>
+      </w:pPr>
+      <w:r>
+        <w:t>Things to watch</w:t>
+      </w:r>
+    </w:p>
+    <w:p>
+      <w:pPr>
+        <w:pStyle w:val="ListBullet"/>
+      </w:pPr>
+      <w:r>
+        <w:rPr>
+          <w:b/>
+        </w:rPr>
+        <w:t>Keep the sheet format in the drawing template.</w:t>
+      </w:r>
+      <w:r>
+        <w:t xml:space="preserve"> SolidWorks saves the sheet format (the border and title block) inside a drawing template, so a drawing made from it has the title block even on a computer without the sheet format's .slddrt file. The template also remembers where that .slddrt file was, and SolidWorks only looks there when someone reloads or changes the sheet format. Keep the team's .slddrt files where everyone has them at the same path.</w:t>
+      </w:r>
+    </w:p>
+    <w:p>
+      <w:pPr>
+        <w:pStyle w:val="ListBullet"/>
+      </w:pPr>
+      <w:r>
+        <w:rPr>
+          <w:b/>
+        </w:rPr>
+        <w:t>Save templates in the org's SolidWorks version, or older.</w:t>
+      </w:r>
+      <w:r>
+        <w:t xml:space="preserve"> A template saved in a newer SolidWorks can't be used by an older one; Litterbox says so when it can't make a file. When the org moves to a newer SolidWorks, the templates can stay as they are.</w:t>
+      </w:r>
+    </w:p>
+    <w:p>
+      <w:pPr>
+        <w:pStyle w:val="ListBullet"/>
+      </w:pPr>
+      <w:r>
+        <w:rPr>
+          <w:b/>
+        </w:rPr>
+        <w:t>Title blocks.</w:t>
+      </w:r>
+      <w:r>
+        <w:t xml:space="preserve"> Litterbox names each file after its part and revision (HCR‑100010‑001_A), and, with SolidWorks open at check-in, names a file's only configuration after the part's Name (see Configurations). A title block that shows the file name and the configuration name ($PRP:"SW-File Name" and $PRP:"SW-Configuration Name", or $PRPSHEET for the model on the sheet) therefore shows the part number, revision, and Name without anyone typing them. Litterbox doesn't write other properties into the files.</w:t>
+      </w:r>
+    </w:p>
+    <w:p>
+      <w:pPr>
+        <w:pStyle w:val="ListBullet"/>
+      </w:pPr>
+      <w:r>
+        <w:rPr>
+          <w:b/>
+        </w:rPr>
+        <w:t>Units, materials, and drafting standards come from the template.</w:t>
+      </w:r>
+      <w:r>
+        <w:t xml:space="preserve"> Set them in the template, not part by part, so new parts agree.</w:t>
+      </w:r>
+    </w:p>
+    <w:p>
+      <w:pPr>
+        <w:pStyle w:val="ListBullet"/>
+      </w:pPr>
+      <w:r>
+        <w:rPr>
+          <w:b/>
+        </w:rPr>
+        <w:t>A changed template only changes new files.</w:t>
+      </w:r>
+      <w:r>
+        <w:t xml:space="preserve"> Existing drawings keep their sheet format; to bring one up to date, reload its sheet format in SolidWorks while it is checked out.</w:t>
+      </w:r>
+    </w:p>
+    <w:p>
+      <w:pPr>
+        <w:pStyle w:val="ListBullet"/>
+      </w:pPr>
+      <w:r>
+        <w:rPr>
+          <w:b/>
+        </w:rPr>
+        <w:t>SolidWorks' own File &gt; New</w:t>
+      </w:r>
+      <w:r>
+        <w:t xml:space="preserve"> still uses the templates SolidWorks is set to (Tools &gt; Options &gt; System Options &gt; Default Templates and File Locations &gt; Document Templates). Point Document Templates at the vault's templates folder (C:\Litterbox\&lt;vault&gt;\templates) so File &gt; New offers the team's templates too.</w:t>
       </w:r>
     </w:p>
     <w:p>

--- a/docs/Litterbox_User_Guide.docx
+++ b/docs/Litterbox_User_Guide.docx
@@ -2604,7 +2604,7 @@
         <w:t>Rename...</w:t>
       </w:r>
       <w:r>
-        <w:t xml:space="preserve">, </w:t>
+        <w:t xml:space="preserve"> and </w:t>
       </w:r>
       <w:r>
         <w:rPr>
@@ -2613,6 +2613,15 @@
         <w:t>Delete Folder...</w:t>
       </w:r>
       <w:r>
+        <w:t xml:space="preserve"> (folders only), </w:t>
+      </w:r>
+      <w:r>
+        <w:rPr>
+          <w:b/>
+        </w:rPr>
+        <w:t>Add Parts...</w:t>
+      </w:r>
+      <w:r>
         <w:t xml:space="preserve">, and </w:t>
       </w:r>
       <w:r>
@@ -2651,10 +2660,49 @@
         <w:rPr>
           <w:b/>
         </w:rPr>
+        <w:t>Add Parts...</w:t>
+      </w:r>
+      <w:r>
+        <w:t xml:space="preserve"> opens a search window of every part and document not in that folder yet. Type to search by number, name, or description, select one or several (Ctrl or Shift), and press </w:t>
+      </w:r>
+      <w:r>
+        <w:rPr>
+          <w:b/>
+        </w:rPr>
+        <w:t>Add selected</w:t>
+      </w:r>
+      <w:r>
+        <w:t>.</w:t>
+      </w:r>
+    </w:p>
+    <w:p>
+      <w:pPr>
+        <w:pStyle w:val="ListBullet"/>
+      </w:pPr>
+      <w:r>
+        <w:t>Parts, documents, and ECOs can go straight in a top (Personal, Team, or a project), outside every folder: right-click the top, drag onto it, or choose it in Add to Folder.</w:t>
+      </w:r>
+    </w:p>
+    <w:p>
+      <w:pPr>
+        <w:pStyle w:val="ListBullet"/>
+      </w:pPr>
+      <w:r>
+        <w:t>In a top or a folder, the folders come first, then parts, documents, and ECOs, each by number.</w:t>
+      </w:r>
+    </w:p>
+    <w:p>
+      <w:pPr>
+        <w:pStyle w:val="ListBullet"/>
+      </w:pPr>
+      <w:r>
+        <w:rPr>
+          <w:b/>
+        </w:rPr>
         <w:t>Add to Folder...</w:t>
       </w:r>
       <w:r>
-        <w:t xml:space="preserve"> in the Part menu, on the Documents screen, and on the ECOs screen puts the ticked parts (or the highlighted one) in a folder you choose, or in a new one.</w:t>
+        <w:t xml:space="preserve"> in the Part menu, on the Documents screen, and on the ECOs screen puts the ticked parts (or the highlighted one) in a folder (or a top) you choose, or in a new folder.</w:t>
       </w:r>
     </w:p>
     <w:p>
@@ -2768,7 +2816,7 @@
         <w:t>Save Progress</w:t>
       </w:r>
       <w:r>
-        <w:t xml:space="preserve"> to upload them and keep the lock.</w:t>
+        <w:t xml:space="preserve"> to upload them and keep the lock. A window lists the parts about to go up (number, revision, and name) and asks what you changed; the comment goes in each part's history, and may be left blank.</w:t>
       </w:r>
     </w:p>
     <w:p>
@@ -6198,7 +6246,7 @@
         <w:t>templates</w:t>
       </w:r>
       <w:r>
-        <w:t xml:space="preserve"> folder and uploads it. The first template of a kind becomes the default. Every template in the vault needs its own file name, the org's and the projects' together, so give them clear names (HCR A size, Rover A3).</w:t>
+        <w:t xml:space="preserve"> folder and uploads it: the org's at the top of the folder, a project's in a folder of the project's name (templates\Rover). The first template of a kind becomes the default. The org and each project can't have two templates of the same file name, but the org and a project can.</w:t>
       </w:r>
     </w:p>
     <w:p>
@@ -6231,7 +6279,7 @@
     </w:p>
     <w:p>
       <w:r>
-        <w:t>Litterbox refuses to upload a template change from anyone else. A renamed project keeps its templates.</w:t>
+        <w:t>Litterbox refuses to upload a template change from anyone else. A renamed project keeps its templates: its folder is renamed with it.</w:t>
       </w:r>
     </w:p>
     <w:p>
@@ -6323,7 +6371,680 @@
         <w:t>SolidWorks' own File &gt; New</w:t>
       </w:r>
       <w:r>
-        <w:t xml:space="preserve"> still uses the templates SolidWorks is set to (Tools &gt; Options &gt; System Options &gt; Default Templates and File Locations &gt; Document Templates). Point Document Templates at the vault's templates folder (C:\Litterbox\&lt;vault&gt;\templates) so File &gt; New offers the team's templates too.</w:t>
+        <w:t xml:space="preserve"> still uses the templates SolidWorks is set to (Tools &gt; Options &gt; System Options &gt; Default Templates and File Locations &gt; Document Templates). Point Document Templates at the vault's templates folder (C:\Litterbox\&lt;vault&gt;\templates), and your project's folder inside it, so File &gt; New offers the team's templates too.</w:t>
+      </w:r>
+    </w:p>
+    <w:p>
+      <w:r>
+        <w:br w:type="page"/>
+      </w:r>
+    </w:p>
+    <w:p>
+      <w:pPr>
+        <w:pStyle w:val="Heading1"/>
+      </w:pPr>
+      <w:r>
+        <w:t>How Litterbox works</w:t>
+      </w:r>
+    </w:p>
+    <w:p>
+      <w:r>
+        <w:t>This chapter is for the curious, and for whoever looks after the vault. Nothing in it needs doing by hand.</w:t>
+      </w:r>
+    </w:p>
+    <w:p>
+      <w:pPr>
+        <w:pStyle w:val="Heading2"/>
+      </w:pPr>
+      <w:r>
+        <w:t>The vault is a Git repository</w:t>
+      </w:r>
+    </w:p>
+    <w:p>
+      <w:r>
+        <w:t>A vault is a Git repository on the team's Git host, with a copy on each computer in C:\Litterbox\&lt;vault&gt;. Everything Litterbox keeps is a file in it:</w:t>
+      </w:r>
+    </w:p>
+    <w:tbl>
+      <w:tblPr>
+        <w:tblStyle w:val="TableGrid"/>
+        <w:tblW w:type="auto" w:w="0"/>
+        <w:jc w:val="center"/>
+        <w:tblLayout w:type="fixed"/>
+        <w:tblLook w:firstColumn="1" w:firstRow="1" w:lastColumn="0" w:lastRow="0" w:noHBand="0" w:noVBand="1" w:val="04A0"/>
+      </w:tblPr>
+      <w:tblGrid>
+        <w:gridCol w:w="2304"/>
+        <w:gridCol w:w="7056"/>
+      </w:tblGrid>
+      <w:tr>
+        <w:trPr>
+          <w:cantSplit/>
+          <w:tblHeader w:val="true"/>
+        </w:trPr>
+        <w:tc>
+          <w:tcPr>
+            <w:tcW w:type="dxa" w:w="2304"/>
+            <w:shd w:val="clear" w:color="auto" w:fill="1F5F8B"/>
+          </w:tcPr>
+          <w:p>
+            <w:pPr>
+              <w:spacing w:after="40"/>
+            </w:pPr>
+            <w:r>
+              <w:rPr>
+                <w:b/>
+                <w:color w:val="FFFFFF"/>
+                <w:sz w:val="20"/>
+              </w:rPr>
+              <w:t>Folder</w:t>
+            </w:r>
+          </w:p>
+        </w:tc>
+        <w:tc>
+          <w:tcPr>
+            <w:tcW w:type="dxa" w:w="7056"/>
+            <w:shd w:val="clear" w:color="auto" w:fill="1F5F8B"/>
+          </w:tcPr>
+          <w:p>
+            <w:pPr>
+              <w:spacing w:after="40"/>
+            </w:pPr>
+            <w:r>
+              <w:rPr>
+                <w:b/>
+                <w:color w:val="FFFFFF"/>
+                <w:sz w:val="20"/>
+              </w:rPr>
+              <w:t>What it holds</w:t>
+            </w:r>
+          </w:p>
+        </w:tc>
+      </w:tr>
+      <w:tr>
+        <w:trPr>
+          <w:cantSplit/>
+        </w:trPr>
+        <w:tc>
+          <w:tcPr>
+            <w:tcW w:type="dxa" w:w="2304"/>
+          </w:tcPr>
+          <w:p>
+            <w:pPr>
+              <w:spacing w:after="40"/>
+            </w:pPr>
+            <w:r>
+              <w:rPr>
+                <w:sz w:val="20"/>
+              </w:rPr>
+              <w:t>PN-logs, DOC-logs</w:t>
+            </w:r>
+          </w:p>
+        </w:tc>
+        <w:tc>
+          <w:tcPr>
+            <w:tcW w:type="dxa" w:w="7056"/>
+          </w:tcPr>
+          <w:p>
+            <w:pPr>
+              <w:spacing w:after="40"/>
+            </w:pPr>
+            <w:r>
+              <w:rPr>
+                <w:sz w:val="20"/>
+              </w:rPr>
+              <w:t>One record per part or document (HCR‑100010‑001.yaml): its name, revisions, history, purchasing info, and what it uses. Plain text.</w:t>
+            </w:r>
+          </w:p>
+        </w:tc>
+      </w:tr>
+      <w:tr>
+        <w:trPr>
+          <w:cantSplit/>
+        </w:trPr>
+        <w:tc>
+          <w:tcPr>
+            <w:tcW w:type="dxa" w:w="2304"/>
+            <w:shd w:val="clear" w:color="auto" w:fill="EEF3F7"/>
+          </w:tcPr>
+          <w:p>
+            <w:pPr>
+              <w:spacing w:after="40"/>
+            </w:pPr>
+            <w:r>
+              <w:rPr>
+                <w:sz w:val="20"/>
+              </w:rPr>
+              <w:t>cad, documents</w:t>
+            </w:r>
+          </w:p>
+        </w:tc>
+        <w:tc>
+          <w:tcPr>
+            <w:tcW w:type="dxa" w:w="7056"/>
+            <w:shd w:val="clear" w:color="auto" w:fill="EEF3F7"/>
+          </w:tcPr>
+          <w:p>
+            <w:pPr>
+              <w:spacing w:after="40"/>
+            </w:pPr>
+            <w:r>
+              <w:rPr>
+                <w:sz w:val="20"/>
+              </w:rPr>
+              <w:t>The parts' and documents' files, named after them (HCR‑100010‑001_A.SLDPRT).</w:t>
+            </w:r>
+          </w:p>
+        </w:tc>
+      </w:tr>
+      <w:tr>
+        <w:trPr>
+          <w:cantSplit/>
+        </w:trPr>
+        <w:tc>
+          <w:tcPr>
+            <w:tcW w:type="dxa" w:w="2304"/>
+          </w:tcPr>
+          <w:p>
+            <w:pPr>
+              <w:spacing w:after="40"/>
+            </w:pPr>
+            <w:r>
+              <w:rPr>
+                <w:sz w:val="20"/>
+              </w:rPr>
+              <w:t>ECO</w:t>
+            </w:r>
+          </w:p>
+        </w:tc>
+        <w:tc>
+          <w:tcPr>
+            <w:tcW w:type="dxa" w:w="7056"/>
+          </w:tcPr>
+          <w:p>
+            <w:pPr>
+              <w:spacing w:after="40"/>
+            </w:pPr>
+            <w:r>
+              <w:rPr>
+                <w:sz w:val="20"/>
+              </w:rPr>
+              <w:t>Engineering change orders.</w:t>
+            </w:r>
+          </w:p>
+        </w:tc>
+      </w:tr>
+      <w:tr>
+        <w:trPr>
+          <w:cantSplit/>
+        </w:trPr>
+        <w:tc>
+          <w:tcPr>
+            <w:tcW w:type="dxa" w:w="2304"/>
+            <w:shd w:val="clear" w:color="auto" w:fill="EEF3F7"/>
+          </w:tcPr>
+          <w:p>
+            <w:pPr>
+              <w:spacing w:after="40"/>
+            </w:pPr>
+            <w:r>
+              <w:rPr>
+                <w:sz w:val="20"/>
+              </w:rPr>
+              <w:t>cancelled-revs</w:t>
+            </w:r>
+          </w:p>
+        </w:tc>
+        <w:tc>
+          <w:tcPr>
+            <w:tcW w:type="dxa" w:w="7056"/>
+            <w:shd w:val="clear" w:color="auto" w:fill="EEF3F7"/>
+          </w:tcPr>
+          <w:p>
+            <w:pPr>
+              <w:spacing w:after="40"/>
+            </w:pPr>
+            <w:r>
+              <w:rPr>
+                <w:sz w:val="20"/>
+              </w:rPr>
+              <w:t>Revisions cancelled before release, kept for the history.</w:t>
+            </w:r>
+          </w:p>
+        </w:tc>
+      </w:tr>
+      <w:tr>
+        <w:trPr>
+          <w:cantSplit/>
+        </w:trPr>
+        <w:tc>
+          <w:tcPr>
+            <w:tcW w:type="dxa" w:w="2304"/>
+          </w:tcPr>
+          <w:p>
+            <w:pPr>
+              <w:spacing w:after="40"/>
+            </w:pPr>
+            <w:r>
+              <w:rPr>
+                <w:sz w:val="20"/>
+              </w:rPr>
+              <w:t>folders</w:t>
+            </w:r>
+          </w:p>
+        </w:tc>
+        <w:tc>
+          <w:tcPr>
+            <w:tcW w:type="dxa" w:w="7056"/>
+          </w:tcPr>
+          <w:p>
+            <w:pPr>
+              <w:spacing w:after="40"/>
+            </w:pPr>
+            <w:r>
+              <w:rPr>
+                <w:sz w:val="20"/>
+              </w:rPr>
+              <w:t>The Team and project folders: one small file per change, never edited, so two people never clash.</w:t>
+            </w:r>
+          </w:p>
+        </w:tc>
+      </w:tr>
+      <w:tr>
+        <w:trPr>
+          <w:cantSplit/>
+        </w:trPr>
+        <w:tc>
+          <w:tcPr>
+            <w:tcW w:type="dxa" w:w="2304"/>
+            <w:shd w:val="clear" w:color="auto" w:fill="EEF3F7"/>
+          </w:tcPr>
+          <w:p>
+            <w:pPr>
+              <w:spacing w:after="40"/>
+            </w:pPr>
+            <w:r>
+              <w:rPr>
+                <w:sz w:val="20"/>
+              </w:rPr>
+              <w:t>templates</w:t>
+            </w:r>
+          </w:p>
+        </w:tc>
+        <w:tc>
+          <w:tcPr>
+            <w:tcW w:type="dxa" w:w="7056"/>
+            <w:shd w:val="clear" w:color="auto" w:fill="EEF3F7"/>
+          </w:tcPr>
+          <w:p>
+            <w:pPr>
+              <w:spacing w:after="40"/>
+            </w:pPr>
+            <w:r>
+              <w:rPr>
+                <w:sz w:val="20"/>
+              </w:rPr>
+              <w:t>The org's and projects' SolidWorks templates, and templates.yaml saying which is the default.</w:t>
+            </w:r>
+          </w:p>
+        </w:tc>
+      </w:tr>
+      <w:tr>
+        <w:trPr>
+          <w:cantSplit/>
+        </w:trPr>
+        <w:tc>
+          <w:tcPr>
+            <w:tcW w:type="dxa" w:w="2304"/>
+          </w:tcPr>
+          <w:p>
+            <w:pPr>
+              <w:spacing w:after="40"/>
+            </w:pPr>
+            <w:r>
+              <w:rPr>
+                <w:sz w:val="20"/>
+              </w:rPr>
+              <w:t>toolbox</w:t>
+            </w:r>
+          </w:p>
+        </w:tc>
+        <w:tc>
+          <w:tcPr>
+            <w:tcW w:type="dxa" w:w="7056"/>
+          </w:tcPr>
+          <w:p>
+            <w:pPr>
+              <w:spacing w:after="40"/>
+            </w:pPr>
+            <w:r>
+              <w:rPr>
+                <w:sz w:val="20"/>
+              </w:rPr>
+              <w:t>The team's SolidWorks Toolbox, if it keeps one.</w:t>
+            </w:r>
+          </w:p>
+        </w:tc>
+      </w:tr>
+      <w:tr>
+        <w:trPr>
+          <w:cantSplit/>
+        </w:trPr>
+        <w:tc>
+          <w:tcPr>
+            <w:tcW w:type="dxa" w:w="2304"/>
+            <w:shd w:val="clear" w:color="auto" w:fill="EEF3F7"/>
+          </w:tcPr>
+          <w:p>
+            <w:pPr>
+              <w:spacing w:after="40"/>
+            </w:pPr>
+            <w:r>
+              <w:rPr>
+                <w:sz w:val="20"/>
+              </w:rPr>
+              <w:t>.litterbox</w:t>
+            </w:r>
+          </w:p>
+        </w:tc>
+        <w:tc>
+          <w:tcPr>
+            <w:tcW w:type="dxa" w:w="7056"/>
+            <w:shd w:val="clear" w:color="auto" w:fill="EEF3F7"/>
+          </w:tcPr>
+          <w:p>
+            <w:pPr>
+              <w:spacing w:after="40"/>
+            </w:pPr>
+            <w:r>
+              <w:rPr>
+                <w:sz w:val="20"/>
+              </w:rPr>
+              <w:t>The shared settings (config.yaml), the team (people.yaml), workflows, and document types.</w:t>
+            </w:r>
+          </w:p>
+        </w:tc>
+      </w:tr>
+    </w:tbl>
+    <w:p>
+      <w:pPr>
+        <w:spacing w:after="40"/>
+      </w:pPr>
+    </w:p>
+    <w:p>
+      <w:r>
+        <w:t xml:space="preserve">Large files (CAD files, PDFs, pictures, and templates) are stored with </w:t>
+      </w:r>
+      <w:r>
+        <w:rPr>
+          <w:b/>
+        </w:rPr>
+        <w:t>Git LFS</w:t>
+      </w:r>
+      <w:r>
+        <w:t>, Git's add-on for large files: Git keeps a small pointer, and the file itself is kept once on the host. The vault's .gitattributes file says which files go to Git LFS and which can be locked; Vault &gt; Update file rules... keeps it current.</w:t>
+      </w:r>
+    </w:p>
+    <w:p>
+      <w:pPr>
+        <w:pStyle w:val="Heading2"/>
+      </w:pPr>
+      <w:r>
+        <w:t>Locks, read-only files, and uploads</w:t>
+      </w:r>
+    </w:p>
+    <w:p>
+      <w:pPr>
+        <w:pStyle w:val="ListBullet"/>
+      </w:pPr>
+      <w:r>
+        <w:rPr>
+          <w:b/>
+        </w:rPr>
+        <w:t>Check Out</w:t>
+      </w:r>
+      <w:r>
+        <w:t xml:space="preserve"> takes Git LFS </w:t>
+      </w:r>
+      <w:r>
+        <w:rPr>
+          <w:b/>
+        </w:rPr>
+        <w:t>locks</w:t>
+      </w:r>
+      <w:r>
+        <w:t xml:space="preserve"> on the part's record and files. The host keeps the locks, so only one person can hold a part at a time, and Litterbox makes those files writable for them alone. Every other file of a part is </w:t>
+      </w:r>
+      <w:r>
+        <w:rPr>
+          <w:b/>
+        </w:rPr>
+        <w:t>read-only</w:t>
+      </w:r>
+      <w:r>
+        <w:t xml:space="preserve"> on your disk; Litterbox puts that back after every download, check-in, and undo.</w:t>
+      </w:r>
+    </w:p>
+    <w:p>
+      <w:pPr>
+        <w:pStyle w:val="ListBullet"/>
+      </w:pPr>
+      <w:r>
+        <w:t xml:space="preserve">Every change is a Git </w:t>
+      </w:r>
+      <w:r>
+        <w:rPr>
+          <w:b/>
+        </w:rPr>
+        <w:t>commit</w:t>
+      </w:r>
+      <w:r>
+        <w:t xml:space="preserve"> with your name and a message ("HCR‑100010‑001: Thicker flange"), so the history says who did what, when, and why. If the team requires signed commits, each is signed with your key.</w:t>
+      </w:r>
+    </w:p>
+    <w:p>
+      <w:pPr>
+        <w:pStyle w:val="ListBullet"/>
+      </w:pPr>
+      <w:r>
+        <w:t xml:space="preserve">An </w:t>
+      </w:r>
+      <w:r>
+        <w:rPr>
+          <w:b/>
+        </w:rPr>
+        <w:t>upload</w:t>
+      </w:r>
+      <w:r>
+        <w:t xml:space="preserve"> first gets everyone else's changes (a sync), then checks the upload is allowed: you are still on the team, your Litterbox is new enough for the vault, and any changes to the Toolbox, folders, or templates are ones you may make. Then it pushes. If someone else uploaded in the meantime, Litterbox syncs and tries again. If it still can't, your commit stays on your computer and goes up with the next upload; nothing is left half done.</w:t>
+      </w:r>
+    </w:p>
+    <w:p>
+      <w:pPr>
+        <w:pStyle w:val="ListBullet"/>
+      </w:pPr>
+      <w:r>
+        <w:t>Actions on several parts (Check In, Release, and others) do one sync, one commit, and one upload for the whole batch, while each part still gets its own history entry. A part that can't be done is reported, and the rest carry on.</w:t>
+      </w:r>
+    </w:p>
+    <w:p>
+      <w:pPr>
+        <w:pStyle w:val="ListBullet"/>
+      </w:pPr>
+      <w:r>
+        <w:t>Check In remembers each file's size and time when you press it, and refuses to upload a part saved in SolidWorks after that, so a half-saved file is never uploaded.</w:t>
+      </w:r>
+    </w:p>
+    <w:p>
+      <w:pPr>
+        <w:pStyle w:val="ListBullet"/>
+      </w:pPr>
+      <w:r>
+        <w:t>Long operations (Import, Revise) write a small note in the vault's .git folder before they start. If Litterbox stops part-way, the note says what to finish or undo next time.</w:t>
+      </w:r>
+    </w:p>
+    <w:p>
+      <w:pPr>
+        <w:pStyle w:val="Heading2"/>
+      </w:pPr>
+      <w:r>
+        <w:t>Downloads</w:t>
+      </w:r>
+    </w:p>
+    <w:p>
+      <w:r>
+        <w:t xml:space="preserve">Litterbox gets other people's changes at Get Latest and before every upload. With </w:t>
+      </w:r>
+      <w:r>
+        <w:rPr>
+          <w:b/>
+        </w:rPr>
+        <w:t>download on demand</w:t>
+      </w:r>
+      <w:r>
+        <w:t xml:space="preserve"> (the usual setting), Git leaves every CAD file as a small pointer until it is needed, and Litterbox downloads exactly the files it needs: those you open or check out, and what an assembly uses. Files you already have stay downloaded at each Get Latest. A hidden project's files are left out of the copies of people who aren't in it (Git's sparse checkout), so they are never downloaded.</w:t>
+      </w:r>
+    </w:p>
+    <w:p>
+      <w:pPr>
+        <w:pStyle w:val="Heading2"/>
+      </w:pPr>
+      <w:r>
+        <w:t>The job queue</w:t>
+      </w:r>
+    </w:p>
+    <w:p>
+      <w:r>
+        <w:t xml:space="preserve">Everything that touches the vault or SolidWorks runs in the </w:t>
+      </w:r>
+      <w:r>
+        <w:rPr>
+          <w:b/>
+        </w:rPr>
+        <w:t>background</w:t>
+      </w:r>
+      <w:r>
+        <w:t xml:space="preserve">, so the window never freezes: you click, the work becomes a </w:t>
+      </w:r>
+      <w:r>
+        <w:rPr>
+          <w:b/>
+        </w:rPr>
+        <w:t>job</w:t>
+      </w:r>
+      <w:r>
+        <w:t xml:space="preserve"> in a queue, and you can carry on browsing, ticking, and queueing more.</w:t>
+      </w:r>
+    </w:p>
+    <w:p>
+      <w:pPr>
+        <w:pStyle w:val="ListBullet"/>
+      </w:pPr>
+      <w:r>
+        <w:t xml:space="preserve">Jobs run </w:t>
+      </w:r>
+      <w:r>
+        <w:rPr>
+          <w:b/>
+        </w:rPr>
+        <w:t>one at a time, in the order they were queued</w:t>
+      </w:r>
+      <w:r>
+        <w:t>, because Git can change only one thing in a vault at once. The status bar shows the job running, and how many more are waiting ("Checking in 3 parts - 2 more waiting"); a job queued behind others shows "Queued: ...".</w:t>
+      </w:r>
+    </w:p>
+    <w:p>
+      <w:pPr>
+        <w:pStyle w:val="ListBullet"/>
+      </w:pPr>
+      <w:r>
+        <w:t xml:space="preserve">Each job knows the parts it changes. Those parts are </w:t>
+      </w:r>
+      <w:r>
+        <w:rPr>
+          <w:b/>
+        </w:rPr>
+        <w:t>busy</w:t>
+      </w:r>
+      <w:r>
+        <w:t xml:space="preserve"> until it has finished and its result is shown: their status says so, and other changes to them are refused until then. Looking at a busy part (Open, Details, Export) still works.</w:t>
+      </w:r>
+    </w:p>
+    <w:p>
+      <w:pPr>
+        <w:pStyle w:val="ListBullet"/>
+      </w:pPr>
+      <w:r>
+        <w:t xml:space="preserve">A </w:t>
+      </w:r>
+      <w:r>
+        <w:rPr>
+          <w:b/>
+        </w:rPr>
+        <w:t>refresh</w:t>
+      </w:r>
+      <w:r>
+        <w:t xml:space="preserve"> (re-reading your copy of the vault) is queued like any job. A newer refresh replaces one still waiting, so they never pile up.</w:t>
+      </w:r>
+    </w:p>
+    <w:p>
+      <w:pPr>
+        <w:pStyle w:val="ListBullet"/>
+      </w:pPr>
+      <w:r>
+        <w:t xml:space="preserve">When a job finishes, the window shows the result and refreshes the list. If it </w:t>
+      </w:r>
+      <w:r>
+        <w:rPr>
+          <w:b/>
+        </w:rPr>
+        <w:t>failed</w:t>
+      </w:r>
+      <w:r>
+        <w:t xml:space="preserve">, there is no pop-up (you may be busy elsewhere): the status bar's dot turns red and stays red until you press </w:t>
+      </w:r>
+      <w:r>
+        <w:rPr>
+          <w:b/>
+        </w:rPr>
+        <w:t>Details...</w:t>
+      </w:r>
+      <w:r>
+        <w:t xml:space="preserve"> and dismiss it, so a problem isn't missed during a break. Jobs queued after it still run.</w:t>
+      </w:r>
+    </w:p>
+    <w:p>
+      <w:pPr>
+        <w:pStyle w:val="ListBullet"/>
+      </w:pPr>
+      <w:r>
+        <w:t>A few things need the vault to themselves, so they can't be used while jobs are queued or running: switching org, Import, and Get Latest from the header.</w:t>
+      </w:r>
+    </w:p>
+    <w:p>
+      <w:pPr>
+        <w:pStyle w:val="ListBullet"/>
+      </w:pPr>
+      <w:r>
+        <w:t>SolidWorks work in a job uses a SolidWorks that is already running, or starts one in the background and closes it when the job is done.</w:t>
+      </w:r>
+    </w:p>
+    <w:p>
+      <w:pPr>
+        <w:pStyle w:val="ListBullet"/>
+      </w:pPr>
+      <w:r>
+        <w:t xml:space="preserve">With </w:t>
+      </w:r>
+      <w:r>
+        <w:rPr>
+          <w:rFonts w:ascii="Roboto Mono" w:hAnsi="Roboto Mono" w:eastAsia="Roboto Mono"/>
+          <w:sz w:val="18"/>
+        </w:rPr>
+        <w:t>debug_mode: true</w:t>
+      </w:r>
+      <w:r>
+        <w:t xml:space="preserve"> in settings.yaml, the status bar shows how long a job has been running, so a slow host looks slow rather than stuck.</w:t>
       </w:r>
     </w:p>
     <w:p>

--- a/docs/Litterbox_User_Guide.docx
+++ b/docs/Litterbox_User_Guide.docx
@@ -47,7 +47,7 @@
         <w:rPr>
           <w:color w:val="666666"/>
         </w:rPr>
-        <w:t>For Litterbox 0.6.2  ·  October 2026</w:t>
+        <w:t>For Litterbox 0.6.3  ·  October 2026</w:t>
       </w:r>
     </w:p>
     <w:p>
@@ -3397,7 +3397,7 @@
               <w:rPr>
                 <w:sz w:val="20"/>
               </w:rPr>
-              <w:t>Discards a revision that was never released. Its files move to the cancelled-revs folder, and its letter isn't reused.</w:t>
+              <w:t>Discards a revision that was never released. Its files move to the cad\cancelled-revs folder (read-only, kept for the history), and its letter isn't reused.</w:t>
             </w:r>
           </w:p>
         </w:tc>
@@ -5835,7 +5835,7 @@
         <w:t>Vault &gt; Update file rules...</w:t>
       </w:r>
       <w:r>
-        <w:t xml:space="preserve"> appears when Litterbox has newer rules for which files Git LFS stores and locks. An Admin is asked once per session. The update changes only Litterbox's own lines.</w:t>
+        <w:t xml:space="preserve"> appears when Litterbox has newer rules for which files Git LFS stores and locks. An Admin is asked once per session. The update changes only Litterbox's own lines. Version 4 (Litterbox 0.6.3) also moves the vault's cancelled revisions from the old cancelled-revs folder at the top of the vault into cad\cancelled-revs, with their history, and makes everyone need 0.6.3.</w:t>
       </w:r>
     </w:p>
     <w:p>
@@ -6591,7 +6591,7 @@
               <w:rPr>
                 <w:sz w:val="20"/>
               </w:rPr>
-              <w:t>cancelled-revs</w:t>
+              <w:t>cad\cancelled-revs</w:t>
             </w:r>
           </w:p>
         </w:tc>
@@ -6608,7 +6608,7 @@
               <w:rPr>
                 <w:sz w:val="20"/>
               </w:rPr>
-              <w:t>Revisions cancelled before release, kept for the history.</w:t>
+              <w:t>Revisions cancelled before release, kept for the history (at the top of the vault before 0.6.3).</w:t>
             </w:r>
           </w:p>
         </w:tc>

--- a/docs/Litterbox_User_Guide.docx
+++ b/docs/Litterbox_User_Guide.docx
@@ -2371,7 +2371,7 @@
         <w:pStyle w:val="ListBullet"/>
       </w:pPr>
       <w:r>
-        <w:t>Click a column heading to sort. Part number, Rev, Name, Description, Files, and Kind show to start with. View &gt; Columns adds Project, COTS, Status, Checked out by, Released rev, Imported from, and Material.</w:t>
+        <w:t>Click a column heading to sort. Part number, Rev, Name, Description, Files, and Kind show to start with. View &gt; Columns adds Project, COTS, Status, Checked out by, Released rev, Imported from, Material, and the purchasing info: Supplier, Supplier part number, Unit cost, and Lead time (days). Unit cost and Lead time sort as numbers.</w:t>
       </w:r>
     </w:p>
     <w:p>
@@ -3815,7 +3815,34 @@
     </w:p>
     <w:p>
       <w:r>
-        <w:t>When an assembly is released, Litterbox saves its indented BOM beside the model as HCR‑100010‑500_A_BOM.csv, as a fixed record of the released revision.</w:t>
+        <w:t xml:space="preserve">When an assembly or a kit is released, Litterbox saves its indented BOM in the cad folder as HCR‑100010‑500_A_BOM.csv, as a fixed record of the released revision: what it was made of, with names, quantities, and costs as they stood at release. If it can't be saved then (the upload failed, say), the part is flagged </w:t>
+      </w:r>
+      <w:r>
+        <w:rPr>
+          <w:b/>
+        </w:rPr>
+        <w:t>BOM file needs saving</w:t>
+      </w:r>
+      <w:r>
+        <w:t xml:space="preserve">, and Part &gt; </w:t>
+      </w:r>
+      <w:r>
+        <w:rPr>
+          <w:b/>
+        </w:rPr>
+        <w:t>Save Released BOM</w:t>
+      </w:r>
+      <w:r>
+        <w:t xml:space="preserve"> (or </w:t>
+      </w:r>
+      <w:r>
+        <w:rPr>
+          <w:b/>
+        </w:rPr>
+        <w:t>Save BOM File</w:t>
+      </w:r>
+      <w:r>
+        <w:t xml:space="preserve"> on the Details tab) saves it later, with names and costs as they are when it is saved. A BOM saved with its release is never saved again over it.</w:t>
       </w:r>
     </w:p>
     <w:p>
@@ -4103,7 +4130,7 @@
         <w:t>kit</w:t>
       </w:r>
       <w:r>
-        <w:t xml:space="preserve"> is a non-CAD assembly made only of lines added this way, from any parts. Added lines freeze at release and carry on to the next revision.</w:t>
+        <w:t xml:space="preserve"> is a non-CAD assembly made only of lines added this way, from any parts. Added lines freeze at release and carry on to the next revision. A released kit's BOM is saved with it like an assembly's: its only file.</w:t>
       </w:r>
     </w:p>
     <w:p>
@@ -4138,7 +4165,7 @@
         <w:t>Purchasing Info...</w:t>
       </w:r>
       <w:r>
-        <w:t xml:space="preserve"> sets a part's supplier, supplier part number, unit cost, and lead time in days. Purchasing info belongs to the part, not to a revision, so it needs no check-out and works on released parts. The change is uploaded at once and recorded in the part's history.</w:t>
+        <w:t xml:space="preserve"> sets a part's supplier, supplier part number, unit cost, and lead time in days. Purchasing info belongs to the part, not to a revision, so it needs no check-out and works on released parts. The change is uploaded at once and recorded in the part's history. View &gt; Columns can show it in the parts list. An assembly's columns show its own purchasing info, not a total of its parts' (the BOM tab adds those up).</w:t>
       </w:r>
     </w:p>
     <w:p>
@@ -4277,7 +4304,7 @@
         <w:t>Export Files...</w:t>
       </w:r>
       <w:r>
-        <w:t xml:space="preserve"> copies the ticked parts' files to a folder you choose: any of model, drawing, STEP, and PDF, from the latest released revision, the working revision, or a revision you pick, and optionally the parts each assembly uses. Exports always go outside C:\Litterbox and outside any Git repository.</w:t>
+        <w:t xml:space="preserve"> copies the ticked parts' files to a folder you choose: any of model, drawing, STEP, PDF, and the BOM saved at release, from the latest released revision, the working revision, or a revision you pick, and optionally the parts each assembly uses. Exports always go outside C:\Litterbox and outside any Git repository.</w:t>
       </w:r>
     </w:p>
     <w:p>

--- a/docs/Litterbox_User_Guide.docx
+++ b/docs/Litterbox_User_Guide.docx
@@ -3066,7 +3066,7 @@
               <w:rPr>
                 <w:sz w:val="20"/>
               </w:rPr>
-              <w:t>For the chosen revision: its state, who released it and when, the workflow and signers, its ECO, what its release changed (Form, Fit, Function), the disposition of its parts after a later release, its files, material, and STEP/PDF, and the part's purchasing info.</w:t>
+              <w:t>For the chosen revision: its state, who released it (with a workflow, whoever asked for the release: every workflow is recorded as done by whoever asked) and when, the workflow and signers, its ECO, what its release changed (Form, Fit, Function), the disposition of its parts after a later release, its files, material, and STEP/PDF, and the part's purchasing info.</w:t>
             </w:r>
           </w:p>
         </w:tc>

--- a/docs/Litterbox_User_Guide.docx
+++ b/docs/Litterbox_User_Guide.docx
@@ -47,7 +47,7 @@
         <w:rPr>
           <w:color w:val="666666"/>
         </w:rPr>
-        <w:t>For Litterbox 0.6.4  ·  October 2026</w:t>
+        <w:t>For Litterbox 0.6.5  ·  October 2026</w:t>
       </w:r>
     </w:p>
     <w:p>
@@ -849,6 +849,57 @@
     </w:p>
     <w:p>
       <w:pPr>
+        <w:pStyle w:val="ListBullet"/>
+      </w:pPr>
+      <w:r>
+        <w:rPr>
+          <w:b/>
+        </w:rPr>
+        <w:t>Betas.</w:t>
+      </w:r>
+      <w:r>
+        <w:t xml:space="preserve"> Help &gt; </w:t>
+      </w:r>
+      <w:r>
+        <w:rPr>
+          <w:b/>
+        </w:rPr>
+        <w:t>Get beta versions</w:t>
+      </w:r>
+      <w:r>
+        <w:t xml:space="preserve"> offers betas as well as releases: the next version before it is finished, for trying new things early. Expect more bugs, and report them with Help &gt; Report a problem. A beta can make a vault need the version it leads to, which teammates on the released version don't have yet, so try betas in a test vault, or move the whole team at once. When that version is released, you are offered it like everyone else. Turning betas off keeps the beta you have until a newer release comes out.</w:t>
+      </w:r>
+    </w:p>
+    <w:p>
+      <w:pPr>
+        <w:pStyle w:val="ListBullet"/>
+      </w:pPr>
+      <w:r>
+        <w:rPr>
+          <w:b/>
+        </w:rPr>
+        <w:t>Signed notices.</w:t>
+      </w:r>
+      <w:r>
+        <w:t xml:space="preserve"> With each check, Litterbox also reads a notice signed by the Litterbox maintainers. It can withdraw an update key (if one were ever stolen, Litterbox stops trusting it straight away) or say that Litterbox's releases have moved; Litterbox remembers either in settings.yaml and says so.</w:t>
+      </w:r>
+    </w:p>
+    <w:p>
+      <w:pPr>
+        <w:pStyle w:val="ListBullet"/>
+      </w:pPr>
+      <w:r>
+        <w:rPr>
+          <w:b/>
+        </w:rPr>
+        <w:t>Licences.</w:t>
+      </w:r>
+      <w:r>
+        <w:t xml:space="preserve"> Litterbox is free software under the MIT licence. The licences of the other programs it is built with are in the licenses folder beside Litterbox.exe (in %LOCALAPPDATA%\Programs\Litterbox).</w:t>
+      </w:r>
+    </w:p>
+    <w:p>
+      <w:pPr>
         <w:pStyle w:val="Heading2"/>
       </w:pPr>
       <w:r>
@@ -7238,6 +7289,44 @@
               <w:rPr>
                 <w:sz w:val="20"/>
               </w:rPr>
+              <w:t>update_channel: beta</w:t>
+            </w:r>
+          </w:p>
+        </w:tc>
+        <w:tc>
+          <w:tcPr>
+            <w:tcW w:type="dxa" w:w="6192"/>
+            <w:shd w:val="clear" w:color="auto" w:fill="EEF3F7"/>
+          </w:tcPr>
+          <w:p>
+            <w:pPr>
+              <w:spacing w:after="40"/>
+            </w:pPr>
+            <w:r>
+              <w:rPr>
+                <w:sz w:val="20"/>
+              </w:rPr>
+              <w:t>Offer betas too (set by Help &gt; Get beta versions).</w:t>
+            </w:r>
+          </w:p>
+        </w:tc>
+      </w:tr>
+      <w:tr>
+        <w:trPr>
+          <w:cantSplit/>
+        </w:trPr>
+        <w:tc>
+          <w:tcPr>
+            <w:tcW w:type="dxa" w:w="3168"/>
+          </w:tcPr>
+          <w:p>
+            <w:pPr>
+              <w:spacing w:after="40"/>
+            </w:pPr>
+            <w:r>
+              <w:rPr>
+                <w:sz w:val="20"/>
+              </w:rPr>
               <w:t>download: all</w:t>
             </w:r>
           </w:p>
@@ -7245,7 +7334,6 @@
         <w:tc>
           <w:tcPr>
             <w:tcW w:type="dxa" w:w="6192"/>
-            <w:shd w:val="clear" w:color="auto" w:fill="EEF3F7"/>
           </w:tcPr>
           <w:p>
             <w:pPr>
@@ -7267,6 +7355,7 @@
         <w:tc>
           <w:tcPr>
             <w:tcW w:type="dxa" w:w="3168"/>
+            <w:shd w:val="clear" w:color="auto" w:fill="EEF3F7"/>
           </w:tcPr>
           <w:p>
             <w:pPr>
@@ -7283,6 +7372,7 @@
         <w:tc>
           <w:tcPr>
             <w:tcW w:type="dxa" w:w="6192"/>
+            <w:shd w:val="clear" w:color="auto" w:fill="EEF3F7"/>
           </w:tcPr>
           <w:p>
             <w:pPr>
@@ -7304,7 +7394,6 @@
         <w:tc>
           <w:tcPr>
             <w:tcW w:type="dxa" w:w="3168"/>
-            <w:shd w:val="clear" w:color="auto" w:fill="EEF3F7"/>
           </w:tcPr>
           <w:p>
             <w:pPr>
@@ -7321,7 +7410,6 @@
         <w:tc>
           <w:tcPr>
             <w:tcW w:type="dxa" w:w="6192"/>
-            <w:shd w:val="clear" w:color="auto" w:fill="EEF3F7"/>
           </w:tcPr>
           <w:p>
             <w:pPr>
@@ -7343,6 +7431,7 @@
         <w:tc>
           <w:tcPr>
             <w:tcW w:type="dxa" w:w="3168"/>
+            <w:shd w:val="clear" w:color="auto" w:fill="EEF3F7"/>
           </w:tcPr>
           <w:p>
             <w:pPr>
@@ -7359,6 +7448,7 @@
         <w:tc>
           <w:tcPr>
             <w:tcW w:type="dxa" w:w="6192"/>
+            <w:shd w:val="clear" w:color="auto" w:fill="EEF3F7"/>
           </w:tcPr>
           <w:p>
             <w:pPr>
@@ -7380,7 +7470,6 @@
         <w:tc>
           <w:tcPr>
             <w:tcW w:type="dxa" w:w="3168"/>
-            <w:shd w:val="clear" w:color="auto" w:fill="EEF3F7"/>
           </w:tcPr>
           <w:p>
             <w:pPr>
@@ -7397,7 +7486,6 @@
         <w:tc>
           <w:tcPr>
             <w:tcW w:type="dxa" w:w="6192"/>
-            <w:shd w:val="clear" w:color="auto" w:fill="EEF3F7"/>
           </w:tcPr>
           <w:p>
             <w:pPr>
@@ -7477,7 +7565,33 @@
         <w:t>Report...</w:t>
       </w:r>
       <w:r>
-        <w:t xml:space="preserve"> in the Details window) asks what you were doing, then makes a report and opens an email to the Litterbox team with it, for you to send. With Outlook, the report is attached; otherwise attach it yourself (Explorer shows it). The report has your comment, the versions of Litterbox, Windows, SolidWorks, and Git, the problems in the status bar, Litterbox's log, and your settings, with passwords and tokens taken out. The log names parts and files you worked on. Reports are kept in C:\Litterbox\logs\reports.</w:t>
+        <w:t xml:space="preserve"> in the Details window) lists exactly what goes in the report (each file, about how big, and what it holds), asks what you were doing, then makes the report and opens an email to the Litterbox team with it, for you to send. Nothing is sent until you press Send. With Outlook, the report is attached and Litterbox offers to open it first; otherwise attach it yourself (Explorer shows it).</w:t>
+      </w:r>
+    </w:p>
+    <w:p>
+      <w:pPr>
+        <w:pStyle w:val="ListBullet"/>
+      </w:pPr>
+      <w:r>
+        <w:t xml:space="preserve">The report holds report.txt (your comment, the versions of Litterbox, Windows, Python, SolidWorks, Git, and Git LFS, the problems in the status bar, and this session's unexpected errors), Litterbox's log, your Litterbox settings, the vault's shared settings, and CONTENTS.txt listing them. Untick </w:t>
+      </w:r>
+      <w:r>
+        <w:rPr>
+          <w:b/>
+        </w:rPr>
+        <w:t>Include Litterbox's log</w:t>
+      </w:r>
+      <w:r>
+        <w:t xml:space="preserve"> or </w:t>
+      </w:r>
+      <w:r>
+        <w:rPr>
+          <w:b/>
+        </w:rPr>
+        <w:t>Include your Litterbox settings...</w:t>
+      </w:r>
+      <w:r>
+        <w:t xml:space="preserve"> to leave those out. The log names parts, files, and check-in comments, and can name people on your team. Passwords and tokens are taken out of every file, and no CAD files, documents, part records, or the team list ever go in. Reports are kept in C:\Litterbox\logs\reports.</w:t>
       </w:r>
     </w:p>
     <w:p>

--- a/docs/Litterbox_User_Guide.docx
+++ b/docs/Litterbox_User_Guide.docx
@@ -47,7 +47,7 @@
         <w:rPr>
           <w:color w:val="666666"/>
         </w:rPr>
-        <w:t>For Litterbox 0.6.5  ·  October 2026</w:t>
+        <w:t>For Litterbox 1.0.0  ·  October 2026</w:t>
       </w:r>
     </w:p>
     <w:p>

--- a/docs/Litterbox_User_Guide.docx
+++ b/docs/Litterbox_User_Guide.docx
@@ -46,7 +46,7 @@
         <w:rPr>
           <w:color w:val="666666"/>
         </w:rPr>
-        <w:t>For Litterbox 1.0.0  ·  October 2026</w:t>
+        <w:t>For Litterbox 1.0.1  ·  October 2026</w:t>
       </w:r>
     </w:p>
     <w:p>
@@ -75,13 +75,7 @@
           <w:tab w:val="right" w:leader="dot" w:pos="9350"/>
         </w:tabs>
         <w:rPr>
-          <w:rFonts w:asciiTheme="minorHAnsi" w:eastAsiaTheme="minorEastAsia" w:hAnsiTheme="minorHAnsi" w:cstheme="minorBidi"/>
           <w:noProof/>
-          <w:color w:val="auto"/>
-          <w:kern w:val="2"/>
-          <w:sz w:val="24"/>
-          <w:szCs w:val="24"/>
-          <w14:ligatures w14:val="standardContextual"/>
         </w:rPr>
       </w:pPr>
       <w:r>
@@ -93,7 +87,7 @@
       <w:r>
         <w:fldChar w:fldCharType="separate"/>
       </w:r>
-      <w:hyperlink w:anchor="_Toc243832757" w:history="1">
+      <w:hyperlink w:anchor="_Toc243833135" w:history="1">
         <w:r>
           <w:rPr>
             <w:rStyle w:val="Hyperlink"/>
@@ -120,7 +114,7 @@
             <w:noProof/>
             <w:webHidden/>
           </w:rPr>
-          <w:instrText xml:space="preserve"> PAGEREF _Toc243832757 \h </w:instrText>
+          <w:instrText xml:space="preserve"> PAGEREF _Toc243833135 \h </w:instrText>
         </w:r>
         <w:r>
           <w:rPr>
@@ -158,16 +152,10 @@
           <w:tab w:val="right" w:leader="dot" w:pos="9350"/>
         </w:tabs>
         <w:rPr>
-          <w:rFonts w:asciiTheme="minorHAnsi" w:eastAsiaTheme="minorEastAsia" w:hAnsiTheme="minorHAnsi" w:cstheme="minorBidi"/>
           <w:noProof/>
-          <w:color w:val="auto"/>
-          <w:kern w:val="2"/>
-          <w:sz w:val="24"/>
-          <w:szCs w:val="24"/>
-          <w14:ligatures w14:val="standardContextual"/>
-        </w:rPr>
-      </w:pPr>
-      <w:hyperlink w:anchor="_Toc243832758" w:history="1">
+        </w:rPr>
+      </w:pPr>
+      <w:hyperlink w:anchor="_Toc243833136" w:history="1">
         <w:r>
           <w:rPr>
             <w:rStyle w:val="Hyperlink"/>
@@ -194,7 +182,7 @@
             <w:noProof/>
             <w:webHidden/>
           </w:rPr>
-          <w:instrText xml:space="preserve"> PAGEREF _Toc243832758 \h </w:instrText>
+          <w:instrText xml:space="preserve"> PAGEREF _Toc243833136 \h </w:instrText>
         </w:r>
         <w:r>
           <w:rPr>
@@ -232,16 +220,10 @@
           <w:tab w:val="right" w:leader="dot" w:pos="9350"/>
         </w:tabs>
         <w:rPr>
-          <w:rFonts w:asciiTheme="minorHAnsi" w:eastAsiaTheme="minorEastAsia" w:hAnsiTheme="minorHAnsi" w:cstheme="minorBidi"/>
           <w:noProof/>
-          <w:color w:val="auto"/>
-          <w:kern w:val="2"/>
-          <w:sz w:val="24"/>
-          <w:szCs w:val="24"/>
-          <w14:ligatures w14:val="standardContextual"/>
-        </w:rPr>
-      </w:pPr>
-      <w:hyperlink w:anchor="_Toc243832759" w:history="1">
+        </w:rPr>
+      </w:pPr>
+      <w:hyperlink w:anchor="_Toc243833137" w:history="1">
         <w:r>
           <w:rPr>
             <w:rStyle w:val="Hyperlink"/>
@@ -268,7 +250,7 @@
             <w:noProof/>
             <w:webHidden/>
           </w:rPr>
-          <w:instrText xml:space="preserve"> PAGEREF _Toc243832759 \h </w:instrText>
+          <w:instrText xml:space="preserve"> PAGEREF _Toc243833137 \h </w:instrText>
         </w:r>
         <w:r>
           <w:rPr>
@@ -306,16 +288,10 @@
           <w:tab w:val="right" w:leader="dot" w:pos="9350"/>
         </w:tabs>
         <w:rPr>
-          <w:rFonts w:asciiTheme="minorHAnsi" w:eastAsiaTheme="minorEastAsia" w:hAnsiTheme="minorHAnsi" w:cstheme="minorBidi"/>
           <w:noProof/>
-          <w:color w:val="auto"/>
-          <w:kern w:val="2"/>
-          <w:sz w:val="24"/>
-          <w:szCs w:val="24"/>
-          <w14:ligatures w14:val="standardContextual"/>
-        </w:rPr>
-      </w:pPr>
-      <w:hyperlink w:anchor="_Toc243832760" w:history="1">
+        </w:rPr>
+      </w:pPr>
+      <w:hyperlink w:anchor="_Toc243833138" w:history="1">
         <w:r>
           <w:rPr>
             <w:rStyle w:val="Hyperlink"/>
@@ -342,7 +318,7 @@
             <w:noProof/>
             <w:webHidden/>
           </w:rPr>
-          <w:instrText xml:space="preserve"> PAGEREF _Toc243832760 \h </w:instrText>
+          <w:instrText xml:space="preserve"> PAGEREF _Toc243833138 \h </w:instrText>
         </w:r>
         <w:r>
           <w:rPr>
@@ -380,16 +356,10 @@
           <w:tab w:val="right" w:leader="dot" w:pos="9350"/>
         </w:tabs>
         <w:rPr>
-          <w:rFonts w:asciiTheme="minorHAnsi" w:eastAsiaTheme="minorEastAsia" w:hAnsiTheme="minorHAnsi" w:cstheme="minorBidi"/>
           <w:noProof/>
-          <w:color w:val="auto"/>
-          <w:kern w:val="2"/>
-          <w:sz w:val="24"/>
-          <w:szCs w:val="24"/>
-          <w14:ligatures w14:val="standardContextual"/>
-        </w:rPr>
-      </w:pPr>
-      <w:hyperlink w:anchor="_Toc243832761" w:history="1">
+        </w:rPr>
+      </w:pPr>
+      <w:hyperlink w:anchor="_Toc243833139" w:history="1">
         <w:r>
           <w:rPr>
             <w:rStyle w:val="Hyperlink"/>
@@ -416,7 +386,7 @@
             <w:noProof/>
             <w:webHidden/>
           </w:rPr>
-          <w:instrText xml:space="preserve"> PAGEREF _Toc243832761 \h </w:instrText>
+          <w:instrText xml:space="preserve"> PAGEREF _Toc243833139 \h </w:instrText>
         </w:r>
         <w:r>
           <w:rPr>
@@ -454,16 +424,10 @@
           <w:tab w:val="right" w:leader="dot" w:pos="9350"/>
         </w:tabs>
         <w:rPr>
-          <w:rFonts w:asciiTheme="minorHAnsi" w:eastAsiaTheme="minorEastAsia" w:hAnsiTheme="minorHAnsi" w:cstheme="minorBidi"/>
           <w:noProof/>
-          <w:color w:val="auto"/>
-          <w:kern w:val="2"/>
-          <w:sz w:val="24"/>
-          <w:szCs w:val="24"/>
-          <w14:ligatures w14:val="standardContextual"/>
-        </w:rPr>
-      </w:pPr>
-      <w:hyperlink w:anchor="_Toc243832762" w:history="1">
+        </w:rPr>
+      </w:pPr>
+      <w:hyperlink w:anchor="_Toc243833140" w:history="1">
         <w:r>
           <w:rPr>
             <w:rStyle w:val="Hyperlink"/>
@@ -490,7 +454,7 @@
             <w:noProof/>
             <w:webHidden/>
           </w:rPr>
-          <w:instrText xml:space="preserve"> PAGEREF _Toc243832762 \h </w:instrText>
+          <w:instrText xml:space="preserve"> PAGEREF _Toc243833140 \h </w:instrText>
         </w:r>
         <w:r>
           <w:rPr>
@@ -528,16 +492,10 @@
           <w:tab w:val="right" w:leader="dot" w:pos="9350"/>
         </w:tabs>
         <w:rPr>
-          <w:rFonts w:asciiTheme="minorHAnsi" w:eastAsiaTheme="minorEastAsia" w:hAnsiTheme="minorHAnsi" w:cstheme="minorBidi"/>
           <w:noProof/>
-          <w:color w:val="auto"/>
-          <w:kern w:val="2"/>
-          <w:sz w:val="24"/>
-          <w:szCs w:val="24"/>
-          <w14:ligatures w14:val="standardContextual"/>
-        </w:rPr>
-      </w:pPr>
-      <w:hyperlink w:anchor="_Toc243832763" w:history="1">
+        </w:rPr>
+      </w:pPr>
+      <w:hyperlink w:anchor="_Toc243833141" w:history="1">
         <w:r>
           <w:rPr>
             <w:rStyle w:val="Hyperlink"/>
@@ -564,7 +522,7 @@
             <w:noProof/>
             <w:webHidden/>
           </w:rPr>
-          <w:instrText xml:space="preserve"> PAGEREF _Toc243832763 \h </w:instrText>
+          <w:instrText xml:space="preserve"> PAGEREF _Toc243833141 \h </w:instrText>
         </w:r>
         <w:r>
           <w:rPr>
@@ -602,16 +560,10 @@
           <w:tab w:val="right" w:leader="dot" w:pos="9350"/>
         </w:tabs>
         <w:rPr>
-          <w:rFonts w:asciiTheme="minorHAnsi" w:eastAsiaTheme="minorEastAsia" w:hAnsiTheme="minorHAnsi" w:cstheme="minorBidi"/>
           <w:noProof/>
-          <w:color w:val="auto"/>
-          <w:kern w:val="2"/>
-          <w:sz w:val="24"/>
-          <w:szCs w:val="24"/>
-          <w14:ligatures w14:val="standardContextual"/>
-        </w:rPr>
-      </w:pPr>
-      <w:hyperlink w:anchor="_Toc243832764" w:history="1">
+        </w:rPr>
+      </w:pPr>
+      <w:hyperlink w:anchor="_Toc243833142" w:history="1">
         <w:r>
           <w:rPr>
             <w:rStyle w:val="Hyperlink"/>
@@ -638,7 +590,7 @@
             <w:noProof/>
             <w:webHidden/>
           </w:rPr>
-          <w:instrText xml:space="preserve"> PAGEREF _Toc243832764 \h </w:instrText>
+          <w:instrText xml:space="preserve"> PAGEREF _Toc243833142 \h </w:instrText>
         </w:r>
         <w:r>
           <w:rPr>
@@ -676,16 +628,10 @@
           <w:tab w:val="right" w:leader="dot" w:pos="9350"/>
         </w:tabs>
         <w:rPr>
-          <w:rFonts w:asciiTheme="minorHAnsi" w:eastAsiaTheme="minorEastAsia" w:hAnsiTheme="minorHAnsi" w:cstheme="minorBidi"/>
           <w:noProof/>
-          <w:color w:val="auto"/>
-          <w:kern w:val="2"/>
-          <w:sz w:val="24"/>
-          <w:szCs w:val="24"/>
-          <w14:ligatures w14:val="standardContextual"/>
-        </w:rPr>
-      </w:pPr>
-      <w:hyperlink w:anchor="_Toc243832765" w:history="1">
+        </w:rPr>
+      </w:pPr>
+      <w:hyperlink w:anchor="_Toc243833143" w:history="1">
         <w:r>
           <w:rPr>
             <w:rStyle w:val="Hyperlink"/>
@@ -712,7 +658,7 @@
             <w:noProof/>
             <w:webHidden/>
           </w:rPr>
-          <w:instrText xml:space="preserve"> PAGEREF _Toc243832765 \h </w:instrText>
+          <w:instrText xml:space="preserve"> PAGEREF _Toc243833143 \h </w:instrText>
         </w:r>
         <w:r>
           <w:rPr>
@@ -750,16 +696,10 @@
           <w:tab w:val="right" w:leader="dot" w:pos="9350"/>
         </w:tabs>
         <w:rPr>
-          <w:rFonts w:asciiTheme="minorHAnsi" w:eastAsiaTheme="minorEastAsia" w:hAnsiTheme="minorHAnsi" w:cstheme="minorBidi"/>
           <w:noProof/>
-          <w:color w:val="auto"/>
-          <w:kern w:val="2"/>
-          <w:sz w:val="24"/>
-          <w:szCs w:val="24"/>
-          <w14:ligatures w14:val="standardContextual"/>
-        </w:rPr>
-      </w:pPr>
-      <w:hyperlink w:anchor="_Toc243832766" w:history="1">
+        </w:rPr>
+      </w:pPr>
+      <w:hyperlink w:anchor="_Toc243833144" w:history="1">
         <w:r>
           <w:rPr>
             <w:rStyle w:val="Hyperlink"/>
@@ -786,7 +726,7 @@
             <w:noProof/>
             <w:webHidden/>
           </w:rPr>
-          <w:instrText xml:space="preserve"> PAGEREF _Toc243832766 \h </w:instrText>
+          <w:instrText xml:space="preserve"> PAGEREF _Toc243833144 \h </w:instrText>
         </w:r>
         <w:r>
           <w:rPr>
@@ -824,16 +764,10 @@
           <w:tab w:val="right" w:leader="dot" w:pos="9350"/>
         </w:tabs>
         <w:rPr>
-          <w:rFonts w:asciiTheme="minorHAnsi" w:eastAsiaTheme="minorEastAsia" w:hAnsiTheme="minorHAnsi" w:cstheme="minorBidi"/>
           <w:noProof/>
-          <w:color w:val="auto"/>
-          <w:kern w:val="2"/>
-          <w:sz w:val="24"/>
-          <w:szCs w:val="24"/>
-          <w14:ligatures w14:val="standardContextual"/>
-        </w:rPr>
-      </w:pPr>
-      <w:hyperlink w:anchor="_Toc243832767" w:history="1">
+        </w:rPr>
+      </w:pPr>
+      <w:hyperlink w:anchor="_Toc243833145" w:history="1">
         <w:r>
           <w:rPr>
             <w:rStyle w:val="Hyperlink"/>
@@ -860,7 +794,7 @@
             <w:noProof/>
             <w:webHidden/>
           </w:rPr>
-          <w:instrText xml:space="preserve"> PAGEREF _Toc243832767 \h </w:instrText>
+          <w:instrText xml:space="preserve"> PAGEREF _Toc243833145 \h </w:instrText>
         </w:r>
         <w:r>
           <w:rPr>
@@ -898,16 +832,10 @@
           <w:tab w:val="right" w:leader="dot" w:pos="9350"/>
         </w:tabs>
         <w:rPr>
-          <w:rFonts w:asciiTheme="minorHAnsi" w:eastAsiaTheme="minorEastAsia" w:hAnsiTheme="minorHAnsi" w:cstheme="minorBidi"/>
           <w:noProof/>
-          <w:color w:val="auto"/>
-          <w:kern w:val="2"/>
-          <w:sz w:val="24"/>
-          <w:szCs w:val="24"/>
-          <w14:ligatures w14:val="standardContextual"/>
-        </w:rPr>
-      </w:pPr>
-      <w:hyperlink w:anchor="_Toc243832768" w:history="1">
+        </w:rPr>
+      </w:pPr>
+      <w:hyperlink w:anchor="_Toc243833146" w:history="1">
         <w:r>
           <w:rPr>
             <w:rStyle w:val="Hyperlink"/>
@@ -934,7 +862,7 @@
             <w:noProof/>
             <w:webHidden/>
           </w:rPr>
-          <w:instrText xml:space="preserve"> PAGEREF _Toc243832768 \h </w:instrText>
+          <w:instrText xml:space="preserve"> PAGEREF _Toc243833146 \h </w:instrText>
         </w:r>
         <w:r>
           <w:rPr>
@@ -972,16 +900,10 @@
           <w:tab w:val="right" w:leader="dot" w:pos="9350"/>
         </w:tabs>
         <w:rPr>
-          <w:rFonts w:asciiTheme="minorHAnsi" w:eastAsiaTheme="minorEastAsia" w:hAnsiTheme="minorHAnsi" w:cstheme="minorBidi"/>
           <w:noProof/>
-          <w:color w:val="auto"/>
-          <w:kern w:val="2"/>
-          <w:sz w:val="24"/>
-          <w:szCs w:val="24"/>
-          <w14:ligatures w14:val="standardContextual"/>
-        </w:rPr>
-      </w:pPr>
-      <w:hyperlink w:anchor="_Toc243832769" w:history="1">
+        </w:rPr>
+      </w:pPr>
+      <w:hyperlink w:anchor="_Toc243833147" w:history="1">
         <w:r>
           <w:rPr>
             <w:rStyle w:val="Hyperlink"/>
@@ -1008,7 +930,7 @@
             <w:noProof/>
             <w:webHidden/>
           </w:rPr>
-          <w:instrText xml:space="preserve"> PAGEREF _Toc243832769 \h </w:instrText>
+          <w:instrText xml:space="preserve"> PAGEREF _Toc243833147 \h </w:instrText>
         </w:r>
         <w:r>
           <w:rPr>
@@ -1046,16 +968,10 @@
           <w:tab w:val="right" w:leader="dot" w:pos="9350"/>
         </w:tabs>
         <w:rPr>
-          <w:rFonts w:asciiTheme="minorHAnsi" w:eastAsiaTheme="minorEastAsia" w:hAnsiTheme="minorHAnsi" w:cstheme="minorBidi"/>
           <w:noProof/>
-          <w:color w:val="auto"/>
-          <w:kern w:val="2"/>
-          <w:sz w:val="24"/>
-          <w:szCs w:val="24"/>
-          <w14:ligatures w14:val="standardContextual"/>
-        </w:rPr>
-      </w:pPr>
-      <w:hyperlink w:anchor="_Toc243832770" w:history="1">
+        </w:rPr>
+      </w:pPr>
+      <w:hyperlink w:anchor="_Toc243833148" w:history="1">
         <w:r>
           <w:rPr>
             <w:rStyle w:val="Hyperlink"/>
@@ -1082,7 +998,7 @@
             <w:noProof/>
             <w:webHidden/>
           </w:rPr>
-          <w:instrText xml:space="preserve"> PAGEREF _Toc243832770 \h </w:instrText>
+          <w:instrText xml:space="preserve"> PAGEREF _Toc243833148 \h </w:instrText>
         </w:r>
         <w:r>
           <w:rPr>
@@ -1120,16 +1036,10 @@
           <w:tab w:val="right" w:leader="dot" w:pos="9350"/>
         </w:tabs>
         <w:rPr>
-          <w:rFonts w:asciiTheme="minorHAnsi" w:eastAsiaTheme="minorEastAsia" w:hAnsiTheme="minorHAnsi" w:cstheme="minorBidi"/>
           <w:noProof/>
-          <w:color w:val="auto"/>
-          <w:kern w:val="2"/>
-          <w:sz w:val="24"/>
-          <w:szCs w:val="24"/>
-          <w14:ligatures w14:val="standardContextual"/>
-        </w:rPr>
-      </w:pPr>
-      <w:hyperlink w:anchor="_Toc243832771" w:history="1">
+        </w:rPr>
+      </w:pPr>
+      <w:hyperlink w:anchor="_Toc243833149" w:history="1">
         <w:r>
           <w:rPr>
             <w:rStyle w:val="Hyperlink"/>
@@ -1156,7 +1066,7 @@
             <w:noProof/>
             <w:webHidden/>
           </w:rPr>
-          <w:instrText xml:space="preserve"> PAGEREF _Toc243832771 \h </w:instrText>
+          <w:instrText xml:space="preserve"> PAGEREF _Toc243833149 \h </w:instrText>
         </w:r>
         <w:r>
           <w:rPr>
@@ -1194,16 +1104,10 @@
           <w:tab w:val="right" w:leader="dot" w:pos="9350"/>
         </w:tabs>
         <w:rPr>
-          <w:rFonts w:asciiTheme="minorHAnsi" w:eastAsiaTheme="minorEastAsia" w:hAnsiTheme="minorHAnsi" w:cstheme="minorBidi"/>
           <w:noProof/>
-          <w:color w:val="auto"/>
-          <w:kern w:val="2"/>
-          <w:sz w:val="24"/>
-          <w:szCs w:val="24"/>
-          <w14:ligatures w14:val="standardContextual"/>
-        </w:rPr>
-      </w:pPr>
-      <w:hyperlink w:anchor="_Toc243832772" w:history="1">
+        </w:rPr>
+      </w:pPr>
+      <w:hyperlink w:anchor="_Toc243833150" w:history="1">
         <w:r>
           <w:rPr>
             <w:rStyle w:val="Hyperlink"/>
@@ -1230,7 +1134,7 @@
             <w:noProof/>
             <w:webHidden/>
           </w:rPr>
-          <w:instrText xml:space="preserve"> PAGEREF _Toc243832772 \h </w:instrText>
+          <w:instrText xml:space="preserve"> PAGEREF _Toc243833150 \h </w:instrText>
         </w:r>
         <w:r>
           <w:rPr>
@@ -1268,16 +1172,10 @@
           <w:tab w:val="right" w:leader="dot" w:pos="9350"/>
         </w:tabs>
         <w:rPr>
-          <w:rFonts w:asciiTheme="minorHAnsi" w:eastAsiaTheme="minorEastAsia" w:hAnsiTheme="minorHAnsi" w:cstheme="minorBidi"/>
           <w:noProof/>
-          <w:color w:val="auto"/>
-          <w:kern w:val="2"/>
-          <w:sz w:val="24"/>
-          <w:szCs w:val="24"/>
-          <w14:ligatures w14:val="standardContextual"/>
-        </w:rPr>
-      </w:pPr>
-      <w:hyperlink w:anchor="_Toc243832773" w:history="1">
+        </w:rPr>
+      </w:pPr>
+      <w:hyperlink w:anchor="_Toc243833151" w:history="1">
         <w:r>
           <w:rPr>
             <w:rStyle w:val="Hyperlink"/>
@@ -1304,7 +1202,7 @@
             <w:noProof/>
             <w:webHidden/>
           </w:rPr>
-          <w:instrText xml:space="preserve"> PAGEREF _Toc243832773 \h </w:instrText>
+          <w:instrText xml:space="preserve"> PAGEREF _Toc243833151 \h </w:instrText>
         </w:r>
         <w:r>
           <w:rPr>
@@ -1342,16 +1240,10 @@
           <w:tab w:val="right" w:leader="dot" w:pos="9350"/>
         </w:tabs>
         <w:rPr>
-          <w:rFonts w:asciiTheme="minorHAnsi" w:eastAsiaTheme="minorEastAsia" w:hAnsiTheme="minorHAnsi" w:cstheme="minorBidi"/>
           <w:noProof/>
-          <w:color w:val="auto"/>
-          <w:kern w:val="2"/>
-          <w:sz w:val="24"/>
-          <w:szCs w:val="24"/>
-          <w14:ligatures w14:val="standardContextual"/>
-        </w:rPr>
-      </w:pPr>
-      <w:hyperlink w:anchor="_Toc243832774" w:history="1">
+        </w:rPr>
+      </w:pPr>
+      <w:hyperlink w:anchor="_Toc243833152" w:history="1">
         <w:r>
           <w:rPr>
             <w:rStyle w:val="Hyperlink"/>
@@ -1378,7 +1270,7 @@
             <w:noProof/>
             <w:webHidden/>
           </w:rPr>
-          <w:instrText xml:space="preserve"> PAGEREF _Toc243832774 \h </w:instrText>
+          <w:instrText xml:space="preserve"> PAGEREF _Toc243833152 \h </w:instrText>
         </w:r>
         <w:r>
           <w:rPr>
@@ -1416,16 +1308,10 @@
           <w:tab w:val="right" w:leader="dot" w:pos="9350"/>
         </w:tabs>
         <w:rPr>
-          <w:rFonts w:asciiTheme="minorHAnsi" w:eastAsiaTheme="minorEastAsia" w:hAnsiTheme="minorHAnsi" w:cstheme="minorBidi"/>
           <w:noProof/>
-          <w:color w:val="auto"/>
-          <w:kern w:val="2"/>
-          <w:sz w:val="24"/>
-          <w:szCs w:val="24"/>
-          <w14:ligatures w14:val="standardContextual"/>
-        </w:rPr>
-      </w:pPr>
-      <w:hyperlink w:anchor="_Toc243832775" w:history="1">
+        </w:rPr>
+      </w:pPr>
+      <w:hyperlink w:anchor="_Toc243833153" w:history="1">
         <w:r>
           <w:rPr>
             <w:rStyle w:val="Hyperlink"/>
@@ -1452,7 +1338,7 @@
             <w:noProof/>
             <w:webHidden/>
           </w:rPr>
-          <w:instrText xml:space="preserve"> PAGEREF _Toc243832775 \h </w:instrText>
+          <w:instrText xml:space="preserve"> PAGEREF _Toc243833153 \h </w:instrText>
         </w:r>
         <w:r>
           <w:rPr>
@@ -1490,16 +1376,10 @@
           <w:tab w:val="right" w:leader="dot" w:pos="9350"/>
         </w:tabs>
         <w:rPr>
-          <w:rFonts w:asciiTheme="minorHAnsi" w:eastAsiaTheme="minorEastAsia" w:hAnsiTheme="minorHAnsi" w:cstheme="minorBidi"/>
           <w:noProof/>
-          <w:color w:val="auto"/>
-          <w:kern w:val="2"/>
-          <w:sz w:val="24"/>
-          <w:szCs w:val="24"/>
-          <w14:ligatures w14:val="standardContextual"/>
-        </w:rPr>
-      </w:pPr>
-      <w:hyperlink w:anchor="_Toc243832776" w:history="1">
+        </w:rPr>
+      </w:pPr>
+      <w:hyperlink w:anchor="_Toc243833154" w:history="1">
         <w:r>
           <w:rPr>
             <w:rStyle w:val="Hyperlink"/>
@@ -1526,7 +1406,7 @@
             <w:noProof/>
             <w:webHidden/>
           </w:rPr>
-          <w:instrText xml:space="preserve"> PAGEREF _Toc243832776 \h </w:instrText>
+          <w:instrText xml:space="preserve"> PAGEREF _Toc243833154 \h </w:instrText>
         </w:r>
         <w:r>
           <w:rPr>
@@ -1564,16 +1444,10 @@
           <w:tab w:val="right" w:leader="dot" w:pos="9350"/>
         </w:tabs>
         <w:rPr>
-          <w:rFonts w:asciiTheme="minorHAnsi" w:eastAsiaTheme="minorEastAsia" w:hAnsiTheme="minorHAnsi" w:cstheme="minorBidi"/>
           <w:noProof/>
-          <w:color w:val="auto"/>
-          <w:kern w:val="2"/>
-          <w:sz w:val="24"/>
-          <w:szCs w:val="24"/>
-          <w14:ligatures w14:val="standardContextual"/>
-        </w:rPr>
-      </w:pPr>
-      <w:hyperlink w:anchor="_Toc243832777" w:history="1">
+        </w:rPr>
+      </w:pPr>
+      <w:hyperlink w:anchor="_Toc243833155" w:history="1">
         <w:r>
           <w:rPr>
             <w:rStyle w:val="Hyperlink"/>
@@ -1600,7 +1474,7 @@
             <w:noProof/>
             <w:webHidden/>
           </w:rPr>
-          <w:instrText xml:space="preserve"> PAGEREF _Toc243832777 \h </w:instrText>
+          <w:instrText xml:space="preserve"> PAGEREF _Toc243833155 \h </w:instrText>
         </w:r>
         <w:r>
           <w:rPr>
@@ -1638,16 +1512,10 @@
           <w:tab w:val="right" w:leader="dot" w:pos="9350"/>
         </w:tabs>
         <w:rPr>
-          <w:rFonts w:asciiTheme="minorHAnsi" w:eastAsiaTheme="minorEastAsia" w:hAnsiTheme="minorHAnsi" w:cstheme="minorBidi"/>
           <w:noProof/>
-          <w:color w:val="auto"/>
-          <w:kern w:val="2"/>
-          <w:sz w:val="24"/>
-          <w:szCs w:val="24"/>
-          <w14:ligatures w14:val="standardContextual"/>
-        </w:rPr>
-      </w:pPr>
-      <w:hyperlink w:anchor="_Toc243832778" w:history="1">
+        </w:rPr>
+      </w:pPr>
+      <w:hyperlink w:anchor="_Toc243833156" w:history="1">
         <w:r>
           <w:rPr>
             <w:rStyle w:val="Hyperlink"/>
@@ -1674,7 +1542,7 @@
             <w:noProof/>
             <w:webHidden/>
           </w:rPr>
-          <w:instrText xml:space="preserve"> PAGEREF _Toc243832778 \h </w:instrText>
+          <w:instrText xml:space="preserve"> PAGEREF _Toc243833156 \h </w:instrText>
         </w:r>
         <w:r>
           <w:rPr>
@@ -1712,16 +1580,10 @@
           <w:tab w:val="right" w:leader="dot" w:pos="9350"/>
         </w:tabs>
         <w:rPr>
-          <w:rFonts w:asciiTheme="minorHAnsi" w:eastAsiaTheme="minorEastAsia" w:hAnsiTheme="minorHAnsi" w:cstheme="minorBidi"/>
           <w:noProof/>
-          <w:color w:val="auto"/>
-          <w:kern w:val="2"/>
-          <w:sz w:val="24"/>
-          <w:szCs w:val="24"/>
-          <w14:ligatures w14:val="standardContextual"/>
-        </w:rPr>
-      </w:pPr>
-      <w:hyperlink w:anchor="_Toc243832779" w:history="1">
+        </w:rPr>
+      </w:pPr>
+      <w:hyperlink w:anchor="_Toc243833157" w:history="1">
         <w:r>
           <w:rPr>
             <w:rStyle w:val="Hyperlink"/>
@@ -1748,7 +1610,7 @@
             <w:noProof/>
             <w:webHidden/>
           </w:rPr>
-          <w:instrText xml:space="preserve"> PAGEREF _Toc243832779 \h </w:instrText>
+          <w:instrText xml:space="preserve"> PAGEREF _Toc243833157 \h </w:instrText>
         </w:r>
         <w:r>
           <w:rPr>
@@ -1786,16 +1648,10 @@
           <w:tab w:val="right" w:leader="dot" w:pos="9350"/>
         </w:tabs>
         <w:rPr>
-          <w:rFonts w:asciiTheme="minorHAnsi" w:eastAsiaTheme="minorEastAsia" w:hAnsiTheme="minorHAnsi" w:cstheme="minorBidi"/>
           <w:noProof/>
-          <w:color w:val="auto"/>
-          <w:kern w:val="2"/>
-          <w:sz w:val="24"/>
-          <w:szCs w:val="24"/>
-          <w14:ligatures w14:val="standardContextual"/>
-        </w:rPr>
-      </w:pPr>
-      <w:hyperlink w:anchor="_Toc243832780" w:history="1">
+        </w:rPr>
+      </w:pPr>
+      <w:hyperlink w:anchor="_Toc243833158" w:history="1">
         <w:r>
           <w:rPr>
             <w:rStyle w:val="Hyperlink"/>
@@ -1822,7 +1678,7 @@
             <w:noProof/>
             <w:webHidden/>
           </w:rPr>
-          <w:instrText xml:space="preserve"> PAGEREF _Toc243832780 \h </w:instrText>
+          <w:instrText xml:space="preserve"> PAGEREF _Toc243833158 \h </w:instrText>
         </w:r>
         <w:r>
           <w:rPr>
@@ -1860,16 +1716,10 @@
           <w:tab w:val="right" w:leader="dot" w:pos="9350"/>
         </w:tabs>
         <w:rPr>
-          <w:rFonts w:asciiTheme="minorHAnsi" w:eastAsiaTheme="minorEastAsia" w:hAnsiTheme="minorHAnsi" w:cstheme="minorBidi"/>
           <w:noProof/>
-          <w:color w:val="auto"/>
-          <w:kern w:val="2"/>
-          <w:sz w:val="24"/>
-          <w:szCs w:val="24"/>
-          <w14:ligatures w14:val="standardContextual"/>
-        </w:rPr>
-      </w:pPr>
-      <w:hyperlink w:anchor="_Toc243832781" w:history="1">
+        </w:rPr>
+      </w:pPr>
+      <w:hyperlink w:anchor="_Toc243833159" w:history="1">
         <w:r>
           <w:rPr>
             <w:rStyle w:val="Hyperlink"/>
@@ -1896,7 +1746,7 @@
             <w:noProof/>
             <w:webHidden/>
           </w:rPr>
-          <w:instrText xml:space="preserve"> PAGEREF _Toc243832781 \h </w:instrText>
+          <w:instrText xml:space="preserve"> PAGEREF _Toc243833159 \h </w:instrText>
         </w:r>
         <w:r>
           <w:rPr>
@@ -1934,16 +1784,10 @@
           <w:tab w:val="right" w:leader="dot" w:pos="9350"/>
         </w:tabs>
         <w:rPr>
-          <w:rFonts w:asciiTheme="minorHAnsi" w:eastAsiaTheme="minorEastAsia" w:hAnsiTheme="minorHAnsi" w:cstheme="minorBidi"/>
           <w:noProof/>
-          <w:color w:val="auto"/>
-          <w:kern w:val="2"/>
-          <w:sz w:val="24"/>
-          <w:szCs w:val="24"/>
-          <w14:ligatures w14:val="standardContextual"/>
-        </w:rPr>
-      </w:pPr>
-      <w:hyperlink w:anchor="_Toc243832782" w:history="1">
+        </w:rPr>
+      </w:pPr>
+      <w:hyperlink w:anchor="_Toc243833160" w:history="1">
         <w:r>
           <w:rPr>
             <w:rStyle w:val="Hyperlink"/>
@@ -1970,7 +1814,7 @@
             <w:noProof/>
             <w:webHidden/>
           </w:rPr>
-          <w:instrText xml:space="preserve"> PAGEREF _Toc243832782 \h </w:instrText>
+          <w:instrText xml:space="preserve"> PAGEREF _Toc243833160 \h </w:instrText>
         </w:r>
         <w:r>
           <w:rPr>
@@ -2008,16 +1852,10 @@
           <w:tab w:val="right" w:leader="dot" w:pos="9350"/>
         </w:tabs>
         <w:rPr>
-          <w:rFonts w:asciiTheme="minorHAnsi" w:eastAsiaTheme="minorEastAsia" w:hAnsiTheme="minorHAnsi" w:cstheme="minorBidi"/>
           <w:noProof/>
-          <w:color w:val="auto"/>
-          <w:kern w:val="2"/>
-          <w:sz w:val="24"/>
-          <w:szCs w:val="24"/>
-          <w14:ligatures w14:val="standardContextual"/>
-        </w:rPr>
-      </w:pPr>
-      <w:hyperlink w:anchor="_Toc243832783" w:history="1">
+        </w:rPr>
+      </w:pPr>
+      <w:hyperlink w:anchor="_Toc243833161" w:history="1">
         <w:r>
           <w:rPr>
             <w:rStyle w:val="Hyperlink"/>
@@ -2044,7 +1882,7 @@
             <w:noProof/>
             <w:webHidden/>
           </w:rPr>
-          <w:instrText xml:space="preserve"> PAGEREF _Toc243832783 \h </w:instrText>
+          <w:instrText xml:space="preserve"> PAGEREF _Toc243833161 \h </w:instrText>
         </w:r>
         <w:r>
           <w:rPr>
@@ -2082,16 +1920,10 @@
           <w:tab w:val="right" w:leader="dot" w:pos="9350"/>
         </w:tabs>
         <w:rPr>
-          <w:rFonts w:asciiTheme="minorHAnsi" w:eastAsiaTheme="minorEastAsia" w:hAnsiTheme="minorHAnsi" w:cstheme="minorBidi"/>
           <w:noProof/>
-          <w:color w:val="auto"/>
-          <w:kern w:val="2"/>
-          <w:sz w:val="24"/>
-          <w:szCs w:val="24"/>
-          <w14:ligatures w14:val="standardContextual"/>
-        </w:rPr>
-      </w:pPr>
-      <w:hyperlink w:anchor="_Toc243832784" w:history="1">
+        </w:rPr>
+      </w:pPr>
+      <w:hyperlink w:anchor="_Toc243833162" w:history="1">
         <w:r>
           <w:rPr>
             <w:rStyle w:val="Hyperlink"/>
@@ -2118,7 +1950,7 @@
             <w:noProof/>
             <w:webHidden/>
           </w:rPr>
-          <w:instrText xml:space="preserve"> PAGEREF _Toc243832784 \h </w:instrText>
+          <w:instrText xml:space="preserve"> PAGEREF _Toc243833162 \h </w:instrText>
         </w:r>
         <w:r>
           <w:rPr>
@@ -2156,16 +1988,10 @@
           <w:tab w:val="right" w:leader="dot" w:pos="9350"/>
         </w:tabs>
         <w:rPr>
-          <w:rFonts w:asciiTheme="minorHAnsi" w:eastAsiaTheme="minorEastAsia" w:hAnsiTheme="minorHAnsi" w:cstheme="minorBidi"/>
           <w:noProof/>
-          <w:color w:val="auto"/>
-          <w:kern w:val="2"/>
-          <w:sz w:val="24"/>
-          <w:szCs w:val="24"/>
-          <w14:ligatures w14:val="standardContextual"/>
-        </w:rPr>
-      </w:pPr>
-      <w:hyperlink w:anchor="_Toc243832785" w:history="1">
+        </w:rPr>
+      </w:pPr>
+      <w:hyperlink w:anchor="_Toc243833163" w:history="1">
         <w:r>
           <w:rPr>
             <w:rStyle w:val="Hyperlink"/>
@@ -2192,7 +2018,7 @@
             <w:noProof/>
             <w:webHidden/>
           </w:rPr>
-          <w:instrText xml:space="preserve"> PAGEREF _Toc243832785 \h </w:instrText>
+          <w:instrText xml:space="preserve"> PAGEREF _Toc243833163 \h </w:instrText>
         </w:r>
         <w:r>
           <w:rPr>
@@ -2230,16 +2056,10 @@
           <w:tab w:val="right" w:leader="dot" w:pos="9350"/>
         </w:tabs>
         <w:rPr>
-          <w:rFonts w:asciiTheme="minorHAnsi" w:eastAsiaTheme="minorEastAsia" w:hAnsiTheme="minorHAnsi" w:cstheme="minorBidi"/>
           <w:noProof/>
-          <w:color w:val="auto"/>
-          <w:kern w:val="2"/>
-          <w:sz w:val="24"/>
-          <w:szCs w:val="24"/>
-          <w14:ligatures w14:val="standardContextual"/>
-        </w:rPr>
-      </w:pPr>
-      <w:hyperlink w:anchor="_Toc243832786" w:history="1">
+        </w:rPr>
+      </w:pPr>
+      <w:hyperlink w:anchor="_Toc243833164" w:history="1">
         <w:r>
           <w:rPr>
             <w:rStyle w:val="Hyperlink"/>
@@ -2266,7 +2086,7 @@
             <w:noProof/>
             <w:webHidden/>
           </w:rPr>
-          <w:instrText xml:space="preserve"> PAGEREF _Toc243832786 \h </w:instrText>
+          <w:instrText xml:space="preserve"> PAGEREF _Toc243833164 \h </w:instrText>
         </w:r>
         <w:r>
           <w:rPr>
@@ -2304,16 +2124,10 @@
           <w:tab w:val="right" w:leader="dot" w:pos="9350"/>
         </w:tabs>
         <w:rPr>
-          <w:rFonts w:asciiTheme="minorHAnsi" w:eastAsiaTheme="minorEastAsia" w:hAnsiTheme="minorHAnsi" w:cstheme="minorBidi"/>
           <w:noProof/>
-          <w:color w:val="auto"/>
-          <w:kern w:val="2"/>
-          <w:sz w:val="24"/>
-          <w:szCs w:val="24"/>
-          <w14:ligatures w14:val="standardContextual"/>
-        </w:rPr>
-      </w:pPr>
-      <w:hyperlink w:anchor="_Toc243832787" w:history="1">
+        </w:rPr>
+      </w:pPr>
+      <w:hyperlink w:anchor="_Toc243833165" w:history="1">
         <w:r>
           <w:rPr>
             <w:rStyle w:val="Hyperlink"/>
@@ -2340,7 +2154,7 @@
             <w:noProof/>
             <w:webHidden/>
           </w:rPr>
-          <w:instrText xml:space="preserve"> PAGEREF _Toc243832787 \h </w:instrText>
+          <w:instrText xml:space="preserve"> PAGEREF _Toc243833165 \h </w:instrText>
         </w:r>
         <w:r>
           <w:rPr>
@@ -2378,16 +2192,10 @@
           <w:tab w:val="right" w:leader="dot" w:pos="9350"/>
         </w:tabs>
         <w:rPr>
-          <w:rFonts w:asciiTheme="minorHAnsi" w:eastAsiaTheme="minorEastAsia" w:hAnsiTheme="minorHAnsi" w:cstheme="minorBidi"/>
           <w:noProof/>
-          <w:color w:val="auto"/>
-          <w:kern w:val="2"/>
-          <w:sz w:val="24"/>
-          <w:szCs w:val="24"/>
-          <w14:ligatures w14:val="standardContextual"/>
-        </w:rPr>
-      </w:pPr>
-      <w:hyperlink w:anchor="_Toc243832788" w:history="1">
+        </w:rPr>
+      </w:pPr>
+      <w:hyperlink w:anchor="_Toc243833166" w:history="1">
         <w:r>
           <w:rPr>
             <w:rStyle w:val="Hyperlink"/>
@@ -2414,7 +2222,7 @@
             <w:noProof/>
             <w:webHidden/>
           </w:rPr>
-          <w:instrText xml:space="preserve"> PAGEREF _Toc243832788 \h </w:instrText>
+          <w:instrText xml:space="preserve"> PAGEREF _Toc243833166 \h </w:instrText>
         </w:r>
         <w:r>
           <w:rPr>
@@ -2452,16 +2260,10 @@
           <w:tab w:val="right" w:leader="dot" w:pos="9350"/>
         </w:tabs>
         <w:rPr>
-          <w:rFonts w:asciiTheme="minorHAnsi" w:eastAsiaTheme="minorEastAsia" w:hAnsiTheme="minorHAnsi" w:cstheme="minorBidi"/>
           <w:noProof/>
-          <w:color w:val="auto"/>
-          <w:kern w:val="2"/>
-          <w:sz w:val="24"/>
-          <w:szCs w:val="24"/>
-          <w14:ligatures w14:val="standardContextual"/>
-        </w:rPr>
-      </w:pPr>
-      <w:hyperlink w:anchor="_Toc243832789" w:history="1">
+        </w:rPr>
+      </w:pPr>
+      <w:hyperlink w:anchor="_Toc243833167" w:history="1">
         <w:r>
           <w:rPr>
             <w:rStyle w:val="Hyperlink"/>
@@ -2488,7 +2290,7 @@
             <w:noProof/>
             <w:webHidden/>
           </w:rPr>
-          <w:instrText xml:space="preserve"> PAGEREF _Toc243832789 \h </w:instrText>
+          <w:instrText xml:space="preserve"> PAGEREF _Toc243833167 \h </w:instrText>
         </w:r>
         <w:r>
           <w:rPr>
@@ -2526,16 +2328,10 @@
           <w:tab w:val="right" w:leader="dot" w:pos="9350"/>
         </w:tabs>
         <w:rPr>
-          <w:rFonts w:asciiTheme="minorHAnsi" w:eastAsiaTheme="minorEastAsia" w:hAnsiTheme="minorHAnsi" w:cstheme="minorBidi"/>
           <w:noProof/>
-          <w:color w:val="auto"/>
-          <w:kern w:val="2"/>
-          <w:sz w:val="24"/>
-          <w:szCs w:val="24"/>
-          <w14:ligatures w14:val="standardContextual"/>
-        </w:rPr>
-      </w:pPr>
-      <w:hyperlink w:anchor="_Toc243832790" w:history="1">
+        </w:rPr>
+      </w:pPr>
+      <w:hyperlink w:anchor="_Toc243833168" w:history="1">
         <w:r>
           <w:rPr>
             <w:rStyle w:val="Hyperlink"/>
@@ -2562,7 +2358,7 @@
             <w:noProof/>
             <w:webHidden/>
           </w:rPr>
-          <w:instrText xml:space="preserve"> PAGEREF _Toc243832790 \h </w:instrText>
+          <w:instrText xml:space="preserve"> PAGEREF _Toc243833168 \h </w:instrText>
         </w:r>
         <w:r>
           <w:rPr>
@@ -2600,16 +2396,10 @@
           <w:tab w:val="right" w:leader="dot" w:pos="9350"/>
         </w:tabs>
         <w:rPr>
-          <w:rFonts w:asciiTheme="minorHAnsi" w:eastAsiaTheme="minorEastAsia" w:hAnsiTheme="minorHAnsi" w:cstheme="minorBidi"/>
           <w:noProof/>
-          <w:color w:val="auto"/>
-          <w:kern w:val="2"/>
-          <w:sz w:val="24"/>
-          <w:szCs w:val="24"/>
-          <w14:ligatures w14:val="standardContextual"/>
-        </w:rPr>
-      </w:pPr>
-      <w:hyperlink w:anchor="_Toc243832791" w:history="1">
+        </w:rPr>
+      </w:pPr>
+      <w:hyperlink w:anchor="_Toc243833169" w:history="1">
         <w:r>
           <w:rPr>
             <w:rStyle w:val="Hyperlink"/>
@@ -2636,7 +2426,7 @@
             <w:noProof/>
             <w:webHidden/>
           </w:rPr>
-          <w:instrText xml:space="preserve"> PAGEREF _Toc243832791 \h </w:instrText>
+          <w:instrText xml:space="preserve"> PAGEREF _Toc243833169 \h </w:instrText>
         </w:r>
         <w:r>
           <w:rPr>
@@ -2674,16 +2464,10 @@
           <w:tab w:val="right" w:leader="dot" w:pos="9350"/>
         </w:tabs>
         <w:rPr>
-          <w:rFonts w:asciiTheme="minorHAnsi" w:eastAsiaTheme="minorEastAsia" w:hAnsiTheme="minorHAnsi" w:cstheme="minorBidi"/>
           <w:noProof/>
-          <w:color w:val="auto"/>
-          <w:kern w:val="2"/>
-          <w:sz w:val="24"/>
-          <w:szCs w:val="24"/>
-          <w14:ligatures w14:val="standardContextual"/>
-        </w:rPr>
-      </w:pPr>
-      <w:hyperlink w:anchor="_Toc243832792" w:history="1">
+        </w:rPr>
+      </w:pPr>
+      <w:hyperlink w:anchor="_Toc243833170" w:history="1">
         <w:r>
           <w:rPr>
             <w:rStyle w:val="Hyperlink"/>
@@ -2710,7 +2494,7 @@
             <w:noProof/>
             <w:webHidden/>
           </w:rPr>
-          <w:instrText xml:space="preserve"> PAGEREF _Toc243832792 \h </w:instrText>
+          <w:instrText xml:space="preserve"> PAGEREF _Toc243833170 \h </w:instrText>
         </w:r>
         <w:r>
           <w:rPr>
@@ -2748,16 +2532,10 @@
           <w:tab w:val="right" w:leader="dot" w:pos="9350"/>
         </w:tabs>
         <w:rPr>
-          <w:rFonts w:asciiTheme="minorHAnsi" w:eastAsiaTheme="minorEastAsia" w:hAnsiTheme="minorHAnsi" w:cstheme="minorBidi"/>
           <w:noProof/>
-          <w:color w:val="auto"/>
-          <w:kern w:val="2"/>
-          <w:sz w:val="24"/>
-          <w:szCs w:val="24"/>
-          <w14:ligatures w14:val="standardContextual"/>
-        </w:rPr>
-      </w:pPr>
-      <w:hyperlink w:anchor="_Toc243832793" w:history="1">
+        </w:rPr>
+      </w:pPr>
+      <w:hyperlink w:anchor="_Toc243833171" w:history="1">
         <w:r>
           <w:rPr>
             <w:rStyle w:val="Hyperlink"/>
@@ -2784,7 +2562,7 @@
             <w:noProof/>
             <w:webHidden/>
           </w:rPr>
-          <w:instrText xml:space="preserve"> PAGEREF _Toc243832793 \h </w:instrText>
+          <w:instrText xml:space="preserve"> PAGEREF _Toc243833171 \h </w:instrText>
         </w:r>
         <w:r>
           <w:rPr>
@@ -2822,16 +2600,10 @@
           <w:tab w:val="right" w:leader="dot" w:pos="9350"/>
         </w:tabs>
         <w:rPr>
-          <w:rFonts w:asciiTheme="minorHAnsi" w:eastAsiaTheme="minorEastAsia" w:hAnsiTheme="minorHAnsi" w:cstheme="minorBidi"/>
           <w:noProof/>
-          <w:color w:val="auto"/>
-          <w:kern w:val="2"/>
-          <w:sz w:val="24"/>
-          <w:szCs w:val="24"/>
-          <w14:ligatures w14:val="standardContextual"/>
-        </w:rPr>
-      </w:pPr>
-      <w:hyperlink w:anchor="_Toc243832794" w:history="1">
+        </w:rPr>
+      </w:pPr>
+      <w:hyperlink w:anchor="_Toc243833172" w:history="1">
         <w:r>
           <w:rPr>
             <w:rStyle w:val="Hyperlink"/>
@@ -2858,7 +2630,7 @@
             <w:noProof/>
             <w:webHidden/>
           </w:rPr>
-          <w:instrText xml:space="preserve"> PAGEREF _Toc243832794 \h </w:instrText>
+          <w:instrText xml:space="preserve"> PAGEREF _Toc243833172 \h </w:instrText>
         </w:r>
         <w:r>
           <w:rPr>
@@ -2896,16 +2668,10 @@
           <w:tab w:val="right" w:leader="dot" w:pos="9350"/>
         </w:tabs>
         <w:rPr>
-          <w:rFonts w:asciiTheme="minorHAnsi" w:eastAsiaTheme="minorEastAsia" w:hAnsiTheme="minorHAnsi" w:cstheme="minorBidi"/>
           <w:noProof/>
-          <w:color w:val="auto"/>
-          <w:kern w:val="2"/>
-          <w:sz w:val="24"/>
-          <w:szCs w:val="24"/>
-          <w14:ligatures w14:val="standardContextual"/>
-        </w:rPr>
-      </w:pPr>
-      <w:hyperlink w:anchor="_Toc243832795" w:history="1">
+        </w:rPr>
+      </w:pPr>
+      <w:hyperlink w:anchor="_Toc243833173" w:history="1">
         <w:r>
           <w:rPr>
             <w:rStyle w:val="Hyperlink"/>
@@ -2932,7 +2698,7 @@
             <w:noProof/>
             <w:webHidden/>
           </w:rPr>
-          <w:instrText xml:space="preserve"> PAGEREF _Toc243832795 \h </w:instrText>
+          <w:instrText xml:space="preserve"> PAGEREF _Toc243833173 \h </w:instrText>
         </w:r>
         <w:r>
           <w:rPr>
@@ -2970,16 +2736,10 @@
           <w:tab w:val="right" w:leader="dot" w:pos="9350"/>
         </w:tabs>
         <w:rPr>
-          <w:rFonts w:asciiTheme="minorHAnsi" w:eastAsiaTheme="minorEastAsia" w:hAnsiTheme="minorHAnsi" w:cstheme="minorBidi"/>
           <w:noProof/>
-          <w:color w:val="auto"/>
-          <w:kern w:val="2"/>
-          <w:sz w:val="24"/>
-          <w:szCs w:val="24"/>
-          <w14:ligatures w14:val="standardContextual"/>
-        </w:rPr>
-      </w:pPr>
-      <w:hyperlink w:anchor="_Toc243832796" w:history="1">
+        </w:rPr>
+      </w:pPr>
+      <w:hyperlink w:anchor="_Toc243833174" w:history="1">
         <w:r>
           <w:rPr>
             <w:rStyle w:val="Hyperlink"/>
@@ -3006,7 +2766,7 @@
             <w:noProof/>
             <w:webHidden/>
           </w:rPr>
-          <w:instrText xml:space="preserve"> PAGEREF _Toc243832796 \h </w:instrText>
+          <w:instrText xml:space="preserve"> PAGEREF _Toc243833174 \h </w:instrText>
         </w:r>
         <w:r>
           <w:rPr>
@@ -3044,16 +2804,10 @@
           <w:tab w:val="right" w:leader="dot" w:pos="9350"/>
         </w:tabs>
         <w:rPr>
-          <w:rFonts w:asciiTheme="minorHAnsi" w:eastAsiaTheme="minorEastAsia" w:hAnsiTheme="minorHAnsi" w:cstheme="minorBidi"/>
           <w:noProof/>
-          <w:color w:val="auto"/>
-          <w:kern w:val="2"/>
-          <w:sz w:val="24"/>
-          <w:szCs w:val="24"/>
-          <w14:ligatures w14:val="standardContextual"/>
-        </w:rPr>
-      </w:pPr>
-      <w:hyperlink w:anchor="_Toc243832797" w:history="1">
+        </w:rPr>
+      </w:pPr>
+      <w:hyperlink w:anchor="_Toc243833175" w:history="1">
         <w:r>
           <w:rPr>
             <w:rStyle w:val="Hyperlink"/>
@@ -3080,7 +2834,7 @@
             <w:noProof/>
             <w:webHidden/>
           </w:rPr>
-          <w:instrText xml:space="preserve"> PAGEREF _Toc243832797 \h </w:instrText>
+          <w:instrText xml:space="preserve"> PAGEREF _Toc243833175 \h </w:instrText>
         </w:r>
         <w:r>
           <w:rPr>
@@ -3118,16 +2872,10 @@
           <w:tab w:val="right" w:leader="dot" w:pos="9350"/>
         </w:tabs>
         <w:rPr>
-          <w:rFonts w:asciiTheme="minorHAnsi" w:eastAsiaTheme="minorEastAsia" w:hAnsiTheme="minorHAnsi" w:cstheme="minorBidi"/>
           <w:noProof/>
-          <w:color w:val="auto"/>
-          <w:kern w:val="2"/>
-          <w:sz w:val="24"/>
-          <w:szCs w:val="24"/>
-          <w14:ligatures w14:val="standardContextual"/>
-        </w:rPr>
-      </w:pPr>
-      <w:hyperlink w:anchor="_Toc243832798" w:history="1">
+        </w:rPr>
+      </w:pPr>
+      <w:hyperlink w:anchor="_Toc243833176" w:history="1">
         <w:r>
           <w:rPr>
             <w:rStyle w:val="Hyperlink"/>
@@ -3154,7 +2902,7 @@
             <w:noProof/>
             <w:webHidden/>
           </w:rPr>
-          <w:instrText xml:space="preserve"> PAGEREF _Toc243832798 \h </w:instrText>
+          <w:instrText xml:space="preserve"> PAGEREF _Toc243833176 \h </w:instrText>
         </w:r>
         <w:r>
           <w:rPr>
@@ -3192,16 +2940,10 @@
           <w:tab w:val="right" w:leader="dot" w:pos="9350"/>
         </w:tabs>
         <w:rPr>
-          <w:rFonts w:asciiTheme="minorHAnsi" w:eastAsiaTheme="minorEastAsia" w:hAnsiTheme="minorHAnsi" w:cstheme="minorBidi"/>
           <w:noProof/>
-          <w:color w:val="auto"/>
-          <w:kern w:val="2"/>
-          <w:sz w:val="24"/>
-          <w:szCs w:val="24"/>
-          <w14:ligatures w14:val="standardContextual"/>
-        </w:rPr>
-      </w:pPr>
-      <w:hyperlink w:anchor="_Toc243832799" w:history="1">
+        </w:rPr>
+      </w:pPr>
+      <w:hyperlink w:anchor="_Toc243833177" w:history="1">
         <w:r>
           <w:rPr>
             <w:rStyle w:val="Hyperlink"/>
@@ -3228,7 +2970,7 @@
             <w:noProof/>
             <w:webHidden/>
           </w:rPr>
-          <w:instrText xml:space="preserve"> PAGEREF _Toc243832799 \h </w:instrText>
+          <w:instrText xml:space="preserve"> PAGEREF _Toc243833177 \h </w:instrText>
         </w:r>
         <w:r>
           <w:rPr>
@@ -3266,16 +3008,10 @@
           <w:tab w:val="right" w:leader="dot" w:pos="9350"/>
         </w:tabs>
         <w:rPr>
-          <w:rFonts w:asciiTheme="minorHAnsi" w:eastAsiaTheme="minorEastAsia" w:hAnsiTheme="minorHAnsi" w:cstheme="minorBidi"/>
           <w:noProof/>
-          <w:color w:val="auto"/>
-          <w:kern w:val="2"/>
-          <w:sz w:val="24"/>
-          <w:szCs w:val="24"/>
-          <w14:ligatures w14:val="standardContextual"/>
-        </w:rPr>
-      </w:pPr>
-      <w:hyperlink w:anchor="_Toc243832800" w:history="1">
+        </w:rPr>
+      </w:pPr>
+      <w:hyperlink w:anchor="_Toc243833178" w:history="1">
         <w:r>
           <w:rPr>
             <w:rStyle w:val="Hyperlink"/>
@@ -3302,7 +3038,7 @@
             <w:noProof/>
             <w:webHidden/>
           </w:rPr>
-          <w:instrText xml:space="preserve"> PAGEREF _Toc243832800 \h </w:instrText>
+          <w:instrText xml:space="preserve"> PAGEREF _Toc243833178 \h </w:instrText>
         </w:r>
         <w:r>
           <w:rPr>
@@ -3340,16 +3076,10 @@
           <w:tab w:val="right" w:leader="dot" w:pos="9350"/>
         </w:tabs>
         <w:rPr>
-          <w:rFonts w:asciiTheme="minorHAnsi" w:eastAsiaTheme="minorEastAsia" w:hAnsiTheme="minorHAnsi" w:cstheme="minorBidi"/>
           <w:noProof/>
-          <w:color w:val="auto"/>
-          <w:kern w:val="2"/>
-          <w:sz w:val="24"/>
-          <w:szCs w:val="24"/>
-          <w14:ligatures w14:val="standardContextual"/>
-        </w:rPr>
-      </w:pPr>
-      <w:hyperlink w:anchor="_Toc243832801" w:history="1">
+        </w:rPr>
+      </w:pPr>
+      <w:hyperlink w:anchor="_Toc243833179" w:history="1">
         <w:r>
           <w:rPr>
             <w:rStyle w:val="Hyperlink"/>
@@ -3376,7 +3106,7 @@
             <w:noProof/>
             <w:webHidden/>
           </w:rPr>
-          <w:instrText xml:space="preserve"> PAGEREF _Toc243832801 \h </w:instrText>
+          <w:instrText xml:space="preserve"> PAGEREF _Toc243833179 \h </w:instrText>
         </w:r>
         <w:r>
           <w:rPr>
@@ -3414,16 +3144,10 @@
           <w:tab w:val="right" w:leader="dot" w:pos="9350"/>
         </w:tabs>
         <w:rPr>
-          <w:rFonts w:asciiTheme="minorHAnsi" w:eastAsiaTheme="minorEastAsia" w:hAnsiTheme="minorHAnsi" w:cstheme="minorBidi"/>
           <w:noProof/>
-          <w:color w:val="auto"/>
-          <w:kern w:val="2"/>
-          <w:sz w:val="24"/>
-          <w:szCs w:val="24"/>
-          <w14:ligatures w14:val="standardContextual"/>
-        </w:rPr>
-      </w:pPr>
-      <w:hyperlink w:anchor="_Toc243832802" w:history="1">
+        </w:rPr>
+      </w:pPr>
+      <w:hyperlink w:anchor="_Toc243833180" w:history="1">
         <w:r>
           <w:rPr>
             <w:rStyle w:val="Hyperlink"/>
@@ -3450,7 +3174,7 @@
             <w:noProof/>
             <w:webHidden/>
           </w:rPr>
-          <w:instrText xml:space="preserve"> PAGEREF _Toc243832802 \h </w:instrText>
+          <w:instrText xml:space="preserve"> PAGEREF _Toc243833180 \h </w:instrText>
         </w:r>
         <w:r>
           <w:rPr>
@@ -3488,16 +3212,10 @@
           <w:tab w:val="right" w:leader="dot" w:pos="9350"/>
         </w:tabs>
         <w:rPr>
-          <w:rFonts w:asciiTheme="minorHAnsi" w:eastAsiaTheme="minorEastAsia" w:hAnsiTheme="minorHAnsi" w:cstheme="minorBidi"/>
           <w:noProof/>
-          <w:color w:val="auto"/>
-          <w:kern w:val="2"/>
-          <w:sz w:val="24"/>
-          <w:szCs w:val="24"/>
-          <w14:ligatures w14:val="standardContextual"/>
-        </w:rPr>
-      </w:pPr>
-      <w:hyperlink w:anchor="_Toc243832803" w:history="1">
+        </w:rPr>
+      </w:pPr>
+      <w:hyperlink w:anchor="_Toc243833181" w:history="1">
         <w:r>
           <w:rPr>
             <w:rStyle w:val="Hyperlink"/>
@@ -3524,7 +3242,7 @@
             <w:noProof/>
             <w:webHidden/>
           </w:rPr>
-          <w:instrText xml:space="preserve"> PAGEREF _Toc243832803 \h </w:instrText>
+          <w:instrText xml:space="preserve"> PAGEREF _Toc243833181 \h </w:instrText>
         </w:r>
         <w:r>
           <w:rPr>
@@ -3562,16 +3280,10 @@
           <w:tab w:val="right" w:leader="dot" w:pos="9350"/>
         </w:tabs>
         <w:rPr>
-          <w:rFonts w:asciiTheme="minorHAnsi" w:eastAsiaTheme="minorEastAsia" w:hAnsiTheme="minorHAnsi" w:cstheme="minorBidi"/>
           <w:noProof/>
-          <w:color w:val="auto"/>
-          <w:kern w:val="2"/>
-          <w:sz w:val="24"/>
-          <w:szCs w:val="24"/>
-          <w14:ligatures w14:val="standardContextual"/>
-        </w:rPr>
-      </w:pPr>
-      <w:hyperlink w:anchor="_Toc243832804" w:history="1">
+        </w:rPr>
+      </w:pPr>
+      <w:hyperlink w:anchor="_Toc243833182" w:history="1">
         <w:r>
           <w:rPr>
             <w:rStyle w:val="Hyperlink"/>
@@ -3598,7 +3310,7 @@
             <w:noProof/>
             <w:webHidden/>
           </w:rPr>
-          <w:instrText xml:space="preserve"> PAGEREF _Toc243832804 \h </w:instrText>
+          <w:instrText xml:space="preserve"> PAGEREF _Toc243833182 \h </w:instrText>
         </w:r>
         <w:r>
           <w:rPr>
@@ -3636,16 +3348,10 @@
           <w:tab w:val="right" w:leader="dot" w:pos="9350"/>
         </w:tabs>
         <w:rPr>
-          <w:rFonts w:asciiTheme="minorHAnsi" w:eastAsiaTheme="minorEastAsia" w:hAnsiTheme="minorHAnsi" w:cstheme="minorBidi"/>
           <w:noProof/>
-          <w:color w:val="auto"/>
-          <w:kern w:val="2"/>
-          <w:sz w:val="24"/>
-          <w:szCs w:val="24"/>
-          <w14:ligatures w14:val="standardContextual"/>
-        </w:rPr>
-      </w:pPr>
-      <w:hyperlink w:anchor="_Toc243832805" w:history="1">
+        </w:rPr>
+      </w:pPr>
+      <w:hyperlink w:anchor="_Toc243833183" w:history="1">
         <w:r>
           <w:rPr>
             <w:rStyle w:val="Hyperlink"/>
@@ -3672,7 +3378,7 @@
             <w:noProof/>
             <w:webHidden/>
           </w:rPr>
-          <w:instrText xml:space="preserve"> PAGEREF _Toc243832805 \h </w:instrText>
+          <w:instrText xml:space="preserve"> PAGEREF _Toc243833183 \h </w:instrText>
         </w:r>
         <w:r>
           <w:rPr>
@@ -3710,16 +3416,10 @@
           <w:tab w:val="right" w:leader="dot" w:pos="9350"/>
         </w:tabs>
         <w:rPr>
-          <w:rFonts w:asciiTheme="minorHAnsi" w:eastAsiaTheme="minorEastAsia" w:hAnsiTheme="minorHAnsi" w:cstheme="minorBidi"/>
           <w:noProof/>
-          <w:color w:val="auto"/>
-          <w:kern w:val="2"/>
-          <w:sz w:val="24"/>
-          <w:szCs w:val="24"/>
-          <w14:ligatures w14:val="standardContextual"/>
-        </w:rPr>
-      </w:pPr>
-      <w:hyperlink w:anchor="_Toc243832806" w:history="1">
+        </w:rPr>
+      </w:pPr>
+      <w:hyperlink w:anchor="_Toc243833184" w:history="1">
         <w:r>
           <w:rPr>
             <w:rStyle w:val="Hyperlink"/>
@@ -3746,7 +3446,7 @@
             <w:noProof/>
             <w:webHidden/>
           </w:rPr>
-          <w:instrText xml:space="preserve"> PAGEREF _Toc243832806 \h </w:instrText>
+          <w:instrText xml:space="preserve"> PAGEREF _Toc243833184 \h </w:instrText>
         </w:r>
         <w:r>
           <w:rPr>
@@ -3784,16 +3484,10 @@
           <w:tab w:val="right" w:leader="dot" w:pos="9350"/>
         </w:tabs>
         <w:rPr>
-          <w:rFonts w:asciiTheme="minorHAnsi" w:eastAsiaTheme="minorEastAsia" w:hAnsiTheme="minorHAnsi" w:cstheme="minorBidi"/>
           <w:noProof/>
-          <w:color w:val="auto"/>
-          <w:kern w:val="2"/>
-          <w:sz w:val="24"/>
-          <w:szCs w:val="24"/>
-          <w14:ligatures w14:val="standardContextual"/>
-        </w:rPr>
-      </w:pPr>
-      <w:hyperlink w:anchor="_Toc243832807" w:history="1">
+        </w:rPr>
+      </w:pPr>
+      <w:hyperlink w:anchor="_Toc243833185" w:history="1">
         <w:r>
           <w:rPr>
             <w:rStyle w:val="Hyperlink"/>
@@ -3820,7 +3514,7 @@
             <w:noProof/>
             <w:webHidden/>
           </w:rPr>
-          <w:instrText xml:space="preserve"> PAGEREF _Toc243832807 \h </w:instrText>
+          <w:instrText xml:space="preserve"> PAGEREF _Toc243833185 \h </w:instrText>
         </w:r>
         <w:r>
           <w:rPr>
@@ -3858,16 +3552,10 @@
           <w:tab w:val="right" w:leader="dot" w:pos="9350"/>
         </w:tabs>
         <w:rPr>
-          <w:rFonts w:asciiTheme="minorHAnsi" w:eastAsiaTheme="minorEastAsia" w:hAnsiTheme="minorHAnsi" w:cstheme="minorBidi"/>
           <w:noProof/>
-          <w:color w:val="auto"/>
-          <w:kern w:val="2"/>
-          <w:sz w:val="24"/>
-          <w:szCs w:val="24"/>
-          <w14:ligatures w14:val="standardContextual"/>
-        </w:rPr>
-      </w:pPr>
-      <w:hyperlink w:anchor="_Toc243832808" w:history="1">
+        </w:rPr>
+      </w:pPr>
+      <w:hyperlink w:anchor="_Toc243833186" w:history="1">
         <w:r>
           <w:rPr>
             <w:rStyle w:val="Hyperlink"/>
@@ -3894,7 +3582,7 @@
             <w:noProof/>
             <w:webHidden/>
           </w:rPr>
-          <w:instrText xml:space="preserve"> PAGEREF _Toc243832808 \h </w:instrText>
+          <w:instrText xml:space="preserve"> PAGEREF _Toc243833186 \h </w:instrText>
         </w:r>
         <w:r>
           <w:rPr>
@@ -3932,16 +3620,10 @@
           <w:tab w:val="right" w:leader="dot" w:pos="9350"/>
         </w:tabs>
         <w:rPr>
-          <w:rFonts w:asciiTheme="minorHAnsi" w:eastAsiaTheme="minorEastAsia" w:hAnsiTheme="minorHAnsi" w:cstheme="minorBidi"/>
           <w:noProof/>
-          <w:color w:val="auto"/>
-          <w:kern w:val="2"/>
-          <w:sz w:val="24"/>
-          <w:szCs w:val="24"/>
-          <w14:ligatures w14:val="standardContextual"/>
-        </w:rPr>
-      </w:pPr>
-      <w:hyperlink w:anchor="_Toc243832809" w:history="1">
+        </w:rPr>
+      </w:pPr>
+      <w:hyperlink w:anchor="_Toc243833187" w:history="1">
         <w:r>
           <w:rPr>
             <w:rStyle w:val="Hyperlink"/>
@@ -3968,7 +3650,7 @@
             <w:noProof/>
             <w:webHidden/>
           </w:rPr>
-          <w:instrText xml:space="preserve"> PAGEREF _Toc243832809 \h </w:instrText>
+          <w:instrText xml:space="preserve"> PAGEREF _Toc243833187 \h </w:instrText>
         </w:r>
         <w:r>
           <w:rPr>
@@ -4006,16 +3688,10 @@
           <w:tab w:val="right" w:leader="dot" w:pos="9350"/>
         </w:tabs>
         <w:rPr>
-          <w:rFonts w:asciiTheme="minorHAnsi" w:eastAsiaTheme="minorEastAsia" w:hAnsiTheme="minorHAnsi" w:cstheme="minorBidi"/>
           <w:noProof/>
-          <w:color w:val="auto"/>
-          <w:kern w:val="2"/>
-          <w:sz w:val="24"/>
-          <w:szCs w:val="24"/>
-          <w14:ligatures w14:val="standardContextual"/>
-        </w:rPr>
-      </w:pPr>
-      <w:hyperlink w:anchor="_Toc243832810" w:history="1">
+        </w:rPr>
+      </w:pPr>
+      <w:hyperlink w:anchor="_Toc243833188" w:history="1">
         <w:r>
           <w:rPr>
             <w:rStyle w:val="Hyperlink"/>
@@ -4042,7 +3718,7 @@
             <w:noProof/>
             <w:webHidden/>
           </w:rPr>
-          <w:instrText xml:space="preserve"> PAGEREF _Toc243832810 \h </w:instrText>
+          <w:instrText xml:space="preserve"> PAGEREF _Toc243833188 \h </w:instrText>
         </w:r>
         <w:r>
           <w:rPr>
@@ -4080,16 +3756,10 @@
           <w:tab w:val="right" w:leader="dot" w:pos="9350"/>
         </w:tabs>
         <w:rPr>
-          <w:rFonts w:asciiTheme="minorHAnsi" w:eastAsiaTheme="minorEastAsia" w:hAnsiTheme="minorHAnsi" w:cstheme="minorBidi"/>
           <w:noProof/>
-          <w:color w:val="auto"/>
-          <w:kern w:val="2"/>
-          <w:sz w:val="24"/>
-          <w:szCs w:val="24"/>
-          <w14:ligatures w14:val="standardContextual"/>
-        </w:rPr>
-      </w:pPr>
-      <w:hyperlink w:anchor="_Toc243832811" w:history="1">
+        </w:rPr>
+      </w:pPr>
+      <w:hyperlink w:anchor="_Toc243833189" w:history="1">
         <w:r>
           <w:rPr>
             <w:rStyle w:val="Hyperlink"/>
@@ -4116,7 +3786,7 @@
             <w:noProof/>
             <w:webHidden/>
           </w:rPr>
-          <w:instrText xml:space="preserve"> PAGEREF _Toc243832811 \h </w:instrText>
+          <w:instrText xml:space="preserve"> PAGEREF _Toc243833189 \h </w:instrText>
         </w:r>
         <w:r>
           <w:rPr>
@@ -4154,16 +3824,10 @@
           <w:tab w:val="right" w:leader="dot" w:pos="9350"/>
         </w:tabs>
         <w:rPr>
-          <w:rFonts w:asciiTheme="minorHAnsi" w:eastAsiaTheme="minorEastAsia" w:hAnsiTheme="minorHAnsi" w:cstheme="minorBidi"/>
           <w:noProof/>
-          <w:color w:val="auto"/>
-          <w:kern w:val="2"/>
-          <w:sz w:val="24"/>
-          <w:szCs w:val="24"/>
-          <w14:ligatures w14:val="standardContextual"/>
-        </w:rPr>
-      </w:pPr>
-      <w:hyperlink w:anchor="_Toc243832812" w:history="1">
+        </w:rPr>
+      </w:pPr>
+      <w:hyperlink w:anchor="_Toc243833190" w:history="1">
         <w:r>
           <w:rPr>
             <w:rStyle w:val="Hyperlink"/>
@@ -4190,7 +3854,7 @@
             <w:noProof/>
             <w:webHidden/>
           </w:rPr>
-          <w:instrText xml:space="preserve"> PAGEREF _Toc243832812 \h </w:instrText>
+          <w:instrText xml:space="preserve"> PAGEREF _Toc243833190 \h </w:instrText>
         </w:r>
         <w:r>
           <w:rPr>
@@ -4228,16 +3892,10 @@
           <w:tab w:val="right" w:leader="dot" w:pos="9350"/>
         </w:tabs>
         <w:rPr>
-          <w:rFonts w:asciiTheme="minorHAnsi" w:eastAsiaTheme="minorEastAsia" w:hAnsiTheme="minorHAnsi" w:cstheme="minorBidi"/>
           <w:noProof/>
-          <w:color w:val="auto"/>
-          <w:kern w:val="2"/>
-          <w:sz w:val="24"/>
-          <w:szCs w:val="24"/>
-          <w14:ligatures w14:val="standardContextual"/>
-        </w:rPr>
-      </w:pPr>
-      <w:hyperlink w:anchor="_Toc243832813" w:history="1">
+        </w:rPr>
+      </w:pPr>
+      <w:hyperlink w:anchor="_Toc243833191" w:history="1">
         <w:r>
           <w:rPr>
             <w:rStyle w:val="Hyperlink"/>
@@ -4264,7 +3922,7 @@
             <w:noProof/>
             <w:webHidden/>
           </w:rPr>
-          <w:instrText xml:space="preserve"> PAGEREF _Toc243832813 \h </w:instrText>
+          <w:instrText xml:space="preserve"> PAGEREF _Toc243833191 \h </w:instrText>
         </w:r>
         <w:r>
           <w:rPr>
@@ -4302,16 +3960,10 @@
           <w:tab w:val="right" w:leader="dot" w:pos="9350"/>
         </w:tabs>
         <w:rPr>
-          <w:rFonts w:asciiTheme="minorHAnsi" w:eastAsiaTheme="minorEastAsia" w:hAnsiTheme="minorHAnsi" w:cstheme="minorBidi"/>
           <w:noProof/>
-          <w:color w:val="auto"/>
-          <w:kern w:val="2"/>
-          <w:sz w:val="24"/>
-          <w:szCs w:val="24"/>
-          <w14:ligatures w14:val="standardContextual"/>
-        </w:rPr>
-      </w:pPr>
-      <w:hyperlink w:anchor="_Toc243832814" w:history="1">
+        </w:rPr>
+      </w:pPr>
+      <w:hyperlink w:anchor="_Toc243833192" w:history="1">
         <w:r>
           <w:rPr>
             <w:rStyle w:val="Hyperlink"/>
@@ -4338,7 +3990,7 @@
             <w:noProof/>
             <w:webHidden/>
           </w:rPr>
-          <w:instrText xml:space="preserve"> PAGEREF _Toc243832814 \h </w:instrText>
+          <w:instrText xml:space="preserve"> PAGEREF _Toc243833192 \h </w:instrText>
         </w:r>
         <w:r>
           <w:rPr>
@@ -4376,16 +4028,10 @@
           <w:tab w:val="right" w:leader="dot" w:pos="9350"/>
         </w:tabs>
         <w:rPr>
-          <w:rFonts w:asciiTheme="minorHAnsi" w:eastAsiaTheme="minorEastAsia" w:hAnsiTheme="minorHAnsi" w:cstheme="minorBidi"/>
           <w:noProof/>
-          <w:color w:val="auto"/>
-          <w:kern w:val="2"/>
-          <w:sz w:val="24"/>
-          <w:szCs w:val="24"/>
-          <w14:ligatures w14:val="standardContextual"/>
-        </w:rPr>
-      </w:pPr>
-      <w:hyperlink w:anchor="_Toc243832815" w:history="1">
+        </w:rPr>
+      </w:pPr>
+      <w:hyperlink w:anchor="_Toc243833193" w:history="1">
         <w:r>
           <w:rPr>
             <w:rStyle w:val="Hyperlink"/>
@@ -4412,7 +4058,7 @@
             <w:noProof/>
             <w:webHidden/>
           </w:rPr>
-          <w:instrText xml:space="preserve"> PAGEREF _Toc243832815 \h </w:instrText>
+          <w:instrText xml:space="preserve"> PAGEREF _Toc243833193 \h </w:instrText>
         </w:r>
         <w:r>
           <w:rPr>
@@ -4457,7 +4103,7 @@
       <w:pPr>
         <w:pStyle w:val="Heading1"/>
       </w:pPr>
-      <w:bookmarkStart w:id="0" w:name="_Toc243832757"/>
+      <w:bookmarkStart w:id="0" w:name="_Toc243833135"/>
       <w:r>
         <w:lastRenderedPageBreak/>
         <w:t>Foreword</w:t>
@@ -4465,58 +4111,24 @@
       <w:bookmarkEnd w:id="0"/>
     </w:p>
     <w:p>
-      <w:pPr>
-        <w:spacing w:after="200" w:line="276" w:lineRule="auto"/>
-      </w:pPr>
-      <w:r>
-        <w:t xml:space="preserve">Half Cat Rocketry needed a better method to manage CAD than sharing files through a common cloud drive folder, which had become burdensome over years of modeling and manual version tracking. A better solution was needed, and it was recognized that many student and hobbyist teams could also benefit from </w:t>
-      </w:r>
-      <w:r>
-        <w:t>free</w:t>
-      </w:r>
-      <w:r>
-        <w:t xml:space="preserve"> PDM software designed for modestly-sized teams.</w:t>
-      </w:r>
-    </w:p>
-    <w:p>
-      <w:pPr>
-        <w:spacing w:after="200" w:line="276" w:lineRule="auto"/>
-      </w:pPr>
-      <w:r>
-        <w:t>Litterbox is almost entirely vibecoded, as is most of this guide, using Claude Code (Opus 5.5). The author of this program does not have anywhere close to the coding skills required to create a PDM from scratch, but does know a thing or two about CAD and process management in engineering. Litterbox would not have been possible without</w:t>
-      </w:r>
-      <w:r>
-        <w:t xml:space="preserve"> </w:t>
-      </w:r>
-      <w:r>
-        <w:t xml:space="preserve">AI coding tools that have become available in </w:t>
-      </w:r>
-      <w:r>
-        <w:t xml:space="preserve">recent times, with the hope that students become acquainted with a basic version of the tools they will encounter in their careers. </w:t>
-      </w:r>
-    </w:p>
-    <w:p>
-      <w:pPr>
-        <w:spacing w:after="200" w:line="276" w:lineRule="auto"/>
-      </w:pPr>
-      <w:r>
-        <w:t>Litterbox is provided as-is under the MIT open-source license, for the benefit of the engineering community at large. Half Cat Rocketry makes no attempt to monetize this software nor restrict its usage.</w:t>
-      </w:r>
-      <w:r>
-        <w:t xml:space="preserve"> A best-effort was made to design it as user-friendly and forgiving as possible so that it is usable without an in-depth knowledge of Python or Git.</w:t>
-      </w:r>
-    </w:p>
-    <w:p>
-      <w:pPr>
-        <w:spacing w:after="200" w:line="276" w:lineRule="auto"/>
-        <w:rPr>
-          <w:b/>
-          <w:bCs/>
-          <w:color w:val="1F5F8B"/>
-          <w:sz w:val="36"/>
-          <w:szCs w:val="28"/>
-        </w:rPr>
-      </w:pPr>
+      <w:r>
+        <w:t>Half Cat Rocketry needed a better method to manage CAD than sharing files through a common cloud drive folder, which had become burdensome over years of modeling and manual version tracking. A better solution was needed, and it was recognized that many student and hobbyist teams could also benefit from free PDM software designed for modestly-sized teams.</w:t>
+      </w:r>
+    </w:p>
+    <w:p>
+      <w:r>
+        <w:t>Litterbox is almost entirely vibecoded, as is most of this guide, using Claude Code (Opus 5.5). The author of this program does not have anywhere close to the coding skills required to create a PDM from scratch, but does know a thing or two about CAD and process management in engineering. Litterbox would not have been possible without AI coding tools that have become available in recent times, with the hope that students become acquainted with a basic version of the tools they will encounter in their career</w:t>
+      </w:r>
+      <w:r>
+        <w:t>s.</w:t>
+      </w:r>
+    </w:p>
+    <w:p>
+      <w:r>
+        <w:t>Litterbox is provided as-is under the MIT open-source license, for the benefit of the engineering community at large. Half Cat Rocketry makes no attempt to monetize this software nor restrict its usage. A best-effort was made to design it as user-friendly and forgiving as possible so that it is usable without an in-depth knowledge of Python or Git.</w:t>
+      </w:r>
+    </w:p>
+    <w:p>
       <w:r>
         <w:br w:type="page"/>
       </w:r>
@@ -4525,7 +4137,7 @@
       <w:pPr>
         <w:pStyle w:val="Heading1"/>
       </w:pPr>
-      <w:bookmarkStart w:id="1" w:name="_Toc243832758"/>
+      <w:bookmarkStart w:id="1" w:name="_Toc243833136"/>
       <w:r>
         <w:lastRenderedPageBreak/>
         <w:t>What Litterbox is</w:t>
@@ -4621,7 +4233,7 @@
       <w:pPr>
         <w:pStyle w:val="Heading2"/>
       </w:pPr>
-      <w:bookmarkStart w:id="2" w:name="_Toc243832759"/>
+      <w:bookmarkStart w:id="2" w:name="_Toc243833137"/>
       <w:r>
         <w:t>Terms</w:t>
       </w:r>
@@ -5128,7 +4740,7 @@
       <w:pPr>
         <w:pStyle w:val="Heading1"/>
       </w:pPr>
-      <w:bookmarkStart w:id="3" w:name="_Toc243832760"/>
+      <w:bookmarkStart w:id="3" w:name="_Toc243833138"/>
       <w:r>
         <w:lastRenderedPageBreak/>
         <w:t>Getting started</w:t>
@@ -5144,7 +4756,7 @@
       <w:pPr>
         <w:pStyle w:val="Heading2"/>
       </w:pPr>
-      <w:bookmarkStart w:id="4" w:name="_Toc243832761"/>
+      <w:bookmarkStart w:id="4" w:name="_Toc243833139"/>
       <w:r>
         <w:t>What you need</w:t>
       </w:r>
@@ -5229,7 +4841,7 @@
       <w:pPr>
         <w:pStyle w:val="Heading2"/>
       </w:pPr>
-      <w:bookmarkStart w:id="5" w:name="_Toc243832762"/>
+      <w:bookmarkStart w:id="5" w:name="_Toc243833140"/>
       <w:r>
         <w:t>Installing Litterbox</w:t>
       </w:r>
@@ -5359,7 +4971,7 @@
       <w:pPr>
         <w:pStyle w:val="Heading2"/>
       </w:pPr>
-      <w:bookmarkStart w:id="6" w:name="_Toc243832763"/>
+      <w:bookmarkStart w:id="6" w:name="_Toc243833141"/>
       <w:r>
         <w:lastRenderedPageBreak/>
         <w:t>Joining your team's vault</w:t>
@@ -5466,7 +5078,7 @@
       <w:pPr>
         <w:pStyle w:val="Heading2"/>
       </w:pPr>
-      <w:bookmarkStart w:id="7" w:name="_Toc243832764"/>
+      <w:bookmarkStart w:id="7" w:name="_Toc243833142"/>
       <w:r>
         <w:t>Decisions to make first</w:t>
       </w:r>
@@ -5738,7 +5350,7 @@
       <w:pPr>
         <w:pStyle w:val="Heading2"/>
       </w:pPr>
-      <w:bookmarkStart w:id="8" w:name="_Toc243832765"/>
+      <w:bookmarkStart w:id="8" w:name="_Toc243833143"/>
       <w:r>
         <w:lastRenderedPageBreak/>
         <w:t>Setting up a new team</w:t>
@@ -6008,7 +5620,7 @@
       <w:pPr>
         <w:pStyle w:val="Heading2"/>
       </w:pPr>
-      <w:bookmarkStart w:id="9" w:name="_Toc243832766"/>
+      <w:bookmarkStart w:id="9" w:name="_Toc243833144"/>
       <w:r>
         <w:t>The main window</w:t>
       </w:r>
@@ -6419,7 +6031,7 @@
       <w:pPr>
         <w:pStyle w:val="Heading2"/>
       </w:pPr>
-      <w:bookmarkStart w:id="10" w:name="_Toc243832767"/>
+      <w:bookmarkStart w:id="10" w:name="_Toc243833145"/>
       <w:r>
         <w:t>Your first part</w:t>
       </w:r>
@@ -6546,7 +6158,7 @@
       <w:pPr>
         <w:pStyle w:val="Heading1"/>
       </w:pPr>
-      <w:bookmarkStart w:id="11" w:name="_Toc243832768"/>
+      <w:bookmarkStart w:id="11" w:name="_Toc243833146"/>
       <w:r>
         <w:lastRenderedPageBreak/>
         <w:t>Everyday work</w:t>
@@ -6557,7 +6169,7 @@
       <w:pPr>
         <w:pStyle w:val="Heading2"/>
       </w:pPr>
-      <w:bookmarkStart w:id="12" w:name="_Toc243832769"/>
+      <w:bookmarkStart w:id="12" w:name="_Toc243833147"/>
       <w:r>
         <w:t>Part numbers and file names</w:t>
       </w:r>
@@ -6597,7 +6209,7 @@
       <w:pPr>
         <w:pStyle w:val="Heading2"/>
       </w:pPr>
-      <w:bookmarkStart w:id="13" w:name="_Toc243832770"/>
+      <w:bookmarkStart w:id="13" w:name="_Toc243833148"/>
       <w:r>
         <w:t>Projects</w:t>
       </w:r>
@@ -6897,7 +6509,7 @@
       <w:pPr>
         <w:pStyle w:val="Heading2"/>
       </w:pPr>
-      <w:bookmarkStart w:id="14" w:name="_Toc243832771"/>
+      <w:bookmarkStart w:id="14" w:name="_Toc243833149"/>
       <w:r>
         <w:t>Finding parts</w:t>
       </w:r>
@@ -6951,7 +6563,7 @@
       <w:pPr>
         <w:pStyle w:val="Heading2"/>
       </w:pPr>
-      <w:bookmarkStart w:id="15" w:name="_Toc243832772"/>
+      <w:bookmarkStart w:id="15" w:name="_Toc243833150"/>
       <w:r>
         <w:t>Folders</w:t>
       </w:r>
@@ -7318,7 +6930,7 @@
       <w:pPr>
         <w:pStyle w:val="Heading2"/>
       </w:pPr>
-      <w:bookmarkStart w:id="16" w:name="_Toc243832773"/>
+      <w:bookmarkStart w:id="16" w:name="_Toc243833151"/>
       <w:r>
         <w:t>Checking out and checking in</w:t>
       </w:r>
@@ -7448,7 +7060,7 @@
       <w:pPr>
         <w:pStyle w:val="Heading2"/>
       </w:pPr>
-      <w:bookmarkStart w:id="17" w:name="_Toc243832774"/>
+      <w:bookmarkStart w:id="17" w:name="_Toc243833152"/>
       <w:r>
         <w:t>Getting other people's changes</w:t>
       </w:r>
@@ -7478,7 +7090,7 @@
       <w:pPr>
         <w:pStyle w:val="Heading2"/>
       </w:pPr>
-      <w:bookmarkStart w:id="18" w:name="_Toc243832775"/>
+      <w:bookmarkStart w:id="18" w:name="_Toc243833153"/>
       <w:r>
         <w:t>Opening files</w:t>
       </w:r>
@@ -7537,7 +7149,7 @@
       <w:pPr>
         <w:pStyle w:val="Heading2"/>
       </w:pPr>
-      <w:bookmarkStart w:id="19" w:name="_Toc243832776"/>
+      <w:bookmarkStart w:id="19" w:name="_Toc243833154"/>
       <w:r>
         <w:lastRenderedPageBreak/>
         <w:t>The details pane</w:t>
@@ -7810,7 +7422,7 @@
       <w:pPr>
         <w:pStyle w:val="Heading1"/>
       </w:pPr>
-      <w:bookmarkStart w:id="20" w:name="_Toc243832777"/>
+      <w:bookmarkStart w:id="20" w:name="_Toc243833155"/>
       <w:r>
         <w:lastRenderedPageBreak/>
         <w:t>Revisions and the lifecycle</w:t>
@@ -8180,7 +7792,7 @@
       <w:pPr>
         <w:pStyle w:val="Heading2"/>
       </w:pPr>
-      <w:bookmarkStart w:id="21" w:name="_Toc243832778"/>
+      <w:bookmarkStart w:id="21" w:name="_Toc243833156"/>
       <w:r>
         <w:t>Form, Fit, Function, and Dispo</w:t>
       </w:r>
@@ -8274,7 +7886,7 @@
       <w:pPr>
         <w:pStyle w:val="Heading1"/>
       </w:pPr>
-      <w:bookmarkStart w:id="22" w:name="_Toc243832779"/>
+      <w:bookmarkStart w:id="22" w:name="_Toc243833157"/>
       <w:r>
         <w:lastRenderedPageBreak/>
         <w:t>Assemblies, references, and BOMs</w:t>
@@ -8285,7 +7897,7 @@
       <w:pPr>
         <w:pStyle w:val="Heading2"/>
       </w:pPr>
-      <w:bookmarkStart w:id="23" w:name="_Toc243832780"/>
+      <w:bookmarkStart w:id="23" w:name="_Toc243833158"/>
       <w:r>
         <w:t>Uses and where used</w:t>
       </w:r>
@@ -8338,7 +7950,7 @@
       <w:pPr>
         <w:pStyle w:val="Heading2"/>
       </w:pPr>
-      <w:bookmarkStart w:id="24" w:name="_Toc243832781"/>
+      <w:bookmarkStart w:id="24" w:name="_Toc243833159"/>
       <w:r>
         <w:t>The BOM tab</w:t>
       </w:r>
@@ -8464,7 +8076,7 @@
       <w:pPr>
         <w:pStyle w:val="Heading2"/>
       </w:pPr>
-      <w:bookmarkStart w:id="25" w:name="_Toc243832782"/>
+      <w:bookmarkStart w:id="25" w:name="_Toc243833160"/>
       <w:r>
         <w:t>Toolbox parts</w:t>
       </w:r>
@@ -8696,7 +8308,7 @@
       <w:pPr>
         <w:pStyle w:val="Heading2"/>
       </w:pPr>
-      <w:bookmarkStart w:id="26" w:name="_Toc243832783"/>
+      <w:bookmarkStart w:id="26" w:name="_Toc243833161"/>
       <w:r>
         <w:t>Non-CAD parts and kits</w:t>
       </w:r>
@@ -8766,7 +8378,7 @@
       <w:pPr>
         <w:pStyle w:val="Heading1"/>
       </w:pPr>
-      <w:bookmarkStart w:id="27" w:name="_Toc243832784"/>
+      <w:bookmarkStart w:id="27" w:name="_Toc243833162"/>
       <w:r>
         <w:lastRenderedPageBreak/>
         <w:t>Purchasing, costs, and materials</w:t>
@@ -8777,7 +8389,7 @@
       <w:pPr>
         <w:pStyle w:val="Heading2"/>
       </w:pPr>
-      <w:bookmarkStart w:id="28" w:name="_Toc243832785"/>
+      <w:bookmarkStart w:id="28" w:name="_Toc243833163"/>
       <w:r>
         <w:t>Purchasing info</w:t>
       </w:r>
@@ -8815,7 +8427,7 @@
       <w:pPr>
         <w:pStyle w:val="Heading2"/>
       </w:pPr>
-      <w:bookmarkStart w:id="29" w:name="_Toc243832786"/>
+      <w:bookmarkStart w:id="29" w:name="_Toc243833164"/>
       <w:r>
         <w:t>Materials</w:t>
       </w:r>
@@ -8853,7 +8465,7 @@
       <w:pPr>
         <w:pStyle w:val="Heading1"/>
       </w:pPr>
-      <w:bookmarkStart w:id="30" w:name="_Toc243832787"/>
+      <w:bookmarkStart w:id="30" w:name="_Toc243833165"/>
       <w:r>
         <w:lastRenderedPageBreak/>
         <w:t>Release outputs and exports</w:t>
@@ -8864,7 +8476,7 @@
       <w:pPr>
         <w:pStyle w:val="Heading2"/>
       </w:pPr>
-      <w:bookmarkStart w:id="31" w:name="_Toc243832788"/>
+      <w:bookmarkStart w:id="31" w:name="_Toc243833166"/>
       <w:r>
         <w:t>STEP and PDF files</w:t>
       </w:r>
@@ -8925,7 +8537,7 @@
       <w:pPr>
         <w:pStyle w:val="Heading2"/>
       </w:pPr>
-      <w:bookmarkStart w:id="32" w:name="_Toc243832789"/>
+      <w:bookmarkStart w:id="32" w:name="_Toc243833167"/>
       <w:r>
         <w:t>Exporting</w:t>
       </w:r>
@@ -8954,7 +8566,7 @@
       <w:pPr>
         <w:pStyle w:val="Heading1"/>
       </w:pPr>
-      <w:bookmarkStart w:id="33" w:name="_Toc243832790"/>
+      <w:bookmarkStart w:id="33" w:name="_Toc243833168"/>
       <w:r>
         <w:lastRenderedPageBreak/>
         <w:t>Documents</w:t>
@@ -9059,7 +8671,7 @@
       <w:pPr>
         <w:pStyle w:val="Heading1"/>
       </w:pPr>
-      <w:bookmarkStart w:id="34" w:name="_Toc243832791"/>
+      <w:bookmarkStart w:id="34" w:name="_Toc243833169"/>
       <w:r>
         <w:lastRenderedPageBreak/>
         <w:t>Sign-off workflows and ECOs</w:t>
@@ -9070,7 +8682,7 @@
       <w:pPr>
         <w:pStyle w:val="Heading2"/>
       </w:pPr>
-      <w:bookmarkStart w:id="35" w:name="_Toc243832792"/>
+      <w:bookmarkStart w:id="35" w:name="_Toc243833170"/>
       <w:r>
         <w:t>How workflows work</w:t>
       </w:r>
@@ -9126,7 +8738,7 @@
       <w:pPr>
         <w:pStyle w:val="Heading2"/>
       </w:pPr>
-      <w:bookmarkStart w:id="36" w:name="_Toc243832793"/>
+      <w:bookmarkStart w:id="36" w:name="_Toc243833171"/>
       <w:r>
         <w:t>Asking for sign-off</w:t>
       </w:r>
@@ -9292,7 +8904,7 @@
       <w:pPr>
         <w:pStyle w:val="Heading2"/>
       </w:pPr>
-      <w:bookmarkStart w:id="37" w:name="_Toc243832794"/>
+      <w:bookmarkStart w:id="37" w:name="_Toc243833172"/>
       <w:r>
         <w:t>Reviewing a request</w:t>
       </w:r>
@@ -9594,7 +9206,7 @@
       <w:pPr>
         <w:pStyle w:val="Heading2"/>
       </w:pPr>
-      <w:bookmarkStart w:id="38" w:name="_Toc243832795"/>
+      <w:bookmarkStart w:id="38" w:name="_Toc243833173"/>
       <w:r>
         <w:t>Rejected requests</w:t>
       </w:r>
@@ -9667,7 +9279,7 @@
       <w:pPr>
         <w:pStyle w:val="Heading2"/>
       </w:pPr>
-      <w:bookmarkStart w:id="39" w:name="_Toc243832796"/>
+      <w:bookmarkStart w:id="39" w:name="_Toc243833174"/>
       <w:r>
         <w:t>Engineering change orders</w:t>
       </w:r>
@@ -9719,7 +9331,7 @@
       <w:pPr>
         <w:pStyle w:val="Heading1"/>
       </w:pPr>
-      <w:bookmarkStart w:id="40" w:name="_Toc243832797"/>
+      <w:bookmarkStart w:id="40" w:name="_Toc243833175"/>
       <w:r>
         <w:lastRenderedPageBreak/>
         <w:t>Running the team</w:t>
@@ -9744,7 +9356,7 @@
       <w:pPr>
         <w:pStyle w:val="Heading2"/>
       </w:pPr>
-      <w:bookmarkStart w:id="41" w:name="_Toc243832798"/>
+      <w:bookmarkStart w:id="41" w:name="_Toc243833176"/>
       <w:r>
         <w:t>People and access</w:t>
       </w:r>
@@ -10042,7 +9654,7 @@
       <w:pPr>
         <w:pStyle w:val="Heading2"/>
       </w:pPr>
-      <w:bookmarkStart w:id="42" w:name="_Toc243832799"/>
+      <w:bookmarkStart w:id="42" w:name="_Toc243833177"/>
       <w:r>
         <w:t>Vault settings</w:t>
       </w:r>
@@ -10427,7 +10039,7 @@
       <w:pPr>
         <w:pStyle w:val="Heading2"/>
       </w:pPr>
-      <w:bookmarkStart w:id="43" w:name="_Toc243832800"/>
+      <w:bookmarkStart w:id="43" w:name="_Toc243833178"/>
       <w:r>
         <w:lastRenderedPageBreak/>
         <w:t>The team's Toolbox</w:t>
@@ -10535,7 +10147,7 @@
       <w:pPr>
         <w:pStyle w:val="Heading2"/>
       </w:pPr>
-      <w:bookmarkStart w:id="44" w:name="_Toc243832801"/>
+      <w:bookmarkStart w:id="44" w:name="_Toc243833179"/>
       <w:r>
         <w:t>Vault maintenance</w:t>
       </w:r>
@@ -10600,7 +10212,7 @@
       <w:pPr>
         <w:pStyle w:val="Heading1"/>
       </w:pPr>
-      <w:bookmarkStart w:id="45" w:name="_Toc243832802"/>
+      <w:bookmarkStart w:id="45" w:name="_Toc243833180"/>
       <w:r>
         <w:lastRenderedPageBreak/>
         <w:t>Importing existing CAD</w:t>
@@ -10696,7 +10308,7 @@
       <w:pPr>
         <w:pStyle w:val="Heading1"/>
       </w:pPr>
-      <w:bookmarkStart w:id="46" w:name="_Toc243832803"/>
+      <w:bookmarkStart w:id="46" w:name="_Toc243833181"/>
       <w:r>
         <w:lastRenderedPageBreak/>
         <w:t>Working with SolidWorks</w:t>
@@ -10772,7 +10384,7 @@
       <w:pPr>
         <w:pStyle w:val="Heading2"/>
       </w:pPr>
-      <w:bookmarkStart w:id="47" w:name="_Toc243832804"/>
+      <w:bookmarkStart w:id="47" w:name="_Toc243833182"/>
       <w:r>
         <w:t>Configurations</w:t>
       </w:r>
@@ -10812,7 +10424,10 @@
         <w:t>Named after the part.</w:t>
       </w:r>
       <w:r>
-        <w:t xml:space="preserve"> With SolidWorks open, Check In renames a file's configuration to the part's Name when it is the file's only configuration and is called Default, so an assembly's tree shows HCR‑100010‑001_A&lt;1&gt; (Bracket). When the Name changes, it is renamed again at the next check-in. Import does the same to the files it copies in. A file with configurations of its own is left alone, and so is a file open in SolidWorks with unsaved changes. Assemblies follow a renamed configuration. The configuration's BOM part number is set to the document name, so a SolidWorks BOM still shows the part number.</w:t>
+        <w:t xml:space="preserve"> With SolidWorks open, Check In renames a file's configuration to the part's Name when it is the file's only configuration and is called Default, so an assembly's tree shows HCR‑100010‑001_A&lt;1&gt; (Bracket). When the Name changes, it is renamed again at the next check-in. Import does the same to the files it copies in. A file with configurations of its own is left alone, and so is a file open in SolidWorks with unsaved changes. Assemblies follow a renamed configuration. The configuration's BOM part number is s</w:t>
+      </w:r>
+      <w:r>
+        <w:t>et to the document name, so a SolidWorks BOM still shows the part number.</w:t>
       </w:r>
     </w:p>
     <w:p>
@@ -10833,7 +10448,7 @@
       <w:pPr>
         <w:pStyle w:val="Heading2"/>
       </w:pPr>
-      <w:bookmarkStart w:id="48" w:name="_Toc243832805"/>
+      <w:bookmarkStart w:id="48" w:name="_Toc243833183"/>
       <w:r>
         <w:t>Templates</w:t>
       </w:r>
@@ -11111,7 +10726,7 @@
       <w:pPr>
         <w:pStyle w:val="Heading1"/>
       </w:pPr>
-      <w:bookmarkStart w:id="49" w:name="_Toc243832806"/>
+      <w:bookmarkStart w:id="49" w:name="_Toc243833184"/>
       <w:r>
         <w:lastRenderedPageBreak/>
         <w:t>How Litterbox works</w:t>
@@ -11127,7 +10742,7 @@
       <w:pPr>
         <w:pStyle w:val="Heading2"/>
       </w:pPr>
-      <w:bookmarkStart w:id="50" w:name="_Toc243832807"/>
+      <w:bookmarkStart w:id="50" w:name="_Toc243833185"/>
       <w:r>
         <w:t>The vault is a Git repository</w:t>
       </w:r>
@@ -11531,7 +11146,7 @@
       <w:pPr>
         <w:pStyle w:val="Heading2"/>
       </w:pPr>
-      <w:bookmarkStart w:id="51" w:name="_Toc243832808"/>
+      <w:bookmarkStart w:id="51" w:name="_Toc243833186"/>
       <w:r>
         <w:t>Locks, read-only files, and uploads</w:t>
       </w:r>
@@ -11632,7 +11247,7 @@
       <w:pPr>
         <w:pStyle w:val="Heading2"/>
       </w:pPr>
-      <w:bookmarkStart w:id="52" w:name="_Toc243832809"/>
+      <w:bookmarkStart w:id="52" w:name="_Toc243833187"/>
       <w:r>
         <w:t>Downloads</w:t>
       </w:r>
@@ -11656,7 +11271,7 @@
       <w:pPr>
         <w:pStyle w:val="Heading2"/>
       </w:pPr>
-      <w:bookmarkStart w:id="53" w:name="_Toc243832810"/>
+      <w:bookmarkStart w:id="53" w:name="_Toc243833188"/>
       <w:r>
         <w:t>The job queue</w:t>
       </w:r>
@@ -11805,7 +11420,7 @@
       <w:pPr>
         <w:pStyle w:val="Heading1"/>
       </w:pPr>
-      <w:bookmarkStart w:id="54" w:name="_Toc243832811"/>
+      <w:bookmarkStart w:id="54" w:name="_Toc243833189"/>
       <w:r>
         <w:lastRenderedPageBreak/>
         <w:t>Settings and troubleshooting</w:t>
@@ -11816,7 +11431,7 @@
       <w:pPr>
         <w:pStyle w:val="Heading2"/>
       </w:pPr>
-      <w:bookmarkStart w:id="55" w:name="_Toc243832812"/>
+      <w:bookmarkStart w:id="55" w:name="_Toc243833190"/>
       <w:r>
         <w:t>Your settings</w:t>
       </w:r>
@@ -12180,7 +11795,7 @@
       <w:pPr>
         <w:pStyle w:val="Heading2"/>
       </w:pPr>
-      <w:bookmarkStart w:id="56" w:name="_Toc243832813"/>
+      <w:bookmarkStart w:id="56" w:name="_Toc243833191"/>
       <w:r>
         <w:t>Problems</w:t>
       </w:r>
@@ -12297,7 +11912,7 @@
       <w:pPr>
         <w:pStyle w:val="Heading2"/>
       </w:pPr>
-      <w:bookmarkStart w:id="57" w:name="_Toc243832814"/>
+      <w:bookmarkStart w:id="57" w:name="_Toc243833192"/>
       <w:r>
         <w:lastRenderedPageBreak/>
         <w:t>The command line</w:t>
@@ -12338,7 +11953,7 @@
       <w:pPr>
         <w:pStyle w:val="Heading1"/>
       </w:pPr>
-      <w:bookmarkStart w:id="58" w:name="_Toc243832815"/>
+      <w:bookmarkStart w:id="58" w:name="_Toc243833193"/>
       <w:r>
         <w:lastRenderedPageBreak/>
         <w:t>Quick reference</w:t>
@@ -13004,76 +12619,76 @@
       </w:rPr>
     </w:lvl>
   </w:abstractNum>
-  <w:num w:numId="1" w16cid:durableId="678822297">
+  <w:num w:numId="1" w16cid:durableId="907154548">
     <w:abstractNumId w:val="8"/>
   </w:num>
-  <w:num w:numId="2" w16cid:durableId="1528103673">
+  <w:num w:numId="2" w16cid:durableId="1668945938">
     <w:abstractNumId w:val="6"/>
   </w:num>
-  <w:num w:numId="3" w16cid:durableId="376978352">
+  <w:num w:numId="3" w16cid:durableId="1420177705">
     <w:abstractNumId w:val="5"/>
   </w:num>
-  <w:num w:numId="4" w16cid:durableId="152526031">
+  <w:num w:numId="4" w16cid:durableId="73741070">
     <w:abstractNumId w:val="4"/>
   </w:num>
-  <w:num w:numId="5" w16cid:durableId="1110473387">
+  <w:num w:numId="5" w16cid:durableId="226689859">
     <w:abstractNumId w:val="7"/>
   </w:num>
-  <w:num w:numId="6" w16cid:durableId="1694499832">
+  <w:num w:numId="6" w16cid:durableId="1230650701">
     <w:abstractNumId w:val="3"/>
   </w:num>
-  <w:num w:numId="7" w16cid:durableId="1324357601">
+  <w:num w:numId="7" w16cid:durableId="412748388">
     <w:abstractNumId w:val="2"/>
   </w:num>
-  <w:num w:numId="8" w16cid:durableId="2099130808">
+  <w:num w:numId="8" w16cid:durableId="1215510416">
     <w:abstractNumId w:val="1"/>
   </w:num>
-  <w:num w:numId="9" w16cid:durableId="261769865">
+  <w:num w:numId="9" w16cid:durableId="1415320902">
     <w:abstractNumId w:val="0"/>
   </w:num>
-  <w:num w:numId="10" w16cid:durableId="1423605674">
+  <w:num w:numId="10" w16cid:durableId="1503426206">
     <w:abstractNumId w:val="7"/>
     <w:lvlOverride w:ilvl="0">
       <w:startOverride w:val="1"/>
     </w:lvlOverride>
   </w:num>
-  <w:num w:numId="11" w16cid:durableId="1967545760">
+  <w:num w:numId="11" w16cid:durableId="1746147815">
     <w:abstractNumId w:val="7"/>
     <w:lvlOverride w:ilvl="0">
       <w:startOverride w:val="1"/>
     </w:lvlOverride>
   </w:num>
-  <w:num w:numId="12" w16cid:durableId="973828653">
+  <w:num w:numId="12" w16cid:durableId="2067218865">
     <w:abstractNumId w:val="7"/>
     <w:lvlOverride w:ilvl="0">
       <w:startOverride w:val="1"/>
     </w:lvlOverride>
   </w:num>
-  <w:num w:numId="13" w16cid:durableId="304510978">
+  <w:num w:numId="13" w16cid:durableId="1403528167">
     <w:abstractNumId w:val="7"/>
     <w:lvlOverride w:ilvl="0">
       <w:startOverride w:val="1"/>
     </w:lvlOverride>
   </w:num>
-  <w:num w:numId="14" w16cid:durableId="796876633">
+  <w:num w:numId="14" w16cid:durableId="1301035953">
     <w:abstractNumId w:val="7"/>
     <w:lvlOverride w:ilvl="0">
       <w:startOverride w:val="1"/>
     </w:lvlOverride>
   </w:num>
-  <w:num w:numId="15" w16cid:durableId="481196512">
+  <w:num w:numId="15" w16cid:durableId="1292400321">
     <w:abstractNumId w:val="7"/>
     <w:lvlOverride w:ilvl="0">
       <w:startOverride w:val="1"/>
     </w:lvlOverride>
   </w:num>
-  <w:num w:numId="16" w16cid:durableId="720786855">
+  <w:num w:numId="16" w16cid:durableId="1170411891">
     <w:abstractNumId w:val="7"/>
     <w:lvlOverride w:ilvl="0">
       <w:startOverride w:val="1"/>
     </w:lvlOverride>
   </w:num>
-  <w:num w:numId="17" w16cid:durableId="1506280377">
+  <w:num w:numId="17" w16cid:durableId="1163930559">
     <w:abstractNumId w:val="7"/>
     <w:lvlOverride w:ilvl="0">
       <w:startOverride w:val="1"/>
@@ -24443,7 +24058,7 @@
     <w:autoRedefine/>
     <w:uiPriority w:val="39"/>
     <w:unhideWhenUsed/>
-    <w:rsid w:val="00DB0DD9"/>
+    <w:rsid w:val="007B630C"/>
     <w:pPr>
       <w:spacing w:after="100"/>
     </w:pPr>
@@ -24455,7 +24070,7 @@
     <w:autoRedefine/>
     <w:uiPriority w:val="39"/>
     <w:unhideWhenUsed/>
-    <w:rsid w:val="00DB0DD9"/>
+    <w:rsid w:val="007B630C"/>
     <w:pPr>
       <w:spacing w:after="100"/>
       <w:ind w:left="210"/>
@@ -24466,7 +24081,7 @@
     <w:basedOn w:val="DefaultParagraphFont"/>
     <w:uiPriority w:val="99"/>
     <w:unhideWhenUsed/>
-    <w:rsid w:val="00DB0DD9"/>
+    <w:rsid w:val="007B630C"/>
     <w:rPr>
       <w:color w:val="0000FF" w:themeColor="hyperlink"/>
       <w:u w:val="single"/>

--- a/docs/Litterbox_User_Guide.docx
+++ b/docs/Litterbox_User_Guide.docx
@@ -87,7 +87,7 @@
       <w:r>
         <w:fldChar w:fldCharType="separate"/>
       </w:r>
-      <w:hyperlink w:anchor="_Toc243833135" w:history="1">
+      <w:hyperlink w:anchor="_Toc243839871" w:history="1">
         <w:r>
           <w:rPr>
             <w:rStyle w:val="Hyperlink"/>
@@ -114,7 +114,7 @@
             <w:noProof/>
             <w:webHidden/>
           </w:rPr>
-          <w:instrText xml:space="preserve"> PAGEREF _Toc243833135 \h </w:instrText>
+          <w:instrText xml:space="preserve"> PAGEREF _Toc243839871 \h </w:instrText>
         </w:r>
         <w:r>
           <w:rPr>
@@ -155,7 +155,7 @@
           <w:noProof/>
         </w:rPr>
       </w:pPr>
-      <w:hyperlink w:anchor="_Toc243833136" w:history="1">
+      <w:hyperlink w:anchor="_Toc243839872" w:history="1">
         <w:r>
           <w:rPr>
             <w:rStyle w:val="Hyperlink"/>
@@ -182,7 +182,7 @@
             <w:noProof/>
             <w:webHidden/>
           </w:rPr>
-          <w:instrText xml:space="preserve"> PAGEREF _Toc243833136 \h </w:instrText>
+          <w:instrText xml:space="preserve"> PAGEREF _Toc243839872 \h </w:instrText>
         </w:r>
         <w:r>
           <w:rPr>
@@ -223,7 +223,7 @@
           <w:noProof/>
         </w:rPr>
       </w:pPr>
-      <w:hyperlink w:anchor="_Toc243833137" w:history="1">
+      <w:hyperlink w:anchor="_Toc243839873" w:history="1">
         <w:r>
           <w:rPr>
             <w:rStyle w:val="Hyperlink"/>
@@ -250,7 +250,7 @@
             <w:noProof/>
             <w:webHidden/>
           </w:rPr>
-          <w:instrText xml:space="preserve"> PAGEREF _Toc243833137 \h </w:instrText>
+          <w:instrText xml:space="preserve"> PAGEREF _Toc243839873 \h </w:instrText>
         </w:r>
         <w:r>
           <w:rPr>
@@ -291,7 +291,7 @@
           <w:noProof/>
         </w:rPr>
       </w:pPr>
-      <w:hyperlink w:anchor="_Toc243833138" w:history="1">
+      <w:hyperlink w:anchor="_Toc243839874" w:history="1">
         <w:r>
           <w:rPr>
             <w:rStyle w:val="Hyperlink"/>
@@ -318,7 +318,7 @@
             <w:noProof/>
             <w:webHidden/>
           </w:rPr>
-          <w:instrText xml:space="preserve"> PAGEREF _Toc243833138 \h </w:instrText>
+          <w:instrText xml:space="preserve"> PAGEREF _Toc243839874 \h </w:instrText>
         </w:r>
         <w:r>
           <w:rPr>
@@ -359,7 +359,7 @@
           <w:noProof/>
         </w:rPr>
       </w:pPr>
-      <w:hyperlink w:anchor="_Toc243833139" w:history="1">
+      <w:hyperlink w:anchor="_Toc243839875" w:history="1">
         <w:r>
           <w:rPr>
             <w:rStyle w:val="Hyperlink"/>
@@ -386,7 +386,7 @@
             <w:noProof/>
             <w:webHidden/>
           </w:rPr>
-          <w:instrText xml:space="preserve"> PAGEREF _Toc243833139 \h </w:instrText>
+          <w:instrText xml:space="preserve"> PAGEREF _Toc243839875 \h </w:instrText>
         </w:r>
         <w:r>
           <w:rPr>
@@ -427,7 +427,7 @@
           <w:noProof/>
         </w:rPr>
       </w:pPr>
-      <w:hyperlink w:anchor="_Toc243833140" w:history="1">
+      <w:hyperlink w:anchor="_Toc243839876" w:history="1">
         <w:r>
           <w:rPr>
             <w:rStyle w:val="Hyperlink"/>
@@ -454,7 +454,7 @@
             <w:noProof/>
             <w:webHidden/>
           </w:rPr>
-          <w:instrText xml:space="preserve"> PAGEREF _Toc243833140 \h </w:instrText>
+          <w:instrText xml:space="preserve"> PAGEREF _Toc243839876 \h </w:instrText>
         </w:r>
         <w:r>
           <w:rPr>
@@ -495,7 +495,7 @@
           <w:noProof/>
         </w:rPr>
       </w:pPr>
-      <w:hyperlink w:anchor="_Toc243833141" w:history="1">
+      <w:hyperlink w:anchor="_Toc243839877" w:history="1">
         <w:r>
           <w:rPr>
             <w:rStyle w:val="Hyperlink"/>
@@ -522,7 +522,7 @@
             <w:noProof/>
             <w:webHidden/>
           </w:rPr>
-          <w:instrText xml:space="preserve"> PAGEREF _Toc243833141 \h </w:instrText>
+          <w:instrText xml:space="preserve"> PAGEREF _Toc243839877 \h </w:instrText>
         </w:r>
         <w:r>
           <w:rPr>
@@ -563,7 +563,7 @@
           <w:noProof/>
         </w:rPr>
       </w:pPr>
-      <w:hyperlink w:anchor="_Toc243833142" w:history="1">
+      <w:hyperlink w:anchor="_Toc243839878" w:history="1">
         <w:r>
           <w:rPr>
             <w:rStyle w:val="Hyperlink"/>
@@ -590,7 +590,7 @@
             <w:noProof/>
             <w:webHidden/>
           </w:rPr>
-          <w:instrText xml:space="preserve"> PAGEREF _Toc243833142 \h </w:instrText>
+          <w:instrText xml:space="preserve"> PAGEREF _Toc243839878 \h </w:instrText>
         </w:r>
         <w:r>
           <w:rPr>
@@ -631,7 +631,7 @@
           <w:noProof/>
         </w:rPr>
       </w:pPr>
-      <w:hyperlink w:anchor="_Toc243833143" w:history="1">
+      <w:hyperlink w:anchor="_Toc243839879" w:history="1">
         <w:r>
           <w:rPr>
             <w:rStyle w:val="Hyperlink"/>
@@ -658,7 +658,7 @@
             <w:noProof/>
             <w:webHidden/>
           </w:rPr>
-          <w:instrText xml:space="preserve"> PAGEREF _Toc243833143 \h </w:instrText>
+          <w:instrText xml:space="preserve"> PAGEREF _Toc243839879 \h </w:instrText>
         </w:r>
         <w:r>
           <w:rPr>
@@ -699,7 +699,7 @@
           <w:noProof/>
         </w:rPr>
       </w:pPr>
-      <w:hyperlink w:anchor="_Toc243833144" w:history="1">
+      <w:hyperlink w:anchor="_Toc243839880" w:history="1">
         <w:r>
           <w:rPr>
             <w:rStyle w:val="Hyperlink"/>
@@ -726,7 +726,7 @@
             <w:noProof/>
             <w:webHidden/>
           </w:rPr>
-          <w:instrText xml:space="preserve"> PAGEREF _Toc243833144 \h </w:instrText>
+          <w:instrText xml:space="preserve"> PAGEREF _Toc243839880 \h </w:instrText>
         </w:r>
         <w:r>
           <w:rPr>
@@ -767,7 +767,7 @@
           <w:noProof/>
         </w:rPr>
       </w:pPr>
-      <w:hyperlink w:anchor="_Toc243833145" w:history="1">
+      <w:hyperlink w:anchor="_Toc243839881" w:history="1">
         <w:r>
           <w:rPr>
             <w:rStyle w:val="Hyperlink"/>
@@ -794,7 +794,75 @@
             <w:noProof/>
             <w:webHidden/>
           </w:rPr>
-          <w:instrText xml:space="preserve"> PAGEREF _Toc243833145 \h </w:instrText>
+          <w:instrText xml:space="preserve"> PAGEREF _Toc243839881 \h </w:instrText>
+        </w:r>
+        <w:r>
+          <w:rPr>
+            <w:noProof/>
+            <w:webHidden/>
+          </w:rPr>
+        </w:r>
+        <w:r>
+          <w:rPr>
+            <w:noProof/>
+            <w:webHidden/>
+          </w:rPr>
+          <w:fldChar w:fldCharType="separate"/>
+        </w:r>
+        <w:r>
+          <w:rPr>
+            <w:noProof/>
+            <w:webHidden/>
+          </w:rPr>
+          <w:t>10</w:t>
+        </w:r>
+        <w:r>
+          <w:rPr>
+            <w:noProof/>
+            <w:webHidden/>
+          </w:rPr>
+          <w:fldChar w:fldCharType="end"/>
+        </w:r>
+      </w:hyperlink>
+    </w:p>
+    <w:p>
+      <w:pPr>
+        <w:pStyle w:val="TOC2"/>
+        <w:tabs>
+          <w:tab w:val="right" w:leader="dot" w:pos="9350"/>
+        </w:tabs>
+        <w:rPr>
+          <w:noProof/>
+        </w:rPr>
+      </w:pPr>
+      <w:hyperlink w:anchor="_Toc243839882" w:history="1">
+        <w:r>
+          <w:rPr>
+            <w:rStyle w:val="Hyperlink"/>
+            <w:noProof/>
+          </w:rPr>
+          <w:t>Creating a new part, step by step</w:t>
+        </w:r>
+        <w:r>
+          <w:rPr>
+            <w:noProof/>
+            <w:webHidden/>
+          </w:rPr>
+          <w:tab/>
+        </w:r>
+        <w:r>
+          <w:rPr>
+            <w:noProof/>
+            <w:webHidden/>
+          </w:rPr>
+          <w:fldChar w:fldCharType="begin"/>
+        </w:r>
+        <w:r>
+          <w:rPr>
+            <w:noProof/>
+            <w:webHidden/>
+          </w:rPr>
+          <w:instrText xml:space="preserve"> PAGEREF _Toc243839882 \h </w:instrText>
         </w:r>
         <w:r>
           <w:rPr>
@@ -835,7 +903,7 @@
           <w:noProof/>
         </w:rPr>
       </w:pPr>
-      <w:hyperlink w:anchor="_Toc243833146" w:history="1">
+      <w:hyperlink w:anchor="_Toc243839883" w:history="1">
         <w:r>
           <w:rPr>
             <w:rStyle w:val="Hyperlink"/>
@@ -862,7 +930,7 @@
             <w:noProof/>
             <w:webHidden/>
           </w:rPr>
-          <w:instrText xml:space="preserve"> PAGEREF _Toc243833146 \h </w:instrText>
+          <w:instrText xml:space="preserve"> PAGEREF _Toc243839883 \h </w:instrText>
         </w:r>
         <w:r>
           <w:rPr>
@@ -882,7 +950,7 @@
             <w:noProof/>
             <w:webHidden/>
           </w:rPr>
-          <w:t>11</w:t>
+          <w:t>12</w:t>
         </w:r>
         <w:r>
           <w:rPr>
@@ -903,7 +971,7 @@
           <w:noProof/>
         </w:rPr>
       </w:pPr>
-      <w:hyperlink w:anchor="_Toc243833147" w:history="1">
+      <w:hyperlink w:anchor="_Toc243839884" w:history="1">
         <w:r>
           <w:rPr>
             <w:rStyle w:val="Hyperlink"/>
@@ -930,7 +998,7 @@
             <w:noProof/>
             <w:webHidden/>
           </w:rPr>
-          <w:instrText xml:space="preserve"> PAGEREF _Toc243833147 \h </w:instrText>
+          <w:instrText xml:space="preserve"> PAGEREF _Toc243839884 \h </w:instrText>
         </w:r>
         <w:r>
           <w:rPr>
@@ -950,7 +1018,7 @@
             <w:noProof/>
             <w:webHidden/>
           </w:rPr>
-          <w:t>11</w:t>
+          <w:t>12</w:t>
         </w:r>
         <w:r>
           <w:rPr>
@@ -971,7 +1039,7 @@
           <w:noProof/>
         </w:rPr>
       </w:pPr>
-      <w:hyperlink w:anchor="_Toc243833148" w:history="1">
+      <w:hyperlink w:anchor="_Toc243839885" w:history="1">
         <w:r>
           <w:rPr>
             <w:rStyle w:val="Hyperlink"/>
@@ -998,7 +1066,7 @@
             <w:noProof/>
             <w:webHidden/>
           </w:rPr>
-          <w:instrText xml:space="preserve"> PAGEREF _Toc243833148 \h </w:instrText>
+          <w:instrText xml:space="preserve"> PAGEREF _Toc243839885 \h </w:instrText>
         </w:r>
         <w:r>
           <w:rPr>
@@ -1018,7 +1086,7 @@
             <w:noProof/>
             <w:webHidden/>
           </w:rPr>
-          <w:t>11</w:t>
+          <w:t>12</w:t>
         </w:r>
         <w:r>
           <w:rPr>
@@ -1039,7 +1107,7 @@
           <w:noProof/>
         </w:rPr>
       </w:pPr>
-      <w:hyperlink w:anchor="_Toc243833149" w:history="1">
+      <w:hyperlink w:anchor="_Toc243839886" w:history="1">
         <w:r>
           <w:rPr>
             <w:rStyle w:val="Hyperlink"/>
@@ -1066,7 +1134,7 @@
             <w:noProof/>
             <w:webHidden/>
           </w:rPr>
-          <w:instrText xml:space="preserve"> PAGEREF _Toc243833149 \h </w:instrText>
+          <w:instrText xml:space="preserve"> PAGEREF _Toc243839886 \h </w:instrText>
         </w:r>
         <w:r>
           <w:rPr>
@@ -1086,7 +1154,7 @@
             <w:noProof/>
             <w:webHidden/>
           </w:rPr>
-          <w:t>12</w:t>
+          <w:t>13</w:t>
         </w:r>
         <w:r>
           <w:rPr>
@@ -1107,7 +1175,7 @@
           <w:noProof/>
         </w:rPr>
       </w:pPr>
-      <w:hyperlink w:anchor="_Toc243833150" w:history="1">
+      <w:hyperlink w:anchor="_Toc243839887" w:history="1">
         <w:r>
           <w:rPr>
             <w:rStyle w:val="Hyperlink"/>
@@ -1134,7 +1202,7 @@
             <w:noProof/>
             <w:webHidden/>
           </w:rPr>
-          <w:instrText xml:space="preserve"> PAGEREF _Toc243833150 \h </w:instrText>
+          <w:instrText xml:space="preserve"> PAGEREF _Toc243839887 \h </w:instrText>
         </w:r>
         <w:r>
           <w:rPr>
@@ -1154,7 +1222,7 @@
             <w:noProof/>
             <w:webHidden/>
           </w:rPr>
-          <w:t>12</w:t>
+          <w:t>13</w:t>
         </w:r>
         <w:r>
           <w:rPr>
@@ -1175,7 +1243,7 @@
           <w:noProof/>
         </w:rPr>
       </w:pPr>
-      <w:hyperlink w:anchor="_Toc243833151" w:history="1">
+      <w:hyperlink w:anchor="_Toc243839888" w:history="1">
         <w:r>
           <w:rPr>
             <w:rStyle w:val="Hyperlink"/>
@@ -1202,7 +1270,7 @@
             <w:noProof/>
             <w:webHidden/>
           </w:rPr>
-          <w:instrText xml:space="preserve"> PAGEREF _Toc243833151 \h </w:instrText>
+          <w:instrText xml:space="preserve"> PAGEREF _Toc243839888 \h </w:instrText>
         </w:r>
         <w:r>
           <w:rPr>
@@ -1222,7 +1290,7 @@
             <w:noProof/>
             <w:webHidden/>
           </w:rPr>
-          <w:t>13</w:t>
+          <w:t>14</w:t>
         </w:r>
         <w:r>
           <w:rPr>
@@ -1243,7 +1311,7 @@
           <w:noProof/>
         </w:rPr>
       </w:pPr>
-      <w:hyperlink w:anchor="_Toc243833152" w:history="1">
+      <w:hyperlink w:anchor="_Toc243839889" w:history="1">
         <w:r>
           <w:rPr>
             <w:rStyle w:val="Hyperlink"/>
@@ -1270,7 +1338,7 @@
             <w:noProof/>
             <w:webHidden/>
           </w:rPr>
-          <w:instrText xml:space="preserve"> PAGEREF _Toc243833152 \h </w:instrText>
+          <w:instrText xml:space="preserve"> PAGEREF _Toc243839889 \h </w:instrText>
         </w:r>
         <w:r>
           <w:rPr>
@@ -1290,7 +1358,7 @@
             <w:noProof/>
             <w:webHidden/>
           </w:rPr>
-          <w:t>13</w:t>
+          <w:t>14</w:t>
         </w:r>
         <w:r>
           <w:rPr>
@@ -1311,7 +1379,7 @@
           <w:noProof/>
         </w:rPr>
       </w:pPr>
-      <w:hyperlink w:anchor="_Toc243833153" w:history="1">
+      <w:hyperlink w:anchor="_Toc243839890" w:history="1">
         <w:r>
           <w:rPr>
             <w:rStyle w:val="Hyperlink"/>
@@ -1338,7 +1406,7 @@
             <w:noProof/>
             <w:webHidden/>
           </w:rPr>
-          <w:instrText xml:space="preserve"> PAGEREF _Toc243833153 \h </w:instrText>
+          <w:instrText xml:space="preserve"> PAGEREF _Toc243839890 \h </w:instrText>
         </w:r>
         <w:r>
           <w:rPr>
@@ -1358,7 +1426,7 @@
             <w:noProof/>
             <w:webHidden/>
           </w:rPr>
-          <w:t>13</w:t>
+          <w:t>14</w:t>
         </w:r>
         <w:r>
           <w:rPr>
@@ -1379,7 +1447,7 @@
           <w:noProof/>
         </w:rPr>
       </w:pPr>
-      <w:hyperlink w:anchor="_Toc243833154" w:history="1">
+      <w:hyperlink w:anchor="_Toc243839891" w:history="1">
         <w:r>
           <w:rPr>
             <w:rStyle w:val="Hyperlink"/>
@@ -1406,7 +1474,7 @@
             <w:noProof/>
             <w:webHidden/>
           </w:rPr>
-          <w:instrText xml:space="preserve"> PAGEREF _Toc243833154 \h </w:instrText>
+          <w:instrText xml:space="preserve"> PAGEREF _Toc243839891 \h </w:instrText>
         </w:r>
         <w:r>
           <w:rPr>
@@ -1426,7 +1494,7 @@
             <w:noProof/>
             <w:webHidden/>
           </w:rPr>
-          <w:t>14</w:t>
+          <w:t>15</w:t>
         </w:r>
         <w:r>
           <w:rPr>
@@ -1447,7 +1515,7 @@
           <w:noProof/>
         </w:rPr>
       </w:pPr>
-      <w:hyperlink w:anchor="_Toc243833155" w:history="1">
+      <w:hyperlink w:anchor="_Toc243839892" w:history="1">
         <w:r>
           <w:rPr>
             <w:rStyle w:val="Hyperlink"/>
@@ -1474,7 +1542,7 @@
             <w:noProof/>
             <w:webHidden/>
           </w:rPr>
-          <w:instrText xml:space="preserve"> PAGEREF _Toc243833155 \h </w:instrText>
+          <w:instrText xml:space="preserve"> PAGEREF _Toc243839892 \h </w:instrText>
         </w:r>
         <w:r>
           <w:rPr>
@@ -1494,7 +1562,7 @@
             <w:noProof/>
             <w:webHidden/>
           </w:rPr>
-          <w:t>15</w:t>
+          <w:t>16</w:t>
         </w:r>
         <w:r>
           <w:rPr>
@@ -1515,7 +1583,7 @@
           <w:noProof/>
         </w:rPr>
       </w:pPr>
-      <w:hyperlink w:anchor="_Toc243833156" w:history="1">
+      <w:hyperlink w:anchor="_Toc243839893" w:history="1">
         <w:r>
           <w:rPr>
             <w:rStyle w:val="Hyperlink"/>
@@ -1542,7 +1610,7 @@
             <w:noProof/>
             <w:webHidden/>
           </w:rPr>
-          <w:instrText xml:space="preserve"> PAGEREF _Toc243833156 \h </w:instrText>
+          <w:instrText xml:space="preserve"> PAGEREF _Toc243839893 \h </w:instrText>
         </w:r>
         <w:r>
           <w:rPr>
@@ -1562,7 +1630,7 @@
             <w:noProof/>
             <w:webHidden/>
           </w:rPr>
-          <w:t>15</w:t>
+          <w:t>16</w:t>
         </w:r>
         <w:r>
           <w:rPr>
@@ -1583,7 +1651,7 @@
           <w:noProof/>
         </w:rPr>
       </w:pPr>
-      <w:hyperlink w:anchor="_Toc243833157" w:history="1">
+      <w:hyperlink w:anchor="_Toc243839894" w:history="1">
         <w:r>
           <w:rPr>
             <w:rStyle w:val="Hyperlink"/>
@@ -1610,7 +1678,7 @@
             <w:noProof/>
             <w:webHidden/>
           </w:rPr>
-          <w:instrText xml:space="preserve"> PAGEREF _Toc243833157 \h </w:instrText>
+          <w:instrText xml:space="preserve"> PAGEREF _Toc243839894 \h </w:instrText>
         </w:r>
         <w:r>
           <w:rPr>
@@ -1630,7 +1698,7 @@
             <w:noProof/>
             <w:webHidden/>
           </w:rPr>
-          <w:t>16</w:t>
+          <w:t>17</w:t>
         </w:r>
         <w:r>
           <w:rPr>
@@ -1651,7 +1719,7 @@
           <w:noProof/>
         </w:rPr>
       </w:pPr>
-      <w:hyperlink w:anchor="_Toc243833158" w:history="1">
+      <w:hyperlink w:anchor="_Toc243839895" w:history="1">
         <w:r>
           <w:rPr>
             <w:rStyle w:val="Hyperlink"/>
@@ -1678,7 +1746,7 @@
             <w:noProof/>
             <w:webHidden/>
           </w:rPr>
-          <w:instrText xml:space="preserve"> PAGEREF _Toc243833158 \h </w:instrText>
+          <w:instrText xml:space="preserve"> PAGEREF _Toc243839895 \h </w:instrText>
         </w:r>
         <w:r>
           <w:rPr>
@@ -1698,7 +1766,7 @@
             <w:noProof/>
             <w:webHidden/>
           </w:rPr>
-          <w:t>16</w:t>
+          <w:t>17</w:t>
         </w:r>
         <w:r>
           <w:rPr>
@@ -1719,7 +1787,7 @@
           <w:noProof/>
         </w:rPr>
       </w:pPr>
-      <w:hyperlink w:anchor="_Toc243833159" w:history="1">
+      <w:hyperlink w:anchor="_Toc243839896" w:history="1">
         <w:r>
           <w:rPr>
             <w:rStyle w:val="Hyperlink"/>
@@ -1746,7 +1814,7 @@
             <w:noProof/>
             <w:webHidden/>
           </w:rPr>
-          <w:instrText xml:space="preserve"> PAGEREF _Toc243833159 \h </w:instrText>
+          <w:instrText xml:space="preserve"> PAGEREF _Toc243839896 \h </w:instrText>
         </w:r>
         <w:r>
           <w:rPr>
@@ -1766,7 +1834,7 @@
             <w:noProof/>
             <w:webHidden/>
           </w:rPr>
-          <w:t>16</w:t>
+          <w:t>17</w:t>
         </w:r>
         <w:r>
           <w:rPr>
@@ -1787,7 +1855,7 @@
           <w:noProof/>
         </w:rPr>
       </w:pPr>
-      <w:hyperlink w:anchor="_Toc243833160" w:history="1">
+      <w:hyperlink w:anchor="_Toc243839897" w:history="1">
         <w:r>
           <w:rPr>
             <w:rStyle w:val="Hyperlink"/>
@@ -1814,7 +1882,7 @@
             <w:noProof/>
             <w:webHidden/>
           </w:rPr>
-          <w:instrText xml:space="preserve"> PAGEREF _Toc243833160 \h </w:instrText>
+          <w:instrText xml:space="preserve"> PAGEREF _Toc243839897 \h </w:instrText>
         </w:r>
         <w:r>
           <w:rPr>
@@ -1834,7 +1902,7 @@
             <w:noProof/>
             <w:webHidden/>
           </w:rPr>
-          <w:t>16</w:t>
+          <w:t>17</w:t>
         </w:r>
         <w:r>
           <w:rPr>
@@ -1855,7 +1923,7 @@
           <w:noProof/>
         </w:rPr>
       </w:pPr>
-      <w:hyperlink w:anchor="_Toc243833161" w:history="1">
+      <w:hyperlink w:anchor="_Toc243839898" w:history="1">
         <w:r>
           <w:rPr>
             <w:rStyle w:val="Hyperlink"/>
@@ -1882,7 +1950,7 @@
             <w:noProof/>
             <w:webHidden/>
           </w:rPr>
-          <w:instrText xml:space="preserve"> PAGEREF _Toc243833161 \h </w:instrText>
+          <w:instrText xml:space="preserve"> PAGEREF _Toc243839898 \h </w:instrText>
         </w:r>
         <w:r>
           <w:rPr>
@@ -1902,7 +1970,7 @@
             <w:noProof/>
             <w:webHidden/>
           </w:rPr>
-          <w:t>17</w:t>
+          <w:t>18</w:t>
         </w:r>
         <w:r>
           <w:rPr>
@@ -1923,7 +1991,7 @@
           <w:noProof/>
         </w:rPr>
       </w:pPr>
-      <w:hyperlink w:anchor="_Toc243833162" w:history="1">
+      <w:hyperlink w:anchor="_Toc243839899" w:history="1">
         <w:r>
           <w:rPr>
             <w:rStyle w:val="Hyperlink"/>
@@ -1950,7 +2018,7 @@
             <w:noProof/>
             <w:webHidden/>
           </w:rPr>
-          <w:instrText xml:space="preserve"> PAGEREF _Toc243833162 \h </w:instrText>
+          <w:instrText xml:space="preserve"> PAGEREF _Toc243839899 \h </w:instrText>
         </w:r>
         <w:r>
           <w:rPr>
@@ -1970,7 +2038,7 @@
             <w:noProof/>
             <w:webHidden/>
           </w:rPr>
-          <w:t>18</w:t>
+          <w:t>19</w:t>
         </w:r>
         <w:r>
           <w:rPr>
@@ -1991,7 +2059,7 @@
           <w:noProof/>
         </w:rPr>
       </w:pPr>
-      <w:hyperlink w:anchor="_Toc243833163" w:history="1">
+      <w:hyperlink w:anchor="_Toc243839900" w:history="1">
         <w:r>
           <w:rPr>
             <w:rStyle w:val="Hyperlink"/>
@@ -2018,7 +2086,7 @@
             <w:noProof/>
             <w:webHidden/>
           </w:rPr>
-          <w:instrText xml:space="preserve"> PAGEREF _Toc243833163 \h </w:instrText>
+          <w:instrText xml:space="preserve"> PAGEREF _Toc243839900 \h </w:instrText>
         </w:r>
         <w:r>
           <w:rPr>
@@ -2038,7 +2106,7 @@
             <w:noProof/>
             <w:webHidden/>
           </w:rPr>
-          <w:t>18</w:t>
+          <w:t>19</w:t>
         </w:r>
         <w:r>
           <w:rPr>
@@ -2059,7 +2127,7 @@
           <w:noProof/>
         </w:rPr>
       </w:pPr>
-      <w:hyperlink w:anchor="_Toc243833164" w:history="1">
+      <w:hyperlink w:anchor="_Toc243839901" w:history="1">
         <w:r>
           <w:rPr>
             <w:rStyle w:val="Hyperlink"/>
@@ -2086,7 +2154,7 @@
             <w:noProof/>
             <w:webHidden/>
           </w:rPr>
-          <w:instrText xml:space="preserve"> PAGEREF _Toc243833164 \h </w:instrText>
+          <w:instrText xml:space="preserve"> PAGEREF _Toc243839901 \h </w:instrText>
         </w:r>
         <w:r>
           <w:rPr>
@@ -2106,7 +2174,7 @@
             <w:noProof/>
             <w:webHidden/>
           </w:rPr>
-          <w:t>18</w:t>
+          <w:t>19</w:t>
         </w:r>
         <w:r>
           <w:rPr>
@@ -2127,7 +2195,7 @@
           <w:noProof/>
         </w:rPr>
       </w:pPr>
-      <w:hyperlink w:anchor="_Toc243833165" w:history="1">
+      <w:hyperlink w:anchor="_Toc243839902" w:history="1">
         <w:r>
           <w:rPr>
             <w:rStyle w:val="Hyperlink"/>
@@ -2154,7 +2222,7 @@
             <w:noProof/>
             <w:webHidden/>
           </w:rPr>
-          <w:instrText xml:space="preserve"> PAGEREF _Toc243833165 \h </w:instrText>
+          <w:instrText xml:space="preserve"> PAGEREF _Toc243839902 \h </w:instrText>
         </w:r>
         <w:r>
           <w:rPr>
@@ -2174,7 +2242,7 @@
             <w:noProof/>
             <w:webHidden/>
           </w:rPr>
-          <w:t>19</w:t>
+          <w:t>20</w:t>
         </w:r>
         <w:r>
           <w:rPr>
@@ -2195,7 +2263,7 @@
           <w:noProof/>
         </w:rPr>
       </w:pPr>
-      <w:hyperlink w:anchor="_Toc243833166" w:history="1">
+      <w:hyperlink w:anchor="_Toc243839903" w:history="1">
         <w:r>
           <w:rPr>
             <w:rStyle w:val="Hyperlink"/>
@@ -2222,7 +2290,7 @@
             <w:noProof/>
             <w:webHidden/>
           </w:rPr>
-          <w:instrText xml:space="preserve"> PAGEREF _Toc243833166 \h </w:instrText>
+          <w:instrText xml:space="preserve"> PAGEREF _Toc243839903 \h </w:instrText>
         </w:r>
         <w:r>
           <w:rPr>
@@ -2242,7 +2310,7 @@
             <w:noProof/>
             <w:webHidden/>
           </w:rPr>
-          <w:t>19</w:t>
+          <w:t>20</w:t>
         </w:r>
         <w:r>
           <w:rPr>
@@ -2263,7 +2331,7 @@
           <w:noProof/>
         </w:rPr>
       </w:pPr>
-      <w:hyperlink w:anchor="_Toc243833167" w:history="1">
+      <w:hyperlink w:anchor="_Toc243839904" w:history="1">
         <w:r>
           <w:rPr>
             <w:rStyle w:val="Hyperlink"/>
@@ -2290,7 +2358,7 @@
             <w:noProof/>
             <w:webHidden/>
           </w:rPr>
-          <w:instrText xml:space="preserve"> PAGEREF _Toc243833167 \h </w:instrText>
+          <w:instrText xml:space="preserve"> PAGEREF _Toc243839904 \h </w:instrText>
         </w:r>
         <w:r>
           <w:rPr>
@@ -2310,7 +2378,7 @@
             <w:noProof/>
             <w:webHidden/>
           </w:rPr>
-          <w:t>19</w:t>
+          <w:t>20</w:t>
         </w:r>
         <w:r>
           <w:rPr>
@@ -2331,7 +2399,7 @@
           <w:noProof/>
         </w:rPr>
       </w:pPr>
-      <w:hyperlink w:anchor="_Toc243833168" w:history="1">
+      <w:hyperlink w:anchor="_Toc243839905" w:history="1">
         <w:r>
           <w:rPr>
             <w:rStyle w:val="Hyperlink"/>
@@ -2358,7 +2426,7 @@
             <w:noProof/>
             <w:webHidden/>
           </w:rPr>
-          <w:instrText xml:space="preserve"> PAGEREF _Toc243833168 \h </w:instrText>
+          <w:instrText xml:space="preserve"> PAGEREF _Toc243839905 \h </w:instrText>
         </w:r>
         <w:r>
           <w:rPr>
@@ -2378,7 +2446,7 @@
             <w:noProof/>
             <w:webHidden/>
           </w:rPr>
-          <w:t>20</w:t>
+          <w:t>21</w:t>
         </w:r>
         <w:r>
           <w:rPr>
@@ -2399,7 +2467,7 @@
           <w:noProof/>
         </w:rPr>
       </w:pPr>
-      <w:hyperlink w:anchor="_Toc243833169" w:history="1">
+      <w:hyperlink w:anchor="_Toc243839906" w:history="1">
         <w:r>
           <w:rPr>
             <w:rStyle w:val="Hyperlink"/>
@@ -2426,7 +2494,7 @@
             <w:noProof/>
             <w:webHidden/>
           </w:rPr>
-          <w:instrText xml:space="preserve"> PAGEREF _Toc243833169 \h </w:instrText>
+          <w:instrText xml:space="preserve"> PAGEREF _Toc243839906 \h </w:instrText>
         </w:r>
         <w:r>
           <w:rPr>
@@ -2446,7 +2514,7 @@
             <w:noProof/>
             <w:webHidden/>
           </w:rPr>
-          <w:t>21</w:t>
+          <w:t>22</w:t>
         </w:r>
         <w:r>
           <w:rPr>
@@ -2467,7 +2535,7 @@
           <w:noProof/>
         </w:rPr>
       </w:pPr>
-      <w:hyperlink w:anchor="_Toc243833170" w:history="1">
+      <w:hyperlink w:anchor="_Toc243839907" w:history="1">
         <w:r>
           <w:rPr>
             <w:rStyle w:val="Hyperlink"/>
@@ -2494,7 +2562,7 @@
             <w:noProof/>
             <w:webHidden/>
           </w:rPr>
-          <w:instrText xml:space="preserve"> PAGEREF _Toc243833170 \h </w:instrText>
+          <w:instrText xml:space="preserve"> PAGEREF _Toc243839907 \h </w:instrText>
         </w:r>
         <w:r>
           <w:rPr>
@@ -2514,7 +2582,7 @@
             <w:noProof/>
             <w:webHidden/>
           </w:rPr>
-          <w:t>21</w:t>
+          <w:t>22</w:t>
         </w:r>
         <w:r>
           <w:rPr>
@@ -2535,7 +2603,7 @@
           <w:noProof/>
         </w:rPr>
       </w:pPr>
-      <w:hyperlink w:anchor="_Toc243833171" w:history="1">
+      <w:hyperlink w:anchor="_Toc243839908" w:history="1">
         <w:r>
           <w:rPr>
             <w:rStyle w:val="Hyperlink"/>
@@ -2562,7 +2630,7 @@
             <w:noProof/>
             <w:webHidden/>
           </w:rPr>
-          <w:instrText xml:space="preserve"> PAGEREF _Toc243833171 \h </w:instrText>
+          <w:instrText xml:space="preserve"> PAGEREF _Toc243839908 \h </w:instrText>
         </w:r>
         <w:r>
           <w:rPr>
@@ -2582,7 +2650,7 @@
             <w:noProof/>
             <w:webHidden/>
           </w:rPr>
-          <w:t>21</w:t>
+          <w:t>22</w:t>
         </w:r>
         <w:r>
           <w:rPr>
@@ -2603,7 +2671,7 @@
           <w:noProof/>
         </w:rPr>
       </w:pPr>
-      <w:hyperlink w:anchor="_Toc243833172" w:history="1">
+      <w:hyperlink w:anchor="_Toc243839909" w:history="1">
         <w:r>
           <w:rPr>
             <w:rStyle w:val="Hyperlink"/>
@@ -2630,7 +2698,7 @@
             <w:noProof/>
             <w:webHidden/>
           </w:rPr>
-          <w:instrText xml:space="preserve"> PAGEREF _Toc243833172 \h </w:instrText>
+          <w:instrText xml:space="preserve"> PAGEREF _Toc243839909 \h </w:instrText>
         </w:r>
         <w:r>
           <w:rPr>
@@ -2650,7 +2718,7 @@
             <w:noProof/>
             <w:webHidden/>
           </w:rPr>
-          <w:t>21</w:t>
+          <w:t>22</w:t>
         </w:r>
         <w:r>
           <w:rPr>
@@ -2671,7 +2739,7 @@
           <w:noProof/>
         </w:rPr>
       </w:pPr>
-      <w:hyperlink w:anchor="_Toc243833173" w:history="1">
+      <w:hyperlink w:anchor="_Toc243839910" w:history="1">
         <w:r>
           <w:rPr>
             <w:rStyle w:val="Hyperlink"/>
@@ -2698,7 +2766,7 @@
             <w:noProof/>
             <w:webHidden/>
           </w:rPr>
-          <w:instrText xml:space="preserve"> PAGEREF _Toc243833173 \h </w:instrText>
+          <w:instrText xml:space="preserve"> PAGEREF _Toc243839910 \h </w:instrText>
         </w:r>
         <w:r>
           <w:rPr>
@@ -2718,7 +2786,7 @@
             <w:noProof/>
             <w:webHidden/>
           </w:rPr>
-          <w:t>22</w:t>
+          <w:t>23</w:t>
         </w:r>
         <w:r>
           <w:rPr>
@@ -2739,7 +2807,7 @@
           <w:noProof/>
         </w:rPr>
       </w:pPr>
-      <w:hyperlink w:anchor="_Toc243833174" w:history="1">
+      <w:hyperlink w:anchor="_Toc243839911" w:history="1">
         <w:r>
           <w:rPr>
             <w:rStyle w:val="Hyperlink"/>
@@ -2766,7 +2834,7 @@
             <w:noProof/>
             <w:webHidden/>
           </w:rPr>
-          <w:instrText xml:space="preserve"> PAGEREF _Toc243833174 \h </w:instrText>
+          <w:instrText xml:space="preserve"> PAGEREF _Toc243839911 \h </w:instrText>
         </w:r>
         <w:r>
           <w:rPr>
@@ -2786,7 +2854,7 @@
             <w:noProof/>
             <w:webHidden/>
           </w:rPr>
-          <w:t>22</w:t>
+          <w:t>23</w:t>
         </w:r>
         <w:r>
           <w:rPr>
@@ -2807,7 +2875,7 @@
           <w:noProof/>
         </w:rPr>
       </w:pPr>
-      <w:hyperlink w:anchor="_Toc243833175" w:history="1">
+      <w:hyperlink w:anchor="_Toc243839912" w:history="1">
         <w:r>
           <w:rPr>
             <w:rStyle w:val="Hyperlink"/>
@@ -2834,7 +2902,7 @@
             <w:noProof/>
             <w:webHidden/>
           </w:rPr>
-          <w:instrText xml:space="preserve"> PAGEREF _Toc243833175 \h </w:instrText>
+          <w:instrText xml:space="preserve"> PAGEREF _Toc243839912 \h </w:instrText>
         </w:r>
         <w:r>
           <w:rPr>
@@ -2854,7 +2922,7 @@
             <w:noProof/>
             <w:webHidden/>
           </w:rPr>
-          <w:t>23</w:t>
+          <w:t>24</w:t>
         </w:r>
         <w:r>
           <w:rPr>
@@ -2875,7 +2943,7 @@
           <w:noProof/>
         </w:rPr>
       </w:pPr>
-      <w:hyperlink w:anchor="_Toc243833176" w:history="1">
+      <w:hyperlink w:anchor="_Toc243839913" w:history="1">
         <w:r>
           <w:rPr>
             <w:rStyle w:val="Hyperlink"/>
@@ -2902,7 +2970,7 @@
             <w:noProof/>
             <w:webHidden/>
           </w:rPr>
-          <w:instrText xml:space="preserve"> PAGEREF _Toc243833176 \h </w:instrText>
+          <w:instrText xml:space="preserve"> PAGEREF _Toc243839913 \h </w:instrText>
         </w:r>
         <w:r>
           <w:rPr>
@@ -2922,7 +2990,7 @@
             <w:noProof/>
             <w:webHidden/>
           </w:rPr>
-          <w:t>23</w:t>
+          <w:t>24</w:t>
         </w:r>
         <w:r>
           <w:rPr>
@@ -2943,7 +3011,7 @@
           <w:noProof/>
         </w:rPr>
       </w:pPr>
-      <w:hyperlink w:anchor="_Toc243833177" w:history="1">
+      <w:hyperlink w:anchor="_Toc243839914" w:history="1">
         <w:r>
           <w:rPr>
             <w:rStyle w:val="Hyperlink"/>
@@ -2970,7 +3038,7 @@
             <w:noProof/>
             <w:webHidden/>
           </w:rPr>
-          <w:instrText xml:space="preserve"> PAGEREF _Toc243833177 \h </w:instrText>
+          <w:instrText xml:space="preserve"> PAGEREF _Toc243839914 \h </w:instrText>
         </w:r>
         <w:r>
           <w:rPr>
@@ -2990,7 +3058,7 @@
             <w:noProof/>
             <w:webHidden/>
           </w:rPr>
-          <w:t>23</w:t>
+          <w:t>24</w:t>
         </w:r>
         <w:r>
           <w:rPr>
@@ -3011,7 +3079,7 @@
           <w:noProof/>
         </w:rPr>
       </w:pPr>
-      <w:hyperlink w:anchor="_Toc243833178" w:history="1">
+      <w:hyperlink w:anchor="_Toc243839915" w:history="1">
         <w:r>
           <w:rPr>
             <w:rStyle w:val="Hyperlink"/>
@@ -3038,7 +3106,7 @@
             <w:noProof/>
             <w:webHidden/>
           </w:rPr>
-          <w:instrText xml:space="preserve"> PAGEREF _Toc243833178 \h </w:instrText>
+          <w:instrText xml:space="preserve"> PAGEREF _Toc243839915 \h </w:instrText>
         </w:r>
         <w:r>
           <w:rPr>
@@ -3058,7 +3126,7 @@
             <w:noProof/>
             <w:webHidden/>
           </w:rPr>
-          <w:t>24</w:t>
+          <w:t>25</w:t>
         </w:r>
         <w:r>
           <w:rPr>
@@ -3079,7 +3147,7 @@
           <w:noProof/>
         </w:rPr>
       </w:pPr>
-      <w:hyperlink w:anchor="_Toc243833179" w:history="1">
+      <w:hyperlink w:anchor="_Toc243839916" w:history="1">
         <w:r>
           <w:rPr>
             <w:rStyle w:val="Hyperlink"/>
@@ -3106,7 +3174,7 @@
             <w:noProof/>
             <w:webHidden/>
           </w:rPr>
-          <w:instrText xml:space="preserve"> PAGEREF _Toc243833179 \h </w:instrText>
+          <w:instrText xml:space="preserve"> PAGEREF _Toc243839916 \h </w:instrText>
         </w:r>
         <w:r>
           <w:rPr>
@@ -3126,7 +3194,7 @@
             <w:noProof/>
             <w:webHidden/>
           </w:rPr>
-          <w:t>24</w:t>
+          <w:t>25</w:t>
         </w:r>
         <w:r>
           <w:rPr>
@@ -3147,7 +3215,7 @@
           <w:noProof/>
         </w:rPr>
       </w:pPr>
-      <w:hyperlink w:anchor="_Toc243833180" w:history="1">
+      <w:hyperlink w:anchor="_Toc243839917" w:history="1">
         <w:r>
           <w:rPr>
             <w:rStyle w:val="Hyperlink"/>
@@ -3174,7 +3242,7 @@
             <w:noProof/>
             <w:webHidden/>
           </w:rPr>
-          <w:instrText xml:space="preserve"> PAGEREF _Toc243833180 \h </w:instrText>
+          <w:instrText xml:space="preserve"> PAGEREF _Toc243839917 \h </w:instrText>
         </w:r>
         <w:r>
           <w:rPr>
@@ -3194,7 +3262,7 @@
             <w:noProof/>
             <w:webHidden/>
           </w:rPr>
-          <w:t>25</w:t>
+          <w:t>26</w:t>
         </w:r>
         <w:r>
           <w:rPr>
@@ -3215,7 +3283,7 @@
           <w:noProof/>
         </w:rPr>
       </w:pPr>
-      <w:hyperlink w:anchor="_Toc243833181" w:history="1">
+      <w:hyperlink w:anchor="_Toc243839918" w:history="1">
         <w:r>
           <w:rPr>
             <w:rStyle w:val="Hyperlink"/>
@@ -3242,7 +3310,7 @@
             <w:noProof/>
             <w:webHidden/>
           </w:rPr>
-          <w:instrText xml:space="preserve"> PAGEREF _Toc243833181 \h </w:instrText>
+          <w:instrText xml:space="preserve"> PAGEREF _Toc243839918 \h </w:instrText>
         </w:r>
         <w:r>
           <w:rPr>
@@ -3262,7 +3330,7 @@
             <w:noProof/>
             <w:webHidden/>
           </w:rPr>
-          <w:t>26</w:t>
+          <w:t>27</w:t>
         </w:r>
         <w:r>
           <w:rPr>
@@ -3283,7 +3351,7 @@
           <w:noProof/>
         </w:rPr>
       </w:pPr>
-      <w:hyperlink w:anchor="_Toc243833182" w:history="1">
+      <w:hyperlink w:anchor="_Toc243839919" w:history="1">
         <w:r>
           <w:rPr>
             <w:rStyle w:val="Hyperlink"/>
@@ -3310,7 +3378,7 @@
             <w:noProof/>
             <w:webHidden/>
           </w:rPr>
-          <w:instrText xml:space="preserve"> PAGEREF _Toc243833182 \h </w:instrText>
+          <w:instrText xml:space="preserve"> PAGEREF _Toc243839919 \h </w:instrText>
         </w:r>
         <w:r>
           <w:rPr>
@@ -3330,7 +3398,7 @@
             <w:noProof/>
             <w:webHidden/>
           </w:rPr>
-          <w:t>26</w:t>
+          <w:t>27</w:t>
         </w:r>
         <w:r>
           <w:rPr>
@@ -3351,7 +3419,7 @@
           <w:noProof/>
         </w:rPr>
       </w:pPr>
-      <w:hyperlink w:anchor="_Toc243833183" w:history="1">
+      <w:hyperlink w:anchor="_Toc243839920" w:history="1">
         <w:r>
           <w:rPr>
             <w:rStyle w:val="Hyperlink"/>
@@ -3378,7 +3446,7 @@
             <w:noProof/>
             <w:webHidden/>
           </w:rPr>
-          <w:instrText xml:space="preserve"> PAGEREF _Toc243833183 \h </w:instrText>
+          <w:instrText xml:space="preserve"> PAGEREF _Toc243839920 \h </w:instrText>
         </w:r>
         <w:r>
           <w:rPr>
@@ -3398,7 +3466,7 @@
             <w:noProof/>
             <w:webHidden/>
           </w:rPr>
-          <w:t>26</w:t>
+          <w:t>27</w:t>
         </w:r>
         <w:r>
           <w:rPr>
@@ -3419,7 +3487,7 @@
           <w:noProof/>
         </w:rPr>
       </w:pPr>
-      <w:hyperlink w:anchor="_Toc243833184" w:history="1">
+      <w:hyperlink w:anchor="_Toc243839921" w:history="1">
         <w:r>
           <w:rPr>
             <w:rStyle w:val="Hyperlink"/>
@@ -3446,7 +3514,7 @@
             <w:noProof/>
             <w:webHidden/>
           </w:rPr>
-          <w:instrText xml:space="preserve"> PAGEREF _Toc243833184 \h </w:instrText>
+          <w:instrText xml:space="preserve"> PAGEREF _Toc243839921 \h </w:instrText>
         </w:r>
         <w:r>
           <w:rPr>
@@ -3466,7 +3534,7 @@
             <w:noProof/>
             <w:webHidden/>
           </w:rPr>
-          <w:t>28</w:t>
+          <w:t>29</w:t>
         </w:r>
         <w:r>
           <w:rPr>
@@ -3487,7 +3555,7 @@
           <w:noProof/>
         </w:rPr>
       </w:pPr>
-      <w:hyperlink w:anchor="_Toc243833185" w:history="1">
+      <w:hyperlink w:anchor="_Toc243839922" w:history="1">
         <w:r>
           <w:rPr>
             <w:rStyle w:val="Hyperlink"/>
@@ -3514,7 +3582,7 @@
             <w:noProof/>
             <w:webHidden/>
           </w:rPr>
-          <w:instrText xml:space="preserve"> PAGEREF _Toc243833185 \h </w:instrText>
+          <w:instrText xml:space="preserve"> PAGEREF _Toc243839922 \h </w:instrText>
         </w:r>
         <w:r>
           <w:rPr>
@@ -3534,7 +3602,7 @@
             <w:noProof/>
             <w:webHidden/>
           </w:rPr>
-          <w:t>28</w:t>
+          <w:t>29</w:t>
         </w:r>
         <w:r>
           <w:rPr>
@@ -3555,7 +3623,7 @@
           <w:noProof/>
         </w:rPr>
       </w:pPr>
-      <w:hyperlink w:anchor="_Toc243833186" w:history="1">
+      <w:hyperlink w:anchor="_Toc243839923" w:history="1">
         <w:r>
           <w:rPr>
             <w:rStyle w:val="Hyperlink"/>
@@ -3582,7 +3650,7 @@
             <w:noProof/>
             <w:webHidden/>
           </w:rPr>
-          <w:instrText xml:space="preserve"> PAGEREF _Toc243833186 \h </w:instrText>
+          <w:instrText xml:space="preserve"> PAGEREF _Toc243839923 \h </w:instrText>
         </w:r>
         <w:r>
           <w:rPr>
@@ -3602,7 +3670,7 @@
             <w:noProof/>
             <w:webHidden/>
           </w:rPr>
-          <w:t>28</w:t>
+          <w:t>29</w:t>
         </w:r>
         <w:r>
           <w:rPr>
@@ -3623,7 +3691,7 @@
           <w:noProof/>
         </w:rPr>
       </w:pPr>
-      <w:hyperlink w:anchor="_Toc243833187" w:history="1">
+      <w:hyperlink w:anchor="_Toc243839924" w:history="1">
         <w:r>
           <w:rPr>
             <w:rStyle w:val="Hyperlink"/>
@@ -3650,7 +3718,7 @@
             <w:noProof/>
             <w:webHidden/>
           </w:rPr>
-          <w:instrText xml:space="preserve"> PAGEREF _Toc243833187 \h </w:instrText>
+          <w:instrText xml:space="preserve"> PAGEREF _Toc243839924 \h </w:instrText>
         </w:r>
         <w:r>
           <w:rPr>
@@ -3670,7 +3738,7 @@
             <w:noProof/>
             <w:webHidden/>
           </w:rPr>
-          <w:t>29</w:t>
+          <w:t>30</w:t>
         </w:r>
         <w:r>
           <w:rPr>
@@ -3691,7 +3759,7 @@
           <w:noProof/>
         </w:rPr>
       </w:pPr>
-      <w:hyperlink w:anchor="_Toc243833188" w:history="1">
+      <w:hyperlink w:anchor="_Toc243839925" w:history="1">
         <w:r>
           <w:rPr>
             <w:rStyle w:val="Hyperlink"/>
@@ -3718,7 +3786,7 @@
             <w:noProof/>
             <w:webHidden/>
           </w:rPr>
-          <w:instrText xml:space="preserve"> PAGEREF _Toc243833188 \h </w:instrText>
+          <w:instrText xml:space="preserve"> PAGEREF _Toc243839925 \h </w:instrText>
         </w:r>
         <w:r>
           <w:rPr>
@@ -3738,7 +3806,7 @@
             <w:noProof/>
             <w:webHidden/>
           </w:rPr>
-          <w:t>29</w:t>
+          <w:t>30</w:t>
         </w:r>
         <w:r>
           <w:rPr>
@@ -3759,7 +3827,7 @@
           <w:noProof/>
         </w:rPr>
       </w:pPr>
-      <w:hyperlink w:anchor="_Toc243833189" w:history="1">
+      <w:hyperlink w:anchor="_Toc243839926" w:history="1">
         <w:r>
           <w:rPr>
             <w:rStyle w:val="Hyperlink"/>
@@ -3786,7 +3854,7 @@
             <w:noProof/>
             <w:webHidden/>
           </w:rPr>
-          <w:instrText xml:space="preserve"> PAGEREF _Toc243833189 \h </w:instrText>
+          <w:instrText xml:space="preserve"> PAGEREF _Toc243839926 \h </w:instrText>
         </w:r>
         <w:r>
           <w:rPr>
@@ -3806,7 +3874,7 @@
             <w:noProof/>
             <w:webHidden/>
           </w:rPr>
-          <w:t>30</w:t>
+          <w:t>31</w:t>
         </w:r>
         <w:r>
           <w:rPr>
@@ -3827,7 +3895,7 @@
           <w:noProof/>
         </w:rPr>
       </w:pPr>
-      <w:hyperlink w:anchor="_Toc243833190" w:history="1">
+      <w:hyperlink w:anchor="_Toc243839927" w:history="1">
         <w:r>
           <w:rPr>
             <w:rStyle w:val="Hyperlink"/>
@@ -3854,7 +3922,7 @@
             <w:noProof/>
             <w:webHidden/>
           </w:rPr>
-          <w:instrText xml:space="preserve"> PAGEREF _Toc243833190 \h </w:instrText>
+          <w:instrText xml:space="preserve"> PAGEREF _Toc243839927 \h </w:instrText>
         </w:r>
         <w:r>
           <w:rPr>
@@ -3874,7 +3942,7 @@
             <w:noProof/>
             <w:webHidden/>
           </w:rPr>
-          <w:t>30</w:t>
+          <w:t>31</w:t>
         </w:r>
         <w:r>
           <w:rPr>
@@ -3895,7 +3963,7 @@
           <w:noProof/>
         </w:rPr>
       </w:pPr>
-      <w:hyperlink w:anchor="_Toc243833191" w:history="1">
+      <w:hyperlink w:anchor="_Toc243839928" w:history="1">
         <w:r>
           <w:rPr>
             <w:rStyle w:val="Hyperlink"/>
@@ -3922,7 +3990,7 @@
             <w:noProof/>
             <w:webHidden/>
           </w:rPr>
-          <w:instrText xml:space="preserve"> PAGEREF _Toc243833191 \h </w:instrText>
+          <w:instrText xml:space="preserve"> PAGEREF _Toc243839928 \h </w:instrText>
         </w:r>
         <w:r>
           <w:rPr>
@@ -3942,7 +4010,7 @@
             <w:noProof/>
             <w:webHidden/>
           </w:rPr>
-          <w:t>30</w:t>
+          <w:t>31</w:t>
         </w:r>
         <w:r>
           <w:rPr>
@@ -3963,7 +4031,7 @@
           <w:noProof/>
         </w:rPr>
       </w:pPr>
-      <w:hyperlink w:anchor="_Toc243833192" w:history="1">
+      <w:hyperlink w:anchor="_Toc243839929" w:history="1">
         <w:r>
           <w:rPr>
             <w:rStyle w:val="Hyperlink"/>
@@ -3990,7 +4058,7 @@
             <w:noProof/>
             <w:webHidden/>
           </w:rPr>
-          <w:instrText xml:space="preserve"> PAGEREF _Toc243833192 \h </w:instrText>
+          <w:instrText xml:space="preserve"> PAGEREF _Toc243839929 \h </w:instrText>
         </w:r>
         <w:r>
           <w:rPr>
@@ -4010,7 +4078,7 @@
             <w:noProof/>
             <w:webHidden/>
           </w:rPr>
-          <w:t>31</w:t>
+          <w:t>32</w:t>
         </w:r>
         <w:r>
           <w:rPr>
@@ -4031,7 +4099,7 @@
           <w:noProof/>
         </w:rPr>
       </w:pPr>
-      <w:hyperlink w:anchor="_Toc243833193" w:history="1">
+      <w:hyperlink w:anchor="_Toc243839930" w:history="1">
         <w:r>
           <w:rPr>
             <w:rStyle w:val="Hyperlink"/>
@@ -4058,7 +4126,7 @@
             <w:noProof/>
             <w:webHidden/>
           </w:rPr>
-          <w:instrText xml:space="preserve"> PAGEREF _Toc243833193 \h </w:instrText>
+          <w:instrText xml:space="preserve"> PAGEREF _Toc243839930 \h </w:instrText>
         </w:r>
         <w:r>
           <w:rPr>
@@ -4078,7 +4146,7 @@
             <w:noProof/>
             <w:webHidden/>
           </w:rPr>
-          <w:t>32</w:t>
+          <w:t>33</w:t>
         </w:r>
         <w:r>
           <w:rPr>
@@ -4103,7 +4171,7 @@
       <w:pPr>
         <w:pStyle w:val="Heading1"/>
       </w:pPr>
-      <w:bookmarkStart w:id="0" w:name="_Toc243833135"/>
+      <w:bookmarkStart w:id="0" w:name="_Toc243839871"/>
       <w:r>
         <w:lastRenderedPageBreak/>
         <w:t>Foreword</w:t>
@@ -4137,7 +4205,7 @@
       <w:pPr>
         <w:pStyle w:val="Heading1"/>
       </w:pPr>
-      <w:bookmarkStart w:id="1" w:name="_Toc243833136"/>
+      <w:bookmarkStart w:id="1" w:name="_Toc243839872"/>
       <w:r>
         <w:lastRenderedPageBreak/>
         <w:t>What Litterbox is</w:t>
@@ -4233,7 +4301,7 @@
       <w:pPr>
         <w:pStyle w:val="Heading2"/>
       </w:pPr>
-      <w:bookmarkStart w:id="2" w:name="_Toc243833137"/>
+      <w:bookmarkStart w:id="2" w:name="_Toc243839873"/>
       <w:r>
         <w:t>Terms</w:t>
       </w:r>
@@ -4740,7 +4808,7 @@
       <w:pPr>
         <w:pStyle w:val="Heading1"/>
       </w:pPr>
-      <w:bookmarkStart w:id="3" w:name="_Toc243833138"/>
+      <w:bookmarkStart w:id="3" w:name="_Toc243839874"/>
       <w:r>
         <w:lastRenderedPageBreak/>
         <w:t>Getting started</w:t>
@@ -4756,7 +4824,7 @@
       <w:pPr>
         <w:pStyle w:val="Heading2"/>
       </w:pPr>
-      <w:bookmarkStart w:id="4" w:name="_Toc243833139"/>
+      <w:bookmarkStart w:id="4" w:name="_Toc243839875"/>
       <w:r>
         <w:t>What you need</w:t>
       </w:r>
@@ -4841,7 +4909,7 @@
       <w:pPr>
         <w:pStyle w:val="Heading2"/>
       </w:pPr>
-      <w:bookmarkStart w:id="5" w:name="_Toc243833140"/>
+      <w:bookmarkStart w:id="5" w:name="_Toc243839876"/>
       <w:r>
         <w:t>Installing Litterbox</w:t>
       </w:r>
@@ -4971,7 +5039,7 @@
       <w:pPr>
         <w:pStyle w:val="Heading2"/>
       </w:pPr>
-      <w:bookmarkStart w:id="6" w:name="_Toc243833141"/>
+      <w:bookmarkStart w:id="6" w:name="_Toc243839877"/>
       <w:r>
         <w:lastRenderedPageBreak/>
         <w:t>Joining your team's vault</w:t>
@@ -5078,7 +5146,7 @@
       <w:pPr>
         <w:pStyle w:val="Heading2"/>
       </w:pPr>
-      <w:bookmarkStart w:id="7" w:name="_Toc243833142"/>
+      <w:bookmarkStart w:id="7" w:name="_Toc243839878"/>
       <w:r>
         <w:t>Decisions to make first</w:t>
       </w:r>
@@ -5350,7 +5418,7 @@
       <w:pPr>
         <w:pStyle w:val="Heading2"/>
       </w:pPr>
-      <w:bookmarkStart w:id="8" w:name="_Toc243833143"/>
+      <w:bookmarkStart w:id="8" w:name="_Toc243839879"/>
       <w:r>
         <w:lastRenderedPageBreak/>
         <w:t>Setting up a new team</w:t>
@@ -5620,7 +5688,7 @@
       <w:pPr>
         <w:pStyle w:val="Heading2"/>
       </w:pPr>
-      <w:bookmarkStart w:id="9" w:name="_Toc243833144"/>
+      <w:bookmarkStart w:id="9" w:name="_Toc243839880"/>
       <w:r>
         <w:t>The main window</w:t>
       </w:r>
@@ -6031,7 +6099,7 @@
       <w:pPr>
         <w:pStyle w:val="Heading2"/>
       </w:pPr>
-      <w:bookmarkStart w:id="10" w:name="_Toc243833145"/>
+      <w:bookmarkStart w:id="10" w:name="_Toc243839881"/>
       <w:r>
         <w:t>Your first part</w:t>
       </w:r>
@@ -6150,6 +6218,498 @@
       </w:r>
     </w:p>
     <w:p>
+      <w:pPr>
+        <w:pStyle w:val="Heading2"/>
+      </w:pPr>
+      <w:bookmarkStart w:id="11" w:name="_Toc243839882"/>
+      <w:r>
+        <w:t>Creating a new part, step by step</w:t>
+      </w:r>
+      <w:bookmarkEnd w:id="11"/>
+    </w:p>
+    <w:p>
+      <w:r>
+        <w:t>The same steps in full, for when you want to follow them one by one. The first part is the same either way; the second depends on whether Litterbox makes the model from a template or you save it yourself.</w:t>
+      </w:r>
+    </w:p>
+    <w:p>
+      <w:pPr>
+        <w:pStyle w:val="Heading3"/>
+      </w:pPr>
+      <w:r>
+        <w:t>Creating the part number</w:t>
+      </w:r>
+    </w:p>
+    <w:p>
+      <w:pPr>
+        <w:pStyle w:val="ListNumber"/>
+        <w:numPr>
+          <w:ilvl w:val="0"/>
+          <w:numId w:val="14"/>
+        </w:numPr>
+      </w:pPr>
+      <w:r>
+        <w:t xml:space="preserve">In Litterbox, choose Create &gt; </w:t>
+      </w:r>
+      <w:r>
+        <w:rPr>
+          <w:b/>
+        </w:rPr>
+        <w:t>New Part</w:t>
+      </w:r>
+      <w:r>
+        <w:t xml:space="preserve"> (or </w:t>
+      </w:r>
+      <w:r>
+        <w:rPr>
+          <w:b/>
+        </w:rPr>
+        <w:t>New Assembly</w:t>
+      </w:r>
+      <w:r>
+        <w:t xml:space="preserve"> for an assembly).</w:t>
+      </w:r>
+    </w:p>
+    <w:p>
+      <w:pPr>
+        <w:pStyle w:val="ListNumber"/>
+        <w:numPr>
+          <w:ilvl w:val="0"/>
+          <w:numId w:val="14"/>
+        </w:numPr>
+      </w:pPr>
+      <w:r>
+        <w:t xml:space="preserve">Type a </w:t>
+      </w:r>
+      <w:r>
+        <w:rPr>
+          <w:b/>
+        </w:rPr>
+        <w:t>Name</w:t>
+      </w:r>
+      <w:r>
+        <w:t xml:space="preserve">: a short, plain name such as Motor Mount Bracket. Add a </w:t>
+      </w:r>
+      <w:r>
+        <w:rPr>
+          <w:b/>
+        </w:rPr>
+        <w:t>Description</w:t>
+      </w:r>
+      <w:r>
+        <w:t xml:space="preserve"> if it helps.</w:t>
+      </w:r>
+    </w:p>
+    <w:p>
+      <w:pPr>
+        <w:pStyle w:val="ListNumber"/>
+        <w:numPr>
+          <w:ilvl w:val="0"/>
+          <w:numId w:val="14"/>
+        </w:numPr>
+      </w:pPr>
+      <w:r>
+        <w:t xml:space="preserve">Choose a </w:t>
+      </w:r>
+      <w:r>
+        <w:rPr>
+          <w:b/>
+        </w:rPr>
+        <w:t>Project</w:t>
+      </w:r>
+      <w:r>
+        <w:t xml:space="preserve"> if the part belongs to one, so its number comes from the project's block.</w:t>
+      </w:r>
+    </w:p>
+    <w:p>
+      <w:pPr>
+        <w:pStyle w:val="ListNumber"/>
+        <w:numPr>
+          <w:ilvl w:val="0"/>
+          <w:numId w:val="14"/>
+        </w:numPr>
+      </w:pPr>
+      <w:r>
+        <w:t xml:space="preserve">Choose a </w:t>
+      </w:r>
+      <w:r>
+        <w:rPr>
+          <w:b/>
+        </w:rPr>
+        <w:t>Template</w:t>
+      </w:r>
+      <w:r>
+        <w:t xml:space="preserve">: the default is already chosen. Choose </w:t>
+      </w:r>
+      <w:r>
+        <w:rPr>
+          <w:b/>
+        </w:rPr>
+        <w:t>None: I'll save the file myself</w:t>
+      </w:r>
+      <w:r>
+        <w:t xml:space="preserve"> if you have already modelled the part, or want to start the file in SolidWorks yourself.</w:t>
+      </w:r>
+    </w:p>
+    <w:p>
+      <w:pPr>
+        <w:pStyle w:val="ListNumber"/>
+        <w:numPr>
+          <w:ilvl w:val="0"/>
+          <w:numId w:val="14"/>
+        </w:numPr>
+      </w:pPr>
+      <w:r>
+        <w:t xml:space="preserve">Leave the </w:t>
+      </w:r>
+      <w:r>
+        <w:rPr>
+          <w:b/>
+        </w:rPr>
+        <w:t>Part number</w:t>
+      </w:r>
+      <w:r>
+        <w:t xml:space="preserve"> boxes empty to take the number Litterbox suggests (shown in grey), or type another. The line under the boxes says whether the number is free.</w:t>
+      </w:r>
+    </w:p>
+    <w:p>
+      <w:pPr>
+        <w:pStyle w:val="ListNumber"/>
+        <w:numPr>
+          <w:ilvl w:val="0"/>
+          <w:numId w:val="14"/>
+        </w:numPr>
+      </w:pPr>
+      <w:r>
+        <w:t xml:space="preserve">Press </w:t>
+      </w:r>
+      <w:r>
+        <w:rPr>
+          <w:b/>
+        </w:rPr>
+        <w:t>Create</w:t>
+      </w:r>
+      <w:r>
+        <w:t>. Litterbox creates the part, checks it out to you, and selects it in the parts list.</w:t>
+      </w:r>
+    </w:p>
+    <w:p>
+      <w:pPr>
+        <w:pStyle w:val="Heading3"/>
+      </w:pPr>
+      <w:r>
+        <w:t>With a template</w:t>
+      </w:r>
+    </w:p>
+    <w:p>
+      <w:pPr>
+        <w:pStyle w:val="ListNumber"/>
+        <w:numPr>
+          <w:ilvl w:val="0"/>
+          <w:numId w:val="15"/>
+        </w:numPr>
+      </w:pPr>
+      <w:r>
+        <w:t>Litterbox makes the model from the template under the right name and opens it in SolidWorks.</w:t>
+      </w:r>
+    </w:p>
+    <w:p>
+      <w:pPr>
+        <w:pStyle w:val="ListNumber"/>
+        <w:numPr>
+          <w:ilvl w:val="0"/>
+          <w:numId w:val="15"/>
+        </w:numPr>
+      </w:pPr>
+      <w:r>
+        <w:t xml:space="preserve">Model the part, and save it with </w:t>
+      </w:r>
+      <w:r>
+        <w:rPr>
+          <w:b/>
+        </w:rPr>
+        <w:t>Save</w:t>
+      </w:r>
+      <w:r>
+        <w:t xml:space="preserve"> (Ctrl+S). Don't use Save As or change the name.</w:t>
+      </w:r>
+    </w:p>
+    <w:p>
+      <w:pPr>
+        <w:pStyle w:val="ListNumber"/>
+        <w:numPr>
+          <w:ilvl w:val="0"/>
+          <w:numId w:val="15"/>
+        </w:numPr>
+      </w:pPr>
+      <w:r>
+        <w:lastRenderedPageBreak/>
+        <w:t xml:space="preserve">For a drawing, choose Create &gt; </w:t>
+      </w:r>
+      <w:r>
+        <w:rPr>
+          <w:b/>
+        </w:rPr>
+        <w:t>New Drawing...</w:t>
+      </w:r>
+      <w:r>
+        <w:t xml:space="preserve"> in Litterbox, then add the views in SolidWorks and save.</w:t>
+      </w:r>
+    </w:p>
+    <w:p>
+      <w:pPr>
+        <w:pStyle w:val="ListNumber"/>
+        <w:numPr>
+          <w:ilvl w:val="0"/>
+          <w:numId w:val="15"/>
+        </w:numPr>
+      </w:pPr>
+      <w:r>
+        <w:t xml:space="preserve">Go to </w:t>
+      </w:r>
+      <w:r>
+        <w:rPr>
+          <w:b/>
+        </w:rPr>
+        <w:t>Checking the part in</w:t>
+      </w:r>
+      <w:r>
+        <w:t>, below.</w:t>
+      </w:r>
+    </w:p>
+    <w:p>
+      <w:pPr>
+        <w:pStyle w:val="Heading3"/>
+      </w:pPr>
+      <w:r>
+        <w:t>Saving the file yourself (pasting the part number)</w:t>
+      </w:r>
+    </w:p>
+    <w:p>
+      <w:r>
+        <w:t xml:space="preserve">With None as the template, Litterbox shows a </w:t>
+      </w:r>
+      <w:r>
+        <w:rPr>
+          <w:b/>
+        </w:rPr>
+        <w:t>Part created</w:t>
+      </w:r>
+      <w:r>
+        <w:t xml:space="preserve"> window with the file name the model must have, for example HCR‑100010‑001_A: the part number, then _ and the revision. It has no extension; SolidWorks adds it.</w:t>
+      </w:r>
+    </w:p>
+    <w:p>
+      <w:pPr>
+        <w:pStyle w:val="ListNumber"/>
+        <w:numPr>
+          <w:ilvl w:val="0"/>
+          <w:numId w:val="16"/>
+        </w:numPr>
+      </w:pPr>
+      <w:r>
+        <w:t xml:space="preserve">Press </w:t>
+      </w:r>
+      <w:r>
+        <w:rPr>
+          <w:b/>
+        </w:rPr>
+        <w:t>Copy filename</w:t>
+      </w:r>
+      <w:r>
+        <w:t xml:space="preserve"> (or Enter). The button changes to Copied. You can close the window now.</w:t>
+      </w:r>
+    </w:p>
+    <w:p>
+      <w:pPr>
+        <w:pStyle w:val="ListNumber"/>
+        <w:numPr>
+          <w:ilvl w:val="0"/>
+          <w:numId w:val="16"/>
+        </w:numPr>
+      </w:pPr>
+      <w:r>
+        <w:t xml:space="preserve">In SolidWorks, with the part open, choose File &gt; </w:t>
+      </w:r>
+      <w:r>
+        <w:rPr>
+          <w:b/>
+        </w:rPr>
+        <w:t>Save As</w:t>
+      </w:r>
+      <w:r>
+        <w:t>.</w:t>
+      </w:r>
+    </w:p>
+    <w:p>
+      <w:pPr>
+        <w:pStyle w:val="ListNumber"/>
+        <w:numPr>
+          <w:ilvl w:val="0"/>
+          <w:numId w:val="16"/>
+        </w:numPr>
+      </w:pPr>
+      <w:r>
+        <w:t>Go to the vault's cad folder: C:\Litterbox\&lt;vault&gt;\cad\ (with your vault's folder name).</w:t>
+      </w:r>
+    </w:p>
+    <w:p>
+      <w:pPr>
+        <w:pStyle w:val="ListNumber"/>
+        <w:numPr>
+          <w:ilvl w:val="0"/>
+          <w:numId w:val="16"/>
+        </w:numPr>
+      </w:pPr>
+      <w:r>
+        <w:t xml:space="preserve">Click in the </w:t>
+      </w:r>
+      <w:r>
+        <w:rPr>
+          <w:b/>
+        </w:rPr>
+        <w:t>File name</w:t>
+      </w:r>
+      <w:r>
+        <w:t xml:space="preserve"> box, select everything in it (Ctrl+A), and paste (Ctrl+V). The box now holds exactly HCR‑100010‑001_A, with nothing before or after it.</w:t>
+      </w:r>
+    </w:p>
+    <w:p>
+      <w:pPr>
+        <w:pStyle w:val="ListNumber"/>
+        <w:numPr>
+          <w:ilvl w:val="0"/>
+          <w:numId w:val="16"/>
+        </w:numPr>
+      </w:pPr>
+      <w:r>
+        <w:t xml:space="preserve">Leave </w:t>
+      </w:r>
+      <w:r>
+        <w:rPr>
+          <w:b/>
+        </w:rPr>
+        <w:t>Save as type</w:t>
+      </w:r>
+      <w:r>
+        <w:t xml:space="preserve"> as Part (*.prt;*.sldprt), or Assembly for an assembly, and press </w:t>
+      </w:r>
+      <w:r>
+        <w:rPr>
+          <w:b/>
+        </w:rPr>
+        <w:t>Save</w:t>
+      </w:r>
+      <w:r>
+        <w:t>.</w:t>
+      </w:r>
+    </w:p>
+    <w:p>
+      <w:pPr>
+        <w:pStyle w:val="ListNumber"/>
+        <w:numPr>
+          <w:ilvl w:val="0"/>
+          <w:numId w:val="16"/>
+        </w:numPr>
+      </w:pPr>
+      <w:r>
+        <w:t xml:space="preserve">For a drawing, open or make it in SolidWorks, choose File &gt; </w:t>
+      </w:r>
+      <w:r>
+        <w:rPr>
+          <w:b/>
+        </w:rPr>
+        <w:t>Save As</w:t>
+      </w:r>
+      <w:r>
+        <w:t xml:space="preserve">, go to the same cad folder, paste the same name, choose Drawing (*.drw;*.slddrw) as the type, and press </w:t>
+      </w:r>
+      <w:r>
+        <w:rPr>
+          <w:b/>
+        </w:rPr>
+        <w:t>Save</w:t>
+      </w:r>
+      <w:r>
+        <w:t>. The drawing gets the same name as its model, with .SLDDRW.</w:t>
+      </w:r>
+    </w:p>
+    <w:p>
+      <w:pPr>
+        <w:pBdr>
+          <w:left w:val="single" w:sz="18" w:space="8" w:color="1F5F8B"/>
+        </w:pBdr>
+        <w:shd w:val="clear" w:color="auto" w:fill="EEF3F7"/>
+        <w:spacing w:before="80" w:after="200"/>
+        <w:ind w:left="144"/>
+      </w:pPr>
+      <w:r>
+        <w:t>If the name or folder is not exactly right (a different folder, an extra space, or a missing _A), Litterbox can't match the file to the part and ignores it. If you closed the window before copying, the name is the part number from the parts list, then _A for a new part.</w:t>
+      </w:r>
+    </w:p>
+    <w:p>
+      <w:pPr>
+        <w:pStyle w:val="Heading3"/>
+      </w:pPr>
+      <w:r>
+        <w:t>Checking the part in</w:t>
+      </w:r>
+    </w:p>
+    <w:p>
+      <w:pPr>
+        <w:pStyle w:val="ListNumber"/>
+        <w:numPr>
+          <w:ilvl w:val="0"/>
+          <w:numId w:val="17"/>
+        </w:numPr>
+      </w:pPr>
+      <w:r>
+        <w:t xml:space="preserve">In Litterbox, tick the part's box in the parts list. Its </w:t>
+      </w:r>
+      <w:r>
+        <w:rPr>
+          <w:b/>
+        </w:rPr>
+        <w:t>Files</w:t>
+      </w:r>
+      <w:r>
+        <w:t xml:space="preserve"> column should show the files you saved.</w:t>
+      </w:r>
+    </w:p>
+    <w:p>
+      <w:pPr>
+        <w:pStyle w:val="ListNumber"/>
+        <w:numPr>
+          <w:ilvl w:val="0"/>
+          <w:numId w:val="17"/>
+        </w:numPr>
+      </w:pPr>
+      <w:r>
+        <w:t xml:space="preserve">Press </w:t>
+      </w:r>
+      <w:r>
+        <w:rPr>
+          <w:b/>
+        </w:rPr>
+        <w:t>Check In</w:t>
+      </w:r>
+      <w:r>
+        <w:t xml:space="preserve"> and add a comment if you like, such as First model.</w:t>
+      </w:r>
+    </w:p>
+    <w:p>
+      <w:pPr>
+        <w:pStyle w:val="ListNumber"/>
+        <w:numPr>
+          <w:ilvl w:val="0"/>
+          <w:numId w:val="17"/>
+        </w:numPr>
+      </w:pPr>
+      <w:r>
+        <w:t>Litterbox uploads the files and the record and releases the lock. Other people see the part after their next Get Latest.</w:t>
+      </w:r>
+    </w:p>
+    <w:p>
       <w:r>
         <w:br w:type="page"/>
       </w:r>
@@ -6158,22 +6718,22 @@
       <w:pPr>
         <w:pStyle w:val="Heading1"/>
       </w:pPr>
-      <w:bookmarkStart w:id="11" w:name="_Toc243833146"/>
+      <w:bookmarkStart w:id="12" w:name="_Toc243839883"/>
       <w:r>
         <w:lastRenderedPageBreak/>
         <w:t>Everyday work</w:t>
       </w:r>
-      <w:bookmarkEnd w:id="11"/>
+      <w:bookmarkEnd w:id="12"/>
     </w:p>
     <w:p>
       <w:pPr>
         <w:pStyle w:val="Heading2"/>
       </w:pPr>
-      <w:bookmarkStart w:id="12" w:name="_Toc243833147"/>
+      <w:bookmarkStart w:id="13" w:name="_Toc243839884"/>
       <w:r>
         <w:t>Part numbers and file names</w:t>
       </w:r>
-      <w:bookmarkEnd w:id="12"/>
+      <w:bookmarkEnd w:id="13"/>
     </w:p>
     <w:p>
       <w:r>
@@ -6209,11 +6769,11 @@
       <w:pPr>
         <w:pStyle w:val="Heading2"/>
       </w:pPr>
-      <w:bookmarkStart w:id="13" w:name="_Toc243833148"/>
+      <w:bookmarkStart w:id="14" w:name="_Toc243839885"/>
       <w:r>
         <w:t>Projects</w:t>
       </w:r>
-      <w:bookmarkEnd w:id="13"/>
+      <w:bookmarkEnd w:id="14"/>
     </w:p>
     <w:p>
       <w:r>
@@ -6509,11 +7069,11 @@
       <w:pPr>
         <w:pStyle w:val="Heading2"/>
       </w:pPr>
-      <w:bookmarkStart w:id="14" w:name="_Toc243833149"/>
+      <w:bookmarkStart w:id="15" w:name="_Toc243839886"/>
       <w:r>
         <w:t>Finding parts</w:t>
       </w:r>
-      <w:bookmarkEnd w:id="14"/>
+      <w:bookmarkEnd w:id="15"/>
     </w:p>
     <w:p>
       <w:pPr>
@@ -6563,11 +7123,11 @@
       <w:pPr>
         <w:pStyle w:val="Heading2"/>
       </w:pPr>
-      <w:bookmarkStart w:id="15" w:name="_Toc243833150"/>
+      <w:bookmarkStart w:id="16" w:name="_Toc243839887"/>
       <w:r>
         <w:t>Folders</w:t>
       </w:r>
-      <w:bookmarkEnd w:id="15"/>
+      <w:bookmarkEnd w:id="16"/>
     </w:p>
     <w:p>
       <w:r>
@@ -6930,11 +7490,11 @@
       <w:pPr>
         <w:pStyle w:val="Heading2"/>
       </w:pPr>
-      <w:bookmarkStart w:id="16" w:name="_Toc243833151"/>
+      <w:bookmarkStart w:id="17" w:name="_Toc243839888"/>
       <w:r>
         <w:t>Checking out and checking in</w:t>
       </w:r>
-      <w:bookmarkEnd w:id="16"/>
+      <w:bookmarkEnd w:id="17"/>
     </w:p>
     <w:p>
       <w:r>
@@ -6955,7 +7515,7 @@
         <w:pStyle w:val="ListNumber"/>
         <w:numPr>
           <w:ilvl w:val="0"/>
-          <w:numId w:val="14"/>
+          <w:numId w:val="18"/>
         </w:numPr>
       </w:pPr>
       <w:r>
@@ -6976,7 +7536,7 @@
         <w:pStyle w:val="ListNumber"/>
         <w:numPr>
           <w:ilvl w:val="0"/>
-          <w:numId w:val="14"/>
+          <w:numId w:val="18"/>
         </w:numPr>
       </w:pPr>
       <w:r>
@@ -6988,7 +7548,7 @@
         <w:pStyle w:val="ListNumber"/>
         <w:numPr>
           <w:ilvl w:val="0"/>
-          <w:numId w:val="14"/>
+          <w:numId w:val="18"/>
         </w:numPr>
       </w:pPr>
       <w:r>
@@ -7060,11 +7620,11 @@
       <w:pPr>
         <w:pStyle w:val="Heading2"/>
       </w:pPr>
-      <w:bookmarkStart w:id="17" w:name="_Toc243833152"/>
+      <w:bookmarkStart w:id="18" w:name="_Toc243839889"/>
       <w:r>
         <w:t>Getting other people's changes</w:t>
       </w:r>
-      <w:bookmarkEnd w:id="17"/>
+      <w:bookmarkEnd w:id="18"/>
     </w:p>
     <w:p>
       <w:r>
@@ -7090,11 +7650,11 @@
       <w:pPr>
         <w:pStyle w:val="Heading2"/>
       </w:pPr>
-      <w:bookmarkStart w:id="18" w:name="_Toc243833153"/>
+      <w:bookmarkStart w:id="19" w:name="_Toc243839890"/>
       <w:r>
         <w:t>Opening files</w:t>
       </w:r>
-      <w:bookmarkEnd w:id="18"/>
+      <w:bookmarkEnd w:id="19"/>
     </w:p>
     <w:p>
       <w:r>
@@ -7149,12 +7709,12 @@
       <w:pPr>
         <w:pStyle w:val="Heading2"/>
       </w:pPr>
-      <w:bookmarkStart w:id="19" w:name="_Toc243833154"/>
+      <w:bookmarkStart w:id="20" w:name="_Toc243839891"/>
       <w:r>
         <w:lastRenderedPageBreak/>
         <w:t>The details pane</w:t>
       </w:r>
-      <w:bookmarkEnd w:id="19"/>
+      <w:bookmarkEnd w:id="20"/>
     </w:p>
     <w:tbl>
       <w:tblPr>
@@ -7422,12 +7982,12 @@
       <w:pPr>
         <w:pStyle w:val="Heading1"/>
       </w:pPr>
-      <w:bookmarkStart w:id="20" w:name="_Toc243833155"/>
+      <w:bookmarkStart w:id="21" w:name="_Toc243839892"/>
       <w:r>
         <w:lastRenderedPageBreak/>
         <w:t>Revisions and the lifecycle</w:t>
       </w:r>
-      <w:bookmarkEnd w:id="20"/>
+      <w:bookmarkEnd w:id="21"/>
     </w:p>
     <w:p>
       <w:r>
@@ -7792,11 +8352,11 @@
       <w:pPr>
         <w:pStyle w:val="Heading2"/>
       </w:pPr>
-      <w:bookmarkStart w:id="21" w:name="_Toc243833156"/>
+      <w:bookmarkStart w:id="22" w:name="_Toc243839893"/>
       <w:r>
         <w:t>Form, Fit, Function, and Dispo</w:t>
       </w:r>
-      <w:bookmarkEnd w:id="21"/>
+      <w:bookmarkEnd w:id="22"/>
     </w:p>
     <w:p>
       <w:r>
@@ -7886,22 +8446,22 @@
       <w:pPr>
         <w:pStyle w:val="Heading1"/>
       </w:pPr>
-      <w:bookmarkStart w:id="22" w:name="_Toc243833157"/>
+      <w:bookmarkStart w:id="23" w:name="_Toc243839894"/>
       <w:r>
         <w:lastRenderedPageBreak/>
         <w:t>Assemblies, references, and BOMs</w:t>
       </w:r>
-      <w:bookmarkEnd w:id="22"/>
+      <w:bookmarkEnd w:id="23"/>
     </w:p>
     <w:p>
       <w:pPr>
         <w:pStyle w:val="Heading2"/>
       </w:pPr>
-      <w:bookmarkStart w:id="23" w:name="_Toc243833158"/>
+      <w:bookmarkStart w:id="24" w:name="_Toc243839895"/>
       <w:r>
         <w:t>Uses and where used</w:t>
       </w:r>
-      <w:bookmarkEnd w:id="23"/>
+      <w:bookmarkEnd w:id="24"/>
     </w:p>
     <w:p>
       <w:r>
@@ -7950,11 +8510,11 @@
       <w:pPr>
         <w:pStyle w:val="Heading2"/>
       </w:pPr>
-      <w:bookmarkStart w:id="24" w:name="_Toc243833159"/>
+      <w:bookmarkStart w:id="25" w:name="_Toc243839896"/>
       <w:r>
         <w:t>The BOM tab</w:t>
       </w:r>
-      <w:bookmarkEnd w:id="24"/>
+      <w:bookmarkEnd w:id="25"/>
     </w:p>
     <w:p>
       <w:r>
@@ -8076,11 +8636,11 @@
       <w:pPr>
         <w:pStyle w:val="Heading2"/>
       </w:pPr>
-      <w:bookmarkStart w:id="25" w:name="_Toc243833160"/>
+      <w:bookmarkStart w:id="26" w:name="_Toc243839897"/>
       <w:r>
         <w:t>Toolbox parts</w:t>
       </w:r>
-      <w:bookmarkEnd w:id="25"/>
+      <w:bookmarkEnd w:id="26"/>
     </w:p>
     <w:p>
       <w:r>
@@ -8308,11 +8868,11 @@
       <w:pPr>
         <w:pStyle w:val="Heading2"/>
       </w:pPr>
-      <w:bookmarkStart w:id="26" w:name="_Toc243833161"/>
+      <w:bookmarkStart w:id="27" w:name="_Toc243839898"/>
       <w:r>
         <w:t>Non-CAD parts and kits</w:t>
       </w:r>
-      <w:bookmarkEnd w:id="26"/>
+      <w:bookmarkEnd w:id="27"/>
     </w:p>
     <w:p>
       <w:r>
@@ -8378,22 +8938,22 @@
       <w:pPr>
         <w:pStyle w:val="Heading1"/>
       </w:pPr>
-      <w:bookmarkStart w:id="27" w:name="_Toc243833162"/>
+      <w:bookmarkStart w:id="28" w:name="_Toc243839899"/>
       <w:r>
         <w:lastRenderedPageBreak/>
         <w:t>Purchasing, costs, and materials</w:t>
       </w:r>
-      <w:bookmarkEnd w:id="27"/>
+      <w:bookmarkEnd w:id="28"/>
     </w:p>
     <w:p>
       <w:pPr>
         <w:pStyle w:val="Heading2"/>
       </w:pPr>
-      <w:bookmarkStart w:id="28" w:name="_Toc243833163"/>
+      <w:bookmarkStart w:id="29" w:name="_Toc243839900"/>
       <w:r>
         <w:t>Purchasing info</w:t>
       </w:r>
-      <w:bookmarkEnd w:id="28"/>
+      <w:bookmarkEnd w:id="29"/>
     </w:p>
     <w:p>
       <w:r>
@@ -8427,11 +8987,11 @@
       <w:pPr>
         <w:pStyle w:val="Heading2"/>
       </w:pPr>
-      <w:bookmarkStart w:id="29" w:name="_Toc243833164"/>
+      <w:bookmarkStart w:id="30" w:name="_Toc243839901"/>
       <w:r>
         <w:t>Materials</w:t>
       </w:r>
-      <w:bookmarkEnd w:id="29"/>
+      <w:bookmarkEnd w:id="30"/>
     </w:p>
     <w:p>
       <w:r>
@@ -8465,22 +9025,22 @@
       <w:pPr>
         <w:pStyle w:val="Heading1"/>
       </w:pPr>
-      <w:bookmarkStart w:id="30" w:name="_Toc243833165"/>
+      <w:bookmarkStart w:id="31" w:name="_Toc243839902"/>
       <w:r>
         <w:lastRenderedPageBreak/>
         <w:t>Release outputs and exports</w:t>
       </w:r>
-      <w:bookmarkEnd w:id="30"/>
+      <w:bookmarkEnd w:id="31"/>
     </w:p>
     <w:p>
       <w:pPr>
         <w:pStyle w:val="Heading2"/>
       </w:pPr>
-      <w:bookmarkStart w:id="31" w:name="_Toc243833166"/>
+      <w:bookmarkStart w:id="32" w:name="_Toc243839903"/>
       <w:r>
         <w:t>STEP and PDF files</w:t>
       </w:r>
-      <w:bookmarkEnd w:id="31"/>
+      <w:bookmarkEnd w:id="32"/>
     </w:p>
     <w:p>
       <w:pPr>
@@ -8537,11 +9097,11 @@
       <w:pPr>
         <w:pStyle w:val="Heading2"/>
       </w:pPr>
-      <w:bookmarkStart w:id="32" w:name="_Toc243833167"/>
+      <w:bookmarkStart w:id="33" w:name="_Toc243839904"/>
       <w:r>
         <w:t>Exporting</w:t>
       </w:r>
-      <w:bookmarkEnd w:id="32"/>
+      <w:bookmarkEnd w:id="33"/>
     </w:p>
     <w:p>
       <w:r>
@@ -8566,12 +9126,12 @@
       <w:pPr>
         <w:pStyle w:val="Heading1"/>
       </w:pPr>
-      <w:bookmarkStart w:id="33" w:name="_Toc243833168"/>
+      <w:bookmarkStart w:id="34" w:name="_Toc243839905"/>
       <w:r>
         <w:lastRenderedPageBreak/>
         <w:t>Documents</w:t>
       </w:r>
-      <w:bookmarkEnd w:id="33"/>
+      <w:bookmarkEnd w:id="34"/>
     </w:p>
     <w:p>
       <w:r>
@@ -8671,22 +9231,22 @@
       <w:pPr>
         <w:pStyle w:val="Heading1"/>
       </w:pPr>
-      <w:bookmarkStart w:id="34" w:name="_Toc243833169"/>
+      <w:bookmarkStart w:id="35" w:name="_Toc243839906"/>
       <w:r>
         <w:lastRenderedPageBreak/>
         <w:t>Sign-off workflows and ECOs</w:t>
       </w:r>
-      <w:bookmarkEnd w:id="34"/>
+      <w:bookmarkEnd w:id="35"/>
     </w:p>
     <w:p>
       <w:pPr>
         <w:pStyle w:val="Heading2"/>
       </w:pPr>
-      <w:bookmarkStart w:id="35" w:name="_Toc243833170"/>
+      <w:bookmarkStart w:id="36" w:name="_Toc243839907"/>
       <w:r>
         <w:t>How workflows work</w:t>
       </w:r>
-      <w:bookmarkEnd w:id="35"/>
+      <w:bookmarkEnd w:id="36"/>
     </w:p>
     <w:p>
       <w:r>
@@ -8738,18 +9298,18 @@
       <w:pPr>
         <w:pStyle w:val="Heading2"/>
       </w:pPr>
-      <w:bookmarkStart w:id="36" w:name="_Toc243833171"/>
+      <w:bookmarkStart w:id="37" w:name="_Toc243839908"/>
       <w:r>
         <w:t>Asking for sign-off</w:t>
       </w:r>
-      <w:bookmarkEnd w:id="36"/>
+      <w:bookmarkEnd w:id="37"/>
     </w:p>
     <w:p>
       <w:pPr>
         <w:pStyle w:val="ListNumber"/>
         <w:numPr>
           <w:ilvl w:val="0"/>
-          <w:numId w:val="15"/>
+          <w:numId w:val="19"/>
         </w:numPr>
       </w:pPr>
       <w:r>
@@ -8761,7 +9321,7 @@
         <w:pStyle w:val="ListNumber"/>
         <w:numPr>
           <w:ilvl w:val="0"/>
-          <w:numId w:val="15"/>
+          <w:numId w:val="19"/>
         </w:numPr>
       </w:pPr>
       <w:r>
@@ -8809,7 +9369,7 @@
         <w:pStyle w:val="ListNumber"/>
         <w:numPr>
           <w:ilvl w:val="0"/>
-          <w:numId w:val="15"/>
+          <w:numId w:val="19"/>
         </w:numPr>
       </w:pPr>
       <w:r>
@@ -8821,7 +9381,7 @@
         <w:pStyle w:val="ListNumber"/>
         <w:numPr>
           <w:ilvl w:val="0"/>
-          <w:numId w:val="15"/>
+          <w:numId w:val="19"/>
         </w:numPr>
       </w:pPr>
       <w:r>
@@ -8842,7 +9402,7 @@
         <w:pStyle w:val="ListNumber"/>
         <w:numPr>
           <w:ilvl w:val="0"/>
-          <w:numId w:val="15"/>
+          <w:numId w:val="19"/>
         </w:numPr>
       </w:pPr>
       <w:r>
@@ -8904,11 +9464,11 @@
       <w:pPr>
         <w:pStyle w:val="Heading2"/>
       </w:pPr>
-      <w:bookmarkStart w:id="37" w:name="_Toc243833172"/>
+      <w:bookmarkStart w:id="38" w:name="_Toc243839909"/>
       <w:r>
         <w:t>Reviewing a request</w:t>
       </w:r>
-      <w:bookmarkEnd w:id="37"/>
+      <w:bookmarkEnd w:id="38"/>
     </w:p>
     <w:p>
       <w:r>
@@ -9206,11 +9766,11 @@
       <w:pPr>
         <w:pStyle w:val="Heading2"/>
       </w:pPr>
-      <w:bookmarkStart w:id="38" w:name="_Toc243833173"/>
+      <w:bookmarkStart w:id="39" w:name="_Toc243839910"/>
       <w:r>
         <w:t>Rejected requests</w:t>
       </w:r>
-      <w:bookmarkEnd w:id="38"/>
+      <w:bookmarkEnd w:id="39"/>
     </w:p>
     <w:p>
       <w:r>
@@ -9279,11 +9839,11 @@
       <w:pPr>
         <w:pStyle w:val="Heading2"/>
       </w:pPr>
-      <w:bookmarkStart w:id="39" w:name="_Toc243833174"/>
+      <w:bookmarkStart w:id="40" w:name="_Toc243839911"/>
       <w:r>
         <w:t>Engineering change orders</w:t>
       </w:r>
-      <w:bookmarkEnd w:id="39"/>
+      <w:bookmarkEnd w:id="40"/>
     </w:p>
     <w:p>
       <w:r>
@@ -9331,12 +9891,12 @@
       <w:pPr>
         <w:pStyle w:val="Heading1"/>
       </w:pPr>
-      <w:bookmarkStart w:id="40" w:name="_Toc243833175"/>
+      <w:bookmarkStart w:id="41" w:name="_Toc243839912"/>
       <w:r>
         <w:lastRenderedPageBreak/>
         <w:t>Running the team</w:t>
       </w:r>
-      <w:bookmarkEnd w:id="40"/>
+      <w:bookmarkEnd w:id="41"/>
     </w:p>
     <w:p>
       <w:r>
@@ -9356,11 +9916,11 @@
       <w:pPr>
         <w:pStyle w:val="Heading2"/>
       </w:pPr>
-      <w:bookmarkStart w:id="41" w:name="_Toc243833176"/>
+      <w:bookmarkStart w:id="42" w:name="_Toc243839913"/>
       <w:r>
         <w:t>People and access</w:t>
       </w:r>
-      <w:bookmarkEnd w:id="41"/>
+      <w:bookmarkEnd w:id="42"/>
     </w:p>
     <w:tbl>
       <w:tblPr>
@@ -9654,11 +10214,11 @@
       <w:pPr>
         <w:pStyle w:val="Heading2"/>
       </w:pPr>
-      <w:bookmarkStart w:id="42" w:name="_Toc243833177"/>
+      <w:bookmarkStart w:id="43" w:name="_Toc243839914"/>
       <w:r>
         <w:t>Vault settings</w:t>
       </w:r>
-      <w:bookmarkEnd w:id="42"/>
+      <w:bookmarkEnd w:id="43"/>
     </w:p>
     <w:tbl>
       <w:tblPr>
@@ -10039,12 +10599,12 @@
       <w:pPr>
         <w:pStyle w:val="Heading2"/>
       </w:pPr>
-      <w:bookmarkStart w:id="43" w:name="_Toc243833178"/>
+      <w:bookmarkStart w:id="44" w:name="_Toc243839915"/>
       <w:r>
         <w:lastRenderedPageBreak/>
         <w:t>The team's Toolbox</w:t>
       </w:r>
-      <w:bookmarkEnd w:id="43"/>
+      <w:bookmarkEnd w:id="44"/>
     </w:p>
     <w:p>
       <w:r>
@@ -10083,7 +10643,7 @@
         <w:pStyle w:val="ListNumber"/>
         <w:numPr>
           <w:ilvl w:val="0"/>
-          <w:numId w:val="16"/>
+          <w:numId w:val="20"/>
         </w:numPr>
       </w:pPr>
       <w:r>
@@ -10101,7 +10661,7 @@
         <w:pStyle w:val="ListNumber"/>
         <w:numPr>
           <w:ilvl w:val="0"/>
-          <w:numId w:val="16"/>
+          <w:numId w:val="20"/>
         </w:numPr>
       </w:pPr>
       <w:r>
@@ -10113,7 +10673,7 @@
         <w:pStyle w:val="ListNumber"/>
         <w:numPr>
           <w:ilvl w:val="0"/>
-          <w:numId w:val="16"/>
+          <w:numId w:val="20"/>
         </w:numPr>
       </w:pPr>
       <w:r>
@@ -10147,11 +10707,11 @@
       <w:pPr>
         <w:pStyle w:val="Heading2"/>
       </w:pPr>
-      <w:bookmarkStart w:id="44" w:name="_Toc243833179"/>
+      <w:bookmarkStart w:id="45" w:name="_Toc243839916"/>
       <w:r>
         <w:t>Vault maintenance</w:t>
       </w:r>
-      <w:bookmarkEnd w:id="44"/>
+      <w:bookmarkEnd w:id="45"/>
     </w:p>
     <w:p>
       <w:pPr>
@@ -10212,12 +10772,12 @@
       <w:pPr>
         <w:pStyle w:val="Heading1"/>
       </w:pPr>
-      <w:bookmarkStart w:id="45" w:name="_Toc243833180"/>
+      <w:bookmarkStart w:id="46" w:name="_Toc243839917"/>
       <w:r>
         <w:lastRenderedPageBreak/>
         <w:t>Importing existing CAD</w:t>
       </w:r>
-      <w:bookmarkEnd w:id="45"/>
+      <w:bookmarkEnd w:id="46"/>
     </w:p>
     <w:p>
       <w:r>
@@ -10238,7 +10798,7 @@
         <w:pStyle w:val="ListNumber"/>
         <w:numPr>
           <w:ilvl w:val="0"/>
-          <w:numId w:val="17"/>
+          <w:numId w:val="21"/>
         </w:numPr>
       </w:pPr>
       <w:r>
@@ -10250,7 +10810,7 @@
         <w:pStyle w:val="ListNumber"/>
         <w:numPr>
           <w:ilvl w:val="0"/>
-          <w:numId w:val="17"/>
+          <w:numId w:val="21"/>
         </w:numPr>
       </w:pPr>
       <w:r>
@@ -10262,7 +10822,7 @@
         <w:pStyle w:val="ListNumber"/>
         <w:numPr>
           <w:ilvl w:val="0"/>
-          <w:numId w:val="17"/>
+          <w:numId w:val="21"/>
         </w:numPr>
       </w:pPr>
       <w:r>
@@ -10308,12 +10868,12 @@
       <w:pPr>
         <w:pStyle w:val="Heading1"/>
       </w:pPr>
-      <w:bookmarkStart w:id="46" w:name="_Toc243833181"/>
+      <w:bookmarkStart w:id="47" w:name="_Toc243839918"/>
       <w:r>
         <w:lastRenderedPageBreak/>
         <w:t>Working with SolidWorks</w:t>
       </w:r>
-      <w:bookmarkEnd w:id="46"/>
+      <w:bookmarkEnd w:id="47"/>
     </w:p>
     <w:p>
       <w:r>
@@ -10384,11 +10944,11 @@
       <w:pPr>
         <w:pStyle w:val="Heading2"/>
       </w:pPr>
-      <w:bookmarkStart w:id="47" w:name="_Toc243833182"/>
+      <w:bookmarkStart w:id="48" w:name="_Toc243839919"/>
       <w:r>
         <w:t>Configurations</w:t>
       </w:r>
-      <w:bookmarkEnd w:id="47"/>
+      <w:bookmarkEnd w:id="48"/>
     </w:p>
     <w:p>
       <w:r>
@@ -10448,11 +11008,11 @@
       <w:pPr>
         <w:pStyle w:val="Heading2"/>
       </w:pPr>
-      <w:bookmarkStart w:id="48" w:name="_Toc243833183"/>
+      <w:bookmarkStart w:id="49" w:name="_Toc243839920"/>
       <w:r>
         <w:t>Templates</w:t>
       </w:r>
-      <w:bookmarkEnd w:id="48"/>
+      <w:bookmarkEnd w:id="49"/>
     </w:p>
     <w:p>
       <w:r>
@@ -10726,12 +11286,12 @@
       <w:pPr>
         <w:pStyle w:val="Heading1"/>
       </w:pPr>
-      <w:bookmarkStart w:id="49" w:name="_Toc243833184"/>
+      <w:bookmarkStart w:id="50" w:name="_Toc243839921"/>
       <w:r>
         <w:lastRenderedPageBreak/>
         <w:t>How Litterbox works</w:t>
       </w:r>
-      <w:bookmarkEnd w:id="49"/>
+      <w:bookmarkEnd w:id="50"/>
     </w:p>
     <w:p>
       <w:r>
@@ -10742,11 +11302,11 @@
       <w:pPr>
         <w:pStyle w:val="Heading2"/>
       </w:pPr>
-      <w:bookmarkStart w:id="50" w:name="_Toc243833185"/>
+      <w:bookmarkStart w:id="51" w:name="_Toc243839922"/>
       <w:r>
         <w:t>The vault is a Git repository</w:t>
       </w:r>
-      <w:bookmarkEnd w:id="50"/>
+      <w:bookmarkEnd w:id="51"/>
     </w:p>
     <w:p>
       <w:r>
@@ -11146,11 +11706,11 @@
       <w:pPr>
         <w:pStyle w:val="Heading2"/>
       </w:pPr>
-      <w:bookmarkStart w:id="51" w:name="_Toc243833186"/>
+      <w:bookmarkStart w:id="52" w:name="_Toc243839923"/>
       <w:r>
         <w:t>Locks, read-only files, and uploads</w:t>
       </w:r>
-      <w:bookmarkEnd w:id="51"/>
+      <w:bookmarkEnd w:id="52"/>
     </w:p>
     <w:p>
       <w:pPr>
@@ -11247,11 +11807,11 @@
       <w:pPr>
         <w:pStyle w:val="Heading2"/>
       </w:pPr>
-      <w:bookmarkStart w:id="52" w:name="_Toc243833187"/>
+      <w:bookmarkStart w:id="53" w:name="_Toc243839924"/>
       <w:r>
         <w:t>Downloads</w:t>
       </w:r>
-      <w:bookmarkEnd w:id="52"/>
+      <w:bookmarkEnd w:id="53"/>
     </w:p>
     <w:p>
       <w:r>
@@ -11271,11 +11831,11 @@
       <w:pPr>
         <w:pStyle w:val="Heading2"/>
       </w:pPr>
-      <w:bookmarkStart w:id="53" w:name="_Toc243833188"/>
+      <w:bookmarkStart w:id="54" w:name="_Toc243839925"/>
       <w:r>
         <w:t>The job queue</w:t>
       </w:r>
-      <w:bookmarkEnd w:id="53"/>
+      <w:bookmarkEnd w:id="54"/>
     </w:p>
     <w:p>
       <w:r>
@@ -11420,22 +11980,22 @@
       <w:pPr>
         <w:pStyle w:val="Heading1"/>
       </w:pPr>
-      <w:bookmarkStart w:id="54" w:name="_Toc243833189"/>
+      <w:bookmarkStart w:id="55" w:name="_Toc243839926"/>
       <w:r>
         <w:lastRenderedPageBreak/>
         <w:t>Settings and troubleshooting</w:t>
       </w:r>
-      <w:bookmarkEnd w:id="54"/>
+      <w:bookmarkEnd w:id="55"/>
     </w:p>
     <w:p>
       <w:pPr>
         <w:pStyle w:val="Heading2"/>
       </w:pPr>
-      <w:bookmarkStart w:id="55" w:name="_Toc243833190"/>
+      <w:bookmarkStart w:id="56" w:name="_Toc243839927"/>
       <w:r>
         <w:t>Your settings</w:t>
       </w:r>
-      <w:bookmarkEnd w:id="55"/>
+      <w:bookmarkEnd w:id="56"/>
     </w:p>
     <w:p>
       <w:r>
@@ -11795,11 +12355,11 @@
       <w:pPr>
         <w:pStyle w:val="Heading2"/>
       </w:pPr>
-      <w:bookmarkStart w:id="56" w:name="_Toc243833191"/>
+      <w:bookmarkStart w:id="57" w:name="_Toc243839928"/>
       <w:r>
         <w:t>Problems</w:t>
       </w:r>
-      <w:bookmarkEnd w:id="56"/>
+      <w:bookmarkEnd w:id="57"/>
     </w:p>
     <w:p>
       <w:pPr>
@@ -11912,12 +12472,12 @@
       <w:pPr>
         <w:pStyle w:val="Heading2"/>
       </w:pPr>
-      <w:bookmarkStart w:id="57" w:name="_Toc243833192"/>
+      <w:bookmarkStart w:id="58" w:name="_Toc243839929"/>
       <w:r>
         <w:lastRenderedPageBreak/>
         <w:t>The command line</w:t>
       </w:r>
-      <w:bookmarkEnd w:id="57"/>
+      <w:bookmarkEnd w:id="58"/>
     </w:p>
     <w:p>
       <w:r>
@@ -11953,12 +12513,12 @@
       <w:pPr>
         <w:pStyle w:val="Heading1"/>
       </w:pPr>
-      <w:bookmarkStart w:id="58" w:name="_Toc243833193"/>
+      <w:bookmarkStart w:id="59" w:name="_Toc243839930"/>
       <w:r>
         <w:lastRenderedPageBreak/>
         <w:t>Quick reference</w:t>
       </w:r>
-      <w:bookmarkEnd w:id="58"/>
+      <w:bookmarkEnd w:id="59"/>
     </w:p>
     <w:tbl>
       <w:tblPr>
@@ -12619,76 +13179,100 @@
       </w:rPr>
     </w:lvl>
   </w:abstractNum>
-  <w:num w:numId="1" w16cid:durableId="907154548">
+  <w:num w:numId="1" w16cid:durableId="1824656225">
     <w:abstractNumId w:val="8"/>
   </w:num>
-  <w:num w:numId="2" w16cid:durableId="1668945938">
+  <w:num w:numId="2" w16cid:durableId="49109677">
     <w:abstractNumId w:val="6"/>
   </w:num>
-  <w:num w:numId="3" w16cid:durableId="1420177705">
+  <w:num w:numId="3" w16cid:durableId="1072968833">
     <w:abstractNumId w:val="5"/>
   </w:num>
-  <w:num w:numId="4" w16cid:durableId="73741070">
+  <w:num w:numId="4" w16cid:durableId="1745641158">
     <w:abstractNumId w:val="4"/>
   </w:num>
-  <w:num w:numId="5" w16cid:durableId="226689859">
+  <w:num w:numId="5" w16cid:durableId="1930381109">
     <w:abstractNumId w:val="7"/>
   </w:num>
-  <w:num w:numId="6" w16cid:durableId="1230650701">
+  <w:num w:numId="6" w16cid:durableId="860901473">
     <w:abstractNumId w:val="3"/>
   </w:num>
-  <w:num w:numId="7" w16cid:durableId="412748388">
+  <w:num w:numId="7" w16cid:durableId="1318651095">
     <w:abstractNumId w:val="2"/>
   </w:num>
-  <w:num w:numId="8" w16cid:durableId="1215510416">
+  <w:num w:numId="8" w16cid:durableId="1021008513">
     <w:abstractNumId w:val="1"/>
   </w:num>
-  <w:num w:numId="9" w16cid:durableId="1415320902">
+  <w:num w:numId="9" w16cid:durableId="1598975430">
     <w:abstractNumId w:val="0"/>
   </w:num>
-  <w:num w:numId="10" w16cid:durableId="1503426206">
+  <w:num w:numId="10" w16cid:durableId="545873026">
     <w:abstractNumId w:val="7"/>
     <w:lvlOverride w:ilvl="0">
       <w:startOverride w:val="1"/>
     </w:lvlOverride>
   </w:num>
-  <w:num w:numId="11" w16cid:durableId="1746147815">
+  <w:num w:numId="11" w16cid:durableId="354623806">
     <w:abstractNumId w:val="7"/>
     <w:lvlOverride w:ilvl="0">
       <w:startOverride w:val="1"/>
     </w:lvlOverride>
   </w:num>
-  <w:num w:numId="12" w16cid:durableId="2067218865">
+  <w:num w:numId="12" w16cid:durableId="410976576">
     <w:abstractNumId w:val="7"/>
     <w:lvlOverride w:ilvl="0">
       <w:startOverride w:val="1"/>
     </w:lvlOverride>
   </w:num>
-  <w:num w:numId="13" w16cid:durableId="1403528167">
+  <w:num w:numId="13" w16cid:durableId="749735281">
     <w:abstractNumId w:val="7"/>
     <w:lvlOverride w:ilvl="0">
       <w:startOverride w:val="1"/>
     </w:lvlOverride>
   </w:num>
-  <w:num w:numId="14" w16cid:durableId="1301035953">
+  <w:num w:numId="14" w16cid:durableId="749740800">
     <w:abstractNumId w:val="7"/>
     <w:lvlOverride w:ilvl="0">
       <w:startOverride w:val="1"/>
     </w:lvlOverride>
   </w:num>
-  <w:num w:numId="15" w16cid:durableId="1292400321">
+  <w:num w:numId="15" w16cid:durableId="1618876406">
     <w:abstractNumId w:val="7"/>
     <w:lvlOverride w:ilvl="0">
       <w:startOverride w:val="1"/>
     </w:lvlOverride>
   </w:num>
-  <w:num w:numId="16" w16cid:durableId="1170411891">
+  <w:num w:numId="16" w16cid:durableId="1649244218">
     <w:abstractNumId w:val="7"/>
     <w:lvlOverride w:ilvl="0">
       <w:startOverride w:val="1"/>
     </w:lvlOverride>
   </w:num>
-  <w:num w:numId="17" w16cid:durableId="1163930559">
+  <w:num w:numId="17" w16cid:durableId="1407343658">
+    <w:abstractNumId w:val="7"/>
+    <w:lvlOverride w:ilvl="0">
+      <w:startOverride w:val="1"/>
+    </w:lvlOverride>
+  </w:num>
+  <w:num w:numId="18" w16cid:durableId="513423258">
+    <w:abstractNumId w:val="7"/>
+    <w:lvlOverride w:ilvl="0">
+      <w:startOverride w:val="1"/>
+    </w:lvlOverride>
+  </w:num>
+  <w:num w:numId="19" w16cid:durableId="1358778575">
+    <w:abstractNumId w:val="7"/>
+    <w:lvlOverride w:ilvl="0">
+      <w:startOverride w:val="1"/>
+    </w:lvlOverride>
+  </w:num>
+  <w:num w:numId="20" w16cid:durableId="294793413">
+    <w:abstractNumId w:val="7"/>
+    <w:lvlOverride w:ilvl="0">
+      <w:startOverride w:val="1"/>
+    </w:lvlOverride>
+  </w:num>
+  <w:num w:numId="21" w16cid:durableId="1648315724">
     <w:abstractNumId w:val="7"/>
     <w:lvlOverride w:ilvl="0">
       <w:startOverride w:val="1"/>
@@ -24058,7 +24642,7 @@
     <w:autoRedefine/>
     <w:uiPriority w:val="39"/>
     <w:unhideWhenUsed/>
-    <w:rsid w:val="007B630C"/>
+    <w:rsid w:val="001669DE"/>
     <w:pPr>
       <w:spacing w:after="100"/>
     </w:pPr>
@@ -24070,7 +24654,7 @@
     <w:autoRedefine/>
     <w:uiPriority w:val="39"/>
     <w:unhideWhenUsed/>
-    <w:rsid w:val="007B630C"/>
+    <w:rsid w:val="001669DE"/>
     <w:pPr>
       <w:spacing w:after="100"/>
       <w:ind w:left="210"/>
@@ -24081,7 +24665,7 @@
     <w:basedOn w:val="DefaultParagraphFont"/>
     <w:uiPriority w:val="99"/>
     <w:unhideWhenUsed/>
-    <w:rsid w:val="007B630C"/>
+    <w:rsid w:val="001669DE"/>
     <w:rPr>
       <w:color w:val="0000FF" w:themeColor="hyperlink"/>
       <w:u w:val="single"/>

--- a/docs/Litterbox_User_Guide.docx
+++ b/docs/Litterbox_User_Guide.docx
@@ -46,7 +46,7 @@
         <w:rPr>
           <w:color w:val="666666"/>
         </w:rPr>
-        <w:t>For Litterbox 1.0.1  ·  October 2026</w:t>
+        <w:t>For Litterbox 1.0.2  ·  October 2026</w:t>
       </w:r>
     </w:p>
     <w:p>
@@ -87,7 +87,7 @@
       <w:r>
         <w:fldChar w:fldCharType="separate"/>
       </w:r>
-      <w:hyperlink w:anchor="_Toc243839871" w:history="1">
+      <w:hyperlink w:anchor="_Toc243841955" w:history="1">
         <w:r>
           <w:rPr>
             <w:rStyle w:val="Hyperlink"/>
@@ -114,7 +114,7 @@
             <w:noProof/>
             <w:webHidden/>
           </w:rPr>
-          <w:instrText xml:space="preserve"> PAGEREF _Toc243839871 \h </w:instrText>
+          <w:instrText xml:space="preserve"> PAGEREF _Toc243841955 \h </w:instrText>
         </w:r>
         <w:r>
           <w:rPr>
@@ -155,7 +155,7 @@
           <w:noProof/>
         </w:rPr>
       </w:pPr>
-      <w:hyperlink w:anchor="_Toc243839872" w:history="1">
+      <w:hyperlink w:anchor="_Toc243841956" w:history="1">
         <w:r>
           <w:rPr>
             <w:rStyle w:val="Hyperlink"/>
@@ -182,7 +182,7 @@
             <w:noProof/>
             <w:webHidden/>
           </w:rPr>
-          <w:instrText xml:space="preserve"> PAGEREF _Toc243839872 \h </w:instrText>
+          <w:instrText xml:space="preserve"> PAGEREF _Toc243841956 \h </w:instrText>
         </w:r>
         <w:r>
           <w:rPr>
@@ -223,7 +223,7 @@
           <w:noProof/>
         </w:rPr>
       </w:pPr>
-      <w:hyperlink w:anchor="_Toc243839873" w:history="1">
+      <w:hyperlink w:anchor="_Toc243841957" w:history="1">
         <w:r>
           <w:rPr>
             <w:rStyle w:val="Hyperlink"/>
@@ -250,7 +250,7 @@
             <w:noProof/>
             <w:webHidden/>
           </w:rPr>
-          <w:instrText xml:space="preserve"> PAGEREF _Toc243839873 \h </w:instrText>
+          <w:instrText xml:space="preserve"> PAGEREF _Toc243841957 \h </w:instrText>
         </w:r>
         <w:r>
           <w:rPr>
@@ -291,7 +291,7 @@
           <w:noProof/>
         </w:rPr>
       </w:pPr>
-      <w:hyperlink w:anchor="_Toc243839874" w:history="1">
+      <w:hyperlink w:anchor="_Toc243841958" w:history="1">
         <w:r>
           <w:rPr>
             <w:rStyle w:val="Hyperlink"/>
@@ -318,7 +318,7 @@
             <w:noProof/>
             <w:webHidden/>
           </w:rPr>
-          <w:instrText xml:space="preserve"> PAGEREF _Toc243839874 \h </w:instrText>
+          <w:instrText xml:space="preserve"> PAGEREF _Toc243841958 \h </w:instrText>
         </w:r>
         <w:r>
           <w:rPr>
@@ -359,7 +359,7 @@
           <w:noProof/>
         </w:rPr>
       </w:pPr>
-      <w:hyperlink w:anchor="_Toc243839875" w:history="1">
+      <w:hyperlink w:anchor="_Toc243841959" w:history="1">
         <w:r>
           <w:rPr>
             <w:rStyle w:val="Hyperlink"/>
@@ -386,7 +386,7 @@
             <w:noProof/>
             <w:webHidden/>
           </w:rPr>
-          <w:instrText xml:space="preserve"> PAGEREF _Toc243839875 \h </w:instrText>
+          <w:instrText xml:space="preserve"> PAGEREF _Toc243841959 \h </w:instrText>
         </w:r>
         <w:r>
           <w:rPr>
@@ -427,7 +427,7 @@
           <w:noProof/>
         </w:rPr>
       </w:pPr>
-      <w:hyperlink w:anchor="_Toc243839876" w:history="1">
+      <w:hyperlink w:anchor="_Toc243841960" w:history="1">
         <w:r>
           <w:rPr>
             <w:rStyle w:val="Hyperlink"/>
@@ -454,7 +454,7 @@
             <w:noProof/>
             <w:webHidden/>
           </w:rPr>
-          <w:instrText xml:space="preserve"> PAGEREF _Toc243839876 \h </w:instrText>
+          <w:instrText xml:space="preserve"> PAGEREF _Toc243841960 \h </w:instrText>
         </w:r>
         <w:r>
           <w:rPr>
@@ -495,7 +495,7 @@
           <w:noProof/>
         </w:rPr>
       </w:pPr>
-      <w:hyperlink w:anchor="_Toc243839877" w:history="1">
+      <w:hyperlink w:anchor="_Toc243841961" w:history="1">
         <w:r>
           <w:rPr>
             <w:rStyle w:val="Hyperlink"/>
@@ -522,7 +522,7 @@
             <w:noProof/>
             <w:webHidden/>
           </w:rPr>
-          <w:instrText xml:space="preserve"> PAGEREF _Toc243839877 \h </w:instrText>
+          <w:instrText xml:space="preserve"> PAGEREF _Toc243841961 \h </w:instrText>
         </w:r>
         <w:r>
           <w:rPr>
@@ -563,7 +563,7 @@
           <w:noProof/>
         </w:rPr>
       </w:pPr>
-      <w:hyperlink w:anchor="_Toc243839878" w:history="1">
+      <w:hyperlink w:anchor="_Toc243841962" w:history="1">
         <w:r>
           <w:rPr>
             <w:rStyle w:val="Hyperlink"/>
@@ -590,7 +590,7 @@
             <w:noProof/>
             <w:webHidden/>
           </w:rPr>
-          <w:instrText xml:space="preserve"> PAGEREF _Toc243839878 \h </w:instrText>
+          <w:instrText xml:space="preserve"> PAGEREF _Toc243841962 \h </w:instrText>
         </w:r>
         <w:r>
           <w:rPr>
@@ -631,7 +631,7 @@
           <w:noProof/>
         </w:rPr>
       </w:pPr>
-      <w:hyperlink w:anchor="_Toc243839879" w:history="1">
+      <w:hyperlink w:anchor="_Toc243841963" w:history="1">
         <w:r>
           <w:rPr>
             <w:rStyle w:val="Hyperlink"/>
@@ -658,7 +658,7 @@
             <w:noProof/>
             <w:webHidden/>
           </w:rPr>
-          <w:instrText xml:space="preserve"> PAGEREF _Toc243839879 \h </w:instrText>
+          <w:instrText xml:space="preserve"> PAGEREF _Toc243841963 \h </w:instrText>
         </w:r>
         <w:r>
           <w:rPr>
@@ -699,7 +699,7 @@
           <w:noProof/>
         </w:rPr>
       </w:pPr>
-      <w:hyperlink w:anchor="_Toc243839880" w:history="1">
+      <w:hyperlink w:anchor="_Toc243841964" w:history="1">
         <w:r>
           <w:rPr>
             <w:rStyle w:val="Hyperlink"/>
@@ -726,7 +726,7 @@
             <w:noProof/>
             <w:webHidden/>
           </w:rPr>
-          <w:instrText xml:space="preserve"> PAGEREF _Toc243839880 \h </w:instrText>
+          <w:instrText xml:space="preserve"> PAGEREF _Toc243841964 \h </w:instrText>
         </w:r>
         <w:r>
           <w:rPr>
@@ -767,7 +767,7 @@
           <w:noProof/>
         </w:rPr>
       </w:pPr>
-      <w:hyperlink w:anchor="_Toc243839881" w:history="1">
+      <w:hyperlink w:anchor="_Toc243841965" w:history="1">
         <w:r>
           <w:rPr>
             <w:rStyle w:val="Hyperlink"/>
@@ -794,7 +794,7 @@
             <w:noProof/>
             <w:webHidden/>
           </w:rPr>
-          <w:instrText xml:space="preserve"> PAGEREF _Toc243839881 \h </w:instrText>
+          <w:instrText xml:space="preserve"> PAGEREF _Toc243841965 \h </w:instrText>
         </w:r>
         <w:r>
           <w:rPr>
@@ -835,7 +835,7 @@
           <w:noProof/>
         </w:rPr>
       </w:pPr>
-      <w:hyperlink w:anchor="_Toc243839882" w:history="1">
+      <w:hyperlink w:anchor="_Toc243841966" w:history="1">
         <w:r>
           <w:rPr>
             <w:rStyle w:val="Hyperlink"/>
@@ -862,7 +862,7 @@
             <w:noProof/>
             <w:webHidden/>
           </w:rPr>
-          <w:instrText xml:space="preserve"> PAGEREF _Toc243839882 \h </w:instrText>
+          <w:instrText xml:space="preserve"> PAGEREF _Toc243841966 \h </w:instrText>
         </w:r>
         <w:r>
           <w:rPr>
@@ -903,7 +903,7 @@
           <w:noProof/>
         </w:rPr>
       </w:pPr>
-      <w:hyperlink w:anchor="_Toc243839883" w:history="1">
+      <w:hyperlink w:anchor="_Toc243841967" w:history="1">
         <w:r>
           <w:rPr>
             <w:rStyle w:val="Hyperlink"/>
@@ -930,7 +930,7 @@
             <w:noProof/>
             <w:webHidden/>
           </w:rPr>
-          <w:instrText xml:space="preserve"> PAGEREF _Toc243839883 \h </w:instrText>
+          <w:instrText xml:space="preserve"> PAGEREF _Toc243841967 \h </w:instrText>
         </w:r>
         <w:r>
           <w:rPr>
@@ -971,7 +971,7 @@
           <w:noProof/>
         </w:rPr>
       </w:pPr>
-      <w:hyperlink w:anchor="_Toc243839884" w:history="1">
+      <w:hyperlink w:anchor="_Toc243841968" w:history="1">
         <w:r>
           <w:rPr>
             <w:rStyle w:val="Hyperlink"/>
@@ -998,7 +998,7 @@
             <w:noProof/>
             <w:webHidden/>
           </w:rPr>
-          <w:instrText xml:space="preserve"> PAGEREF _Toc243839884 \h </w:instrText>
+          <w:instrText xml:space="preserve"> PAGEREF _Toc243841968 \h </w:instrText>
         </w:r>
         <w:r>
           <w:rPr>
@@ -1039,7 +1039,7 @@
           <w:noProof/>
         </w:rPr>
       </w:pPr>
-      <w:hyperlink w:anchor="_Toc243839885" w:history="1">
+      <w:hyperlink w:anchor="_Toc243841969" w:history="1">
         <w:r>
           <w:rPr>
             <w:rStyle w:val="Hyperlink"/>
@@ -1066,7 +1066,7 @@
             <w:noProof/>
             <w:webHidden/>
           </w:rPr>
-          <w:instrText xml:space="preserve"> PAGEREF _Toc243839885 \h </w:instrText>
+          <w:instrText xml:space="preserve"> PAGEREF _Toc243841969 \h </w:instrText>
         </w:r>
         <w:r>
           <w:rPr>
@@ -1107,7 +1107,7 @@
           <w:noProof/>
         </w:rPr>
       </w:pPr>
-      <w:hyperlink w:anchor="_Toc243839886" w:history="1">
+      <w:hyperlink w:anchor="_Toc243841970" w:history="1">
         <w:r>
           <w:rPr>
             <w:rStyle w:val="Hyperlink"/>
@@ -1134,7 +1134,7 @@
             <w:noProof/>
             <w:webHidden/>
           </w:rPr>
-          <w:instrText xml:space="preserve"> PAGEREF _Toc243839886 \h </w:instrText>
+          <w:instrText xml:space="preserve"> PAGEREF _Toc243841970 \h </w:instrText>
         </w:r>
         <w:r>
           <w:rPr>
@@ -1175,7 +1175,7 @@
           <w:noProof/>
         </w:rPr>
       </w:pPr>
-      <w:hyperlink w:anchor="_Toc243839887" w:history="1">
+      <w:hyperlink w:anchor="_Toc243841971" w:history="1">
         <w:r>
           <w:rPr>
             <w:rStyle w:val="Hyperlink"/>
@@ -1202,7 +1202,7 @@
             <w:noProof/>
             <w:webHidden/>
           </w:rPr>
-          <w:instrText xml:space="preserve"> PAGEREF _Toc243839887 \h </w:instrText>
+          <w:instrText xml:space="preserve"> PAGEREF _Toc243841971 \h </w:instrText>
         </w:r>
         <w:r>
           <w:rPr>
@@ -1243,7 +1243,7 @@
           <w:noProof/>
         </w:rPr>
       </w:pPr>
-      <w:hyperlink w:anchor="_Toc243839888" w:history="1">
+      <w:hyperlink w:anchor="_Toc243841972" w:history="1">
         <w:r>
           <w:rPr>
             <w:rStyle w:val="Hyperlink"/>
@@ -1270,7 +1270,7 @@
             <w:noProof/>
             <w:webHidden/>
           </w:rPr>
-          <w:instrText xml:space="preserve"> PAGEREF _Toc243839888 \h </w:instrText>
+          <w:instrText xml:space="preserve"> PAGEREF _Toc243841972 \h </w:instrText>
         </w:r>
         <w:r>
           <w:rPr>
@@ -1311,7 +1311,7 @@
           <w:noProof/>
         </w:rPr>
       </w:pPr>
-      <w:hyperlink w:anchor="_Toc243839889" w:history="1">
+      <w:hyperlink w:anchor="_Toc243841973" w:history="1">
         <w:r>
           <w:rPr>
             <w:rStyle w:val="Hyperlink"/>
@@ -1338,7 +1338,7 @@
             <w:noProof/>
             <w:webHidden/>
           </w:rPr>
-          <w:instrText xml:space="preserve"> PAGEREF _Toc243839889 \h </w:instrText>
+          <w:instrText xml:space="preserve"> PAGEREF _Toc243841973 \h </w:instrText>
         </w:r>
         <w:r>
           <w:rPr>
@@ -1379,7 +1379,7 @@
           <w:noProof/>
         </w:rPr>
       </w:pPr>
-      <w:hyperlink w:anchor="_Toc243839890" w:history="1">
+      <w:hyperlink w:anchor="_Toc243841974" w:history="1">
         <w:r>
           <w:rPr>
             <w:rStyle w:val="Hyperlink"/>
@@ -1406,7 +1406,7 @@
             <w:noProof/>
             <w:webHidden/>
           </w:rPr>
-          <w:instrText xml:space="preserve"> PAGEREF _Toc243839890 \h </w:instrText>
+          <w:instrText xml:space="preserve"> PAGEREF _Toc243841974 \h </w:instrText>
         </w:r>
         <w:r>
           <w:rPr>
@@ -1447,7 +1447,7 @@
           <w:noProof/>
         </w:rPr>
       </w:pPr>
-      <w:hyperlink w:anchor="_Toc243839891" w:history="1">
+      <w:hyperlink w:anchor="_Toc243841975" w:history="1">
         <w:r>
           <w:rPr>
             <w:rStyle w:val="Hyperlink"/>
@@ -1474,7 +1474,7 @@
             <w:noProof/>
             <w:webHidden/>
           </w:rPr>
-          <w:instrText xml:space="preserve"> PAGEREF _Toc243839891 \h </w:instrText>
+          <w:instrText xml:space="preserve"> PAGEREF _Toc243841975 \h </w:instrText>
         </w:r>
         <w:r>
           <w:rPr>
@@ -1515,7 +1515,7 @@
           <w:noProof/>
         </w:rPr>
       </w:pPr>
-      <w:hyperlink w:anchor="_Toc243839892" w:history="1">
+      <w:hyperlink w:anchor="_Toc243841976" w:history="1">
         <w:r>
           <w:rPr>
             <w:rStyle w:val="Hyperlink"/>
@@ -1542,7 +1542,7 @@
             <w:noProof/>
             <w:webHidden/>
           </w:rPr>
-          <w:instrText xml:space="preserve"> PAGEREF _Toc243839892 \h </w:instrText>
+          <w:instrText xml:space="preserve"> PAGEREF _Toc243841976 \h </w:instrText>
         </w:r>
         <w:r>
           <w:rPr>
@@ -1583,7 +1583,7 @@
           <w:noProof/>
         </w:rPr>
       </w:pPr>
-      <w:hyperlink w:anchor="_Toc243839893" w:history="1">
+      <w:hyperlink w:anchor="_Toc243841977" w:history="1">
         <w:r>
           <w:rPr>
             <w:rStyle w:val="Hyperlink"/>
@@ -1610,7 +1610,7 @@
             <w:noProof/>
             <w:webHidden/>
           </w:rPr>
-          <w:instrText xml:space="preserve"> PAGEREF _Toc243839893 \h </w:instrText>
+          <w:instrText xml:space="preserve"> PAGEREF _Toc243841977 \h </w:instrText>
         </w:r>
         <w:r>
           <w:rPr>
@@ -1651,7 +1651,7 @@
           <w:noProof/>
         </w:rPr>
       </w:pPr>
-      <w:hyperlink w:anchor="_Toc243839894" w:history="1">
+      <w:hyperlink w:anchor="_Toc243841978" w:history="1">
         <w:r>
           <w:rPr>
             <w:rStyle w:val="Hyperlink"/>
@@ -1678,7 +1678,7 @@
             <w:noProof/>
             <w:webHidden/>
           </w:rPr>
-          <w:instrText xml:space="preserve"> PAGEREF _Toc243839894 \h </w:instrText>
+          <w:instrText xml:space="preserve"> PAGEREF _Toc243841978 \h </w:instrText>
         </w:r>
         <w:r>
           <w:rPr>
@@ -1719,7 +1719,7 @@
           <w:noProof/>
         </w:rPr>
       </w:pPr>
-      <w:hyperlink w:anchor="_Toc243839895" w:history="1">
+      <w:hyperlink w:anchor="_Toc243841979" w:history="1">
         <w:r>
           <w:rPr>
             <w:rStyle w:val="Hyperlink"/>
@@ -1746,7 +1746,7 @@
             <w:noProof/>
             <w:webHidden/>
           </w:rPr>
-          <w:instrText xml:space="preserve"> PAGEREF _Toc243839895 \h </w:instrText>
+          <w:instrText xml:space="preserve"> PAGEREF _Toc243841979 \h </w:instrText>
         </w:r>
         <w:r>
           <w:rPr>
@@ -1787,7 +1787,7 @@
           <w:noProof/>
         </w:rPr>
       </w:pPr>
-      <w:hyperlink w:anchor="_Toc243839896" w:history="1">
+      <w:hyperlink w:anchor="_Toc243841980" w:history="1">
         <w:r>
           <w:rPr>
             <w:rStyle w:val="Hyperlink"/>
@@ -1814,7 +1814,7 @@
             <w:noProof/>
             <w:webHidden/>
           </w:rPr>
-          <w:instrText xml:space="preserve"> PAGEREF _Toc243839896 \h </w:instrText>
+          <w:instrText xml:space="preserve"> PAGEREF _Toc243841980 \h </w:instrText>
         </w:r>
         <w:r>
           <w:rPr>
@@ -1855,7 +1855,7 @@
           <w:noProof/>
         </w:rPr>
       </w:pPr>
-      <w:hyperlink w:anchor="_Toc243839897" w:history="1">
+      <w:hyperlink w:anchor="_Toc243841981" w:history="1">
         <w:r>
           <w:rPr>
             <w:rStyle w:val="Hyperlink"/>
@@ -1882,7 +1882,7 @@
             <w:noProof/>
             <w:webHidden/>
           </w:rPr>
-          <w:instrText xml:space="preserve"> PAGEREF _Toc243839897 \h </w:instrText>
+          <w:instrText xml:space="preserve"> PAGEREF _Toc243841981 \h </w:instrText>
         </w:r>
         <w:r>
           <w:rPr>
@@ -1923,7 +1923,7 @@
           <w:noProof/>
         </w:rPr>
       </w:pPr>
-      <w:hyperlink w:anchor="_Toc243839898" w:history="1">
+      <w:hyperlink w:anchor="_Toc243841982" w:history="1">
         <w:r>
           <w:rPr>
             <w:rStyle w:val="Hyperlink"/>
@@ -1950,7 +1950,7 @@
             <w:noProof/>
             <w:webHidden/>
           </w:rPr>
-          <w:instrText xml:space="preserve"> PAGEREF _Toc243839898 \h </w:instrText>
+          <w:instrText xml:space="preserve"> PAGEREF _Toc243841982 \h </w:instrText>
         </w:r>
         <w:r>
           <w:rPr>
@@ -1991,7 +1991,7 @@
           <w:noProof/>
         </w:rPr>
       </w:pPr>
-      <w:hyperlink w:anchor="_Toc243839899" w:history="1">
+      <w:hyperlink w:anchor="_Toc243841983" w:history="1">
         <w:r>
           <w:rPr>
             <w:rStyle w:val="Hyperlink"/>
@@ -2018,7 +2018,7 @@
             <w:noProof/>
             <w:webHidden/>
           </w:rPr>
-          <w:instrText xml:space="preserve"> PAGEREF _Toc243839899 \h </w:instrText>
+          <w:instrText xml:space="preserve"> PAGEREF _Toc243841983 \h </w:instrText>
         </w:r>
         <w:r>
           <w:rPr>
@@ -2059,7 +2059,7 @@
           <w:noProof/>
         </w:rPr>
       </w:pPr>
-      <w:hyperlink w:anchor="_Toc243839900" w:history="1">
+      <w:hyperlink w:anchor="_Toc243841984" w:history="1">
         <w:r>
           <w:rPr>
             <w:rStyle w:val="Hyperlink"/>
@@ -2086,7 +2086,7 @@
             <w:noProof/>
             <w:webHidden/>
           </w:rPr>
-          <w:instrText xml:space="preserve"> PAGEREF _Toc243839900 \h </w:instrText>
+          <w:instrText xml:space="preserve"> PAGEREF _Toc243841984 \h </w:instrText>
         </w:r>
         <w:r>
           <w:rPr>
@@ -2127,7 +2127,7 @@
           <w:noProof/>
         </w:rPr>
       </w:pPr>
-      <w:hyperlink w:anchor="_Toc243839901" w:history="1">
+      <w:hyperlink w:anchor="_Toc243841985" w:history="1">
         <w:r>
           <w:rPr>
             <w:rStyle w:val="Hyperlink"/>
@@ -2154,7 +2154,7 @@
             <w:noProof/>
             <w:webHidden/>
           </w:rPr>
-          <w:instrText xml:space="preserve"> PAGEREF _Toc243839901 \h </w:instrText>
+          <w:instrText xml:space="preserve"> PAGEREF _Toc243841985 \h </w:instrText>
         </w:r>
         <w:r>
           <w:rPr>
@@ -2195,7 +2195,7 @@
           <w:noProof/>
         </w:rPr>
       </w:pPr>
-      <w:hyperlink w:anchor="_Toc243839902" w:history="1">
+      <w:hyperlink w:anchor="_Toc243841986" w:history="1">
         <w:r>
           <w:rPr>
             <w:rStyle w:val="Hyperlink"/>
@@ -2222,7 +2222,7 @@
             <w:noProof/>
             <w:webHidden/>
           </w:rPr>
-          <w:instrText xml:space="preserve"> PAGEREF _Toc243839902 \h </w:instrText>
+          <w:instrText xml:space="preserve"> PAGEREF _Toc243841986 \h </w:instrText>
         </w:r>
         <w:r>
           <w:rPr>
@@ -2263,7 +2263,7 @@
           <w:noProof/>
         </w:rPr>
       </w:pPr>
-      <w:hyperlink w:anchor="_Toc243839903" w:history="1">
+      <w:hyperlink w:anchor="_Toc243841987" w:history="1">
         <w:r>
           <w:rPr>
             <w:rStyle w:val="Hyperlink"/>
@@ -2290,7 +2290,7 @@
             <w:noProof/>
             <w:webHidden/>
           </w:rPr>
-          <w:instrText xml:space="preserve"> PAGEREF _Toc243839903 \h </w:instrText>
+          <w:instrText xml:space="preserve"> PAGEREF _Toc243841987 \h </w:instrText>
         </w:r>
         <w:r>
           <w:rPr>
@@ -2331,7 +2331,7 @@
           <w:noProof/>
         </w:rPr>
       </w:pPr>
-      <w:hyperlink w:anchor="_Toc243839904" w:history="1">
+      <w:hyperlink w:anchor="_Toc243841988" w:history="1">
         <w:r>
           <w:rPr>
             <w:rStyle w:val="Hyperlink"/>
@@ -2358,7 +2358,7 @@
             <w:noProof/>
             <w:webHidden/>
           </w:rPr>
-          <w:instrText xml:space="preserve"> PAGEREF _Toc243839904 \h </w:instrText>
+          <w:instrText xml:space="preserve"> PAGEREF _Toc243841988 \h </w:instrText>
         </w:r>
         <w:r>
           <w:rPr>
@@ -2399,7 +2399,7 @@
           <w:noProof/>
         </w:rPr>
       </w:pPr>
-      <w:hyperlink w:anchor="_Toc243839905" w:history="1">
+      <w:hyperlink w:anchor="_Toc243841989" w:history="1">
         <w:r>
           <w:rPr>
             <w:rStyle w:val="Hyperlink"/>
@@ -2426,7 +2426,7 @@
             <w:noProof/>
             <w:webHidden/>
           </w:rPr>
-          <w:instrText xml:space="preserve"> PAGEREF _Toc243839905 \h </w:instrText>
+          <w:instrText xml:space="preserve"> PAGEREF _Toc243841989 \h </w:instrText>
         </w:r>
         <w:r>
           <w:rPr>
@@ -2467,7 +2467,7 @@
           <w:noProof/>
         </w:rPr>
       </w:pPr>
-      <w:hyperlink w:anchor="_Toc243839906" w:history="1">
+      <w:hyperlink w:anchor="_Toc243841990" w:history="1">
         <w:r>
           <w:rPr>
             <w:rStyle w:val="Hyperlink"/>
@@ -2494,7 +2494,7 @@
             <w:noProof/>
             <w:webHidden/>
           </w:rPr>
-          <w:instrText xml:space="preserve"> PAGEREF _Toc243839906 \h </w:instrText>
+          <w:instrText xml:space="preserve"> PAGEREF _Toc243841990 \h </w:instrText>
         </w:r>
         <w:r>
           <w:rPr>
@@ -2535,7 +2535,7 @@
           <w:noProof/>
         </w:rPr>
       </w:pPr>
-      <w:hyperlink w:anchor="_Toc243839907" w:history="1">
+      <w:hyperlink w:anchor="_Toc243841991" w:history="1">
         <w:r>
           <w:rPr>
             <w:rStyle w:val="Hyperlink"/>
@@ -2562,7 +2562,7 @@
             <w:noProof/>
             <w:webHidden/>
           </w:rPr>
-          <w:instrText xml:space="preserve"> PAGEREF _Toc243839907 \h </w:instrText>
+          <w:instrText xml:space="preserve"> PAGEREF _Toc243841991 \h </w:instrText>
         </w:r>
         <w:r>
           <w:rPr>
@@ -2603,7 +2603,7 @@
           <w:noProof/>
         </w:rPr>
       </w:pPr>
-      <w:hyperlink w:anchor="_Toc243839908" w:history="1">
+      <w:hyperlink w:anchor="_Toc243841992" w:history="1">
         <w:r>
           <w:rPr>
             <w:rStyle w:val="Hyperlink"/>
@@ -2630,7 +2630,7 @@
             <w:noProof/>
             <w:webHidden/>
           </w:rPr>
-          <w:instrText xml:space="preserve"> PAGEREF _Toc243839908 \h </w:instrText>
+          <w:instrText xml:space="preserve"> PAGEREF _Toc243841992 \h </w:instrText>
         </w:r>
         <w:r>
           <w:rPr>
@@ -2671,7 +2671,7 @@
           <w:noProof/>
         </w:rPr>
       </w:pPr>
-      <w:hyperlink w:anchor="_Toc243839909" w:history="1">
+      <w:hyperlink w:anchor="_Toc243841993" w:history="1">
         <w:r>
           <w:rPr>
             <w:rStyle w:val="Hyperlink"/>
@@ -2698,7 +2698,7 @@
             <w:noProof/>
             <w:webHidden/>
           </w:rPr>
-          <w:instrText xml:space="preserve"> PAGEREF _Toc243839909 \h </w:instrText>
+          <w:instrText xml:space="preserve"> PAGEREF _Toc243841993 \h </w:instrText>
         </w:r>
         <w:r>
           <w:rPr>
@@ -2739,7 +2739,7 @@
           <w:noProof/>
         </w:rPr>
       </w:pPr>
-      <w:hyperlink w:anchor="_Toc243839910" w:history="1">
+      <w:hyperlink w:anchor="_Toc243841994" w:history="1">
         <w:r>
           <w:rPr>
             <w:rStyle w:val="Hyperlink"/>
@@ -2766,7 +2766,7 @@
             <w:noProof/>
             <w:webHidden/>
           </w:rPr>
-          <w:instrText xml:space="preserve"> PAGEREF _Toc243839910 \h </w:instrText>
+          <w:instrText xml:space="preserve"> PAGEREF _Toc243841994 \h </w:instrText>
         </w:r>
         <w:r>
           <w:rPr>
@@ -2807,7 +2807,7 @@
           <w:noProof/>
         </w:rPr>
       </w:pPr>
-      <w:hyperlink w:anchor="_Toc243839911" w:history="1">
+      <w:hyperlink w:anchor="_Toc243841995" w:history="1">
         <w:r>
           <w:rPr>
             <w:rStyle w:val="Hyperlink"/>
@@ -2834,7 +2834,7 @@
             <w:noProof/>
             <w:webHidden/>
           </w:rPr>
-          <w:instrText xml:space="preserve"> PAGEREF _Toc243839911 \h </w:instrText>
+          <w:instrText xml:space="preserve"> PAGEREF _Toc243841995 \h </w:instrText>
         </w:r>
         <w:r>
           <w:rPr>
@@ -2875,7 +2875,7 @@
           <w:noProof/>
         </w:rPr>
       </w:pPr>
-      <w:hyperlink w:anchor="_Toc243839912" w:history="1">
+      <w:hyperlink w:anchor="_Toc243841996" w:history="1">
         <w:r>
           <w:rPr>
             <w:rStyle w:val="Hyperlink"/>
@@ -2902,7 +2902,7 @@
             <w:noProof/>
             <w:webHidden/>
           </w:rPr>
-          <w:instrText xml:space="preserve"> PAGEREF _Toc243839912 \h </w:instrText>
+          <w:instrText xml:space="preserve"> PAGEREF _Toc243841996 \h </w:instrText>
         </w:r>
         <w:r>
           <w:rPr>
@@ -2943,7 +2943,7 @@
           <w:noProof/>
         </w:rPr>
       </w:pPr>
-      <w:hyperlink w:anchor="_Toc243839913" w:history="1">
+      <w:hyperlink w:anchor="_Toc243841997" w:history="1">
         <w:r>
           <w:rPr>
             <w:rStyle w:val="Hyperlink"/>
@@ -2970,7 +2970,7 @@
             <w:noProof/>
             <w:webHidden/>
           </w:rPr>
-          <w:instrText xml:space="preserve"> PAGEREF _Toc243839913 \h </w:instrText>
+          <w:instrText xml:space="preserve"> PAGEREF _Toc243841997 \h </w:instrText>
         </w:r>
         <w:r>
           <w:rPr>
@@ -3011,7 +3011,7 @@
           <w:noProof/>
         </w:rPr>
       </w:pPr>
-      <w:hyperlink w:anchor="_Toc243839914" w:history="1">
+      <w:hyperlink w:anchor="_Toc243841998" w:history="1">
         <w:r>
           <w:rPr>
             <w:rStyle w:val="Hyperlink"/>
@@ -3038,7 +3038,7 @@
             <w:noProof/>
             <w:webHidden/>
           </w:rPr>
-          <w:instrText xml:space="preserve"> PAGEREF _Toc243839914 \h </w:instrText>
+          <w:instrText xml:space="preserve"> PAGEREF _Toc243841998 \h </w:instrText>
         </w:r>
         <w:r>
           <w:rPr>
@@ -3079,7 +3079,7 @@
           <w:noProof/>
         </w:rPr>
       </w:pPr>
-      <w:hyperlink w:anchor="_Toc243839915" w:history="1">
+      <w:hyperlink w:anchor="_Toc243841999" w:history="1">
         <w:r>
           <w:rPr>
             <w:rStyle w:val="Hyperlink"/>
@@ -3106,7 +3106,7 @@
             <w:noProof/>
             <w:webHidden/>
           </w:rPr>
-          <w:instrText xml:space="preserve"> PAGEREF _Toc243839915 \h </w:instrText>
+          <w:instrText xml:space="preserve"> PAGEREF _Toc243841999 \h </w:instrText>
         </w:r>
         <w:r>
           <w:rPr>
@@ -3147,7 +3147,7 @@
           <w:noProof/>
         </w:rPr>
       </w:pPr>
-      <w:hyperlink w:anchor="_Toc243839916" w:history="1">
+      <w:hyperlink w:anchor="_Toc243842000" w:history="1">
         <w:r>
           <w:rPr>
             <w:rStyle w:val="Hyperlink"/>
@@ -3174,7 +3174,7 @@
             <w:noProof/>
             <w:webHidden/>
           </w:rPr>
-          <w:instrText xml:space="preserve"> PAGEREF _Toc243839916 \h </w:instrText>
+          <w:instrText xml:space="preserve"> PAGEREF _Toc243842000 \h </w:instrText>
         </w:r>
         <w:r>
           <w:rPr>
@@ -3215,7 +3215,7 @@
           <w:noProof/>
         </w:rPr>
       </w:pPr>
-      <w:hyperlink w:anchor="_Toc243839917" w:history="1">
+      <w:hyperlink w:anchor="_Toc243842001" w:history="1">
         <w:r>
           <w:rPr>
             <w:rStyle w:val="Hyperlink"/>
@@ -3242,7 +3242,7 @@
             <w:noProof/>
             <w:webHidden/>
           </w:rPr>
-          <w:instrText xml:space="preserve"> PAGEREF _Toc243839917 \h </w:instrText>
+          <w:instrText xml:space="preserve"> PAGEREF _Toc243842001 \h </w:instrText>
         </w:r>
         <w:r>
           <w:rPr>
@@ -3283,7 +3283,7 @@
           <w:noProof/>
         </w:rPr>
       </w:pPr>
-      <w:hyperlink w:anchor="_Toc243839918" w:history="1">
+      <w:hyperlink w:anchor="_Toc243842002" w:history="1">
         <w:r>
           <w:rPr>
             <w:rStyle w:val="Hyperlink"/>
@@ -3310,7 +3310,7 @@
             <w:noProof/>
             <w:webHidden/>
           </w:rPr>
-          <w:instrText xml:space="preserve"> PAGEREF _Toc243839918 \h </w:instrText>
+          <w:instrText xml:space="preserve"> PAGEREF _Toc243842002 \h </w:instrText>
         </w:r>
         <w:r>
           <w:rPr>
@@ -3351,7 +3351,7 @@
           <w:noProof/>
         </w:rPr>
       </w:pPr>
-      <w:hyperlink w:anchor="_Toc243839919" w:history="1">
+      <w:hyperlink w:anchor="_Toc243842003" w:history="1">
         <w:r>
           <w:rPr>
             <w:rStyle w:val="Hyperlink"/>
@@ -3378,7 +3378,7 @@
             <w:noProof/>
             <w:webHidden/>
           </w:rPr>
-          <w:instrText xml:space="preserve"> PAGEREF _Toc243839919 \h </w:instrText>
+          <w:instrText xml:space="preserve"> PAGEREF _Toc243842003 \h </w:instrText>
         </w:r>
         <w:r>
           <w:rPr>
@@ -3419,7 +3419,7 @@
           <w:noProof/>
         </w:rPr>
       </w:pPr>
-      <w:hyperlink w:anchor="_Toc243839920" w:history="1">
+      <w:hyperlink w:anchor="_Toc243842004" w:history="1">
         <w:r>
           <w:rPr>
             <w:rStyle w:val="Hyperlink"/>
@@ -3446,7 +3446,7 @@
             <w:noProof/>
             <w:webHidden/>
           </w:rPr>
-          <w:instrText xml:space="preserve"> PAGEREF _Toc243839920 \h </w:instrText>
+          <w:instrText xml:space="preserve"> PAGEREF _Toc243842004 \h </w:instrText>
         </w:r>
         <w:r>
           <w:rPr>
@@ -3487,7 +3487,7 @@
           <w:noProof/>
         </w:rPr>
       </w:pPr>
-      <w:hyperlink w:anchor="_Toc243839921" w:history="1">
+      <w:hyperlink w:anchor="_Toc243842005" w:history="1">
         <w:r>
           <w:rPr>
             <w:rStyle w:val="Hyperlink"/>
@@ -3514,7 +3514,7 @@
             <w:noProof/>
             <w:webHidden/>
           </w:rPr>
-          <w:instrText xml:space="preserve"> PAGEREF _Toc243839921 \h </w:instrText>
+          <w:instrText xml:space="preserve"> PAGEREF _Toc243842005 \h </w:instrText>
         </w:r>
         <w:r>
           <w:rPr>
@@ -3555,7 +3555,7 @@
           <w:noProof/>
         </w:rPr>
       </w:pPr>
-      <w:hyperlink w:anchor="_Toc243839922" w:history="1">
+      <w:hyperlink w:anchor="_Toc243842006" w:history="1">
         <w:r>
           <w:rPr>
             <w:rStyle w:val="Hyperlink"/>
@@ -3582,7 +3582,7 @@
             <w:noProof/>
             <w:webHidden/>
           </w:rPr>
-          <w:instrText xml:space="preserve"> PAGEREF _Toc243839922 \h </w:instrText>
+          <w:instrText xml:space="preserve"> PAGEREF _Toc243842006 \h </w:instrText>
         </w:r>
         <w:r>
           <w:rPr>
@@ -3623,7 +3623,7 @@
           <w:noProof/>
         </w:rPr>
       </w:pPr>
-      <w:hyperlink w:anchor="_Toc243839923" w:history="1">
+      <w:hyperlink w:anchor="_Toc243842007" w:history="1">
         <w:r>
           <w:rPr>
             <w:rStyle w:val="Hyperlink"/>
@@ -3650,7 +3650,7 @@
             <w:noProof/>
             <w:webHidden/>
           </w:rPr>
-          <w:instrText xml:space="preserve"> PAGEREF _Toc243839923 \h </w:instrText>
+          <w:instrText xml:space="preserve"> PAGEREF _Toc243842007 \h </w:instrText>
         </w:r>
         <w:r>
           <w:rPr>
@@ -3691,7 +3691,7 @@
           <w:noProof/>
         </w:rPr>
       </w:pPr>
-      <w:hyperlink w:anchor="_Toc243839924" w:history="1">
+      <w:hyperlink w:anchor="_Toc243842008" w:history="1">
         <w:r>
           <w:rPr>
             <w:rStyle w:val="Hyperlink"/>
@@ -3718,7 +3718,7 @@
             <w:noProof/>
             <w:webHidden/>
           </w:rPr>
-          <w:instrText xml:space="preserve"> PAGEREF _Toc243839924 \h </w:instrText>
+          <w:instrText xml:space="preserve"> PAGEREF _Toc243842008 \h </w:instrText>
         </w:r>
         <w:r>
           <w:rPr>
@@ -3759,7 +3759,7 @@
           <w:noProof/>
         </w:rPr>
       </w:pPr>
-      <w:hyperlink w:anchor="_Toc243839925" w:history="1">
+      <w:hyperlink w:anchor="_Toc243842009" w:history="1">
         <w:r>
           <w:rPr>
             <w:rStyle w:val="Hyperlink"/>
@@ -3786,7 +3786,7 @@
             <w:noProof/>
             <w:webHidden/>
           </w:rPr>
-          <w:instrText xml:space="preserve"> PAGEREF _Toc243839925 \h </w:instrText>
+          <w:instrText xml:space="preserve"> PAGEREF _Toc243842009 \h </w:instrText>
         </w:r>
         <w:r>
           <w:rPr>
@@ -3827,7 +3827,7 @@
           <w:noProof/>
         </w:rPr>
       </w:pPr>
-      <w:hyperlink w:anchor="_Toc243839926" w:history="1">
+      <w:hyperlink w:anchor="_Toc243842010" w:history="1">
         <w:r>
           <w:rPr>
             <w:rStyle w:val="Hyperlink"/>
@@ -3854,7 +3854,7 @@
             <w:noProof/>
             <w:webHidden/>
           </w:rPr>
-          <w:instrText xml:space="preserve"> PAGEREF _Toc243839926 \h </w:instrText>
+          <w:instrText xml:space="preserve"> PAGEREF _Toc243842010 \h </w:instrText>
         </w:r>
         <w:r>
           <w:rPr>
@@ -3895,7 +3895,7 @@
           <w:noProof/>
         </w:rPr>
       </w:pPr>
-      <w:hyperlink w:anchor="_Toc243839927" w:history="1">
+      <w:hyperlink w:anchor="_Toc243842011" w:history="1">
         <w:r>
           <w:rPr>
             <w:rStyle w:val="Hyperlink"/>
@@ -3922,7 +3922,7 @@
             <w:noProof/>
             <w:webHidden/>
           </w:rPr>
-          <w:instrText xml:space="preserve"> PAGEREF _Toc243839927 \h </w:instrText>
+          <w:instrText xml:space="preserve"> PAGEREF _Toc243842011 \h </w:instrText>
         </w:r>
         <w:r>
           <w:rPr>
@@ -3963,7 +3963,7 @@
           <w:noProof/>
         </w:rPr>
       </w:pPr>
-      <w:hyperlink w:anchor="_Toc243839928" w:history="1">
+      <w:hyperlink w:anchor="_Toc243842012" w:history="1">
         <w:r>
           <w:rPr>
             <w:rStyle w:val="Hyperlink"/>
@@ -3990,7 +3990,7 @@
             <w:noProof/>
             <w:webHidden/>
           </w:rPr>
-          <w:instrText xml:space="preserve"> PAGEREF _Toc243839928 \h </w:instrText>
+          <w:instrText xml:space="preserve"> PAGEREF _Toc243842012 \h </w:instrText>
         </w:r>
         <w:r>
           <w:rPr>
@@ -4031,7 +4031,7 @@
           <w:noProof/>
         </w:rPr>
       </w:pPr>
-      <w:hyperlink w:anchor="_Toc243839929" w:history="1">
+      <w:hyperlink w:anchor="_Toc243842013" w:history="1">
         <w:r>
           <w:rPr>
             <w:rStyle w:val="Hyperlink"/>
@@ -4058,7 +4058,7 @@
             <w:noProof/>
             <w:webHidden/>
           </w:rPr>
-          <w:instrText xml:space="preserve"> PAGEREF _Toc243839929 \h </w:instrText>
+          <w:instrText xml:space="preserve"> PAGEREF _Toc243842013 \h </w:instrText>
         </w:r>
         <w:r>
           <w:rPr>
@@ -4099,7 +4099,7 @@
           <w:noProof/>
         </w:rPr>
       </w:pPr>
-      <w:hyperlink w:anchor="_Toc243839930" w:history="1">
+      <w:hyperlink w:anchor="_Toc243842014" w:history="1">
         <w:r>
           <w:rPr>
             <w:rStyle w:val="Hyperlink"/>
@@ -4126,7 +4126,7 @@
             <w:noProof/>
             <w:webHidden/>
           </w:rPr>
-          <w:instrText xml:space="preserve"> PAGEREF _Toc243839930 \h </w:instrText>
+          <w:instrText xml:space="preserve"> PAGEREF _Toc243842014 \h </w:instrText>
         </w:r>
         <w:r>
           <w:rPr>
@@ -4171,7 +4171,7 @@
       <w:pPr>
         <w:pStyle w:val="Heading1"/>
       </w:pPr>
-      <w:bookmarkStart w:id="0" w:name="_Toc243839871"/>
+      <w:bookmarkStart w:id="0" w:name="_Toc243841955"/>
       <w:r>
         <w:lastRenderedPageBreak/>
         <w:t>Foreword</w:t>
@@ -4205,7 +4205,7 @@
       <w:pPr>
         <w:pStyle w:val="Heading1"/>
       </w:pPr>
-      <w:bookmarkStart w:id="1" w:name="_Toc243839872"/>
+      <w:bookmarkStart w:id="1" w:name="_Toc243841956"/>
       <w:r>
         <w:lastRenderedPageBreak/>
         <w:t>What Litterbox is</w:t>
@@ -4301,7 +4301,7 @@
       <w:pPr>
         <w:pStyle w:val="Heading2"/>
       </w:pPr>
-      <w:bookmarkStart w:id="2" w:name="_Toc243839873"/>
+      <w:bookmarkStart w:id="2" w:name="_Toc243841957"/>
       <w:r>
         <w:t>Terms</w:t>
       </w:r>
@@ -4808,7 +4808,7 @@
       <w:pPr>
         <w:pStyle w:val="Heading1"/>
       </w:pPr>
-      <w:bookmarkStart w:id="3" w:name="_Toc243839874"/>
+      <w:bookmarkStart w:id="3" w:name="_Toc243841958"/>
       <w:r>
         <w:lastRenderedPageBreak/>
         <w:t>Getting started</w:t>
@@ -4824,7 +4824,7 @@
       <w:pPr>
         <w:pStyle w:val="Heading2"/>
       </w:pPr>
-      <w:bookmarkStart w:id="4" w:name="_Toc243839875"/>
+      <w:bookmarkStart w:id="4" w:name="_Toc243841959"/>
       <w:r>
         <w:t>What you need</w:t>
       </w:r>
@@ -4909,7 +4909,7 @@
       <w:pPr>
         <w:pStyle w:val="Heading2"/>
       </w:pPr>
-      <w:bookmarkStart w:id="5" w:name="_Toc243839876"/>
+      <w:bookmarkStart w:id="5" w:name="_Toc243841960"/>
       <w:r>
         <w:t>Installing Litterbox</w:t>
       </w:r>
@@ -5039,7 +5039,7 @@
       <w:pPr>
         <w:pStyle w:val="Heading2"/>
       </w:pPr>
-      <w:bookmarkStart w:id="6" w:name="_Toc243839877"/>
+      <w:bookmarkStart w:id="6" w:name="_Toc243841961"/>
       <w:r>
         <w:lastRenderedPageBreak/>
         <w:t>Joining your team's vault</w:t>
@@ -5146,7 +5146,7 @@
       <w:pPr>
         <w:pStyle w:val="Heading2"/>
       </w:pPr>
-      <w:bookmarkStart w:id="7" w:name="_Toc243839878"/>
+      <w:bookmarkStart w:id="7" w:name="_Toc243841962"/>
       <w:r>
         <w:t>Decisions to make first</w:t>
       </w:r>
@@ -5418,7 +5418,7 @@
       <w:pPr>
         <w:pStyle w:val="Heading2"/>
       </w:pPr>
-      <w:bookmarkStart w:id="8" w:name="_Toc243839879"/>
+      <w:bookmarkStart w:id="8" w:name="_Toc243841963"/>
       <w:r>
         <w:lastRenderedPageBreak/>
         <w:t>Setting up a new team</w:t>
@@ -5688,7 +5688,7 @@
       <w:pPr>
         <w:pStyle w:val="Heading2"/>
       </w:pPr>
-      <w:bookmarkStart w:id="9" w:name="_Toc243839880"/>
+      <w:bookmarkStart w:id="9" w:name="_Toc243841964"/>
       <w:r>
         <w:t>The main window</w:t>
       </w:r>
@@ -6099,7 +6099,7 @@
       <w:pPr>
         <w:pStyle w:val="Heading2"/>
       </w:pPr>
-      <w:bookmarkStart w:id="10" w:name="_Toc243839881"/>
+      <w:bookmarkStart w:id="10" w:name="_Toc243841965"/>
       <w:r>
         <w:t>Your first part</w:t>
       </w:r>
@@ -6221,7 +6221,7 @@
       <w:pPr>
         <w:pStyle w:val="Heading2"/>
       </w:pPr>
-      <w:bookmarkStart w:id="11" w:name="_Toc243839882"/>
+      <w:bookmarkStart w:id="11" w:name="_Toc243841966"/>
       <w:r>
         <w:t>Creating a new part, step by step</w:t>
       </w:r>
@@ -6718,7 +6718,7 @@
       <w:pPr>
         <w:pStyle w:val="Heading1"/>
       </w:pPr>
-      <w:bookmarkStart w:id="12" w:name="_Toc243839883"/>
+      <w:bookmarkStart w:id="12" w:name="_Toc243841967"/>
       <w:r>
         <w:lastRenderedPageBreak/>
         <w:t>Everyday work</w:t>
@@ -6729,7 +6729,7 @@
       <w:pPr>
         <w:pStyle w:val="Heading2"/>
       </w:pPr>
-      <w:bookmarkStart w:id="13" w:name="_Toc243839884"/>
+      <w:bookmarkStart w:id="13" w:name="_Toc243841968"/>
       <w:r>
         <w:t>Part numbers and file names</w:t>
       </w:r>
@@ -6769,7 +6769,7 @@
       <w:pPr>
         <w:pStyle w:val="Heading2"/>
       </w:pPr>
-      <w:bookmarkStart w:id="14" w:name="_Toc243839885"/>
+      <w:bookmarkStart w:id="14" w:name="_Toc243841969"/>
       <w:r>
         <w:t>Projects</w:t>
       </w:r>
@@ -7069,7 +7069,7 @@
       <w:pPr>
         <w:pStyle w:val="Heading2"/>
       </w:pPr>
-      <w:bookmarkStart w:id="15" w:name="_Toc243839886"/>
+      <w:bookmarkStart w:id="15" w:name="_Toc243841970"/>
       <w:r>
         <w:t>Finding parts</w:t>
       </w:r>
@@ -7123,7 +7123,7 @@
       <w:pPr>
         <w:pStyle w:val="Heading2"/>
       </w:pPr>
-      <w:bookmarkStart w:id="16" w:name="_Toc243839887"/>
+      <w:bookmarkStart w:id="16" w:name="_Toc243841971"/>
       <w:r>
         <w:t>Folders</w:t>
       </w:r>
@@ -7490,7 +7490,7 @@
       <w:pPr>
         <w:pStyle w:val="Heading2"/>
       </w:pPr>
-      <w:bookmarkStart w:id="17" w:name="_Toc243839888"/>
+      <w:bookmarkStart w:id="17" w:name="_Toc243841972"/>
       <w:r>
         <w:t>Checking out and checking in</w:t>
       </w:r>
@@ -7620,7 +7620,7 @@
       <w:pPr>
         <w:pStyle w:val="Heading2"/>
       </w:pPr>
-      <w:bookmarkStart w:id="18" w:name="_Toc243839889"/>
+      <w:bookmarkStart w:id="18" w:name="_Toc243841973"/>
       <w:r>
         <w:t>Getting other people's changes</w:t>
       </w:r>
@@ -7650,7 +7650,7 @@
       <w:pPr>
         <w:pStyle w:val="Heading2"/>
       </w:pPr>
-      <w:bookmarkStart w:id="19" w:name="_Toc243839890"/>
+      <w:bookmarkStart w:id="19" w:name="_Toc243841974"/>
       <w:r>
         <w:t>Opening files</w:t>
       </w:r>
@@ -7709,7 +7709,7 @@
       <w:pPr>
         <w:pStyle w:val="Heading2"/>
       </w:pPr>
-      <w:bookmarkStart w:id="20" w:name="_Toc243839891"/>
+      <w:bookmarkStart w:id="20" w:name="_Toc243841975"/>
       <w:r>
         <w:lastRenderedPageBreak/>
         <w:t>The details pane</w:t>
@@ -7982,7 +7982,7 @@
       <w:pPr>
         <w:pStyle w:val="Heading1"/>
       </w:pPr>
-      <w:bookmarkStart w:id="21" w:name="_Toc243839892"/>
+      <w:bookmarkStart w:id="21" w:name="_Toc243841976"/>
       <w:r>
         <w:lastRenderedPageBreak/>
         <w:t>Revisions and the lifecycle</w:t>
@@ -8352,7 +8352,7 @@
       <w:pPr>
         <w:pStyle w:val="Heading2"/>
       </w:pPr>
-      <w:bookmarkStart w:id="22" w:name="_Toc243839893"/>
+      <w:bookmarkStart w:id="22" w:name="_Toc243841977"/>
       <w:r>
         <w:t>Form, Fit, Function, and Dispo</w:t>
       </w:r>
@@ -8446,7 +8446,7 @@
       <w:pPr>
         <w:pStyle w:val="Heading1"/>
       </w:pPr>
-      <w:bookmarkStart w:id="23" w:name="_Toc243839894"/>
+      <w:bookmarkStart w:id="23" w:name="_Toc243841978"/>
       <w:r>
         <w:lastRenderedPageBreak/>
         <w:t>Assemblies, references, and BOMs</w:t>
@@ -8457,7 +8457,7 @@
       <w:pPr>
         <w:pStyle w:val="Heading2"/>
       </w:pPr>
-      <w:bookmarkStart w:id="24" w:name="_Toc243839895"/>
+      <w:bookmarkStart w:id="24" w:name="_Toc243841979"/>
       <w:r>
         <w:t>Uses and where used</w:t>
       </w:r>
@@ -8510,7 +8510,7 @@
       <w:pPr>
         <w:pStyle w:val="Heading2"/>
       </w:pPr>
-      <w:bookmarkStart w:id="25" w:name="_Toc243839896"/>
+      <w:bookmarkStart w:id="25" w:name="_Toc243841980"/>
       <w:r>
         <w:t>The BOM tab</w:t>
       </w:r>
@@ -8636,7 +8636,7 @@
       <w:pPr>
         <w:pStyle w:val="Heading2"/>
       </w:pPr>
-      <w:bookmarkStart w:id="26" w:name="_Toc243839897"/>
+      <w:bookmarkStart w:id="26" w:name="_Toc243841981"/>
       <w:r>
         <w:t>Toolbox parts</w:t>
       </w:r>
@@ -8868,7 +8868,7 @@
       <w:pPr>
         <w:pStyle w:val="Heading2"/>
       </w:pPr>
-      <w:bookmarkStart w:id="27" w:name="_Toc243839898"/>
+      <w:bookmarkStart w:id="27" w:name="_Toc243841982"/>
       <w:r>
         <w:t>Non-CAD parts and kits</w:t>
       </w:r>
@@ -8938,7 +8938,7 @@
       <w:pPr>
         <w:pStyle w:val="Heading1"/>
       </w:pPr>
-      <w:bookmarkStart w:id="28" w:name="_Toc243839899"/>
+      <w:bookmarkStart w:id="28" w:name="_Toc243841983"/>
       <w:r>
         <w:lastRenderedPageBreak/>
         <w:t>Purchasing, costs, and materials</w:t>
@@ -8949,7 +8949,7 @@
       <w:pPr>
         <w:pStyle w:val="Heading2"/>
       </w:pPr>
-      <w:bookmarkStart w:id="29" w:name="_Toc243839900"/>
+      <w:bookmarkStart w:id="29" w:name="_Toc243841984"/>
       <w:r>
         <w:t>Purchasing info</w:t>
       </w:r>
@@ -8987,7 +8987,7 @@
       <w:pPr>
         <w:pStyle w:val="Heading2"/>
       </w:pPr>
-      <w:bookmarkStart w:id="30" w:name="_Toc243839901"/>
+      <w:bookmarkStart w:id="30" w:name="_Toc243841985"/>
       <w:r>
         <w:t>Materials</w:t>
       </w:r>
@@ -9025,7 +9025,7 @@
       <w:pPr>
         <w:pStyle w:val="Heading1"/>
       </w:pPr>
-      <w:bookmarkStart w:id="31" w:name="_Toc243839902"/>
+      <w:bookmarkStart w:id="31" w:name="_Toc243841986"/>
       <w:r>
         <w:lastRenderedPageBreak/>
         <w:t>Release outputs and exports</w:t>
@@ -9036,7 +9036,7 @@
       <w:pPr>
         <w:pStyle w:val="Heading2"/>
       </w:pPr>
-      <w:bookmarkStart w:id="32" w:name="_Toc243839903"/>
+      <w:bookmarkStart w:id="32" w:name="_Toc243841987"/>
       <w:r>
         <w:t>STEP and PDF files</w:t>
       </w:r>
@@ -9097,7 +9097,7 @@
       <w:pPr>
         <w:pStyle w:val="Heading2"/>
       </w:pPr>
-      <w:bookmarkStart w:id="33" w:name="_Toc243839904"/>
+      <w:bookmarkStart w:id="33" w:name="_Toc243841988"/>
       <w:r>
         <w:t>Exporting</w:t>
       </w:r>
@@ -9126,7 +9126,7 @@
       <w:pPr>
         <w:pStyle w:val="Heading1"/>
       </w:pPr>
-      <w:bookmarkStart w:id="34" w:name="_Toc243839905"/>
+      <w:bookmarkStart w:id="34" w:name="_Toc243841989"/>
       <w:r>
         <w:lastRenderedPageBreak/>
         <w:t>Documents</w:t>
@@ -9231,7 +9231,7 @@
       <w:pPr>
         <w:pStyle w:val="Heading1"/>
       </w:pPr>
-      <w:bookmarkStart w:id="35" w:name="_Toc243839906"/>
+      <w:bookmarkStart w:id="35" w:name="_Toc243841990"/>
       <w:r>
         <w:lastRenderedPageBreak/>
         <w:t>Sign-off workflows and ECOs</w:t>
@@ -9242,7 +9242,7 @@
       <w:pPr>
         <w:pStyle w:val="Heading2"/>
       </w:pPr>
-      <w:bookmarkStart w:id="36" w:name="_Toc243839907"/>
+      <w:bookmarkStart w:id="36" w:name="_Toc243841991"/>
       <w:r>
         <w:t>How workflows work</w:t>
       </w:r>
@@ -9298,7 +9298,7 @@
       <w:pPr>
         <w:pStyle w:val="Heading2"/>
       </w:pPr>
-      <w:bookmarkStart w:id="37" w:name="_Toc243839908"/>
+      <w:bookmarkStart w:id="37" w:name="_Toc243841992"/>
       <w:r>
         <w:t>Asking for sign-off</w:t>
       </w:r>
@@ -9464,7 +9464,7 @@
       <w:pPr>
         <w:pStyle w:val="Heading2"/>
       </w:pPr>
-      <w:bookmarkStart w:id="38" w:name="_Toc243839909"/>
+      <w:bookmarkStart w:id="38" w:name="_Toc243841993"/>
       <w:r>
         <w:t>Reviewing a request</w:t>
       </w:r>
@@ -9766,7 +9766,7 @@
       <w:pPr>
         <w:pStyle w:val="Heading2"/>
       </w:pPr>
-      <w:bookmarkStart w:id="39" w:name="_Toc243839910"/>
+      <w:bookmarkStart w:id="39" w:name="_Toc243841994"/>
       <w:r>
         <w:t>Rejected requests</w:t>
       </w:r>
@@ -9839,7 +9839,7 @@
       <w:pPr>
         <w:pStyle w:val="Heading2"/>
       </w:pPr>
-      <w:bookmarkStart w:id="40" w:name="_Toc243839911"/>
+      <w:bookmarkStart w:id="40" w:name="_Toc243841995"/>
       <w:r>
         <w:t>Engineering change orders</w:t>
       </w:r>
@@ -9891,7 +9891,7 @@
       <w:pPr>
         <w:pStyle w:val="Heading1"/>
       </w:pPr>
-      <w:bookmarkStart w:id="41" w:name="_Toc243839912"/>
+      <w:bookmarkStart w:id="41" w:name="_Toc243841996"/>
       <w:r>
         <w:lastRenderedPageBreak/>
         <w:t>Running the team</w:t>
@@ -9916,7 +9916,7 @@
       <w:pPr>
         <w:pStyle w:val="Heading2"/>
       </w:pPr>
-      <w:bookmarkStart w:id="42" w:name="_Toc243839913"/>
+      <w:bookmarkStart w:id="42" w:name="_Toc243841997"/>
       <w:r>
         <w:t>People and access</w:t>
       </w:r>
@@ -10214,7 +10214,7 @@
       <w:pPr>
         <w:pStyle w:val="Heading2"/>
       </w:pPr>
-      <w:bookmarkStart w:id="43" w:name="_Toc243839914"/>
+      <w:bookmarkStart w:id="43" w:name="_Toc243841998"/>
       <w:r>
         <w:t>Vault settings</w:t>
       </w:r>
@@ -10599,7 +10599,7 @@
       <w:pPr>
         <w:pStyle w:val="Heading2"/>
       </w:pPr>
-      <w:bookmarkStart w:id="44" w:name="_Toc243839915"/>
+      <w:bookmarkStart w:id="44" w:name="_Toc243841999"/>
       <w:r>
         <w:lastRenderedPageBreak/>
         <w:t>The team's Toolbox</w:t>
@@ -10707,7 +10707,7 @@
       <w:pPr>
         <w:pStyle w:val="Heading2"/>
       </w:pPr>
-      <w:bookmarkStart w:id="45" w:name="_Toc243839916"/>
+      <w:bookmarkStart w:id="45" w:name="_Toc243842000"/>
       <w:r>
         <w:t>Vault maintenance</w:t>
       </w:r>
@@ -10772,7 +10772,7 @@
       <w:pPr>
         <w:pStyle w:val="Heading1"/>
       </w:pPr>
-      <w:bookmarkStart w:id="46" w:name="_Toc243839917"/>
+      <w:bookmarkStart w:id="46" w:name="_Toc243842001"/>
       <w:r>
         <w:lastRenderedPageBreak/>
         <w:t>Importing existing CAD</w:t>
@@ -10868,7 +10868,7 @@
       <w:pPr>
         <w:pStyle w:val="Heading1"/>
       </w:pPr>
-      <w:bookmarkStart w:id="47" w:name="_Toc243839918"/>
+      <w:bookmarkStart w:id="47" w:name="_Toc243842002"/>
       <w:r>
         <w:lastRenderedPageBreak/>
         <w:t>Working with SolidWorks</w:t>
@@ -10944,7 +10944,7 @@
       <w:pPr>
         <w:pStyle w:val="Heading2"/>
       </w:pPr>
-      <w:bookmarkStart w:id="48" w:name="_Toc243839919"/>
+      <w:bookmarkStart w:id="48" w:name="_Toc243842003"/>
       <w:r>
         <w:t>Configurations</w:t>
       </w:r>
@@ -11008,7 +11008,7 @@
       <w:pPr>
         <w:pStyle w:val="Heading2"/>
       </w:pPr>
-      <w:bookmarkStart w:id="49" w:name="_Toc243839920"/>
+      <w:bookmarkStart w:id="49" w:name="_Toc243842004"/>
       <w:r>
         <w:t>Templates</w:t>
       </w:r>
@@ -11286,7 +11286,7 @@
       <w:pPr>
         <w:pStyle w:val="Heading1"/>
       </w:pPr>
-      <w:bookmarkStart w:id="50" w:name="_Toc243839921"/>
+      <w:bookmarkStart w:id="50" w:name="_Toc243842005"/>
       <w:r>
         <w:lastRenderedPageBreak/>
         <w:t>How Litterbox works</w:t>
@@ -11302,7 +11302,7 @@
       <w:pPr>
         <w:pStyle w:val="Heading2"/>
       </w:pPr>
-      <w:bookmarkStart w:id="51" w:name="_Toc243839922"/>
+      <w:bookmarkStart w:id="51" w:name="_Toc243842006"/>
       <w:r>
         <w:t>The vault is a Git repository</w:t>
       </w:r>
@@ -11706,7 +11706,7 @@
       <w:pPr>
         <w:pStyle w:val="Heading2"/>
       </w:pPr>
-      <w:bookmarkStart w:id="52" w:name="_Toc243839923"/>
+      <w:bookmarkStart w:id="52" w:name="_Toc243842007"/>
       <w:r>
         <w:t>Locks, read-only files, and uploads</w:t>
       </w:r>
@@ -11807,7 +11807,7 @@
       <w:pPr>
         <w:pStyle w:val="Heading2"/>
       </w:pPr>
-      <w:bookmarkStart w:id="53" w:name="_Toc243839924"/>
+      <w:bookmarkStart w:id="53" w:name="_Toc243842008"/>
       <w:r>
         <w:t>Downloads</w:t>
       </w:r>
@@ -11831,7 +11831,7 @@
       <w:pPr>
         <w:pStyle w:val="Heading2"/>
       </w:pPr>
-      <w:bookmarkStart w:id="54" w:name="_Toc243839925"/>
+      <w:bookmarkStart w:id="54" w:name="_Toc243842009"/>
       <w:r>
         <w:t>The job queue</w:t>
       </w:r>
@@ -11980,7 +11980,7 @@
       <w:pPr>
         <w:pStyle w:val="Heading1"/>
       </w:pPr>
-      <w:bookmarkStart w:id="55" w:name="_Toc243839926"/>
+      <w:bookmarkStart w:id="55" w:name="_Toc243842010"/>
       <w:r>
         <w:lastRenderedPageBreak/>
         <w:t>Settings and troubleshooting</w:t>
@@ -11991,7 +11991,7 @@
       <w:pPr>
         <w:pStyle w:val="Heading2"/>
       </w:pPr>
-      <w:bookmarkStart w:id="56" w:name="_Toc243839927"/>
+      <w:bookmarkStart w:id="56" w:name="_Toc243842011"/>
       <w:r>
         <w:t>Your settings</w:t>
       </w:r>
@@ -12355,7 +12355,7 @@
       <w:pPr>
         <w:pStyle w:val="Heading2"/>
       </w:pPr>
-      <w:bookmarkStart w:id="57" w:name="_Toc243839928"/>
+      <w:bookmarkStart w:id="57" w:name="_Toc243842012"/>
       <w:r>
         <w:t>Problems</w:t>
       </w:r>
@@ -12472,7 +12472,7 @@
       <w:pPr>
         <w:pStyle w:val="Heading2"/>
       </w:pPr>
-      <w:bookmarkStart w:id="58" w:name="_Toc243839929"/>
+      <w:bookmarkStart w:id="58" w:name="_Toc243842013"/>
       <w:r>
         <w:lastRenderedPageBreak/>
         <w:t>The command line</w:t>
@@ -12513,7 +12513,7 @@
       <w:pPr>
         <w:pStyle w:val="Heading1"/>
       </w:pPr>
-      <w:bookmarkStart w:id="59" w:name="_Toc243839930"/>
+      <w:bookmarkStart w:id="59" w:name="_Toc243842014"/>
       <w:r>
         <w:lastRenderedPageBreak/>
         <w:t>Quick reference</w:t>
@@ -13179,100 +13179,100 @@
       </w:rPr>
     </w:lvl>
   </w:abstractNum>
-  <w:num w:numId="1" w16cid:durableId="1824656225">
+  <w:num w:numId="1" w16cid:durableId="286857652">
     <w:abstractNumId w:val="8"/>
   </w:num>
-  <w:num w:numId="2" w16cid:durableId="49109677">
+  <w:num w:numId="2" w16cid:durableId="717821715">
     <w:abstractNumId w:val="6"/>
   </w:num>
-  <w:num w:numId="3" w16cid:durableId="1072968833">
+  <w:num w:numId="3" w16cid:durableId="193345887">
     <w:abstractNumId w:val="5"/>
   </w:num>
-  <w:num w:numId="4" w16cid:durableId="1745641158">
+  <w:num w:numId="4" w16cid:durableId="1128473105">
     <w:abstractNumId w:val="4"/>
   </w:num>
-  <w:num w:numId="5" w16cid:durableId="1930381109">
+  <w:num w:numId="5" w16cid:durableId="1633555688">
     <w:abstractNumId w:val="7"/>
   </w:num>
-  <w:num w:numId="6" w16cid:durableId="860901473">
+  <w:num w:numId="6" w16cid:durableId="551380224">
     <w:abstractNumId w:val="3"/>
   </w:num>
-  <w:num w:numId="7" w16cid:durableId="1318651095">
+  <w:num w:numId="7" w16cid:durableId="625697974">
     <w:abstractNumId w:val="2"/>
   </w:num>
-  <w:num w:numId="8" w16cid:durableId="1021008513">
+  <w:num w:numId="8" w16cid:durableId="1561357415">
     <w:abstractNumId w:val="1"/>
   </w:num>
-  <w:num w:numId="9" w16cid:durableId="1598975430">
+  <w:num w:numId="9" w16cid:durableId="424420307">
     <w:abstractNumId w:val="0"/>
   </w:num>
-  <w:num w:numId="10" w16cid:durableId="545873026">
+  <w:num w:numId="10" w16cid:durableId="497960138">
     <w:abstractNumId w:val="7"/>
     <w:lvlOverride w:ilvl="0">
       <w:startOverride w:val="1"/>
     </w:lvlOverride>
   </w:num>
-  <w:num w:numId="11" w16cid:durableId="354623806">
+  <w:num w:numId="11" w16cid:durableId="157431160">
     <w:abstractNumId w:val="7"/>
     <w:lvlOverride w:ilvl="0">
       <w:startOverride w:val="1"/>
     </w:lvlOverride>
   </w:num>
-  <w:num w:numId="12" w16cid:durableId="410976576">
+  <w:num w:numId="12" w16cid:durableId="672608510">
     <w:abstractNumId w:val="7"/>
     <w:lvlOverride w:ilvl="0">
       <w:startOverride w:val="1"/>
     </w:lvlOverride>
   </w:num>
-  <w:num w:numId="13" w16cid:durableId="749735281">
+  <w:num w:numId="13" w16cid:durableId="1017774753">
     <w:abstractNumId w:val="7"/>
     <w:lvlOverride w:ilvl="0">
       <w:startOverride w:val="1"/>
     </w:lvlOverride>
   </w:num>
-  <w:num w:numId="14" w16cid:durableId="749740800">
+  <w:num w:numId="14" w16cid:durableId="1611088033">
     <w:abstractNumId w:val="7"/>
     <w:lvlOverride w:ilvl="0">
       <w:startOverride w:val="1"/>
     </w:lvlOverride>
   </w:num>
-  <w:num w:numId="15" w16cid:durableId="1618876406">
+  <w:num w:numId="15" w16cid:durableId="1135441819">
     <w:abstractNumId w:val="7"/>
     <w:lvlOverride w:ilvl="0">
       <w:startOverride w:val="1"/>
     </w:lvlOverride>
   </w:num>
-  <w:num w:numId="16" w16cid:durableId="1649244218">
+  <w:num w:numId="16" w16cid:durableId="1614365961">
     <w:abstractNumId w:val="7"/>
     <w:lvlOverride w:ilvl="0">
       <w:startOverride w:val="1"/>
     </w:lvlOverride>
   </w:num>
-  <w:num w:numId="17" w16cid:durableId="1407343658">
+  <w:num w:numId="17" w16cid:durableId="640235266">
     <w:abstractNumId w:val="7"/>
     <w:lvlOverride w:ilvl="0">
       <w:startOverride w:val="1"/>
     </w:lvlOverride>
   </w:num>
-  <w:num w:numId="18" w16cid:durableId="513423258">
+  <w:num w:numId="18" w16cid:durableId="1598445597">
     <w:abstractNumId w:val="7"/>
     <w:lvlOverride w:ilvl="0">
       <w:startOverride w:val="1"/>
     </w:lvlOverride>
   </w:num>
-  <w:num w:numId="19" w16cid:durableId="1358778575">
+  <w:num w:numId="19" w16cid:durableId="1991254542">
     <w:abstractNumId w:val="7"/>
     <w:lvlOverride w:ilvl="0">
       <w:startOverride w:val="1"/>
     </w:lvlOverride>
   </w:num>
-  <w:num w:numId="20" w16cid:durableId="294793413">
+  <w:num w:numId="20" w16cid:durableId="1205560011">
     <w:abstractNumId w:val="7"/>
     <w:lvlOverride w:ilvl="0">
       <w:startOverride w:val="1"/>
     </w:lvlOverride>
   </w:num>
-  <w:num w:numId="21" w16cid:durableId="1648315724">
+  <w:num w:numId="21" w16cid:durableId="1183475092">
     <w:abstractNumId w:val="7"/>
     <w:lvlOverride w:ilvl="0">
       <w:startOverride w:val="1"/>
@@ -24642,7 +24642,7 @@
     <w:autoRedefine/>
     <w:uiPriority w:val="39"/>
     <w:unhideWhenUsed/>
-    <w:rsid w:val="001669DE"/>
+    <w:rsid w:val="00E93DF0"/>
     <w:pPr>
       <w:spacing w:after="100"/>
     </w:pPr>
@@ -24654,7 +24654,7 @@
     <w:autoRedefine/>
     <w:uiPriority w:val="39"/>
     <w:unhideWhenUsed/>
-    <w:rsid w:val="001669DE"/>
+    <w:rsid w:val="00E93DF0"/>
     <w:pPr>
       <w:spacing w:after="100"/>
       <w:ind w:left="210"/>
@@ -24665,7 +24665,7 @@
     <w:basedOn w:val="DefaultParagraphFont"/>
     <w:uiPriority w:val="99"/>
     <w:unhideWhenUsed/>
-    <w:rsid w:val="001669DE"/>
+    <w:rsid w:val="00E93DF0"/>
     <w:rPr>
       <w:color w:val="0000FF" w:themeColor="hyperlink"/>
       <w:u w:val="single"/>

--- a/docs/Litterbox_User_Guide.docx
+++ b/docs/Litterbox_User_Guide.docx
@@ -46,7 +46,7 @@
         <w:rPr>
           <w:color w:val="666666"/>
         </w:rPr>
-        <w:t>For Litterbox 1.0.2  ·  October 2026</w:t>
+        <w:t>For Litterbox 1.0.3  ·  October 2026</w:t>
       </w:r>
     </w:p>
     <w:p>
@@ -87,7 +87,7 @@
       <w:r>
         <w:fldChar w:fldCharType="separate"/>
       </w:r>
-      <w:hyperlink w:anchor="_Toc243841955" w:history="1">
+      <w:hyperlink w:anchor="_Toc244298263" w:history="1">
         <w:r>
           <w:rPr>
             <w:rStyle w:val="Hyperlink"/>
@@ -114,7 +114,7 @@
             <w:noProof/>
             <w:webHidden/>
           </w:rPr>
-          <w:instrText xml:space="preserve"> PAGEREF _Toc243841955 \h </w:instrText>
+          <w:instrText xml:space="preserve"> PAGEREF _Toc244298263 \h </w:instrText>
         </w:r>
         <w:r>
           <w:rPr>
@@ -155,7 +155,7 @@
           <w:noProof/>
         </w:rPr>
       </w:pPr>
-      <w:hyperlink w:anchor="_Toc243841956" w:history="1">
+      <w:hyperlink w:anchor="_Toc244298264" w:history="1">
         <w:r>
           <w:rPr>
             <w:rStyle w:val="Hyperlink"/>
@@ -182,7 +182,7 @@
             <w:noProof/>
             <w:webHidden/>
           </w:rPr>
-          <w:instrText xml:space="preserve"> PAGEREF _Toc243841956 \h </w:instrText>
+          <w:instrText xml:space="preserve"> PAGEREF _Toc244298264 \h </w:instrText>
         </w:r>
         <w:r>
           <w:rPr>
@@ -223,7 +223,7 @@
           <w:noProof/>
         </w:rPr>
       </w:pPr>
-      <w:hyperlink w:anchor="_Toc243841957" w:history="1">
+      <w:hyperlink w:anchor="_Toc244298265" w:history="1">
         <w:r>
           <w:rPr>
             <w:rStyle w:val="Hyperlink"/>
@@ -250,7 +250,7 @@
             <w:noProof/>
             <w:webHidden/>
           </w:rPr>
-          <w:instrText xml:space="preserve"> PAGEREF _Toc243841957 \h </w:instrText>
+          <w:instrText xml:space="preserve"> PAGEREF _Toc244298265 \h </w:instrText>
         </w:r>
         <w:r>
           <w:rPr>
@@ -291,7 +291,7 @@
           <w:noProof/>
         </w:rPr>
       </w:pPr>
-      <w:hyperlink w:anchor="_Toc243841958" w:history="1">
+      <w:hyperlink w:anchor="_Toc244298266" w:history="1">
         <w:r>
           <w:rPr>
             <w:rStyle w:val="Hyperlink"/>
@@ -318,7 +318,7 @@
             <w:noProof/>
             <w:webHidden/>
           </w:rPr>
-          <w:instrText xml:space="preserve"> PAGEREF _Toc243841958 \h </w:instrText>
+          <w:instrText xml:space="preserve"> PAGEREF _Toc244298266 \h </w:instrText>
         </w:r>
         <w:r>
           <w:rPr>
@@ -359,7 +359,7 @@
           <w:noProof/>
         </w:rPr>
       </w:pPr>
-      <w:hyperlink w:anchor="_Toc243841959" w:history="1">
+      <w:hyperlink w:anchor="_Toc244298267" w:history="1">
         <w:r>
           <w:rPr>
             <w:rStyle w:val="Hyperlink"/>
@@ -386,7 +386,7 @@
             <w:noProof/>
             <w:webHidden/>
           </w:rPr>
-          <w:instrText xml:space="preserve"> PAGEREF _Toc243841959 \h </w:instrText>
+          <w:instrText xml:space="preserve"> PAGEREF _Toc244298267 \h </w:instrText>
         </w:r>
         <w:r>
           <w:rPr>
@@ -427,7 +427,7 @@
           <w:noProof/>
         </w:rPr>
       </w:pPr>
-      <w:hyperlink w:anchor="_Toc243841960" w:history="1">
+      <w:hyperlink w:anchor="_Toc244298268" w:history="1">
         <w:r>
           <w:rPr>
             <w:rStyle w:val="Hyperlink"/>
@@ -454,7 +454,7 @@
             <w:noProof/>
             <w:webHidden/>
           </w:rPr>
-          <w:instrText xml:space="preserve"> PAGEREF _Toc243841960 \h </w:instrText>
+          <w:instrText xml:space="preserve"> PAGEREF _Toc244298268 \h </w:instrText>
         </w:r>
         <w:r>
           <w:rPr>
@@ -495,7 +495,7 @@
           <w:noProof/>
         </w:rPr>
       </w:pPr>
-      <w:hyperlink w:anchor="_Toc243841961" w:history="1">
+      <w:hyperlink w:anchor="_Toc244298269" w:history="1">
         <w:r>
           <w:rPr>
             <w:rStyle w:val="Hyperlink"/>
@@ -522,7 +522,7 @@
             <w:noProof/>
             <w:webHidden/>
           </w:rPr>
-          <w:instrText xml:space="preserve"> PAGEREF _Toc243841961 \h </w:instrText>
+          <w:instrText xml:space="preserve"> PAGEREF _Toc244298269 \h </w:instrText>
         </w:r>
         <w:r>
           <w:rPr>
@@ -563,7 +563,7 @@
           <w:noProof/>
         </w:rPr>
       </w:pPr>
-      <w:hyperlink w:anchor="_Toc243841962" w:history="1">
+      <w:hyperlink w:anchor="_Toc244298270" w:history="1">
         <w:r>
           <w:rPr>
             <w:rStyle w:val="Hyperlink"/>
@@ -590,7 +590,7 @@
             <w:noProof/>
             <w:webHidden/>
           </w:rPr>
-          <w:instrText xml:space="preserve"> PAGEREF _Toc243841962 \h </w:instrText>
+          <w:instrText xml:space="preserve"> PAGEREF _Toc244298270 \h </w:instrText>
         </w:r>
         <w:r>
           <w:rPr>
@@ -631,7 +631,7 @@
           <w:noProof/>
         </w:rPr>
       </w:pPr>
-      <w:hyperlink w:anchor="_Toc243841963" w:history="1">
+      <w:hyperlink w:anchor="_Toc244298271" w:history="1">
         <w:r>
           <w:rPr>
             <w:rStyle w:val="Hyperlink"/>
@@ -658,7 +658,7 @@
             <w:noProof/>
             <w:webHidden/>
           </w:rPr>
-          <w:instrText xml:space="preserve"> PAGEREF _Toc243841963 \h </w:instrText>
+          <w:instrText xml:space="preserve"> PAGEREF _Toc244298271 \h </w:instrText>
         </w:r>
         <w:r>
           <w:rPr>
@@ -699,7 +699,7 @@
           <w:noProof/>
         </w:rPr>
       </w:pPr>
-      <w:hyperlink w:anchor="_Toc243841964" w:history="1">
+      <w:hyperlink w:anchor="_Toc244298272" w:history="1">
         <w:r>
           <w:rPr>
             <w:rStyle w:val="Hyperlink"/>
@@ -726,7 +726,7 @@
             <w:noProof/>
             <w:webHidden/>
           </w:rPr>
-          <w:instrText xml:space="preserve"> PAGEREF _Toc243841964 \h </w:instrText>
+          <w:instrText xml:space="preserve"> PAGEREF _Toc244298272 \h </w:instrText>
         </w:r>
         <w:r>
           <w:rPr>
@@ -767,7 +767,7 @@
           <w:noProof/>
         </w:rPr>
       </w:pPr>
-      <w:hyperlink w:anchor="_Toc243841965" w:history="1">
+      <w:hyperlink w:anchor="_Toc244298273" w:history="1">
         <w:r>
           <w:rPr>
             <w:rStyle w:val="Hyperlink"/>
@@ -794,7 +794,7 @@
             <w:noProof/>
             <w:webHidden/>
           </w:rPr>
-          <w:instrText xml:space="preserve"> PAGEREF _Toc243841965 \h </w:instrText>
+          <w:instrText xml:space="preserve"> PAGEREF _Toc244298273 \h </w:instrText>
         </w:r>
         <w:r>
           <w:rPr>
@@ -835,7 +835,7 @@
           <w:noProof/>
         </w:rPr>
       </w:pPr>
-      <w:hyperlink w:anchor="_Toc243841966" w:history="1">
+      <w:hyperlink w:anchor="_Toc244298274" w:history="1">
         <w:r>
           <w:rPr>
             <w:rStyle w:val="Hyperlink"/>
@@ -862,7 +862,7 @@
             <w:noProof/>
             <w:webHidden/>
           </w:rPr>
-          <w:instrText xml:space="preserve"> PAGEREF _Toc243841966 \h </w:instrText>
+          <w:instrText xml:space="preserve"> PAGEREF _Toc244298274 \h </w:instrText>
         </w:r>
         <w:r>
           <w:rPr>
@@ -903,7 +903,7 @@
           <w:noProof/>
         </w:rPr>
       </w:pPr>
-      <w:hyperlink w:anchor="_Toc243841967" w:history="1">
+      <w:hyperlink w:anchor="_Toc244298275" w:history="1">
         <w:r>
           <w:rPr>
             <w:rStyle w:val="Hyperlink"/>
@@ -930,7 +930,7 @@
             <w:noProof/>
             <w:webHidden/>
           </w:rPr>
-          <w:instrText xml:space="preserve"> PAGEREF _Toc243841967 \h </w:instrText>
+          <w:instrText xml:space="preserve"> PAGEREF _Toc244298275 \h </w:instrText>
         </w:r>
         <w:r>
           <w:rPr>
@@ -971,7 +971,7 @@
           <w:noProof/>
         </w:rPr>
       </w:pPr>
-      <w:hyperlink w:anchor="_Toc243841968" w:history="1">
+      <w:hyperlink w:anchor="_Toc244298276" w:history="1">
         <w:r>
           <w:rPr>
             <w:rStyle w:val="Hyperlink"/>
@@ -998,7 +998,7 @@
             <w:noProof/>
             <w:webHidden/>
           </w:rPr>
-          <w:instrText xml:space="preserve"> PAGEREF _Toc243841968 \h </w:instrText>
+          <w:instrText xml:space="preserve"> PAGEREF _Toc244298276 \h </w:instrText>
         </w:r>
         <w:r>
           <w:rPr>
@@ -1039,7 +1039,7 @@
           <w:noProof/>
         </w:rPr>
       </w:pPr>
-      <w:hyperlink w:anchor="_Toc243841969" w:history="1">
+      <w:hyperlink w:anchor="_Toc244298277" w:history="1">
         <w:r>
           <w:rPr>
             <w:rStyle w:val="Hyperlink"/>
@@ -1066,7 +1066,7 @@
             <w:noProof/>
             <w:webHidden/>
           </w:rPr>
-          <w:instrText xml:space="preserve"> PAGEREF _Toc243841969 \h </w:instrText>
+          <w:instrText xml:space="preserve"> PAGEREF _Toc244298277 \h </w:instrText>
         </w:r>
         <w:r>
           <w:rPr>
@@ -1107,7 +1107,7 @@
           <w:noProof/>
         </w:rPr>
       </w:pPr>
-      <w:hyperlink w:anchor="_Toc243841970" w:history="1">
+      <w:hyperlink w:anchor="_Toc244298278" w:history="1">
         <w:r>
           <w:rPr>
             <w:rStyle w:val="Hyperlink"/>
@@ -1134,7 +1134,7 @@
             <w:noProof/>
             <w:webHidden/>
           </w:rPr>
-          <w:instrText xml:space="preserve"> PAGEREF _Toc243841970 \h </w:instrText>
+          <w:instrText xml:space="preserve"> PAGEREF _Toc244298278 \h </w:instrText>
         </w:r>
         <w:r>
           <w:rPr>
@@ -1175,7 +1175,7 @@
           <w:noProof/>
         </w:rPr>
       </w:pPr>
-      <w:hyperlink w:anchor="_Toc243841971" w:history="1">
+      <w:hyperlink w:anchor="_Toc244298279" w:history="1">
         <w:r>
           <w:rPr>
             <w:rStyle w:val="Hyperlink"/>
@@ -1202,7 +1202,7 @@
             <w:noProof/>
             <w:webHidden/>
           </w:rPr>
-          <w:instrText xml:space="preserve"> PAGEREF _Toc243841971 \h </w:instrText>
+          <w:instrText xml:space="preserve"> PAGEREF _Toc244298279 \h </w:instrText>
         </w:r>
         <w:r>
           <w:rPr>
@@ -1243,7 +1243,7 @@
           <w:noProof/>
         </w:rPr>
       </w:pPr>
-      <w:hyperlink w:anchor="_Toc243841972" w:history="1">
+      <w:hyperlink w:anchor="_Toc244298280" w:history="1">
         <w:r>
           <w:rPr>
             <w:rStyle w:val="Hyperlink"/>
@@ -1270,7 +1270,7 @@
             <w:noProof/>
             <w:webHidden/>
           </w:rPr>
-          <w:instrText xml:space="preserve"> PAGEREF _Toc243841972 \h </w:instrText>
+          <w:instrText xml:space="preserve"> PAGEREF _Toc244298280 \h </w:instrText>
         </w:r>
         <w:r>
           <w:rPr>
@@ -1311,7 +1311,7 @@
           <w:noProof/>
         </w:rPr>
       </w:pPr>
-      <w:hyperlink w:anchor="_Toc243841973" w:history="1">
+      <w:hyperlink w:anchor="_Toc244298281" w:history="1">
         <w:r>
           <w:rPr>
             <w:rStyle w:val="Hyperlink"/>
@@ -1338,7 +1338,7 @@
             <w:noProof/>
             <w:webHidden/>
           </w:rPr>
-          <w:instrText xml:space="preserve"> PAGEREF _Toc243841973 \h </w:instrText>
+          <w:instrText xml:space="preserve"> PAGEREF _Toc244298281 \h </w:instrText>
         </w:r>
         <w:r>
           <w:rPr>
@@ -1379,7 +1379,7 @@
           <w:noProof/>
         </w:rPr>
       </w:pPr>
-      <w:hyperlink w:anchor="_Toc243841974" w:history="1">
+      <w:hyperlink w:anchor="_Toc244298282" w:history="1">
         <w:r>
           <w:rPr>
             <w:rStyle w:val="Hyperlink"/>
@@ -1406,7 +1406,7 @@
             <w:noProof/>
             <w:webHidden/>
           </w:rPr>
-          <w:instrText xml:space="preserve"> PAGEREF _Toc243841974 \h </w:instrText>
+          <w:instrText xml:space="preserve"> PAGEREF _Toc244298282 \h </w:instrText>
         </w:r>
         <w:r>
           <w:rPr>
@@ -1447,7 +1447,7 @@
           <w:noProof/>
         </w:rPr>
       </w:pPr>
-      <w:hyperlink w:anchor="_Toc243841975" w:history="1">
+      <w:hyperlink w:anchor="_Toc244298283" w:history="1">
         <w:r>
           <w:rPr>
             <w:rStyle w:val="Hyperlink"/>
@@ -1474,7 +1474,7 @@
             <w:noProof/>
             <w:webHidden/>
           </w:rPr>
-          <w:instrText xml:space="preserve"> PAGEREF _Toc243841975 \h </w:instrText>
+          <w:instrText xml:space="preserve"> PAGEREF _Toc244298283 \h </w:instrText>
         </w:r>
         <w:r>
           <w:rPr>
@@ -1515,7 +1515,7 @@
           <w:noProof/>
         </w:rPr>
       </w:pPr>
-      <w:hyperlink w:anchor="_Toc243841976" w:history="1">
+      <w:hyperlink w:anchor="_Toc244298284" w:history="1">
         <w:r>
           <w:rPr>
             <w:rStyle w:val="Hyperlink"/>
@@ -1542,7 +1542,7 @@
             <w:noProof/>
             <w:webHidden/>
           </w:rPr>
-          <w:instrText xml:space="preserve"> PAGEREF _Toc243841976 \h </w:instrText>
+          <w:instrText xml:space="preserve"> PAGEREF _Toc244298284 \h </w:instrText>
         </w:r>
         <w:r>
           <w:rPr>
@@ -1583,7 +1583,7 @@
           <w:noProof/>
         </w:rPr>
       </w:pPr>
-      <w:hyperlink w:anchor="_Toc243841977" w:history="1">
+      <w:hyperlink w:anchor="_Toc244298285" w:history="1">
         <w:r>
           <w:rPr>
             <w:rStyle w:val="Hyperlink"/>
@@ -1610,7 +1610,7 @@
             <w:noProof/>
             <w:webHidden/>
           </w:rPr>
-          <w:instrText xml:space="preserve"> PAGEREF _Toc243841977 \h </w:instrText>
+          <w:instrText xml:space="preserve"> PAGEREF _Toc244298285 \h </w:instrText>
         </w:r>
         <w:r>
           <w:rPr>
@@ -1651,7 +1651,7 @@
           <w:noProof/>
         </w:rPr>
       </w:pPr>
-      <w:hyperlink w:anchor="_Toc243841978" w:history="1">
+      <w:hyperlink w:anchor="_Toc244298286" w:history="1">
         <w:r>
           <w:rPr>
             <w:rStyle w:val="Hyperlink"/>
@@ -1678,7 +1678,7 @@
             <w:noProof/>
             <w:webHidden/>
           </w:rPr>
-          <w:instrText xml:space="preserve"> PAGEREF _Toc243841978 \h </w:instrText>
+          <w:instrText xml:space="preserve"> PAGEREF _Toc244298286 \h </w:instrText>
         </w:r>
         <w:r>
           <w:rPr>
@@ -1719,7 +1719,7 @@
           <w:noProof/>
         </w:rPr>
       </w:pPr>
-      <w:hyperlink w:anchor="_Toc243841979" w:history="1">
+      <w:hyperlink w:anchor="_Toc244298287" w:history="1">
         <w:r>
           <w:rPr>
             <w:rStyle w:val="Hyperlink"/>
@@ -1746,7 +1746,7 @@
             <w:noProof/>
             <w:webHidden/>
           </w:rPr>
-          <w:instrText xml:space="preserve"> PAGEREF _Toc243841979 \h </w:instrText>
+          <w:instrText xml:space="preserve"> PAGEREF _Toc244298287 \h </w:instrText>
         </w:r>
         <w:r>
           <w:rPr>
@@ -1787,7 +1787,7 @@
           <w:noProof/>
         </w:rPr>
       </w:pPr>
-      <w:hyperlink w:anchor="_Toc243841980" w:history="1">
+      <w:hyperlink w:anchor="_Toc244298288" w:history="1">
         <w:r>
           <w:rPr>
             <w:rStyle w:val="Hyperlink"/>
@@ -1814,7 +1814,7 @@
             <w:noProof/>
             <w:webHidden/>
           </w:rPr>
-          <w:instrText xml:space="preserve"> PAGEREF _Toc243841980 \h </w:instrText>
+          <w:instrText xml:space="preserve"> PAGEREF _Toc244298288 \h </w:instrText>
         </w:r>
         <w:r>
           <w:rPr>
@@ -1855,7 +1855,7 @@
           <w:noProof/>
         </w:rPr>
       </w:pPr>
-      <w:hyperlink w:anchor="_Toc243841981" w:history="1">
+      <w:hyperlink w:anchor="_Toc244298289" w:history="1">
         <w:r>
           <w:rPr>
             <w:rStyle w:val="Hyperlink"/>
@@ -1882,7 +1882,7 @@
             <w:noProof/>
             <w:webHidden/>
           </w:rPr>
-          <w:instrText xml:space="preserve"> PAGEREF _Toc243841981 \h </w:instrText>
+          <w:instrText xml:space="preserve"> PAGEREF _Toc244298289 \h </w:instrText>
         </w:r>
         <w:r>
           <w:rPr>
@@ -1923,7 +1923,7 @@
           <w:noProof/>
         </w:rPr>
       </w:pPr>
-      <w:hyperlink w:anchor="_Toc243841982" w:history="1">
+      <w:hyperlink w:anchor="_Toc244298290" w:history="1">
         <w:r>
           <w:rPr>
             <w:rStyle w:val="Hyperlink"/>
@@ -1950,7 +1950,7 @@
             <w:noProof/>
             <w:webHidden/>
           </w:rPr>
-          <w:instrText xml:space="preserve"> PAGEREF _Toc243841982 \h </w:instrText>
+          <w:instrText xml:space="preserve"> PAGEREF _Toc244298290 \h </w:instrText>
         </w:r>
         <w:r>
           <w:rPr>
@@ -1991,7 +1991,7 @@
           <w:noProof/>
         </w:rPr>
       </w:pPr>
-      <w:hyperlink w:anchor="_Toc243841983" w:history="1">
+      <w:hyperlink w:anchor="_Toc244298291" w:history="1">
         <w:r>
           <w:rPr>
             <w:rStyle w:val="Hyperlink"/>
@@ -2018,7 +2018,7 @@
             <w:noProof/>
             <w:webHidden/>
           </w:rPr>
-          <w:instrText xml:space="preserve"> PAGEREF _Toc243841983 \h </w:instrText>
+          <w:instrText xml:space="preserve"> PAGEREF _Toc244298291 \h </w:instrText>
         </w:r>
         <w:r>
           <w:rPr>
@@ -2059,7 +2059,7 @@
           <w:noProof/>
         </w:rPr>
       </w:pPr>
-      <w:hyperlink w:anchor="_Toc243841984" w:history="1">
+      <w:hyperlink w:anchor="_Toc244298292" w:history="1">
         <w:r>
           <w:rPr>
             <w:rStyle w:val="Hyperlink"/>
@@ -2086,7 +2086,7 @@
             <w:noProof/>
             <w:webHidden/>
           </w:rPr>
-          <w:instrText xml:space="preserve"> PAGEREF _Toc243841984 \h </w:instrText>
+          <w:instrText xml:space="preserve"> PAGEREF _Toc244298292 \h </w:instrText>
         </w:r>
         <w:r>
           <w:rPr>
@@ -2127,7 +2127,7 @@
           <w:noProof/>
         </w:rPr>
       </w:pPr>
-      <w:hyperlink w:anchor="_Toc243841985" w:history="1">
+      <w:hyperlink w:anchor="_Toc244298293" w:history="1">
         <w:r>
           <w:rPr>
             <w:rStyle w:val="Hyperlink"/>
@@ -2154,7 +2154,7 @@
             <w:noProof/>
             <w:webHidden/>
           </w:rPr>
-          <w:instrText xml:space="preserve"> PAGEREF _Toc243841985 \h </w:instrText>
+          <w:instrText xml:space="preserve"> PAGEREF _Toc244298293 \h </w:instrText>
         </w:r>
         <w:r>
           <w:rPr>
@@ -2195,7 +2195,7 @@
           <w:noProof/>
         </w:rPr>
       </w:pPr>
-      <w:hyperlink w:anchor="_Toc243841986" w:history="1">
+      <w:hyperlink w:anchor="_Toc244298294" w:history="1">
         <w:r>
           <w:rPr>
             <w:rStyle w:val="Hyperlink"/>
@@ -2222,7 +2222,7 @@
             <w:noProof/>
             <w:webHidden/>
           </w:rPr>
-          <w:instrText xml:space="preserve"> PAGEREF _Toc243841986 \h </w:instrText>
+          <w:instrText xml:space="preserve"> PAGEREF _Toc244298294 \h </w:instrText>
         </w:r>
         <w:r>
           <w:rPr>
@@ -2263,7 +2263,7 @@
           <w:noProof/>
         </w:rPr>
       </w:pPr>
-      <w:hyperlink w:anchor="_Toc243841987" w:history="1">
+      <w:hyperlink w:anchor="_Toc244298295" w:history="1">
         <w:r>
           <w:rPr>
             <w:rStyle w:val="Hyperlink"/>
@@ -2290,7 +2290,7 @@
             <w:noProof/>
             <w:webHidden/>
           </w:rPr>
-          <w:instrText xml:space="preserve"> PAGEREF _Toc243841987 \h </w:instrText>
+          <w:instrText xml:space="preserve"> PAGEREF _Toc244298295 \h </w:instrText>
         </w:r>
         <w:r>
           <w:rPr>
@@ -2331,7 +2331,7 @@
           <w:noProof/>
         </w:rPr>
       </w:pPr>
-      <w:hyperlink w:anchor="_Toc243841988" w:history="1">
+      <w:hyperlink w:anchor="_Toc244298296" w:history="1">
         <w:r>
           <w:rPr>
             <w:rStyle w:val="Hyperlink"/>
@@ -2358,7 +2358,7 @@
             <w:noProof/>
             <w:webHidden/>
           </w:rPr>
-          <w:instrText xml:space="preserve"> PAGEREF _Toc243841988 \h </w:instrText>
+          <w:instrText xml:space="preserve"> PAGEREF _Toc244298296 \h </w:instrText>
         </w:r>
         <w:r>
           <w:rPr>
@@ -2399,7 +2399,7 @@
           <w:noProof/>
         </w:rPr>
       </w:pPr>
-      <w:hyperlink w:anchor="_Toc243841989" w:history="1">
+      <w:hyperlink w:anchor="_Toc244298297" w:history="1">
         <w:r>
           <w:rPr>
             <w:rStyle w:val="Hyperlink"/>
@@ -2426,7 +2426,7 @@
             <w:noProof/>
             <w:webHidden/>
           </w:rPr>
-          <w:instrText xml:space="preserve"> PAGEREF _Toc243841989 \h </w:instrText>
+          <w:instrText xml:space="preserve"> PAGEREF _Toc244298297 \h </w:instrText>
         </w:r>
         <w:r>
           <w:rPr>
@@ -2467,7 +2467,7 @@
           <w:noProof/>
         </w:rPr>
       </w:pPr>
-      <w:hyperlink w:anchor="_Toc243841990" w:history="1">
+      <w:hyperlink w:anchor="_Toc244298298" w:history="1">
         <w:r>
           <w:rPr>
             <w:rStyle w:val="Hyperlink"/>
@@ -2494,7 +2494,7 @@
             <w:noProof/>
             <w:webHidden/>
           </w:rPr>
-          <w:instrText xml:space="preserve"> PAGEREF _Toc243841990 \h </w:instrText>
+          <w:instrText xml:space="preserve"> PAGEREF _Toc244298298 \h </w:instrText>
         </w:r>
         <w:r>
           <w:rPr>
@@ -2535,7 +2535,7 @@
           <w:noProof/>
         </w:rPr>
       </w:pPr>
-      <w:hyperlink w:anchor="_Toc243841991" w:history="1">
+      <w:hyperlink w:anchor="_Toc244298299" w:history="1">
         <w:r>
           <w:rPr>
             <w:rStyle w:val="Hyperlink"/>
@@ -2562,7 +2562,7 @@
             <w:noProof/>
             <w:webHidden/>
           </w:rPr>
-          <w:instrText xml:space="preserve"> PAGEREF _Toc243841991 \h </w:instrText>
+          <w:instrText xml:space="preserve"> PAGEREF _Toc244298299 \h </w:instrText>
         </w:r>
         <w:r>
           <w:rPr>
@@ -2603,7 +2603,7 @@
           <w:noProof/>
         </w:rPr>
       </w:pPr>
-      <w:hyperlink w:anchor="_Toc243841992" w:history="1">
+      <w:hyperlink w:anchor="_Toc244298300" w:history="1">
         <w:r>
           <w:rPr>
             <w:rStyle w:val="Hyperlink"/>
@@ -2630,7 +2630,7 @@
             <w:noProof/>
             <w:webHidden/>
           </w:rPr>
-          <w:instrText xml:space="preserve"> PAGEREF _Toc243841992 \h </w:instrText>
+          <w:instrText xml:space="preserve"> PAGEREF _Toc244298300 \h </w:instrText>
         </w:r>
         <w:r>
           <w:rPr>
@@ -2671,7 +2671,7 @@
           <w:noProof/>
         </w:rPr>
       </w:pPr>
-      <w:hyperlink w:anchor="_Toc243841993" w:history="1">
+      <w:hyperlink w:anchor="_Toc244298301" w:history="1">
         <w:r>
           <w:rPr>
             <w:rStyle w:val="Hyperlink"/>
@@ -2698,7 +2698,7 @@
             <w:noProof/>
             <w:webHidden/>
           </w:rPr>
-          <w:instrText xml:space="preserve"> PAGEREF _Toc243841993 \h </w:instrText>
+          <w:instrText xml:space="preserve"> PAGEREF _Toc244298301 \h </w:instrText>
         </w:r>
         <w:r>
           <w:rPr>
@@ -2739,7 +2739,7 @@
           <w:noProof/>
         </w:rPr>
       </w:pPr>
-      <w:hyperlink w:anchor="_Toc243841994" w:history="1">
+      <w:hyperlink w:anchor="_Toc244298302" w:history="1">
         <w:r>
           <w:rPr>
             <w:rStyle w:val="Hyperlink"/>
@@ -2766,7 +2766,7 @@
             <w:noProof/>
             <w:webHidden/>
           </w:rPr>
-          <w:instrText xml:space="preserve"> PAGEREF _Toc243841994 \h </w:instrText>
+          <w:instrText xml:space="preserve"> PAGEREF _Toc244298302 \h </w:instrText>
         </w:r>
         <w:r>
           <w:rPr>
@@ -2807,7 +2807,7 @@
           <w:noProof/>
         </w:rPr>
       </w:pPr>
-      <w:hyperlink w:anchor="_Toc243841995" w:history="1">
+      <w:hyperlink w:anchor="_Toc244298303" w:history="1">
         <w:r>
           <w:rPr>
             <w:rStyle w:val="Hyperlink"/>
@@ -2834,7 +2834,7 @@
             <w:noProof/>
             <w:webHidden/>
           </w:rPr>
-          <w:instrText xml:space="preserve"> PAGEREF _Toc243841995 \h </w:instrText>
+          <w:instrText xml:space="preserve"> PAGEREF _Toc244298303 \h </w:instrText>
         </w:r>
         <w:r>
           <w:rPr>
@@ -2875,7 +2875,7 @@
           <w:noProof/>
         </w:rPr>
       </w:pPr>
-      <w:hyperlink w:anchor="_Toc243841996" w:history="1">
+      <w:hyperlink w:anchor="_Toc244298304" w:history="1">
         <w:r>
           <w:rPr>
             <w:rStyle w:val="Hyperlink"/>
@@ -2902,7 +2902,7 @@
             <w:noProof/>
             <w:webHidden/>
           </w:rPr>
-          <w:instrText xml:space="preserve"> PAGEREF _Toc243841996 \h </w:instrText>
+          <w:instrText xml:space="preserve"> PAGEREF _Toc244298304 \h </w:instrText>
         </w:r>
         <w:r>
           <w:rPr>
@@ -2943,7 +2943,7 @@
           <w:noProof/>
         </w:rPr>
       </w:pPr>
-      <w:hyperlink w:anchor="_Toc243841997" w:history="1">
+      <w:hyperlink w:anchor="_Toc244298305" w:history="1">
         <w:r>
           <w:rPr>
             <w:rStyle w:val="Hyperlink"/>
@@ -2970,7 +2970,7 @@
             <w:noProof/>
             <w:webHidden/>
           </w:rPr>
-          <w:instrText xml:space="preserve"> PAGEREF _Toc243841997 \h </w:instrText>
+          <w:instrText xml:space="preserve"> PAGEREF _Toc244298305 \h </w:instrText>
         </w:r>
         <w:r>
           <w:rPr>
@@ -3011,7 +3011,7 @@
           <w:noProof/>
         </w:rPr>
       </w:pPr>
-      <w:hyperlink w:anchor="_Toc243841998" w:history="1">
+      <w:hyperlink w:anchor="_Toc244298306" w:history="1">
         <w:r>
           <w:rPr>
             <w:rStyle w:val="Hyperlink"/>
@@ -3038,7 +3038,7 @@
             <w:noProof/>
             <w:webHidden/>
           </w:rPr>
-          <w:instrText xml:space="preserve"> PAGEREF _Toc243841998 \h </w:instrText>
+          <w:instrText xml:space="preserve"> PAGEREF _Toc244298306 \h </w:instrText>
         </w:r>
         <w:r>
           <w:rPr>
@@ -3079,7 +3079,7 @@
           <w:noProof/>
         </w:rPr>
       </w:pPr>
-      <w:hyperlink w:anchor="_Toc243841999" w:history="1">
+      <w:hyperlink w:anchor="_Toc244298307" w:history="1">
         <w:r>
           <w:rPr>
             <w:rStyle w:val="Hyperlink"/>
@@ -3106,7 +3106,7 @@
             <w:noProof/>
             <w:webHidden/>
           </w:rPr>
-          <w:instrText xml:space="preserve"> PAGEREF _Toc243841999 \h </w:instrText>
+          <w:instrText xml:space="preserve"> PAGEREF _Toc244298307 \h </w:instrText>
         </w:r>
         <w:r>
           <w:rPr>
@@ -3147,7 +3147,7 @@
           <w:noProof/>
         </w:rPr>
       </w:pPr>
-      <w:hyperlink w:anchor="_Toc243842000" w:history="1">
+      <w:hyperlink w:anchor="_Toc244298308" w:history="1">
         <w:r>
           <w:rPr>
             <w:rStyle w:val="Hyperlink"/>
@@ -3174,7 +3174,7 @@
             <w:noProof/>
             <w:webHidden/>
           </w:rPr>
-          <w:instrText xml:space="preserve"> PAGEREF _Toc243842000 \h </w:instrText>
+          <w:instrText xml:space="preserve"> PAGEREF _Toc244298308 \h </w:instrText>
         </w:r>
         <w:r>
           <w:rPr>
@@ -3215,7 +3215,7 @@
           <w:noProof/>
         </w:rPr>
       </w:pPr>
-      <w:hyperlink w:anchor="_Toc243842001" w:history="1">
+      <w:hyperlink w:anchor="_Toc244298309" w:history="1">
         <w:r>
           <w:rPr>
             <w:rStyle w:val="Hyperlink"/>
@@ -3242,7 +3242,7 @@
             <w:noProof/>
             <w:webHidden/>
           </w:rPr>
-          <w:instrText xml:space="preserve"> PAGEREF _Toc243842001 \h </w:instrText>
+          <w:instrText xml:space="preserve"> PAGEREF _Toc244298309 \h </w:instrText>
         </w:r>
         <w:r>
           <w:rPr>
@@ -3283,7 +3283,7 @@
           <w:noProof/>
         </w:rPr>
       </w:pPr>
-      <w:hyperlink w:anchor="_Toc243842002" w:history="1">
+      <w:hyperlink w:anchor="_Toc244298310" w:history="1">
         <w:r>
           <w:rPr>
             <w:rStyle w:val="Hyperlink"/>
@@ -3310,7 +3310,7 @@
             <w:noProof/>
             <w:webHidden/>
           </w:rPr>
-          <w:instrText xml:space="preserve"> PAGEREF _Toc243842002 \h </w:instrText>
+          <w:instrText xml:space="preserve"> PAGEREF _Toc244298310 \h </w:instrText>
         </w:r>
         <w:r>
           <w:rPr>
@@ -3351,7 +3351,7 @@
           <w:noProof/>
         </w:rPr>
       </w:pPr>
-      <w:hyperlink w:anchor="_Toc243842003" w:history="1">
+      <w:hyperlink w:anchor="_Toc244298311" w:history="1">
         <w:r>
           <w:rPr>
             <w:rStyle w:val="Hyperlink"/>
@@ -3378,7 +3378,7 @@
             <w:noProof/>
             <w:webHidden/>
           </w:rPr>
-          <w:instrText xml:space="preserve"> PAGEREF _Toc243842003 \h </w:instrText>
+          <w:instrText xml:space="preserve"> PAGEREF _Toc244298311 \h </w:instrText>
         </w:r>
         <w:r>
           <w:rPr>
@@ -3419,7 +3419,7 @@
           <w:noProof/>
         </w:rPr>
       </w:pPr>
-      <w:hyperlink w:anchor="_Toc243842004" w:history="1">
+      <w:hyperlink w:anchor="_Toc244298312" w:history="1">
         <w:r>
           <w:rPr>
             <w:rStyle w:val="Hyperlink"/>
@@ -3446,7 +3446,7 @@
             <w:noProof/>
             <w:webHidden/>
           </w:rPr>
-          <w:instrText xml:space="preserve"> PAGEREF _Toc243842004 \h </w:instrText>
+          <w:instrText xml:space="preserve"> PAGEREF _Toc244298312 \h </w:instrText>
         </w:r>
         <w:r>
           <w:rPr>
@@ -3487,7 +3487,7 @@
           <w:noProof/>
         </w:rPr>
       </w:pPr>
-      <w:hyperlink w:anchor="_Toc243842005" w:history="1">
+      <w:hyperlink w:anchor="_Toc244298313" w:history="1">
         <w:r>
           <w:rPr>
             <w:rStyle w:val="Hyperlink"/>
@@ -3514,7 +3514,7 @@
             <w:noProof/>
             <w:webHidden/>
           </w:rPr>
-          <w:instrText xml:space="preserve"> PAGEREF _Toc243842005 \h </w:instrText>
+          <w:instrText xml:space="preserve"> PAGEREF _Toc244298313 \h </w:instrText>
         </w:r>
         <w:r>
           <w:rPr>
@@ -3555,7 +3555,7 @@
           <w:noProof/>
         </w:rPr>
       </w:pPr>
-      <w:hyperlink w:anchor="_Toc243842006" w:history="1">
+      <w:hyperlink w:anchor="_Toc244298314" w:history="1">
         <w:r>
           <w:rPr>
             <w:rStyle w:val="Hyperlink"/>
@@ -3582,7 +3582,7 @@
             <w:noProof/>
             <w:webHidden/>
           </w:rPr>
-          <w:instrText xml:space="preserve"> PAGEREF _Toc243842006 \h </w:instrText>
+          <w:instrText xml:space="preserve"> PAGEREF _Toc244298314 \h </w:instrText>
         </w:r>
         <w:r>
           <w:rPr>
@@ -3623,7 +3623,7 @@
           <w:noProof/>
         </w:rPr>
       </w:pPr>
-      <w:hyperlink w:anchor="_Toc243842007" w:history="1">
+      <w:hyperlink w:anchor="_Toc244298315" w:history="1">
         <w:r>
           <w:rPr>
             <w:rStyle w:val="Hyperlink"/>
@@ -3650,7 +3650,7 @@
             <w:noProof/>
             <w:webHidden/>
           </w:rPr>
-          <w:instrText xml:space="preserve"> PAGEREF _Toc243842007 \h </w:instrText>
+          <w:instrText xml:space="preserve"> PAGEREF _Toc244298315 \h </w:instrText>
         </w:r>
         <w:r>
           <w:rPr>
@@ -3691,7 +3691,7 @@
           <w:noProof/>
         </w:rPr>
       </w:pPr>
-      <w:hyperlink w:anchor="_Toc243842008" w:history="1">
+      <w:hyperlink w:anchor="_Toc244298316" w:history="1">
         <w:r>
           <w:rPr>
             <w:rStyle w:val="Hyperlink"/>
@@ -3718,7 +3718,7 @@
             <w:noProof/>
             <w:webHidden/>
           </w:rPr>
-          <w:instrText xml:space="preserve"> PAGEREF _Toc243842008 \h </w:instrText>
+          <w:instrText xml:space="preserve"> PAGEREF _Toc244298316 \h </w:instrText>
         </w:r>
         <w:r>
           <w:rPr>
@@ -3759,7 +3759,7 @@
           <w:noProof/>
         </w:rPr>
       </w:pPr>
-      <w:hyperlink w:anchor="_Toc243842009" w:history="1">
+      <w:hyperlink w:anchor="_Toc244298317" w:history="1">
         <w:r>
           <w:rPr>
             <w:rStyle w:val="Hyperlink"/>
@@ -3786,7 +3786,7 @@
             <w:noProof/>
             <w:webHidden/>
           </w:rPr>
-          <w:instrText xml:space="preserve"> PAGEREF _Toc243842009 \h </w:instrText>
+          <w:instrText xml:space="preserve"> PAGEREF _Toc244298317 \h </w:instrText>
         </w:r>
         <w:r>
           <w:rPr>
@@ -3827,7 +3827,7 @@
           <w:noProof/>
         </w:rPr>
       </w:pPr>
-      <w:hyperlink w:anchor="_Toc243842010" w:history="1">
+      <w:hyperlink w:anchor="_Toc244298318" w:history="1">
         <w:r>
           <w:rPr>
             <w:rStyle w:val="Hyperlink"/>
@@ -3854,7 +3854,7 @@
             <w:noProof/>
             <w:webHidden/>
           </w:rPr>
-          <w:instrText xml:space="preserve"> PAGEREF _Toc243842010 \h </w:instrText>
+          <w:instrText xml:space="preserve"> PAGEREF _Toc244298318 \h </w:instrText>
         </w:r>
         <w:r>
           <w:rPr>
@@ -3895,7 +3895,7 @@
           <w:noProof/>
         </w:rPr>
       </w:pPr>
-      <w:hyperlink w:anchor="_Toc243842011" w:history="1">
+      <w:hyperlink w:anchor="_Toc244298319" w:history="1">
         <w:r>
           <w:rPr>
             <w:rStyle w:val="Hyperlink"/>
@@ -3922,7 +3922,7 @@
             <w:noProof/>
             <w:webHidden/>
           </w:rPr>
-          <w:instrText xml:space="preserve"> PAGEREF _Toc243842011 \h </w:instrText>
+          <w:instrText xml:space="preserve"> PAGEREF _Toc244298319 \h </w:instrText>
         </w:r>
         <w:r>
           <w:rPr>
@@ -3963,7 +3963,7 @@
           <w:noProof/>
         </w:rPr>
       </w:pPr>
-      <w:hyperlink w:anchor="_Toc243842012" w:history="1">
+      <w:hyperlink w:anchor="_Toc244298320" w:history="1">
         <w:r>
           <w:rPr>
             <w:rStyle w:val="Hyperlink"/>
@@ -3990,7 +3990,7 @@
             <w:noProof/>
             <w:webHidden/>
           </w:rPr>
-          <w:instrText xml:space="preserve"> PAGEREF _Toc243842012 \h </w:instrText>
+          <w:instrText xml:space="preserve"> PAGEREF _Toc244298320 \h </w:instrText>
         </w:r>
         <w:r>
           <w:rPr>
@@ -4031,7 +4031,7 @@
           <w:noProof/>
         </w:rPr>
       </w:pPr>
-      <w:hyperlink w:anchor="_Toc243842013" w:history="1">
+      <w:hyperlink w:anchor="_Toc244298321" w:history="1">
         <w:r>
           <w:rPr>
             <w:rStyle w:val="Hyperlink"/>
@@ -4058,7 +4058,7 @@
             <w:noProof/>
             <w:webHidden/>
           </w:rPr>
-          <w:instrText xml:space="preserve"> PAGEREF _Toc243842013 \h </w:instrText>
+          <w:instrText xml:space="preserve"> PAGEREF _Toc244298321 \h </w:instrText>
         </w:r>
         <w:r>
           <w:rPr>
@@ -4099,7 +4099,7 @@
           <w:noProof/>
         </w:rPr>
       </w:pPr>
-      <w:hyperlink w:anchor="_Toc243842014" w:history="1">
+      <w:hyperlink w:anchor="_Toc244298322" w:history="1">
         <w:r>
           <w:rPr>
             <w:rStyle w:val="Hyperlink"/>
@@ -4126,7 +4126,7 @@
             <w:noProof/>
             <w:webHidden/>
           </w:rPr>
-          <w:instrText xml:space="preserve"> PAGEREF _Toc243842014 \h </w:instrText>
+          <w:instrText xml:space="preserve"> PAGEREF _Toc244298322 \h </w:instrText>
         </w:r>
         <w:r>
           <w:rPr>
@@ -4171,7 +4171,7 @@
       <w:pPr>
         <w:pStyle w:val="Heading1"/>
       </w:pPr>
-      <w:bookmarkStart w:id="0" w:name="_Toc243841955"/>
+      <w:bookmarkStart w:id="0" w:name="_Toc244298263"/>
       <w:r>
         <w:lastRenderedPageBreak/>
         <w:t>Foreword</w:t>
@@ -4205,7 +4205,7 @@
       <w:pPr>
         <w:pStyle w:val="Heading1"/>
       </w:pPr>
-      <w:bookmarkStart w:id="1" w:name="_Toc243841956"/>
+      <w:bookmarkStart w:id="1" w:name="_Toc244298264"/>
       <w:r>
         <w:lastRenderedPageBreak/>
         <w:t>What Litterbox is</w:t>
@@ -4301,7 +4301,7 @@
       <w:pPr>
         <w:pStyle w:val="Heading2"/>
       </w:pPr>
-      <w:bookmarkStart w:id="2" w:name="_Toc243841957"/>
+      <w:bookmarkStart w:id="2" w:name="_Toc244298265"/>
       <w:r>
         <w:t>Terms</w:t>
       </w:r>
@@ -4808,7 +4808,7 @@
       <w:pPr>
         <w:pStyle w:val="Heading1"/>
       </w:pPr>
-      <w:bookmarkStart w:id="3" w:name="_Toc243841958"/>
+      <w:bookmarkStart w:id="3" w:name="_Toc244298266"/>
       <w:r>
         <w:lastRenderedPageBreak/>
         <w:t>Getting started</w:t>
@@ -4824,7 +4824,7 @@
       <w:pPr>
         <w:pStyle w:val="Heading2"/>
       </w:pPr>
-      <w:bookmarkStart w:id="4" w:name="_Toc243841959"/>
+      <w:bookmarkStart w:id="4" w:name="_Toc244298267"/>
       <w:r>
         <w:t>What you need</w:t>
       </w:r>
@@ -4909,7 +4909,7 @@
       <w:pPr>
         <w:pStyle w:val="Heading2"/>
       </w:pPr>
-      <w:bookmarkStart w:id="5" w:name="_Toc243841960"/>
+      <w:bookmarkStart w:id="5" w:name="_Toc244298268"/>
       <w:r>
         <w:t>Installing Litterbox</w:t>
       </w:r>
@@ -5039,7 +5039,7 @@
       <w:pPr>
         <w:pStyle w:val="Heading2"/>
       </w:pPr>
-      <w:bookmarkStart w:id="6" w:name="_Toc243841961"/>
+      <w:bookmarkStart w:id="6" w:name="_Toc244298269"/>
       <w:r>
         <w:lastRenderedPageBreak/>
         <w:t>Joining your team's vault</w:t>
@@ -5146,7 +5146,7 @@
       <w:pPr>
         <w:pStyle w:val="Heading2"/>
       </w:pPr>
-      <w:bookmarkStart w:id="7" w:name="_Toc243841962"/>
+      <w:bookmarkStart w:id="7" w:name="_Toc244298270"/>
       <w:r>
         <w:t>Decisions to make first</w:t>
       </w:r>
@@ -5418,7 +5418,7 @@
       <w:pPr>
         <w:pStyle w:val="Heading2"/>
       </w:pPr>
-      <w:bookmarkStart w:id="8" w:name="_Toc243841963"/>
+      <w:bookmarkStart w:id="8" w:name="_Toc244298271"/>
       <w:r>
         <w:lastRenderedPageBreak/>
         <w:t>Setting up a new team</w:t>
@@ -5688,7 +5688,7 @@
       <w:pPr>
         <w:pStyle w:val="Heading2"/>
       </w:pPr>
-      <w:bookmarkStart w:id="9" w:name="_Toc243841964"/>
+      <w:bookmarkStart w:id="9" w:name="_Toc244298272"/>
       <w:r>
         <w:t>The main window</w:t>
       </w:r>
@@ -6099,7 +6099,7 @@
       <w:pPr>
         <w:pStyle w:val="Heading2"/>
       </w:pPr>
-      <w:bookmarkStart w:id="10" w:name="_Toc243841965"/>
+      <w:bookmarkStart w:id="10" w:name="_Toc244298273"/>
       <w:r>
         <w:t>Your first part</w:t>
       </w:r>
@@ -6221,7 +6221,7 @@
       <w:pPr>
         <w:pStyle w:val="Heading2"/>
       </w:pPr>
-      <w:bookmarkStart w:id="11" w:name="_Toc243841966"/>
+      <w:bookmarkStart w:id="11" w:name="_Toc244298274"/>
       <w:r>
         <w:t>Creating a new part, step by step</w:t>
       </w:r>
@@ -6718,7 +6718,7 @@
       <w:pPr>
         <w:pStyle w:val="Heading1"/>
       </w:pPr>
-      <w:bookmarkStart w:id="12" w:name="_Toc243841967"/>
+      <w:bookmarkStart w:id="12" w:name="_Toc244298275"/>
       <w:r>
         <w:lastRenderedPageBreak/>
         <w:t>Everyday work</w:t>
@@ -6729,7 +6729,7 @@
       <w:pPr>
         <w:pStyle w:val="Heading2"/>
       </w:pPr>
-      <w:bookmarkStart w:id="13" w:name="_Toc243841968"/>
+      <w:bookmarkStart w:id="13" w:name="_Toc244298276"/>
       <w:r>
         <w:t>Part numbers and file names</w:t>
       </w:r>
@@ -6769,7 +6769,7 @@
       <w:pPr>
         <w:pStyle w:val="Heading2"/>
       </w:pPr>
-      <w:bookmarkStart w:id="14" w:name="_Toc243841969"/>
+      <w:bookmarkStart w:id="14" w:name="_Toc244298277"/>
       <w:r>
         <w:t>Projects</w:t>
       </w:r>
@@ -7069,7 +7069,7 @@
       <w:pPr>
         <w:pStyle w:val="Heading2"/>
       </w:pPr>
-      <w:bookmarkStart w:id="15" w:name="_Toc243841970"/>
+      <w:bookmarkStart w:id="15" w:name="_Toc244298278"/>
       <w:r>
         <w:t>Finding parts</w:t>
       </w:r>
@@ -7123,7 +7123,7 @@
       <w:pPr>
         <w:pStyle w:val="Heading2"/>
       </w:pPr>
-      <w:bookmarkStart w:id="16" w:name="_Toc243841971"/>
+      <w:bookmarkStart w:id="16" w:name="_Toc244298279"/>
       <w:r>
         <w:t>Folders</w:t>
       </w:r>
@@ -7490,7 +7490,7 @@
       <w:pPr>
         <w:pStyle w:val="Heading2"/>
       </w:pPr>
-      <w:bookmarkStart w:id="17" w:name="_Toc243841972"/>
+      <w:bookmarkStart w:id="17" w:name="_Toc244298280"/>
       <w:r>
         <w:t>Checking out and checking in</w:t>
       </w:r>
@@ -7620,7 +7620,7 @@
       <w:pPr>
         <w:pStyle w:val="Heading2"/>
       </w:pPr>
-      <w:bookmarkStart w:id="18" w:name="_Toc243841973"/>
+      <w:bookmarkStart w:id="18" w:name="_Toc244298281"/>
       <w:r>
         <w:t>Getting other people's changes</w:t>
       </w:r>
@@ -7650,7 +7650,7 @@
       <w:pPr>
         <w:pStyle w:val="Heading2"/>
       </w:pPr>
-      <w:bookmarkStart w:id="19" w:name="_Toc243841974"/>
+      <w:bookmarkStart w:id="19" w:name="_Toc244298282"/>
       <w:r>
         <w:t>Opening files</w:t>
       </w:r>
@@ -7709,7 +7709,7 @@
       <w:pPr>
         <w:pStyle w:val="Heading2"/>
       </w:pPr>
-      <w:bookmarkStart w:id="20" w:name="_Toc243841975"/>
+      <w:bookmarkStart w:id="20" w:name="_Toc244298283"/>
       <w:r>
         <w:lastRenderedPageBreak/>
         <w:t>The details pane</w:t>
@@ -7982,7 +7982,7 @@
       <w:pPr>
         <w:pStyle w:val="Heading1"/>
       </w:pPr>
-      <w:bookmarkStart w:id="21" w:name="_Toc243841976"/>
+      <w:bookmarkStart w:id="21" w:name="_Toc244298284"/>
       <w:r>
         <w:lastRenderedPageBreak/>
         <w:t>Revisions and the lifecycle</w:t>
@@ -8352,7 +8352,7 @@
       <w:pPr>
         <w:pStyle w:val="Heading2"/>
       </w:pPr>
-      <w:bookmarkStart w:id="22" w:name="_Toc243841977"/>
+      <w:bookmarkStart w:id="22" w:name="_Toc244298285"/>
       <w:r>
         <w:t>Form, Fit, Function, and Dispo</w:t>
       </w:r>
@@ -8446,7 +8446,7 @@
       <w:pPr>
         <w:pStyle w:val="Heading1"/>
       </w:pPr>
-      <w:bookmarkStart w:id="23" w:name="_Toc243841978"/>
+      <w:bookmarkStart w:id="23" w:name="_Toc244298286"/>
       <w:r>
         <w:lastRenderedPageBreak/>
         <w:t>Assemblies, references, and BOMs</w:t>
@@ -8457,7 +8457,7 @@
       <w:pPr>
         <w:pStyle w:val="Heading2"/>
       </w:pPr>
-      <w:bookmarkStart w:id="24" w:name="_Toc243841979"/>
+      <w:bookmarkStart w:id="24" w:name="_Toc244298287"/>
       <w:r>
         <w:t>Uses and where used</w:t>
       </w:r>
@@ -8510,7 +8510,7 @@
       <w:pPr>
         <w:pStyle w:val="Heading2"/>
       </w:pPr>
-      <w:bookmarkStart w:id="25" w:name="_Toc243841980"/>
+      <w:bookmarkStart w:id="25" w:name="_Toc244298288"/>
       <w:r>
         <w:t>The BOM tab</w:t>
       </w:r>
@@ -8636,7 +8636,7 @@
       <w:pPr>
         <w:pStyle w:val="Heading2"/>
       </w:pPr>
-      <w:bookmarkStart w:id="26" w:name="_Toc243841981"/>
+      <w:bookmarkStart w:id="26" w:name="_Toc244298289"/>
       <w:r>
         <w:t>Toolbox parts</w:t>
       </w:r>
@@ -8868,7 +8868,7 @@
       <w:pPr>
         <w:pStyle w:val="Heading2"/>
       </w:pPr>
-      <w:bookmarkStart w:id="27" w:name="_Toc243841982"/>
+      <w:bookmarkStart w:id="27" w:name="_Toc244298290"/>
       <w:r>
         <w:t>Non-CAD parts and kits</w:t>
       </w:r>
@@ -8938,7 +8938,7 @@
       <w:pPr>
         <w:pStyle w:val="Heading1"/>
       </w:pPr>
-      <w:bookmarkStart w:id="28" w:name="_Toc243841983"/>
+      <w:bookmarkStart w:id="28" w:name="_Toc244298291"/>
       <w:r>
         <w:lastRenderedPageBreak/>
         <w:t>Purchasing, costs, and materials</w:t>
@@ -8949,7 +8949,7 @@
       <w:pPr>
         <w:pStyle w:val="Heading2"/>
       </w:pPr>
-      <w:bookmarkStart w:id="29" w:name="_Toc243841984"/>
+      <w:bookmarkStart w:id="29" w:name="_Toc244298292"/>
       <w:r>
         <w:t>Purchasing info</w:t>
       </w:r>
@@ -8987,7 +8987,7 @@
       <w:pPr>
         <w:pStyle w:val="Heading2"/>
       </w:pPr>
-      <w:bookmarkStart w:id="30" w:name="_Toc243841985"/>
+      <w:bookmarkStart w:id="30" w:name="_Toc244298293"/>
       <w:r>
         <w:t>Materials</w:t>
       </w:r>
@@ -9025,7 +9025,7 @@
       <w:pPr>
         <w:pStyle w:val="Heading1"/>
       </w:pPr>
-      <w:bookmarkStart w:id="31" w:name="_Toc243841986"/>
+      <w:bookmarkStart w:id="31" w:name="_Toc244298294"/>
       <w:r>
         <w:lastRenderedPageBreak/>
         <w:t>Release outputs and exports</w:t>
@@ -9036,7 +9036,7 @@
       <w:pPr>
         <w:pStyle w:val="Heading2"/>
       </w:pPr>
-      <w:bookmarkStart w:id="32" w:name="_Toc243841987"/>
+      <w:bookmarkStart w:id="32" w:name="_Toc244298295"/>
       <w:r>
         <w:t>STEP and PDF files</w:t>
       </w:r>
@@ -9097,7 +9097,7 @@
       <w:pPr>
         <w:pStyle w:val="Heading2"/>
       </w:pPr>
-      <w:bookmarkStart w:id="33" w:name="_Toc243841988"/>
+      <w:bookmarkStart w:id="33" w:name="_Toc244298296"/>
       <w:r>
         <w:t>Exporting</w:t>
       </w:r>
@@ -9126,7 +9126,7 @@
       <w:pPr>
         <w:pStyle w:val="Heading1"/>
       </w:pPr>
-      <w:bookmarkStart w:id="34" w:name="_Toc243841989"/>
+      <w:bookmarkStart w:id="34" w:name="_Toc244298297"/>
       <w:r>
         <w:lastRenderedPageBreak/>
         <w:t>Documents</w:t>
@@ -9231,7 +9231,7 @@
       <w:pPr>
         <w:pStyle w:val="Heading1"/>
       </w:pPr>
-      <w:bookmarkStart w:id="35" w:name="_Toc243841990"/>
+      <w:bookmarkStart w:id="35" w:name="_Toc244298298"/>
       <w:r>
         <w:lastRenderedPageBreak/>
         <w:t>Sign-off workflows and ECOs</w:t>
@@ -9242,7 +9242,7 @@
       <w:pPr>
         <w:pStyle w:val="Heading2"/>
       </w:pPr>
-      <w:bookmarkStart w:id="36" w:name="_Toc243841991"/>
+      <w:bookmarkStart w:id="36" w:name="_Toc244298299"/>
       <w:r>
         <w:t>How workflows work</w:t>
       </w:r>
@@ -9298,7 +9298,7 @@
       <w:pPr>
         <w:pStyle w:val="Heading2"/>
       </w:pPr>
-      <w:bookmarkStart w:id="37" w:name="_Toc243841992"/>
+      <w:bookmarkStart w:id="37" w:name="_Toc244298300"/>
       <w:r>
         <w:t>Asking for sign-off</w:t>
       </w:r>
@@ -9464,7 +9464,7 @@
       <w:pPr>
         <w:pStyle w:val="Heading2"/>
       </w:pPr>
-      <w:bookmarkStart w:id="38" w:name="_Toc243841993"/>
+      <w:bookmarkStart w:id="38" w:name="_Toc244298301"/>
       <w:r>
         <w:t>Reviewing a request</w:t>
       </w:r>
@@ -9766,7 +9766,7 @@
       <w:pPr>
         <w:pStyle w:val="Heading2"/>
       </w:pPr>
-      <w:bookmarkStart w:id="39" w:name="_Toc243841994"/>
+      <w:bookmarkStart w:id="39" w:name="_Toc244298302"/>
       <w:r>
         <w:t>Rejected requests</w:t>
       </w:r>
@@ -9839,7 +9839,7 @@
       <w:pPr>
         <w:pStyle w:val="Heading2"/>
       </w:pPr>
-      <w:bookmarkStart w:id="40" w:name="_Toc243841995"/>
+      <w:bookmarkStart w:id="40" w:name="_Toc244298303"/>
       <w:r>
         <w:t>Engineering change orders</w:t>
       </w:r>
@@ -9891,7 +9891,7 @@
       <w:pPr>
         <w:pStyle w:val="Heading1"/>
       </w:pPr>
-      <w:bookmarkStart w:id="41" w:name="_Toc243841996"/>
+      <w:bookmarkStart w:id="41" w:name="_Toc244298304"/>
       <w:r>
         <w:lastRenderedPageBreak/>
         <w:t>Running the team</w:t>
@@ -9916,7 +9916,7 @@
       <w:pPr>
         <w:pStyle w:val="Heading2"/>
       </w:pPr>
-      <w:bookmarkStart w:id="42" w:name="_Toc243841997"/>
+      <w:bookmarkStart w:id="42" w:name="_Toc244298305"/>
       <w:r>
         <w:t>People and access</w:t>
       </w:r>
@@ -10214,7 +10214,7 @@
       <w:pPr>
         <w:pStyle w:val="Heading2"/>
       </w:pPr>
-      <w:bookmarkStart w:id="43" w:name="_Toc243841998"/>
+      <w:bookmarkStart w:id="43" w:name="_Toc244298306"/>
       <w:r>
         <w:t>Vault settings</w:t>
       </w:r>
@@ -10599,7 +10599,7 @@
       <w:pPr>
         <w:pStyle w:val="Heading2"/>
       </w:pPr>
-      <w:bookmarkStart w:id="44" w:name="_Toc243841999"/>
+      <w:bookmarkStart w:id="44" w:name="_Toc244298307"/>
       <w:r>
         <w:lastRenderedPageBreak/>
         <w:t>The team's Toolbox</w:t>
@@ -10707,7 +10707,7 @@
       <w:pPr>
         <w:pStyle w:val="Heading2"/>
       </w:pPr>
-      <w:bookmarkStart w:id="45" w:name="_Toc243842000"/>
+      <w:bookmarkStart w:id="45" w:name="_Toc244298308"/>
       <w:r>
         <w:t>Vault maintenance</w:t>
       </w:r>
@@ -10772,7 +10772,7 @@
       <w:pPr>
         <w:pStyle w:val="Heading1"/>
       </w:pPr>
-      <w:bookmarkStart w:id="46" w:name="_Toc243842001"/>
+      <w:bookmarkStart w:id="46" w:name="_Toc244298309"/>
       <w:r>
         <w:lastRenderedPageBreak/>
         <w:t>Importing existing CAD</w:t>
@@ -10868,7 +10868,7 @@
       <w:pPr>
         <w:pStyle w:val="Heading1"/>
       </w:pPr>
-      <w:bookmarkStart w:id="47" w:name="_Toc243842002"/>
+      <w:bookmarkStart w:id="47" w:name="_Toc244298310"/>
       <w:r>
         <w:lastRenderedPageBreak/>
         <w:t>Working with SolidWorks</w:t>
@@ -10944,7 +10944,7 @@
       <w:pPr>
         <w:pStyle w:val="Heading2"/>
       </w:pPr>
-      <w:bookmarkStart w:id="48" w:name="_Toc243842003"/>
+      <w:bookmarkStart w:id="48" w:name="_Toc244298311"/>
       <w:r>
         <w:t>Configurations</w:t>
       </w:r>
@@ -11008,7 +11008,7 @@
       <w:pPr>
         <w:pStyle w:val="Heading2"/>
       </w:pPr>
-      <w:bookmarkStart w:id="49" w:name="_Toc243842004"/>
+      <w:bookmarkStart w:id="49" w:name="_Toc244298312"/>
       <w:r>
         <w:t>Templates</w:t>
       </w:r>
@@ -11286,7 +11286,7 @@
       <w:pPr>
         <w:pStyle w:val="Heading1"/>
       </w:pPr>
-      <w:bookmarkStart w:id="50" w:name="_Toc243842005"/>
+      <w:bookmarkStart w:id="50" w:name="_Toc244298313"/>
       <w:r>
         <w:lastRenderedPageBreak/>
         <w:t>How Litterbox works</w:t>
@@ -11302,7 +11302,7 @@
       <w:pPr>
         <w:pStyle w:val="Heading2"/>
       </w:pPr>
-      <w:bookmarkStart w:id="51" w:name="_Toc243842006"/>
+      <w:bookmarkStart w:id="51" w:name="_Toc244298314"/>
       <w:r>
         <w:t>The vault is a Git repository</w:t>
       </w:r>
@@ -11706,7 +11706,7 @@
       <w:pPr>
         <w:pStyle w:val="Heading2"/>
       </w:pPr>
-      <w:bookmarkStart w:id="52" w:name="_Toc243842007"/>
+      <w:bookmarkStart w:id="52" w:name="_Toc244298315"/>
       <w:r>
         <w:t>Locks, read-only files, and uploads</w:t>
       </w:r>
@@ -11807,7 +11807,7 @@
       <w:pPr>
         <w:pStyle w:val="Heading2"/>
       </w:pPr>
-      <w:bookmarkStart w:id="53" w:name="_Toc243842008"/>
+      <w:bookmarkStart w:id="53" w:name="_Toc244298316"/>
       <w:r>
         <w:t>Downloads</w:t>
       </w:r>
@@ -11831,7 +11831,7 @@
       <w:pPr>
         <w:pStyle w:val="Heading2"/>
       </w:pPr>
-      <w:bookmarkStart w:id="54" w:name="_Toc243842009"/>
+      <w:bookmarkStart w:id="54" w:name="_Toc244298317"/>
       <w:r>
         <w:t>The job queue</w:t>
       </w:r>
@@ -11980,7 +11980,7 @@
       <w:pPr>
         <w:pStyle w:val="Heading1"/>
       </w:pPr>
-      <w:bookmarkStart w:id="55" w:name="_Toc243842010"/>
+      <w:bookmarkStart w:id="55" w:name="_Toc244298318"/>
       <w:r>
         <w:lastRenderedPageBreak/>
         <w:t>Settings and troubleshooting</w:t>
@@ -11991,7 +11991,7 @@
       <w:pPr>
         <w:pStyle w:val="Heading2"/>
       </w:pPr>
-      <w:bookmarkStart w:id="56" w:name="_Toc243842011"/>
+      <w:bookmarkStart w:id="56" w:name="_Toc244298319"/>
       <w:r>
         <w:t>Your settings</w:t>
       </w:r>
@@ -12355,7 +12355,7 @@
       <w:pPr>
         <w:pStyle w:val="Heading2"/>
       </w:pPr>
-      <w:bookmarkStart w:id="57" w:name="_Toc243842012"/>
+      <w:bookmarkStart w:id="57" w:name="_Toc244298320"/>
       <w:r>
         <w:t>Problems</w:t>
       </w:r>
@@ -12472,7 +12472,7 @@
       <w:pPr>
         <w:pStyle w:val="Heading2"/>
       </w:pPr>
-      <w:bookmarkStart w:id="58" w:name="_Toc243842013"/>
+      <w:bookmarkStart w:id="58" w:name="_Toc244298321"/>
       <w:r>
         <w:lastRenderedPageBreak/>
         <w:t>The command line</w:t>
@@ -12513,7 +12513,7 @@
       <w:pPr>
         <w:pStyle w:val="Heading1"/>
       </w:pPr>
-      <w:bookmarkStart w:id="59" w:name="_Toc243842014"/>
+      <w:bookmarkStart w:id="59" w:name="_Toc244298322"/>
       <w:r>
         <w:lastRenderedPageBreak/>
         <w:t>Quick reference</w:t>
@@ -13179,100 +13179,100 @@
       </w:rPr>
     </w:lvl>
   </w:abstractNum>
-  <w:num w:numId="1" w16cid:durableId="286857652">
+  <w:num w:numId="1" w16cid:durableId="1830435962">
     <w:abstractNumId w:val="8"/>
   </w:num>
-  <w:num w:numId="2" w16cid:durableId="717821715">
+  <w:num w:numId="2" w16cid:durableId="695159786">
     <w:abstractNumId w:val="6"/>
   </w:num>
-  <w:num w:numId="3" w16cid:durableId="193345887">
+  <w:num w:numId="3" w16cid:durableId="1923222570">
     <w:abstractNumId w:val="5"/>
   </w:num>
-  <w:num w:numId="4" w16cid:durableId="1128473105">
+  <w:num w:numId="4" w16cid:durableId="188839508">
     <w:abstractNumId w:val="4"/>
   </w:num>
-  <w:num w:numId="5" w16cid:durableId="1633555688">
+  <w:num w:numId="5" w16cid:durableId="2084836599">
     <w:abstractNumId w:val="7"/>
   </w:num>
-  <w:num w:numId="6" w16cid:durableId="551380224">
+  <w:num w:numId="6" w16cid:durableId="540869314">
     <w:abstractNumId w:val="3"/>
   </w:num>
-  <w:num w:numId="7" w16cid:durableId="625697974">
+  <w:num w:numId="7" w16cid:durableId="2030377038">
     <w:abstractNumId w:val="2"/>
   </w:num>
-  <w:num w:numId="8" w16cid:durableId="1561357415">
+  <w:num w:numId="8" w16cid:durableId="2055107471">
     <w:abstractNumId w:val="1"/>
   </w:num>
-  <w:num w:numId="9" w16cid:durableId="424420307">
+  <w:num w:numId="9" w16cid:durableId="1573462261">
     <w:abstractNumId w:val="0"/>
   </w:num>
-  <w:num w:numId="10" w16cid:durableId="497960138">
+  <w:num w:numId="10" w16cid:durableId="1473017938">
     <w:abstractNumId w:val="7"/>
     <w:lvlOverride w:ilvl="0">
       <w:startOverride w:val="1"/>
     </w:lvlOverride>
   </w:num>
-  <w:num w:numId="11" w16cid:durableId="157431160">
+  <w:num w:numId="11" w16cid:durableId="120541536">
     <w:abstractNumId w:val="7"/>
     <w:lvlOverride w:ilvl="0">
       <w:startOverride w:val="1"/>
     </w:lvlOverride>
   </w:num>
-  <w:num w:numId="12" w16cid:durableId="672608510">
+  <w:num w:numId="12" w16cid:durableId="358429532">
     <w:abstractNumId w:val="7"/>
     <w:lvlOverride w:ilvl="0">
       <w:startOverride w:val="1"/>
     </w:lvlOverride>
   </w:num>
-  <w:num w:numId="13" w16cid:durableId="1017774753">
+  <w:num w:numId="13" w16cid:durableId="491214809">
     <w:abstractNumId w:val="7"/>
     <w:lvlOverride w:ilvl="0">
       <w:startOverride w:val="1"/>
     </w:lvlOverride>
   </w:num>
-  <w:num w:numId="14" w16cid:durableId="1611088033">
+  <w:num w:numId="14" w16cid:durableId="756439023">
     <w:abstractNumId w:val="7"/>
     <w:lvlOverride w:ilvl="0">
       <w:startOverride w:val="1"/>
     </w:lvlOverride>
   </w:num>
-  <w:num w:numId="15" w16cid:durableId="1135441819">
+  <w:num w:numId="15" w16cid:durableId="1592666162">
     <w:abstractNumId w:val="7"/>
     <w:lvlOverride w:ilvl="0">
       <w:startOverride w:val="1"/>
     </w:lvlOverride>
   </w:num>
-  <w:num w:numId="16" w16cid:durableId="1614365961">
+  <w:num w:numId="16" w16cid:durableId="205214450">
     <w:abstractNumId w:val="7"/>
     <w:lvlOverride w:ilvl="0">
       <w:startOverride w:val="1"/>
     </w:lvlOverride>
   </w:num>
-  <w:num w:numId="17" w16cid:durableId="640235266">
+  <w:num w:numId="17" w16cid:durableId="269435422">
     <w:abstractNumId w:val="7"/>
     <w:lvlOverride w:ilvl="0">
       <w:startOverride w:val="1"/>
     </w:lvlOverride>
   </w:num>
-  <w:num w:numId="18" w16cid:durableId="1598445597">
+  <w:num w:numId="18" w16cid:durableId="1912080334">
     <w:abstractNumId w:val="7"/>
     <w:lvlOverride w:ilvl="0">
       <w:startOverride w:val="1"/>
     </w:lvlOverride>
   </w:num>
-  <w:num w:numId="19" w16cid:durableId="1991254542">
+  <w:num w:numId="19" w16cid:durableId="1944342082">
     <w:abstractNumId w:val="7"/>
     <w:lvlOverride w:ilvl="0">
       <w:startOverride w:val="1"/>
     </w:lvlOverride>
   </w:num>
-  <w:num w:numId="20" w16cid:durableId="1205560011">
+  <w:num w:numId="20" w16cid:durableId="1175726775">
     <w:abstractNumId w:val="7"/>
     <w:lvlOverride w:ilvl="0">
       <w:startOverride w:val="1"/>
     </w:lvlOverride>
   </w:num>
-  <w:num w:numId="21" w16cid:durableId="1183475092">
+  <w:num w:numId="21" w16cid:durableId="623923980">
     <w:abstractNumId w:val="7"/>
     <w:lvlOverride w:ilvl="0">
       <w:startOverride w:val="1"/>
@@ -24642,7 +24642,7 @@
     <w:autoRedefine/>
     <w:uiPriority w:val="39"/>
     <w:unhideWhenUsed/>
-    <w:rsid w:val="00E93DF0"/>
+    <w:rsid w:val="008706AA"/>
     <w:pPr>
       <w:spacing w:after="100"/>
     </w:pPr>
@@ -24654,7 +24654,7 @@
     <w:autoRedefine/>
     <w:uiPriority w:val="39"/>
     <w:unhideWhenUsed/>
-    <w:rsid w:val="00E93DF0"/>
+    <w:rsid w:val="008706AA"/>
     <w:pPr>
       <w:spacing w:after="100"/>
       <w:ind w:left="210"/>
@@ -24665,7 +24665,7 @@
     <w:basedOn w:val="DefaultParagraphFont"/>
     <w:uiPriority w:val="99"/>
     <w:unhideWhenUsed/>
-    <w:rsid w:val="00E93DF0"/>
+    <w:rsid w:val="008706AA"/>
     <w:rPr>
       <w:color w:val="0000FF" w:themeColor="hyperlink"/>
       <w:u w:val="single"/>

--- a/docs/Litterbox_User_Guide.docx
+++ b/docs/Litterbox_User_Guide.docx
@@ -46,7 +46,7 @@
         <w:rPr>
           <w:color w:val="666666"/>
         </w:rPr>
-        <w:t>For Litterbox 1.0.3  ·  October 2026</w:t>
+        <w:t>For Litterbox 1.0.4  ·  October 2026</w:t>
       </w:r>
     </w:p>
     <w:p>
@@ -87,7 +87,7 @@
       <w:r>
         <w:fldChar w:fldCharType="separate"/>
       </w:r>
-      <w:hyperlink w:anchor="_Toc244298263" w:history="1">
+      <w:hyperlink w:anchor="_Toc244300229" w:history="1">
         <w:r>
           <w:rPr>
             <w:rStyle w:val="Hyperlink"/>
@@ -114,7 +114,7 @@
             <w:noProof/>
             <w:webHidden/>
           </w:rPr>
-          <w:instrText xml:space="preserve"> PAGEREF _Toc244298263 \h </w:instrText>
+          <w:instrText xml:space="preserve"> PAGEREF _Toc244300229 \h </w:instrText>
         </w:r>
         <w:r>
           <w:rPr>
@@ -155,7 +155,7 @@
           <w:noProof/>
         </w:rPr>
       </w:pPr>
-      <w:hyperlink w:anchor="_Toc244298264" w:history="1">
+      <w:hyperlink w:anchor="_Toc244300230" w:history="1">
         <w:r>
           <w:rPr>
             <w:rStyle w:val="Hyperlink"/>
@@ -182,7 +182,7 @@
             <w:noProof/>
             <w:webHidden/>
           </w:rPr>
-          <w:instrText xml:space="preserve"> PAGEREF _Toc244298264 \h </w:instrText>
+          <w:instrText xml:space="preserve"> PAGEREF _Toc244300230 \h </w:instrText>
         </w:r>
         <w:r>
           <w:rPr>
@@ -223,7 +223,7 @@
           <w:noProof/>
         </w:rPr>
       </w:pPr>
-      <w:hyperlink w:anchor="_Toc244298265" w:history="1">
+      <w:hyperlink w:anchor="_Toc244300231" w:history="1">
         <w:r>
           <w:rPr>
             <w:rStyle w:val="Hyperlink"/>
@@ -250,7 +250,7 @@
             <w:noProof/>
             <w:webHidden/>
           </w:rPr>
-          <w:instrText xml:space="preserve"> PAGEREF _Toc244298265 \h </w:instrText>
+          <w:instrText xml:space="preserve"> PAGEREF _Toc244300231 \h </w:instrText>
         </w:r>
         <w:r>
           <w:rPr>
@@ -291,7 +291,7 @@
           <w:noProof/>
         </w:rPr>
       </w:pPr>
-      <w:hyperlink w:anchor="_Toc244298266" w:history="1">
+      <w:hyperlink w:anchor="_Toc244300232" w:history="1">
         <w:r>
           <w:rPr>
             <w:rStyle w:val="Hyperlink"/>
@@ -318,7 +318,7 @@
             <w:noProof/>
             <w:webHidden/>
           </w:rPr>
-          <w:instrText xml:space="preserve"> PAGEREF _Toc244298266 \h </w:instrText>
+          <w:instrText xml:space="preserve"> PAGEREF _Toc244300232 \h </w:instrText>
         </w:r>
         <w:r>
           <w:rPr>
@@ -359,7 +359,7 @@
           <w:noProof/>
         </w:rPr>
       </w:pPr>
-      <w:hyperlink w:anchor="_Toc244298267" w:history="1">
+      <w:hyperlink w:anchor="_Toc244300233" w:history="1">
         <w:r>
           <w:rPr>
             <w:rStyle w:val="Hyperlink"/>
@@ -386,7 +386,7 @@
             <w:noProof/>
             <w:webHidden/>
           </w:rPr>
-          <w:instrText xml:space="preserve"> PAGEREF _Toc244298267 \h </w:instrText>
+          <w:instrText xml:space="preserve"> PAGEREF _Toc244300233 \h </w:instrText>
         </w:r>
         <w:r>
           <w:rPr>
@@ -427,7 +427,7 @@
           <w:noProof/>
         </w:rPr>
       </w:pPr>
-      <w:hyperlink w:anchor="_Toc244298268" w:history="1">
+      <w:hyperlink w:anchor="_Toc244300234" w:history="1">
         <w:r>
           <w:rPr>
             <w:rStyle w:val="Hyperlink"/>
@@ -454,7 +454,7 @@
             <w:noProof/>
             <w:webHidden/>
           </w:rPr>
-          <w:instrText xml:space="preserve"> PAGEREF _Toc244298268 \h </w:instrText>
+          <w:instrText xml:space="preserve"> PAGEREF _Toc244300234 \h </w:instrText>
         </w:r>
         <w:r>
           <w:rPr>
@@ -495,7 +495,7 @@
           <w:noProof/>
         </w:rPr>
       </w:pPr>
-      <w:hyperlink w:anchor="_Toc244298269" w:history="1">
+      <w:hyperlink w:anchor="_Toc244300235" w:history="1">
         <w:r>
           <w:rPr>
             <w:rStyle w:val="Hyperlink"/>
@@ -522,7 +522,7 @@
             <w:noProof/>
             <w:webHidden/>
           </w:rPr>
-          <w:instrText xml:space="preserve"> PAGEREF _Toc244298269 \h </w:instrText>
+          <w:instrText xml:space="preserve"> PAGEREF _Toc244300235 \h </w:instrText>
         </w:r>
         <w:r>
           <w:rPr>
@@ -563,7 +563,7 @@
           <w:noProof/>
         </w:rPr>
       </w:pPr>
-      <w:hyperlink w:anchor="_Toc244298270" w:history="1">
+      <w:hyperlink w:anchor="_Toc244300236" w:history="1">
         <w:r>
           <w:rPr>
             <w:rStyle w:val="Hyperlink"/>
@@ -590,7 +590,7 @@
             <w:noProof/>
             <w:webHidden/>
           </w:rPr>
-          <w:instrText xml:space="preserve"> PAGEREF _Toc244298270 \h </w:instrText>
+          <w:instrText xml:space="preserve"> PAGEREF _Toc244300236 \h </w:instrText>
         </w:r>
         <w:r>
           <w:rPr>
@@ -631,7 +631,7 @@
           <w:noProof/>
         </w:rPr>
       </w:pPr>
-      <w:hyperlink w:anchor="_Toc244298271" w:history="1">
+      <w:hyperlink w:anchor="_Toc244300237" w:history="1">
         <w:r>
           <w:rPr>
             <w:rStyle w:val="Hyperlink"/>
@@ -658,7 +658,7 @@
             <w:noProof/>
             <w:webHidden/>
           </w:rPr>
-          <w:instrText xml:space="preserve"> PAGEREF _Toc244298271 \h </w:instrText>
+          <w:instrText xml:space="preserve"> PAGEREF _Toc244300237 \h </w:instrText>
         </w:r>
         <w:r>
           <w:rPr>
@@ -699,7 +699,7 @@
           <w:noProof/>
         </w:rPr>
       </w:pPr>
-      <w:hyperlink w:anchor="_Toc244298272" w:history="1">
+      <w:hyperlink w:anchor="_Toc244300238" w:history="1">
         <w:r>
           <w:rPr>
             <w:rStyle w:val="Hyperlink"/>
@@ -726,7 +726,7 @@
             <w:noProof/>
             <w:webHidden/>
           </w:rPr>
-          <w:instrText xml:space="preserve"> PAGEREF _Toc244298272 \h </w:instrText>
+          <w:instrText xml:space="preserve"> PAGEREF _Toc244300238 \h </w:instrText>
         </w:r>
         <w:r>
           <w:rPr>
@@ -767,7 +767,7 @@
           <w:noProof/>
         </w:rPr>
       </w:pPr>
-      <w:hyperlink w:anchor="_Toc244298273" w:history="1">
+      <w:hyperlink w:anchor="_Toc244300239" w:history="1">
         <w:r>
           <w:rPr>
             <w:rStyle w:val="Hyperlink"/>
@@ -794,7 +794,7 @@
             <w:noProof/>
             <w:webHidden/>
           </w:rPr>
-          <w:instrText xml:space="preserve"> PAGEREF _Toc244298273 \h </w:instrText>
+          <w:instrText xml:space="preserve"> PAGEREF _Toc244300239 \h </w:instrText>
         </w:r>
         <w:r>
           <w:rPr>
@@ -835,7 +835,7 @@
           <w:noProof/>
         </w:rPr>
       </w:pPr>
-      <w:hyperlink w:anchor="_Toc244298274" w:history="1">
+      <w:hyperlink w:anchor="_Toc244300240" w:history="1">
         <w:r>
           <w:rPr>
             <w:rStyle w:val="Hyperlink"/>
@@ -862,7 +862,7 @@
             <w:noProof/>
             <w:webHidden/>
           </w:rPr>
-          <w:instrText xml:space="preserve"> PAGEREF _Toc244298274 \h </w:instrText>
+          <w:instrText xml:space="preserve"> PAGEREF _Toc244300240 \h </w:instrText>
         </w:r>
         <w:r>
           <w:rPr>
@@ -903,7 +903,7 @@
           <w:noProof/>
         </w:rPr>
       </w:pPr>
-      <w:hyperlink w:anchor="_Toc244298275" w:history="1">
+      <w:hyperlink w:anchor="_Toc244300241" w:history="1">
         <w:r>
           <w:rPr>
             <w:rStyle w:val="Hyperlink"/>
@@ -930,7 +930,7 @@
             <w:noProof/>
             <w:webHidden/>
           </w:rPr>
-          <w:instrText xml:space="preserve"> PAGEREF _Toc244298275 \h </w:instrText>
+          <w:instrText xml:space="preserve"> PAGEREF _Toc244300241 \h </w:instrText>
         </w:r>
         <w:r>
           <w:rPr>
@@ -971,7 +971,7 @@
           <w:noProof/>
         </w:rPr>
       </w:pPr>
-      <w:hyperlink w:anchor="_Toc244298276" w:history="1">
+      <w:hyperlink w:anchor="_Toc244300242" w:history="1">
         <w:r>
           <w:rPr>
             <w:rStyle w:val="Hyperlink"/>
@@ -998,7 +998,7 @@
             <w:noProof/>
             <w:webHidden/>
           </w:rPr>
-          <w:instrText xml:space="preserve"> PAGEREF _Toc244298276 \h </w:instrText>
+          <w:instrText xml:space="preserve"> PAGEREF _Toc244300242 \h </w:instrText>
         </w:r>
         <w:r>
           <w:rPr>
@@ -1039,7 +1039,7 @@
           <w:noProof/>
         </w:rPr>
       </w:pPr>
-      <w:hyperlink w:anchor="_Toc244298277" w:history="1">
+      <w:hyperlink w:anchor="_Toc244300243" w:history="1">
         <w:r>
           <w:rPr>
             <w:rStyle w:val="Hyperlink"/>
@@ -1066,7 +1066,7 @@
             <w:noProof/>
             <w:webHidden/>
           </w:rPr>
-          <w:instrText xml:space="preserve"> PAGEREF _Toc244298277 \h </w:instrText>
+          <w:instrText xml:space="preserve"> PAGEREF _Toc244300243 \h </w:instrText>
         </w:r>
         <w:r>
           <w:rPr>
@@ -1107,7 +1107,7 @@
           <w:noProof/>
         </w:rPr>
       </w:pPr>
-      <w:hyperlink w:anchor="_Toc244298278" w:history="1">
+      <w:hyperlink w:anchor="_Toc244300244" w:history="1">
         <w:r>
           <w:rPr>
             <w:rStyle w:val="Hyperlink"/>
@@ -1134,7 +1134,7 @@
             <w:noProof/>
             <w:webHidden/>
           </w:rPr>
-          <w:instrText xml:space="preserve"> PAGEREF _Toc244298278 \h </w:instrText>
+          <w:instrText xml:space="preserve"> PAGEREF _Toc244300244 \h </w:instrText>
         </w:r>
         <w:r>
           <w:rPr>
@@ -1175,7 +1175,7 @@
           <w:noProof/>
         </w:rPr>
       </w:pPr>
-      <w:hyperlink w:anchor="_Toc244298279" w:history="1">
+      <w:hyperlink w:anchor="_Toc244300245" w:history="1">
         <w:r>
           <w:rPr>
             <w:rStyle w:val="Hyperlink"/>
@@ -1202,7 +1202,7 @@
             <w:noProof/>
             <w:webHidden/>
           </w:rPr>
-          <w:instrText xml:space="preserve"> PAGEREF _Toc244298279 \h </w:instrText>
+          <w:instrText xml:space="preserve"> PAGEREF _Toc244300245 \h </w:instrText>
         </w:r>
         <w:r>
           <w:rPr>
@@ -1243,7 +1243,7 @@
           <w:noProof/>
         </w:rPr>
       </w:pPr>
-      <w:hyperlink w:anchor="_Toc244298280" w:history="1">
+      <w:hyperlink w:anchor="_Toc244300246" w:history="1">
         <w:r>
           <w:rPr>
             <w:rStyle w:val="Hyperlink"/>
@@ -1270,7 +1270,7 @@
             <w:noProof/>
             <w:webHidden/>
           </w:rPr>
-          <w:instrText xml:space="preserve"> PAGEREF _Toc244298280 \h </w:instrText>
+          <w:instrText xml:space="preserve"> PAGEREF _Toc244300246 \h </w:instrText>
         </w:r>
         <w:r>
           <w:rPr>
@@ -1311,7 +1311,7 @@
           <w:noProof/>
         </w:rPr>
       </w:pPr>
-      <w:hyperlink w:anchor="_Toc244298281" w:history="1">
+      <w:hyperlink w:anchor="_Toc244300247" w:history="1">
         <w:r>
           <w:rPr>
             <w:rStyle w:val="Hyperlink"/>
@@ -1338,7 +1338,7 @@
             <w:noProof/>
             <w:webHidden/>
           </w:rPr>
-          <w:instrText xml:space="preserve"> PAGEREF _Toc244298281 \h </w:instrText>
+          <w:instrText xml:space="preserve"> PAGEREF _Toc244300247 \h </w:instrText>
         </w:r>
         <w:r>
           <w:rPr>
@@ -1379,7 +1379,7 @@
           <w:noProof/>
         </w:rPr>
       </w:pPr>
-      <w:hyperlink w:anchor="_Toc244298282" w:history="1">
+      <w:hyperlink w:anchor="_Toc244300248" w:history="1">
         <w:r>
           <w:rPr>
             <w:rStyle w:val="Hyperlink"/>
@@ -1406,7 +1406,7 @@
             <w:noProof/>
             <w:webHidden/>
           </w:rPr>
-          <w:instrText xml:space="preserve"> PAGEREF _Toc244298282 \h </w:instrText>
+          <w:instrText xml:space="preserve"> PAGEREF _Toc244300248 \h </w:instrText>
         </w:r>
         <w:r>
           <w:rPr>
@@ -1447,7 +1447,7 @@
           <w:noProof/>
         </w:rPr>
       </w:pPr>
-      <w:hyperlink w:anchor="_Toc244298283" w:history="1">
+      <w:hyperlink w:anchor="_Toc244300249" w:history="1">
         <w:r>
           <w:rPr>
             <w:rStyle w:val="Hyperlink"/>
@@ -1474,7 +1474,7 @@
             <w:noProof/>
             <w:webHidden/>
           </w:rPr>
-          <w:instrText xml:space="preserve"> PAGEREF _Toc244298283 \h </w:instrText>
+          <w:instrText xml:space="preserve"> PAGEREF _Toc244300249 \h </w:instrText>
         </w:r>
         <w:r>
           <w:rPr>
@@ -1515,7 +1515,7 @@
           <w:noProof/>
         </w:rPr>
       </w:pPr>
-      <w:hyperlink w:anchor="_Toc244298284" w:history="1">
+      <w:hyperlink w:anchor="_Toc244300250" w:history="1">
         <w:r>
           <w:rPr>
             <w:rStyle w:val="Hyperlink"/>
@@ -1542,7 +1542,7 @@
             <w:noProof/>
             <w:webHidden/>
           </w:rPr>
-          <w:instrText xml:space="preserve"> PAGEREF _Toc244298284 \h </w:instrText>
+          <w:instrText xml:space="preserve"> PAGEREF _Toc244300250 \h </w:instrText>
         </w:r>
         <w:r>
           <w:rPr>
@@ -1583,7 +1583,7 @@
           <w:noProof/>
         </w:rPr>
       </w:pPr>
-      <w:hyperlink w:anchor="_Toc244298285" w:history="1">
+      <w:hyperlink w:anchor="_Toc244300251" w:history="1">
         <w:r>
           <w:rPr>
             <w:rStyle w:val="Hyperlink"/>
@@ -1610,7 +1610,7 @@
             <w:noProof/>
             <w:webHidden/>
           </w:rPr>
-          <w:instrText xml:space="preserve"> PAGEREF _Toc244298285 \h </w:instrText>
+          <w:instrText xml:space="preserve"> PAGEREF _Toc244300251 \h </w:instrText>
         </w:r>
         <w:r>
           <w:rPr>
@@ -1651,7 +1651,7 @@
           <w:noProof/>
         </w:rPr>
       </w:pPr>
-      <w:hyperlink w:anchor="_Toc244298286" w:history="1">
+      <w:hyperlink w:anchor="_Toc244300252" w:history="1">
         <w:r>
           <w:rPr>
             <w:rStyle w:val="Hyperlink"/>
@@ -1678,7 +1678,7 @@
             <w:noProof/>
             <w:webHidden/>
           </w:rPr>
-          <w:instrText xml:space="preserve"> PAGEREF _Toc244298286 \h </w:instrText>
+          <w:instrText xml:space="preserve"> PAGEREF _Toc244300252 \h </w:instrText>
         </w:r>
         <w:r>
           <w:rPr>
@@ -1719,7 +1719,7 @@
           <w:noProof/>
         </w:rPr>
       </w:pPr>
-      <w:hyperlink w:anchor="_Toc244298287" w:history="1">
+      <w:hyperlink w:anchor="_Toc244300253" w:history="1">
         <w:r>
           <w:rPr>
             <w:rStyle w:val="Hyperlink"/>
@@ -1746,7 +1746,7 @@
             <w:noProof/>
             <w:webHidden/>
           </w:rPr>
-          <w:instrText xml:space="preserve"> PAGEREF _Toc244298287 \h </w:instrText>
+          <w:instrText xml:space="preserve"> PAGEREF _Toc244300253 \h </w:instrText>
         </w:r>
         <w:r>
           <w:rPr>
@@ -1787,7 +1787,7 @@
           <w:noProof/>
         </w:rPr>
       </w:pPr>
-      <w:hyperlink w:anchor="_Toc244298288" w:history="1">
+      <w:hyperlink w:anchor="_Toc244300254" w:history="1">
         <w:r>
           <w:rPr>
             <w:rStyle w:val="Hyperlink"/>
@@ -1814,7 +1814,7 @@
             <w:noProof/>
             <w:webHidden/>
           </w:rPr>
-          <w:instrText xml:space="preserve"> PAGEREF _Toc244298288 \h </w:instrText>
+          <w:instrText xml:space="preserve"> PAGEREF _Toc244300254 \h </w:instrText>
         </w:r>
         <w:r>
           <w:rPr>
@@ -1855,7 +1855,7 @@
           <w:noProof/>
         </w:rPr>
       </w:pPr>
-      <w:hyperlink w:anchor="_Toc244298289" w:history="1">
+      <w:hyperlink w:anchor="_Toc244300255" w:history="1">
         <w:r>
           <w:rPr>
             <w:rStyle w:val="Hyperlink"/>
@@ -1882,7 +1882,7 @@
             <w:noProof/>
             <w:webHidden/>
           </w:rPr>
-          <w:instrText xml:space="preserve"> PAGEREF _Toc244298289 \h </w:instrText>
+          <w:instrText xml:space="preserve"> PAGEREF _Toc244300255 \h </w:instrText>
         </w:r>
         <w:r>
           <w:rPr>
@@ -1923,7 +1923,7 @@
           <w:noProof/>
         </w:rPr>
       </w:pPr>
-      <w:hyperlink w:anchor="_Toc244298290" w:history="1">
+      <w:hyperlink w:anchor="_Toc244300256" w:history="1">
         <w:r>
           <w:rPr>
             <w:rStyle w:val="Hyperlink"/>
@@ -1950,7 +1950,7 @@
             <w:noProof/>
             <w:webHidden/>
           </w:rPr>
-          <w:instrText xml:space="preserve"> PAGEREF _Toc244298290 \h </w:instrText>
+          <w:instrText xml:space="preserve"> PAGEREF _Toc244300256 \h </w:instrText>
         </w:r>
         <w:r>
           <w:rPr>
@@ -1991,7 +1991,7 @@
           <w:noProof/>
         </w:rPr>
       </w:pPr>
-      <w:hyperlink w:anchor="_Toc244298291" w:history="1">
+      <w:hyperlink w:anchor="_Toc244300257" w:history="1">
         <w:r>
           <w:rPr>
             <w:rStyle w:val="Hyperlink"/>
@@ -2018,7 +2018,7 @@
             <w:noProof/>
             <w:webHidden/>
           </w:rPr>
-          <w:instrText xml:space="preserve"> PAGEREF _Toc244298291 \h </w:instrText>
+          <w:instrText xml:space="preserve"> PAGEREF _Toc244300257 \h </w:instrText>
         </w:r>
         <w:r>
           <w:rPr>
@@ -2059,7 +2059,7 @@
           <w:noProof/>
         </w:rPr>
       </w:pPr>
-      <w:hyperlink w:anchor="_Toc244298292" w:history="1">
+      <w:hyperlink w:anchor="_Toc244300258" w:history="1">
         <w:r>
           <w:rPr>
             <w:rStyle w:val="Hyperlink"/>
@@ -2086,7 +2086,7 @@
             <w:noProof/>
             <w:webHidden/>
           </w:rPr>
-          <w:instrText xml:space="preserve"> PAGEREF _Toc244298292 \h </w:instrText>
+          <w:instrText xml:space="preserve"> PAGEREF _Toc244300258 \h </w:instrText>
         </w:r>
         <w:r>
           <w:rPr>
@@ -2127,7 +2127,7 @@
           <w:noProof/>
         </w:rPr>
       </w:pPr>
-      <w:hyperlink w:anchor="_Toc244298293" w:history="1">
+      <w:hyperlink w:anchor="_Toc244300259" w:history="1">
         <w:r>
           <w:rPr>
             <w:rStyle w:val="Hyperlink"/>
@@ -2154,7 +2154,7 @@
             <w:noProof/>
             <w:webHidden/>
           </w:rPr>
-          <w:instrText xml:space="preserve"> PAGEREF _Toc244298293 \h </w:instrText>
+          <w:instrText xml:space="preserve"> PAGEREF _Toc244300259 \h </w:instrText>
         </w:r>
         <w:r>
           <w:rPr>
@@ -2195,7 +2195,7 @@
           <w:noProof/>
         </w:rPr>
       </w:pPr>
-      <w:hyperlink w:anchor="_Toc244298294" w:history="1">
+      <w:hyperlink w:anchor="_Toc244300260" w:history="1">
         <w:r>
           <w:rPr>
             <w:rStyle w:val="Hyperlink"/>
@@ -2222,7 +2222,7 @@
             <w:noProof/>
             <w:webHidden/>
           </w:rPr>
-          <w:instrText xml:space="preserve"> PAGEREF _Toc244298294 \h </w:instrText>
+          <w:instrText xml:space="preserve"> PAGEREF _Toc244300260 \h </w:instrText>
         </w:r>
         <w:r>
           <w:rPr>
@@ -2263,7 +2263,7 @@
           <w:noProof/>
         </w:rPr>
       </w:pPr>
-      <w:hyperlink w:anchor="_Toc244298295" w:history="1">
+      <w:hyperlink w:anchor="_Toc244300261" w:history="1">
         <w:r>
           <w:rPr>
             <w:rStyle w:val="Hyperlink"/>
@@ -2290,7 +2290,7 @@
             <w:noProof/>
             <w:webHidden/>
           </w:rPr>
-          <w:instrText xml:space="preserve"> PAGEREF _Toc244298295 \h </w:instrText>
+          <w:instrText xml:space="preserve"> PAGEREF _Toc244300261 \h </w:instrText>
         </w:r>
         <w:r>
           <w:rPr>
@@ -2331,7 +2331,7 @@
           <w:noProof/>
         </w:rPr>
       </w:pPr>
-      <w:hyperlink w:anchor="_Toc244298296" w:history="1">
+      <w:hyperlink w:anchor="_Toc244300262" w:history="1">
         <w:r>
           <w:rPr>
             <w:rStyle w:val="Hyperlink"/>
@@ -2358,7 +2358,7 @@
             <w:noProof/>
             <w:webHidden/>
           </w:rPr>
-          <w:instrText xml:space="preserve"> PAGEREF _Toc244298296 \h </w:instrText>
+          <w:instrText xml:space="preserve"> PAGEREF _Toc244300262 \h </w:instrText>
         </w:r>
         <w:r>
           <w:rPr>
@@ -2399,7 +2399,7 @@
           <w:noProof/>
         </w:rPr>
       </w:pPr>
-      <w:hyperlink w:anchor="_Toc244298297" w:history="1">
+      <w:hyperlink w:anchor="_Toc244300263" w:history="1">
         <w:r>
           <w:rPr>
             <w:rStyle w:val="Hyperlink"/>
@@ -2426,7 +2426,7 @@
             <w:noProof/>
             <w:webHidden/>
           </w:rPr>
-          <w:instrText xml:space="preserve"> PAGEREF _Toc244298297 \h </w:instrText>
+          <w:instrText xml:space="preserve"> PAGEREF _Toc244300263 \h </w:instrText>
         </w:r>
         <w:r>
           <w:rPr>
@@ -2467,7 +2467,7 @@
           <w:noProof/>
         </w:rPr>
       </w:pPr>
-      <w:hyperlink w:anchor="_Toc244298298" w:history="1">
+      <w:hyperlink w:anchor="_Toc244300264" w:history="1">
         <w:r>
           <w:rPr>
             <w:rStyle w:val="Hyperlink"/>
@@ -2494,7 +2494,7 @@
             <w:noProof/>
             <w:webHidden/>
           </w:rPr>
-          <w:instrText xml:space="preserve"> PAGEREF _Toc244298298 \h </w:instrText>
+          <w:instrText xml:space="preserve"> PAGEREF _Toc244300264 \h </w:instrText>
         </w:r>
         <w:r>
           <w:rPr>
@@ -2535,7 +2535,7 @@
           <w:noProof/>
         </w:rPr>
       </w:pPr>
-      <w:hyperlink w:anchor="_Toc244298299" w:history="1">
+      <w:hyperlink w:anchor="_Toc244300265" w:history="1">
         <w:r>
           <w:rPr>
             <w:rStyle w:val="Hyperlink"/>
@@ -2562,7 +2562,7 @@
             <w:noProof/>
             <w:webHidden/>
           </w:rPr>
-          <w:instrText xml:space="preserve"> PAGEREF _Toc244298299 \h </w:instrText>
+          <w:instrText xml:space="preserve"> PAGEREF _Toc244300265 \h </w:instrText>
         </w:r>
         <w:r>
           <w:rPr>
@@ -2603,7 +2603,7 @@
           <w:noProof/>
         </w:rPr>
       </w:pPr>
-      <w:hyperlink w:anchor="_Toc244298300" w:history="1">
+      <w:hyperlink w:anchor="_Toc244300266" w:history="1">
         <w:r>
           <w:rPr>
             <w:rStyle w:val="Hyperlink"/>
@@ -2630,7 +2630,7 @@
             <w:noProof/>
             <w:webHidden/>
           </w:rPr>
-          <w:instrText xml:space="preserve"> PAGEREF _Toc244298300 \h </w:instrText>
+          <w:instrText xml:space="preserve"> PAGEREF _Toc244300266 \h </w:instrText>
         </w:r>
         <w:r>
           <w:rPr>
@@ -2671,7 +2671,7 @@
           <w:noProof/>
         </w:rPr>
       </w:pPr>
-      <w:hyperlink w:anchor="_Toc244298301" w:history="1">
+      <w:hyperlink w:anchor="_Toc244300267" w:history="1">
         <w:r>
           <w:rPr>
             <w:rStyle w:val="Hyperlink"/>
@@ -2698,7 +2698,7 @@
             <w:noProof/>
             <w:webHidden/>
           </w:rPr>
-          <w:instrText xml:space="preserve"> PAGEREF _Toc244298301 \h </w:instrText>
+          <w:instrText xml:space="preserve"> PAGEREF _Toc244300267 \h </w:instrText>
         </w:r>
         <w:r>
           <w:rPr>
@@ -2739,7 +2739,7 @@
           <w:noProof/>
         </w:rPr>
       </w:pPr>
-      <w:hyperlink w:anchor="_Toc244298302" w:history="1">
+      <w:hyperlink w:anchor="_Toc244300268" w:history="1">
         <w:r>
           <w:rPr>
             <w:rStyle w:val="Hyperlink"/>
@@ -2766,7 +2766,7 @@
             <w:noProof/>
             <w:webHidden/>
           </w:rPr>
-          <w:instrText xml:space="preserve"> PAGEREF _Toc244298302 \h </w:instrText>
+          <w:instrText xml:space="preserve"> PAGEREF _Toc244300268 \h </w:instrText>
         </w:r>
         <w:r>
           <w:rPr>
@@ -2807,7 +2807,7 @@
           <w:noProof/>
         </w:rPr>
       </w:pPr>
-      <w:hyperlink w:anchor="_Toc244298303" w:history="1">
+      <w:hyperlink w:anchor="_Toc244300269" w:history="1">
         <w:r>
           <w:rPr>
             <w:rStyle w:val="Hyperlink"/>
@@ -2834,7 +2834,7 @@
             <w:noProof/>
             <w:webHidden/>
           </w:rPr>
-          <w:instrText xml:space="preserve"> PAGEREF _Toc244298303 \h </w:instrText>
+          <w:instrText xml:space="preserve"> PAGEREF _Toc244300269 \h </w:instrText>
         </w:r>
         <w:r>
           <w:rPr>
@@ -2875,7 +2875,7 @@
           <w:noProof/>
         </w:rPr>
       </w:pPr>
-      <w:hyperlink w:anchor="_Toc244298304" w:history="1">
+      <w:hyperlink w:anchor="_Toc244300270" w:history="1">
         <w:r>
           <w:rPr>
             <w:rStyle w:val="Hyperlink"/>
@@ -2902,7 +2902,7 @@
             <w:noProof/>
             <w:webHidden/>
           </w:rPr>
-          <w:instrText xml:space="preserve"> PAGEREF _Toc244298304 \h </w:instrText>
+          <w:instrText xml:space="preserve"> PAGEREF _Toc244300270 \h </w:instrText>
         </w:r>
         <w:r>
           <w:rPr>
@@ -2943,7 +2943,7 @@
           <w:noProof/>
         </w:rPr>
       </w:pPr>
-      <w:hyperlink w:anchor="_Toc244298305" w:history="1">
+      <w:hyperlink w:anchor="_Toc244300271" w:history="1">
         <w:r>
           <w:rPr>
             <w:rStyle w:val="Hyperlink"/>
@@ -2970,7 +2970,7 @@
             <w:noProof/>
             <w:webHidden/>
           </w:rPr>
-          <w:instrText xml:space="preserve"> PAGEREF _Toc244298305 \h </w:instrText>
+          <w:instrText xml:space="preserve"> PAGEREF _Toc244300271 \h </w:instrText>
         </w:r>
         <w:r>
           <w:rPr>
@@ -3011,7 +3011,7 @@
           <w:noProof/>
         </w:rPr>
       </w:pPr>
-      <w:hyperlink w:anchor="_Toc244298306" w:history="1">
+      <w:hyperlink w:anchor="_Toc244300272" w:history="1">
         <w:r>
           <w:rPr>
             <w:rStyle w:val="Hyperlink"/>
@@ -3038,7 +3038,7 @@
             <w:noProof/>
             <w:webHidden/>
           </w:rPr>
-          <w:instrText xml:space="preserve"> PAGEREF _Toc244298306 \h </w:instrText>
+          <w:instrText xml:space="preserve"> PAGEREF _Toc244300272 \h </w:instrText>
         </w:r>
         <w:r>
           <w:rPr>
@@ -3079,7 +3079,7 @@
           <w:noProof/>
         </w:rPr>
       </w:pPr>
-      <w:hyperlink w:anchor="_Toc244298307" w:history="1">
+      <w:hyperlink w:anchor="_Toc244300273" w:history="1">
         <w:r>
           <w:rPr>
             <w:rStyle w:val="Hyperlink"/>
@@ -3106,7 +3106,7 @@
             <w:noProof/>
             <w:webHidden/>
           </w:rPr>
-          <w:instrText xml:space="preserve"> PAGEREF _Toc244298307 \h </w:instrText>
+          <w:instrText xml:space="preserve"> PAGEREF _Toc244300273 \h </w:instrText>
         </w:r>
         <w:r>
           <w:rPr>
@@ -3147,7 +3147,7 @@
           <w:noProof/>
         </w:rPr>
       </w:pPr>
-      <w:hyperlink w:anchor="_Toc244298308" w:history="1">
+      <w:hyperlink w:anchor="_Toc244300274" w:history="1">
         <w:r>
           <w:rPr>
             <w:rStyle w:val="Hyperlink"/>
@@ -3174,7 +3174,7 @@
             <w:noProof/>
             <w:webHidden/>
           </w:rPr>
-          <w:instrText xml:space="preserve"> PAGEREF _Toc244298308 \h </w:instrText>
+          <w:instrText xml:space="preserve"> PAGEREF _Toc244300274 \h </w:instrText>
         </w:r>
         <w:r>
           <w:rPr>
@@ -3215,7 +3215,7 @@
           <w:noProof/>
         </w:rPr>
       </w:pPr>
-      <w:hyperlink w:anchor="_Toc244298309" w:history="1">
+      <w:hyperlink w:anchor="_Toc244300275" w:history="1">
         <w:r>
           <w:rPr>
             <w:rStyle w:val="Hyperlink"/>
@@ -3242,7 +3242,7 @@
             <w:noProof/>
             <w:webHidden/>
           </w:rPr>
-          <w:instrText xml:space="preserve"> PAGEREF _Toc244298309 \h </w:instrText>
+          <w:instrText xml:space="preserve"> PAGEREF _Toc244300275 \h </w:instrText>
         </w:r>
         <w:r>
           <w:rPr>
@@ -3283,7 +3283,7 @@
           <w:noProof/>
         </w:rPr>
       </w:pPr>
-      <w:hyperlink w:anchor="_Toc244298310" w:history="1">
+      <w:hyperlink w:anchor="_Toc244300276" w:history="1">
         <w:r>
           <w:rPr>
             <w:rStyle w:val="Hyperlink"/>
@@ -3310,7 +3310,7 @@
             <w:noProof/>
             <w:webHidden/>
           </w:rPr>
-          <w:instrText xml:space="preserve"> PAGEREF _Toc244298310 \h </w:instrText>
+          <w:instrText xml:space="preserve"> PAGEREF _Toc244300276 \h </w:instrText>
         </w:r>
         <w:r>
           <w:rPr>
@@ -3351,7 +3351,7 @@
           <w:noProof/>
         </w:rPr>
       </w:pPr>
-      <w:hyperlink w:anchor="_Toc244298311" w:history="1">
+      <w:hyperlink w:anchor="_Toc244300277" w:history="1">
         <w:r>
           <w:rPr>
             <w:rStyle w:val="Hyperlink"/>
@@ -3378,7 +3378,7 @@
             <w:noProof/>
             <w:webHidden/>
           </w:rPr>
-          <w:instrText xml:space="preserve"> PAGEREF _Toc244298311 \h </w:instrText>
+          <w:instrText xml:space="preserve"> PAGEREF _Toc244300277 \h </w:instrText>
         </w:r>
         <w:r>
           <w:rPr>
@@ -3419,7 +3419,7 @@
           <w:noProof/>
         </w:rPr>
       </w:pPr>
-      <w:hyperlink w:anchor="_Toc244298312" w:history="1">
+      <w:hyperlink w:anchor="_Toc244300278" w:history="1">
         <w:r>
           <w:rPr>
             <w:rStyle w:val="Hyperlink"/>
@@ -3446,7 +3446,7 @@
             <w:noProof/>
             <w:webHidden/>
           </w:rPr>
-          <w:instrText xml:space="preserve"> PAGEREF _Toc244298312 \h </w:instrText>
+          <w:instrText xml:space="preserve"> PAGEREF _Toc244300278 \h </w:instrText>
         </w:r>
         <w:r>
           <w:rPr>
@@ -3487,7 +3487,7 @@
           <w:noProof/>
         </w:rPr>
       </w:pPr>
-      <w:hyperlink w:anchor="_Toc244298313" w:history="1">
+      <w:hyperlink w:anchor="_Toc244300279" w:history="1">
         <w:r>
           <w:rPr>
             <w:rStyle w:val="Hyperlink"/>
@@ -3514,7 +3514,7 @@
             <w:noProof/>
             <w:webHidden/>
           </w:rPr>
-          <w:instrText xml:space="preserve"> PAGEREF _Toc244298313 \h </w:instrText>
+          <w:instrText xml:space="preserve"> PAGEREF _Toc244300279 \h </w:instrText>
         </w:r>
         <w:r>
           <w:rPr>
@@ -3555,7 +3555,7 @@
           <w:noProof/>
         </w:rPr>
       </w:pPr>
-      <w:hyperlink w:anchor="_Toc244298314" w:history="1">
+      <w:hyperlink w:anchor="_Toc244300280" w:history="1">
         <w:r>
           <w:rPr>
             <w:rStyle w:val="Hyperlink"/>
@@ -3582,7 +3582,7 @@
             <w:noProof/>
             <w:webHidden/>
           </w:rPr>
-          <w:instrText xml:space="preserve"> PAGEREF _Toc244298314 \h </w:instrText>
+          <w:instrText xml:space="preserve"> PAGEREF _Toc244300280 \h </w:instrText>
         </w:r>
         <w:r>
           <w:rPr>
@@ -3623,7 +3623,7 @@
           <w:noProof/>
         </w:rPr>
       </w:pPr>
-      <w:hyperlink w:anchor="_Toc244298315" w:history="1">
+      <w:hyperlink w:anchor="_Toc244300281" w:history="1">
         <w:r>
           <w:rPr>
             <w:rStyle w:val="Hyperlink"/>
@@ -3650,7 +3650,7 @@
             <w:noProof/>
             <w:webHidden/>
           </w:rPr>
-          <w:instrText xml:space="preserve"> PAGEREF _Toc244298315 \h </w:instrText>
+          <w:instrText xml:space="preserve"> PAGEREF _Toc244300281 \h </w:instrText>
         </w:r>
         <w:r>
           <w:rPr>
@@ -3691,7 +3691,7 @@
           <w:noProof/>
         </w:rPr>
       </w:pPr>
-      <w:hyperlink w:anchor="_Toc244298316" w:history="1">
+      <w:hyperlink w:anchor="_Toc244300282" w:history="1">
         <w:r>
           <w:rPr>
             <w:rStyle w:val="Hyperlink"/>
@@ -3718,7 +3718,7 @@
             <w:noProof/>
             <w:webHidden/>
           </w:rPr>
-          <w:instrText xml:space="preserve"> PAGEREF _Toc244298316 \h </w:instrText>
+          <w:instrText xml:space="preserve"> PAGEREF _Toc244300282 \h </w:instrText>
         </w:r>
         <w:r>
           <w:rPr>
@@ -3759,7 +3759,7 @@
           <w:noProof/>
         </w:rPr>
       </w:pPr>
-      <w:hyperlink w:anchor="_Toc244298317" w:history="1">
+      <w:hyperlink w:anchor="_Toc244300283" w:history="1">
         <w:r>
           <w:rPr>
             <w:rStyle w:val="Hyperlink"/>
@@ -3786,7 +3786,7 @@
             <w:noProof/>
             <w:webHidden/>
           </w:rPr>
-          <w:instrText xml:space="preserve"> PAGEREF _Toc244298317 \h </w:instrText>
+          <w:instrText xml:space="preserve"> PAGEREF _Toc244300283 \h </w:instrText>
         </w:r>
         <w:r>
           <w:rPr>
@@ -3827,7 +3827,7 @@
           <w:noProof/>
         </w:rPr>
       </w:pPr>
-      <w:hyperlink w:anchor="_Toc244298318" w:history="1">
+      <w:hyperlink w:anchor="_Toc244300284" w:history="1">
         <w:r>
           <w:rPr>
             <w:rStyle w:val="Hyperlink"/>
@@ -3854,7 +3854,7 @@
             <w:noProof/>
             <w:webHidden/>
           </w:rPr>
-          <w:instrText xml:space="preserve"> PAGEREF _Toc244298318 \h </w:instrText>
+          <w:instrText xml:space="preserve"> PAGEREF _Toc244300284 \h </w:instrText>
         </w:r>
         <w:r>
           <w:rPr>
@@ -3895,7 +3895,7 @@
           <w:noProof/>
         </w:rPr>
       </w:pPr>
-      <w:hyperlink w:anchor="_Toc244298319" w:history="1">
+      <w:hyperlink w:anchor="_Toc244300285" w:history="1">
         <w:r>
           <w:rPr>
             <w:rStyle w:val="Hyperlink"/>
@@ -3922,7 +3922,7 @@
             <w:noProof/>
             <w:webHidden/>
           </w:rPr>
-          <w:instrText xml:space="preserve"> PAGEREF _Toc244298319 \h </w:instrText>
+          <w:instrText xml:space="preserve"> PAGEREF _Toc244300285 \h </w:instrText>
         </w:r>
         <w:r>
           <w:rPr>
@@ -3963,7 +3963,7 @@
           <w:noProof/>
         </w:rPr>
       </w:pPr>
-      <w:hyperlink w:anchor="_Toc244298320" w:history="1">
+      <w:hyperlink w:anchor="_Toc244300286" w:history="1">
         <w:r>
           <w:rPr>
             <w:rStyle w:val="Hyperlink"/>
@@ -3990,7 +3990,7 @@
             <w:noProof/>
             <w:webHidden/>
           </w:rPr>
-          <w:instrText xml:space="preserve"> PAGEREF _Toc244298320 \h </w:instrText>
+          <w:instrText xml:space="preserve"> PAGEREF _Toc244300286 \h </w:instrText>
         </w:r>
         <w:r>
           <w:rPr>
@@ -4031,7 +4031,7 @@
           <w:noProof/>
         </w:rPr>
       </w:pPr>
-      <w:hyperlink w:anchor="_Toc244298321" w:history="1">
+      <w:hyperlink w:anchor="_Toc244300287" w:history="1">
         <w:r>
           <w:rPr>
             <w:rStyle w:val="Hyperlink"/>
@@ -4058,7 +4058,7 @@
             <w:noProof/>
             <w:webHidden/>
           </w:rPr>
-          <w:instrText xml:space="preserve"> PAGEREF _Toc244298321 \h </w:instrText>
+          <w:instrText xml:space="preserve"> PAGEREF _Toc244300287 \h </w:instrText>
         </w:r>
         <w:r>
           <w:rPr>
@@ -4099,7 +4099,7 @@
           <w:noProof/>
         </w:rPr>
       </w:pPr>
-      <w:hyperlink w:anchor="_Toc244298322" w:history="1">
+      <w:hyperlink w:anchor="_Toc244300288" w:history="1">
         <w:r>
           <w:rPr>
             <w:rStyle w:val="Hyperlink"/>
@@ -4126,7 +4126,7 @@
             <w:noProof/>
             <w:webHidden/>
           </w:rPr>
-          <w:instrText xml:space="preserve"> PAGEREF _Toc244298322 \h </w:instrText>
+          <w:instrText xml:space="preserve"> PAGEREF _Toc244300288 \h </w:instrText>
         </w:r>
         <w:r>
           <w:rPr>
@@ -4171,7 +4171,7 @@
       <w:pPr>
         <w:pStyle w:val="Heading1"/>
       </w:pPr>
-      <w:bookmarkStart w:id="0" w:name="_Toc244298263"/>
+      <w:bookmarkStart w:id="0" w:name="_Toc244300229"/>
       <w:r>
         <w:lastRenderedPageBreak/>
         <w:t>Foreword</w:t>
@@ -4205,7 +4205,7 @@
       <w:pPr>
         <w:pStyle w:val="Heading1"/>
       </w:pPr>
-      <w:bookmarkStart w:id="1" w:name="_Toc244298264"/>
+      <w:bookmarkStart w:id="1" w:name="_Toc244300230"/>
       <w:r>
         <w:lastRenderedPageBreak/>
         <w:t>What Litterbox is</w:t>
@@ -4301,7 +4301,7 @@
       <w:pPr>
         <w:pStyle w:val="Heading2"/>
       </w:pPr>
-      <w:bookmarkStart w:id="2" w:name="_Toc244298265"/>
+      <w:bookmarkStart w:id="2" w:name="_Toc244300231"/>
       <w:r>
         <w:t>Terms</w:t>
       </w:r>
@@ -4808,7 +4808,7 @@
       <w:pPr>
         <w:pStyle w:val="Heading1"/>
       </w:pPr>
-      <w:bookmarkStart w:id="3" w:name="_Toc244298266"/>
+      <w:bookmarkStart w:id="3" w:name="_Toc244300232"/>
       <w:r>
         <w:lastRenderedPageBreak/>
         <w:t>Getting started</w:t>
@@ -4824,7 +4824,7 @@
       <w:pPr>
         <w:pStyle w:val="Heading2"/>
       </w:pPr>
-      <w:bookmarkStart w:id="4" w:name="_Toc244298267"/>
+      <w:bookmarkStart w:id="4" w:name="_Toc244300233"/>
       <w:r>
         <w:t>What you need</w:t>
       </w:r>
@@ -4909,7 +4909,7 @@
       <w:pPr>
         <w:pStyle w:val="Heading2"/>
       </w:pPr>
-      <w:bookmarkStart w:id="5" w:name="_Toc244298268"/>
+      <w:bookmarkStart w:id="5" w:name="_Toc244300234"/>
       <w:r>
         <w:t>Installing Litterbox</w:t>
       </w:r>
@@ -5039,7 +5039,7 @@
       <w:pPr>
         <w:pStyle w:val="Heading2"/>
       </w:pPr>
-      <w:bookmarkStart w:id="6" w:name="_Toc244298269"/>
+      <w:bookmarkStart w:id="6" w:name="_Toc244300235"/>
       <w:r>
         <w:lastRenderedPageBreak/>
         <w:t>Joining your team's vault</w:t>
@@ -5146,7 +5146,7 @@
       <w:pPr>
         <w:pStyle w:val="Heading2"/>
       </w:pPr>
-      <w:bookmarkStart w:id="7" w:name="_Toc244298270"/>
+      <w:bookmarkStart w:id="7" w:name="_Toc244300236"/>
       <w:r>
         <w:t>Decisions to make first</w:t>
       </w:r>
@@ -5418,7 +5418,7 @@
       <w:pPr>
         <w:pStyle w:val="Heading2"/>
       </w:pPr>
-      <w:bookmarkStart w:id="8" w:name="_Toc244298271"/>
+      <w:bookmarkStart w:id="8" w:name="_Toc244300237"/>
       <w:r>
         <w:lastRenderedPageBreak/>
         <w:t>Setting up a new team</w:t>
@@ -5688,7 +5688,7 @@
       <w:pPr>
         <w:pStyle w:val="Heading2"/>
       </w:pPr>
-      <w:bookmarkStart w:id="9" w:name="_Toc244298272"/>
+      <w:bookmarkStart w:id="9" w:name="_Toc244300238"/>
       <w:r>
         <w:t>The main window</w:t>
       </w:r>
@@ -6099,7 +6099,7 @@
       <w:pPr>
         <w:pStyle w:val="Heading2"/>
       </w:pPr>
-      <w:bookmarkStart w:id="10" w:name="_Toc244298273"/>
+      <w:bookmarkStart w:id="10" w:name="_Toc244300239"/>
       <w:r>
         <w:t>Your first part</w:t>
       </w:r>
@@ -6221,7 +6221,7 @@
       <w:pPr>
         <w:pStyle w:val="Heading2"/>
       </w:pPr>
-      <w:bookmarkStart w:id="11" w:name="_Toc244298274"/>
+      <w:bookmarkStart w:id="11" w:name="_Toc244300240"/>
       <w:r>
         <w:t>Creating a new part, step by step</w:t>
       </w:r>
@@ -6718,7 +6718,7 @@
       <w:pPr>
         <w:pStyle w:val="Heading1"/>
       </w:pPr>
-      <w:bookmarkStart w:id="12" w:name="_Toc244298275"/>
+      <w:bookmarkStart w:id="12" w:name="_Toc244300241"/>
       <w:r>
         <w:lastRenderedPageBreak/>
         <w:t>Everyday work</w:t>
@@ -6729,7 +6729,7 @@
       <w:pPr>
         <w:pStyle w:val="Heading2"/>
       </w:pPr>
-      <w:bookmarkStart w:id="13" w:name="_Toc244298276"/>
+      <w:bookmarkStart w:id="13" w:name="_Toc244300242"/>
       <w:r>
         <w:t>Part numbers and file names</w:t>
       </w:r>
@@ -6769,7 +6769,7 @@
       <w:pPr>
         <w:pStyle w:val="Heading2"/>
       </w:pPr>
-      <w:bookmarkStart w:id="14" w:name="_Toc244298277"/>
+      <w:bookmarkStart w:id="14" w:name="_Toc244300243"/>
       <w:r>
         <w:t>Projects</w:t>
       </w:r>
@@ -7069,7 +7069,7 @@
       <w:pPr>
         <w:pStyle w:val="Heading2"/>
       </w:pPr>
-      <w:bookmarkStart w:id="15" w:name="_Toc244298278"/>
+      <w:bookmarkStart w:id="15" w:name="_Toc244300244"/>
       <w:r>
         <w:t>Finding parts</w:t>
       </w:r>
@@ -7123,7 +7123,7 @@
       <w:pPr>
         <w:pStyle w:val="Heading2"/>
       </w:pPr>
-      <w:bookmarkStart w:id="16" w:name="_Toc244298279"/>
+      <w:bookmarkStart w:id="16" w:name="_Toc244300245"/>
       <w:r>
         <w:t>Folders</w:t>
       </w:r>
@@ -7490,7 +7490,7 @@
       <w:pPr>
         <w:pStyle w:val="Heading2"/>
       </w:pPr>
-      <w:bookmarkStart w:id="17" w:name="_Toc244298280"/>
+      <w:bookmarkStart w:id="17" w:name="_Toc244300246"/>
       <w:r>
         <w:t>Checking out and checking in</w:t>
       </w:r>
@@ -7620,7 +7620,7 @@
       <w:pPr>
         <w:pStyle w:val="Heading2"/>
       </w:pPr>
-      <w:bookmarkStart w:id="18" w:name="_Toc244298281"/>
+      <w:bookmarkStart w:id="18" w:name="_Toc244300247"/>
       <w:r>
         <w:t>Getting other people's changes</w:t>
       </w:r>
@@ -7650,7 +7650,7 @@
       <w:pPr>
         <w:pStyle w:val="Heading2"/>
       </w:pPr>
-      <w:bookmarkStart w:id="19" w:name="_Toc244298282"/>
+      <w:bookmarkStart w:id="19" w:name="_Toc244300248"/>
       <w:r>
         <w:t>Opening files</w:t>
       </w:r>
@@ -7709,7 +7709,7 @@
       <w:pPr>
         <w:pStyle w:val="Heading2"/>
       </w:pPr>
-      <w:bookmarkStart w:id="20" w:name="_Toc244298283"/>
+      <w:bookmarkStart w:id="20" w:name="_Toc244300249"/>
       <w:r>
         <w:lastRenderedPageBreak/>
         <w:t>The details pane</w:t>
@@ -7982,7 +7982,7 @@
       <w:pPr>
         <w:pStyle w:val="Heading1"/>
       </w:pPr>
-      <w:bookmarkStart w:id="21" w:name="_Toc244298284"/>
+      <w:bookmarkStart w:id="21" w:name="_Toc244300250"/>
       <w:r>
         <w:lastRenderedPageBreak/>
         <w:t>Revisions and the lifecycle</w:t>
@@ -8352,7 +8352,7 @@
       <w:pPr>
         <w:pStyle w:val="Heading2"/>
       </w:pPr>
-      <w:bookmarkStart w:id="22" w:name="_Toc244298285"/>
+      <w:bookmarkStart w:id="22" w:name="_Toc244300251"/>
       <w:r>
         <w:t>Form, Fit, Function, and Dispo</w:t>
       </w:r>
@@ -8446,7 +8446,7 @@
       <w:pPr>
         <w:pStyle w:val="Heading1"/>
       </w:pPr>
-      <w:bookmarkStart w:id="23" w:name="_Toc244298286"/>
+      <w:bookmarkStart w:id="23" w:name="_Toc244300252"/>
       <w:r>
         <w:lastRenderedPageBreak/>
         <w:t>Assemblies, references, and BOMs</w:t>
@@ -8457,7 +8457,7 @@
       <w:pPr>
         <w:pStyle w:val="Heading2"/>
       </w:pPr>
-      <w:bookmarkStart w:id="24" w:name="_Toc244298287"/>
+      <w:bookmarkStart w:id="24" w:name="_Toc244300253"/>
       <w:r>
         <w:t>Uses and where used</w:t>
       </w:r>
@@ -8510,7 +8510,7 @@
       <w:pPr>
         <w:pStyle w:val="Heading2"/>
       </w:pPr>
-      <w:bookmarkStart w:id="25" w:name="_Toc244298288"/>
+      <w:bookmarkStart w:id="25" w:name="_Toc244300254"/>
       <w:r>
         <w:t>The BOM tab</w:t>
       </w:r>
@@ -8636,7 +8636,7 @@
       <w:pPr>
         <w:pStyle w:val="Heading2"/>
       </w:pPr>
-      <w:bookmarkStart w:id="26" w:name="_Toc244298289"/>
+      <w:bookmarkStart w:id="26" w:name="_Toc244300255"/>
       <w:r>
         <w:t>Toolbox parts</w:t>
       </w:r>
@@ -8868,7 +8868,7 @@
       <w:pPr>
         <w:pStyle w:val="Heading2"/>
       </w:pPr>
-      <w:bookmarkStart w:id="27" w:name="_Toc244298290"/>
+      <w:bookmarkStart w:id="27" w:name="_Toc244300256"/>
       <w:r>
         <w:t>Non-CAD parts and kits</w:t>
       </w:r>
@@ -8938,7 +8938,7 @@
       <w:pPr>
         <w:pStyle w:val="Heading1"/>
       </w:pPr>
-      <w:bookmarkStart w:id="28" w:name="_Toc244298291"/>
+      <w:bookmarkStart w:id="28" w:name="_Toc244300257"/>
       <w:r>
         <w:lastRenderedPageBreak/>
         <w:t>Purchasing, costs, and materials</w:t>
@@ -8949,7 +8949,7 @@
       <w:pPr>
         <w:pStyle w:val="Heading2"/>
       </w:pPr>
-      <w:bookmarkStart w:id="29" w:name="_Toc244298292"/>
+      <w:bookmarkStart w:id="29" w:name="_Toc244300258"/>
       <w:r>
         <w:t>Purchasing info</w:t>
       </w:r>
@@ -8987,7 +8987,7 @@
       <w:pPr>
         <w:pStyle w:val="Heading2"/>
       </w:pPr>
-      <w:bookmarkStart w:id="30" w:name="_Toc244298293"/>
+      <w:bookmarkStart w:id="30" w:name="_Toc244300259"/>
       <w:r>
         <w:t>Materials</w:t>
       </w:r>
@@ -9025,7 +9025,7 @@
       <w:pPr>
         <w:pStyle w:val="Heading1"/>
       </w:pPr>
-      <w:bookmarkStart w:id="31" w:name="_Toc244298294"/>
+      <w:bookmarkStart w:id="31" w:name="_Toc244300260"/>
       <w:r>
         <w:lastRenderedPageBreak/>
         <w:t>Release outputs and exports</w:t>
@@ -9036,7 +9036,7 @@
       <w:pPr>
         <w:pStyle w:val="Heading2"/>
       </w:pPr>
-      <w:bookmarkStart w:id="32" w:name="_Toc244298295"/>
+      <w:bookmarkStart w:id="32" w:name="_Toc244300261"/>
       <w:r>
         <w:t>STEP and PDF files</w:t>
       </w:r>
@@ -9097,7 +9097,7 @@
       <w:pPr>
         <w:pStyle w:val="Heading2"/>
       </w:pPr>
-      <w:bookmarkStart w:id="33" w:name="_Toc244298296"/>
+      <w:bookmarkStart w:id="33" w:name="_Toc244300262"/>
       <w:r>
         <w:t>Exporting</w:t>
       </w:r>
@@ -9126,7 +9126,7 @@
       <w:pPr>
         <w:pStyle w:val="Heading1"/>
       </w:pPr>
-      <w:bookmarkStart w:id="34" w:name="_Toc244298297"/>
+      <w:bookmarkStart w:id="34" w:name="_Toc244300263"/>
       <w:r>
         <w:lastRenderedPageBreak/>
         <w:t>Documents</w:t>
@@ -9231,7 +9231,7 @@
       <w:pPr>
         <w:pStyle w:val="Heading1"/>
       </w:pPr>
-      <w:bookmarkStart w:id="35" w:name="_Toc244298298"/>
+      <w:bookmarkStart w:id="35" w:name="_Toc244300264"/>
       <w:r>
         <w:lastRenderedPageBreak/>
         <w:t>Sign-off workflows and ECOs</w:t>
@@ -9242,7 +9242,7 @@
       <w:pPr>
         <w:pStyle w:val="Heading2"/>
       </w:pPr>
-      <w:bookmarkStart w:id="36" w:name="_Toc244298299"/>
+      <w:bookmarkStart w:id="36" w:name="_Toc244300265"/>
       <w:r>
         <w:t>How workflows work</w:t>
       </w:r>
@@ -9298,7 +9298,7 @@
       <w:pPr>
         <w:pStyle w:val="Heading2"/>
       </w:pPr>
-      <w:bookmarkStart w:id="37" w:name="_Toc244298300"/>
+      <w:bookmarkStart w:id="37" w:name="_Toc244300266"/>
       <w:r>
         <w:t>Asking for sign-off</w:t>
       </w:r>
@@ -9464,7 +9464,7 @@
       <w:pPr>
         <w:pStyle w:val="Heading2"/>
       </w:pPr>
-      <w:bookmarkStart w:id="38" w:name="_Toc244298301"/>
+      <w:bookmarkStart w:id="38" w:name="_Toc244300267"/>
       <w:r>
         <w:t>Reviewing a request</w:t>
       </w:r>
@@ -9766,7 +9766,7 @@
       <w:pPr>
         <w:pStyle w:val="Heading2"/>
       </w:pPr>
-      <w:bookmarkStart w:id="39" w:name="_Toc244298302"/>
+      <w:bookmarkStart w:id="39" w:name="_Toc244300268"/>
       <w:r>
         <w:t>Rejected requests</w:t>
       </w:r>
@@ -9839,7 +9839,7 @@
       <w:pPr>
         <w:pStyle w:val="Heading2"/>
       </w:pPr>
-      <w:bookmarkStart w:id="40" w:name="_Toc244298303"/>
+      <w:bookmarkStart w:id="40" w:name="_Toc244300269"/>
       <w:r>
         <w:t>Engineering change orders</w:t>
       </w:r>
@@ -9891,7 +9891,7 @@
       <w:pPr>
         <w:pStyle w:val="Heading1"/>
       </w:pPr>
-      <w:bookmarkStart w:id="41" w:name="_Toc244298304"/>
+      <w:bookmarkStart w:id="41" w:name="_Toc244300270"/>
       <w:r>
         <w:lastRenderedPageBreak/>
         <w:t>Running the team</w:t>
@@ -9916,7 +9916,7 @@
       <w:pPr>
         <w:pStyle w:val="Heading2"/>
       </w:pPr>
-      <w:bookmarkStart w:id="42" w:name="_Toc244298305"/>
+      <w:bookmarkStart w:id="42" w:name="_Toc244300271"/>
       <w:r>
         <w:t>People and access</w:t>
       </w:r>
@@ -10214,7 +10214,7 @@
       <w:pPr>
         <w:pStyle w:val="Heading2"/>
       </w:pPr>
-      <w:bookmarkStart w:id="43" w:name="_Toc244298306"/>
+      <w:bookmarkStart w:id="43" w:name="_Toc244300272"/>
       <w:r>
         <w:t>Vault settings</w:t>
       </w:r>
@@ -10599,7 +10599,7 @@
       <w:pPr>
         <w:pStyle w:val="Heading2"/>
       </w:pPr>
-      <w:bookmarkStart w:id="44" w:name="_Toc244298307"/>
+      <w:bookmarkStart w:id="44" w:name="_Toc244300273"/>
       <w:r>
         <w:lastRenderedPageBreak/>
         <w:t>The team's Toolbox</w:t>
@@ -10707,7 +10707,7 @@
       <w:pPr>
         <w:pStyle w:val="Heading2"/>
       </w:pPr>
-      <w:bookmarkStart w:id="45" w:name="_Toc244298308"/>
+      <w:bookmarkStart w:id="45" w:name="_Toc244300274"/>
       <w:r>
         <w:t>Vault maintenance</w:t>
       </w:r>
@@ -10772,7 +10772,7 @@
       <w:pPr>
         <w:pStyle w:val="Heading1"/>
       </w:pPr>
-      <w:bookmarkStart w:id="46" w:name="_Toc244298309"/>
+      <w:bookmarkStart w:id="46" w:name="_Toc244300275"/>
       <w:r>
         <w:lastRenderedPageBreak/>
         <w:t>Importing existing CAD</w:t>
@@ -10868,7 +10868,7 @@
       <w:pPr>
         <w:pStyle w:val="Heading1"/>
       </w:pPr>
-      <w:bookmarkStart w:id="47" w:name="_Toc244298310"/>
+      <w:bookmarkStart w:id="47" w:name="_Toc244300276"/>
       <w:r>
         <w:lastRenderedPageBreak/>
         <w:t>Working with SolidWorks</w:t>
@@ -10944,7 +10944,7 @@
       <w:pPr>
         <w:pStyle w:val="Heading2"/>
       </w:pPr>
-      <w:bookmarkStart w:id="48" w:name="_Toc244298311"/>
+      <w:bookmarkStart w:id="48" w:name="_Toc244300277"/>
       <w:r>
         <w:t>Configurations</w:t>
       </w:r>
@@ -11008,7 +11008,7 @@
       <w:pPr>
         <w:pStyle w:val="Heading2"/>
       </w:pPr>
-      <w:bookmarkStart w:id="49" w:name="_Toc244298312"/>
+      <w:bookmarkStart w:id="49" w:name="_Toc244300278"/>
       <w:r>
         <w:t>Templates</w:t>
       </w:r>
@@ -11286,7 +11286,7 @@
       <w:pPr>
         <w:pStyle w:val="Heading1"/>
       </w:pPr>
-      <w:bookmarkStart w:id="50" w:name="_Toc244298313"/>
+      <w:bookmarkStart w:id="50" w:name="_Toc244300279"/>
       <w:r>
         <w:lastRenderedPageBreak/>
         <w:t>How Litterbox works</w:t>
@@ -11302,7 +11302,7 @@
       <w:pPr>
         <w:pStyle w:val="Heading2"/>
       </w:pPr>
-      <w:bookmarkStart w:id="51" w:name="_Toc244298314"/>
+      <w:bookmarkStart w:id="51" w:name="_Toc244300280"/>
       <w:r>
         <w:t>The vault is a Git repository</w:t>
       </w:r>
@@ -11706,7 +11706,7 @@
       <w:pPr>
         <w:pStyle w:val="Heading2"/>
       </w:pPr>
-      <w:bookmarkStart w:id="52" w:name="_Toc244298315"/>
+      <w:bookmarkStart w:id="52" w:name="_Toc244300281"/>
       <w:r>
         <w:t>Locks, read-only files, and uploads</w:t>
       </w:r>
@@ -11807,7 +11807,7 @@
       <w:pPr>
         <w:pStyle w:val="Heading2"/>
       </w:pPr>
-      <w:bookmarkStart w:id="53" w:name="_Toc244298316"/>
+      <w:bookmarkStart w:id="53" w:name="_Toc244300282"/>
       <w:r>
         <w:t>Downloads</w:t>
       </w:r>
@@ -11831,7 +11831,7 @@
       <w:pPr>
         <w:pStyle w:val="Heading2"/>
       </w:pPr>
-      <w:bookmarkStart w:id="54" w:name="_Toc244298317"/>
+      <w:bookmarkStart w:id="54" w:name="_Toc244300283"/>
       <w:r>
         <w:t>The job queue</w:t>
       </w:r>
@@ -11980,7 +11980,7 @@
       <w:pPr>
         <w:pStyle w:val="Heading1"/>
       </w:pPr>
-      <w:bookmarkStart w:id="55" w:name="_Toc244298318"/>
+      <w:bookmarkStart w:id="55" w:name="_Toc244300284"/>
       <w:r>
         <w:lastRenderedPageBreak/>
         <w:t>Settings and troubleshooting</w:t>
@@ -11991,7 +11991,7 @@
       <w:pPr>
         <w:pStyle w:val="Heading2"/>
       </w:pPr>
-      <w:bookmarkStart w:id="56" w:name="_Toc244298319"/>
+      <w:bookmarkStart w:id="56" w:name="_Toc244300285"/>
       <w:r>
         <w:t>Your settings</w:t>
       </w:r>
@@ -12355,7 +12355,7 @@
       <w:pPr>
         <w:pStyle w:val="Heading2"/>
       </w:pPr>
-      <w:bookmarkStart w:id="57" w:name="_Toc244298320"/>
+      <w:bookmarkStart w:id="57" w:name="_Toc244300286"/>
       <w:r>
         <w:t>Problems</w:t>
       </w:r>
@@ -12472,7 +12472,7 @@
       <w:pPr>
         <w:pStyle w:val="Heading2"/>
       </w:pPr>
-      <w:bookmarkStart w:id="58" w:name="_Toc244298321"/>
+      <w:bookmarkStart w:id="58" w:name="_Toc244300287"/>
       <w:r>
         <w:lastRenderedPageBreak/>
         <w:t>The command line</w:t>
@@ -12513,7 +12513,7 @@
       <w:pPr>
         <w:pStyle w:val="Heading1"/>
       </w:pPr>
-      <w:bookmarkStart w:id="59" w:name="_Toc244298322"/>
+      <w:bookmarkStart w:id="59" w:name="_Toc244300288"/>
       <w:r>
         <w:lastRenderedPageBreak/>
         <w:t>Quick reference</w:t>
@@ -13179,100 +13179,100 @@
       </w:rPr>
     </w:lvl>
   </w:abstractNum>
-  <w:num w:numId="1" w16cid:durableId="1830435962">
+  <w:num w:numId="1" w16cid:durableId="1594168970">
     <w:abstractNumId w:val="8"/>
   </w:num>
-  <w:num w:numId="2" w16cid:durableId="695159786">
+  <w:num w:numId="2" w16cid:durableId="220679916">
     <w:abstractNumId w:val="6"/>
   </w:num>
-  <w:num w:numId="3" w16cid:durableId="1923222570">
+  <w:num w:numId="3" w16cid:durableId="1130125650">
     <w:abstractNumId w:val="5"/>
   </w:num>
-  <w:num w:numId="4" w16cid:durableId="188839508">
+  <w:num w:numId="4" w16cid:durableId="838737134">
     <w:abstractNumId w:val="4"/>
   </w:num>
-  <w:num w:numId="5" w16cid:durableId="2084836599">
+  <w:num w:numId="5" w16cid:durableId="763654092">
     <w:abstractNumId w:val="7"/>
   </w:num>
-  <w:num w:numId="6" w16cid:durableId="540869314">
+  <w:num w:numId="6" w16cid:durableId="2098552125">
     <w:abstractNumId w:val="3"/>
   </w:num>
-  <w:num w:numId="7" w16cid:durableId="2030377038">
+  <w:num w:numId="7" w16cid:durableId="1192114324">
     <w:abstractNumId w:val="2"/>
   </w:num>
-  <w:num w:numId="8" w16cid:durableId="2055107471">
+  <w:num w:numId="8" w16cid:durableId="1472794080">
     <w:abstractNumId w:val="1"/>
   </w:num>
-  <w:num w:numId="9" w16cid:durableId="1573462261">
+  <w:num w:numId="9" w16cid:durableId="1178885741">
     <w:abstractNumId w:val="0"/>
   </w:num>
-  <w:num w:numId="10" w16cid:durableId="1473017938">
+  <w:num w:numId="10" w16cid:durableId="117840008">
     <w:abstractNumId w:val="7"/>
     <w:lvlOverride w:ilvl="0">
       <w:startOverride w:val="1"/>
     </w:lvlOverride>
   </w:num>
-  <w:num w:numId="11" w16cid:durableId="120541536">
+  <w:num w:numId="11" w16cid:durableId="469716679">
     <w:abstractNumId w:val="7"/>
     <w:lvlOverride w:ilvl="0">
       <w:startOverride w:val="1"/>
     </w:lvlOverride>
   </w:num>
-  <w:num w:numId="12" w16cid:durableId="358429532">
+  <w:num w:numId="12" w16cid:durableId="804935173">
     <w:abstractNumId w:val="7"/>
     <w:lvlOverride w:ilvl="0">
       <w:startOverride w:val="1"/>
     </w:lvlOverride>
   </w:num>
-  <w:num w:numId="13" w16cid:durableId="491214809">
+  <w:num w:numId="13" w16cid:durableId="492913076">
     <w:abstractNumId w:val="7"/>
     <w:lvlOverride w:ilvl="0">
       <w:startOverride w:val="1"/>
     </w:lvlOverride>
   </w:num>
-  <w:num w:numId="14" w16cid:durableId="756439023">
+  <w:num w:numId="14" w16cid:durableId="1511797190">
     <w:abstractNumId w:val="7"/>
     <w:lvlOverride w:ilvl="0">
       <w:startOverride w:val="1"/>
     </w:lvlOverride>
   </w:num>
-  <w:num w:numId="15" w16cid:durableId="1592666162">
+  <w:num w:numId="15" w16cid:durableId="204682068">
     <w:abstractNumId w:val="7"/>
     <w:lvlOverride w:ilvl="0">
       <w:startOverride w:val="1"/>
     </w:lvlOverride>
   </w:num>
-  <w:num w:numId="16" w16cid:durableId="205214450">
+  <w:num w:numId="16" w16cid:durableId="688062969">
     <w:abstractNumId w:val="7"/>
     <w:lvlOverride w:ilvl="0">
       <w:startOverride w:val="1"/>
     </w:lvlOverride>
   </w:num>
-  <w:num w:numId="17" w16cid:durableId="269435422">
+  <w:num w:numId="17" w16cid:durableId="892545796">
     <w:abstractNumId w:val="7"/>
     <w:lvlOverride w:ilvl="0">
       <w:startOverride w:val="1"/>
     </w:lvlOverride>
   </w:num>
-  <w:num w:numId="18" w16cid:durableId="1912080334">
+  <w:num w:numId="18" w16cid:durableId="475991103">
     <w:abstractNumId w:val="7"/>
     <w:lvlOverride w:ilvl="0">
       <w:startOverride w:val="1"/>
     </w:lvlOverride>
   </w:num>
-  <w:num w:numId="19" w16cid:durableId="1944342082">
+  <w:num w:numId="19" w16cid:durableId="2146854835">
     <w:abstractNumId w:val="7"/>
     <w:lvlOverride w:ilvl="0">
       <w:startOverride w:val="1"/>
     </w:lvlOverride>
   </w:num>
-  <w:num w:numId="20" w16cid:durableId="1175726775">
+  <w:num w:numId="20" w16cid:durableId="1440367629">
     <w:abstractNumId w:val="7"/>
     <w:lvlOverride w:ilvl="0">
       <w:startOverride w:val="1"/>
     </w:lvlOverride>
   </w:num>
-  <w:num w:numId="21" w16cid:durableId="623923980">
+  <w:num w:numId="21" w16cid:durableId="826625925">
     <w:abstractNumId w:val="7"/>
     <w:lvlOverride w:ilvl="0">
       <w:startOverride w:val="1"/>
@@ -24642,7 +24642,7 @@
     <w:autoRedefine/>
     <w:uiPriority w:val="39"/>
     <w:unhideWhenUsed/>
-    <w:rsid w:val="008706AA"/>
+    <w:rsid w:val="005867AE"/>
     <w:pPr>
       <w:spacing w:after="100"/>
     </w:pPr>
@@ -24654,7 +24654,7 @@
     <w:autoRedefine/>
     <w:uiPriority w:val="39"/>
     <w:unhideWhenUsed/>
-    <w:rsid w:val="008706AA"/>
+    <w:rsid w:val="005867AE"/>
     <w:pPr>
       <w:spacing w:after="100"/>
       <w:ind w:left="210"/>
@@ -24665,7 +24665,7 @@
     <w:basedOn w:val="DefaultParagraphFont"/>
     <w:uiPriority w:val="99"/>
     <w:unhideWhenUsed/>
-    <w:rsid w:val="008706AA"/>
+    <w:rsid w:val="005867AE"/>
     <w:rPr>
       <w:color w:val="0000FF" w:themeColor="hyperlink"/>
       <w:u w:val="single"/>
